--- a/docs/paper/article_gip.docx
+++ b/docs/paper/article_gip.docx
@@ -81,7 +81,7 @@
         <w:pStyle w:val="BodyText"/>
       </w:pPr>
       <w:r>
-        <w:t xml:space="preserve">Представлена региональная нейросетевая модель прогноза погоды над югом Красноярского края, построенная на графовом представлении атмосферного состояния. Глобальная расчётная сетка с шагом 0,703° и региональная вставка с шагом 0,25° объединены в единую расчётную сетку из 133 279 узлов, образующую единый граф, что устраняет необходимость задания внешних граничных условий: согласование разрешений на стыке достигается механизмом обмена сообщениями в процессе обучения. Модель содержит 5,9 млн обучаемых параметров, обучение и выпуск прогноза выполняются на одном графическом ускорителе. Оценка на независимой выборке из 1607 сроков (все сезоны) показала среднеквадратическую ошибку прогноза приземной температуры 1,46 °C на суточном сроке при агрегатной успешности 74,6 % относительно инерционного прогноза. Показано, что распределение обучающего сигнала по узлам графа и по каналам, возникающее при равномерном усреднении функции потерь, далеко от постановки задачи; явное взвешивание снижает ошибку приземной температуры на 10,2 % в среднем по горизонтам при равном объёме обучения (12,0 % на суточном сроке) без изменения архитектуры. В контрольном эксперименте с равным бюджетом обучения установлено, что ошибка на проверочной выборке при одношаговом прогнозе является ненадёжным критерием отбора модели для многошагового прогноза.</w:t>
+        <w:t xml:space="preserve">Представлена региональная нейросетевая модель прогноза погоды над югом Красноярского края, построенная на графовом представлении атмосферного состояния. Глобальная расчётная сетка с шагом 0,703° и региональная вставка с шагом 0,25° объединены в единую расчётную сетку из 133 279 узлов, образующую единый граф, что устраняет необходимость задания внешних граничных условий: согласование разрешений на стыке достигается механизмом обмена сообщениями в процессе обучения. Модель содержит 5,9 млн обучаемых параметров, обучение и выпуск прогноза выполняются на одном графическом ускорителе. Оценка на независимой выборке из 1607 сроков (все сезоны) показала среднеквадратическую ошибку прогноза приземной температуры 1,47 °C на суточном сроке при агрегатной успешности 74,4 % относительно инерционного прогноза и аномальной корреляции 0,975 относительно климатологии. Показано, что распределение обучающего сигнала по узлам графа и по каналам, возникающее при равномерном усреднении функции потерь, далеко от постановки задачи; явное взвешивание снижает ошибку приземной температуры на 10,2 % в среднем по горизонтам при равном объёме обучения (12,0 % на суточном сроке) без изменения архитектуры. В контрольном эксперименте с равным бюджетом обучения установлено, что ошибка на проверочной выборке при одношаговом прогнозе является ненадёжным критерием отбора модели для многошагового прогноза.</w:t>
       </w:r>
     </w:p>
     <w:p>
@@ -164,7 +164,7 @@
         <w:pStyle w:val="BodyText"/>
       </w:pPr>
       <w:r>
-        <w:t xml:space="preserve">A regional neural network weather forecasting model for the south of Krasnoyarsk Krai based on a graph representation of the atmospheric state is presented. A global mesh of 0.703° and a regional insert of 0.25° are combined into a single graph of 133,279 nodes, removing the need for external lateral boundary conditions: the resolutions are reconciled at the interface by the message passing mechanism during training. The model has 5.9 million trainable parameters; both training and forecast production run on a single GPU. On an independent sample of 1607 initial times covering all seasons the root-mean-square error of the 2-m temperature forecast is 1.46 °C at the 24-h lead time, with an aggregate skill score of 74.6 % relative to persistence. The distribution of the training signal over graph nodes and channels that arises from uniform averaging of the loss is shown to be far from the task at hand; explicit weighting reduces the 2-m temperature error by 10.2 % at an equal training budget and with no change to the architecture. A controlled experiment at an equal training budget shows the single-step validation error to be an unreliable criterion for selecting a model for multi-step forecasting.</w:t>
+        <w:t xml:space="preserve">A regional neural network weather forecasting model for the south of Krasnoyarsk Krai based on a graph representation of the atmospheric state is presented. A global mesh of 0.703° and a regional insert of 0.25° are combined into a single graph of 133,279 nodes, removing the need for external lateral boundary conditions: the resolutions are reconciled at the interface by the message passing mechanism during training. The model has 5.9 million trainable parameters; both training and forecast production run on a single GPU. On an independent sample of 1607 initial times covering all seasons the root-mean-square error of the 2-m temperature forecast is 1.47 °C at the 24-h lead time, with an aggregate skill score of 74.4 % against persistence and an anomaly correlation of 0.975 against climatology. The distribution of the training signal over nodes and channels arising from uniform averaging of the loss is shown to be far from the task; explicit weighting reduces the 2-m temperature error by 10.2 % at an equal training budget and with no change to the architecture. A controlled experiment at an equal training budget shows the single-step validation error to be an unreliable criterion for selecting a model for multi-step forecasting.</w:t>
       </w:r>
     </w:p>
     <w:p>
@@ -365,7 +365,7 @@
         </m:sSup>
       </m:oMath>
       <w:r>
-        <w:t xml:space="preserve">). Перед подачей в сеть каждый канал стандартизуется; среднее и стандартное отклонение оценены по всему периоду 2010–2020 гг., включая проверочную и тестовую части, — влияние двух чисел на канал пренебрежимо, но факт указывается явно.</w:t>
+        <w:t xml:space="preserve">), перед подачей в сеть каждый канал стандартизуется. Среднее и стандартное отклонение оценены по всему периоду 2010–2020 гг., включая проверочную и тестовую части: влияние двух чисел на канал пренебрежимо, но факт указывается явно.</w:t>
       </w:r>
     </w:p>
     <w:p>
@@ -942,7 +942,24 @@
         <w:t xml:space="preserve"> </w:t>
       </w:r>
       <w:r>
-        <w:t xml:space="preserve">— значение реанализа, принимаемое за истинное. Ошибка приводится в единицах переменной: °C, м/с, гПа, гпм. Узлы суммируются с равными весами: при широтном диапазоне 50–60° с. ш. отношение площадей ячеек на границах области составляет 1,29, одинаково для всех конфигураций, и на их упорядочение не влияет.</w:t>
+        <w:t xml:space="preserve">— значение реанализа, принимаемое за истинное. Ошибка приводится в единицах переменной: °C, м/с, гПа, гпм. Узлы суммируются с весами</w:t>
+      </w:r>
+      <w:r>
+        <w:t xml:space="preserve"> </w:t>
+      </w:r>
+      <m:oMath>
+        <m:r>
+          <m:rPr>
+            <m:sty m:val="p"/>
+          </m:rPr>
+          <m:t>cos</m:t>
+        </m:r>
+        <m:r>
+          <m:t>φ</m:t>
+        </m:r>
+      </m:oMath>
+      <w:r>
+        <w:t xml:space="preserve">, нормированными на единичное среднее, как принято в протоколе верификации нейросетевых моделей прогноза [12]: ячейка широтно-долготной сетки на 60° с. ш. вдвое у́же экваториальной, и равные веса завышали бы вклад высоких широт. Для полосы 50–60° с. ш. отношение крайних весов равно 1,29.</w:t>
       </w:r>
     </w:p>
     <w:p>
@@ -950,7 +967,7 @@
         <w:pStyle w:val="BodyText"/>
       </w:pPr>
       <w:r>
-        <w:t xml:space="preserve">Используются два эталона. Инерционный прогноз переносит поля последнего входного среза</w:t>
+        <w:t xml:space="preserve">Используются два эталона; инерционный переносит поля последнего входного среза</w:t>
       </w:r>
       <w:r>
         <w:t xml:space="preserve"> </w:t>
@@ -973,7 +990,7 @@
         <w:t xml:space="preserve"> </w:t>
       </w:r>
       <w:r>
-        <w:t xml:space="preserve">на все горизонты без изменений. Успешность относительно эталона определяется как</w:t>
+        <w:t xml:space="preserve">на все горизонты без изменений. Успешность относительно эталона —</w:t>
       </w:r>
     </w:p>
     <w:p>
@@ -1239,7 +1256,7 @@
         <w:pStyle w:val="BodyText"/>
       </w:pPr>
       <w:r>
-        <w:t xml:space="preserve">Инерционный эталон пригоден не для всех полей. По приземной температуре его ошибка равна 4,99 / 6,88 / 5,88 / 4,42 °C на горизонтах +6 / +12 / +18 / +24 ч: на суточном сроке он точнее, чем на шестичасовом, поскольку через сутки поле возвращается к тому же часу местного времени. Успешность по температуре относительно него немонотонна (76,4 / 80,2 / 76,2 / 67,0 %) и характеризует эталон не меньше, чем модель; по остальным каналам ошибка эталона растёт с горизонтом.</w:t>
+        <w:t xml:space="preserve">Инерционный эталон пригоден не для всех полей. По приземной температуре его ошибка равна 4,99 / 6,88 / 5,88 / 4,42 °C на горизонтах +6…+24 ч: на суточном сроке он точнее, чем на шестичасовом, поскольку поле возвращается к тому же часу местного времени. Успешность относительно него немонотонна (76,4 / 80,2 / 76,2 / 67,0 %) и характеризует эталон не меньше, чем модель.</w:t>
       </w:r>
     </w:p>
     <w:p>
@@ -1247,7 +1264,7 @@
         <w:pStyle w:val="BodyText"/>
       </w:pPr>
       <w:r>
-        <w:t xml:space="preserve">Климатический эталон свободен от этого недостатка. Он построен по обучающей части выборки разложением по гармоникам — три годовые и суточный ход — при этом тестовые сроки в подгонку не входили. Его ошибка от горизонта практически не зависит: 6,25 °C по приземной температуре на всех сроках, 5,42 °C по температуре на 850 гПа, 9,19 гПа по давлению на уровне моря, 2,05 и 1,74 м/с по составляющим ветра. Успешность основной модели относительно климатологии на суточном сроке составляет 76,6 % по приземной температуре, 82,7 % по T850, 88,8 % по давлению, 65,9 и 60,9 % по ветру. Постоянство эталона задаёт предел полезности прогноза: ошибка модели по приземной температуре равна 4,33 °C на +120 ч и 6,19 °C на +168 ч, то есть сравнивается с климатологией после седьмых суток.</w:t>
+        <w:t xml:space="preserve">Климатический эталон свободен от этого недостатка. Он построен разложением по гармоникам — три годовые и суточный ход — по обучающей части выборки, тестовые сроки в подгонку не входили. От горизонта его ошибка практически не зависит: 6,25 °C по приземной температуре на всех сроках, 5,42 °C по температуре на 850 гПа, 9,19 гПа по давлению на уровне моря, 2,05 и 1,74 м/с по составляющим ветра. Успешность основной модели относительно климатологии на суточном сроке составляет 76,6 % по приземной температуре, 82,7 % по T850, 88,8 % по давлению, 65,9 и 60,9 % по ветру. Постоянство эталона задаёт предел полезности прогноза: ошибка модели по приземной температуре равна 4,33 °C на +120 ч и 6,19 °C на +168 ч, то есть сравнивается с климатологией после седьмых суток.</w:t>
       </w:r>
     </w:p>
     <w:p>
@@ -1888,6 +1905,529 @@
         <w:pStyle w:val="BodyText"/>
       </w:pPr>
       <w:r>
+        <w:t xml:space="preserve">Наряду с ошибкой приводится аномальная корреляция — мера того, насколько прогноз воспроизводит отклонение от обычного состояния:</w:t>
+      </w:r>
+    </w:p>
+    <w:p>
+      <w:pPr>
+        <w:pStyle w:val="BodyText"/>
+      </w:pPr>
+      <m:oMathPara>
+        <m:oMathParaPr>
+          <m:jc m:val="center"/>
+        </m:oMathParaPr>
+        <m:oMath>
+          <m:sSub>
+            <m:e>
+              <m:r>
+                <m:rPr>
+                  <m:sty m:val="p"/>
+                </m:rPr>
+                <m:t>A</m:t>
+              </m:r>
+              <m:r>
+                <m:rPr>
+                  <m:sty m:val="p"/>
+                </m:rPr>
+                <m:t>C</m:t>
+              </m:r>
+              <m:r>
+                <m:rPr>
+                  <m:sty m:val="p"/>
+                </m:rPr>
+                <m:t>C</m:t>
+              </m:r>
+            </m:e>
+            <m:sub>
+              <m:r>
+                <m:t>c</m:t>
+              </m:r>
+            </m:sub>
+          </m:sSub>
+          <m:r>
+            <m:rPr>
+              <m:sty m:val="p"/>
+            </m:rPr>
+            <m:t>(</m:t>
+          </m:r>
+          <m:r>
+            <m:t>τ</m:t>
+          </m:r>
+          <m:r>
+            <m:rPr>
+              <m:sty m:val="p"/>
+            </m:rPr>
+            <m:t>)</m:t>
+          </m:r>
+          <m:r>
+            <m:rPr>
+              <m:sty m:val="p"/>
+            </m:rPr>
+            <m:t>=</m:t>
+          </m:r>
+          <m:f>
+            <m:fPr>
+              <m:type m:val="bar"/>
+            </m:fPr>
+            <m:num>
+              <m:r>
+                <m:rPr>
+                  <m:sty m:val="p"/>
+                </m:rPr>
+                <m:t>∑</m:t>
+              </m:r>
+              <m:sSub>
+                <m:e>
+                  <m:r>
+                    <m:t>w</m:t>
+                  </m:r>
+                </m:e>
+                <m:sub>
+                  <m:r>
+                    <m:t>g</m:t>
+                  </m:r>
+                </m:sub>
+              </m:sSub>
+              <m:r>
+                <m:t> </m:t>
+              </m:r>
+              <m:r>
+                <m:rPr>
+                  <m:sty m:val="p"/>
+                </m:rPr>
+                <m:t>(</m:t>
+              </m:r>
+              <m:sSub>
+                <m:e>
+                  <m:acc>
+                    <m:accPr>
+                      <m:chr m:val="̂"/>
+                    </m:accPr>
+                    <m:e>
+                      <m:r>
+                        <m:t>x</m:t>
+                      </m:r>
+                    </m:e>
+                  </m:acc>
+                </m:e>
+                <m:sub>
+                  <m:r>
+                    <m:t>c</m:t>
+                  </m:r>
+                  <m:r>
+                    <m:rPr>
+                      <m:sty m:val="p"/>
+                    </m:rPr>
+                    <m:t>,</m:t>
+                  </m:r>
+                  <m:r>
+                    <m:t>g</m:t>
+                  </m:r>
+                </m:sub>
+              </m:sSub>
+              <m:r>
+                <m:rPr>
+                  <m:sty m:val="p"/>
+                </m:rPr>
+                <m:t>−</m:t>
+              </m:r>
+              <m:sSub>
+                <m:e>
+                  <m:acc>
+                    <m:accPr>
+                      <m:chr m:val="‾"/>
+                    </m:accPr>
+                    <m:e>
+                      <m:r>
+                        <m:t>x</m:t>
+                      </m:r>
+                    </m:e>
+                  </m:acc>
+                </m:e>
+                <m:sub>
+                  <m:r>
+                    <m:t>c</m:t>
+                  </m:r>
+                  <m:r>
+                    <m:rPr>
+                      <m:sty m:val="p"/>
+                    </m:rPr>
+                    <m:t>,</m:t>
+                  </m:r>
+                  <m:r>
+                    <m:t>g</m:t>
+                  </m:r>
+                </m:sub>
+              </m:sSub>
+              <m:r>
+                <m:rPr>
+                  <m:sty m:val="p"/>
+                </m:rPr>
+                <m:t>)</m:t>
+              </m:r>
+              <m:r>
+                <m:rPr>
+                  <m:sty m:val="p"/>
+                </m:rPr>
+                <m:t>(</m:t>
+              </m:r>
+              <m:sSub>
+                <m:e>
+                  <m:r>
+                    <m:t>x</m:t>
+                  </m:r>
+                </m:e>
+                <m:sub>
+                  <m:r>
+                    <m:t>c</m:t>
+                  </m:r>
+                  <m:r>
+                    <m:rPr>
+                      <m:sty m:val="p"/>
+                    </m:rPr>
+                    <m:t>,</m:t>
+                  </m:r>
+                  <m:r>
+                    <m:t>g</m:t>
+                  </m:r>
+                </m:sub>
+              </m:sSub>
+              <m:r>
+                <m:rPr>
+                  <m:sty m:val="p"/>
+                </m:rPr>
+                <m:t>−</m:t>
+              </m:r>
+              <m:sSub>
+                <m:e>
+                  <m:acc>
+                    <m:accPr>
+                      <m:chr m:val="‾"/>
+                    </m:accPr>
+                    <m:e>
+                      <m:r>
+                        <m:t>x</m:t>
+                      </m:r>
+                    </m:e>
+                  </m:acc>
+                </m:e>
+                <m:sub>
+                  <m:r>
+                    <m:t>c</m:t>
+                  </m:r>
+                  <m:r>
+                    <m:rPr>
+                      <m:sty m:val="p"/>
+                    </m:rPr>
+                    <m:t>,</m:t>
+                  </m:r>
+                  <m:r>
+                    <m:t>g</m:t>
+                  </m:r>
+                </m:sub>
+              </m:sSub>
+              <m:r>
+                <m:rPr>
+                  <m:sty m:val="p"/>
+                </m:rPr>
+                <m:t>)</m:t>
+              </m:r>
+            </m:num>
+            <m:den>
+              <m:sSup>
+                <m:e>
+                  <m:d>
+                    <m:dPr>
+                      <m:begChr m:val="["/>
+                      <m:sepChr m:val=""/>
+                      <m:endChr m:val="]"/>
+                      <m:grow/>
+                    </m:dPr>
+                    <m:e>
+                      <m:r>
+                        <m:rPr>
+                          <m:sty m:val="p"/>
+                        </m:rPr>
+                        <m:t>∑</m:t>
+                      </m:r>
+                      <m:sSub>
+                        <m:e>
+                          <m:r>
+                            <m:t>w</m:t>
+                          </m:r>
+                        </m:e>
+                        <m:sub>
+                          <m:r>
+                            <m:t>g</m:t>
+                          </m:r>
+                        </m:sub>
+                      </m:sSub>
+                      <m:r>
+                        <m:rPr>
+                          <m:sty m:val="p"/>
+                        </m:rPr>
+                        <m:t>(</m:t>
+                      </m:r>
+                      <m:sSub>
+                        <m:e>
+                          <m:acc>
+                            <m:accPr>
+                              <m:chr m:val="̂"/>
+                            </m:accPr>
+                            <m:e>
+                              <m:r>
+                                <m:t>x</m:t>
+                              </m:r>
+                            </m:e>
+                          </m:acc>
+                        </m:e>
+                        <m:sub>
+                          <m:r>
+                            <m:t>c</m:t>
+                          </m:r>
+                          <m:r>
+                            <m:rPr>
+                              <m:sty m:val="p"/>
+                            </m:rPr>
+                            <m:t>,</m:t>
+                          </m:r>
+                          <m:r>
+                            <m:t>g</m:t>
+                          </m:r>
+                        </m:sub>
+                      </m:sSub>
+                      <m:r>
+                        <m:rPr>
+                          <m:sty m:val="p"/>
+                        </m:rPr>
+                        <m:t>−</m:t>
+                      </m:r>
+                      <m:sSub>
+                        <m:e>
+                          <m:acc>
+                            <m:accPr>
+                              <m:chr m:val="‾"/>
+                            </m:accPr>
+                            <m:e>
+                              <m:r>
+                                <m:t>x</m:t>
+                              </m:r>
+                            </m:e>
+                          </m:acc>
+                        </m:e>
+                        <m:sub>
+                          <m:r>
+                            <m:t>c</m:t>
+                          </m:r>
+                          <m:r>
+                            <m:rPr>
+                              <m:sty m:val="p"/>
+                            </m:rPr>
+                            <m:t>,</m:t>
+                          </m:r>
+                          <m:r>
+                            <m:t>g</m:t>
+                          </m:r>
+                        </m:sub>
+                      </m:sSub>
+                      <m:sSup>
+                        <m:e>
+                          <m:r>
+                            <m:rPr>
+                              <m:sty m:val="p"/>
+                            </m:rPr>
+                            <m:t>)</m:t>
+                          </m:r>
+                        </m:e>
+                        <m:sup>
+                          <m:r>
+                            <m:t>2</m:t>
+                          </m:r>
+                        </m:sup>
+                      </m:sSup>
+                      <m:r>
+                        <m:t> </m:t>
+                      </m:r>
+                      <m:r>
+                        <m:rPr>
+                          <m:sty m:val="p"/>
+                        </m:rPr>
+                        <m:t>∑</m:t>
+                      </m:r>
+                      <m:sSub>
+                        <m:e>
+                          <m:r>
+                            <m:t>w</m:t>
+                          </m:r>
+                        </m:e>
+                        <m:sub>
+                          <m:r>
+                            <m:t>g</m:t>
+                          </m:r>
+                        </m:sub>
+                      </m:sSub>
+                      <m:r>
+                        <m:rPr>
+                          <m:sty m:val="p"/>
+                        </m:rPr>
+                        <m:t>(</m:t>
+                      </m:r>
+                      <m:sSub>
+                        <m:e>
+                          <m:r>
+                            <m:t>x</m:t>
+                          </m:r>
+                        </m:e>
+                        <m:sub>
+                          <m:r>
+                            <m:t>c</m:t>
+                          </m:r>
+                          <m:r>
+                            <m:rPr>
+                              <m:sty m:val="p"/>
+                            </m:rPr>
+                            <m:t>,</m:t>
+                          </m:r>
+                          <m:r>
+                            <m:t>g</m:t>
+                          </m:r>
+                        </m:sub>
+                      </m:sSub>
+                      <m:r>
+                        <m:rPr>
+                          <m:sty m:val="p"/>
+                        </m:rPr>
+                        <m:t>−</m:t>
+                      </m:r>
+                      <m:sSub>
+                        <m:e>
+                          <m:acc>
+                            <m:accPr>
+                              <m:chr m:val="‾"/>
+                            </m:accPr>
+                            <m:e>
+                              <m:r>
+                                <m:t>x</m:t>
+                              </m:r>
+                            </m:e>
+                          </m:acc>
+                        </m:e>
+                        <m:sub>
+                          <m:r>
+                            <m:t>c</m:t>
+                          </m:r>
+                          <m:r>
+                            <m:rPr>
+                              <m:sty m:val="p"/>
+                            </m:rPr>
+                            <m:t>,</m:t>
+                          </m:r>
+                          <m:r>
+                            <m:t>g</m:t>
+                          </m:r>
+                        </m:sub>
+                      </m:sSub>
+                      <m:sSup>
+                        <m:e>
+                          <m:r>
+                            <m:rPr>
+                              <m:sty m:val="p"/>
+                            </m:rPr>
+                            <m:t>)</m:t>
+                          </m:r>
+                        </m:e>
+                        <m:sup>
+                          <m:r>
+                            <m:t>2</m:t>
+                          </m:r>
+                        </m:sup>
+                      </m:sSup>
+                    </m:e>
+                  </m:d>
+                </m:e>
+                <m:sup>
+                  <m:r>
+                    <m:t>1</m:t>
+                  </m:r>
+                  <m:r>
+                    <m:rPr>
+                      <m:sty m:val="p"/>
+                    </m:rPr>
+                    <m:t>/</m:t>
+                  </m:r>
+                  <m:r>
+                    <m:t>2</m:t>
+                  </m:r>
+                </m:sup>
+              </m:sSup>
+            </m:den>
+          </m:f>
+          <m:r>
+            <m:rPr>
+              <m:sty m:val="p"/>
+            </m:rPr>
+            <m:t>,</m:t>
+          </m:r>
+        </m:oMath>
+      </m:oMathPara>
+    </w:p>
+    <w:p>
+      <w:pPr>
+        <w:pStyle w:val="FirstParagraph"/>
+      </w:pPr>
+      <w:r>
+        <w:t xml:space="preserve">где</w:t>
+      </w:r>
+      <w:r>
+        <w:t xml:space="preserve"> </w:t>
+      </w:r>
+      <m:oMath>
+        <m:acc>
+          <m:accPr>
+            <m:chr m:val="‾"/>
+          </m:accPr>
+          <m:e>
+            <m:r>
+              <m:t>x</m:t>
+            </m:r>
+          </m:e>
+        </m:acc>
+      </m:oMath>
+      <w:r>
+        <w:t xml:space="preserve"> </w:t>
+      </w:r>
+      <w:r>
+        <w:t xml:space="preserve">— климатология на тот же срок,</w:t>
+      </w:r>
+      <w:r>
+        <w:t xml:space="preserve"> </w:t>
+      </w:r>
+      <m:oMath>
+        <m:sSub>
+          <m:e>
+            <m:r>
+              <m:t>w</m:t>
+            </m:r>
+          </m:e>
+          <m:sub>
+            <m:r>
+              <m:t>g</m:t>
+            </m:r>
+          </m:sub>
+        </m:sSub>
+      </m:oMath>
+      <w:r>
+        <w:t xml:space="preserve"> </w:t>
+      </w:r>
+      <w:r>
+        <w:t xml:space="preserve">— тот же широтный вес; суммирование идёт по узлам и срокам сразу, то есть ACC есть отношение сумм, а не среднее посрочных корреляций. Вычитается именно климатология: общий для прогноза и истины сезонный ход должен быть убран из обоих.</w:t>
+      </w:r>
+    </w:p>
+    <w:p>
+      <w:pPr>
+        <w:pStyle w:val="BodyText"/>
+      </w:pPr>
+      <w:r>
         <w:t xml:space="preserve">Точность оценок характеризуется доверительными интервалами блочного бутстрепа: сроки идут через 6 ч и коррелированы внутри одного синоптического процесса, поэтому ресэмплируются блоки подряд идущих сроков [7]. Интервалы строятся из посрочных вкладов в ошибку, поэтому парное сравнение конфигураций ведётся на общих сроках. Интервал учитывает изменчивость по срокам верификации, но не по повторным обучениям; последняя приведена в «Ограничениях».</w:t>
       </w:r>
     </w:p>
@@ -3374,7 +3914,7 @@
         <w:t xml:space="preserve"> </w:t>
       </w:r>
       <w:r>
-        <w:t xml:space="preserve">в (6) последовательно увеличивается до четырёх, причём функция потерь вычисляется по всем шагам развёртки.</w:t>
+        <w:t xml:space="preserve">в (7) последовательно увеличивается до четырёх, причём функция потерь вычисляется по всем шагам развёртки.</w:t>
       </w:r>
     </w:p>
     <w:p>
@@ -3417,7 +3957,7 @@
         <w:pStyle w:val="FirstParagraph"/>
       </w:pPr>
       <w:r>
-        <w:t xml:space="preserve">Все оценки получены на едином окне верификации и при единственном определении истинного поля (разд. 2): реанализ ERA5 с шагом 0,25° в узлах региональной вставки. Показатели — среднеквадратическая ошибка в физических единицах (1), успешность относительно эталона (2) и агрегатная успешность по прогностическим каналам (3).</w:t>
+        <w:t xml:space="preserve">Все оценки получены на едином окне верификации и при единственном определении истинного поля (разд. 2): реанализ ERA5 с шагом 0,25° в узлах региональной вставки. Показатели — ошибка (1), успешность относительно эталона (2), агрегатная успешность (3) и аномальная корреляция (4). Табл. 1 посчитана с широтными весами, табл. 3–5 — с равными: это внутренние сравнения конфигураций, а вес смещает ошибку не более чем на 0,02 °C и агрегат на 0,2 п.п. одинаково у всех строк.</w:t>
       </w:r>
     </w:p>
     <w:p>
@@ -3441,7 +3981,7 @@
         <w:t xml:space="preserve"> </w:t>
       </w:r>
       <w:r>
-        <w:t xml:space="preserve">100 сроков периода (по 19.12.2019). Подвыборка представляет холодное полугодие и систематически труднее полной: ошибка приземной температуры на суточном сроке равна 1,46 °C на 1607 сроках и 2,05 °C на 100. Числа из разных таблиц между собой несопоставимы; внутри таблицы все конфигурации посчитаны на одних сроках.</w:t>
+        <w:t xml:space="preserve">100 сроков периода (по 19.12.2019). Подвыборка представляет холодное полугодие и систематически труднее полной: ошибка приземной температуры на суточном сроке равна 1,47 °C на 1607 сроках и 2,05 °C на 100. Числа из разных таблиц между собой несопоставимы; внутри таблицы все конфигурации посчитаны на одних сроках.</w:t>
       </w:r>
     </w:p>
     <w:bookmarkEnd w:id="22"/>
@@ -3459,7 +3999,7 @@
         <w:pStyle w:val="FirstParagraph"/>
       </w:pPr>
       <w:r>
-        <w:t xml:space="preserve">Ошибка приземной температуры на суточном сроке — 1,46 °C по области и 1,31 °C во внутренней зоне. По остальным полям на том же сроке (регион): ветер 0,70 и 0,68 м/с, давление на уровне моря 1,03 гПа, T850 0,94 °C, Z500 8,7 гпм.</w:t>
+        <w:t xml:space="preserve">Ошибка приземной температуры на суточном сроке — 1,47 °C по области [1,39; 1,53] и 1,31 °C во внутренней зоне [1,21; 1,40]; аномальная корреляция 0,975 [0,970; 0,979] и 0,984 [0,979; 0,987]. У инерционного прогноза на том же окне ACC равна 0,507. По остальным полям на том же сроке (регион): ветер 0,70 и 0,68 м/с, давление на уровне моря 1,03 гПа, T850 0,94 °C, Z500 8,7 гпм.</w:t>
       </w:r>
     </w:p>
     <w:p>
@@ -3467,7 +4007,7 @@
         <w:pStyle w:val="BodyText"/>
       </w:pPr>
       <w:r>
-        <w:t xml:space="preserve">Расширение состава полей с 19 до 33 каналов (уровни 250 и 1000 гПа, временной форсинг) даёт выигрыш на всех горизонтах: 0,076 / 0,121 / 0,149 / 0,174 °C с интервалами [0,063; 0,088], [0,104; 0,138], [0,125; 0,171] и [0,141; 0,210] (блочный бутстреп, блок 5 суток, 2000 реплик, парное сравнение на совпадающих сроках). Отнести весь выигрыш к добавленным уровням нельзя: 33-канальная конфигурация дообучалась от иной глобальной модели, которая и сама точнее. Переход от базовой 33-канальной конфигурации к взвешенной — предмет п. 4.4; он снижает ошибку приземной температуры ещё на 10,2 % при равном объёме обучения и неизменной архитектуре.</w:t>
+        <w:t xml:space="preserve">Расширение состава полей с 19 до 33 каналов (уровни 250 и 1000 гПа, временной форсинг) даёт выигрыш на всех горизонтах: 0,076 / 0,121 / 0,149 / 0,174 °C с интервалами [0,063; 0,088], [0,104; 0,138], [0,125; 0,171] и [0,141; 0,210] (блочный бутстреп, блок 5 суток, 2000 реплик, парное сравнение на совпадающих сроках). Отнести весь выигрыш к добавленным уровням нельзя: 33-канальная конфигурация дообучалась от иной глобальной модели, которая и сама точнее. Переход от базовой 33-канальной конфигурации к взвешенной — предмет п. 4.4; он снижает ошибку приземной температуры ещё на 11,6 % (1,548 против 1,368 °C в среднем по горизонтам) при равном объёме обучения и неизменной архитектуре, а агрегатную успешность повышает на 1,17 п.п. с интервалом [+1,09; +1,24].</w:t>
       </w:r>
     </w:p>
     <w:bookmarkEnd w:id="23"/>
@@ -3603,7 +4143,7 @@
         <w:t xml:space="preserve"> </w:t>
       </w:r>
       <w:r>
-        <w:t xml:space="preserve">величину −0,05 п.п. с интервалом [−0,07; −0,03], не накрывающим ноль. Границу вывода оговорим: интервал учитывает изменчивость по срокам, но не по повторным обучениям, а межзапусковая изменчивость оценена в 0,03 п.п. и сравнима с самой разностью. По приземной температуре максимума нет, она убывает монотонно (1,503 → 1,445 → 1,415 → 1,407). Внутренний максимум по агрегату установлен поэтому как свойство выборки, а не метода.</w:t>
+        <w:t xml:space="preserve">величину −0,05 п.п. с интервалом [−0,07; −0,03], не накрывающим ноль. Интервал учитывает изменчивость по срокам, но не по повторным обучениям, а та оценена в 0,03 п.п. и сравнима с самой разностью. По приземной температуре максимума нет, она убывает монотонно (1,503 → 1,445 → 1,415 → 1,407). Внутренний максимум по агрегату установлен поэтому как свойство выборки, а не метода.</w:t>
       </w:r>
     </w:p>
     <w:p>
@@ -3735,7 +4275,7 @@
         <w:pStyle w:val="BodyText"/>
       </w:pPr>
       <w:r>
-        <w:t xml:space="preserve">Отсюда методический вывод: минимум одношаговой ошибки на проверочной выборке — ненадёжный критерий выбора состояния модели для многошагового прогноза, поскольку отбирает модель, оптимальную ровно на измеряемом горизонте. Отбор следует вести по метрике при полной развёртке, а сравнения стратегий — при равном бюджете.</w:t>
+        <w:t xml:space="preserve">Отсюда методический вывод: минимум одношаговой ошибки на проверочной выборке отбирает модель, оптимальную ровно на измеряемом горизонте, и для многошагового прогноза ненадёжен. Отбор следует вести по метрике при полной развёртке, а сравнения стратегий — при равном бюджете.</w:t>
       </w:r>
     </w:p>
     <w:p>
@@ -3777,7 +4317,7 @@
         <w:pStyle w:val="BodyText"/>
       </w:pPr>
       <w:r>
-        <w:t xml:space="preserve">Однако в авторегрессии он не усиливается. Относительно полосы 200–1000 км превышение убывает с 13 % на +6 ч до 2 % на +24 ч, но эта полоса перестаёт быть минимумом на дальних сроках: на +18 и +24 ч наименьшая ошибка приходится на полосу 100–200 км. Относительно минимума превышение у стыка составляет 6,0 / 8,8 / 7,9 / 6,5 % по четырём горизонтам, то есть держится на уровне 6–9 % и с горизонтом не растёт. Убывание относительно дальней полосы отражает рост ошибки в глубине области, а не рассасывание переходного слоя. Это принципиально, поскольку именно неограниченный рост приграничной ошибки составляет основную трудность региональных моделей с внешними граничными условиями. Убывание объясняется тем, что на дальних сроках преобладает другой источник ошибки — рельеф: в глубине области расположены горные районы.</w:t>
+        <w:t xml:space="preserve">Однако в авторегрессии он не усиливается. Относительно полосы 200–1000 км превышение убывает с 13 % на +6 ч до 2 % на +24 ч, но эта полоса перестаёт быть минимумом на дальних сроках: на +18 и +24 ч наименьшая ошибка приходится на полосу 100–200 км. Относительно минимума превышение у стыка составляет 6,0 / 8,8 / 7,9 / 6,5 % по четырём горизонтам, то есть держится на уровне 6–9 % и с горизонтом не растёт. Убывание относительно дальней полосы отражает рост ошибки в глубине области, а не рассасывание переходного слоя: на дальних сроках там преобладает другой источник ошибки — рельеф, в глубине области лежат горные районы. Существенно это потому, что именно неограниченный рост приграничной ошибки составляет основную трудность региональных моделей с внешними граничными условиями.</w:t>
       </w:r>
     </w:p>
     <w:p>
@@ -3821,39 +4361,7 @@
         <w:pStyle w:val="FirstParagraph"/>
       </w:pPr>
       <w:r>
-        <w:t xml:space="preserve">Три приёма, ожидавшихся полезными, проверены и отвергнуты, причём каждый — по измеренной причине, общей для моделей такого класса. Внесение шума в авторегрессию ухудшило результат на 15 % при единой дисперсии и на 5 % при дисперсии, пропорциональной разбросу шестичасовой невязки канала: приём защищает от накопления ошибки в длинной развёртке, тогда как обучение и оценка ведутся на четырёх шагах, где накопление невелико, а плата за обучение на искажённых входах остаётся. Ансамблирование дало 74,80 % для двух участников и 74,63 % для трёх против 74,85 % у лучшего одиночного: выигрыш над средним по участникам составил 0,18 и 0,74 %, откуда для пары</w:t>
-      </w:r>
-      <w:r>
-        <w:t xml:space="preserve"> </w:t>
-      </w:r>
-      <m:oMath>
-        <m:r>
-          <m:t>ρ</m:t>
-        </m:r>
-        <m:r>
-          <m:rPr>
-            <m:sty m:val="p"/>
-          </m:rPr>
-          <m:t>=</m:t>
-        </m:r>
-        <m:r>
-          <m:t>0</m:t>
-        </m:r>
-        <m:r>
-          <m:rPr>
-            <m:sty m:val="p"/>
-          </m:rPr>
-          <m:t>,</m:t>
-        </m:r>
-        <m:r>
-          <m:t>993</m:t>
-        </m:r>
-      </m:oMath>
-      <w:r>
-        <w:t xml:space="preserve"> </w:t>
-      </w:r>
-      <w:r>
-        <w:t xml:space="preserve">— все конфигурации получены дообучением одной исходной модели, и независимого разнообразия между ними нет. Обучение на развёртке в двенадцать шагов вместо четырёх выигрыша не дало (64,38 против 64,49 % за пять суток, интервал разности [−1,01; +0,59] накрывает ноль); при этом память растёт пропорционально длине развёртки, двенадцать шагов не помещаются в ускоритель, и градиент между шагами приходится разрывать — вероятно, именно сквозной перенос градиента и составляет основную пользу приёма.</w:t>
+        <w:t xml:space="preserve">Три приёма, ожидавшихся полезными, проверены и отвергнуты. Внесение шума в авторегрессию ухудшило результат на 15 % при единой дисперсии и на 5 % при дисперсии, пропорциональной разбросу шестичасовой невязки канала: приём защищает от накопления ошибки в длинной развёртке, тогда как обучение и оценка ведутся на четырёх шагах, где накопление невелико. Ансамблирование дало 74,80 % для двух участников против 74,85 % у лучшего одиночного: все конфигурации получены дообучением одной исходной модели, корреляция ошибок в паре 0,993, независимого разнообразия между ними нет. Обучение на развёртке в двенадцать шагов вместо четырёх выигрыша не дало (64,38 против 64,49 % за пять суток, интервал разности [−1,01; +0,59] накрывает ноль), причём двенадцать шагов не помещаются в ускоритель и градиент между ними приходится разрывать — вероятно, сквозной перенос градиента и составляет основную пользу приёма.</w:t>
       </w:r>
     </w:p>
     <w:bookmarkEnd w:id="29"/>
@@ -3871,7 +4379,7 @@
         <w:pStyle w:val="FirstParagraph"/>
       </w:pPr>
       <w:r>
-        <w:t xml:space="preserve">Межзапусковая изменчивость оценена одним повторным обучением с иным начальным значением генератора: расхождение по сводному показателю составило 0,03 процентного пункта (73,41 против 73,40 %), что позволяет интерпретировать различия начиная с десятых долей пункта; оценка опирается на одну пару прогонов. Вес целевой области</w:t>
+        <w:t xml:space="preserve">Межзапусковая изменчивость оценена одной парой прогонов с разными начальными значениями генератора: расхождение по сводному показателю 0,03 процентного пункта (73,41 против 73,40 %), то есть различия осмысленны начиная с десятых долей пункта. Вес целевой области</w:t>
       </w:r>
       <w:r>
         <w:t xml:space="preserve"> </w:t>
@@ -3910,7 +4418,7 @@
         <w:t xml:space="preserve"> </w:t>
       </w:r>
       <w:r>
-        <w:t xml:space="preserve">выборке, а не на проверочной (последняя служила для отбора состояния модели). Отбор одного гиперпараметра из четырёх значений — слабая форма переиспользования, но величины для</w:t>
+        <w:t xml:space="preserve">выборке, а не на проверочной: отбор одного гиперпараметра из четырёх значений — слабая форма переиспользования, но величины для</w:t>
       </w:r>
       <w:r>
         <w:t xml:space="preserve"> </w:t>
@@ -3941,7 +4449,7 @@
         <w:pStyle w:val="BodyText"/>
       </w:pPr>
       <w:r>
-        <w:t xml:space="preserve">Истиной служит реанализ, а не станционные наблюдения; реанализ сглаживает подсеточные эффекты, включая городской остров тепла, поэтому оценки не переносятся напрямую на прогноз в точке станции без постобработки. Сопоставление с оперативной численной моделью не проводилось; при нём придётся учесть, что модель, обученная на реанализе, против реанализа и оценивается, то есть находится в благоприятном положении [12]. Наконец, результаты получены для одной территории и одного тестового окна; прямое сравнение мультимасштабного подхода с региональной моделью с граничным форсингом [10] не проводилось.</w:t>
+        <w:t xml:space="preserve">Истиной служит реанализ, а не станционные наблюдения; он сглаживает подсеточные эффекты, включая городской остров тепла, поэтому оценки не переносятся на прогноз в точке станции без постобработки. Сопоставление с оперативной моделью не проводилось; при нём придётся учесть, что модель, обученная на реанализе, против реанализа и оценивается, то есть находится в благоприятном положении [12]. Результаты получены для одной территории и одного тестового окна, а прямое сравнение с региональной моделью с граничным форсингом [10] не выполнялось.</w:t>
       </w:r>
     </w:p>
     <w:bookmarkEnd w:id="30"/>
@@ -4032,18 +4540,6 @@
         <w:t xml:space="preserve">Распределение обучающего сигнала при равномерном усреднении функции потерь далеко от постановки задачи: узлы целевой области получают 1,7 % сигнала, приземная температура — 0,46 %. Явное взвешивание снижает ошибку приземной температуры на 10,2 % без изменения архитектуры и объёма обучения, причём у веса целевой области есть внутренний максимум, определяемый зависимостью прогноза внутри области от притока извне.</w:t>
       </w:r>
     </w:p>
-    <w:p>
-      <w:pPr>
-        <w:pStyle w:val="Compact"/>
-        <w:numPr>
-          <w:ilvl w:val="0"/>
-          <w:numId w:val="1003"/>
-        </w:numPr>
-      </w:pPr>
-      <w:r>
-        <w:t xml:space="preserve">Основные ограничения работы — единственный прогон обучения, оценка против реанализа и отсутствие сравнения с оперативной моделью.</w:t>
-      </w:r>
-    </w:p>
     <w:bookmarkEnd w:id="32"/>
     <w:bookmarkStart w:id="33" w:name="список-литературы"/>
     <w:p>
@@ -4873,7 +5369,7 @@
         <w:t xml:space="preserve"> </w:t>
       </w:r>
       <w:r>
-        <w:t xml:space="preserve">Ошибка приземной температуры (°C) по горизонтам и агрегатная успешность</w:t>
+        <w:t xml:space="preserve">Ошибка приземной температуры (°C) по горизонтам, агрегатная успешность</w:t>
       </w:r>
       <w:r>
         <w:t xml:space="preserve"> </w:t>
@@ -4894,7 +5390,7 @@
         <w:t xml:space="preserve"> </w:t>
       </w:r>
       <w:r>
-        <w:t xml:space="preserve">(%) согласно (3). Тестовая выборка 1607 сроков; регион — 2501 узел, внутренняя зона — 45 узлов.</w:t>
+        <w:t xml:space="preserve">(%) согласно (3) и аномальная корреляция приземной температуры согласно (4), осреднённая по четырём горизонтам. Тестовая выборка 1607 сроков; регион — 2501 узел, внутренняя зона — 45 узлов.</w:t>
       </w:r>
     </w:p>
     <w:tbl>
@@ -4905,13 +5401,14 @@
         <w:tblLook w:firstRow="1" w:lastRow="0" w:firstColumn="0" w:lastColumn="0" w:noHBand="0" w:noVBand="0" w:val="0020"/>
       </w:tblPr>
       <w:tblGrid>
-        <w:gridCol w:w="913"/>
-        <w:gridCol w:w="913"/>
-        <w:gridCol w:w="1218"/>
-        <w:gridCol w:w="1218"/>
-        <w:gridCol w:w="1218"/>
-        <w:gridCol w:w="1218"/>
-        <w:gridCol w:w="1218"/>
+        <w:gridCol w:w="792"/>
+        <w:gridCol w:w="792"/>
+        <w:gridCol w:w="1056"/>
+        <w:gridCol w:w="1056"/>
+        <w:gridCol w:w="1056"/>
+        <w:gridCol w:w="1056"/>
+        <w:gridCol w:w="1056"/>
+        <w:gridCol w:w="1056"/>
       </w:tblGrid>
       <w:tr>
         <w:trPr>
@@ -5011,6 +5508,18 @@
             </w:r>
           </w:p>
         </w:tc>
+        <w:tc>
+          <w:tcPr/>
+          <w:p>
+            <w:pPr>
+              <w:pStyle w:val="Compact"/>
+              <w:jc w:val="right"/>
+            </w:pPr>
+            <w:r>
+              <w:t xml:space="preserve">ACC</w:t>
+            </w:r>
+          </w:p>
+        </w:tc>
       </w:tr>
       <w:tr>
         <w:tc>
@@ -5043,55 +5552,67 @@
               <w:jc w:val="right"/>
             </w:pPr>
             <w:r>
-              <w:t xml:space="preserve">1,39</w:t>
-            </w:r>
-          </w:p>
-        </w:tc>
-        <w:tc>
-          <w:tcPr/>
-          <w:p>
-            <w:pPr>
-              <w:pStyle w:val="Compact"/>
-              <w:jc w:val="right"/>
-            </w:pPr>
-            <w:r>
-              <w:t xml:space="preserve">1,66</w:t>
-            </w:r>
-          </w:p>
-        </w:tc>
-        <w:tc>
-          <w:tcPr/>
-          <w:p>
-            <w:pPr>
-              <w:pStyle w:val="Compact"/>
-              <w:jc w:val="right"/>
-            </w:pPr>
-            <w:r>
-              <w:t xml:space="preserve">1,74</w:t>
-            </w:r>
-          </w:p>
-        </w:tc>
-        <w:tc>
-          <w:tcPr/>
-          <w:p>
-            <w:pPr>
-              <w:pStyle w:val="Compact"/>
-              <w:jc w:val="right"/>
-            </w:pPr>
-            <w:r>
-              <w:t xml:space="preserve">1,84</w:t>
-            </w:r>
-          </w:p>
-        </w:tc>
-        <w:tc>
-          <w:tcPr/>
-          <w:p>
-            <w:pPr>
-              <w:pStyle w:val="Compact"/>
-              <w:jc w:val="right"/>
-            </w:pPr>
-            <w:r>
-              <w:t xml:space="preserve">69,4</w:t>
+              <w:t xml:space="preserve">1,41</w:t>
+            </w:r>
+          </w:p>
+        </w:tc>
+        <w:tc>
+          <w:tcPr/>
+          <w:p>
+            <w:pPr>
+              <w:pStyle w:val="Compact"/>
+              <w:jc w:val="right"/>
+            </w:pPr>
+            <w:r>
+              <w:t xml:space="preserve">1,67</w:t>
+            </w:r>
+          </w:p>
+        </w:tc>
+        <w:tc>
+          <w:tcPr/>
+          <w:p>
+            <w:pPr>
+              <w:pStyle w:val="Compact"/>
+              <w:jc w:val="right"/>
+            </w:pPr>
+            <w:r>
+              <w:t xml:space="preserve">1,75</w:t>
+            </w:r>
+          </w:p>
+        </w:tc>
+        <w:tc>
+          <w:tcPr/>
+          <w:p>
+            <w:pPr>
+              <w:pStyle w:val="Compact"/>
+              <w:jc w:val="right"/>
+            </w:pPr>
+            <w:r>
+              <w:t xml:space="preserve">1,85</w:t>
+            </w:r>
+          </w:p>
+        </w:tc>
+        <w:tc>
+          <w:tcPr/>
+          <w:p>
+            <w:pPr>
+              <w:pStyle w:val="Compact"/>
+              <w:jc w:val="right"/>
+            </w:pPr>
+            <w:r>
+              <w:t xml:space="preserve">69,2</w:t>
+            </w:r>
+          </w:p>
+        </w:tc>
+        <w:tc>
+          <w:tcPr/>
+          <w:p>
+            <w:pPr>
+              <w:pStyle w:val="Compact"/>
+              <w:jc w:val="right"/>
+            </w:pPr>
+            <w:r>
+              <w:t xml:space="preserve">0,962</w:t>
             </w:r>
           </w:p>
         </w:tc>
@@ -5124,55 +5645,67 @@
               <w:jc w:val="right"/>
             </w:pPr>
             <w:r>
-              <w:t xml:space="preserve">1,32</w:t>
-            </w:r>
-          </w:p>
-        </w:tc>
-        <w:tc>
-          <w:tcPr/>
-          <w:p>
-            <w:pPr>
-              <w:pStyle w:val="Compact"/>
-              <w:jc w:val="right"/>
-            </w:pPr>
-            <w:r>
-              <w:t xml:space="preserve">1,53</w:t>
-            </w:r>
-          </w:p>
-        </w:tc>
-        <w:tc>
-          <w:tcPr/>
-          <w:p>
-            <w:pPr>
-              <w:pStyle w:val="Compact"/>
-              <w:jc w:val="right"/>
-            </w:pPr>
-            <w:r>
-              <w:t xml:space="preserve">1,59</w:t>
-            </w:r>
-          </w:p>
-        </w:tc>
-        <w:tc>
-          <w:tcPr/>
-          <w:p>
-            <w:pPr>
-              <w:pStyle w:val="Compact"/>
-              <w:jc w:val="right"/>
-            </w:pPr>
-            <w:r>
-              <w:t xml:space="preserve">1,66</w:t>
-            </w:r>
-          </w:p>
-        </w:tc>
-        <w:tc>
-          <w:tcPr/>
-          <w:p>
-            <w:pPr>
-              <w:pStyle w:val="Compact"/>
-              <w:jc w:val="right"/>
-            </w:pPr>
-            <w:r>
-              <w:t xml:space="preserve">73,4</w:t>
+              <w:t xml:space="preserve">1,33</w:t>
+            </w:r>
+          </w:p>
+        </w:tc>
+        <w:tc>
+          <w:tcPr/>
+          <w:p>
+            <w:pPr>
+              <w:pStyle w:val="Compact"/>
+              <w:jc w:val="right"/>
+            </w:pPr>
+            <w:r>
+              <w:t xml:space="preserve">1,55</w:t>
+            </w:r>
+          </w:p>
+        </w:tc>
+        <w:tc>
+          <w:tcPr/>
+          <w:p>
+            <w:pPr>
+              <w:pStyle w:val="Compact"/>
+              <w:jc w:val="right"/>
+            </w:pPr>
+            <w:r>
+              <w:t xml:space="preserve">1,61</w:t>
+            </w:r>
+          </w:p>
+        </w:tc>
+        <w:tc>
+          <w:tcPr/>
+          <w:p>
+            <w:pPr>
+              <w:pStyle w:val="Compact"/>
+              <w:jc w:val="right"/>
+            </w:pPr>
+            <w:r>
+              <w:t xml:space="preserve">1,68</w:t>
+            </w:r>
+          </w:p>
+        </w:tc>
+        <w:tc>
+          <w:tcPr/>
+          <w:p>
+            <w:pPr>
+              <w:pStyle w:val="Compact"/>
+              <w:jc w:val="right"/>
+            </w:pPr>
+            <w:r>
+              <w:t xml:space="preserve">73,2</w:t>
+            </w:r>
+          </w:p>
+        </w:tc>
+        <w:tc>
+          <w:tcPr/>
+          <w:p>
+            <w:pPr>
+              <w:pStyle w:val="Compact"/>
+              <w:jc w:val="right"/>
+            </w:pPr>
+            <w:r>
+              <w:t xml:space="preserve">0,968</w:t>
             </w:r>
           </w:p>
         </w:tc>
@@ -5213,7 +5746,7 @@
                 <w:b/>
                 <w:bCs/>
               </w:rPr>
-              <w:t xml:space="preserve">1,18</w:t>
+              <w:t xml:space="preserve">1,19</w:t>
             </w:r>
           </w:p>
         </w:tc>
@@ -5229,7 +5762,7 @@
                 <w:b/>
                 <w:bCs/>
               </w:rPr>
-              <w:t xml:space="preserve">1,36</w:t>
+              <w:t xml:space="preserve">1,38</w:t>
             </w:r>
           </w:p>
         </w:tc>
@@ -5245,7 +5778,7 @@
                 <w:b/>
                 <w:bCs/>
               </w:rPr>
-              <w:t xml:space="preserve">1,40</w:t>
+              <w:t xml:space="preserve">1,41</w:t>
             </w:r>
           </w:p>
         </w:tc>
@@ -5261,7 +5794,7 @@
                 <w:b/>
                 <w:bCs/>
               </w:rPr>
-              <w:t xml:space="preserve">1,46</w:t>
+              <w:t xml:space="preserve">1,47</w:t>
             </w:r>
           </w:p>
         </w:tc>
@@ -5277,7 +5810,23 @@
                 <w:b/>
                 <w:bCs/>
               </w:rPr>
-              <w:t xml:space="preserve">74,6</w:t>
+              <w:t xml:space="preserve">74,4</w:t>
+            </w:r>
+          </w:p>
+        </w:tc>
+        <w:tc>
+          <w:tcPr/>
+          <w:p>
+            <w:pPr>
+              <w:pStyle w:val="Compact"/>
+              <w:jc w:val="right"/>
+            </w:pPr>
+            <w:r>
+              <w:rPr>
+                <w:b/>
+                <w:bCs/>
+              </w:rPr>
+              <w:t xml:space="preserve">0,975</w:t>
             </w:r>
           </w:p>
         </w:tc>
@@ -5362,6 +5911,18 @@
             </w:pPr>
             <w:r>
               <w:t xml:space="preserve">74,5</w:t>
+            </w:r>
+          </w:p>
+        </w:tc>
+        <w:tc>
+          <w:tcPr/>
+          <w:p>
+            <w:pPr>
+              <w:pStyle w:val="Compact"/>
+              <w:jc w:val="right"/>
+            </w:pPr>
+            <w:r>
+              <w:t xml:space="preserve">0,979</w:t>
             </w:r>
           </w:p>
         </w:tc>
@@ -5467,6 +6028,22 @@
                 <w:bCs/>
               </w:rPr>
               <w:t xml:space="preserve">75,4</w:t>
+            </w:r>
+          </w:p>
+        </w:tc>
+        <w:tc>
+          <w:tcPr/>
+          <w:p>
+            <w:pPr>
+              <w:pStyle w:val="Compact"/>
+              <w:jc w:val="right"/>
+            </w:pPr>
+            <w:r>
+              <w:rPr>
+                <w:b/>
+                <w:bCs/>
+              </w:rPr>
+              <w:t xml:space="preserve">0,984</w:t>
             </w:r>
           </w:p>
         </w:tc>

--- a/docs/paper/article_gip.docx
+++ b/docs/paper/article_gip.docx
@@ -407,7 +407,7 @@
         <w:pStyle w:val="FirstParagraph"/>
       </w:pPr>
       <w:r>
-        <w:t xml:space="preserve">Разбиение выполнено строго хронологически, без перемешивания сроков: обучающая выборка целиком предшествует проверочной, а проверочная — тестовой, что исключает попадание в обучение информации о будущих состояниях. Из 16 072 сроков при окне «2 входных среза + 4 прогностических шага» формируется 16 067 примеров, делящихся в отношении 80/10/10: 12 853 — обучение, 1607 — проверочная выборка (подбор гиперпараметров и отбор состояния модели), 1607 — тестовая выборка, на которой получены все публикуемые числа. Тестовая выборка охватывает конец 2019 г. и полностью 2020 г., то есть содержит непрерывный годовой цикл и все четыре сезона: обучающая выборка — сроки начала прогноза с 01.01.2010 06 UTC по 19.10.2018 06 UTC, проверочная — с 19.10.2018 12 UTC по 25.11.2019 00 UTC, тестовая — с 25.11.2019 06 UTC по 30.12.2020 18 UTC.</w:t>
+        <w:t xml:space="preserve">Разбиение выполнено строго хронологически, без перемешивания сроков: обучающая выборка целиком предшествует проверочной, а проверочная — тестовой, что исключает попадание в обучение информации о будущих состояниях. Из 16 072 сроков при окне «2 входных среза + 4 прогностических шага» получается 16 067 примеров; они делятся в отношении 80/10/10: 12 853 — обучение, 1607 — проверочная выборка (подбор гиперпараметров и отбор состояния модели), 1607 — тестовая выборка, на которой получены все публикуемые числа. Тестовая выборка охватывает конец 2019 г. и полностью 2020 г., то есть содержит непрерывный годовой цикл и все четыре сезона: обучающая выборка — сроки начала прогноза с 01.01.2010 06 UTC по 19.10.2018 06 UTC, проверочная — с 19.10.2018 12 UTC по 25.11.2019 00 UTC, тестовая — с 25.11.2019 06 UTC по 30.12.2020 18 UTC.</w:t>
       </w:r>
     </w:p>
     <w:bookmarkEnd w:id="13"/>
@@ -433,7 +433,7 @@
         <w:pStyle w:val="BodyText"/>
       </w:pPr>
       <w:r>
-        <w:t xml:space="preserve">Функция потерь — среднеквадратическая ошибка в стандартизованных переменных, осреднённая по узлам, каналам и горизонтам, с поэтапным наращиванием длины авторегрессионной развёртки. Отметим особенность реализации, выявленную при подготовке работы: при глобальном предобучении широтное взвешивание узлов оказалось практически равномерным, тогда как при региональном дообучении (см. следующий раздел) применялись веса</w:t>
+        <w:t xml:space="preserve">Функция потерь — среднеквадратическая ошибка в стандартизованных переменных, осреднённая по узлам, каналам и горизонтам, с поэтапным наращиванием длины авторегрессионной развёртки. Отметим особенность реализации, выявленную при подготовке работы: при глобальном предобучении широтное взвешивание узлов оказалось почти равномерным, тогда как при региональном дообучении (см. следующий раздел) применялись веса</w:t>
       </w:r>
       <w:r>
         <w:t xml:space="preserve"> </w:t>
@@ -1264,7 +1264,7 @@
         <w:pStyle w:val="BodyText"/>
       </w:pPr>
       <w:r>
-        <w:t xml:space="preserve">Климатический эталон свободен от этого недостатка. Он построен разложением по гармоникам — три годовые и суточный ход — по обучающей части выборки, тестовые сроки в подгонку не входили. От горизонта его ошибка практически не зависит: 6,25 °C по приземной температуре на всех сроках, 5,42 °C по температуре на 850 гПа, 9,19 гПа по давлению на уровне моря, 2,05 и 1,74 м/с по составляющим ветра. Успешность основной модели относительно климатологии на суточном сроке составляет 76,6 % по приземной температуре, 82,7 % по T850, 88,8 % по давлению, 65,9 и 60,9 % по ветру. Постоянство эталона задаёт предел полезности прогноза: ошибка модели по приземной температуре равна 4,33 °C на +120 ч и 6,19 °C на +168 ч, то есть сравнивается с климатологией после седьмых суток.</w:t>
+        <w:t xml:space="preserve">Климатический эталон свободен от этого недостатка. Он построен по обучающей части выборки разложением по гармоникам (три годовые и суточный ход), тестовые сроки в подгонку не входили. От горизонта его ошибка практически не зависит: 6,25 °C по приземной температуре на всех сроках, 5,42 °C по температуре на 850 гПа, 9,19 гПа по давлению на уровне моря, 2,05 и 1,74 м/с по составляющим ветра. Успешность основной модели относительно климатологии на суточном сроке составляет 76,6 % по приземной температуре, 82,7 % по T850, 88,8 % по давлению, 65,9 и 60,9 % по ветру. Постоянство эталона задаёт предел полезности прогноза: ошибка модели по приземной температуре равна 4,33 °C на +120 ч и 6,19 °C на +168 ч, то есть сравнивается с климатологией после седьмых суток.</w:t>
       </w:r>
     </w:p>
     <w:p>
@@ -2420,7 +2420,7 @@
         <w:t xml:space="preserve"> </w:t>
       </w:r>
       <w:r>
-        <w:t xml:space="preserve">— тот же широтный вес; суммирование идёт по узлам и срокам сразу, то есть ACC есть отношение сумм, а не среднее посрочных корреляций. Вычитается именно климатология: общий для прогноза и истины сезонный ход должен быть убран из обоих.</w:t>
+        <w:t xml:space="preserve">— тот же широтный вес; суммирование идёт по узлам и срокам сразу, то есть ACC есть отношение сумм, а не среднее посрочных корреляций. Вычитается климатология, а не среднее поля: общий для прогноза и истины сезонный ход должен быть убран из обоих.</w:t>
       </w:r>
     </w:p>
     <w:p>
@@ -2463,7 +2463,7 @@
         <w:pStyle w:val="FirstParagraph"/>
       </w:pPr>
       <w:r>
-        <w:t xml:space="preserve">Значение переменной в узле через шесть часов определяется состоянием в его пространственной окрестности, поэтому выучиваемость такой закономерности требует, чтобы окрестность узла всюду имела примерно один физический размер. Для регулярной сетки в координатах широта–долгота это условие не выполняется: при шаге 0,703° расстояние между соседними узлами вдоль параллели убывает пропорционально косинусу широты — около 78 км на экваторе, 50 км на 50° с.ш. и 14 км на 80° с.ш., — а вблизи полюсов сетка вырождается. Модель вынуждена либо усреднять эту неоднородность, либо расходовать ёмкость на её запоминание.</w:t>
+        <w:t xml:space="preserve">Значение переменной в узле через шесть часов определяется состоянием в его пространственной окрестности, поэтому выучиваемость такой закономерности требует, чтобы окрестность узла всюду имела примерно один физический размер. Для регулярной сетки в координатах широта–долгота это условие не выполняется: при шаге 0,703° расстояние между соседними узлами вдоль параллели убывает пропорционально косинусу широты (около 78 км на экваторе, 50 км на 50° с.ш. и 14 км на 80° с.ш.), а вблизи полюсов сетка вырождается. Модель вынуждена либо усреднять эту неоднородность, либо расходовать ёмкость на её запоминание.</w:t>
       </w:r>
     </w:p>
     <w:p>
@@ -2471,7 +2471,7 @@
         <w:pStyle w:val="BodyText"/>
       </w:pPr>
       <w:r>
-        <w:t xml:space="preserve">Альтернатива — граф с квазиравномерным распределением узлов по сфере, которое даёт икосаэдрическая триангуляция: исходный икосаэдр из 20 равных треугольных граней рекурсивно измельчается делением каждого треугольника на четыре с проецированием новых вершин на сферу. На любом уровне измельчения каждая вершина имеет пять или шесть соседей при малом разбросе длин рёбер, поэтому окрестность узла всюду отвечает близкому физическому масштабу. Именно это свойство лежит в основе современных нейросетевых моделей прогноза [3, 8].</w:t>
+        <w:t xml:space="preserve">Альтернатива — граф с квазиравномерным распределением узлов по сфере, которое даёт икосаэдрическая триангуляция: исходный икосаэдр из 20 равных треугольных граней рекурсивно измельчается делением каждого треугольника на четыре с проецированием новых вершин на сферу. На любом уровне измельчения каждая вершина имеет пять или шесть соседей при малом разбросе длин рёбер, поэтому окрестность узла всюду отвечает близкому физическому масштабу. Это свойство и лежит в основе современных нейросетевых моделей прогноза [3, 8].</w:t>
       </w:r>
     </w:p>
     <w:bookmarkEnd w:id="17"/>
@@ -3922,7 +3922,7 @@
         <w:pStyle w:val="BodyText"/>
       </w:pPr>
       <w:r>
-        <w:t xml:space="preserve">Функция потерь — среднеквадратическая ошибка в стандартизованных переменных, вычисляемая по всем узлам расчётной сетки: ограничение потерь одной областью интереса деградировало поля за её пределами и через авторегрессионную обратную связь ухудшало прогноз внутри неё. Статические поля — рельеф и маска суши/моря — исключены из функции потерь и переносятся между шагами развёртки без изменений.</w:t>
+        <w:t xml:space="preserve">Функция потерь — среднеквадратическая ошибка в стандартизованных переменных по всем узлам расчётной сетки. Ограничение потерь одной областью интереса деградировало поля за её пределами и через авторегрессионную обратную связь ухудшало прогноз внутри неё. Рельеф и маска суши/моря исключены из функции потерь и переносятся между шагами развёртки без изменений.</w:t>
       </w:r>
     </w:p>
     <w:p>
@@ -3965,7 +3965,7 @@
         <w:pStyle w:val="BodyText"/>
       </w:pPr>
       <w:r>
-        <w:t xml:space="preserve">Объём выборки в таблицах различается. Табл. 1, 3 и 4 посчитаны на полной тестовой выборке из 1607 сроков (25.11.2019 — 30.12.2020, все четыре сезона), табл. 2 и 5 — на подвыборке из</w:t>
+        <w:t xml:space="preserve">Объём выборки в таблицах различается. Табл. 1, 3 и 4 посчитаны на полной тестовой выборке из 1607 сроков (25.11.2019–30.12.2020, все четыре сезона), табл. 2 и 5 — на подвыборке из</w:t>
       </w:r>
       <w:r>
         <w:t xml:space="preserve"> </w:t>
@@ -4059,7 +4059,7 @@
         <w:pStyle w:val="BodyText"/>
       </w:pPr>
       <w:r>
-        <w:t xml:space="preserve">Пространственная диспропорция. Узлов региональной вставки 2501 из 133 279, то есть 1,9 %. Почти весь обучающий сигнал приходится на глобальную часть графа, тогда как публикуемые показатели относятся к вставке.</w:t>
+        <w:t xml:space="preserve">Первая диспропорция пространственная: узлов региональной вставки 2501 из 133 279, то есть 1,9 %, и почти весь обучающий сигнал приходится на глобальную часть графа, тогда как публикуемые показатели относятся к вставке.</w:t>
       </w:r>
     </w:p>
     <w:p>
@@ -4067,7 +4067,7 @@
         <w:pStyle w:val="BodyText"/>
       </w:pPr>
       <w:r>
-        <w:t xml:space="preserve">Поканальная диспропорция. Нормировка выполнена на разброс самого поля, тогда как модель предсказывает приращение за шаг, а разбросы приращений различаются у каналов на порядки. Замер по обучающей выборке: осадки дают 25,0 % функции потерь, приземная температура — 0,46 %, геопотенциал на 500 гПа — 0,15 %, приземное давление — 0,02 %; отношение крайних равно 1218. Вклад канала определяется не значимостью, а масштабом его изменчивости.</w:t>
+        <w:t xml:space="preserve">Вторая поканальная: нормировка выполнена на разброс самого поля, тогда как модель предсказывает приращение за шаг, а разбросы приращений различаются у каналов на порядки. Замер по обучающей выборке: осадки дают 25,0 % функции потерь, приземная температура — 0,46 %, геопотенциал на 500 гПа — 0,15 %, приземное давление — 0,02 %; отношение крайних равно 1218. Вклад канала определяется не значимостью, а масштабом его изменчивости.</w:t>
       </w:r>
     </w:p>
     <w:p>
@@ -4267,7 +4267,7 @@
         <w:pStyle w:val="BodyText"/>
       </w:pPr>
       <w:r>
-        <w:t xml:space="preserve">Более того, контрольная точка эпохи 7, отобранная как «лучшая» по одношаговой ошибке, в авторегрессионной развёртке уступает собственной же точке эпохи 16 (1,96 против 1,82 °C). Тот же эффект независимо воспроизводится на базовой 33-канальной конфигурации: её состояние, отобранное по минимуму ошибки на проверочной выборке, точнее на горизонте +6 ч (1,30 против 1,32 °C), но уступает на +18 и +24 ч (1,63 против 1,59 и 1,71 против 1,66 °C), причём смена знака значима с обеих сторон.</w:t>
+        <w:t xml:space="preserve">Более того, контрольная точка эпохи 7, «лучшая» по одношаговой ошибке, в авторегрессионной развёртке уступает собственной же точке эпохи 16 (1,96 против 1,82 °C). Тот же эффект независимо воспроизводится на базовой 33-канальной конфигурации: её состояние, отобранное по минимуму ошибки на проверочной выборке, точнее на горизонте +6 ч (1,30 против 1,32 °C), но уступает на +18 и +24 ч (1,63 против 1,59 и 1,71 против 1,66 °C), причём смена знака значима с обеих сторон.</w:t>
       </w:r>
     </w:p>
     <w:p>
@@ -4309,7 +4309,7 @@
         <w:pStyle w:val="BodyText"/>
       </w:pPr>
       <w:r>
-        <w:t xml:space="preserve">Переходный слой существует. На горизонте +6 ч ошибка убывает монотонно по мере удаления от границы: 1,58 °C в полосе шириной 25 км против 1,40 °C в глубине области, то есть у стыка она выше на 13 %; эффект прослеживается примерно на 100–200 км. Утверждать полную бесшовность неправомерно.</w:t>
+        <w:t xml:space="preserve">Переходный слой существует: на горизонте +6 ч ошибка убывает монотонно по мере удаления от границы, 1,58 °C в полосе шириной 25 км против 1,40 °C в глубине области, то есть у стыка она выше на 13 %; эффект прослеживается примерно на 100–200 км. Утверждать полную бесшовность неправомерно.</w:t>
       </w:r>
     </w:p>
     <w:p>
@@ -4317,7 +4317,7 @@
         <w:pStyle w:val="BodyText"/>
       </w:pPr>
       <w:r>
-        <w:t xml:space="preserve">Однако в авторегрессии он не усиливается. Относительно полосы 200–1000 км превышение убывает с 13 % на +6 ч до 2 % на +24 ч, но эта полоса перестаёт быть минимумом на дальних сроках: на +18 и +24 ч наименьшая ошибка приходится на полосу 100–200 км. Относительно минимума превышение у стыка составляет 6,0 / 8,8 / 7,9 / 6,5 % по четырём горизонтам, то есть держится на уровне 6–9 % и с горизонтом не растёт. Убывание относительно дальней полосы отражает рост ошибки в глубине области, а не рассасывание переходного слоя: на дальних сроках там преобладает другой источник ошибки — рельеф, в глубине области лежат горные районы. Существенно это потому, что именно неограниченный рост приграничной ошибки составляет основную трудность региональных моделей с внешними граничными условиями.</w:t>
+        <w:t xml:space="preserve">Однако в авторегрессии он не усиливается. Относительно полосы 200–1000 км превышение убывает с 13 % на +6 ч до 2 % на +24 ч, но эта полоса перестаёт быть минимумом на дальних сроках: на +18 и +24 ч наименьшая ошибка приходится на полосу 100–200 км. Относительно минимума превышение у стыка составляет 6,0 / 8,8 / 7,9 / 6,5 % по четырём горизонтам, то есть держится на уровне 6–9 % и с горизонтом не растёт. Убывание относительно дальней полосы отражает рост ошибки в глубине области, а не рассасывание переходного слоя: на дальних сроках там преобладает другой источник ошибки — рельеф, в глубине области лежат горные районы. Это важно, поскольку неограниченный рост приграничной ошибки и составляет основную трудность региональных моделей с внешними граничными условиями.</w:t>
       </w:r>
     </w:p>
     <w:p>
@@ -4325,7 +4325,7 @@
         <w:pStyle w:val="BodyText"/>
       </w:pPr>
       <w:r>
-        <w:t xml:space="preserve">Глобальная часть не страдает: непосредственно за границей вставки ошибка (1,87 °C на +24 ч) не превышает значений вдали от неё (1,95 и 2,05 °C). Склейка, таким образом, порождает контролируемый переходный слой и не требует отдельной процедуры сшивания полей.</w:t>
+        <w:t xml:space="preserve">Глобальная часть не страдает: непосредственно за границей вставки ошибка (1,87 °C на +24 ч) не превышает значений вдали от неё (1,95 и 2,05 °C). Склейка порождает контролируемый переходный слой и не требует отдельной процедуры сшивания полей.</w:t>
       </w:r>
     </w:p>
     <w:bookmarkEnd w:id="27"/>
@@ -4489,7 +4489,7 @@
         </w:numPr>
       </w:pPr>
       <w:r>
-        <w:t xml:space="preserve">Построена и проверена мультимасштабная графовая нейронная сеть регионального прогноза погоды, в которой глобальная и региональная части соединены без отдельной процедуры сшивания полей: диагностика стыка показывает переходный слой шириной около 100 км, затухающий с ростом горизонта. Обучение и расчёт умещаются в одну видеокарту, что делает воспроизведение схемы посильным для регионального подразделения гидрометслужбы.</w:t>
+        <w:t xml:space="preserve">Построена и проверена мультимасштабная графовая нейронная сеть регионального прогноза погоды, где глобальная и региональная части соединены без отдельной процедуры сшивания полей: диагностика стыка даёт переходный слой шириной около 100 км, который с ростом горизонта затухает. Обучение и расчёт умещаются в одну видеокарту, что делает воспроизведение схемы посильным для регионального подразделения гидрометслужбы.</w:t>
       </w:r>
     </w:p>
     <w:p>

--- a/docs/paper/article_gip.docx
+++ b/docs/paper/article_gip.docx
@@ -41,6 +41,15 @@
         </w:rPr>
         <w:t xml:space="preserve">1</w:t>
       </w:r>
+      <w:r>
+        <w:t xml:space="preserve">, А.Б. Колкер</w:t>
+      </w:r>
+      <w:r>
+        <w:rPr>
+          <w:vertAlign w:val="superscript"/>
+        </w:rPr>
+        <w:t xml:space="preserve">3,4</w:t>
+      </w:r>
     </w:p>
     <w:p>
       <w:pPr>
@@ -65,7 +74,31 @@
         <w:t xml:space="preserve">2</w:t>
       </w:r>
       <w:r>
-        <w:t xml:space="preserve">Новосибирский государственный университет, г. Новосибирск, Россия</w:t>
+        <w:t xml:space="preserve">Новосибирский государственный университет, г. Новосибирск, Россия;</w:t>
+      </w:r>
+      <w:r>
+        <w:t xml:space="preserve"> </w:t>
+      </w:r>
+      <w:r>
+        <w:rPr>
+          <w:vertAlign w:val="superscript"/>
+        </w:rPr>
+        <w:t xml:space="preserve">3</w:t>
+      </w:r>
+      <w:r>
+        <w:t xml:space="preserve">Сибирский региональный научно-исследовательский гидрометеорологический институт, г. Новосибирск, Россия;</w:t>
+      </w:r>
+      <w:r>
+        <w:t xml:space="preserve"> </w:t>
+      </w:r>
+      <w:r>
+        <w:rPr>
+          <w:vertAlign w:val="superscript"/>
+        </w:rPr>
+        <w:t xml:space="preserve">4</w:t>
+      </w:r>
+      <w:r>
+        <w:t xml:space="preserve">Новосибирский государственный технический университет, г. Новосибирск, Россия</w:t>
       </w:r>
     </w:p>
     <w:p>
@@ -124,6 +157,15 @@
         </w:rPr>
         <w:t xml:space="preserve">1</w:t>
       </w:r>
+      <w:r>
+        <w:t xml:space="preserve">, A.B. Kolker</w:t>
+      </w:r>
+      <w:r>
+        <w:rPr>
+          <w:vertAlign w:val="superscript"/>
+        </w:rPr>
+        <w:t xml:space="preserve">3,4</w:t>
+      </w:r>
     </w:p>
     <w:p>
       <w:pPr>
@@ -148,7 +190,31 @@
         <w:t xml:space="preserve">2</w:t>
       </w:r>
       <w:r>
-        <w:t xml:space="preserve">Novosibirsk State University, Novosibirsk, Russia</w:t>
+        <w:t xml:space="preserve">Novosibirsk State University, Novosibirsk, Russia;</w:t>
+      </w:r>
+      <w:r>
+        <w:t xml:space="preserve"> </w:t>
+      </w:r>
+      <w:r>
+        <w:rPr>
+          <w:vertAlign w:val="superscript"/>
+        </w:rPr>
+        <w:t xml:space="preserve">3</w:t>
+      </w:r>
+      <w:r>
+        <w:t xml:space="preserve">Siberian Regional Research Hydrometeorological Institute, Novosibirsk, Russia;</w:t>
+      </w:r>
+      <w:r>
+        <w:t xml:space="preserve"> </w:t>
+      </w:r>
+      <w:r>
+        <w:rPr>
+          <w:vertAlign w:val="superscript"/>
+        </w:rPr>
+        <w:t xml:space="preserve">4</w:t>
+      </w:r>
+      <w:r>
+        <w:t xml:space="preserve">Novosibirsk State Technical University, Novosibirsk, Russia</w:t>
       </w:r>
     </w:p>
     <w:p>
@@ -308,7 +374,7 @@
         <w:pStyle w:val="BodyText"/>
       </w:pPr>
       <w:r>
-        <w:t xml:space="preserve">Состояние атмосферы описывается набором из 19 полей. Приземные и статические: температура воздуха на высоте 2 м, зональная и меридиональная компоненты ветра на высоте 10 м, давление на уровне моря, приземное давление, суммарные осадки за 6 ч, общее содержание водяного пара в столбе атмосферы, геопотенциал поверхности и маска «суша — море». Два последних статические: подаются на вход, но не прогнозируются и исключены из всех оценок. На уровнях 850 и 500 гПа задаются по пять полей: температура, две компоненты ветра, геопотенциал и удельная влажность. Вертикальная структура кодируется составом признаков узла, а не отдельными узлами по вертикали.</w:t>
+        <w:t xml:space="preserve">Состояние атмосферы описывается набором из 19 полей. Приземные и статические: температура воздуха на высоте 2 м, зональная и меридиональная компоненты ветра на высоте 10 м, давление на уровне моря, приземное давление, суммарные осадки за 6 ч, общее содержание водяного пара в столбе атмосферы, геопотенциал поверхности и маска «суша — море». Два последних статические: подаются на вход, но не прогнозируются и исключены из всех оценок. На уровнях 850 и 500 гПа задаются по пять полей: температура, две компоненты ветра, геопотенциал и удельная влажность. Вертикальная структура кодируется составом признаков узла, а не отдельными узлами.</w:t>
       </w:r>
     </w:p>
     <w:p>
@@ -373,7 +439,7 @@
         <w:pStyle w:val="BodyText"/>
       </w:pPr>
       <w:r>
-        <w:t xml:space="preserve">Входное окно — два последовательных срока (12 ч предыстории); прогноз строится авторегрессионно с шагом 6 ч. Основные горизонты оценки — +6, +12, +18 и +24 ч.</w:t>
+        <w:t xml:space="preserve">Входное окно — два последовательных срока (12 ч); прогноз строится авторегрессионно с шагом 6 ч, горизонты оценки +6, +12, +18 и +24 ч.</w:t>
       </w:r>
     </w:p>
     <w:p>
@@ -381,7 +447,7 @@
         <w:pStyle w:val="BodyText"/>
       </w:pPr>
       <w:r>
-        <w:t xml:space="preserve">Целевая область (регион) ограничена координатами 50–60° с. ш., 83–98° в. д. и покрывается решёткой с шагом 0,25° размером 61 × 41 = 2501 узел. Внутри выделена внутренняя зона 55,5–56,5° с. ш., 92–94° в. д. (45 узлов), включающая Красноярск и окрестности. Все метрики вычислены относительно реальных полей ERA5 с шагом 0,25° в этих узлах, без интерполяции с более грубой сетки.</w:t>
+        <w:t xml:space="preserve">Целевая область (регион) ограничена координатами 50–60° с. ш., 83–98° в. д. и покрывается решёткой с шагом 0,25° размером 61 × 41 = 2501 узел. Внутри выделена зона 55,5–56,5° с. ш., 92–94° в. д. (45 узлов) с Красноярском и окрестностями. Метрики вычислены относительно полей ERA5 с шагом 0,25° в этих узлах, без интерполяции с более грубой сетки.</w:t>
       </w:r>
     </w:p>
     <w:p>
@@ -389,7 +455,7 @@
         <w:pStyle w:val="BodyText"/>
       </w:pPr>
       <w:r>
-        <w:t xml:space="preserve">Состав 33-канальной конфигурации, использованной для основной модели, получается добавлением к перечисленным 19 полям пяти полей на уровне 250 гПа и пяти на уровне 1000 гПа (температура, обе составляющие ветра, геопотенциал, удельная влажность), а также четырёх каналов временного форсинга — синусов и косинусов часа суток и дня года. Форсинг и статические поля модель предсказывает формально, но при развёртке они заменяются известными значениями и в число прогностических каналов не входят.</w:t>
+        <w:t xml:space="preserve">Состав 33-канальной конфигурации, использованной для основной модели, получается добавлением к перечисленным 19 полям пяти полей на уровне 250 гПа и пяти на уровне 1000 гПа (температура, обе составляющие ветра, геопотенциал, удельная влажность), а также четырёх каналов временного форсинга — синусов и косинусов часа суток и дня года. Форсинг и статические поля при развёртке заменяются известными значениями и в число прогностических каналов не входят.</w:t>
       </w:r>
     </w:p>
     <w:bookmarkEnd w:id="12"/>
@@ -407,7 +473,7 @@
         <w:pStyle w:val="FirstParagraph"/>
       </w:pPr>
       <w:r>
-        <w:t xml:space="preserve">Разбиение выполнено строго хронологически, без перемешивания сроков: обучающая выборка целиком предшествует проверочной, а проверочная — тестовой, что исключает попадание в обучение информации о будущих состояниях. Из 16 072 сроков при окне «2 входных среза + 4 прогностических шага» получается 16 067 примеров; они делятся в отношении 80/10/10: 12 853 — обучение, 1607 — проверочная выборка (подбор гиперпараметров и отбор состояния модели), 1607 — тестовая выборка, на которой получены все публикуемые числа. Тестовая выборка охватывает конец 2019 г. и полностью 2020 г., то есть содержит непрерывный годовой цикл и все четыре сезона: обучающая выборка — сроки начала прогноза с 01.01.2010 06 UTC по 19.10.2018 06 UTC, проверочная — с 19.10.2018 12 UTC по 25.11.2019 00 UTC, тестовая — с 25.11.2019 06 UTC по 30.12.2020 18 UTC.</w:t>
+        <w:t xml:space="preserve">Разбиение строго хронологическое, без перемешивания сроков: обучающая выборка целиком предшествует проверочной, а та — тестовой, так что информация о будущих состояниях в обучение не попадает. Из 16 072 сроков при окне «2 входных среза + 4 прогностических шага» получается 16 067 примеров; они делятся в отношении 80/10/10: 12 853 — обучение, 1607 — проверочная выборка (подбор гиперпараметров и отбор состояния модели), 1607 — тестовая выборка, на которой получены все публикуемые числа. Тестовая выборка охватывает конец 2019 г. и полностью 2020 г., то есть содержит непрерывный годовой цикл и все четыре сезона: обучающая выборка — сроки начала прогноза с 01.01.2010 06 UTC по 19.10.2018 06 UTC, проверочная — с 19.10.2018 12 UTC по 25.11.2019 00 UTC, тестовая — с 25.11.2019 06 UTC по 30.12.2020 18 UTC.</w:t>
       </w:r>
     </w:p>
     <w:bookmarkEnd w:id="13"/>
@@ -2463,7 +2529,7 @@
         <w:pStyle w:val="FirstParagraph"/>
       </w:pPr>
       <w:r>
-        <w:t xml:space="preserve">Значение переменной в узле через шесть часов определяется состоянием в его пространственной окрестности, поэтому выучиваемость такой закономерности требует, чтобы окрестность узла всюду имела примерно один физический размер. Для регулярной сетки в координатах широта–долгота это условие не выполняется: при шаге 0,703° расстояние между соседними узлами вдоль параллели убывает пропорционально косинусу широты (около 78 км на экваторе, 50 км на 50° с.ш. и 14 км на 80° с.ш.), а вблизи полюсов сетка вырождается. Модель вынуждена либо усреднять эту неоднородность, либо расходовать ёмкость на её запоминание.</w:t>
+        <w:t xml:space="preserve">Значение переменной в узле через шесть часов определяется состоянием его окрестности, и чтобы такая закономерность была выучиваема, окрестность узла должна всюду иметь примерно один физический размер. Для регулярной сетки в координатах широта–долгота это условие не выполняется: при шаге 0,703° расстояние между соседними узлами вдоль параллели убывает пропорционально косинусу широты (около 78 км на экваторе, 50 км на 50° с.ш. и 14 км на 80° с.ш.), а вблизи полюсов сетка вырождается. Модель вынуждена либо усреднять эту неоднородность, либо расходовать ёмкость на её запоминание.</w:t>
       </w:r>
     </w:p>
     <w:p>
@@ -2471,7 +2537,7 @@
         <w:pStyle w:val="BodyText"/>
       </w:pPr>
       <w:r>
-        <w:t xml:space="preserve">Альтернатива — граф с квазиравномерным распределением узлов по сфере, которое даёт икосаэдрическая триангуляция: исходный икосаэдр из 20 равных треугольных граней рекурсивно измельчается делением каждого треугольника на четыре с проецированием новых вершин на сферу. На любом уровне измельчения каждая вершина имеет пять или шесть соседей при малом разбросе длин рёбер, поэтому окрестность узла всюду отвечает близкому физическому масштабу. Это свойство и лежит в основе современных нейросетевых моделей прогноза [3, 8].</w:t>
+        <w:t xml:space="preserve">Альтернатива — граф с квазиравномерным распределением узлов по сфере, которое даёт икосаэдрическая триангуляция: икосаэдр из 20 равных граней рекурсивно измельчается делением каждого треугольника на четыре, новые вершины проецируются на сферу. На любом уровне измельчения каждая вершина имеет пять или шесть соседей при малом разбросе длин рёбер, поэтому окрестность узла всюду отвечает близкому физическому масштабу.</w:t>
       </w:r>
     </w:p>
     <w:bookmarkEnd w:id="17"/>
@@ -3592,7 +3658,7 @@
         <w:t xml:space="preserve"> </w:t>
       </w:r>
       <w:r>
-        <w:t xml:space="preserve">используются два среза анализа. Общее число обучаемых параметров — 5,9 млн; конфигурации на 19 и 33 канала различаются лишь входным слоем кодировщика и выходным декодировщика (около 11 тыс. параметров, 0,2 %), поэтому округляются одинаково. Модели с сотнями миллионов параметров [3, 9] требуют многоузловых конфигураций, тогда как здесь обучение и выпуск прогноза выполняются на одной графической карте.</w:t>
+        <w:t xml:space="preserve">используются два среза анализа. Общее число обучаемых параметров — 5,9 млн; конфигурации на 19 и 33 канала различаются лишь входным слоем кодировщика и выходным декодировщика (около 11 тыс. параметров, 0,2 %), поэтому округляются одинаково. Модели с сотнями миллионов параметров [3, 9] требуют многоузловых конфигураций, здесь же хватает одной графической карты.</w:t>
       </w:r>
     </w:p>
     <w:bookmarkEnd w:id="18"/>
@@ -3610,7 +3676,7 @@
         <w:pStyle w:val="FirstParagraph"/>
       </w:pPr>
       <w:r>
-        <w:t xml:space="preserve">Классический способ построения региональной модели — вырезать область из глобальной сетки и задавать на её краю внешние граничные условия. У такого подхода есть известный недостаток: граничные узлы не имеют корректного окружения, из-за чего у края накапливаются искажения, а для их подавления требуется отдельная процедура сшивания с внешним полем [4].</w:t>
+        <w:t xml:space="preserve">Классический способ построения региональной модели — вырезать область из глобальной сетки и задать на её краю внешние граничные условия. Недостаток известен: граничные узлы не имеют корректного окружения, у края накапливаются искажения, и для их подавления нужна отдельная процедура сшивания с внешним полем [4].</w:t>
       </w:r>
     </w:p>
     <w:p>
@@ -3626,7 +3692,7 @@
         <w:pStyle w:val="BodyText"/>
       </w:pPr>
       <w:r>
-        <w:t xml:space="preserve">Рёбра между узлами и вершинами графа строятся поиском ближайших соседей в трёхмерном пространстве по геоцентрическим координатам, единообразно для узлов обоих разрешений; никакой специальной обработки переходной зоны при построении связности не выполняется.</w:t>
+        <w:t xml:space="preserve">Рёбра между узлами и вершинами графа строятся поиском ближайших соседей по геоцентрическим координатам, единообразно для узлов обоих разрешений; переходная зона при построении связности никак не выделяется.</w:t>
       </w:r>
     </w:p>
     <w:p>
@@ -3634,7 +3700,7 @@
         <w:pStyle w:val="BodyText"/>
       </w:pPr>
       <w:r>
-        <w:t xml:space="preserve">Соединение областей жёсткое: множества узлов не пересекаются по построению, значения объединяются в единый вектор состояния без весовой функции и сглаживания на стыке. Согласование разрешений происходит неявно, в ходе обмена сообщениями: узлы по обе стороны стыка связаны рёбрами и на каждом из 12 раундов обмениваются признаками, так что переходный слой формируется самой моделью в процессе обучения.</w:t>
+        <w:t xml:space="preserve">Соединение жёсткое: множества узлов не пересекаются, значения сходятся в единый вектор состояния без весовой функции и сглаживания на стыке. Согласование разрешений идёт в ходе обмена сообщениями: узлы по обе стороны стыка связаны рёбрами и на каждом из 12 раундов обмениваются признаками, так что переходный слой формирует сама модель при обучении.</w:t>
       </w:r>
     </w:p>
     <w:p>

--- a/docs/paper/article_gip.docx
+++ b/docs/paper/article_gip.docx
@@ -4349,7 +4349,7 @@
         <w:pStyle w:val="BodyText"/>
       </w:pPr>
       <w:r>
-        <w:t xml:space="preserve">Роль самой заморозки формулируется сдержанно: по приземной температуре при равном бюджете расписание на итог не влияет (1,82 против 1,82 °C), тогда как по агрегату различие составляет 1,3 п.п. (60,8 против 59,5 %) в пользу заморозки. Это второй после п. 4.4 случай расхождения агрегата и поканальных значений, и причина та же: агрегат усредняет нормированные ошибки по всем каналам, вклад каждого определяется отношением его ошибки к разбросу поля, а не значимостью канала для практики. Ранжирование конфигураций поэтому зависит от того, какое поле объявлено целевым, и в отчётности следует приводить и агрегат, и поканальные значения по целевым полям на одной маске узлов. Однако адаптация процессора под регион необходима: при заморозке на всё обучение ошибка одношагового прогноза на проверочной выборке оказывается на 7,5 % выше, обучение выходит на плато уже к восьмой эпохе, и растёт также ошибка на обучающей выборке — модели не хватает свободы подстроить динамику, а не данных. Величина измерена той же одношаговой метрикой, но привлекается здесь не для отбора состояния, а как признак недообучения; при полной развёртке этот эффект не оценивался.</w:t>
+        <w:t xml:space="preserve">Роль самой заморозки формулируется сдержанно: по приземной температуре при равном бюджете расписание на итог не влияет (1,82 против 1,82 °C, интервалы [1,72; 1,90] и [1,71; 1,90] совпадают), тогда как по агрегату заморозка выигрывает 1,30 п.п. с интервалом [+1,06; +1,59], не накрывающим ноль (60,8 против 59,5 %). Это второй после п. 4.4 случай расхождения агрегата и поканальных значений, и причина та же: агрегат усредняет нормированные ошибки по всем каналам, вклад каждого определяется отношением его ошибки к разбросу поля, а не значимостью канала для практики. Ранжирование конфигураций поэтому зависит от того, какое поле объявлено целевым, и в отчётности следует приводить и агрегат, и поканальные значения по целевым полям на одной маске узлов. Однако адаптация процессора под регион необходима: при заморозке на всё обучение ошибка одношагового прогноза на проверочной выборке оказывается на 7,5 % выше, обучение выходит на плато уже к восьмой эпохе, и растёт также ошибка на обучающей выборке — модели не хватает свободы подстроить динамику, а не данных. Величина измерена той же одношаговой метрикой, но привлекается здесь не для отбора состояния, а как признак недообучения; при полной развёртке этот эффект не оценивался.</w:t>
       </w:r>
     </w:p>
     <w:bookmarkEnd w:id="26"/>

--- a/docs/paper/article_gip.docx
+++ b/docs/paper/article_gip.docx
@@ -114,7 +114,7 @@
         <w:pStyle w:val="BodyText"/>
       </w:pPr>
       <w:r>
-        <w:t xml:space="preserve">Представлена региональная нейросетевая модель прогноза погоды над югом Красноярского края, построенная на графовом представлении атмосферного состояния. Глобальная расчётная сетка с шагом 0,703° и региональная вставка с шагом 0,25° объединены в единую расчётную сетку из 133 279 узлов, образующую единый граф, что устраняет необходимость задания внешних граничных условий: согласование разрешений на стыке достигается механизмом обмена сообщениями в процессе обучения. Модель содержит 5,9 млн обучаемых параметров, обучение и выпуск прогноза выполняются на одном графическом ускорителе. Оценка на независимой выборке из 1607 сроков (все сезоны) показала среднеквадратическую ошибку прогноза приземной температуры 1,47 °C на суточном сроке при агрегатной успешности 74,4 % относительно инерционного прогноза и аномальной корреляции 0,975 относительно климатологии. Показано, что распределение обучающего сигнала по узлам графа и по каналам, возникающее при равномерном усреднении функции потерь, далеко от постановки задачи; явное взвешивание снижает ошибку приземной температуры на 10,2 % в среднем по горизонтам при равном объёме обучения (12,0 % на суточном сроке) без изменения архитектуры. В контрольном эксперименте с равным бюджетом обучения установлено, что ошибка на проверочной выборке при одношаговом прогнозе является ненадёжным критерием отбора модели для многошагового прогноза.</w:t>
+        <w:t xml:space="preserve">Представлена региональная нейросетевая модель прогноза погоды над югом Красноярского края, построенная на графовом представлении атмосферного состояния. Глобальная расчётная сетка с шагом 0,703° и региональная вставка с шагом 0,25° объединены в единую расчётную сетку из 133 279 узлов, образующую единый граф, что устраняет необходимость задания внешних граничных условий: согласование разрешений на стыке достигается механизмом обмена сообщениями в процессе обучения. Модель содержит 5,9 млн обучаемых параметров, обучение и выпуск прогноза выполняются на одном графическом ускорителе. Оценка на независимой выборке из 1607 сроков (все сезоны) показала среднеквадратическую ошибку прогноза приземной температуры 1,47 °C на суточном сроке при агрегатной успешности 74,4 % относительно инерционного прогноза и аномальной корреляции 0,973 относительно климатологии. На общих узлах и сроках модель уступает глобальной GraphCast в 1,33 раза по приземной температуре при вшестеро меньшем числе параметров. Показано, что распределение обучающего сигнала по узлам графа и по каналам, возникающее при равномерном усреднении функции потерь, далеко от постановки задачи; явное взвешивание снижает ошибку приземной температуры на 10,2 % в среднем по горизонтам при равном объёме обучения (12,0 % на суточном сроке) без изменения архитектуры. В контрольном эксперименте с равным бюджетом обучения установлено, что ошибка на проверочной выборке при одношаговом прогнозе является ненадёжным критерием отбора модели для многошагового прогноза.</w:t>
       </w:r>
     </w:p>
     <w:p>
@@ -126,7 +126,7 @@
       </w:r>
     </w:p>
     <w:bookmarkEnd w:id="9"/>
-    <w:bookmarkStart w:id="41" w:name="X18962f304fe062523d27d89f54b7781ab791a26"/>
+    <w:bookmarkStart w:id="38" w:name="X18962f304fe062523d27d89f54b7781ab791a26"/>
     <w:p>
       <w:pPr>
         <w:pStyle w:val="Heading1"/>
@@ -230,7 +230,7 @@
         <w:pStyle w:val="BodyText"/>
       </w:pPr>
       <w:r>
-        <w:t xml:space="preserve">A regional neural network weather forecasting model for the south of Krasnoyarsk Krai based on a graph representation of the atmospheric state is presented. A global mesh of 0.703° and a regional insert of 0.25° are combined into a single graph of 133,279 nodes, removing the need for external lateral boundary conditions: the resolutions are reconciled at the interface by the message passing mechanism during training. The model has 5.9 million trainable parameters; both training and forecast production run on a single GPU. On an independent sample of 1607 initial times covering all seasons the root-mean-square error of the 2-m temperature forecast is 1.47 °C at the 24-h lead time, with an aggregate skill score of 74.4 % against persistence and an anomaly correlation of 0.975 against climatology. The distribution of the training signal over nodes and channels arising from uniform averaging of the loss is shown to be far from the task; explicit weighting reduces the 2-m temperature error by 10.2 % at an equal training budget and with no change to the architecture. A controlled experiment at an equal training budget shows the single-step validation error to be an unreliable criterion for selecting a model for multi-step forecasting.</w:t>
+        <w:t xml:space="preserve">A regional neural network weather forecasting model for the south of Krasnoyarsk Krai is presented, built on a graph representation of the atmospheric state. A global mesh of 0.703° and a regional insert of 0.25° form a single graph of 133,279 nodes, removing the need for external lateral boundary conditions: the resolutions are reconciled at the interface by message passing during training. The model has 5.9 million trainable parameters and runs on a single GPU. On 1607 independent initial times covering all seasons the 2-m temperature error is 1.47 °C at the 24-h lead time, the aggregate skill score 74.4 % against persistence and the anomaly correlation 0.973 against climatology. On shared nodes and initial times it trails the global GraphCast by a factor of 1.33 with six times fewer parameters. The distribution of the training signal over nodes and channels arising from uniform averaging of the loss is far from the task: explicit weighting cuts the 2-m temperature error by 10.2 % at an equal budget and unchanged architecture. At an equal training budget the single-step validation error proves an unreliable criterion for selecting a model for multi-step forecasting.</w:t>
       </w:r>
     </w:p>
     <w:p>
@@ -271,7 +271,7 @@
         <w:pStyle w:val="BodyText"/>
       </w:pPr>
       <w:r>
-        <w:t xml:space="preserve">Большинство таких систем решает глобальную задачу, тогда как практический интерес часто представляет прогноз повышенной детальности над ограниченной территорией. Главная трудность переноса — граничные условия: у краевых узлов вырезанной области нет корректного окружения, и в классическом прогнозе это решается релаксацией к внешнему полю в буферной зоне [4], что требует отдельной процедуры и вносит свои погрешности. Добавляется накопление ошибки в авторегрессионной развёртке, для ограниченной области выраженное сильнее.</w:t>
+        <w:t xml:space="preserve">Большинство таких систем решает глобальную задачу, тогда как практический интерес часто представляет прогноз повышенной детальности над ограниченной территорией. Главная трудность переноса — граничные условия: у краевых узлов вырезанной области нет корректного окружения, и в классическом прогнозе это решается релаксацией к внешнему полю в буферной зоне [4], что требует отдельной процедуры и вносит свои погрешности.</w:t>
       </w:r>
     </w:p>
     <w:p>
@@ -2463,7 +2463,7 @@
         <w:t xml:space="preserve"> </w:t>
       </w:r>
       <w:r>
-        <w:t xml:space="preserve">— климатология на тот же срок,</w:t>
+        <w:t xml:space="preserve">— климатология ERA5 за 1990–2019 гг. из архива WeatherBench 2 [12],</w:t>
       </w:r>
       <w:r>
         <w:t xml:space="preserve"> </w:t>
@@ -2555,7 +2555,7 @@
         <w:pStyle w:val="FirstParagraph"/>
       </w:pPr>
       <w:r>
-        <w:t xml:space="preserve">Используется схема «кодировщик — процессор — декодировщик» [2, 8], в которой обмен информацией происходит на графе, а входные и выходные поля остаются на регулярной сетке (рис. 1).</w:t>
+        <w:t xml:space="preserve">Используется схема «кодировщик — процессор — декодировщик» [2, 8], в которой обмен информацией происходит на графе, а входные и выходные поля остаются на регулярной сетке.</w:t>
       </w:r>
     </w:p>
     <w:p>
@@ -3708,7 +3708,7 @@
         <w:pStyle w:val="BodyText"/>
       </w:pPr>
       <w:r>
-        <w:t xml:space="preserve">В методе Дэвиса [4] внутреннее решение релаксируется к заданному извне полю в ходе интегрирования, то есть внешние граница и поле остаются необходимыми; здесь их нет вовсе. Прямая проверка бесшовности приведена на рис. 2: смена разрешения видна по размеру ячеек, разрыва поля на склейке нет. Количественная диагностика по горизонтам дана в п. 4.6.</w:t>
+        <w:t xml:space="preserve">В методе Дэвиса [4] внутреннее решение релаксируется к заданному извне полю в ходе интегрирования, то есть внешние граница и поле остаются необходимыми; здесь их нет вовсе. Прямая проверка бесшовности приведена на рис. 1: смена разрешения видна по размеру ячеек, разрыва поля на склейке нет. Количественная диагностика по горизонтам дана в п. 4.6.</w:t>
       </w:r>
     </w:p>
     <w:p>
@@ -4065,7 +4065,7 @@
         <w:pStyle w:val="FirstParagraph"/>
       </w:pPr>
       <w:r>
-        <w:t xml:space="preserve">Ошибка приземной температуры на суточном сроке — 1,47 °C по области [1,39; 1,53] и 1,31 °C во внутренней зоне [1,21; 1,40]; аномальная корреляция 0,975 [0,970; 0,979] и 0,984 [0,979; 0,987]. У инерционного прогноза на том же окне ACC равна 0,507. По остальным полям на том же сроке (регион): ветер 0,70 и 0,68 м/с, давление на уровне моря 1,03 гПа, T850 0,94 °C, Z500 8,7 гпм.</w:t>
+        <w:t xml:space="preserve">Ошибка приземной температуры на суточном сроке — 1,47 °C по области [1,39; 1,53] и 1,31 °C во внутренней зоне [1,21; 1,40]. Аномальная корреляция приведена в п. 4.7 вместе со сравнением с глобальной моделью, чтобы обе величины были отнесены к одной климатологии. По остальным полям на том же сроке (регион): ветер 0,70 и 0,68 м/с, давление на уровне моря 1,03 гПа, T850 0,94 °C, Z500 8,7 гпм.</w:t>
       </w:r>
     </w:p>
     <w:p>
@@ -4073,7 +4073,7 @@
         <w:pStyle w:val="BodyText"/>
       </w:pPr>
       <w:r>
-        <w:t xml:space="preserve">Расширение состава полей с 19 до 33 каналов (уровни 250 и 1000 гПа, временной форсинг) даёт выигрыш на всех горизонтах: 0,076 / 0,121 / 0,149 / 0,174 °C с интервалами [0,063; 0,088], [0,104; 0,138], [0,125; 0,171] и [0,141; 0,210] (блочный бутстреп, блок 5 суток, 2000 реплик, парное сравнение на совпадающих сроках). Отнести весь выигрыш к добавленным уровням нельзя: 33-канальная конфигурация дообучалась от иной глобальной модели, которая и сама точнее. Переход от базовой 33-канальной конфигурации к взвешенной — предмет п. 4.4; он снижает ошибку приземной температуры ещё на 11,6 % (1,548 против 1,368 °C в среднем по горизонтам) при равном объёме обучения и неизменной архитектуре, а агрегатную успешность повышает на 1,17 п.п. с интервалом [+1,09; +1,24].</w:t>
+        <w:t xml:space="preserve">Расширение состава полей с 19 до 33 каналов (уровни 250 и 1000 гПа, временной форсинг) даёт выигрыш на всех горизонтах: 0,076 / 0,121 / 0,149 / 0,174 °C с интервалами [0,063; 0,088], [0,104; 0,138], [0,125; 0,171] и [0,141; 0,210]. Отнести весь выигрыш к добавленным уровням нельзя: 33-канальная конфигурация дообучалась от иной глобальной модели, которая и сама точнее. Переход от базовой 33-канальной конфигурации к взвешенной — предмет п. 4.4; он снижает ошибку приземной температуры ещё на 11,6 % (1,548 против 1,368 °C в среднем по горизонтам) при равном объёме обучения и неизменной архитектуре, а агрегатную успешность повышает на 1,17 п.п. с интервалом [+1,09; +1,24].</w:t>
       </w:r>
     </w:p>
     <w:bookmarkEnd w:id="23"/>
@@ -4217,7 +4217,7 @@
         <w:pStyle w:val="BodyText"/>
       </w:pPr>
       <w:r>
-        <w:t xml:space="preserve">Механизм виден в последнем столбце. Платой служит точность на глобальной части графа: ошибка при</w:t>
+        <w:t xml:space="preserve">Механизм виден в последнем столбце: платой служит точность на глобальной части графа, и её приращение при</w:t>
       </w:r>
       <w:r>
         <w:t xml:space="preserve"> </w:t>
@@ -4240,7 +4240,7 @@
         <w:t xml:space="preserve"> </w:t>
       </w:r>
       <w:r>
-        <w:t xml:space="preserve">выше, чем при</w:t>
+        <w:t xml:space="preserve">втрое больше, чем при</w:t>
       </w:r>
       <w:r>
         <w:t xml:space="preserve"> </w:t>
@@ -4260,7 +4260,10 @@
         </m:r>
       </m:oMath>
       <w:r>
-        <w:t xml:space="preserve">, лишь на 0,8 % (0,1717 против 0,1703), но её приращение относительно конфигурации без весов втрое больше — 0,0021 против 0,0007. Прогноз внутри вставки за сутки зависит от притока извне, и деградация окружающего поля возвращается в область через развёртку. Оптимум определяется не самой областью, а балансом между ней и её окружением.</w:t>
+        <w:t xml:space="preserve"> </w:t>
+      </w:r>
+      <w:r>
+        <w:t xml:space="preserve">(0,0021 против 0,0007). Прогноз внутри вставки за сутки зависит от притока извне, деградация окружающего поля возвращается в область через развёртку, и оптимум определяется балансом между областью и её окружением.</w:t>
       </w:r>
     </w:p>
     <w:p>
@@ -4268,7 +4271,7 @@
         <w:pStyle w:val="BodyText"/>
       </w:pPr>
       <w:r>
-        <w:t xml:space="preserve">Веса каналов действуют как регулятор, а не как исправление ошибки: агрегат при их введении снижается на 0,30 п.п. (интервал [−0,32; −0,28]), тогда как приземная температура улучшается на 4,6 % (все четыре интервала не накрывают ноль). Агрегат (3) сам есть среднее по каналам с равными весами, то есть равномерное взвешивание для него оптимально по построению, и выравнивание вкладов смещает точность к каналам с малой собственной изменчивостью за счёт каналов с большой. Выигрыш канала описывается логарифмом его веса (корреляция 0,98 по 12 каналам), но за пределы измеренного диапазона не переносится: усиление пяти приземных каналов вчетверо сверх выравнивания дало меньше предсказанного, а геопотенциал на 500 гПа стал хуже. Механизм тот же, что у веса вставки: усиленные каналы отбирают ресурс у полей, которые их и определяют.</w:t>
+        <w:t xml:space="preserve">Веса каналов действуют как регулятор, а не как исправление ошибки: агрегат при их введении снижается на 0,30 п.п. (интервал [−0,32; −0,28]), тогда как приземная температура улучшается на 4,6 % (все четыре интервала не накрывают ноль). Агрегат (3) сам есть среднее по каналам с равными весами, то есть равномерное взвешивание для него оптимально по построению, и выравнивание вкладов смещает точность к каналам с малой собственной изменчивостью за счёт каналов с большой. Выигрыш канала описывается логарифмом его веса (корреляция 0,98 по 12 каналам), но за пределы измеренного диапазона не переносится. Механизм тот же, что у веса вставки: усиленные каналы отбирают ресурс у полей, которые их и определяют.</w:t>
       </w:r>
     </w:p>
     <w:p>
@@ -4333,7 +4336,7 @@
         <w:pStyle w:val="BodyText"/>
       </w:pPr>
       <w:r>
-        <w:t xml:space="preserve">Более того, контрольная точка эпохи 7, «лучшая» по одношаговой ошибке, в авторегрессионной развёртке уступает собственной же точке эпохи 16 (1,96 против 1,82 °C). Тот же эффект независимо воспроизводится на базовой 33-канальной конфигурации: её состояние, отобранное по минимуму ошибки на проверочной выборке, точнее на горизонте +6 ч (1,30 против 1,32 °C), но уступает на +18 и +24 ч (1,63 против 1,59 и 1,71 против 1,66 °C), причём смена знака значима с обеих сторон.</w:t>
+        <w:t xml:space="preserve">Более того, контрольная точка эпохи 7, «лучшая» по одношаговой ошибке, в авторегрессионной развёртке уступает собственной же точке эпохи 16 (1,96 против 1,82 °C). Тот же эффект воспроизводится на базовой 33-канальной конфигурации: состояние, отобранное по минимуму ошибки на проверочной выборке, точнее на +6 ч (1,30 против 1,32 °C), но уступает на +18 и +24 ч, и смена знака значима с обеих сторон.</w:t>
       </w:r>
     </w:p>
     <w:p>
@@ -4349,7 +4352,7 @@
         <w:pStyle w:val="BodyText"/>
       </w:pPr>
       <w:r>
-        <w:t xml:space="preserve">Роль самой заморозки формулируется сдержанно: по приземной температуре при равном бюджете расписание на итог не влияет (1,82 против 1,82 °C, интервалы [1,72; 1,90] и [1,71; 1,90] совпадают), тогда как по агрегату заморозка выигрывает 1,30 п.п. с интервалом [+1,06; +1,59], не накрывающим ноль (60,8 против 59,5 %). Это второй после п. 4.4 случай расхождения агрегата и поканальных значений, и причина та же: агрегат усредняет нормированные ошибки по всем каналам, вклад каждого определяется отношением его ошибки к разбросу поля, а не значимостью канала для практики. Ранжирование конфигураций поэтому зависит от того, какое поле объявлено целевым, и в отчётности следует приводить и агрегат, и поканальные значения по целевым полям на одной маске узлов. Однако адаптация процессора под регион необходима: при заморозке на всё обучение ошибка одношагового прогноза на проверочной выборке оказывается на 7,5 % выше, обучение выходит на плато уже к восьмой эпохе, и растёт также ошибка на обучающей выборке — модели не хватает свободы подстроить динамику, а не данных. Величина измерена той же одношаговой метрикой, но привлекается здесь не для отбора состояния, а как признак недообучения; при полной развёртке этот эффект не оценивался.</w:t>
+        <w:t xml:space="preserve">Роль самой заморозки формулируется сдержанно: по приземной температуре при равном бюджете расписание на итог не влияет (1,82 против 1,82 °C, интервалы [1,72; 1,90] и [1,71; 1,90] совпадают), тогда как по агрегату заморозка выигрывает 1,30 п.п. с интервалом [+1,06; +1,59], не накрывающим ноль (60,8 против 59,5 %). Это второй после п. 4.4 случай расхождения агрегата и поканальных значений, и причина та же: агрегат усредняет нормированные ошибки по всем каналам, вклад каждого определяется отношением его ошибки к разбросу поля, а не значимостью канала для практики. Ранжирование конфигураций поэтому зависит от того, какое поле объявлено целевым, и в отчётности следует приводить и агрегат, и поканальные значения по целевым полям на одной маске узлов. Однако адаптация процессора под регион необходима: при заморозке на всё обучение ошибка на проверочной выборке выше на 7,5 %, обучение выходит на плато к восьмой эпохе, и растёт также ошибка на обучающей выборке — модели не хватает свободы подстроить динамику, а не данных. Величина измерена одношаговой метрикой и привлекается как признак недообучения, а не для отбора состояния.</w:t>
       </w:r>
     </w:p>
     <w:bookmarkEnd w:id="26"/>
@@ -4383,7 +4386,7 @@
         <w:pStyle w:val="BodyText"/>
       </w:pPr>
       <w:r>
-        <w:t xml:space="preserve">Однако в авторегрессии он не усиливается. Относительно полосы 200–1000 км превышение убывает с 13 % на +6 ч до 2 % на +24 ч, но эта полоса перестаёт быть минимумом на дальних сроках: на +18 и +24 ч наименьшая ошибка приходится на полосу 100–200 км. Относительно минимума превышение у стыка составляет 6,0 / 8,8 / 7,9 / 6,5 % по четырём горизонтам, то есть держится на уровне 6–9 % и с горизонтом не растёт. Убывание относительно дальней полосы отражает рост ошибки в глубине области, а не рассасывание переходного слоя: на дальних сроках там преобладает другой источник ошибки — рельеф, в глубине области лежат горные районы. Это важно, поскольку неограниченный рост приграничной ошибки и составляет основную трудность региональных моделей с внешними граничными условиями.</w:t>
+        <w:t xml:space="preserve">Однако в авторегрессии он не усиливается. Относительно минимума по полосам превышение у стыка составляет 6,0 / 8,8 / 7,9 / 6,5 % по четырём горизонтам, то есть держится на уровне 6–9 %. Убывание относительно дальней полосы отражает рост ошибки в глубине области, а не рассасывание переходного слоя: на дальних сроках там преобладает другой источник ошибки — рельеф, в глубине области лежат горные районы. Это важно, поскольку неограниченный рост приграничной ошибки и составляет основную трудность региональных моделей с внешними граничными условиями.</w:t>
       </w:r>
     </w:p>
     <w:p>
@@ -4395,12 +4398,54 @@
       </w:r>
     </w:p>
     <w:bookmarkEnd w:id="27"/>
-    <w:bookmarkStart w:id="28" w:name="Xd314fc7688ddb232237405ca9eb3f7836e9e19e"/>
+    <w:bookmarkStart w:id="28" w:name="сравнение-с-глобальной-моделью"/>
     <w:p>
       <w:pPr>
         <w:pStyle w:val="Heading2"/>
       </w:pPr>
       <w:r>
+        <w:t xml:space="preserve">Сравнение с глобальной моделью</w:t>
+      </w:r>
+    </w:p>
+    <w:p>
+      <w:pPr>
+        <w:pStyle w:val="FirstParagraph"/>
+      </w:pPr>
+      <w:r>
+        <w:t xml:space="preserve">Публикуемые метрики GraphCast [8] относятся ко всему земному шару, тогда как приводимые здесь — к вставке над Красноярским краем; напрямую они несопоставимы, поскольку больше половины площади шара занимает океан, где прогноз точнее. Поэтому прогнозы GraphCast, реанализ и климатология взяты из архива WeatherBench 2 [12] в разрешении 0,25° и обрезаны по тем же 2501 узлу, а метрики вычислены тем же кодом и с теми же широтными весами.</w:t>
+      </w:r>
+    </w:p>
+    <w:p>
+      <w:pPr>
+        <w:pStyle w:val="BodyText"/>
+      </w:pPr>
+      <w:r>
+        <w:t xml:space="preserve">Архив GraphCast содержит инициализации 00 и 12 UTC, поэтому сравнение ведётся на 803 сроках тестового окна, общих для обеих моделей. Корректность сопоставления проверена инерционным прогнозом: вычисленный из архива, он даёт 6,71 / 6,90 / 4,02 / 4,45 °C по приземной температуре, а вычисленный нашим кодом на тех же сроках — 6,71 / 6,90 / 4,03 / 4,45 °C. Сравнение ограничено приземными полями: уровни хранятся в архиве неделимым блоком, и выборка одного стоит как выборка всех.</w:t>
+      </w:r>
+    </w:p>
+    <w:p>
+      <w:pPr>
+        <w:pStyle w:val="BodyText"/>
+      </w:pPr>
+      <w:r>
+        <w:t xml:space="preserve">GraphCast точнее по всем полям: на треть по температуре и ветру, на три четверти по давлению. Соотношение ожидаемое — 36,7 млн параметров против 5,9, полное разрешение 0,25° по всему шару против грубой глобальной сетки со вставкой, 37 уровней против четырёх, многоузловое обучение против одной видеокарты. Отставание следует читать как цену перехода к вычислительной среде регионального подразделения, а не как предел подхода.</w:t>
+      </w:r>
+    </w:p>
+    <w:p>
+      <w:pPr>
+        <w:pStyle w:val="BodyText"/>
+      </w:pPr>
+      <w:r>
+        <w:t xml:space="preserve">Аномальная корреляция нашей модели относительно той же климатологии равна 0,973 [0,968; 0,978] по области и 0,983 [0,977; 0,986] во внутренней зоне; по остальным полям области — 0,946 и 0,927 по составляющим ветра, 0,995 по давлению, 0,988 по T850 и 0,998 по Z500.</w:t>
+      </w:r>
+    </w:p>
+    <w:bookmarkEnd w:id="28"/>
+    <w:bookmarkStart w:id="29" w:name="Xd314fc7688ddb232237405ca9eb3f7836e9e19e"/>
+    <w:p>
+      <w:pPr>
+        <w:pStyle w:val="Heading2"/>
+      </w:pPr>
+      <w:r>
         <w:t xml:space="preserve">Обсуждение, выводы и направления дальнейшей работы</w:t>
       </w:r>
     </w:p>
@@ -4410,24 +4455,6 @@
       </w:pPr>
       <w:r>
         <w:t xml:space="preserve">Качество полученной модели определялось не архитектурой, а распределением обучающего сигнала: ни одно из проверенных вмешательств не касалось устройства сети. У обоих введённых весов обнаруживается внутренний максимум, и по одной причине: усиленная часть задачи отбирает ресурс у той, от которой сама зависит, — для целевой области это приток извне, для приземных каналов поля, формирующие приземную погоду.</w:t>
-      </w:r>
-    </w:p>
-    <w:bookmarkEnd w:id="28"/>
-    <w:bookmarkStart w:id="29" w:name="приёмы-не-давшие-эффекта"/>
-    <w:p>
-      <w:pPr>
-        <w:pStyle w:val="Heading2"/>
-      </w:pPr>
-      <w:r>
-        <w:t xml:space="preserve">Приёмы, не давшие эффекта</w:t>
-      </w:r>
-    </w:p>
-    <w:p>
-      <w:pPr>
-        <w:pStyle w:val="FirstParagraph"/>
-      </w:pPr>
-      <w:r>
-        <w:t xml:space="preserve">Три приёма, ожидавшихся полезными, проверены и отвергнуты. Внесение шума в авторегрессию ухудшило результат на 15 % при единой дисперсии и на 5 % при дисперсии, пропорциональной разбросу шестичасовой невязки канала: приём защищает от накопления ошибки в длинной развёртке, тогда как обучение и оценка ведутся на четырёх шагах, где накопление невелико. Ансамблирование дало 74,80 % для двух участников против 74,85 % у лучшего одиночного: все конфигурации получены дообучением одной исходной модели, корреляция ошибок в паре 0,993, независимого разнообразия между ними нет. Обучение на развёртке в двенадцать шагов вместо четырёх выигрыша не дало (64,38 против 64,49 % за пять суток, интервал разности [−1,01; +0,59] накрывает ноль), причём двенадцать шагов не помещаются в ускоритель и градиент между ними приходится разрывать — вероятно, сквозной перенос градиента и составляет основную пользу приёма.</w:t>
       </w:r>
     </w:p>
     <w:bookmarkEnd w:id="29"/>
@@ -4515,6 +4542,14 @@
         <w:pStyle w:val="BodyText"/>
       </w:pPr>
       <w:r>
+        <w:t xml:space="preserve">Три приёма, ожидавшихся полезными, проверены и отвергнуты: внесение шума в авторегрессию (хуже на 5–15 %), ансамблирование дообученных состояний одной модели (корреляция ошибок 0,993, независимого разнообразия нет) и обучение на развёртке в двенадцать шагов вместо четырёх (разность 0,11 п.п., интервал накрывает ноль). Разбор вынесен в методическую работу.</w:t>
+      </w:r>
+    </w:p>
+    <w:p>
+      <w:pPr>
+        <w:pStyle w:val="BodyText"/>
+      </w:pPr>
+      <w:r>
         <w:t xml:space="preserve">Истиной служит реанализ, а не станционные наблюдения; он сглаживает подсеточные эффекты, включая городской остров тепла, поэтому оценки не переносятся на прогноз в точке станции без постобработки. Сопоставление с оперативной моделью не проводилось; при нём придётся учесть, что модель, обученная на реанализе, против реанализа и оценивается, то есть находится в благоприятном положении [12]. Результаты получены для одной территории и одного тестового окна, а прямое сравнение с региональной моделью с граничным форсингом [10] не выполнялось.</w:t>
       </w:r>
     </w:p>
@@ -5255,7 +5290,7 @@
       </w:r>
     </w:p>
     <w:bookmarkEnd w:id="33"/>
-    <w:bookmarkStart w:id="40" w:name="references"/>
+    <w:bookmarkStart w:id="37" w:name="references"/>
     <w:p>
       <w:pPr>
         <w:pStyle w:val="Heading2"/>
@@ -5435,7 +5470,7 @@
         <w:t xml:space="preserve"> </w:t>
       </w:r>
       <w:r>
-        <w:t xml:space="preserve">Ошибка приземной температуры (°C) по горизонтам, агрегатная успешность</w:t>
+        <w:t xml:space="preserve">Ошибка приземной температуры (°C) по горизонтам и агрегатная успешность</w:t>
       </w:r>
       <w:r>
         <w:t xml:space="preserve"> </w:t>
@@ -5456,1617 +5491,7 @@
         <w:t xml:space="preserve"> </w:t>
       </w:r>
       <w:r>
-        <w:t xml:space="preserve">(%) согласно (3) и аномальная корреляция приземной температуры согласно (4), осреднённая по четырём горизонтам. Тестовая выборка 1607 сроков; регион — 2501 узел, внутренняя зона — 45 узлов.</w:t>
-      </w:r>
-    </w:p>
-    <w:tbl>
-      <w:tblPr>
-        <w:tblStyle w:val="Table"/>
-        <w:tblW w:type="pct" w:w="5000"/>
-        <w:tblLayout w:type="fixed"/>
-        <w:tblLook w:firstRow="1" w:lastRow="0" w:firstColumn="0" w:lastColumn="0" w:noHBand="0" w:noVBand="0" w:val="0020"/>
-      </w:tblPr>
-      <w:tblGrid>
-        <w:gridCol w:w="792"/>
-        <w:gridCol w:w="792"/>
-        <w:gridCol w:w="1056"/>
-        <w:gridCol w:w="1056"/>
-        <w:gridCol w:w="1056"/>
-        <w:gridCol w:w="1056"/>
-        <w:gridCol w:w="1056"/>
-        <w:gridCol w:w="1056"/>
-      </w:tblGrid>
-      <w:tr>
-        <w:trPr>
-          <w:tblHeader w:val="on"/>
-        </w:trPr>
-        <w:tc>
-          <w:tcPr/>
-          <w:p>
-            <w:pPr>
-              <w:pStyle w:val="Compact"/>
-            </w:pPr>
-            <w:r>
-              <w:t xml:space="preserve">Зона</w:t>
-            </w:r>
-          </w:p>
-        </w:tc>
-        <w:tc>
-          <w:tcPr/>
-          <w:p>
-            <w:pPr>
-              <w:pStyle w:val="Compact"/>
-            </w:pPr>
-            <w:r>
-              <w:t xml:space="preserve">Конфигурация</w:t>
-            </w:r>
-          </w:p>
-        </w:tc>
-        <w:tc>
-          <w:tcPr/>
-          <w:p>
-            <w:pPr>
-              <w:pStyle w:val="Compact"/>
-              <w:jc w:val="right"/>
-            </w:pPr>
-            <w:r>
-              <w:t xml:space="preserve">+6 ч</w:t>
-            </w:r>
-          </w:p>
-        </w:tc>
-        <w:tc>
-          <w:tcPr/>
-          <w:p>
-            <w:pPr>
-              <w:pStyle w:val="Compact"/>
-              <w:jc w:val="right"/>
-            </w:pPr>
-            <w:r>
-              <w:t xml:space="preserve">+12 ч</w:t>
-            </w:r>
-          </w:p>
-        </w:tc>
-        <w:tc>
-          <w:tcPr/>
-          <w:p>
-            <w:pPr>
-              <w:pStyle w:val="Compact"/>
-              <w:jc w:val="right"/>
-            </w:pPr>
-            <w:r>
-              <w:t xml:space="preserve">+18 ч</w:t>
-            </w:r>
-          </w:p>
-        </w:tc>
-        <w:tc>
-          <w:tcPr/>
-          <w:p>
-            <w:pPr>
-              <w:pStyle w:val="Compact"/>
-              <w:jc w:val="right"/>
-            </w:pPr>
-            <w:r>
-              <w:t xml:space="preserve">+24 ч</w:t>
-            </w:r>
-          </w:p>
-        </w:tc>
-        <w:tc>
-          <w:tcPr/>
-          <w:p>
-            <w:pPr>
-              <w:pStyle w:val="Compact"/>
-              <w:jc w:val="right"/>
-            </w:pPr>
-            <m:oMath>
-              <m:acc>
-                <m:accPr>
-                  <m:chr m:val="‾"/>
-                </m:accPr>
-                <m:e>
-                  <m:r>
-                    <m:t>S</m:t>
-                  </m:r>
-                </m:e>
-              </m:acc>
-            </m:oMath>
-            <w:r>
-              <w:t xml:space="preserve">, %</w:t>
-            </w:r>
-          </w:p>
-        </w:tc>
-        <w:tc>
-          <w:tcPr/>
-          <w:p>
-            <w:pPr>
-              <w:pStyle w:val="Compact"/>
-              <w:jc w:val="right"/>
-            </w:pPr>
-            <w:r>
-              <w:t xml:space="preserve">ACC</w:t>
-            </w:r>
-          </w:p>
-        </w:tc>
-      </w:tr>
-      <w:tr>
-        <w:tc>
-          <w:tcPr/>
-          <w:p>
-            <w:pPr>
-              <w:pStyle w:val="Compact"/>
-            </w:pPr>
-            <w:r>
-              <w:t xml:space="preserve">Регион</w:t>
-            </w:r>
-          </w:p>
-        </w:tc>
-        <w:tc>
-          <w:tcPr/>
-          <w:p>
-            <w:pPr>
-              <w:pStyle w:val="Compact"/>
-            </w:pPr>
-            <w:r>
-              <w:t xml:space="preserve">19 каналов</w:t>
-            </w:r>
-          </w:p>
-        </w:tc>
-        <w:tc>
-          <w:tcPr/>
-          <w:p>
-            <w:pPr>
-              <w:pStyle w:val="Compact"/>
-              <w:jc w:val="right"/>
-            </w:pPr>
-            <w:r>
-              <w:t xml:space="preserve">1,41</w:t>
-            </w:r>
-          </w:p>
-        </w:tc>
-        <w:tc>
-          <w:tcPr/>
-          <w:p>
-            <w:pPr>
-              <w:pStyle w:val="Compact"/>
-              <w:jc w:val="right"/>
-            </w:pPr>
-            <w:r>
-              <w:t xml:space="preserve">1,67</w:t>
-            </w:r>
-          </w:p>
-        </w:tc>
-        <w:tc>
-          <w:tcPr/>
-          <w:p>
-            <w:pPr>
-              <w:pStyle w:val="Compact"/>
-              <w:jc w:val="right"/>
-            </w:pPr>
-            <w:r>
-              <w:t xml:space="preserve">1,75</w:t>
-            </w:r>
-          </w:p>
-        </w:tc>
-        <w:tc>
-          <w:tcPr/>
-          <w:p>
-            <w:pPr>
-              <w:pStyle w:val="Compact"/>
-              <w:jc w:val="right"/>
-            </w:pPr>
-            <w:r>
-              <w:t xml:space="preserve">1,85</w:t>
-            </w:r>
-          </w:p>
-        </w:tc>
-        <w:tc>
-          <w:tcPr/>
-          <w:p>
-            <w:pPr>
-              <w:pStyle w:val="Compact"/>
-              <w:jc w:val="right"/>
-            </w:pPr>
-            <w:r>
-              <w:t xml:space="preserve">69,2</w:t>
-            </w:r>
-          </w:p>
-        </w:tc>
-        <w:tc>
-          <w:tcPr/>
-          <w:p>
-            <w:pPr>
-              <w:pStyle w:val="Compact"/>
-              <w:jc w:val="right"/>
-            </w:pPr>
-            <w:r>
-              <w:t xml:space="preserve">0,962</w:t>
-            </w:r>
-          </w:p>
-        </w:tc>
-      </w:tr>
-      <w:tr>
-        <w:tc>
-          <w:tcPr/>
-          <w:p>
-            <w:pPr>
-              <w:pStyle w:val="Compact"/>
-            </w:pPr>
-          </w:p>
-        </w:tc>
-        <w:tc>
-          <w:tcPr/>
-          <w:p>
-            <w:pPr>
-              <w:pStyle w:val="Compact"/>
-            </w:pPr>
-            <w:r>
-              <w:t xml:space="preserve">33 канала, базовая</w:t>
-            </w:r>
-          </w:p>
-        </w:tc>
-        <w:tc>
-          <w:tcPr/>
-          <w:p>
-            <w:pPr>
-              <w:pStyle w:val="Compact"/>
-              <w:jc w:val="right"/>
-            </w:pPr>
-            <w:r>
-              <w:t xml:space="preserve">1,33</w:t>
-            </w:r>
-          </w:p>
-        </w:tc>
-        <w:tc>
-          <w:tcPr/>
-          <w:p>
-            <w:pPr>
-              <w:pStyle w:val="Compact"/>
-              <w:jc w:val="right"/>
-            </w:pPr>
-            <w:r>
-              <w:t xml:space="preserve">1,55</w:t>
-            </w:r>
-          </w:p>
-        </w:tc>
-        <w:tc>
-          <w:tcPr/>
-          <w:p>
-            <w:pPr>
-              <w:pStyle w:val="Compact"/>
-              <w:jc w:val="right"/>
-            </w:pPr>
-            <w:r>
-              <w:t xml:space="preserve">1,61</w:t>
-            </w:r>
-          </w:p>
-        </w:tc>
-        <w:tc>
-          <w:tcPr/>
-          <w:p>
-            <w:pPr>
-              <w:pStyle w:val="Compact"/>
-              <w:jc w:val="right"/>
-            </w:pPr>
-            <w:r>
-              <w:t xml:space="preserve">1,68</w:t>
-            </w:r>
-          </w:p>
-        </w:tc>
-        <w:tc>
-          <w:tcPr/>
-          <w:p>
-            <w:pPr>
-              <w:pStyle w:val="Compact"/>
-              <w:jc w:val="right"/>
-            </w:pPr>
-            <w:r>
-              <w:t xml:space="preserve">73,2</w:t>
-            </w:r>
-          </w:p>
-        </w:tc>
-        <w:tc>
-          <w:tcPr/>
-          <w:p>
-            <w:pPr>
-              <w:pStyle w:val="Compact"/>
-              <w:jc w:val="right"/>
-            </w:pPr>
-            <w:r>
-              <w:t xml:space="preserve">0,968</w:t>
-            </w:r>
-          </w:p>
-        </w:tc>
-      </w:tr>
-      <w:tr>
-        <w:tc>
-          <w:tcPr/>
-          <w:p>
-            <w:pPr>
-              <w:pStyle w:val="Compact"/>
-            </w:pPr>
-          </w:p>
-        </w:tc>
-        <w:tc>
-          <w:tcPr/>
-          <w:p>
-            <w:pPr>
-              <w:pStyle w:val="Compact"/>
-            </w:pPr>
-            <w:r>
-              <w:rPr>
-                <w:b/>
-                <w:bCs/>
-              </w:rPr>
-              <w:t xml:space="preserve">33 канала, взвешенная (основная)</w:t>
-            </w:r>
-          </w:p>
-        </w:tc>
-        <w:tc>
-          <w:tcPr/>
-          <w:p>
-            <w:pPr>
-              <w:pStyle w:val="Compact"/>
-              <w:jc w:val="right"/>
-            </w:pPr>
-            <w:r>
-              <w:rPr>
-                <w:b/>
-                <w:bCs/>
-              </w:rPr>
-              <w:t xml:space="preserve">1,19</w:t>
-            </w:r>
-          </w:p>
-        </w:tc>
-        <w:tc>
-          <w:tcPr/>
-          <w:p>
-            <w:pPr>
-              <w:pStyle w:val="Compact"/>
-              <w:jc w:val="right"/>
-            </w:pPr>
-            <w:r>
-              <w:rPr>
-                <w:b/>
-                <w:bCs/>
-              </w:rPr>
-              <w:t xml:space="preserve">1,38</w:t>
-            </w:r>
-          </w:p>
-        </w:tc>
-        <w:tc>
-          <w:tcPr/>
-          <w:p>
-            <w:pPr>
-              <w:pStyle w:val="Compact"/>
-              <w:jc w:val="right"/>
-            </w:pPr>
-            <w:r>
-              <w:rPr>
-                <w:b/>
-                <w:bCs/>
-              </w:rPr>
-              <w:t xml:space="preserve">1,41</w:t>
-            </w:r>
-          </w:p>
-        </w:tc>
-        <w:tc>
-          <w:tcPr/>
-          <w:p>
-            <w:pPr>
-              <w:pStyle w:val="Compact"/>
-              <w:jc w:val="right"/>
-            </w:pPr>
-            <w:r>
-              <w:rPr>
-                <w:b/>
-                <w:bCs/>
-              </w:rPr>
-              <w:t xml:space="preserve">1,47</w:t>
-            </w:r>
-          </w:p>
-        </w:tc>
-        <w:tc>
-          <w:tcPr/>
-          <w:p>
-            <w:pPr>
-              <w:pStyle w:val="Compact"/>
-              <w:jc w:val="right"/>
-            </w:pPr>
-            <w:r>
-              <w:rPr>
-                <w:b/>
-                <w:bCs/>
-              </w:rPr>
-              <w:t xml:space="preserve">74,4</w:t>
-            </w:r>
-          </w:p>
-        </w:tc>
-        <w:tc>
-          <w:tcPr/>
-          <w:p>
-            <w:pPr>
-              <w:pStyle w:val="Compact"/>
-              <w:jc w:val="right"/>
-            </w:pPr>
-            <w:r>
-              <w:rPr>
-                <w:b/>
-                <w:bCs/>
-              </w:rPr>
-              <w:t xml:space="preserve">0,975</w:t>
-            </w:r>
-          </w:p>
-        </w:tc>
-      </w:tr>
-      <w:tr>
-        <w:tc>
-          <w:tcPr/>
-          <w:p>
-            <w:pPr>
-              <w:pStyle w:val="Compact"/>
-            </w:pPr>
-            <w:r>
-              <w:t xml:space="preserve">Внутренняя зона</w:t>
-            </w:r>
-          </w:p>
-        </w:tc>
-        <w:tc>
-          <w:tcPr/>
-          <w:p>
-            <w:pPr>
-              <w:pStyle w:val="Compact"/>
-            </w:pPr>
-            <w:r>
-              <w:t xml:space="preserve">33 канала, базовая</w:t>
-            </w:r>
-          </w:p>
-        </w:tc>
-        <w:tc>
-          <w:tcPr/>
-          <w:p>
-            <w:pPr>
-              <w:pStyle w:val="Compact"/>
-              <w:jc w:val="right"/>
-            </w:pPr>
-            <w:r>
-              <w:t xml:space="preserve">1,21</w:t>
-            </w:r>
-          </w:p>
-        </w:tc>
-        <w:tc>
-          <w:tcPr/>
-          <w:p>
-            <w:pPr>
-              <w:pStyle w:val="Compact"/>
-              <w:jc w:val="right"/>
-            </w:pPr>
-            <w:r>
-              <w:t xml:space="preserve">1,41</w:t>
-            </w:r>
-          </w:p>
-        </w:tc>
-        <w:tc>
-          <w:tcPr/>
-          <w:p>
-            <w:pPr>
-              <w:pStyle w:val="Compact"/>
-              <w:jc w:val="right"/>
-            </w:pPr>
-            <w:r>
-              <w:t xml:space="preserve">1,47</w:t>
-            </w:r>
-          </w:p>
-        </w:tc>
-        <w:tc>
-          <w:tcPr/>
-          <w:p>
-            <w:pPr>
-              <w:pStyle w:val="Compact"/>
-              <w:jc w:val="right"/>
-            </w:pPr>
-            <w:r>
-              <w:t xml:space="preserve">1,53</w:t>
-            </w:r>
-          </w:p>
-        </w:tc>
-        <w:tc>
-          <w:tcPr/>
-          <w:p>
-            <w:pPr>
-              <w:pStyle w:val="Compact"/>
-              <w:jc w:val="right"/>
-            </w:pPr>
-            <w:r>
-              <w:t xml:space="preserve">74,5</w:t>
-            </w:r>
-          </w:p>
-        </w:tc>
-        <w:tc>
-          <w:tcPr/>
-          <w:p>
-            <w:pPr>
-              <w:pStyle w:val="Compact"/>
-              <w:jc w:val="right"/>
-            </w:pPr>
-            <w:r>
-              <w:t xml:space="preserve">0,979</w:t>
-            </w:r>
-          </w:p>
-        </w:tc>
-      </w:tr>
-      <w:tr>
-        <w:tc>
-          <w:tcPr/>
-          <w:p>
-            <w:pPr>
-              <w:pStyle w:val="Compact"/>
-            </w:pPr>
-          </w:p>
-        </w:tc>
-        <w:tc>
-          <w:tcPr/>
-          <w:p>
-            <w:pPr>
-              <w:pStyle w:val="Compact"/>
-            </w:pPr>
-            <w:r>
-              <w:rPr>
-                <w:b/>
-                <w:bCs/>
-              </w:rPr>
-              <w:t xml:space="preserve">33 канала, взвешенная (основная)</w:t>
-            </w:r>
-          </w:p>
-        </w:tc>
-        <w:tc>
-          <w:tcPr/>
-          <w:p>
-            <w:pPr>
-              <w:pStyle w:val="Compact"/>
-              <w:jc w:val="right"/>
-            </w:pPr>
-            <w:r>
-              <w:rPr>
-                <w:b/>
-                <w:bCs/>
-              </w:rPr>
-              <w:t xml:space="preserve">1,06</w:t>
-            </w:r>
-          </w:p>
-        </w:tc>
-        <w:tc>
-          <w:tcPr/>
-          <w:p>
-            <w:pPr>
-              <w:pStyle w:val="Compact"/>
-              <w:jc w:val="right"/>
-            </w:pPr>
-            <w:r>
-              <w:rPr>
-                <w:b/>
-                <w:bCs/>
-              </w:rPr>
-              <w:t xml:space="preserve">1,23</w:t>
-            </w:r>
-          </w:p>
-        </w:tc>
-        <w:tc>
-          <w:tcPr/>
-          <w:p>
-            <w:pPr>
-              <w:pStyle w:val="Compact"/>
-              <w:jc w:val="right"/>
-            </w:pPr>
-            <w:r>
-              <w:rPr>
-                <w:b/>
-                <w:bCs/>
-              </w:rPr>
-              <w:t xml:space="preserve">1,26</w:t>
-            </w:r>
-          </w:p>
-        </w:tc>
-        <w:tc>
-          <w:tcPr/>
-          <w:p>
-            <w:pPr>
-              <w:pStyle w:val="Compact"/>
-              <w:jc w:val="right"/>
-            </w:pPr>
-            <w:r>
-              <w:rPr>
-                <w:b/>
-                <w:bCs/>
-              </w:rPr>
-              <w:t xml:space="preserve">1,31</w:t>
-            </w:r>
-          </w:p>
-        </w:tc>
-        <w:tc>
-          <w:tcPr/>
-          <w:p>
-            <w:pPr>
-              <w:pStyle w:val="Compact"/>
-              <w:jc w:val="right"/>
-            </w:pPr>
-            <w:r>
-              <w:rPr>
-                <w:b/>
-                <w:bCs/>
-              </w:rPr>
-              <w:t xml:space="preserve">75,4</w:t>
-            </w:r>
-          </w:p>
-        </w:tc>
-        <w:tc>
-          <w:tcPr/>
-          <w:p>
-            <w:pPr>
-              <w:pStyle w:val="Compact"/>
-              <w:jc w:val="right"/>
-            </w:pPr>
-            <w:r>
-              <w:rPr>
-                <w:b/>
-                <w:bCs/>
-              </w:rPr>
-              <w:t xml:space="preserve">0,984</w:t>
-            </w:r>
-          </w:p>
-        </w:tc>
-      </w:tr>
-    </w:tbl>
-    <w:p>
-      <w:pPr>
-        <w:pStyle w:val="BodyText"/>
-      </w:pPr>
-      <w:r>
-        <w:t xml:space="preserve">Table 1. RMSE of 2 m temperature (°C) by lead time and aggregate skill score S (%) according to (3). Test set of 1607 initial times; region — 2501 nodes, inner zone — 45 nodes.</w:t>
-      </w:r>
-    </w:p>
-    <w:p>
-      <w:pPr>
-        <w:pStyle w:val="BodyText"/>
-      </w:pPr>
-      <w:r>
-        <w:rPr>
-          <w:b/>
-          <w:bCs/>
-        </w:rPr>
-        <w:t xml:space="preserve">Таблица 2.</w:t>
-      </w:r>
-      <w:r>
-        <w:t xml:space="preserve"> </w:t>
-      </w:r>
-      <w:r>
-        <w:t xml:space="preserve">Ошибка прогноза на горизонте +24 ч в узлах региональной вставки: инерционный прогноз, интерполяция прогноза глобальной модели и мультимасштабная модель.</w:t>
-      </w:r>
-    </w:p>
-    <w:tbl>
-      <w:tblPr>
-        <w:tblStyle w:val="Table"/>
-        <w:tblW w:type="pct" w:w="5000"/>
-        <w:tblLayout w:type="fixed"/>
-        <w:tblLook w:firstRow="1" w:lastRow="0" w:firstColumn="0" w:lastColumn="0" w:noHBand="0" w:noVBand="0" w:val="0020"/>
-      </w:tblPr>
-      <w:tblGrid>
-        <w:gridCol w:w="1250"/>
-        <w:gridCol w:w="1667"/>
-        <w:gridCol w:w="1667"/>
-        <w:gridCol w:w="1667"/>
-        <w:gridCol w:w="1667"/>
-      </w:tblGrid>
-      <w:tr>
-        <w:trPr>
-          <w:tblHeader w:val="on"/>
-        </w:trPr>
-        <w:tc>
-          <w:tcPr/>
-          <w:p>
-            <w:pPr>
-              <w:pStyle w:val="Compact"/>
-            </w:pPr>
-            <w:r>
-              <w:t xml:space="preserve">Поле</w:t>
-            </w:r>
-          </w:p>
-        </w:tc>
-        <w:tc>
-          <w:tcPr/>
-          <w:p>
-            <w:pPr>
-              <w:pStyle w:val="Compact"/>
-              <w:jc w:val="right"/>
-            </w:pPr>
-            <w:r>
-              <w:t xml:space="preserve">Инерционный прогноз</w:t>
-            </w:r>
-          </w:p>
-        </w:tc>
-        <w:tc>
-          <w:tcPr/>
-          <w:p>
-            <w:pPr>
-              <w:pStyle w:val="Compact"/>
-              <w:jc w:val="right"/>
-            </w:pPr>
-            <w:r>
-              <w:t xml:space="preserve">Глобальная 0,703° + интерполяция</w:t>
-            </w:r>
-          </w:p>
-        </w:tc>
-        <w:tc>
-          <w:tcPr/>
-          <w:p>
-            <w:pPr>
-              <w:pStyle w:val="Compact"/>
-              <w:jc w:val="right"/>
-            </w:pPr>
-            <w:r>
-              <w:t xml:space="preserve">Мультимасштабная</w:t>
-            </w:r>
-          </w:p>
-        </w:tc>
-        <w:tc>
-          <w:tcPr/>
-          <w:p>
-            <w:pPr>
-              <w:pStyle w:val="Compact"/>
-              <w:jc w:val="right"/>
-            </w:pPr>
-            <w:r>
-              <w:t xml:space="preserve">Выигрыш</w:t>
-            </w:r>
-          </w:p>
-        </w:tc>
-      </w:tr>
-      <w:tr>
-        <w:tc>
-          <w:tcPr/>
-          <w:p>
-            <w:pPr>
-              <w:pStyle w:val="Compact"/>
-            </w:pPr>
-            <w:r>
-              <w:t xml:space="preserve">t2m, °C</w:t>
-            </w:r>
-          </w:p>
-        </w:tc>
-        <w:tc>
-          <w:tcPr/>
-          <w:p>
-            <w:pPr>
-              <w:pStyle w:val="Compact"/>
-              <w:jc w:val="right"/>
-            </w:pPr>
-            <w:r>
-              <w:t xml:space="preserve">4,20</w:t>
-            </w:r>
-          </w:p>
-        </w:tc>
-        <w:tc>
-          <w:tcPr/>
-          <w:p>
-            <w:pPr>
-              <w:pStyle w:val="Compact"/>
-              <w:jc w:val="right"/>
-            </w:pPr>
-            <w:r>
-              <w:t xml:space="preserve">2,30</w:t>
-            </w:r>
-          </w:p>
-        </w:tc>
-        <w:tc>
-          <w:tcPr/>
-          <w:p>
-            <w:pPr>
-              <w:pStyle w:val="Compact"/>
-              <w:jc w:val="right"/>
-            </w:pPr>
-            <w:r>
-              <w:rPr>
-                <w:b/>
-                <w:bCs/>
-              </w:rPr>
-              <w:t xml:space="preserve">2,05</w:t>
-            </w:r>
-          </w:p>
-        </w:tc>
-        <w:tc>
-          <w:tcPr/>
-          <w:p>
-            <w:pPr>
-              <w:pStyle w:val="Compact"/>
-              <w:jc w:val="right"/>
-            </w:pPr>
-            <w:r>
-              <w:t xml:space="preserve">11 %</w:t>
-            </w:r>
-          </w:p>
-        </w:tc>
-      </w:tr>
-      <w:tr>
-        <w:tc>
-          <w:tcPr/>
-          <w:p>
-            <w:pPr>
-              <w:pStyle w:val="Compact"/>
-            </w:pPr>
-            <w:r>
-              <w:t xml:space="preserve">10u, м/с</w:t>
-            </w:r>
-          </w:p>
-        </w:tc>
-        <w:tc>
-          <w:tcPr/>
-          <w:p>
-            <w:pPr>
-              <w:pStyle w:val="Compact"/>
-              <w:jc w:val="right"/>
-            </w:pPr>
-            <w:r>
-              <w:t xml:space="preserve">2,71</w:t>
-            </w:r>
-          </w:p>
-        </w:tc>
-        <w:tc>
-          <w:tcPr/>
-          <w:p>
-            <w:pPr>
-              <w:pStyle w:val="Compact"/>
-              <w:jc w:val="right"/>
-            </w:pPr>
-            <w:r>
-              <w:t xml:space="preserve">0,99</w:t>
-            </w:r>
-          </w:p>
-        </w:tc>
-        <w:tc>
-          <w:tcPr/>
-          <w:p>
-            <w:pPr>
-              <w:pStyle w:val="Compact"/>
-              <w:jc w:val="right"/>
-            </w:pPr>
-            <w:r>
-              <w:rPr>
-                <w:b/>
-                <w:bCs/>
-              </w:rPr>
-              <w:t xml:space="preserve">0,59</w:t>
-            </w:r>
-          </w:p>
-        </w:tc>
-        <w:tc>
-          <w:tcPr/>
-          <w:p>
-            <w:pPr>
-              <w:pStyle w:val="Compact"/>
-              <w:jc w:val="right"/>
-            </w:pPr>
-            <w:r>
-              <w:t xml:space="preserve">40 %</w:t>
-            </w:r>
-          </w:p>
-        </w:tc>
-      </w:tr>
-      <w:tr>
-        <w:tc>
-          <w:tcPr/>
-          <w:p>
-            <w:pPr>
-              <w:pStyle w:val="Compact"/>
-            </w:pPr>
-            <w:r>
-              <w:t xml:space="preserve">msl, гПа</w:t>
-            </w:r>
-          </w:p>
-        </w:tc>
-        <w:tc>
-          <w:tcPr/>
-          <w:p>
-            <w:pPr>
-              <w:pStyle w:val="Compact"/>
-              <w:jc w:val="right"/>
-            </w:pPr>
-            <w:r>
-              <w:t xml:space="preserve">9,36</w:t>
-            </w:r>
-          </w:p>
-        </w:tc>
-        <w:tc>
-          <w:tcPr/>
-          <w:p>
-            <w:pPr>
-              <w:pStyle w:val="Compact"/>
-              <w:jc w:val="right"/>
-            </w:pPr>
-            <w:r>
-              <w:t xml:space="preserve">2,23</w:t>
-            </w:r>
-          </w:p>
-        </w:tc>
-        <w:tc>
-          <w:tcPr/>
-          <w:p>
-            <w:pPr>
-              <w:pStyle w:val="Compact"/>
-              <w:jc w:val="right"/>
-            </w:pPr>
-            <w:r>
-              <w:rPr>
-                <w:b/>
-                <w:bCs/>
-              </w:rPr>
-              <w:t xml:space="preserve">1,66</w:t>
-            </w:r>
-          </w:p>
-        </w:tc>
-        <w:tc>
-          <w:tcPr/>
-          <w:p>
-            <w:pPr>
-              <w:pStyle w:val="Compact"/>
-              <w:jc w:val="right"/>
-            </w:pPr>
-            <w:r>
-              <w:t xml:space="preserve">26 %</w:t>
-            </w:r>
-          </w:p>
-        </w:tc>
-      </w:tr>
-      <w:tr>
-        <w:tc>
-          <w:tcPr/>
-          <w:p>
-            <w:pPr>
-              <w:pStyle w:val="Compact"/>
-            </w:pPr>
-            <w:r>
-              <w:t xml:space="preserve">t@850, °C</w:t>
-            </w:r>
-          </w:p>
-        </w:tc>
-        <w:tc>
-          <w:tcPr/>
-          <w:p>
-            <w:pPr>
-              <w:pStyle w:val="Compact"/>
-              <w:jc w:val="right"/>
-            </w:pPr>
-            <w:r>
-              <w:t xml:space="preserve">6,27</w:t>
-            </w:r>
-          </w:p>
-        </w:tc>
-        <w:tc>
-          <w:tcPr/>
-          <w:p>
-            <w:pPr>
-              <w:pStyle w:val="Compact"/>
-              <w:jc w:val="right"/>
-            </w:pPr>
-            <w:r>
-              <w:t xml:space="preserve">1,48</w:t>
-            </w:r>
-          </w:p>
-        </w:tc>
-        <w:tc>
-          <w:tcPr/>
-          <w:p>
-            <w:pPr>
-              <w:pStyle w:val="Compact"/>
-              <w:jc w:val="right"/>
-            </w:pPr>
-            <w:r>
-              <w:rPr>
-                <w:b/>
-                <w:bCs/>
-              </w:rPr>
-              <w:t xml:space="preserve">1,23</w:t>
-            </w:r>
-          </w:p>
-        </w:tc>
-        <w:tc>
-          <w:tcPr/>
-          <w:p>
-            <w:pPr>
-              <w:pStyle w:val="Compact"/>
-              <w:jc w:val="right"/>
-            </w:pPr>
-            <w:r>
-              <w:t xml:space="preserve">17 %</w:t>
-            </w:r>
-          </w:p>
-        </w:tc>
-      </w:tr>
-      <w:tr>
-        <w:tc>
-          <w:tcPr/>
-          <w:p>
-            <w:pPr>
-              <w:pStyle w:val="Compact"/>
-            </w:pPr>
-            <w:r>
-              <w:t xml:space="preserve">z@500, гпм</w:t>
-            </w:r>
-          </w:p>
-        </w:tc>
-        <w:tc>
-          <w:tcPr/>
-          <w:p>
-            <w:pPr>
-              <w:pStyle w:val="Compact"/>
-              <w:jc w:val="right"/>
-            </w:pPr>
-            <w:r>
-              <w:t xml:space="preserve">88,5</w:t>
-            </w:r>
-          </w:p>
-        </w:tc>
-        <w:tc>
-          <w:tcPr/>
-          <w:p>
-            <w:pPr>
-              <w:pStyle w:val="Compact"/>
-              <w:jc w:val="right"/>
-            </w:pPr>
-            <w:r>
-              <w:t xml:space="preserve">21,0</w:t>
-            </w:r>
-          </w:p>
-        </w:tc>
-        <w:tc>
-          <w:tcPr/>
-          <w:p>
-            <w:pPr>
-              <w:pStyle w:val="Compact"/>
-              <w:jc w:val="right"/>
-            </w:pPr>
-            <w:r>
-              <w:rPr>
-                <w:b/>
-                <w:bCs/>
-              </w:rPr>
-              <w:t xml:space="preserve">13,3</w:t>
-            </w:r>
-          </w:p>
-        </w:tc>
-        <w:tc>
-          <w:tcPr/>
-          <w:p>
-            <w:pPr>
-              <w:pStyle w:val="Compact"/>
-              <w:jc w:val="right"/>
-            </w:pPr>
-            <w:r>
-              <w:t xml:space="preserve">37 %</w:t>
-            </w:r>
-          </w:p>
-        </w:tc>
-      </w:tr>
-    </w:tbl>
-    <w:p>
-      <w:pPr>
-        <w:pStyle w:val="BodyText"/>
-      </w:pPr>
-      <w:r>
-        <w:t xml:space="preserve">Table 2. Forecast error at +24 h at the nodes of the regional insert: persistence, interpolated global forecast and the multiscale model.</w:t>
-      </w:r>
-    </w:p>
-    <w:p>
-      <w:pPr>
-        <w:pStyle w:val="BodyText"/>
-      </w:pPr>
-      <w:r>
-        <w:rPr>
-          <w:b/>
-          <w:bCs/>
-        </w:rPr>
-        <w:t xml:space="preserve">Таблица 3.</w:t>
-      </w:r>
-      <w:r>
-        <w:t xml:space="preserve"> </w:t>
-      </w:r>
-      <w:r>
-        <w:t xml:space="preserve">Влияние весов в функции потерь. Регион, 1607 сроков; t2m усреднена по четырём горизонтам, последний столбец — ошибка по всей сетке графа.</w:t>
-      </w:r>
-    </w:p>
-    <w:tbl>
-      <w:tblPr>
-        <w:tblStyle w:val="Table"/>
-        <w:tblW w:type="pct" w:w="5000"/>
-        <w:tblLayout w:type="fixed"/>
-        <w:tblLook w:firstRow="1" w:lastRow="0" w:firstColumn="0" w:lastColumn="0" w:noHBand="0" w:noVBand="0" w:val="0020"/>
-      </w:tblPr>
-      <w:tblGrid>
-        <w:gridCol w:w="1250"/>
-        <w:gridCol w:w="1667"/>
-        <w:gridCol w:w="1667"/>
-        <w:gridCol w:w="1667"/>
-        <w:gridCol w:w="1667"/>
-      </w:tblGrid>
-      <w:tr>
-        <w:trPr>
-          <w:tblHeader w:val="on"/>
-        </w:trPr>
-        <w:tc>
-          <w:tcPr/>
-          <w:p>
-            <w:pPr>
-              <w:pStyle w:val="Compact"/>
-            </w:pPr>
-            <w:r>
-              <w:t xml:space="preserve">Конфигурация</w:t>
-            </w:r>
-          </w:p>
-        </w:tc>
-        <w:tc>
-          <w:tcPr/>
-          <w:p>
-            <w:pPr>
-              <w:pStyle w:val="Compact"/>
-              <w:jc w:val="right"/>
-            </w:pPr>
-            <w:r>
-              <w:t xml:space="preserve">Доля вставки в потерях</w:t>
-            </w:r>
-          </w:p>
-        </w:tc>
-        <w:tc>
-          <w:tcPr/>
-          <w:p>
-            <w:pPr>
-              <w:pStyle w:val="Compact"/>
-              <w:jc w:val="right"/>
-            </w:pPr>
-            <m:oMath>
-              <m:acc>
-                <m:accPr>
-                  <m:chr m:val="‾"/>
-                </m:accPr>
-                <m:e>
-                  <m:r>
-                    <m:t>S</m:t>
-                  </m:r>
-                </m:e>
-              </m:acc>
-            </m:oMath>
-            <w:r>
-              <w:t xml:space="preserve">, %</w:t>
-            </w:r>
-          </w:p>
-        </w:tc>
-        <w:tc>
-          <w:tcPr/>
-          <w:p>
-            <w:pPr>
-              <w:pStyle w:val="Compact"/>
-              <w:jc w:val="right"/>
-            </w:pPr>
-            <w:r>
-              <w:t xml:space="preserve">t2m, °C</w:t>
-            </w:r>
-          </w:p>
-        </w:tc>
-        <w:tc>
-          <w:tcPr/>
-          <w:p>
-            <w:pPr>
-              <w:pStyle w:val="Compact"/>
-              <w:jc w:val="right"/>
-            </w:pPr>
-            <w:r>
-              <w:t xml:space="preserve">RMSE по сетке</w:t>
-            </w:r>
-          </w:p>
-        </w:tc>
-      </w:tr>
-      <w:tr>
-        <w:tc>
-          <w:tcPr/>
-          <w:p>
-            <w:pPr>
-              <w:pStyle w:val="Compact"/>
-            </w:pPr>
-            <w:r>
-              <w:t xml:space="preserve">Исходная (без весов, после дожига)</w:t>
-            </w:r>
-          </w:p>
-        </w:tc>
-        <w:tc>
-          <w:tcPr/>
-          <w:p>
-            <w:pPr>
-              <w:pStyle w:val="Compact"/>
-              <w:jc w:val="right"/>
-            </w:pPr>
-            <w:r>
-              <w:t xml:space="preserve">1,7 %</w:t>
-            </w:r>
-          </w:p>
-        </w:tc>
-        <w:tc>
-          <w:tcPr/>
-          <w:p>
-            <w:pPr>
-              <w:pStyle w:val="Compact"/>
-              <w:jc w:val="right"/>
-            </w:pPr>
-            <w:r>
-              <w:t xml:space="preserve">73,8</w:t>
-            </w:r>
-          </w:p>
-        </w:tc>
-        <w:tc>
-          <w:tcPr/>
-          <w:p>
-            <w:pPr>
-              <w:pStyle w:val="Compact"/>
-              <w:jc w:val="right"/>
-            </w:pPr>
-            <w:r>
-              <w:t xml:space="preserve">1,503</w:t>
-            </w:r>
-          </w:p>
-        </w:tc>
-        <w:tc>
-          <w:tcPr/>
-          <w:p>
-            <w:pPr>
-              <w:pStyle w:val="Compact"/>
-              <w:jc w:val="right"/>
-            </w:pPr>
-            <w:r>
-              <w:t xml:space="preserve">0,1696</w:t>
-            </w:r>
-          </w:p>
-        </w:tc>
-      </w:tr>
-      <w:tr>
-        <w:tc>
-          <w:tcPr/>
-          <w:p>
-            <w:pPr>
-              <w:pStyle w:val="Compact"/>
-            </w:pPr>
-            <w:r>
-              <w:t xml:space="preserve">Вес вставки</w:t>
-            </w:r>
-            <w:r>
-              <w:t xml:space="preserve"> </w:t>
-            </w:r>
-            <m:oMath>
-              <m:r>
-                <m:t>W</m:t>
-              </m:r>
-              <m:r>
-                <m:rPr>
-                  <m:sty m:val="p"/>
-                </m:rPr>
-                <m:t>=</m:t>
-              </m:r>
-              <m:r>
-                <m:t>10</m:t>
-              </m:r>
-            </m:oMath>
-          </w:p>
-        </w:tc>
-        <w:tc>
-          <w:tcPr/>
-          <w:p>
-            <w:pPr>
-              <w:pStyle w:val="Compact"/>
-              <w:jc w:val="right"/>
-            </w:pPr>
-            <w:r>
-              <w:t xml:space="preserve">14,7 %</w:t>
-            </w:r>
-          </w:p>
-        </w:tc>
-        <w:tc>
-          <w:tcPr/>
-          <w:p>
-            <w:pPr>
-              <w:pStyle w:val="Compact"/>
-              <w:jc w:val="right"/>
-            </w:pPr>
-            <w:r>
-              <w:t xml:space="preserve">74,7</w:t>
-            </w:r>
-          </w:p>
-        </w:tc>
-        <w:tc>
-          <w:tcPr/>
-          <w:p>
-            <w:pPr>
-              <w:pStyle w:val="Compact"/>
-              <w:jc w:val="right"/>
-            </w:pPr>
-            <w:r>
-              <w:t xml:space="preserve">1,445</w:t>
-            </w:r>
-          </w:p>
-        </w:tc>
-        <w:tc>
-          <w:tcPr/>
-          <w:p>
-            <w:pPr>
-              <w:pStyle w:val="Compact"/>
-              <w:jc w:val="right"/>
-            </w:pPr>
-            <w:r>
-              <w:t xml:space="preserve">0,1697</w:t>
-            </w:r>
-          </w:p>
-        </w:tc>
-      </w:tr>
-      <w:tr>
-        <w:tc>
-          <w:tcPr/>
-          <w:p>
-            <w:pPr>
-              <w:pStyle w:val="Compact"/>
-            </w:pPr>
-            <w:r>
-              <w:t xml:space="preserve">Вес вставки</w:t>
-            </w:r>
-            <w:r>
-              <w:t xml:space="preserve"> </w:t>
-            </w:r>
-            <m:oMath>
-              <m:r>
-                <m:t>W</m:t>
-              </m:r>
-              <m:r>
-                <m:rPr>
-                  <m:sty m:val="p"/>
-                </m:rPr>
-                <m:t>=</m:t>
-              </m:r>
-              <m:r>
-                <m:t>30</m:t>
-              </m:r>
-            </m:oMath>
-          </w:p>
-        </w:tc>
-        <w:tc>
-          <w:tcPr/>
-          <w:p>
-            <w:pPr>
-              <w:pStyle w:val="Compact"/>
-              <w:jc w:val="right"/>
-            </w:pPr>
-            <w:r>
-              <w:t xml:space="preserve">34,1 %</w:t>
-            </w:r>
-          </w:p>
-        </w:tc>
-        <w:tc>
-          <w:tcPr/>
-          <w:p>
-            <w:pPr>
-              <w:pStyle w:val="Compact"/>
-              <w:jc w:val="right"/>
-            </w:pPr>
-            <w:r>
-              <w:rPr>
-                <w:b/>
-                <w:bCs/>
-              </w:rPr>
-              <w:t xml:space="preserve">74,9</w:t>
-            </w:r>
-          </w:p>
-        </w:tc>
-        <w:tc>
-          <w:tcPr/>
-          <w:p>
-            <w:pPr>
-              <w:pStyle w:val="Compact"/>
-              <w:jc w:val="right"/>
-            </w:pPr>
-            <w:r>
-              <w:t xml:space="preserve">1,415</w:t>
-            </w:r>
-          </w:p>
-        </w:tc>
-        <w:tc>
-          <w:tcPr/>
-          <w:p>
-            <w:pPr>
-              <w:pStyle w:val="Compact"/>
-              <w:jc w:val="right"/>
-            </w:pPr>
-            <w:r>
-              <w:t xml:space="preserve">0,1703</w:t>
-            </w:r>
-          </w:p>
-        </w:tc>
-      </w:tr>
-      <w:tr>
-        <w:tc>
-          <w:tcPr/>
-          <w:p>
-            <w:pPr>
-              <w:pStyle w:val="Compact"/>
-            </w:pPr>
-            <w:r>
-              <w:t xml:space="preserve">Вес вставки</w:t>
-            </w:r>
-            <w:r>
-              <w:t xml:space="preserve"> </w:t>
-            </w:r>
-            <m:oMath>
-              <m:r>
-                <m:t>W</m:t>
-              </m:r>
-              <m:r>
-                <m:rPr>
-                  <m:sty m:val="p"/>
-                </m:rPr>
-                <m:t>=</m:t>
-              </m:r>
-              <m:r>
-                <m:t>100</m:t>
-              </m:r>
-            </m:oMath>
-          </w:p>
-        </w:tc>
-        <w:tc>
-          <w:tcPr/>
-          <w:p>
-            <w:pPr>
-              <w:pStyle w:val="Compact"/>
-              <w:jc w:val="right"/>
-            </w:pPr>
-            <w:r>
-              <w:t xml:space="preserve">63,3 %</w:t>
-            </w:r>
-          </w:p>
-        </w:tc>
-        <w:tc>
-          <w:tcPr/>
-          <w:p>
-            <w:pPr>
-              <w:pStyle w:val="Compact"/>
-              <w:jc w:val="right"/>
-            </w:pPr>
-            <w:r>
-              <w:t xml:space="preserve">74,8</w:t>
-            </w:r>
-          </w:p>
-        </w:tc>
-        <w:tc>
-          <w:tcPr/>
-          <w:p>
-            <w:pPr>
-              <w:pStyle w:val="Compact"/>
-              <w:jc w:val="right"/>
-            </w:pPr>
-            <w:r>
-              <w:t xml:space="preserve">1,407</w:t>
-            </w:r>
-          </w:p>
-        </w:tc>
-        <w:tc>
-          <w:tcPr/>
-          <w:p>
-            <w:pPr>
-              <w:pStyle w:val="Compact"/>
-              <w:jc w:val="right"/>
-            </w:pPr>
-            <w:r>
-              <w:t xml:space="preserve">0,1717</w:t>
-            </w:r>
-          </w:p>
-        </w:tc>
-      </w:tr>
-      <w:tr>
-        <w:tc>
-          <w:tcPr/>
-          <w:p>
-            <w:pPr>
-              <w:pStyle w:val="Compact"/>
-            </w:pPr>
-            <m:oMath>
-              <m:r>
-                <m:t>W</m:t>
-              </m:r>
-              <m:r>
-                <m:rPr>
-                  <m:sty m:val="p"/>
-                </m:rPr>
-                <m:t>=</m:t>
-              </m:r>
-              <m:r>
-                <m:t>30</m:t>
-              </m:r>
-            </m:oMath>
-            <w:r>
-              <w:t xml:space="preserve"> </w:t>
-            </w:r>
-            <w:r>
-              <w:t xml:space="preserve">и веса каналов</w:t>
-            </w:r>
-          </w:p>
-        </w:tc>
-        <w:tc>
-          <w:tcPr/>
-          <w:p>
-            <w:pPr>
-              <w:pStyle w:val="Compact"/>
-              <w:jc w:val="right"/>
-            </w:pPr>
-            <w:r>
-              <w:t xml:space="preserve">34,1 %</w:t>
-            </w:r>
-          </w:p>
-        </w:tc>
-        <w:tc>
-          <w:tcPr/>
-          <w:p>
-            <w:pPr>
-              <w:pStyle w:val="Compact"/>
-              <w:jc w:val="right"/>
-            </w:pPr>
-            <w:r>
-              <w:t xml:space="preserve">74,6</w:t>
-            </w:r>
-          </w:p>
-        </w:tc>
-        <w:tc>
-          <w:tcPr/>
-          <w:p>
-            <w:pPr>
-              <w:pStyle w:val="Compact"/>
-              <w:jc w:val="right"/>
-            </w:pPr>
-            <w:r>
-              <w:rPr>
-                <w:b/>
-                <w:bCs/>
-              </w:rPr>
-              <w:t xml:space="preserve">1,350</w:t>
-            </w:r>
-          </w:p>
-        </w:tc>
-        <w:tc>
-          <w:tcPr/>
-          <w:p>
-            <w:pPr>
-              <w:pStyle w:val="Compact"/>
-              <w:jc w:val="right"/>
-            </w:pPr>
-            <w:r>
-              <w:t xml:space="preserve">0,1708</w:t>
-            </w:r>
-          </w:p>
-        </w:tc>
-      </w:tr>
-    </w:tbl>
-    <w:p>
-      <w:pPr>
-        <w:pStyle w:val="BodyText"/>
-      </w:pPr>
-      <w:r>
-        <w:t xml:space="preserve">Table 3. Effect of loss weighting. Region, 1607 initial times; t2m is averaged over four lead times and the last column is the error over the whole computational graph.</w:t>
-      </w:r>
-    </w:p>
-    <w:p>
-      <w:pPr>
-        <w:pStyle w:val="BodyText"/>
-      </w:pPr>
-      <w:r>
-        <w:rPr>
-          <w:b/>
-          <w:bCs/>
-        </w:rPr>
-        <w:t xml:space="preserve">Таблица 4.</w:t>
-      </w:r>
-      <w:r>
-        <w:t xml:space="preserve"> </w:t>
-      </w:r>
-      <w:r>
-        <w:t xml:space="preserve">Ошибка приземной температуры (°C) по региону и агрегатная успешность при разных способах отбора контрольной точки.</w:t>
+        <w:t xml:space="preserve">(%) согласно (3). Тестовая выборка 1607 сроков; регион — 2501 узел, внутренняя зона — 45 узлов.</w:t>
       </w:r>
     </w:p>
     <w:tbl>
@@ -7096,18 +5521,18 @@
               <w:pStyle w:val="Compact"/>
             </w:pPr>
             <w:r>
+              <w:t xml:space="preserve">Зона</w:t>
+            </w:r>
+          </w:p>
+        </w:tc>
+        <w:tc>
+          <w:tcPr/>
+          <w:p>
+            <w:pPr>
+              <w:pStyle w:val="Compact"/>
+            </w:pPr>
+            <w:r>
               <w:t xml:space="preserve">Конфигурация</w:t>
-            </w:r>
-          </w:p>
-        </w:tc>
-        <w:tc>
-          <w:tcPr/>
-          <w:p>
-            <w:pPr>
-              <w:pStyle w:val="Compact"/>
-            </w:pPr>
-            <w:r>
-              <w:t xml:space="preserve">Состояние</w:t>
             </w:r>
           </w:p>
         </w:tc>
@@ -7192,78 +5617,78 @@
               <w:pStyle w:val="Compact"/>
             </w:pPr>
             <w:r>
-              <w:t xml:space="preserve">С заморозкой</w:t>
-            </w:r>
-          </w:p>
-        </w:tc>
-        <w:tc>
-          <w:tcPr/>
-          <w:p>
-            <w:pPr>
-              <w:pStyle w:val="Compact"/>
-            </w:pPr>
-            <w:r>
-              <w:t xml:space="preserve">лучшая по val (эпоха 16)</w:t>
-            </w:r>
-          </w:p>
-        </w:tc>
-        <w:tc>
-          <w:tcPr/>
-          <w:p>
-            <w:pPr>
-              <w:pStyle w:val="Compact"/>
-              <w:jc w:val="right"/>
-            </w:pPr>
-            <w:r>
-              <w:t xml:space="preserve">1,34</w:t>
-            </w:r>
-          </w:p>
-        </w:tc>
-        <w:tc>
-          <w:tcPr/>
-          <w:p>
-            <w:pPr>
-              <w:pStyle w:val="Compact"/>
-              <w:jc w:val="right"/>
-            </w:pPr>
-            <w:r>
-              <w:t xml:space="preserve">1,59</w:t>
-            </w:r>
-          </w:p>
-        </w:tc>
-        <w:tc>
-          <w:tcPr/>
-          <w:p>
-            <w:pPr>
-              <w:pStyle w:val="Compact"/>
-              <w:jc w:val="right"/>
-            </w:pPr>
-            <w:r>
-              <w:t xml:space="preserve">1,71</w:t>
-            </w:r>
-          </w:p>
-        </w:tc>
-        <w:tc>
-          <w:tcPr/>
-          <w:p>
-            <w:pPr>
-              <w:pStyle w:val="Compact"/>
-              <w:jc w:val="right"/>
-            </w:pPr>
-            <w:r>
-              <w:t xml:space="preserve">1,82</w:t>
-            </w:r>
-          </w:p>
-        </w:tc>
-        <w:tc>
-          <w:tcPr/>
-          <w:p>
-            <w:pPr>
-              <w:pStyle w:val="Compact"/>
-              <w:jc w:val="right"/>
-            </w:pPr>
-            <w:r>
-              <w:t xml:space="preserve">60,8</w:t>
+              <w:t xml:space="preserve">Регион</w:t>
+            </w:r>
+          </w:p>
+        </w:tc>
+        <w:tc>
+          <w:tcPr/>
+          <w:p>
+            <w:pPr>
+              <w:pStyle w:val="Compact"/>
+            </w:pPr>
+            <w:r>
+              <w:t xml:space="preserve">19 каналов</w:t>
+            </w:r>
+          </w:p>
+        </w:tc>
+        <w:tc>
+          <w:tcPr/>
+          <w:p>
+            <w:pPr>
+              <w:pStyle w:val="Compact"/>
+              <w:jc w:val="right"/>
+            </w:pPr>
+            <w:r>
+              <w:t xml:space="preserve">1,41</w:t>
+            </w:r>
+          </w:p>
+        </w:tc>
+        <w:tc>
+          <w:tcPr/>
+          <w:p>
+            <w:pPr>
+              <w:pStyle w:val="Compact"/>
+              <w:jc w:val="right"/>
+            </w:pPr>
+            <w:r>
+              <w:t xml:space="preserve">1,67</w:t>
+            </w:r>
+          </w:p>
+        </w:tc>
+        <w:tc>
+          <w:tcPr/>
+          <w:p>
+            <w:pPr>
+              <w:pStyle w:val="Compact"/>
+              <w:jc w:val="right"/>
+            </w:pPr>
+            <w:r>
+              <w:t xml:space="preserve">1,75</w:t>
+            </w:r>
+          </w:p>
+        </w:tc>
+        <w:tc>
+          <w:tcPr/>
+          <w:p>
+            <w:pPr>
+              <w:pStyle w:val="Compact"/>
+              <w:jc w:val="right"/>
+            </w:pPr>
+            <w:r>
+              <w:t xml:space="preserve">1,85</w:t>
+            </w:r>
+          </w:p>
+        </w:tc>
+        <w:tc>
+          <w:tcPr/>
+          <w:p>
+            <w:pPr>
+              <w:pStyle w:val="Compact"/>
+              <w:jc w:val="right"/>
+            </w:pPr>
+            <w:r>
+              <w:t xml:space="preserve">69,2</w:t>
             </w:r>
           </w:p>
         </w:tc>
@@ -7275,79 +5700,76 @@
             <w:pPr>
               <w:pStyle w:val="Compact"/>
             </w:pPr>
-            <w:r>
-              <w:t xml:space="preserve">Без заморозки</w:t>
-            </w:r>
-          </w:p>
-        </w:tc>
-        <w:tc>
-          <w:tcPr/>
-          <w:p>
-            <w:pPr>
-              <w:pStyle w:val="Compact"/>
-            </w:pPr>
-            <w:r>
-              <w:t xml:space="preserve">лучшая по val (эпоха 7)</w:t>
-            </w:r>
-          </w:p>
-        </w:tc>
-        <w:tc>
-          <w:tcPr/>
-          <w:p>
-            <w:pPr>
-              <w:pStyle w:val="Compact"/>
-              <w:jc w:val="right"/>
-            </w:pPr>
-            <w:r>
-              <w:t xml:space="preserve">1,36</w:t>
-            </w:r>
-          </w:p>
-        </w:tc>
-        <w:tc>
-          <w:tcPr/>
-          <w:p>
-            <w:pPr>
-              <w:pStyle w:val="Compact"/>
-              <w:jc w:val="right"/>
-            </w:pPr>
-            <w:r>
-              <w:t xml:space="preserve">1,65</w:t>
-            </w:r>
-          </w:p>
-        </w:tc>
-        <w:tc>
-          <w:tcPr/>
-          <w:p>
-            <w:pPr>
-              <w:pStyle w:val="Compact"/>
-              <w:jc w:val="right"/>
-            </w:pPr>
-            <w:r>
-              <w:t xml:space="preserve">1,81</w:t>
-            </w:r>
-          </w:p>
-        </w:tc>
-        <w:tc>
-          <w:tcPr/>
-          <w:p>
-            <w:pPr>
-              <w:pStyle w:val="Compact"/>
-              <w:jc w:val="right"/>
-            </w:pPr>
-            <w:r>
-              <w:t xml:space="preserve">1,96</w:t>
-            </w:r>
-          </w:p>
-        </w:tc>
-        <w:tc>
-          <w:tcPr/>
-          <w:p>
-            <w:pPr>
-              <w:pStyle w:val="Compact"/>
-              <w:jc w:val="right"/>
-            </w:pPr>
-            <w:r>
-              <w:t xml:space="preserve">59,9</w:t>
+          </w:p>
+        </w:tc>
+        <w:tc>
+          <w:tcPr/>
+          <w:p>
+            <w:pPr>
+              <w:pStyle w:val="Compact"/>
+            </w:pPr>
+            <w:r>
+              <w:t xml:space="preserve">33 канала, базовая</w:t>
+            </w:r>
+          </w:p>
+        </w:tc>
+        <w:tc>
+          <w:tcPr/>
+          <w:p>
+            <w:pPr>
+              <w:pStyle w:val="Compact"/>
+              <w:jc w:val="right"/>
+            </w:pPr>
+            <w:r>
+              <w:t xml:space="preserve">1,33</w:t>
+            </w:r>
+          </w:p>
+        </w:tc>
+        <w:tc>
+          <w:tcPr/>
+          <w:p>
+            <w:pPr>
+              <w:pStyle w:val="Compact"/>
+              <w:jc w:val="right"/>
+            </w:pPr>
+            <w:r>
+              <w:t xml:space="preserve">1,55</w:t>
+            </w:r>
+          </w:p>
+        </w:tc>
+        <w:tc>
+          <w:tcPr/>
+          <w:p>
+            <w:pPr>
+              <w:pStyle w:val="Compact"/>
+              <w:jc w:val="right"/>
+            </w:pPr>
+            <w:r>
+              <w:t xml:space="preserve">1,61</w:t>
+            </w:r>
+          </w:p>
+        </w:tc>
+        <w:tc>
+          <w:tcPr/>
+          <w:p>
+            <w:pPr>
+              <w:pStyle w:val="Compact"/>
+              <w:jc w:val="right"/>
+            </w:pPr>
+            <w:r>
+              <w:t xml:space="preserve">1,68</w:t>
+            </w:r>
+          </w:p>
+        </w:tc>
+        <w:tc>
+          <w:tcPr/>
+          <w:p>
+            <w:pPr>
+              <w:pStyle w:val="Compact"/>
+              <w:jc w:val="right"/>
+            </w:pPr>
+            <w:r>
+              <w:t xml:space="preserve">73,2</w:t>
             </w:r>
           </w:p>
         </w:tc>
@@ -7359,79 +5781,289 @@
             <w:pPr>
               <w:pStyle w:val="Compact"/>
             </w:pPr>
-            <w:r>
-              <w:t xml:space="preserve">Без заморозки</w:t>
-            </w:r>
-          </w:p>
-        </w:tc>
-        <w:tc>
-          <w:tcPr/>
-          <w:p>
-            <w:pPr>
-              <w:pStyle w:val="Compact"/>
-            </w:pPr>
-            <w:r>
-              <w:t xml:space="preserve">равный бюджет (эпоха 16)</w:t>
-            </w:r>
-          </w:p>
-        </w:tc>
-        <w:tc>
-          <w:tcPr/>
-          <w:p>
-            <w:pPr>
-              <w:pStyle w:val="Compact"/>
-              <w:jc w:val="right"/>
-            </w:pPr>
-            <w:r>
-              <w:t xml:space="preserve">1,35</w:t>
-            </w:r>
-          </w:p>
-        </w:tc>
-        <w:tc>
-          <w:tcPr/>
-          <w:p>
-            <w:pPr>
-              <w:pStyle w:val="Compact"/>
-              <w:jc w:val="right"/>
-            </w:pPr>
-            <w:r>
-              <w:t xml:space="preserve">1,62</w:t>
-            </w:r>
-          </w:p>
-        </w:tc>
-        <w:tc>
-          <w:tcPr/>
-          <w:p>
-            <w:pPr>
-              <w:pStyle w:val="Compact"/>
-              <w:jc w:val="right"/>
-            </w:pPr>
-            <w:r>
-              <w:t xml:space="preserve">1,72</w:t>
-            </w:r>
-          </w:p>
-        </w:tc>
-        <w:tc>
-          <w:tcPr/>
-          <w:p>
-            <w:pPr>
-              <w:pStyle w:val="Compact"/>
-              <w:jc w:val="right"/>
-            </w:pPr>
-            <w:r>
-              <w:t xml:space="preserve">1,82</w:t>
-            </w:r>
-          </w:p>
-        </w:tc>
-        <w:tc>
-          <w:tcPr/>
-          <w:p>
-            <w:pPr>
-              <w:pStyle w:val="Compact"/>
-              <w:jc w:val="right"/>
-            </w:pPr>
-            <w:r>
-              <w:t xml:space="preserve">59,5</w:t>
+          </w:p>
+        </w:tc>
+        <w:tc>
+          <w:tcPr/>
+          <w:p>
+            <w:pPr>
+              <w:pStyle w:val="Compact"/>
+            </w:pPr>
+            <w:r>
+              <w:rPr>
+                <w:b/>
+                <w:bCs/>
+              </w:rPr>
+              <w:t xml:space="preserve">33 канала, взвешенная (основная)</w:t>
+            </w:r>
+          </w:p>
+        </w:tc>
+        <w:tc>
+          <w:tcPr/>
+          <w:p>
+            <w:pPr>
+              <w:pStyle w:val="Compact"/>
+              <w:jc w:val="right"/>
+            </w:pPr>
+            <w:r>
+              <w:rPr>
+                <w:b/>
+                <w:bCs/>
+              </w:rPr>
+              <w:t xml:space="preserve">1,19</w:t>
+            </w:r>
+          </w:p>
+        </w:tc>
+        <w:tc>
+          <w:tcPr/>
+          <w:p>
+            <w:pPr>
+              <w:pStyle w:val="Compact"/>
+              <w:jc w:val="right"/>
+            </w:pPr>
+            <w:r>
+              <w:rPr>
+                <w:b/>
+                <w:bCs/>
+              </w:rPr>
+              <w:t xml:space="preserve">1,38</w:t>
+            </w:r>
+          </w:p>
+        </w:tc>
+        <w:tc>
+          <w:tcPr/>
+          <w:p>
+            <w:pPr>
+              <w:pStyle w:val="Compact"/>
+              <w:jc w:val="right"/>
+            </w:pPr>
+            <w:r>
+              <w:rPr>
+                <w:b/>
+                <w:bCs/>
+              </w:rPr>
+              <w:t xml:space="preserve">1,41</w:t>
+            </w:r>
+          </w:p>
+        </w:tc>
+        <w:tc>
+          <w:tcPr/>
+          <w:p>
+            <w:pPr>
+              <w:pStyle w:val="Compact"/>
+              <w:jc w:val="right"/>
+            </w:pPr>
+            <w:r>
+              <w:rPr>
+                <w:b/>
+                <w:bCs/>
+              </w:rPr>
+              <w:t xml:space="preserve">1,47</w:t>
+            </w:r>
+          </w:p>
+        </w:tc>
+        <w:tc>
+          <w:tcPr/>
+          <w:p>
+            <w:pPr>
+              <w:pStyle w:val="Compact"/>
+              <w:jc w:val="right"/>
+            </w:pPr>
+            <w:r>
+              <w:rPr>
+                <w:b/>
+                <w:bCs/>
+              </w:rPr>
+              <w:t xml:space="preserve">74,4</w:t>
+            </w:r>
+          </w:p>
+        </w:tc>
+      </w:tr>
+      <w:tr>
+        <w:tc>
+          <w:tcPr/>
+          <w:p>
+            <w:pPr>
+              <w:pStyle w:val="Compact"/>
+            </w:pPr>
+            <w:r>
+              <w:t xml:space="preserve">Внутренняя зона</w:t>
+            </w:r>
+          </w:p>
+        </w:tc>
+        <w:tc>
+          <w:tcPr/>
+          <w:p>
+            <w:pPr>
+              <w:pStyle w:val="Compact"/>
+            </w:pPr>
+            <w:r>
+              <w:t xml:space="preserve">33 канала, базовая</w:t>
+            </w:r>
+          </w:p>
+        </w:tc>
+        <w:tc>
+          <w:tcPr/>
+          <w:p>
+            <w:pPr>
+              <w:pStyle w:val="Compact"/>
+              <w:jc w:val="right"/>
+            </w:pPr>
+            <w:r>
+              <w:t xml:space="preserve">1,21</w:t>
+            </w:r>
+          </w:p>
+        </w:tc>
+        <w:tc>
+          <w:tcPr/>
+          <w:p>
+            <w:pPr>
+              <w:pStyle w:val="Compact"/>
+              <w:jc w:val="right"/>
+            </w:pPr>
+            <w:r>
+              <w:t xml:space="preserve">1,41</w:t>
+            </w:r>
+          </w:p>
+        </w:tc>
+        <w:tc>
+          <w:tcPr/>
+          <w:p>
+            <w:pPr>
+              <w:pStyle w:val="Compact"/>
+              <w:jc w:val="right"/>
+            </w:pPr>
+            <w:r>
+              <w:t xml:space="preserve">1,47</w:t>
+            </w:r>
+          </w:p>
+        </w:tc>
+        <w:tc>
+          <w:tcPr/>
+          <w:p>
+            <w:pPr>
+              <w:pStyle w:val="Compact"/>
+              <w:jc w:val="right"/>
+            </w:pPr>
+            <w:r>
+              <w:t xml:space="preserve">1,53</w:t>
+            </w:r>
+          </w:p>
+        </w:tc>
+        <w:tc>
+          <w:tcPr/>
+          <w:p>
+            <w:pPr>
+              <w:pStyle w:val="Compact"/>
+              <w:jc w:val="right"/>
+            </w:pPr>
+            <w:r>
+              <w:t xml:space="preserve">74,5</w:t>
+            </w:r>
+          </w:p>
+        </w:tc>
+      </w:tr>
+      <w:tr>
+        <w:tc>
+          <w:tcPr/>
+          <w:p>
+            <w:pPr>
+              <w:pStyle w:val="Compact"/>
+            </w:pPr>
+          </w:p>
+        </w:tc>
+        <w:tc>
+          <w:tcPr/>
+          <w:p>
+            <w:pPr>
+              <w:pStyle w:val="Compact"/>
+            </w:pPr>
+            <w:r>
+              <w:rPr>
+                <w:b/>
+                <w:bCs/>
+              </w:rPr>
+              <w:t xml:space="preserve">33 канала, взвешенная (основная)</w:t>
+            </w:r>
+          </w:p>
+        </w:tc>
+        <w:tc>
+          <w:tcPr/>
+          <w:p>
+            <w:pPr>
+              <w:pStyle w:val="Compact"/>
+              <w:jc w:val="right"/>
+            </w:pPr>
+            <w:r>
+              <w:rPr>
+                <w:b/>
+                <w:bCs/>
+              </w:rPr>
+              <w:t xml:space="preserve">1,06</w:t>
+            </w:r>
+          </w:p>
+        </w:tc>
+        <w:tc>
+          <w:tcPr/>
+          <w:p>
+            <w:pPr>
+              <w:pStyle w:val="Compact"/>
+              <w:jc w:val="right"/>
+            </w:pPr>
+            <w:r>
+              <w:rPr>
+                <w:b/>
+                <w:bCs/>
+              </w:rPr>
+              <w:t xml:space="preserve">1,23</w:t>
+            </w:r>
+          </w:p>
+        </w:tc>
+        <w:tc>
+          <w:tcPr/>
+          <w:p>
+            <w:pPr>
+              <w:pStyle w:val="Compact"/>
+              <w:jc w:val="right"/>
+            </w:pPr>
+            <w:r>
+              <w:rPr>
+                <w:b/>
+                <w:bCs/>
+              </w:rPr>
+              <w:t xml:space="preserve">1,26</w:t>
+            </w:r>
+          </w:p>
+        </w:tc>
+        <w:tc>
+          <w:tcPr/>
+          <w:p>
+            <w:pPr>
+              <w:pStyle w:val="Compact"/>
+              <w:jc w:val="right"/>
+            </w:pPr>
+            <w:r>
+              <w:rPr>
+                <w:b/>
+                <w:bCs/>
+              </w:rPr>
+              <w:t xml:space="preserve">1,31</w:t>
+            </w:r>
+          </w:p>
+        </w:tc>
+        <w:tc>
+          <w:tcPr/>
+          <w:p>
+            <w:pPr>
+              <w:pStyle w:val="Compact"/>
+              <w:jc w:val="right"/>
+            </w:pPr>
+            <w:r>
+              <w:rPr>
+                <w:b/>
+                <w:bCs/>
+              </w:rPr>
+              <w:t xml:space="preserve">75,4</w:t>
             </w:r>
           </w:p>
         </w:tc>
@@ -7442,7 +6074,7 @@
         <w:pStyle w:val="BodyText"/>
       </w:pPr>
       <w:r>
-        <w:t xml:space="preserve">Table 4. RMSE of 2 m temperature (°C) over the region and aggregate skill score for different ways of selecting the checkpoint.</w:t>
+        <w:t xml:space="preserve">Table 1. RMSE of 2 m temperature (°C) by lead time and aggregate skill score S (%) per (3). 1607 initial times; region 2501 nodes, inner zone 45 nodes.</w:t>
       </w:r>
     </w:p>
     <w:p>
@@ -7454,13 +6086,941 @@
           <w:b/>
           <w:bCs/>
         </w:rPr>
-        <w:t xml:space="preserve">Таблица 5.</w:t>
-      </w:r>
-      <w:r>
-        <w:t xml:space="preserve"> </w:t>
-      </w:r>
-      <w:r>
-        <w:t xml:space="preserve">Ошибка приземной температуры (°C) по расстоянию до границы вставки. Положительное расстояние — внутри вставки (шаг 0,25°), отрицательное — снаружи, на глобальной части графа (шаг 0,703°).</w:t>
+        <w:t xml:space="preserve">Таблица 2.</w:t>
+      </w:r>
+      <w:r>
+        <w:t xml:space="preserve"> </w:t>
+      </w:r>
+      <w:r>
+        <w:t xml:space="preserve">Ошибка прогноза на горизонте +24 ч в узлах региональной вставки: инерционный прогноз, интерполяция прогноза глобальной модели и мультимасштабная модель.</w:t>
+      </w:r>
+    </w:p>
+    <w:tbl>
+      <w:tblPr>
+        <w:tblStyle w:val="Table"/>
+        <w:tblW w:type="pct" w:w="5000"/>
+        <w:tblLayout w:type="fixed"/>
+        <w:tblLook w:firstRow="1" w:lastRow="0" w:firstColumn="0" w:lastColumn="0" w:noHBand="0" w:noVBand="0" w:val="0020"/>
+      </w:tblPr>
+      <w:tblGrid>
+        <w:gridCol w:w="1250"/>
+        <w:gridCol w:w="1667"/>
+        <w:gridCol w:w="1667"/>
+        <w:gridCol w:w="1667"/>
+        <w:gridCol w:w="1667"/>
+      </w:tblGrid>
+      <w:tr>
+        <w:trPr>
+          <w:tblHeader w:val="on"/>
+        </w:trPr>
+        <w:tc>
+          <w:tcPr/>
+          <w:p>
+            <w:pPr>
+              <w:pStyle w:val="Compact"/>
+            </w:pPr>
+            <w:r>
+              <w:t xml:space="preserve">Поле</w:t>
+            </w:r>
+          </w:p>
+        </w:tc>
+        <w:tc>
+          <w:tcPr/>
+          <w:p>
+            <w:pPr>
+              <w:pStyle w:val="Compact"/>
+              <w:jc w:val="right"/>
+            </w:pPr>
+            <w:r>
+              <w:t xml:space="preserve">Инерционный прогноз</w:t>
+            </w:r>
+          </w:p>
+        </w:tc>
+        <w:tc>
+          <w:tcPr/>
+          <w:p>
+            <w:pPr>
+              <w:pStyle w:val="Compact"/>
+              <w:jc w:val="right"/>
+            </w:pPr>
+            <w:r>
+              <w:t xml:space="preserve">Глобальная 0,703° + интерполяция</w:t>
+            </w:r>
+          </w:p>
+        </w:tc>
+        <w:tc>
+          <w:tcPr/>
+          <w:p>
+            <w:pPr>
+              <w:pStyle w:val="Compact"/>
+              <w:jc w:val="right"/>
+            </w:pPr>
+            <w:r>
+              <w:t xml:space="preserve">Мультимасштабная</w:t>
+            </w:r>
+          </w:p>
+        </w:tc>
+        <w:tc>
+          <w:tcPr/>
+          <w:p>
+            <w:pPr>
+              <w:pStyle w:val="Compact"/>
+              <w:jc w:val="right"/>
+            </w:pPr>
+            <w:r>
+              <w:t xml:space="preserve">Выигрыш</w:t>
+            </w:r>
+          </w:p>
+        </w:tc>
+      </w:tr>
+      <w:tr>
+        <w:tc>
+          <w:tcPr/>
+          <w:p>
+            <w:pPr>
+              <w:pStyle w:val="Compact"/>
+            </w:pPr>
+            <w:r>
+              <w:t xml:space="preserve">t2m, °C</w:t>
+            </w:r>
+          </w:p>
+        </w:tc>
+        <w:tc>
+          <w:tcPr/>
+          <w:p>
+            <w:pPr>
+              <w:pStyle w:val="Compact"/>
+              <w:jc w:val="right"/>
+            </w:pPr>
+            <w:r>
+              <w:t xml:space="preserve">4,20</w:t>
+            </w:r>
+          </w:p>
+        </w:tc>
+        <w:tc>
+          <w:tcPr/>
+          <w:p>
+            <w:pPr>
+              <w:pStyle w:val="Compact"/>
+              <w:jc w:val="right"/>
+            </w:pPr>
+            <w:r>
+              <w:t xml:space="preserve">2,30</w:t>
+            </w:r>
+          </w:p>
+        </w:tc>
+        <w:tc>
+          <w:tcPr/>
+          <w:p>
+            <w:pPr>
+              <w:pStyle w:val="Compact"/>
+              <w:jc w:val="right"/>
+            </w:pPr>
+            <w:r>
+              <w:rPr>
+                <w:b/>
+                <w:bCs/>
+              </w:rPr>
+              <w:t xml:space="preserve">2,05</w:t>
+            </w:r>
+          </w:p>
+        </w:tc>
+        <w:tc>
+          <w:tcPr/>
+          <w:p>
+            <w:pPr>
+              <w:pStyle w:val="Compact"/>
+              <w:jc w:val="right"/>
+            </w:pPr>
+            <w:r>
+              <w:t xml:space="preserve">11 %</w:t>
+            </w:r>
+          </w:p>
+        </w:tc>
+      </w:tr>
+      <w:tr>
+        <w:tc>
+          <w:tcPr/>
+          <w:p>
+            <w:pPr>
+              <w:pStyle w:val="Compact"/>
+            </w:pPr>
+            <w:r>
+              <w:t xml:space="preserve">10u, м/с</w:t>
+            </w:r>
+          </w:p>
+        </w:tc>
+        <w:tc>
+          <w:tcPr/>
+          <w:p>
+            <w:pPr>
+              <w:pStyle w:val="Compact"/>
+              <w:jc w:val="right"/>
+            </w:pPr>
+            <w:r>
+              <w:t xml:space="preserve">2,71</w:t>
+            </w:r>
+          </w:p>
+        </w:tc>
+        <w:tc>
+          <w:tcPr/>
+          <w:p>
+            <w:pPr>
+              <w:pStyle w:val="Compact"/>
+              <w:jc w:val="right"/>
+            </w:pPr>
+            <w:r>
+              <w:t xml:space="preserve">0,99</w:t>
+            </w:r>
+          </w:p>
+        </w:tc>
+        <w:tc>
+          <w:tcPr/>
+          <w:p>
+            <w:pPr>
+              <w:pStyle w:val="Compact"/>
+              <w:jc w:val="right"/>
+            </w:pPr>
+            <w:r>
+              <w:rPr>
+                <w:b/>
+                <w:bCs/>
+              </w:rPr>
+              <w:t xml:space="preserve">0,59</w:t>
+            </w:r>
+          </w:p>
+        </w:tc>
+        <w:tc>
+          <w:tcPr/>
+          <w:p>
+            <w:pPr>
+              <w:pStyle w:val="Compact"/>
+              <w:jc w:val="right"/>
+            </w:pPr>
+            <w:r>
+              <w:t xml:space="preserve">40 %</w:t>
+            </w:r>
+          </w:p>
+        </w:tc>
+      </w:tr>
+      <w:tr>
+        <w:tc>
+          <w:tcPr/>
+          <w:p>
+            <w:pPr>
+              <w:pStyle w:val="Compact"/>
+            </w:pPr>
+            <w:r>
+              <w:t xml:space="preserve">msl, гПа</w:t>
+            </w:r>
+          </w:p>
+        </w:tc>
+        <w:tc>
+          <w:tcPr/>
+          <w:p>
+            <w:pPr>
+              <w:pStyle w:val="Compact"/>
+              <w:jc w:val="right"/>
+            </w:pPr>
+            <w:r>
+              <w:t xml:space="preserve">9,36</w:t>
+            </w:r>
+          </w:p>
+        </w:tc>
+        <w:tc>
+          <w:tcPr/>
+          <w:p>
+            <w:pPr>
+              <w:pStyle w:val="Compact"/>
+              <w:jc w:val="right"/>
+            </w:pPr>
+            <w:r>
+              <w:t xml:space="preserve">2,23</w:t>
+            </w:r>
+          </w:p>
+        </w:tc>
+        <w:tc>
+          <w:tcPr/>
+          <w:p>
+            <w:pPr>
+              <w:pStyle w:val="Compact"/>
+              <w:jc w:val="right"/>
+            </w:pPr>
+            <w:r>
+              <w:rPr>
+                <w:b/>
+                <w:bCs/>
+              </w:rPr>
+              <w:t xml:space="preserve">1,66</w:t>
+            </w:r>
+          </w:p>
+        </w:tc>
+        <w:tc>
+          <w:tcPr/>
+          <w:p>
+            <w:pPr>
+              <w:pStyle w:val="Compact"/>
+              <w:jc w:val="right"/>
+            </w:pPr>
+            <w:r>
+              <w:t xml:space="preserve">26 %</w:t>
+            </w:r>
+          </w:p>
+        </w:tc>
+      </w:tr>
+      <w:tr>
+        <w:tc>
+          <w:tcPr/>
+          <w:p>
+            <w:pPr>
+              <w:pStyle w:val="Compact"/>
+            </w:pPr>
+            <w:r>
+              <w:t xml:space="preserve">t@850, °C</w:t>
+            </w:r>
+          </w:p>
+        </w:tc>
+        <w:tc>
+          <w:tcPr/>
+          <w:p>
+            <w:pPr>
+              <w:pStyle w:val="Compact"/>
+              <w:jc w:val="right"/>
+            </w:pPr>
+            <w:r>
+              <w:t xml:space="preserve">6,27</w:t>
+            </w:r>
+          </w:p>
+        </w:tc>
+        <w:tc>
+          <w:tcPr/>
+          <w:p>
+            <w:pPr>
+              <w:pStyle w:val="Compact"/>
+              <w:jc w:val="right"/>
+            </w:pPr>
+            <w:r>
+              <w:t xml:space="preserve">1,48</w:t>
+            </w:r>
+          </w:p>
+        </w:tc>
+        <w:tc>
+          <w:tcPr/>
+          <w:p>
+            <w:pPr>
+              <w:pStyle w:val="Compact"/>
+              <w:jc w:val="right"/>
+            </w:pPr>
+            <w:r>
+              <w:rPr>
+                <w:b/>
+                <w:bCs/>
+              </w:rPr>
+              <w:t xml:space="preserve">1,23</w:t>
+            </w:r>
+          </w:p>
+        </w:tc>
+        <w:tc>
+          <w:tcPr/>
+          <w:p>
+            <w:pPr>
+              <w:pStyle w:val="Compact"/>
+              <w:jc w:val="right"/>
+            </w:pPr>
+            <w:r>
+              <w:t xml:space="preserve">17 %</w:t>
+            </w:r>
+          </w:p>
+        </w:tc>
+      </w:tr>
+      <w:tr>
+        <w:tc>
+          <w:tcPr/>
+          <w:p>
+            <w:pPr>
+              <w:pStyle w:val="Compact"/>
+            </w:pPr>
+            <w:r>
+              <w:t xml:space="preserve">z@500, гпм</w:t>
+            </w:r>
+          </w:p>
+        </w:tc>
+        <w:tc>
+          <w:tcPr/>
+          <w:p>
+            <w:pPr>
+              <w:pStyle w:val="Compact"/>
+              <w:jc w:val="right"/>
+            </w:pPr>
+            <w:r>
+              <w:t xml:space="preserve">88,5</w:t>
+            </w:r>
+          </w:p>
+        </w:tc>
+        <w:tc>
+          <w:tcPr/>
+          <w:p>
+            <w:pPr>
+              <w:pStyle w:val="Compact"/>
+              <w:jc w:val="right"/>
+            </w:pPr>
+            <w:r>
+              <w:t xml:space="preserve">21,0</w:t>
+            </w:r>
+          </w:p>
+        </w:tc>
+        <w:tc>
+          <w:tcPr/>
+          <w:p>
+            <w:pPr>
+              <w:pStyle w:val="Compact"/>
+              <w:jc w:val="right"/>
+            </w:pPr>
+            <w:r>
+              <w:rPr>
+                <w:b/>
+                <w:bCs/>
+              </w:rPr>
+              <w:t xml:space="preserve">13,3</w:t>
+            </w:r>
+          </w:p>
+        </w:tc>
+        <w:tc>
+          <w:tcPr/>
+          <w:p>
+            <w:pPr>
+              <w:pStyle w:val="Compact"/>
+              <w:jc w:val="right"/>
+            </w:pPr>
+            <w:r>
+              <w:t xml:space="preserve">37 %</w:t>
+            </w:r>
+          </w:p>
+        </w:tc>
+      </w:tr>
+    </w:tbl>
+    <w:p>
+      <w:pPr>
+        <w:pStyle w:val="BodyText"/>
+      </w:pPr>
+      <w:r>
+        <w:t xml:space="preserve">Table 2. Error at +24 h at the insert nodes: persistence, interpolated global forecast, multiscale model.</w:t>
+      </w:r>
+    </w:p>
+    <w:p>
+      <w:pPr>
+        <w:pStyle w:val="BodyText"/>
+      </w:pPr>
+      <w:r>
+        <w:rPr>
+          <w:b/>
+          <w:bCs/>
+        </w:rPr>
+        <w:t xml:space="preserve">Таблица 3.</w:t>
+      </w:r>
+      <w:r>
+        <w:t xml:space="preserve"> </w:t>
+      </w:r>
+      <w:r>
+        <w:t xml:space="preserve">Влияние весов в функции потерь. Регион, 1607 сроков; t2m усреднена по четырём горизонтам, последний столбец — ошибка по всей сетке графа.</w:t>
+      </w:r>
+    </w:p>
+    <w:tbl>
+      <w:tblPr>
+        <w:tblStyle w:val="Table"/>
+        <w:tblW w:type="pct" w:w="5000"/>
+        <w:tblLayout w:type="fixed"/>
+        <w:tblLook w:firstRow="1" w:lastRow="0" w:firstColumn="0" w:lastColumn="0" w:noHBand="0" w:noVBand="0" w:val="0020"/>
+      </w:tblPr>
+      <w:tblGrid>
+        <w:gridCol w:w="1250"/>
+        <w:gridCol w:w="1667"/>
+        <w:gridCol w:w="1667"/>
+        <w:gridCol w:w="1667"/>
+        <w:gridCol w:w="1667"/>
+      </w:tblGrid>
+      <w:tr>
+        <w:trPr>
+          <w:tblHeader w:val="on"/>
+        </w:trPr>
+        <w:tc>
+          <w:tcPr/>
+          <w:p>
+            <w:pPr>
+              <w:pStyle w:val="Compact"/>
+            </w:pPr>
+            <w:r>
+              <w:t xml:space="preserve">Конфигурация</w:t>
+            </w:r>
+          </w:p>
+        </w:tc>
+        <w:tc>
+          <w:tcPr/>
+          <w:p>
+            <w:pPr>
+              <w:pStyle w:val="Compact"/>
+              <w:jc w:val="right"/>
+            </w:pPr>
+            <w:r>
+              <w:t xml:space="preserve">Доля вставки в потерях</w:t>
+            </w:r>
+          </w:p>
+        </w:tc>
+        <w:tc>
+          <w:tcPr/>
+          <w:p>
+            <w:pPr>
+              <w:pStyle w:val="Compact"/>
+              <w:jc w:val="right"/>
+            </w:pPr>
+            <m:oMath>
+              <m:acc>
+                <m:accPr>
+                  <m:chr m:val="‾"/>
+                </m:accPr>
+                <m:e>
+                  <m:r>
+                    <m:t>S</m:t>
+                  </m:r>
+                </m:e>
+              </m:acc>
+            </m:oMath>
+            <w:r>
+              <w:t xml:space="preserve">, %</w:t>
+            </w:r>
+          </w:p>
+        </w:tc>
+        <w:tc>
+          <w:tcPr/>
+          <w:p>
+            <w:pPr>
+              <w:pStyle w:val="Compact"/>
+              <w:jc w:val="right"/>
+            </w:pPr>
+            <w:r>
+              <w:t xml:space="preserve">t2m, °C</w:t>
+            </w:r>
+          </w:p>
+        </w:tc>
+        <w:tc>
+          <w:tcPr/>
+          <w:p>
+            <w:pPr>
+              <w:pStyle w:val="Compact"/>
+              <w:jc w:val="right"/>
+            </w:pPr>
+            <w:r>
+              <w:t xml:space="preserve">RMSE по сетке</w:t>
+            </w:r>
+          </w:p>
+        </w:tc>
+      </w:tr>
+      <w:tr>
+        <w:tc>
+          <w:tcPr/>
+          <w:p>
+            <w:pPr>
+              <w:pStyle w:val="Compact"/>
+            </w:pPr>
+            <w:r>
+              <w:t xml:space="preserve">Исходная (без весов, после дожига)</w:t>
+            </w:r>
+          </w:p>
+        </w:tc>
+        <w:tc>
+          <w:tcPr/>
+          <w:p>
+            <w:pPr>
+              <w:pStyle w:val="Compact"/>
+              <w:jc w:val="right"/>
+            </w:pPr>
+            <w:r>
+              <w:t xml:space="preserve">1,7 %</w:t>
+            </w:r>
+          </w:p>
+        </w:tc>
+        <w:tc>
+          <w:tcPr/>
+          <w:p>
+            <w:pPr>
+              <w:pStyle w:val="Compact"/>
+              <w:jc w:val="right"/>
+            </w:pPr>
+            <w:r>
+              <w:t xml:space="preserve">73,8</w:t>
+            </w:r>
+          </w:p>
+        </w:tc>
+        <w:tc>
+          <w:tcPr/>
+          <w:p>
+            <w:pPr>
+              <w:pStyle w:val="Compact"/>
+              <w:jc w:val="right"/>
+            </w:pPr>
+            <w:r>
+              <w:t xml:space="preserve">1,503</w:t>
+            </w:r>
+          </w:p>
+        </w:tc>
+        <w:tc>
+          <w:tcPr/>
+          <w:p>
+            <w:pPr>
+              <w:pStyle w:val="Compact"/>
+              <w:jc w:val="right"/>
+            </w:pPr>
+            <w:r>
+              <w:t xml:space="preserve">0,1696</w:t>
+            </w:r>
+          </w:p>
+        </w:tc>
+      </w:tr>
+      <w:tr>
+        <w:tc>
+          <w:tcPr/>
+          <w:p>
+            <w:pPr>
+              <w:pStyle w:val="Compact"/>
+            </w:pPr>
+            <w:r>
+              <w:t xml:space="preserve">Вес вставки</w:t>
+            </w:r>
+            <w:r>
+              <w:t xml:space="preserve"> </w:t>
+            </w:r>
+            <m:oMath>
+              <m:r>
+                <m:t>W</m:t>
+              </m:r>
+              <m:r>
+                <m:rPr>
+                  <m:sty m:val="p"/>
+                </m:rPr>
+                <m:t>=</m:t>
+              </m:r>
+              <m:r>
+                <m:t>10</m:t>
+              </m:r>
+            </m:oMath>
+          </w:p>
+        </w:tc>
+        <w:tc>
+          <w:tcPr/>
+          <w:p>
+            <w:pPr>
+              <w:pStyle w:val="Compact"/>
+              <w:jc w:val="right"/>
+            </w:pPr>
+            <w:r>
+              <w:t xml:space="preserve">14,7 %</w:t>
+            </w:r>
+          </w:p>
+        </w:tc>
+        <w:tc>
+          <w:tcPr/>
+          <w:p>
+            <w:pPr>
+              <w:pStyle w:val="Compact"/>
+              <w:jc w:val="right"/>
+            </w:pPr>
+            <w:r>
+              <w:t xml:space="preserve">74,7</w:t>
+            </w:r>
+          </w:p>
+        </w:tc>
+        <w:tc>
+          <w:tcPr/>
+          <w:p>
+            <w:pPr>
+              <w:pStyle w:val="Compact"/>
+              <w:jc w:val="right"/>
+            </w:pPr>
+            <w:r>
+              <w:t xml:space="preserve">1,445</w:t>
+            </w:r>
+          </w:p>
+        </w:tc>
+        <w:tc>
+          <w:tcPr/>
+          <w:p>
+            <w:pPr>
+              <w:pStyle w:val="Compact"/>
+              <w:jc w:val="right"/>
+            </w:pPr>
+            <w:r>
+              <w:t xml:space="preserve">0,1697</w:t>
+            </w:r>
+          </w:p>
+        </w:tc>
+      </w:tr>
+      <w:tr>
+        <w:tc>
+          <w:tcPr/>
+          <w:p>
+            <w:pPr>
+              <w:pStyle w:val="Compact"/>
+            </w:pPr>
+            <w:r>
+              <w:t xml:space="preserve">Вес вставки</w:t>
+            </w:r>
+            <w:r>
+              <w:t xml:space="preserve"> </w:t>
+            </w:r>
+            <m:oMath>
+              <m:r>
+                <m:t>W</m:t>
+              </m:r>
+              <m:r>
+                <m:rPr>
+                  <m:sty m:val="p"/>
+                </m:rPr>
+                <m:t>=</m:t>
+              </m:r>
+              <m:r>
+                <m:t>30</m:t>
+              </m:r>
+            </m:oMath>
+          </w:p>
+        </w:tc>
+        <w:tc>
+          <w:tcPr/>
+          <w:p>
+            <w:pPr>
+              <w:pStyle w:val="Compact"/>
+              <w:jc w:val="right"/>
+            </w:pPr>
+            <w:r>
+              <w:t xml:space="preserve">34,1 %</w:t>
+            </w:r>
+          </w:p>
+        </w:tc>
+        <w:tc>
+          <w:tcPr/>
+          <w:p>
+            <w:pPr>
+              <w:pStyle w:val="Compact"/>
+              <w:jc w:val="right"/>
+            </w:pPr>
+            <w:r>
+              <w:rPr>
+                <w:b/>
+                <w:bCs/>
+              </w:rPr>
+              <w:t xml:space="preserve">74,9</w:t>
+            </w:r>
+          </w:p>
+        </w:tc>
+        <w:tc>
+          <w:tcPr/>
+          <w:p>
+            <w:pPr>
+              <w:pStyle w:val="Compact"/>
+              <w:jc w:val="right"/>
+            </w:pPr>
+            <w:r>
+              <w:t xml:space="preserve">1,415</w:t>
+            </w:r>
+          </w:p>
+        </w:tc>
+        <w:tc>
+          <w:tcPr/>
+          <w:p>
+            <w:pPr>
+              <w:pStyle w:val="Compact"/>
+              <w:jc w:val="right"/>
+            </w:pPr>
+            <w:r>
+              <w:t xml:space="preserve">0,1703</w:t>
+            </w:r>
+          </w:p>
+        </w:tc>
+      </w:tr>
+      <w:tr>
+        <w:tc>
+          <w:tcPr/>
+          <w:p>
+            <w:pPr>
+              <w:pStyle w:val="Compact"/>
+            </w:pPr>
+            <w:r>
+              <w:t xml:space="preserve">Вес вставки</w:t>
+            </w:r>
+            <w:r>
+              <w:t xml:space="preserve"> </w:t>
+            </w:r>
+            <m:oMath>
+              <m:r>
+                <m:t>W</m:t>
+              </m:r>
+              <m:r>
+                <m:rPr>
+                  <m:sty m:val="p"/>
+                </m:rPr>
+                <m:t>=</m:t>
+              </m:r>
+              <m:r>
+                <m:t>100</m:t>
+              </m:r>
+            </m:oMath>
+          </w:p>
+        </w:tc>
+        <w:tc>
+          <w:tcPr/>
+          <w:p>
+            <w:pPr>
+              <w:pStyle w:val="Compact"/>
+              <w:jc w:val="right"/>
+            </w:pPr>
+            <w:r>
+              <w:t xml:space="preserve">63,3 %</w:t>
+            </w:r>
+          </w:p>
+        </w:tc>
+        <w:tc>
+          <w:tcPr/>
+          <w:p>
+            <w:pPr>
+              <w:pStyle w:val="Compact"/>
+              <w:jc w:val="right"/>
+            </w:pPr>
+            <w:r>
+              <w:t xml:space="preserve">74,8</w:t>
+            </w:r>
+          </w:p>
+        </w:tc>
+        <w:tc>
+          <w:tcPr/>
+          <w:p>
+            <w:pPr>
+              <w:pStyle w:val="Compact"/>
+              <w:jc w:val="right"/>
+            </w:pPr>
+            <w:r>
+              <w:t xml:space="preserve">1,407</w:t>
+            </w:r>
+          </w:p>
+        </w:tc>
+        <w:tc>
+          <w:tcPr/>
+          <w:p>
+            <w:pPr>
+              <w:pStyle w:val="Compact"/>
+              <w:jc w:val="right"/>
+            </w:pPr>
+            <w:r>
+              <w:t xml:space="preserve">0,1717</w:t>
+            </w:r>
+          </w:p>
+        </w:tc>
+      </w:tr>
+      <w:tr>
+        <w:tc>
+          <w:tcPr/>
+          <w:p>
+            <w:pPr>
+              <w:pStyle w:val="Compact"/>
+            </w:pPr>
+            <m:oMath>
+              <m:r>
+                <m:t>W</m:t>
+              </m:r>
+              <m:r>
+                <m:rPr>
+                  <m:sty m:val="p"/>
+                </m:rPr>
+                <m:t>=</m:t>
+              </m:r>
+              <m:r>
+                <m:t>30</m:t>
+              </m:r>
+            </m:oMath>
+            <w:r>
+              <w:t xml:space="preserve"> </w:t>
+            </w:r>
+            <w:r>
+              <w:t xml:space="preserve">и веса каналов</w:t>
+            </w:r>
+          </w:p>
+        </w:tc>
+        <w:tc>
+          <w:tcPr/>
+          <w:p>
+            <w:pPr>
+              <w:pStyle w:val="Compact"/>
+              <w:jc w:val="right"/>
+            </w:pPr>
+            <w:r>
+              <w:t xml:space="preserve">34,1 %</w:t>
+            </w:r>
+          </w:p>
+        </w:tc>
+        <w:tc>
+          <w:tcPr/>
+          <w:p>
+            <w:pPr>
+              <w:pStyle w:val="Compact"/>
+              <w:jc w:val="right"/>
+            </w:pPr>
+            <w:r>
+              <w:t xml:space="preserve">74,6</w:t>
+            </w:r>
+          </w:p>
+        </w:tc>
+        <w:tc>
+          <w:tcPr/>
+          <w:p>
+            <w:pPr>
+              <w:pStyle w:val="Compact"/>
+              <w:jc w:val="right"/>
+            </w:pPr>
+            <w:r>
+              <w:rPr>
+                <w:b/>
+                <w:bCs/>
+              </w:rPr>
+              <w:t xml:space="preserve">1,350</w:t>
+            </w:r>
+          </w:p>
+        </w:tc>
+        <w:tc>
+          <w:tcPr/>
+          <w:p>
+            <w:pPr>
+              <w:pStyle w:val="Compact"/>
+              <w:jc w:val="right"/>
+            </w:pPr>
+            <w:r>
+              <w:t xml:space="preserve">0,1708</w:t>
+            </w:r>
+          </w:p>
+        </w:tc>
+      </w:tr>
+    </w:tbl>
+    <w:p>
+      <w:pPr>
+        <w:pStyle w:val="BodyText"/>
+      </w:pPr>
+      <w:r>
+        <w:t xml:space="preserve">Table 3. Effect of loss weighting. Region, 1607 initial times; t2m averaged over four lead times, last column — error over the whole graph.</w:t>
+      </w:r>
+    </w:p>
+    <w:p>
+      <w:pPr>
+        <w:pStyle w:val="BodyText"/>
+      </w:pPr>
+      <w:r>
+        <w:rPr>
+          <w:b/>
+          <w:bCs/>
+        </w:rPr>
+        <w:t xml:space="preserve">Таблица 4.</w:t>
+      </w:r>
+      <w:r>
+        <w:t xml:space="preserve"> </w:t>
+      </w:r>
+      <w:r>
+        <w:t xml:space="preserve">Ошибка приземной температуры (°C) по региону и агрегатная успешность при разных способах отбора контрольной точки.</w:t>
       </w:r>
     </w:p>
     <w:tbl>
@@ -7490,30 +7050,18 @@
               <w:pStyle w:val="Compact"/>
             </w:pPr>
             <w:r>
-              <w:t xml:space="preserve">Зона</w:t>
-            </w:r>
-          </w:p>
-        </w:tc>
-        <w:tc>
-          <w:tcPr/>
-          <w:p>
-            <w:pPr>
-              <w:pStyle w:val="Compact"/>
-            </w:pPr>
-            <w:r>
-              <w:t xml:space="preserve">Расстояние до границы, км</w:t>
-            </w:r>
-          </w:p>
-        </w:tc>
-        <w:tc>
-          <w:tcPr/>
-          <w:p>
-            <w:pPr>
-              <w:pStyle w:val="Compact"/>
-              <w:jc w:val="right"/>
-            </w:pPr>
-            <w:r>
-              <w:t xml:space="preserve">Узлов</w:t>
+              <w:t xml:space="preserve">Конфигурация</w:t>
+            </w:r>
+          </w:p>
+        </w:tc>
+        <w:tc>
+          <w:tcPr/>
+          <w:p>
+            <w:pPr>
+              <w:pStyle w:val="Compact"/>
+            </w:pPr>
+            <w:r>
+              <w:t xml:space="preserve">Состояние</w:t>
             </w:r>
           </w:p>
         </w:tc>
@@ -7562,6 +7110,30 @@
             </w:pPr>
             <w:r>
               <w:t xml:space="preserve">+24 ч</w:t>
+            </w:r>
+          </w:p>
+        </w:tc>
+        <w:tc>
+          <w:tcPr/>
+          <w:p>
+            <w:pPr>
+              <w:pStyle w:val="Compact"/>
+              <w:jc w:val="right"/>
+            </w:pPr>
+            <m:oMath>
+              <m:acc>
+                <m:accPr>
+                  <m:chr m:val="‾"/>
+                </m:accPr>
+                <m:e>
+                  <m:r>
+                    <m:t>S</m:t>
+                  </m:r>
+                </m:e>
+              </m:acc>
+            </m:oMath>
+            <w:r>
+              <w:t xml:space="preserve">, %</w:t>
             </w:r>
           </w:p>
         </w:tc>
@@ -7574,78 +7146,78 @@
               <w:pStyle w:val="Compact"/>
             </w:pPr>
             <w:r>
-              <w:t xml:space="preserve">Вставка 0,25°</w:t>
-            </w:r>
-          </w:p>
-        </w:tc>
-        <w:tc>
-          <w:tcPr/>
-          <w:p>
-            <w:pPr>
-              <w:pStyle w:val="Compact"/>
-            </w:pPr>
-            <w:r>
-              <w:t xml:space="preserve">0–25</w:t>
-            </w:r>
-          </w:p>
-        </w:tc>
-        <w:tc>
-          <w:tcPr/>
-          <w:p>
-            <w:pPr>
-              <w:pStyle w:val="Compact"/>
-              <w:jc w:val="right"/>
-            </w:pPr>
-            <w:r>
-              <w:t xml:space="preserve">278</w:t>
-            </w:r>
-          </w:p>
-        </w:tc>
-        <w:tc>
-          <w:tcPr/>
-          <w:p>
-            <w:pPr>
-              <w:pStyle w:val="Compact"/>
-              <w:jc w:val="right"/>
-            </w:pPr>
-            <w:r>
-              <w:t xml:space="preserve">1,58</w:t>
-            </w:r>
-          </w:p>
-        </w:tc>
-        <w:tc>
-          <w:tcPr/>
-          <w:p>
-            <w:pPr>
-              <w:pStyle w:val="Compact"/>
-              <w:jc w:val="right"/>
-            </w:pPr>
-            <w:r>
-              <w:t xml:space="preserve">1,97</w:t>
-            </w:r>
-          </w:p>
-        </w:tc>
-        <w:tc>
-          <w:tcPr/>
-          <w:p>
-            <w:pPr>
-              <w:pStyle w:val="Compact"/>
-              <w:jc w:val="right"/>
-            </w:pPr>
-            <w:r>
-              <w:t xml:space="preserve">2,06</w:t>
-            </w:r>
-          </w:p>
-        </w:tc>
-        <w:tc>
-          <w:tcPr/>
-          <w:p>
-            <w:pPr>
-              <w:pStyle w:val="Compact"/>
-              <w:jc w:val="right"/>
-            </w:pPr>
-            <w:r>
-              <w:t xml:space="preserve">2,12</w:t>
+              <w:t xml:space="preserve">С заморозкой</w:t>
+            </w:r>
+          </w:p>
+        </w:tc>
+        <w:tc>
+          <w:tcPr/>
+          <w:p>
+            <w:pPr>
+              <w:pStyle w:val="Compact"/>
+            </w:pPr>
+            <w:r>
+              <w:t xml:space="preserve">лучшая по val (эпоха 16)</w:t>
+            </w:r>
+          </w:p>
+        </w:tc>
+        <w:tc>
+          <w:tcPr/>
+          <w:p>
+            <w:pPr>
+              <w:pStyle w:val="Compact"/>
+              <w:jc w:val="right"/>
+            </w:pPr>
+            <w:r>
+              <w:t xml:space="preserve">1,34</w:t>
+            </w:r>
+          </w:p>
+        </w:tc>
+        <w:tc>
+          <w:tcPr/>
+          <w:p>
+            <w:pPr>
+              <w:pStyle w:val="Compact"/>
+              <w:jc w:val="right"/>
+            </w:pPr>
+            <w:r>
+              <w:t xml:space="preserve">1,59</w:t>
+            </w:r>
+          </w:p>
+        </w:tc>
+        <w:tc>
+          <w:tcPr/>
+          <w:p>
+            <w:pPr>
+              <w:pStyle w:val="Compact"/>
+              <w:jc w:val="right"/>
+            </w:pPr>
+            <w:r>
+              <w:t xml:space="preserve">1,71</w:t>
+            </w:r>
+          </w:p>
+        </w:tc>
+        <w:tc>
+          <w:tcPr/>
+          <w:p>
+            <w:pPr>
+              <w:pStyle w:val="Compact"/>
+              <w:jc w:val="right"/>
+            </w:pPr>
+            <w:r>
+              <w:t xml:space="preserve">1,82</w:t>
+            </w:r>
+          </w:p>
+        </w:tc>
+        <w:tc>
+          <w:tcPr/>
+          <w:p>
+            <w:pPr>
+              <w:pStyle w:val="Compact"/>
+              <w:jc w:val="right"/>
+            </w:pPr>
+            <w:r>
+              <w:t xml:space="preserve">60,8</w:t>
             </w:r>
           </w:p>
         </w:tc>
@@ -7657,76 +7229,79 @@
             <w:pPr>
               <w:pStyle w:val="Compact"/>
             </w:pPr>
-          </w:p>
-        </w:tc>
-        <w:tc>
-          <w:tcPr/>
-          <w:p>
-            <w:pPr>
-              <w:pStyle w:val="Compact"/>
-            </w:pPr>
-            <w:r>
-              <w:t xml:space="preserve">25–50</w:t>
-            </w:r>
-          </w:p>
-        </w:tc>
-        <w:tc>
-          <w:tcPr/>
-          <w:p>
-            <w:pPr>
-              <w:pStyle w:val="Compact"/>
-              <w:jc w:val="right"/>
-            </w:pPr>
-            <w:r>
-              <w:t xml:space="preserve">240</w:t>
-            </w:r>
-          </w:p>
-        </w:tc>
-        <w:tc>
-          <w:tcPr/>
-          <w:p>
-            <w:pPr>
-              <w:pStyle w:val="Compact"/>
-              <w:jc w:val="right"/>
-            </w:pPr>
-            <w:r>
-              <w:t xml:space="preserve">1,54</w:t>
-            </w:r>
-          </w:p>
-        </w:tc>
-        <w:tc>
-          <w:tcPr/>
-          <w:p>
-            <w:pPr>
-              <w:pStyle w:val="Compact"/>
-              <w:jc w:val="right"/>
-            </w:pPr>
-            <w:r>
-              <w:t xml:space="preserve">1,92</w:t>
-            </w:r>
-          </w:p>
-        </w:tc>
-        <w:tc>
-          <w:tcPr/>
-          <w:p>
-            <w:pPr>
-              <w:pStyle w:val="Compact"/>
-              <w:jc w:val="right"/>
-            </w:pPr>
-            <w:r>
-              <w:t xml:space="preserve">2,00</w:t>
-            </w:r>
-          </w:p>
-        </w:tc>
-        <w:tc>
-          <w:tcPr/>
-          <w:p>
-            <w:pPr>
-              <w:pStyle w:val="Compact"/>
-              <w:jc w:val="right"/>
-            </w:pPr>
-            <w:r>
-              <w:t xml:space="preserve">2,08</w:t>
+            <w:r>
+              <w:t xml:space="preserve">Без заморозки</w:t>
+            </w:r>
+          </w:p>
+        </w:tc>
+        <w:tc>
+          <w:tcPr/>
+          <w:p>
+            <w:pPr>
+              <w:pStyle w:val="Compact"/>
+            </w:pPr>
+            <w:r>
+              <w:t xml:space="preserve">лучшая по val (эпоха 7)</w:t>
+            </w:r>
+          </w:p>
+        </w:tc>
+        <w:tc>
+          <w:tcPr/>
+          <w:p>
+            <w:pPr>
+              <w:pStyle w:val="Compact"/>
+              <w:jc w:val="right"/>
+            </w:pPr>
+            <w:r>
+              <w:t xml:space="preserve">1,36</w:t>
+            </w:r>
+          </w:p>
+        </w:tc>
+        <w:tc>
+          <w:tcPr/>
+          <w:p>
+            <w:pPr>
+              <w:pStyle w:val="Compact"/>
+              <w:jc w:val="right"/>
+            </w:pPr>
+            <w:r>
+              <w:t xml:space="preserve">1,65</w:t>
+            </w:r>
+          </w:p>
+        </w:tc>
+        <w:tc>
+          <w:tcPr/>
+          <w:p>
+            <w:pPr>
+              <w:pStyle w:val="Compact"/>
+              <w:jc w:val="right"/>
+            </w:pPr>
+            <w:r>
+              <w:t xml:space="preserve">1,81</w:t>
+            </w:r>
+          </w:p>
+        </w:tc>
+        <w:tc>
+          <w:tcPr/>
+          <w:p>
+            <w:pPr>
+              <w:pStyle w:val="Compact"/>
+              <w:jc w:val="right"/>
+            </w:pPr>
+            <w:r>
+              <w:t xml:space="preserve">1,96</w:t>
+            </w:r>
+          </w:p>
+        </w:tc>
+        <w:tc>
+          <w:tcPr/>
+          <w:p>
+            <w:pPr>
+              <w:pStyle w:val="Compact"/>
+              <w:jc w:val="right"/>
+            </w:pPr>
+            <w:r>
+              <w:t xml:space="preserve">59,9</w:t>
             </w:r>
           </w:p>
         </w:tc>
@@ -7738,76 +7313,209 @@
             <w:pPr>
               <w:pStyle w:val="Compact"/>
             </w:pPr>
-          </w:p>
-        </w:tc>
-        <w:tc>
-          <w:tcPr/>
-          <w:p>
-            <w:pPr>
-              <w:pStyle w:val="Compact"/>
-            </w:pPr>
-            <w:r>
-              <w:t xml:space="preserve">50–100</w:t>
-            </w:r>
-          </w:p>
-        </w:tc>
-        <w:tc>
-          <w:tcPr/>
-          <w:p>
-            <w:pPr>
-              <w:pStyle w:val="Compact"/>
-              <w:jc w:val="right"/>
-            </w:pPr>
-            <w:r>
-              <w:t xml:space="preserve">414</w:t>
-            </w:r>
-          </w:p>
-        </w:tc>
-        <w:tc>
-          <w:tcPr/>
-          <w:p>
-            <w:pPr>
-              <w:pStyle w:val="Compact"/>
-              <w:jc w:val="right"/>
-            </w:pPr>
-            <w:r>
-              <w:t xml:space="preserve">1,51</w:t>
-            </w:r>
-          </w:p>
-        </w:tc>
-        <w:tc>
-          <w:tcPr/>
-          <w:p>
-            <w:pPr>
-              <w:pStyle w:val="Compact"/>
-              <w:jc w:val="right"/>
-            </w:pPr>
-            <w:r>
-              <w:t xml:space="preserve">1,85</w:t>
-            </w:r>
-          </w:p>
-        </w:tc>
-        <w:tc>
-          <w:tcPr/>
-          <w:p>
-            <w:pPr>
-              <w:pStyle w:val="Compact"/>
-              <w:jc w:val="right"/>
-            </w:pPr>
-            <w:r>
-              <w:t xml:space="preserve">1,94</w:t>
-            </w:r>
-          </w:p>
-        </w:tc>
-        <w:tc>
-          <w:tcPr/>
-          <w:p>
-            <w:pPr>
-              <w:pStyle w:val="Compact"/>
-              <w:jc w:val="right"/>
-            </w:pPr>
-            <w:r>
-              <w:t xml:space="preserve">2,02</w:t>
+            <w:r>
+              <w:t xml:space="preserve">Без заморозки</w:t>
+            </w:r>
+          </w:p>
+        </w:tc>
+        <w:tc>
+          <w:tcPr/>
+          <w:p>
+            <w:pPr>
+              <w:pStyle w:val="Compact"/>
+            </w:pPr>
+            <w:r>
+              <w:t xml:space="preserve">равный бюджет (эпоха 16)</w:t>
+            </w:r>
+          </w:p>
+        </w:tc>
+        <w:tc>
+          <w:tcPr/>
+          <w:p>
+            <w:pPr>
+              <w:pStyle w:val="Compact"/>
+              <w:jc w:val="right"/>
+            </w:pPr>
+            <w:r>
+              <w:t xml:space="preserve">1,35</w:t>
+            </w:r>
+          </w:p>
+        </w:tc>
+        <w:tc>
+          <w:tcPr/>
+          <w:p>
+            <w:pPr>
+              <w:pStyle w:val="Compact"/>
+              <w:jc w:val="right"/>
+            </w:pPr>
+            <w:r>
+              <w:t xml:space="preserve">1,62</w:t>
+            </w:r>
+          </w:p>
+        </w:tc>
+        <w:tc>
+          <w:tcPr/>
+          <w:p>
+            <w:pPr>
+              <w:pStyle w:val="Compact"/>
+              <w:jc w:val="right"/>
+            </w:pPr>
+            <w:r>
+              <w:t xml:space="preserve">1,72</w:t>
+            </w:r>
+          </w:p>
+        </w:tc>
+        <w:tc>
+          <w:tcPr/>
+          <w:p>
+            <w:pPr>
+              <w:pStyle w:val="Compact"/>
+              <w:jc w:val="right"/>
+            </w:pPr>
+            <w:r>
+              <w:t xml:space="preserve">1,82</w:t>
+            </w:r>
+          </w:p>
+        </w:tc>
+        <w:tc>
+          <w:tcPr/>
+          <w:p>
+            <w:pPr>
+              <w:pStyle w:val="Compact"/>
+              <w:jc w:val="right"/>
+            </w:pPr>
+            <w:r>
+              <w:t xml:space="preserve">59,5</w:t>
+            </w:r>
+          </w:p>
+        </w:tc>
+      </w:tr>
+    </w:tbl>
+    <w:p>
+      <w:pPr>
+        <w:pStyle w:val="BodyText"/>
+      </w:pPr>
+      <w:r>
+        <w:t xml:space="preserve">Table 4. RMSE of 2 m temperature (°C) and aggregate skill score for different ways of selecting the checkpoint.</w:t>
+      </w:r>
+    </w:p>
+    <w:p>
+      <w:pPr>
+        <w:pStyle w:val="BodyText"/>
+      </w:pPr>
+      <w:r>
+        <w:rPr>
+          <w:b/>
+          <w:bCs/>
+        </w:rPr>
+        <w:t xml:space="preserve">Таблица 5.</w:t>
+      </w:r>
+      <w:r>
+        <w:t xml:space="preserve"> </w:t>
+      </w:r>
+      <w:r>
+        <w:t xml:space="preserve">Ошибка приземной температуры (°C) по расстоянию до границы вставки. Положительное расстояние — внутри вставки (шаг 0,25°), отрицательное — снаружи, на глобальной части графа (шаг 0,703°).</w:t>
+      </w:r>
+    </w:p>
+    <w:tbl>
+      <w:tblPr>
+        <w:tblStyle w:val="Table"/>
+        <w:tblW w:type="pct" w:w="5000"/>
+        <w:tblLayout w:type="fixed"/>
+        <w:tblLook w:firstRow="1" w:lastRow="0" w:firstColumn="0" w:lastColumn="0" w:noHBand="0" w:noVBand="0" w:val="0020"/>
+      </w:tblPr>
+      <w:tblGrid>
+        <w:gridCol w:w="913"/>
+        <w:gridCol w:w="913"/>
+        <w:gridCol w:w="1218"/>
+        <w:gridCol w:w="1218"/>
+        <w:gridCol w:w="1218"/>
+        <w:gridCol w:w="1218"/>
+        <w:gridCol w:w="1218"/>
+      </w:tblGrid>
+      <w:tr>
+        <w:trPr>
+          <w:tblHeader w:val="on"/>
+        </w:trPr>
+        <w:tc>
+          <w:tcPr/>
+          <w:p>
+            <w:pPr>
+              <w:pStyle w:val="Compact"/>
+            </w:pPr>
+            <w:r>
+              <w:t xml:space="preserve">Зона</w:t>
+            </w:r>
+          </w:p>
+        </w:tc>
+        <w:tc>
+          <w:tcPr/>
+          <w:p>
+            <w:pPr>
+              <w:pStyle w:val="Compact"/>
+            </w:pPr>
+            <w:r>
+              <w:t xml:space="preserve">Расстояние до границы, км</w:t>
+            </w:r>
+          </w:p>
+        </w:tc>
+        <w:tc>
+          <w:tcPr/>
+          <w:p>
+            <w:pPr>
+              <w:pStyle w:val="Compact"/>
+              <w:jc w:val="right"/>
+            </w:pPr>
+            <w:r>
+              <w:t xml:space="preserve">Узлов</w:t>
+            </w:r>
+          </w:p>
+        </w:tc>
+        <w:tc>
+          <w:tcPr/>
+          <w:p>
+            <w:pPr>
+              <w:pStyle w:val="Compact"/>
+              <w:jc w:val="right"/>
+            </w:pPr>
+            <w:r>
+              <w:t xml:space="preserve">+6 ч</w:t>
+            </w:r>
+          </w:p>
+        </w:tc>
+        <w:tc>
+          <w:tcPr/>
+          <w:p>
+            <w:pPr>
+              <w:pStyle w:val="Compact"/>
+              <w:jc w:val="right"/>
+            </w:pPr>
+            <w:r>
+              <w:t xml:space="preserve">+12 ч</w:t>
+            </w:r>
+          </w:p>
+        </w:tc>
+        <w:tc>
+          <w:tcPr/>
+          <w:p>
+            <w:pPr>
+              <w:pStyle w:val="Compact"/>
+              <w:jc w:val="right"/>
+            </w:pPr>
+            <w:r>
+              <w:t xml:space="preserve">+18 ч</w:t>
+            </w:r>
+          </w:p>
+        </w:tc>
+        <w:tc>
+          <w:tcPr/>
+          <w:p>
+            <w:pPr>
+              <w:pStyle w:val="Compact"/>
+              <w:jc w:val="right"/>
+            </w:pPr>
+            <w:r>
+              <w:t xml:space="preserve">+24 ч</w:t>
             </w:r>
           </w:p>
         </w:tc>
@@ -7819,76 +7527,79 @@
             <w:pPr>
               <w:pStyle w:val="Compact"/>
             </w:pPr>
-          </w:p>
-        </w:tc>
-        <w:tc>
-          <w:tcPr/>
-          <w:p>
-            <w:pPr>
-              <w:pStyle w:val="Compact"/>
-            </w:pPr>
-            <w:r>
-              <w:t xml:space="preserve">100–200</w:t>
-            </w:r>
-          </w:p>
-        </w:tc>
-        <w:tc>
-          <w:tcPr/>
-          <w:p>
-            <w:pPr>
-              <w:pStyle w:val="Compact"/>
-              <w:jc w:val="right"/>
-            </w:pPr>
-            <w:r>
-              <w:t xml:space="preserve">698</w:t>
-            </w:r>
-          </w:p>
-        </w:tc>
-        <w:tc>
-          <w:tcPr/>
-          <w:p>
-            <w:pPr>
-              <w:pStyle w:val="Compact"/>
-              <w:jc w:val="right"/>
-            </w:pPr>
-            <w:r>
-              <w:t xml:space="preserve">1,49</w:t>
-            </w:r>
-          </w:p>
-        </w:tc>
-        <w:tc>
-          <w:tcPr/>
-          <w:p>
-            <w:pPr>
-              <w:pStyle w:val="Compact"/>
-              <w:jc w:val="right"/>
-            </w:pPr>
-            <w:r>
-              <w:t xml:space="preserve">1,81</w:t>
-            </w:r>
-          </w:p>
-        </w:tc>
-        <w:tc>
-          <w:tcPr/>
-          <w:p>
-            <w:pPr>
-              <w:pStyle w:val="Compact"/>
-              <w:jc w:val="right"/>
-            </w:pPr>
-            <w:r>
-              <w:t xml:space="preserve">1,91</w:t>
-            </w:r>
-          </w:p>
-        </w:tc>
-        <w:tc>
-          <w:tcPr/>
-          <w:p>
-            <w:pPr>
-              <w:pStyle w:val="Compact"/>
-              <w:jc w:val="right"/>
-            </w:pPr>
-            <w:r>
-              <w:t xml:space="preserve">1,99</w:t>
+            <w:r>
+              <w:t xml:space="preserve">Вставка 0,25°</w:t>
+            </w:r>
+          </w:p>
+        </w:tc>
+        <w:tc>
+          <w:tcPr/>
+          <w:p>
+            <w:pPr>
+              <w:pStyle w:val="Compact"/>
+            </w:pPr>
+            <w:r>
+              <w:t xml:space="preserve">0–25</w:t>
+            </w:r>
+          </w:p>
+        </w:tc>
+        <w:tc>
+          <w:tcPr/>
+          <w:p>
+            <w:pPr>
+              <w:pStyle w:val="Compact"/>
+              <w:jc w:val="right"/>
+            </w:pPr>
+            <w:r>
+              <w:t xml:space="preserve">278</w:t>
+            </w:r>
+          </w:p>
+        </w:tc>
+        <w:tc>
+          <w:tcPr/>
+          <w:p>
+            <w:pPr>
+              <w:pStyle w:val="Compact"/>
+              <w:jc w:val="right"/>
+            </w:pPr>
+            <w:r>
+              <w:t xml:space="preserve">1,58</w:t>
+            </w:r>
+          </w:p>
+        </w:tc>
+        <w:tc>
+          <w:tcPr/>
+          <w:p>
+            <w:pPr>
+              <w:pStyle w:val="Compact"/>
+              <w:jc w:val="right"/>
+            </w:pPr>
+            <w:r>
+              <w:t xml:space="preserve">1,97</w:t>
+            </w:r>
+          </w:p>
+        </w:tc>
+        <w:tc>
+          <w:tcPr/>
+          <w:p>
+            <w:pPr>
+              <w:pStyle w:val="Compact"/>
+              <w:jc w:val="right"/>
+            </w:pPr>
+            <w:r>
+              <w:t xml:space="preserve">2,06</w:t>
+            </w:r>
+          </w:p>
+        </w:tc>
+        <w:tc>
+          <w:tcPr/>
+          <w:p>
+            <w:pPr>
+              <w:pStyle w:val="Compact"/>
+              <w:jc w:val="right"/>
+            </w:pPr>
+            <w:r>
+              <w:t xml:space="preserve">2,12</w:t>
             </w:r>
           </w:p>
         </w:tc>
@@ -7909,67 +7620,67 @@
               <w:pStyle w:val="Compact"/>
             </w:pPr>
             <w:r>
-              <w:t xml:space="preserve">200–1000</w:t>
-            </w:r>
-          </w:p>
-        </w:tc>
-        <w:tc>
-          <w:tcPr/>
-          <w:p>
-            <w:pPr>
-              <w:pStyle w:val="Compact"/>
-              <w:jc w:val="right"/>
-            </w:pPr>
-            <w:r>
-              <w:t xml:space="preserve">871</w:t>
-            </w:r>
-          </w:p>
-        </w:tc>
-        <w:tc>
-          <w:tcPr/>
-          <w:p>
-            <w:pPr>
-              <w:pStyle w:val="Compact"/>
-              <w:jc w:val="right"/>
-            </w:pPr>
-            <w:r>
-              <w:t xml:space="preserve">1,40</w:t>
-            </w:r>
-          </w:p>
-        </w:tc>
-        <w:tc>
-          <w:tcPr/>
-          <w:p>
-            <w:pPr>
-              <w:pStyle w:val="Compact"/>
-              <w:jc w:val="right"/>
-            </w:pPr>
-            <w:r>
-              <w:t xml:space="preserve">1,80</w:t>
-            </w:r>
-          </w:p>
-        </w:tc>
-        <w:tc>
-          <w:tcPr/>
-          <w:p>
-            <w:pPr>
-              <w:pStyle w:val="Compact"/>
-              <w:jc w:val="right"/>
-            </w:pPr>
-            <w:r>
-              <w:t xml:space="preserve">1,97</w:t>
-            </w:r>
-          </w:p>
-        </w:tc>
-        <w:tc>
-          <w:tcPr/>
-          <w:p>
-            <w:pPr>
-              <w:pStyle w:val="Compact"/>
-              <w:jc w:val="right"/>
-            </w:pPr>
-            <w:r>
-              <w:t xml:space="preserve">2,07</w:t>
+              <w:t xml:space="preserve">25–50</w:t>
+            </w:r>
+          </w:p>
+        </w:tc>
+        <w:tc>
+          <w:tcPr/>
+          <w:p>
+            <w:pPr>
+              <w:pStyle w:val="Compact"/>
+              <w:jc w:val="right"/>
+            </w:pPr>
+            <w:r>
+              <w:t xml:space="preserve">240</w:t>
+            </w:r>
+          </w:p>
+        </w:tc>
+        <w:tc>
+          <w:tcPr/>
+          <w:p>
+            <w:pPr>
+              <w:pStyle w:val="Compact"/>
+              <w:jc w:val="right"/>
+            </w:pPr>
+            <w:r>
+              <w:t xml:space="preserve">1,54</w:t>
+            </w:r>
+          </w:p>
+        </w:tc>
+        <w:tc>
+          <w:tcPr/>
+          <w:p>
+            <w:pPr>
+              <w:pStyle w:val="Compact"/>
+              <w:jc w:val="right"/>
+            </w:pPr>
+            <w:r>
+              <w:t xml:space="preserve">1,92</w:t>
+            </w:r>
+          </w:p>
+        </w:tc>
+        <w:tc>
+          <w:tcPr/>
+          <w:p>
+            <w:pPr>
+              <w:pStyle w:val="Compact"/>
+              <w:jc w:val="right"/>
+            </w:pPr>
+            <w:r>
+              <w:t xml:space="preserve">2,00</w:t>
+            </w:r>
+          </w:p>
+        </w:tc>
+        <w:tc>
+          <w:tcPr/>
+          <w:p>
+            <w:pPr>
+              <w:pStyle w:val="Compact"/>
+              <w:jc w:val="right"/>
+            </w:pPr>
+            <w:r>
+              <w:t xml:space="preserve">2,08</w:t>
             </w:r>
           </w:p>
         </w:tc>
@@ -7981,79 +7692,76 @@
             <w:pPr>
               <w:pStyle w:val="Compact"/>
             </w:pPr>
-            <w:r>
-              <w:t xml:space="preserve">Глобальная 0,703°</w:t>
-            </w:r>
-          </w:p>
-        </w:tc>
-        <w:tc>
-          <w:tcPr/>
-          <w:p>
-            <w:pPr>
-              <w:pStyle w:val="Compact"/>
-            </w:pPr>
-            <w:r>
-              <w:t xml:space="preserve">−100…0</w:t>
-            </w:r>
-          </w:p>
-        </w:tc>
-        <w:tc>
-          <w:tcPr/>
-          <w:p>
-            <w:pPr>
-              <w:pStyle w:val="Compact"/>
-              <w:jc w:val="right"/>
-            </w:pPr>
-            <w:r>
-              <w:t xml:space="preserve">143</w:t>
-            </w:r>
-          </w:p>
-        </w:tc>
-        <w:tc>
-          <w:tcPr/>
-          <w:p>
-            <w:pPr>
-              <w:pStyle w:val="Compact"/>
-              <w:jc w:val="right"/>
-            </w:pPr>
-            <w:r>
-              <w:t xml:space="preserve">1,37</w:t>
-            </w:r>
-          </w:p>
-        </w:tc>
-        <w:tc>
-          <w:tcPr/>
-          <w:p>
-            <w:pPr>
-              <w:pStyle w:val="Compact"/>
-              <w:jc w:val="right"/>
-            </w:pPr>
-            <w:r>
-              <w:t xml:space="preserve">1,74</w:t>
-            </w:r>
-          </w:p>
-        </w:tc>
-        <w:tc>
-          <w:tcPr/>
-          <w:p>
-            <w:pPr>
-              <w:pStyle w:val="Compact"/>
-              <w:jc w:val="right"/>
-            </w:pPr>
-            <w:r>
-              <w:t xml:space="preserve">1,82</w:t>
-            </w:r>
-          </w:p>
-        </w:tc>
-        <w:tc>
-          <w:tcPr/>
-          <w:p>
-            <w:pPr>
-              <w:pStyle w:val="Compact"/>
-              <w:jc w:val="right"/>
-            </w:pPr>
-            <w:r>
-              <w:t xml:space="preserve">1,87</w:t>
+          </w:p>
+        </w:tc>
+        <w:tc>
+          <w:tcPr/>
+          <w:p>
+            <w:pPr>
+              <w:pStyle w:val="Compact"/>
+            </w:pPr>
+            <w:r>
+              <w:t xml:space="preserve">50–100</w:t>
+            </w:r>
+          </w:p>
+        </w:tc>
+        <w:tc>
+          <w:tcPr/>
+          <w:p>
+            <w:pPr>
+              <w:pStyle w:val="Compact"/>
+              <w:jc w:val="right"/>
+            </w:pPr>
+            <w:r>
+              <w:t xml:space="preserve">414</w:t>
+            </w:r>
+          </w:p>
+        </w:tc>
+        <w:tc>
+          <w:tcPr/>
+          <w:p>
+            <w:pPr>
+              <w:pStyle w:val="Compact"/>
+              <w:jc w:val="right"/>
+            </w:pPr>
+            <w:r>
+              <w:t xml:space="preserve">1,51</w:t>
+            </w:r>
+          </w:p>
+        </w:tc>
+        <w:tc>
+          <w:tcPr/>
+          <w:p>
+            <w:pPr>
+              <w:pStyle w:val="Compact"/>
+              <w:jc w:val="right"/>
+            </w:pPr>
+            <w:r>
+              <w:t xml:space="preserve">1,85</w:t>
+            </w:r>
+          </w:p>
+        </w:tc>
+        <w:tc>
+          <w:tcPr/>
+          <w:p>
+            <w:pPr>
+              <w:pStyle w:val="Compact"/>
+              <w:jc w:val="right"/>
+            </w:pPr>
+            <w:r>
+              <w:t xml:space="preserve">1,94</w:t>
+            </w:r>
+          </w:p>
+        </w:tc>
+        <w:tc>
+          <w:tcPr/>
+          <w:p>
+            <w:pPr>
+              <w:pStyle w:val="Compact"/>
+              <w:jc w:val="right"/>
+            </w:pPr>
+            <w:r>
+              <w:t xml:space="preserve">2,02</w:t>
             </w:r>
           </w:p>
         </w:tc>
@@ -8074,67 +7782,67 @@
               <w:pStyle w:val="Compact"/>
             </w:pPr>
             <w:r>
-              <w:t xml:space="preserve">−300…−100</w:t>
-            </w:r>
-          </w:p>
-        </w:tc>
-        <w:tc>
-          <w:tcPr/>
-          <w:p>
-            <w:pPr>
-              <w:pStyle w:val="Compact"/>
-              <w:jc w:val="right"/>
-            </w:pPr>
-            <w:r>
-              <w:t xml:space="preserve">308</w:t>
-            </w:r>
-          </w:p>
-        </w:tc>
-        <w:tc>
-          <w:tcPr/>
-          <w:p>
-            <w:pPr>
-              <w:pStyle w:val="Compact"/>
-              <w:jc w:val="right"/>
-            </w:pPr>
-            <w:r>
-              <w:t xml:space="preserve">1,42</w:t>
-            </w:r>
-          </w:p>
-        </w:tc>
-        <w:tc>
-          <w:tcPr/>
-          <w:p>
-            <w:pPr>
-              <w:pStyle w:val="Compact"/>
-              <w:jc w:val="right"/>
-            </w:pPr>
-            <w:r>
-              <w:t xml:space="preserve">1,76</w:t>
-            </w:r>
-          </w:p>
-        </w:tc>
-        <w:tc>
-          <w:tcPr/>
-          <w:p>
-            <w:pPr>
-              <w:pStyle w:val="Compact"/>
-              <w:jc w:val="right"/>
-            </w:pPr>
-            <w:r>
-              <w:t xml:space="preserve">1,88</w:t>
-            </w:r>
-          </w:p>
-        </w:tc>
-        <w:tc>
-          <w:tcPr/>
-          <w:p>
-            <w:pPr>
-              <w:pStyle w:val="Compact"/>
-              <w:jc w:val="right"/>
-            </w:pPr>
-            <w:r>
-              <w:t xml:space="preserve">1,95</w:t>
+              <w:t xml:space="preserve">100–200</w:t>
+            </w:r>
+          </w:p>
+        </w:tc>
+        <w:tc>
+          <w:tcPr/>
+          <w:p>
+            <w:pPr>
+              <w:pStyle w:val="Compact"/>
+              <w:jc w:val="right"/>
+            </w:pPr>
+            <w:r>
+              <w:t xml:space="preserve">698</w:t>
+            </w:r>
+          </w:p>
+        </w:tc>
+        <w:tc>
+          <w:tcPr/>
+          <w:p>
+            <w:pPr>
+              <w:pStyle w:val="Compact"/>
+              <w:jc w:val="right"/>
+            </w:pPr>
+            <w:r>
+              <w:t xml:space="preserve">1,49</w:t>
+            </w:r>
+          </w:p>
+        </w:tc>
+        <w:tc>
+          <w:tcPr/>
+          <w:p>
+            <w:pPr>
+              <w:pStyle w:val="Compact"/>
+              <w:jc w:val="right"/>
+            </w:pPr>
+            <w:r>
+              <w:t xml:space="preserve">1,81</w:t>
+            </w:r>
+          </w:p>
+        </w:tc>
+        <w:tc>
+          <w:tcPr/>
+          <w:p>
+            <w:pPr>
+              <w:pStyle w:val="Compact"/>
+              <w:jc w:val="right"/>
+            </w:pPr>
+            <w:r>
+              <w:t xml:space="preserve">1,91</w:t>
+            </w:r>
+          </w:p>
+        </w:tc>
+        <w:tc>
+          <w:tcPr/>
+          <w:p>
+            <w:pPr>
+              <w:pStyle w:val="Compact"/>
+              <w:jc w:val="right"/>
+            </w:pPr>
+            <w:r>
+              <w:t xml:space="preserve">1,99</w:t>
             </w:r>
           </w:p>
         </w:tc>
@@ -8155,6 +7863,252 @@
               <w:pStyle w:val="Compact"/>
             </w:pPr>
             <w:r>
+              <w:t xml:space="preserve">200–1000</w:t>
+            </w:r>
+          </w:p>
+        </w:tc>
+        <w:tc>
+          <w:tcPr/>
+          <w:p>
+            <w:pPr>
+              <w:pStyle w:val="Compact"/>
+              <w:jc w:val="right"/>
+            </w:pPr>
+            <w:r>
+              <w:t xml:space="preserve">871</w:t>
+            </w:r>
+          </w:p>
+        </w:tc>
+        <w:tc>
+          <w:tcPr/>
+          <w:p>
+            <w:pPr>
+              <w:pStyle w:val="Compact"/>
+              <w:jc w:val="right"/>
+            </w:pPr>
+            <w:r>
+              <w:t xml:space="preserve">1,40</w:t>
+            </w:r>
+          </w:p>
+        </w:tc>
+        <w:tc>
+          <w:tcPr/>
+          <w:p>
+            <w:pPr>
+              <w:pStyle w:val="Compact"/>
+              <w:jc w:val="right"/>
+            </w:pPr>
+            <w:r>
+              <w:t xml:space="preserve">1,80</w:t>
+            </w:r>
+          </w:p>
+        </w:tc>
+        <w:tc>
+          <w:tcPr/>
+          <w:p>
+            <w:pPr>
+              <w:pStyle w:val="Compact"/>
+              <w:jc w:val="right"/>
+            </w:pPr>
+            <w:r>
+              <w:t xml:space="preserve">1,97</w:t>
+            </w:r>
+          </w:p>
+        </w:tc>
+        <w:tc>
+          <w:tcPr/>
+          <w:p>
+            <w:pPr>
+              <w:pStyle w:val="Compact"/>
+              <w:jc w:val="right"/>
+            </w:pPr>
+            <w:r>
+              <w:t xml:space="preserve">2,07</w:t>
+            </w:r>
+          </w:p>
+        </w:tc>
+      </w:tr>
+      <w:tr>
+        <w:tc>
+          <w:tcPr/>
+          <w:p>
+            <w:pPr>
+              <w:pStyle w:val="Compact"/>
+            </w:pPr>
+            <w:r>
+              <w:t xml:space="preserve">Глобальная 0,703°</w:t>
+            </w:r>
+          </w:p>
+        </w:tc>
+        <w:tc>
+          <w:tcPr/>
+          <w:p>
+            <w:pPr>
+              <w:pStyle w:val="Compact"/>
+            </w:pPr>
+            <w:r>
+              <w:t xml:space="preserve">−100…0</w:t>
+            </w:r>
+          </w:p>
+        </w:tc>
+        <w:tc>
+          <w:tcPr/>
+          <w:p>
+            <w:pPr>
+              <w:pStyle w:val="Compact"/>
+              <w:jc w:val="right"/>
+            </w:pPr>
+            <w:r>
+              <w:t xml:space="preserve">143</w:t>
+            </w:r>
+          </w:p>
+        </w:tc>
+        <w:tc>
+          <w:tcPr/>
+          <w:p>
+            <w:pPr>
+              <w:pStyle w:val="Compact"/>
+              <w:jc w:val="right"/>
+            </w:pPr>
+            <w:r>
+              <w:t xml:space="preserve">1,37</w:t>
+            </w:r>
+          </w:p>
+        </w:tc>
+        <w:tc>
+          <w:tcPr/>
+          <w:p>
+            <w:pPr>
+              <w:pStyle w:val="Compact"/>
+              <w:jc w:val="right"/>
+            </w:pPr>
+            <w:r>
+              <w:t xml:space="preserve">1,74</w:t>
+            </w:r>
+          </w:p>
+        </w:tc>
+        <w:tc>
+          <w:tcPr/>
+          <w:p>
+            <w:pPr>
+              <w:pStyle w:val="Compact"/>
+              <w:jc w:val="right"/>
+            </w:pPr>
+            <w:r>
+              <w:t xml:space="preserve">1,82</w:t>
+            </w:r>
+          </w:p>
+        </w:tc>
+        <w:tc>
+          <w:tcPr/>
+          <w:p>
+            <w:pPr>
+              <w:pStyle w:val="Compact"/>
+              <w:jc w:val="right"/>
+            </w:pPr>
+            <w:r>
+              <w:t xml:space="preserve">1,87</w:t>
+            </w:r>
+          </w:p>
+        </w:tc>
+      </w:tr>
+      <w:tr>
+        <w:tc>
+          <w:tcPr/>
+          <w:p>
+            <w:pPr>
+              <w:pStyle w:val="Compact"/>
+            </w:pPr>
+          </w:p>
+        </w:tc>
+        <w:tc>
+          <w:tcPr/>
+          <w:p>
+            <w:pPr>
+              <w:pStyle w:val="Compact"/>
+            </w:pPr>
+            <w:r>
+              <w:t xml:space="preserve">−300…−100</w:t>
+            </w:r>
+          </w:p>
+        </w:tc>
+        <w:tc>
+          <w:tcPr/>
+          <w:p>
+            <w:pPr>
+              <w:pStyle w:val="Compact"/>
+              <w:jc w:val="right"/>
+            </w:pPr>
+            <w:r>
+              <w:t xml:space="preserve">308</w:t>
+            </w:r>
+          </w:p>
+        </w:tc>
+        <w:tc>
+          <w:tcPr/>
+          <w:p>
+            <w:pPr>
+              <w:pStyle w:val="Compact"/>
+              <w:jc w:val="right"/>
+            </w:pPr>
+            <w:r>
+              <w:t xml:space="preserve">1,42</w:t>
+            </w:r>
+          </w:p>
+        </w:tc>
+        <w:tc>
+          <w:tcPr/>
+          <w:p>
+            <w:pPr>
+              <w:pStyle w:val="Compact"/>
+              <w:jc w:val="right"/>
+            </w:pPr>
+            <w:r>
+              <w:t xml:space="preserve">1,76</w:t>
+            </w:r>
+          </w:p>
+        </w:tc>
+        <w:tc>
+          <w:tcPr/>
+          <w:p>
+            <w:pPr>
+              <w:pStyle w:val="Compact"/>
+              <w:jc w:val="right"/>
+            </w:pPr>
+            <w:r>
+              <w:t xml:space="preserve">1,88</w:t>
+            </w:r>
+          </w:p>
+        </w:tc>
+        <w:tc>
+          <w:tcPr/>
+          <w:p>
+            <w:pPr>
+              <w:pStyle w:val="Compact"/>
+              <w:jc w:val="right"/>
+            </w:pPr>
+            <w:r>
+              <w:t xml:space="preserve">1,95</w:t>
+            </w:r>
+          </w:p>
+        </w:tc>
+      </w:tr>
+      <w:tr>
+        <w:tc>
+          <w:tcPr/>
+          <w:p>
+            <w:pPr>
+              <w:pStyle w:val="Compact"/>
+            </w:pPr>
+          </w:p>
+        </w:tc>
+        <w:tc>
+          <w:tcPr/>
+          <w:p>
+            <w:pPr>
+              <w:pStyle w:val="Compact"/>
+            </w:pPr>
+            <w:r>
               <w:t xml:space="preserve">−1000…−300</w:t>
             </w:r>
           </w:p>
@@ -8226,7 +8180,343 @@
         <w:pStyle w:val="BodyText"/>
       </w:pPr>
       <w:r>
-        <w:t xml:space="preserve">Table 5. RMSE of 2 m temperature (°C) by distance to the boundary of the insert. Positive distance is inside the insert (0.25° spacing), negative is outside, on the global part of the graph (0.703° spacing).</w:t>
+        <w:t xml:space="preserve">Table 5. RMSE of 2 m temperature (°C) by distance to the insert boundary. Positive — inside (0.25°), negative — outside (0.703°).</w:t>
+      </w:r>
+    </w:p>
+    <w:p>
+      <w:pPr>
+        <w:pStyle w:val="BodyText"/>
+      </w:pPr>
+      <w:r>
+        <w:rPr>
+          <w:b/>
+          <w:bCs/>
+        </w:rPr>
+        <w:t xml:space="preserve">Таблица 6.</w:t>
+      </w:r>
+      <w:r>
+        <w:t xml:space="preserve"> </w:t>
+      </w:r>
+      <w:r>
+        <w:t xml:space="preserve">Сравнение с GraphCast на одних узлах и сроках: 803 инициализации, 2501 узел, широтные веса. Ошибка осреднена по горизонтам +6…+24 ч, аномальная корреляция вычислена относительно климатологии WeatherBench 2 за 1990–2019 гг.</w:t>
+      </w:r>
+    </w:p>
+    <w:tbl>
+      <w:tblPr>
+        <w:tblStyle w:val="Table"/>
+        <w:tblW w:type="auto" w:w="0"/>
+        <w:tblLook w:firstRow="1" w:lastRow="0" w:firstColumn="0" w:lastColumn="0" w:noHBand="0" w:noVBand="0" w:val="0020"/>
+      </w:tblPr>
+      <w:tblGrid>
+        <w:gridCol w:w="1980"/>
+        <w:gridCol w:w="1980"/>
+        <w:gridCol w:w="1980"/>
+        <w:gridCol w:w="1980"/>
+      </w:tblGrid>
+      <w:tr>
+        <w:trPr>
+          <w:tblHeader w:val="on"/>
+        </w:trPr>
+        <w:tc>
+          <w:tcPr/>
+          <w:p>
+            <w:pPr>
+              <w:pStyle w:val="Compact"/>
+            </w:pPr>
+            <w:r>
+              <w:t xml:space="preserve">Поле</w:t>
+            </w:r>
+          </w:p>
+        </w:tc>
+        <w:tc>
+          <w:tcPr/>
+          <w:p>
+            <w:pPr>
+              <w:pStyle w:val="Compact"/>
+              <w:jc w:val="right"/>
+            </w:pPr>
+            <w:r>
+              <w:t xml:space="preserve">GraphCast</w:t>
+            </w:r>
+          </w:p>
+        </w:tc>
+        <w:tc>
+          <w:tcPr/>
+          <w:p>
+            <w:pPr>
+              <w:pStyle w:val="Compact"/>
+              <w:jc w:val="right"/>
+            </w:pPr>
+            <w:r>
+              <w:t xml:space="preserve">Наша модель</w:t>
+            </w:r>
+          </w:p>
+        </w:tc>
+        <w:tc>
+          <w:tcPr/>
+          <w:p>
+            <w:pPr>
+              <w:pStyle w:val="Compact"/>
+              <w:jc w:val="right"/>
+            </w:pPr>
+            <w:r>
+              <w:t xml:space="preserve">Отношение</w:t>
+            </w:r>
+          </w:p>
+        </w:tc>
+      </w:tr>
+      <w:tr>
+        <w:tc>
+          <w:tcPr/>
+          <w:p>
+            <w:pPr>
+              <w:pStyle w:val="Compact"/>
+            </w:pPr>
+            <w:r>
+              <w:t xml:space="preserve">Приземная температура, °C</w:t>
+            </w:r>
+          </w:p>
+        </w:tc>
+        <w:tc>
+          <w:tcPr/>
+          <w:p>
+            <w:pPr>
+              <w:pStyle w:val="Compact"/>
+              <w:jc w:val="right"/>
+            </w:pPr>
+            <w:r>
+              <w:t xml:space="preserve">1,04</w:t>
+            </w:r>
+          </w:p>
+        </w:tc>
+        <w:tc>
+          <w:tcPr/>
+          <w:p>
+            <w:pPr>
+              <w:pStyle w:val="Compact"/>
+              <w:jc w:val="right"/>
+            </w:pPr>
+            <w:r>
+              <w:t xml:space="preserve">1,38</w:t>
+            </w:r>
+          </w:p>
+        </w:tc>
+        <w:tc>
+          <w:tcPr/>
+          <w:p>
+            <w:pPr>
+              <w:pStyle w:val="Compact"/>
+              <w:jc w:val="right"/>
+            </w:pPr>
+            <w:r>
+              <w:t xml:space="preserve">1,33</w:t>
+            </w:r>
+          </w:p>
+        </w:tc>
+      </w:tr>
+      <w:tr>
+        <w:tc>
+          <w:tcPr/>
+          <w:p>
+            <w:pPr>
+              <w:pStyle w:val="Compact"/>
+            </w:pPr>
+            <w:r>
+              <w:t xml:space="preserve">Зональная составляющая ветра, м/с</w:t>
+            </w:r>
+          </w:p>
+        </w:tc>
+        <w:tc>
+          <w:tcPr/>
+          <w:p>
+            <w:pPr>
+              <w:pStyle w:val="Compact"/>
+              <w:jc w:val="right"/>
+            </w:pPr>
+            <w:r>
+              <w:t xml:space="preserve">0,45</w:t>
+            </w:r>
+          </w:p>
+        </w:tc>
+        <w:tc>
+          <w:tcPr/>
+          <w:p>
+            <w:pPr>
+              <w:pStyle w:val="Compact"/>
+              <w:jc w:val="right"/>
+            </w:pPr>
+            <w:r>
+              <w:t xml:space="preserve">0,64</w:t>
+            </w:r>
+          </w:p>
+        </w:tc>
+        <w:tc>
+          <w:tcPr/>
+          <w:p>
+            <w:pPr>
+              <w:pStyle w:val="Compact"/>
+              <w:jc w:val="right"/>
+            </w:pPr>
+            <w:r>
+              <w:t xml:space="preserve">1,43</w:t>
+            </w:r>
+          </w:p>
+        </w:tc>
+      </w:tr>
+      <w:tr>
+        <w:tc>
+          <w:tcPr/>
+          <w:p>
+            <w:pPr>
+              <w:pStyle w:val="Compact"/>
+            </w:pPr>
+            <w:r>
+              <w:t xml:space="preserve">Меридиональная составляющая, м/с</w:t>
+            </w:r>
+          </w:p>
+        </w:tc>
+        <w:tc>
+          <w:tcPr/>
+          <w:p>
+            <w:pPr>
+              <w:pStyle w:val="Compact"/>
+              <w:jc w:val="right"/>
+            </w:pPr>
+            <w:r>
+              <w:t xml:space="preserve">0,44</w:t>
+            </w:r>
+          </w:p>
+        </w:tc>
+        <w:tc>
+          <w:tcPr/>
+          <w:p>
+            <w:pPr>
+              <w:pStyle w:val="Compact"/>
+              <w:jc w:val="right"/>
+            </w:pPr>
+            <w:r>
+              <w:t xml:space="preserve">0,63</w:t>
+            </w:r>
+          </w:p>
+        </w:tc>
+        <w:tc>
+          <w:tcPr/>
+          <w:p>
+            <w:pPr>
+              <w:pStyle w:val="Compact"/>
+              <w:jc w:val="right"/>
+            </w:pPr>
+            <w:r>
+              <w:t xml:space="preserve">1,44</w:t>
+            </w:r>
+          </w:p>
+        </w:tc>
+      </w:tr>
+      <w:tr>
+        <w:tc>
+          <w:tcPr/>
+          <w:p>
+            <w:pPr>
+              <w:pStyle w:val="Compact"/>
+            </w:pPr>
+            <w:r>
+              <w:t xml:space="preserve">Давление на уровне моря, гПа</w:t>
+            </w:r>
+          </w:p>
+        </w:tc>
+        <w:tc>
+          <w:tcPr/>
+          <w:p>
+            <w:pPr>
+              <w:pStyle w:val="Compact"/>
+              <w:jc w:val="right"/>
+            </w:pPr>
+            <w:r>
+              <w:t xml:space="preserve">0,47</w:t>
+            </w:r>
+          </w:p>
+        </w:tc>
+        <w:tc>
+          <w:tcPr/>
+          <w:p>
+            <w:pPr>
+              <w:pStyle w:val="Compact"/>
+              <w:jc w:val="right"/>
+            </w:pPr>
+            <w:r>
+              <w:t xml:space="preserve">0,84</w:t>
+            </w:r>
+          </w:p>
+        </w:tc>
+        <w:tc>
+          <w:tcPr/>
+          <w:p>
+            <w:pPr>
+              <w:pStyle w:val="Compact"/>
+              <w:jc w:val="right"/>
+            </w:pPr>
+            <w:r>
+              <w:t xml:space="preserve">1,79</w:t>
+            </w:r>
+          </w:p>
+        </w:tc>
+      </w:tr>
+      <w:tr>
+        <w:tc>
+          <w:tcPr/>
+          <w:p>
+            <w:pPr>
+              <w:pStyle w:val="Compact"/>
+            </w:pPr>
+            <w:r>
+              <w:t xml:space="preserve">Аномальная корреляция t2m</w:t>
+            </w:r>
+          </w:p>
+        </w:tc>
+        <w:tc>
+          <w:tcPr/>
+          <w:p>
+            <w:pPr>
+              <w:pStyle w:val="Compact"/>
+              <w:jc w:val="right"/>
+            </w:pPr>
+            <w:r>
+              <w:t xml:space="preserve">0,984</w:t>
+            </w:r>
+          </w:p>
+        </w:tc>
+        <w:tc>
+          <w:tcPr/>
+          <w:p>
+            <w:pPr>
+              <w:pStyle w:val="Compact"/>
+              <w:jc w:val="right"/>
+            </w:pPr>
+            <w:r>
+              <w:t xml:space="preserve">0,973</w:t>
+            </w:r>
+          </w:p>
+        </w:tc>
+        <w:tc>
+          <w:tcPr/>
+          <w:p>
+            <w:pPr>
+              <w:pStyle w:val="Compact"/>
+              <w:jc w:val="right"/>
+            </w:pPr>
+            <w:r>
+              <w:t xml:space="preserve">—</w:t>
+            </w:r>
+          </w:p>
+        </w:tc>
+      </w:tr>
+    </w:tbl>
+    <w:p>
+      <w:pPr>
+        <w:pStyle w:val="BodyText"/>
+      </w:pPr>
+      <w:r>
+        <w:t xml:space="preserve">Table 6. Comparison with GraphCast on shared nodes and times: 803 initialisations, 2501 nodes, latitude weights. RMSE averaged over +6…+24 h; ACC against the WeatherBench 2 1990–2019 climatology.</w:t>
       </w:r>
     </w:p>
     <w:p>
@@ -8236,7 +8526,7 @@
       <w:r>
         <w:drawing>
           <wp:inline>
-            <wp:extent cx="5779986" cy="2437380"/>
+            <wp:extent cx="5779986" cy="4890052"/>
             <wp:effectExtent b="0" l="0" r="0" t="0"/>
             <wp:docPr descr="" title="" id="35" name="Picture"/>
             <a:graphic>
@@ -8250,69 +8540,6 @@
                   </pic:nvPicPr>
                   <pic:blipFill>
                     <a:blip r:embed="rId34"/>
-                    <a:stretch>
-                      <a:fillRect/>
-                    </a:stretch>
-                  </pic:blipFill>
-                  <pic:spPr bwMode="auto">
-                    <a:xfrm>
-                      <a:off x="0" y="0"/>
-                      <a:ext cx="5779986" cy="2437380"/>
-                    </a:xfrm>
-                    <a:prstGeom prst="rect">
-                      <a:avLst/>
-                    </a:prstGeom>
-                    <a:noFill/>
-                    <a:ln w="9525">
-                      <a:noFill/>
-                      <a:headEnd/>
-                      <a:tailEnd/>
-                    </a:ln>
-                  </pic:spPr>
-                </pic:pic>
-              </a:graphicData>
-            </a:graphic>
-          </wp:inline>
-        </w:drawing>
-      </w:r>
-    </w:p>
-    <w:p>
-      <w:pPr>
-        <w:pStyle w:val="BodyText"/>
-      </w:pPr>
-      <w:r>
-        <w:t xml:space="preserve">Рис. 1. Устройство модели. (а) поток данных: значения расчётной сетки переносятся кодировщиком в вершины графа-мозаики, процессор выполняет 12 раундов обмена сообщениями, декодировщик возвращает приращения полей на сетку; выход подаётся на вход следующего шага. (б) двухфазная схема дообучения.</w:t>
-      </w:r>
-    </w:p>
-    <w:p>
-      <w:pPr>
-        <w:pStyle w:val="BodyText"/>
-      </w:pPr>
-      <w:r>
-        <w:t xml:space="preserve">Fig. 1. Model layout. (a) data flow: the encoder carries grid values onto the vertices of the mesh graph, the processor runs 12 rounds of message passing, the decoder returns field increments to the grid, and the output is fed to the next step. (b) the two-phase fine-tuning schedule.</w:t>
-      </w:r>
-    </w:p>
-    <w:p>
-      <w:pPr>
-        <w:pStyle w:val="BodyText"/>
-      </w:pPr>
-      <w:r>
-        <w:drawing>
-          <wp:inline>
-            <wp:extent cx="5779986" cy="4890052"/>
-            <wp:effectExtent b="0" l="0" r="0" t="0"/>
-            <wp:docPr descr="" title="" id="38" name="Picture"/>
-            <a:graphic>
-              <a:graphicData uri="http://schemas.openxmlformats.org/drawingml/2006/picture">
-                <pic:pic>
-                  <pic:nvPicPr>
-                    <pic:cNvPr descr="/root/projects/graphcast-lite/docs/paper/figures/submission/fig2.png" id="39" name="Picture"/>
-                    <pic:cNvPicPr>
-                      <a:picLocks noChangeArrowheads="1" noChangeAspect="1"/>
-                    </pic:cNvPicPr>
-                  </pic:nvPicPr>
-                  <pic:blipFill>
-                    <a:blip r:embed="rId37"/>
                     <a:stretch>
                       <a:fillRect/>
                     </a:stretch>
@@ -8344,7 +8571,7 @@
         <w:pStyle w:val="BodyText"/>
       </w:pPr>
       <w:r>
-        <w:t xml:space="preserve">Рис. 2. Прогноз приземной температуры на +24 ч в окрестности границы региональной вставки. Размер ячейки соответствует шагу сетки — 0,25° внутри вставки и 0,703° снаружи; штриховая линия — граница вставки.</w:t>
+        <w:t xml:space="preserve">Рис. 1. Прогноз приземной температуры на +24 ч в окрестности границы региональной вставки. Размер ячейки соответствует шагу сетки — 0,25° внутри вставки и 0,703° снаружи; штриховая линия — граница вставки.</w:t>
       </w:r>
     </w:p>
     <w:p>
@@ -8352,11 +8579,11 @@
         <w:pStyle w:val="BodyText"/>
       </w:pPr>
       <w:r>
-        <w:t xml:space="preserve">Fig. 2. Forecast of 2 m temperature at +24 h near the boundary of the regional insert. Cell size follows the grid spacing — 0.25° inside the insert and 0.703° outside; the dashed line marks the insert boundary.</w:t>
-      </w:r>
-    </w:p>
-    <w:bookmarkEnd w:id="40"/>
-    <w:bookmarkEnd w:id="41"/>
+        <w:t xml:space="preserve">Fig. 1. 2 m temperature forecast at +24 h near the insert boundary. Cell size follows the grid spacing, 0.25° inside and 0.703° outside; dashed line — the boundary.</w:t>
+      </w:r>
+    </w:p>
+    <w:bookmarkEnd w:id="37"/>
+    <w:bookmarkEnd w:id="38"/>
     <w:sectPr>
       <w:pgSz w:h="16840" w:w="11907"/>
       <w:pgMar w:bottom="1418" w:footer="708" w:gutter="0" w:header="708" w:left="1418" w:right="850" w:top="1418"/>

--- a/docs/paper/article_gip.docx
+++ b/docs/paper/article_gip.docx
@@ -114,7 +114,7 @@
         <w:pStyle w:val="BodyText"/>
       </w:pPr>
       <w:r>
-        <w:t xml:space="preserve">Представлена региональная нейросетевая модель прогноза погоды над югом Красноярского края, построенная на графовом представлении атмосферного состояния. Глобальная расчётная сетка с шагом 0,703° и региональная вставка с шагом 0,25° объединены в единую расчётную сетку из 133 279 узлов, образующую единый граф, что устраняет необходимость задания внешних граничных условий: согласование разрешений на стыке достигается механизмом обмена сообщениями в процессе обучения. Модель содержит 5,9 млн обучаемых параметров, обучение и выпуск прогноза выполняются на одном графическом ускорителе. Оценка на независимой выборке из 1607 сроков (все сезоны) показала среднеквадратическую ошибку прогноза приземной температуры 1,47 °C на суточном сроке при агрегатной успешности 74,4 % относительно инерционного прогноза и аномальной корреляции 0,973 относительно климатологии. На общих узлах и сроках модель уступает глобальной GraphCast в 1,33 раза по приземной температуре при вшестеро меньшем числе параметров. Показано, что распределение обучающего сигнала по узлам графа и по каналам, возникающее при равномерном усреднении функции потерь, далеко от постановки задачи; явное взвешивание снижает ошибку приземной температуры на 10,2 % в среднем по горизонтам при равном объёме обучения (12,0 % на суточном сроке) без изменения архитектуры. В контрольном эксперименте с равным бюджетом обучения установлено, что ошибка на проверочной выборке при одношаговом прогнозе является ненадёжным критерием отбора модели для многошагового прогноза.</w:t>
+        <w:t xml:space="preserve">Статья описывает графовую нейросетевую модель регионального прогноза погоды над югом Красноярского края. Глобальная сетка с шагом 0,703° и региональная вставка с шагом 0,25° образуют одну расчётную сетку из 133 279 узлов. Внешние граничные условия модели не нужны: поля на стыке двух разрешений согласует обмен сообщениями по графу, и этому модель учится вместе со всем остальным. У модели 5,9 млн обучаемых параметров, для обучения и прогноза хватает одного графического ускорителя. На независимой выборке из 1607 сроков, которая охватывает все сезоны, среднеквадратическая ошибка прогноза приземной температуры на сутки равна 1,47 °C. Агрегатная успешность относительно инерционного прогноза составляет 74,4 %, аномальная корреляция относительно климатологии равна 0,973. На общих узлах и сроках ошибка по приземной температуре в 1,33 раза больше, чем у глобальной модели GraphCast, у которой в шесть раз больше параметров. При равномерном усреднении функции потерь целевые узлы и приземные каналы получают малую долю обучающего сигнала. Явные веса по узлам и каналам снижают ошибку приземной температуры на 10,2 % в среднем по горизонтам и на 12,0 % на суточном сроке, а архитектура и объём обучения остаются прежними. Опыт с равным бюджетом обучения показал, что ошибка одношагового прогноза на проверочной выборке плохо подходит для отбора модели, которая строит многошаговый прогноз.</w:t>
       </w:r>
     </w:p>
     <w:p>
@@ -255,7 +255,7 @@
         <w:pStyle w:val="FirstParagraph"/>
       </w:pPr>
       <w:r>
-        <w:t xml:space="preserve">Численный прогноз погоды основан на интегрировании уравнений гидротермодинамики атмосферы на сетке высокого разрешения; в России прогноз этого класса выпускается оперативно по полулагранжевой модели ПЛАВ [1]. Подход достиг высокой точности, но расчёт одного глобального прогноза на средние сроки требует часов работы суперкомпьютера, что ограничивает и частоту обновления, и размер ансамбля.</w:t>
+        <w:t xml:space="preserve">Численный прогноз погоды интегрирует уравнения гидротермодинамики атмосферы на сетке высокого разрешения. В России такой прогноз оперативно выпускают по полулагранжевой модели ПЛАВ [1]. Подход точен, но один глобальный прогноз на средние сроки занимает часы работы суперкомпьютера. Это ограничивает частоту обновления прогноза и размер ансамбля.</w:t>
       </w:r>
     </w:p>
     <w:p>
@@ -263,7 +263,7 @@
         <w:pStyle w:val="BodyText"/>
       </w:pPr>
       <w:r>
-        <w:t xml:space="preserve">В 2022–2023 годах произошёл качественный сдвиг: нейросетевые модели, обученные на архиве реанализа, показали точность, сопоставимую с оперативными системами ведущих метеоцентров, при несопоставимо меньших затратах на выпуск прогноза. Модель GraphCast [8], построенная на графовом представлении атмосферного состояния, превзошла оперативную систему Европейского центра по большинству переменных на сроках от трёх до десяти суток; сопоставимые результаты получены моделями Pangu-Weather [3] и FourCastNet [11]. Ключевой элемент GraphCast — представление расчётной области графом с квазиравномерным распределением узлов по сфере (п. 3.1).</w:t>
+        <w:t xml:space="preserve">В 2022–2023 годах нейросетевые модели, обученные на архиве реанализа, догнали по точности оперативные системы ведущих метеоцентров, а вычислений на выпуск прогноза им нужно во много раз меньше. Модель GraphCast [8] работает на графовом представлении атмосферы. На сроках от трёх до десяти суток она превзошла оперативную систему Европейского центра по большинству переменных. Сопоставимые результаты получили модели Pangu-Weather [3] и FourCastNet [11]. В основе GraphCast лежит граф, узлы которого почти равномерно покрывают сферу (п. 3.1).</w:t>
       </w:r>
     </w:p>
     <w:p>
@@ -271,7 +271,7 @@
         <w:pStyle w:val="BodyText"/>
       </w:pPr>
       <w:r>
-        <w:t xml:space="preserve">Большинство таких систем решает глобальную задачу, тогда как практический интерес часто представляет прогноз повышенной детальности над ограниченной территорией. Главная трудность переноса — граничные условия: у краевых узлов вырезанной области нет корректного окружения, и в классическом прогнозе это решается релаксацией к внешнему полю в буферной зоне [4], что требует отдельной процедуры и вносит свои погрешности.</w:t>
+        <w:t xml:space="preserve">Большинство таких систем решает глобальную задачу, а на практике часто нужен более детальный прогноз над ограниченной территорией. Главная трудность такого перехода связана с граничными условиями: у краевых узлов вырезанной области нет корректного окружения. В классическом прогнозе поле в буферной зоне релаксируют к внешнему полю [4]. Для этого нужна отдельная процедура, и она вносит свои погрешности.</w:t>
       </w:r>
     </w:p>
     <w:p>
@@ -279,7 +279,7 @@
         <w:pStyle w:val="BodyText"/>
       </w:pPr>
       <w:r>
-        <w:t xml:space="preserve">В нейросетевых региональных моделях предложено несколько способов обойти проблему границ: подача граничного форсинга от глобальной модели в архитектуре Neural-LAM [10]; растянутая сетка с плавным изменением разрешения [9]; вложенные сетки с обменом информацией между уровнями [5]. Сравнение подходов с растянутой сеткой и с ограниченной областью выполнено в [13].</w:t>
+        <w:t xml:space="preserve">Для нейросетевых региональных моделей предложено несколько способов обойти проблему границ. Архитектура Neural-LAM [10] получает граничный форсинг от глобальной модели. В [9] разрешение плавно меняется на растянутой сетке. В [5] вложенные сетки обмениваются информацией между уровнями. Подходы с растянутой сеткой и с ограниченной областью сравнивали в [13].</w:t>
       </w:r>
     </w:p>
     <w:p>
@@ -287,7 +287,7 @@
         <w:pStyle w:val="BodyText"/>
       </w:pPr>
       <w:r>
-        <w:t xml:space="preserve">Настоящая работа посвящена региональной модели прогноза над югом Красноярского края. Вклад состоит в следующем.</w:t>
+        <w:t xml:space="preserve">Наша работа посвящена региональной модели прогноза над югом Красноярского края. Её вклад состоит в следующем.</w:t>
       </w:r>
     </w:p>
     <w:p>
@@ -298,7 +298,7 @@
         </w:numPr>
       </w:pPr>
       <w:r>
-        <w:t xml:space="preserve">Реализована единая мультимасштабная сетка: глобальная сетка с шагом 0,703° и региональная вставка с шагом 0,25° объединены в один граф без внешних границ, а согласование разрешений достигается механизмом обмена сообщениями, а не отдельной процедурой сшивания. Идея мультимасштабного представления не нова [5, 9]; предлагаемый вариант отличается способом построения — прямой заменой узлов глобальной решётки вставкой с единообразной связностью. Показано, что такая конструкция превосходит интерполяцию прогноза глобальной модели в те же узлы; приведена диагностика стыка.</w:t>
+        <w:t xml:space="preserve">Мы построили единую мультимасштабную сетку. Глобальная сетка с шагом 0,703° и региональная вставка с шагом 0,25° соединены в один граф без внешних границ. Разрешения согласует обмен сообщениями, отдельная процедура сшивания не нужна. Сама идея мультимасштабного представления известна [5, 9]. Наш вариант отличается способом построения: узлы глобальной решётки внутри области заменены узлами вставки, и связность для всех узлов строится одинаково. Такая конструкция точнее интерполяции прогноза глобальной модели в те же узлы.</w:t>
       </w:r>
     </w:p>
     <w:p>
@@ -309,7 +309,7 @@
         </w:numPr>
       </w:pPr>
       <w:r>
-        <w:t xml:space="preserve">Модель намеренно лёгкая — 5,9 млн параметров против сотен миллионов у [3, 8, 9]; обучение и выпуск прогноза идут на одном графическом ускорителе, что делает результат воспроизводимым в вычислительной среде регионального управления гидрометслужбы.</w:t>
+        <w:t xml:space="preserve">Модель намеренно сделана лёгкой: у неё 5,9 млн параметров, у моделей [3, 8, 9] от десятков до сотен миллионов. Для обучения и выпуска прогноза хватает одного графического ускорителя, и схему можно воспроизвести в вычислительной среде регионального управления гидрометслужбы.</w:t>
       </w:r>
     </w:p>
     <w:p>
@@ -320,7 +320,7 @@
         </w:numPr>
       </w:pPr>
       <w:r>
-        <w:t xml:space="preserve">Исследована стратегия дообучения глобальной модели под региональную сетку. Получен методический результат самостоятельного значения: ошибка одношагового прогноза на проверочной выборке — ненадёжный критерий отбора состояния модели, предназначенной для многошагового прогноза.</w:t>
+        <w:t xml:space="preserve">Мы исследовали стратегию дообучения глобальной модели под региональную сетку. Отдельный методический результат касается отбора модели. Ошибка одношагового прогноза на проверочной выборке ненадёжна как критерий отбора, если модель должна строить многошаговый прогноз.</w:t>
       </w:r>
     </w:p>
     <w:p>
@@ -331,7 +331,7 @@
         </w:numPr>
       </w:pPr>
       <w:r>
-        <w:t xml:space="preserve">Показано, что распределение обучающего сигнала, возникающее при равномерном усреднении функции потерь, далеко от постановки задачи: узлы целевой области получают 1,7 % сигнала, а приземная температура — 0,46 %. Явное взвешивание по узлам и каналам снижает ошибку приземной температуры на 10,2 % без изменения архитектуры и объёма обучения.</w:t>
+        <w:t xml:space="preserve">При равномерном усреднении функции потерь обучающий сигнал распределяется не так, как требует задача: узлы целевой области получают 1,7 % сигнала, приземная температура 0,46 %. Явные веса по узлам и каналам снижают ошибку приземной температуры на 10,2 %, архитектура и объём обучения остаются прежними.</w:t>
       </w:r>
     </w:p>
     <w:p>
@@ -366,7 +366,7 @@
         <w:pStyle w:val="FirstParagraph"/>
       </w:pPr>
       <w:r>
-        <w:t xml:space="preserve">Обучение и оценка выполнены на реанализе ERA5 Европейского центра среднесрочных прогнозов погоды [6] за 2010–2020 гг. с шагом 6 ч, что даёт 16 072 последовательных срока.</w:t>
+        <w:t xml:space="preserve">Модель обучали и оценивали на реанализе ERA5 Европейского центра среднесрочных прогнозов погоды [6] за 2010–2020 гг. с шагом 6 ч. Это 16 072 последовательных срока.</w:t>
       </w:r>
     </w:p>
     <w:p>
@@ -374,7 +374,7 @@
         <w:pStyle w:val="BodyText"/>
       </w:pPr>
       <w:r>
-        <w:t xml:space="preserve">Состояние атмосферы описывается набором из 19 полей. Приземные и статические: температура воздуха на высоте 2 м, зональная и меридиональная компоненты ветра на высоте 10 м, давление на уровне моря, приземное давление, суммарные осадки за 6 ч, общее содержание водяного пара в столбе атмосферы, геопотенциал поверхности и маска «суша — море». Два последних статические: подаются на вход, но не прогнозируются и исключены из всех оценок. На уровнях 850 и 500 гПа задаются по пять полей: температура, две компоненты ветра, геопотенциал и удельная влажность. Вертикальная структура кодируется составом признаков узла, а не отдельными узлами.</w:t>
+        <w:t xml:space="preserve">Состояние атмосферы описывают 19 полей. Семь из них приземные: температура воздуха на высоте 2 м, зональная и меридиональная составляющие ветра на высоте 10 м, давление на уровне моря, приземное давление, суммарные осадки за 6 ч и общее содержание водяного пара в столбе атмосферы. Два поля статические: геопотенциал поверхности и маска суши и моря. Модель получает их на вход, но не прогнозирует, и в оценках они не участвуют. На уровнях 850 и 500 гПа заданы по пять полей: температура, две составляющие ветра, геопотенциал и удельная влажность. Вертикальную структуру описывает набор признаков узла, отдельных узлов по высоте нет.</w:t>
       </w:r>
     </w:p>
     <w:p>
@@ -382,7 +382,7 @@
         <w:pStyle w:val="BodyText"/>
       </w:pPr>
       <w:r>
-        <w:t xml:space="preserve">Поля хранятся в физических единицах (геопотенциал ERA5 однократно поделён на</w:t>
+        <w:t xml:space="preserve">Поля хранятся в физических единицах. Геопотенциал ERA5 один раз поделили на</w:t>
       </w:r>
       <w:r>
         <w:t xml:space="preserve"> </w:t>
@@ -431,7 +431,7 @@
         </m:sSup>
       </m:oMath>
       <w:r>
-        <w:t xml:space="preserve">), перед подачей в сеть каждый канал стандартизуется. Среднее и стандартное отклонение оценены по всему периоду 2010–2020 гг., включая проверочную и тестовую части: влияние двух чисел на канал пренебрежимо, но факт указывается явно.</w:t>
+        <w:t xml:space="preserve">. Перед подачей в сеть каждый канал стандартизуется. Среднее и стандартное отклонение считали по всему периоду 2010–2020 гг., включая проверочную и тестовую части. Эти два числа на канал влияют на результат пренебрежимо мало, но мы сообщаем об этом явно.</w:t>
       </w:r>
     </w:p>
     <w:p>
@@ -439,7 +439,7 @@
         <w:pStyle w:val="BodyText"/>
       </w:pPr>
       <w:r>
-        <w:t xml:space="preserve">Входное окно — два последовательных срока (12 ч); прогноз строится авторегрессионно с шагом 6 ч, горизонты оценки +6, +12, +18 и +24 ч.</w:t>
+        <w:t xml:space="preserve">На вход модель получает два последовательных срока (12 ч). Прогноз строится авторегрессионно с шагом 6 ч, оценки приводятся для горизонтов +6, +12, +18 и +24 ч.</w:t>
       </w:r>
     </w:p>
     <w:p>
@@ -447,7 +447,7 @@
         <w:pStyle w:val="BodyText"/>
       </w:pPr>
       <w:r>
-        <w:t xml:space="preserve">Целевая область (регион) ограничена координатами 50–60° с. ш., 83–98° в. д. и покрывается решёткой с шагом 0,25° размером 61 × 41 = 2501 узел. Внутри выделена зона 55,5–56,5° с. ш., 92–94° в. д. (45 узлов) с Красноярском и окрестностями. Метрики вычислены относительно полей ERA5 с шагом 0,25° в этих узлах, без интерполяции с более грубой сетки.</w:t>
+        <w:t xml:space="preserve">Целевая область (регион) ограничена координатами 50–60° с. ш., 83–98° в. д. Её покрывает решётка с шагом 0,25° размером 61 × 41 = 2501 узел. Внутри региона выделена зона 55,5–56,5° с. ш., 92–94° в. д. (45 узлов) с Красноярском и окрестностями. Метрики считаются относительно полей ERA5 с шагом 0,25° в этих узлах, без интерполяции с более грубой сетки.</w:t>
       </w:r>
     </w:p>
     <w:p>
@@ -455,7 +455,7 @@
         <w:pStyle w:val="BodyText"/>
       </w:pPr>
       <w:r>
-        <w:t xml:space="preserve">Состав 33-канальной конфигурации, использованной для основной модели, получается добавлением к перечисленным 19 полям пяти полей на уровне 250 гПа и пяти на уровне 1000 гПа (температура, обе составляющие ветра, геопотенциал, удельная влажность), а также четырёх каналов временного форсинга — синусов и косинусов часа суток и дня года. Форсинг и статические поля при развёртке заменяются известными значениями и в число прогностических каналов не входят.</w:t>
+        <w:t xml:space="preserve">Основная модель использует 33-канальную конфигурацию. К 19 полям в ней добавлены по пять полей на уровнях 250 и 1000 гПа (температура, обе составляющие ветра, геопотенциал, удельная влажность) и четыре канала временного форсинга: синусы и косинусы часа суток и дня года. При развёртке форсинг и статические поля заменяются известными значениями и в число прогностических каналов не входят.</w:t>
       </w:r>
     </w:p>
     <w:bookmarkEnd w:id="12"/>
@@ -473,7 +473,7 @@
         <w:pStyle w:val="FirstParagraph"/>
       </w:pPr>
       <w:r>
-        <w:t xml:space="preserve">Разбиение строго хронологическое, без перемешивания сроков: обучающая выборка целиком предшествует проверочной, а та — тестовой, так что информация о будущих состояниях в обучение не попадает. Из 16 072 сроков при окне «2 входных среза + 4 прогностических шага» получается 16 067 примеров; они делятся в отношении 80/10/10: 12 853 — обучение, 1607 — проверочная выборка (подбор гиперпараметров и отбор состояния модели), 1607 — тестовая выборка, на которой получены все публикуемые числа. Тестовая выборка охватывает конец 2019 г. и полностью 2020 г., то есть содержит непрерывный годовой цикл и все четыре сезона: обучающая выборка — сроки начала прогноза с 01.01.2010 06 UTC по 19.10.2018 06 UTC, проверочная — с 19.10.2018 12 UTC по 25.11.2019 00 UTC, тестовая — с 25.11.2019 06 UTC по 30.12.2020 18 UTC.</w:t>
+        <w:t xml:space="preserve">Выборку разбили строго по времени, без перемешивания сроков. Обучающая выборка целиком предшествует проверочной, а проверочная предшествует тестовой, так что будущие состояния в обучение не попадают. Пример занимает окно из 2 входных срезов и 4 прогностических шагов, и из 16 072 сроков получается 16 067 примеров. Их разделили в отношении 80/10/10: 12 853 для обучения, 1607 в проверочную выборку и 1607 в тестовую. По проверочной выборке подбирали гиперпараметры и отбирали состояние модели. Все публикуемые числа получены на тестовой выборке. Она охватывает конец 2019 г. и весь 2020 г., то есть полный годовой цикл и все четыре сезона. Сроки начала прогноза в обучающей выборке идут с 01.01.2010 06 UTC по 19.10.2018 06 UTC, в проверочной с 19.10.2018 12 UTC по 25.11.2019 00 UTC, в тестовой с 25.11.2019 06 UTC по 30.12.2020 18 UTC.</w:t>
       </w:r>
     </w:p>
     <w:bookmarkEnd w:id="13"/>
@@ -491,7 +491,7 @@
         <w:pStyle w:val="FirstParagraph"/>
       </w:pPr>
       <w:r>
-        <w:t xml:space="preserve">Отправной точкой регионального дообучения служит глобальная модель, обученная на тех же 19 полях на широтно-долготной сетке 512 × 256 узлов (шаг около 0,703°). Она реализует схему «кодировщик — процессор — декодировщик» на графе: кодировщик переносит признаки узлов расчётной сетки на вершины икосаэдрической мозаики (уровни детализации 4 и 6), процессор выполняет 12 раундов обмена сообщениями блоком типа Interaction Network [2] с четырёхмерными геометрическими признаками рёбер, декодировщик возвращает результат в узлы сетки. Латентная размерность — 256, число обучаемых параметров — 5,9 млн, что на два-три порядка меньше, чем у известных глобальных нейросетевых моделей [8, 11], и позволяет вести обучение и оперативный выпуск прогноза на одной видеокарте.</w:t>
+        <w:t xml:space="preserve">Региональное дообучение начинается с глобальной модели. Её обучили на тех же 19 полях на широтно-долготной сетке 512 × 256 узлов с шагом около 0,703°. Модель устроена по схеме «кодировщик–процессор–декодировщик» на графе. Кодировщик переносит признаки узлов расчётной сетки на вершины икосаэдрической мозаики (уровни детализации 4 и 6). Процессор выполняет 12 раундов обмена сообщениями блоком Interaction Network [2]. Декодировщик возвращает результат в узлы сетки. У модели 5,9 млн обучаемых параметров, в шесть раз меньше, чем у GraphCast [8], и для обучения и оперативного выпуска прогноза хватает одного графического ускорителя.</w:t>
       </w:r>
     </w:p>
     <w:p>
@@ -499,7 +499,7 @@
         <w:pStyle w:val="BodyText"/>
       </w:pPr>
       <w:r>
-        <w:t xml:space="preserve">Функция потерь — среднеквадратическая ошибка в стандартизованных переменных, осреднённая по узлам, каналам и горизонтам, с поэтапным наращиванием длины авторегрессионной развёртки. Отметим особенность реализации, выявленную при подготовке работы: при глобальном предобучении широтное взвешивание узлов оказалось почти равномерным, тогда как при региональном дообучении (см. следующий раздел) применялись веса</w:t>
+        <w:t xml:space="preserve">Функция потерь равна среднеквадратической ошибке в стандартизованных переменных, осреднённой по узлам, каналам и горизонтам. Длина авторегрессионной развёртки при обучении растёт поэтапно. При подготовке работы мы нашли особенность реализации. При глобальном предобучении широтные веса узлов были почти равномерными, а при региональном дообучении (п. 3.4) применялись веса</w:t>
       </w:r>
       <w:r>
         <w:t xml:space="preserve"> </w:t>
@@ -530,7 +530,7 @@
         <w:t xml:space="preserve"> </w:t>
       </w:r>
       <w:r>
-        <w:t xml:space="preserve">— широта узла. Региональное дообучение стартовало с промежуточного набора весов глобальной модели: лучшее по проверочной выборке состояние (эпоха 30 из 36 пройденных). Качество базовой модели на её собственной сетке — агрегатная успешность 65,4 % при ошибке приземной температуры 1,07 °C в среднем по горизонтам +6…+24 ч (200 сроков). С региональными числами настоящей работы это значение несопоставимо: оценка ведётся по всему шару на грубой сетке 0,703°, где истинное поле сглажено, и на другой подвыборке сроков.</w:t>
+        <w:t xml:space="preserve">обозначает широту узла. Региональное дообучение стартовало с промежуточного состояния глобальной модели, лучшего по проверочной выборке (эпоха 30 из 36 пройденных). На собственной сетке базовая модель даёт агрегатную успешность 65,4 % и ошибку приземной температуры 1,07 °C в среднем по горизонтам +6…+24 ч (200 сроков). С региональными числами работы эти значения сравнивать нельзя. Их считали по всему шару на грубой сетке 0,703°, где истинное поле сглажено, и на другой подвыборке сроков.</w:t>
       </w:r>
     </w:p>
     <w:bookmarkEnd w:id="14"/>
@@ -576,7 +576,7 @@
         <w:t xml:space="preserve"> </w:t>
       </w:r>
       <w:r>
-        <w:t xml:space="preserve">среднеквадратическая ошибка вычисляется в физических единицах канала:</w:t>
+        <w:t xml:space="preserve">среднеквадратическая ошибка считается в физических единицах канала:</w:t>
       </w:r>
     </w:p>
     <w:p>
@@ -1008,7 +1008,7 @@
         <w:t xml:space="preserve"> </w:t>
       </w:r>
       <w:r>
-        <w:t xml:space="preserve">— значение реанализа, принимаемое за истинное. Ошибка приводится в единицах переменной: °C, м/с, гПа, гпм. Узлы суммируются с весами</w:t>
+        <w:t xml:space="preserve">— значение реанализа, которое принимается за истинное. Ошибка приводится в единицах переменной: °C, м/с, гПа, гпм. Узлы входят в сумму с весами</w:t>
       </w:r>
       <w:r>
         <w:t xml:space="preserve"> </w:t>
@@ -1025,7 +1025,7 @@
         </m:r>
       </m:oMath>
       <w:r>
-        <w:t xml:space="preserve">, нормированными на единичное среднее, как принято в протоколе верификации нейросетевых моделей прогноза [12]: ячейка широтно-долготной сетки на 60° с. ш. вдвое у́же экваториальной, и равные веса завышали бы вклад высоких широт. Для полосы 50–60° с. ш. отношение крайних весов равно 1,29.</w:t>
+        <w:t xml:space="preserve">, нормированными на единичное среднее, как принято в протоколе верификации нейросетевых моделей прогноза [12]. Ячейка широтно-долготной сетки на 60° с. ш. вдвое у́же экваториальной, и при равных весах высокие широты получили бы завышенный вклад. Для полосы 50–60° с. ш. отношение крайних весов равно 1,29.</w:t>
       </w:r>
     </w:p>
     <w:p>
@@ -1033,7 +1033,7 @@
         <w:pStyle w:val="BodyText"/>
       </w:pPr>
       <w:r>
-        <w:t xml:space="preserve">Используются два эталона; инерционный переносит поля последнего входного среза</w:t>
+        <w:t xml:space="preserve">Прогноз сравнивается с двумя эталонами. Инерционный эталон переносит поля последнего входного среза</w:t>
       </w:r>
       <w:r>
         <w:t xml:space="preserve"> </w:t>
@@ -1056,7 +1056,7 @@
         <w:t xml:space="preserve"> </w:t>
       </w:r>
       <w:r>
-        <w:t xml:space="preserve">на все горизонты без изменений. Успешность относительно эталона —</w:t>
+        <w:t xml:space="preserve">на все горизонты без изменений, климатический описан ниже. Успешность относительно эталона вычисляется так:</w:t>
       </w:r>
     </w:p>
     <w:p>
@@ -1322,7 +1322,7 @@
         <w:pStyle w:val="BodyText"/>
       </w:pPr>
       <w:r>
-        <w:t xml:space="preserve">Инерционный эталон пригоден не для всех полей. По приземной температуре его ошибка равна 4,99 / 6,88 / 5,88 / 4,42 °C на горизонтах +6…+24 ч: на суточном сроке он точнее, чем на шестичасовом, поскольку поле возвращается к тому же часу местного времени. Успешность относительно него немонотонна (76,4 / 80,2 / 76,2 / 67,0 %) и характеризует эталон не меньше, чем модель.</w:t>
+        <w:t xml:space="preserve">Инерционный эталон подходит не для всех полей. По приземной температуре его ошибка равна 4,99 / 6,88 / 5,88 / 4,42 °C на горизонтах +6…+24 ч. На суточном сроке он точнее, чем на шестичасовом, потому что поле возвращается к тому же часу местного времени. Успешность относительно него меняется немонотонно (76,4 / 80,2 / 76,2 / 67,0 %) и говорит об эталоне не меньше, чем о модели.</w:t>
       </w:r>
     </w:p>
     <w:p>
@@ -1330,7 +1330,7 @@
         <w:pStyle w:val="BodyText"/>
       </w:pPr>
       <w:r>
-        <w:t xml:space="preserve">Климатический эталон свободен от этого недостатка. Он построен по обучающей части выборки разложением по гармоникам (три годовые и суточный ход), тестовые сроки в подгонку не входили. От горизонта его ошибка практически не зависит: 6,25 °C по приземной температуре на всех сроках, 5,42 °C по температуре на 850 гПа, 9,19 гПа по давлению на уровне моря, 2,05 и 1,74 м/с по составляющим ветра. Успешность основной модели относительно климатологии на суточном сроке составляет 76,6 % по приземной температуре, 82,7 % по T850, 88,8 % по давлению, 65,9 и 60,9 % по ветру. Постоянство эталона задаёт предел полезности прогноза: ошибка модели по приземной температуре равна 4,33 °C на +120 ч и 6,19 °C на +168 ч, то есть сравнивается с климатологией после седьмых суток.</w:t>
+        <w:t xml:space="preserve">У климатического эталона такого недостатка нет. Его построили по обучающей части выборки разложением по гармоникам (три годовые и суточный ход), тестовые сроки в подгонку не входили. Его ошибка почти не зависит от горизонта: 6,25 °C по приземной температуре на всех сроках, 5,42 °C по температуре на 850 гПа, 9,19 гПа по давлению на уровне моря, 2,05 и 1,74 м/с по составляющим ветра. На суточном сроке успешность основной модели относительно климатологии равна 76,6 % по приземной температуре, 82,7 % по T850, 88,8 % по давлению, 65,9 и 60,9 % по ветру. Постоянная ошибка эталона показывает, до какого срока прогноз полезен. Ошибка модели по приземной температуре равна 4,33 °C на +120 ч и 6,19 °C на +168 ч, то есть сравнивается с климатологией после седьмых суток.</w:t>
       </w:r>
     </w:p>
     <w:p>
@@ -1338,7 +1338,7 @@
         <w:pStyle w:val="BodyText"/>
       </w:pPr>
       <w:r>
-        <w:t xml:space="preserve">Для сводной оценки применяется агрегатный показатель. Каналы имеют разные единицы, поэтому агрегирование выполняется в стандартизованных переменных:</w:t>
+        <w:t xml:space="preserve">Для сводной оценки служит агрегатный показатель. Каналы имеют разные единицы, и агрегат считается в стандартизованных переменных:</w:t>
       </w:r>
     </w:p>
     <w:p>
@@ -1942,7 +1942,7 @@
         </m:r>
       </m:oMath>
       <w:r>
-        <w:t xml:space="preserve">. Колонка</w:t>
+        <w:t xml:space="preserve">. В табл. 1 столбец</w:t>
       </w:r>
       <w:r>
         <w:t xml:space="preserve"> </w:t>
@@ -1963,7 +1963,7 @@
         <w:t xml:space="preserve"> </w:t>
       </w:r>
       <w:r>
-        <w:t xml:space="preserve">в табл. 1 поэтому сравнивает величины, осреднённые по разным наборам каналов, и строки с 19 и 33 каналами по ней не сопоставимы; сопоставимы поканальные значения и строки внутри одного набора.</w:t>
+        <w:t xml:space="preserve">осредняет разные наборы каналов, и строки с 19 и 33 каналами по нему сравнивать нельзя. Сравнимы поканальные значения и строки внутри одного набора.</w:t>
       </w:r>
     </w:p>
     <w:p>
@@ -1971,7 +1971,7 @@
         <w:pStyle w:val="BodyText"/>
       </w:pPr>
       <w:r>
-        <w:t xml:space="preserve">Наряду с ошибкой приводится аномальная корреляция — мера того, насколько прогноз воспроизводит отклонение от обычного состояния:</w:t>
+        <w:t xml:space="preserve">Кроме ошибки, мы приводим аномальную корреляцию. Она показывает, насколько прогноз воспроизводит отклонение от обычного состояния:</w:t>
       </w:r>
     </w:p>
     <w:p>
@@ -2486,7 +2486,7 @@
         <w:t xml:space="preserve"> </w:t>
       </w:r>
       <w:r>
-        <w:t xml:space="preserve">— тот же широтный вес; суммирование идёт по узлам и срокам сразу, то есть ACC есть отношение сумм, а не среднее посрочных корреляций. Вычитается климатология, а не среднее поля: общий для прогноза и истины сезонный ход должен быть убран из обоих.</w:t>
+        <w:t xml:space="preserve">— тот же широтный вес. Суммирование идёт сразу по узлам и срокам, то есть ACC равна отношению сумм, а не среднему посрочных корреляций. Из прогноза и истины вычитается климатология, а не среднее поля, чтобы убрать из обоих общий сезонный ход.</w:t>
       </w:r>
     </w:p>
     <w:p>
@@ -2494,7 +2494,7 @@
         <w:pStyle w:val="BodyText"/>
       </w:pPr>
       <w:r>
-        <w:t xml:space="preserve">Точность оценок характеризуется доверительными интервалами блочного бутстрепа: сроки идут через 6 ч и коррелированы внутри одного синоптического процесса, поэтому ресэмплируются блоки подряд идущих сроков [7]. Интервалы строятся из посрочных вкладов в ошибку, поэтому парное сравнение конфигураций ведётся на общих сроках. Интервал учитывает изменчивость по срокам верификации, но не по повторным обучениям; последняя приведена в «Ограничениях».</w:t>
+        <w:t xml:space="preserve">Точность оценок характеризуют доверительные интервалы блочного бутстрепа. Сроки идут через 6 ч и коррелированы внутри одного синоптического процесса, и при ресэмплинге берутся блоки подряд идущих сроков [7]. Интервалы строятся из посрочных вкладов в ошибку, и конфигурации сравниваются парно на общих сроках. Интервал учитывает изменчивость по срокам верификации, но не по повторным обучениям. Изменчивость по обучениям оценена в п. 5.1.</w:t>
       </w:r>
     </w:p>
     <w:p>
@@ -2529,7 +2529,7 @@
         <w:pStyle w:val="FirstParagraph"/>
       </w:pPr>
       <w:r>
-        <w:t xml:space="preserve">Значение переменной в узле через шесть часов определяется состоянием его окрестности, и чтобы такая закономерность была выучиваема, окрестность узла должна всюду иметь примерно один физический размер. Для регулярной сетки в координатах широта–долгота это условие не выполняется: при шаге 0,703° расстояние между соседними узлами вдоль параллели убывает пропорционально косинусу широты (около 78 км на экваторе, 50 км на 50° с.ш. и 14 км на 80° с.ш.), а вблизи полюсов сетка вырождается. Модель вынуждена либо усреднять эту неоднородность, либо расходовать ёмкость на её запоминание.</w:t>
+        <w:t xml:space="preserve">Значение переменной в узле через шесть часов определяется состоянием его окрестности. Чтобы модель могла выучить эту зависимость, окрестность узла должна везде иметь примерно один физический размер. На регулярной сетке в координатах широта–долгота это условие не выполняется. При шаге 0,703° расстояние между соседними узлами вдоль параллели убывает пропорционально косинусу широты: около 78 км на экваторе, 50 км на 50° с. ш. и 14 км на 80° с. ш. Вблизи полюсов сетка вырождается. Модели приходится либо усреднять эту неоднородность, либо тратить ёмкость на её запоминание.</w:t>
       </w:r>
     </w:p>
     <w:p>
@@ -2537,7 +2537,7 @@
         <w:pStyle w:val="BodyText"/>
       </w:pPr>
       <w:r>
-        <w:t xml:space="preserve">Альтернатива — граф с квазиравномерным распределением узлов по сфере, которое даёт икосаэдрическая триангуляция: икосаэдр из 20 равных граней рекурсивно измельчается делением каждого треугольника на четыре, новые вершины проецируются на сферу. На любом уровне измельчения каждая вершина имеет пять или шесть соседей при малом разбросе длин рёбер, поэтому окрестность узла всюду отвечает близкому физическому масштабу.</w:t>
+        <w:t xml:space="preserve">Узлы почти равномерно распределяет по сфере икосаэдрическая триангуляция. Икосаэдр из 20 равных граней рекурсивно измельчают: каждый треугольник делят на четыре, а новые вершины проецируют на сферу. На любом уровне измельчения у каждой вершины пять или шесть соседей, и длины рёбер различаются мало. Благодаря этому окрестность узла везде отвечает близкому физическому масштабу.</w:t>
       </w:r>
     </w:p>
     <w:bookmarkEnd w:id="17"/>
@@ -2555,7 +2555,7 @@
         <w:pStyle w:val="FirstParagraph"/>
       </w:pPr>
       <w:r>
-        <w:t xml:space="preserve">Используется схема «кодировщик — процессор — декодировщик» [2, 8], в которой обмен информацией происходит на графе, а входные и выходные поля остаются на регулярной сетке.</w:t>
+        <w:t xml:space="preserve">Модель построена по схеме «кодировщик–процессор–декодировщик» [2, 8]. Узлы обмениваются информацией на графе, а входные и выходные поля остаются на регулярной сетке.</w:t>
       </w:r>
     </w:p>
     <w:p>
@@ -2563,7 +2563,7 @@
         <w:pStyle w:val="BodyText"/>
       </w:pPr>
       <w:r>
-        <w:t xml:space="preserve">Кодировщик переносит значения из узлов сетки в вершины графа: для каждой вершины формируется сообщение от узлов, попавших в её окрестность (радиус связи 0,6 в единицах длины ребра графа), и многослойный персептрон преобразует его в скрытое представление размерности 256.</w:t>
+        <w:t xml:space="preserve">Кодировщик переносит значения из узлов сетки в вершины графа. Каждая вершина собирает сообщение от узлов, которые попали в её окрестность (радиус связи 0,6 в единицах длины ребра графа). Многослойный персептрон переводит это сообщение в скрытое представление размерности 256.</w:t>
       </w:r>
     </w:p>
     <w:p>
@@ -2594,7 +2594,7 @@
         <w:t xml:space="preserve"> </w:t>
       </w:r>
       <w:r>
-        <w:t xml:space="preserve">раундов обмена сообщениями по рёбрам графа. Один раунд реализован блоком Interaction Network [2] и состоит из двух шагов. Сначала для каждого ребра</w:t>
+        <w:t xml:space="preserve">раундов обмена сообщениями по рёбрам графа. Каждый раунд реализован блоком Interaction Network [2] и состоит из двух шагов. Сначала для каждого ребра</w:t>
       </w:r>
       <w:r>
         <w:t xml:space="preserve"> </w:t>
@@ -2839,7 +2839,7 @@
         <w:pStyle w:val="FirstParagraph"/>
       </w:pPr>
       <w:r>
-        <w:t xml:space="preserve">затем состояние вершины обновляется по агрегированным входящим сообщениям:</w:t>
+        <w:t xml:space="preserve">затем состояние вершины обновляется по среднему входящих сообщений:</w:t>
       </w:r>
     </w:p>
     <w:p>
@@ -3302,7 +3302,7 @@
         <w:pStyle w:val="BodyText"/>
       </w:pPr>
       <w:r>
-        <w:t xml:space="preserve">Декодировщик выполняет обратный перенос: скрытые представления вершин графа отображаются в приращения полей в узлах регулярной сетки.</w:t>
+        <w:t xml:space="preserve">Декодировщик переносит скрытые представления вершин обратно в узлы регулярной сетки и выдаёт приращения полей.</w:t>
       </w:r>
     </w:p>
     <w:p>
@@ -3310,7 +3310,7 @@
         <w:pStyle w:val="BodyText"/>
       </w:pPr>
       <w:r>
-        <w:t xml:space="preserve">Прогноз строится авторегрессионно с шагом 6 ч: выход модели подаётся на её вход для получения следующего срока,</w:t>
+        <w:t xml:space="preserve">Прогноз строится авторегрессионно с шагом 6 ч. Выход модели снова подаётся на её вход и даёт следующий срок:</w:t>
       </w:r>
     </w:p>
     <w:p>
@@ -3635,7 +3635,7 @@
         <w:t xml:space="preserve"> </w:t>
       </w:r>
       <w:r>
-        <w:t xml:space="preserve">— обученное отображение (кодировщик–процессор–декодировщик), входное окно составляет два последовательных срока (12 ч), а при</w:t>
+        <w:t xml:space="preserve">— обученное отображение; при</w:t>
       </w:r>
       <w:r>
         <w:t xml:space="preserve"> </w:t>
@@ -3658,7 +3658,7 @@
         <w:t xml:space="preserve"> </w:t>
       </w:r>
       <w:r>
-        <w:t xml:space="preserve">используются два среза анализа. Общее число обучаемых параметров — 5,9 млн; конфигурации на 19 и 33 канала различаются лишь входным слоем кодировщика и выходным декодировщика (около 11 тыс. параметров, 0,2 %), поэтому округляются одинаково. Модели с сотнями миллионов параметров [3, 9] требуют многоузловых конфигураций, здесь же хватает одной графической карты.</w:t>
+        <w:t xml:space="preserve">на вход идут два среза анализа. Конфигурации на 19 и 33 канала различаются только входным слоем кодировщика и выходным слоем декодировщика. Разница составляет около 11 тыс. параметров (0,2 %), и после округления число параметров у них одинаково.</w:t>
       </w:r>
     </w:p>
     <w:bookmarkEnd w:id="18"/>
@@ -3676,7 +3676,7 @@
         <w:pStyle w:val="FirstParagraph"/>
       </w:pPr>
       <w:r>
-        <w:t xml:space="preserve">Классический способ построения региональной модели — вырезать область из глобальной сетки и задать на её краю внешние граничные условия. Недостаток известен: граничные узлы не имеют корректного окружения, у края накапливаются искажения, и для их подавления нужна отдельная процедура сшивания с внешним полем [4].</w:t>
+        <w:t xml:space="preserve">Классическая региональная модель вырезает область из глобальной сетки и задаёт на её краю внешние граничные условия. У граничных узлов нет корректного окружения, у края накапливаются искажения, и для их подавления нужна отдельная процедура сшивания с внешним полем [4].</w:t>
       </w:r>
     </w:p>
     <w:p>
@@ -3684,7 +3684,7 @@
         <w:pStyle w:val="BodyText"/>
       </w:pPr>
       <w:r>
-        <w:t xml:space="preserve">В настоящей работе используется иной приём: глобальная и региональная сетки объединяются в единый граф, и понятие внешней границы для модели исчезает. Из глобальной сетки 512 × 256 (шаг 0,703°) удаляются узлы, попадающие внутрь области интереса, а на их место помещается регулярная региональная решётка с шагом 0,25° (61 × 41 = 2501 узел) в границах 50–60° с.ш., 83–98° в.д. Итоговая расчётная сетка содержит 130 778 глобальных узлов и 2501 узел вставки, всего 133 279.</w:t>
+        <w:t xml:space="preserve">Мы используем другой приём: глобальная и региональная сетки объединены в один граф, и внешней границы у модели нет. Из глобальной сетки 512 × 256 (шаг 0,703°) удалены узлы внутри области интереса. На их место поставлена регулярная решётка с шагом 0,25° (61 × 41 = 2501 узел) в границах 50–60° с. ш., 83–98° в. д. Итоговая расчётная сетка содержит 130 778 глобальных узлов и 2501 узел вставки, всего 133 279.</w:t>
       </w:r>
     </w:p>
     <w:p>
@@ -3692,7 +3692,7 @@
         <w:pStyle w:val="BodyText"/>
       </w:pPr>
       <w:r>
-        <w:t xml:space="preserve">Рёбра между узлами и вершинами графа строятся поиском ближайших соседей по геоцентрическим координатам, единообразно для узлов обоих разрешений; переходная зона при построении связности никак не выделяется.</w:t>
+        <w:t xml:space="preserve">Рёбра между узлами и вершинами графа строятся поиском ближайших соседей по геоцентрическим координатам. Для узлов обоих разрешений процедура одна и та же, и переходную зону при построении связности никак не выделяют.</w:t>
       </w:r>
     </w:p>
     <w:p>
@@ -3700,7 +3700,7 @@
         <w:pStyle w:val="BodyText"/>
       </w:pPr>
       <w:r>
-        <w:t xml:space="preserve">Соединение жёсткое: множества узлов не пересекаются, значения сходятся в единый вектор состояния без весовой функции и сглаживания на стыке. Согласование разрешений идёт в ходе обмена сообщениями: узлы по обе стороны стыка связаны рёбрами и на каждом из 12 раундов обмениваются признаками, так что переходный слой формирует сама модель при обучении.</w:t>
+        <w:t xml:space="preserve">Соединение жёсткое: множества узлов не пересекаются, и значения собираются в один вектор состояния без весовой функции и сглаживания на стыке. Разрешения согласуются в ходе обмена сообщениями. Узлы по обе стороны стыка связаны рёбрами и обмениваются признаками на каждом из 12 раундов, так что переходный слой модель формирует сама при обучении.</w:t>
       </w:r>
     </w:p>
     <w:p>
@@ -3708,7 +3708,7 @@
         <w:pStyle w:val="BodyText"/>
       </w:pPr>
       <w:r>
-        <w:t xml:space="preserve">В методе Дэвиса [4] внутреннее решение релаксируется к заданному извне полю в ходе интегрирования, то есть внешние граница и поле остаются необходимыми; здесь их нет вовсе. Прямая проверка бесшовности приведена на рис. 1: смена разрешения видна по размеру ячеек, разрыва поля на склейке нет. Количественная диагностика по горизонтам дана в п. 4.6.</w:t>
+        <w:t xml:space="preserve">В методе Дэвиса [4] внутреннее решение в ходе интегрирования релаксируется к заданному извне полю, то есть внешняя граница и внешнее поле остаются необходимыми. В нашей схеме их нет. Прямая проверка бесшовности приведена на рис. 1: смена разрешения видна по размеру ячеек, а разрыва поля на склейке нет. Количественная диагностика по горизонтам дана в п. 4.6.</w:t>
       </w:r>
     </w:p>
     <w:p>
@@ -3716,7 +3716,7 @@
         <w:pStyle w:val="BodyText"/>
       </w:pPr>
       <w:r>
-        <w:t xml:space="preserve">Ограничение подхода: вставка задана прямоугольником в координатах широта–долгота и сохраняет ту же неоднородность шага по долготе, что обсуждалась в п. 3.1. Для 10° по широте отношение</w:t>
+        <w:t xml:space="preserve">У подхода есть ограничение. Вставка задана прямоугольником в координатах широта–долгота и сохраняет ту же неоднородность шага по долготе, что обсуждалась в п. 3.1. Для полосы в 10° по широте отношение</w:t>
       </w:r>
       <w:r>
         <w:t xml:space="preserve"> </w:t>
@@ -3793,7 +3793,7 @@
         <w:t xml:space="preserve"> </w:t>
       </w:r>
       <w:r>
-        <w:t xml:space="preserve">несущественно, но при переносе на область большей широтной протяжённости потребует учёта.</w:t>
+        <w:t xml:space="preserve">невелико, но для области с большей протяжённостью по широте его придётся учитывать.</w:t>
       </w:r>
     </w:p>
     <w:bookmarkEnd w:id="19"/>
@@ -3811,7 +3811,7 @@
         <w:pStyle w:val="FirstParagraph"/>
       </w:pPr>
       <w:r>
-        <w:t xml:space="preserve">Региональная модель получается дообучением глобальной, обученной на той же выборке ERA5 в конфигурации 512 × 256. При смене геометрии расчётной сетки веса кодировщика и декодировщика оказываются несогласованными с новой связностью, тогда как процессор содержит выученную на глобальной задаче динамику. Прямое дообучение всех параметров сразу несёт риск разрушения этой динамики большими градиентами со стороны неадаптированных кодировщика и декодировщика — эффект, известный как катастрофическое забывание.</w:t>
+        <w:t xml:space="preserve">Региональную модель получают дообучением глобальной, которую обучили на той же выборке ERA5 в конфигурации 512 × 256. После смены геометрии сетки веса кодировщика и декодировщика не согласованы с новой связностью, а процессор хранит динамику, выученную на глобальной задаче. Если сразу дообучать все параметры, большие градиенты от неадаптированных кодировщика и декодировщика могут разрушить эту динамику. Такой эффект называют катастрофическим забыванием.</w:t>
       </w:r>
     </w:p>
     <w:p>
@@ -3819,7 +3819,7 @@
         <w:pStyle w:val="BodyText"/>
       </w:pPr>
       <w:r>
-        <w:t xml:space="preserve">Применяется двухфазная схема:</w:t>
+        <w:t xml:space="preserve">Чтобы его избежать, дообучение идёт в две фазы.</w:t>
       </w:r>
     </w:p>
     <w:p>
@@ -3854,7 +3854,7 @@
         <w:t xml:space="preserve"> </w:t>
       </w:r>
       <w:r>
-        <w:t xml:space="preserve">эпох): параметры процессора зафиксированы, обучаются только кодировщик и декодировщик, приспосабливаясь к новой геометрии и статистике региона.</w:t>
+        <w:t xml:space="preserve">эпох): параметры процессора заморожены, обучаются только кодировщик и декодировщик. Они подстраиваются под новую геометрию и статистику региона.</w:t>
       </w:r>
     </w:p>
     <w:p>
@@ -3866,7 +3866,7 @@
         </w:numPr>
       </w:pPr>
       <w:r>
-        <w:t xml:space="preserve">Фаза 2 (оставшиеся эпохи): процессор размораживается, но его темп обучения устанавливается в 10 раз меньше базового.</w:t>
+        <w:t xml:space="preserve">Фаза 2 (оставшиеся эпохи): процессор размораживается и учится с темпом в 10 раз меньше базового.</w:t>
       </w:r>
     </w:p>
     <w:p>
@@ -3903,7 +3903,7 @@
         </m:r>
       </m:oMath>
       <w:r>
-        <w:t xml:space="preserve">, в конфигурациях, использованных для проверки самой стратегии (п. 4.5),</w:t>
+        <w:t xml:space="preserve">, в конфигурациях для проверки самой стратегии (п. 4.5)</w:t>
       </w:r>
       <w:r>
         <w:t xml:space="preserve"> </w:t>
@@ -3932,7 +3932,7 @@
         </m:r>
       </m:oMath>
       <w:r>
-        <w:t xml:space="preserve">; базовый темп обучения</w:t>
+        <w:t xml:space="preserve">. Базовый темп обучения равен</w:t>
       </w:r>
       <w:r>
         <w:t xml:space="preserve"> </w:t>
@@ -3966,7 +3966,7 @@
         <w:pStyle w:val="BodyText"/>
       </w:pPr>
       <w:r>
-        <w:t xml:space="preserve">Одновременно применяется учебный план по длине авторегрессионной развёртки: обучение начинается с одношагового прогноза, а затем число шагов</w:t>
+        <w:t xml:space="preserve">Длина авторегрессионной развёртки растёт по учебному плану. Обучение начинается с одношагового прогноза, затем число шагов</w:t>
       </w:r>
       <w:r>
         <w:t xml:space="preserve"> </w:t>
@@ -3980,7 +3980,7 @@
         <w:t xml:space="preserve"> </w:t>
       </w:r>
       <w:r>
-        <w:t xml:space="preserve">в (7) последовательно увеличивается до четырёх, причём функция потерь вычисляется по всем шагам развёртки.</w:t>
+        <w:t xml:space="preserve">в (7) увеличивается до четырёх. Функция потерь считается по всем шагам развёртки.</w:t>
       </w:r>
     </w:p>
     <w:p>
@@ -3988,7 +3988,7 @@
         <w:pStyle w:val="BodyText"/>
       </w:pPr>
       <w:r>
-        <w:t xml:space="preserve">Функция потерь — среднеквадратическая ошибка в стандартизованных переменных по всем узлам расчётной сетки. Ограничение потерь одной областью интереса деградировало поля за её пределами и через авторегрессионную обратную связь ухудшало прогноз внутри неё. Рельеф и маска суши/моря исключены из функции потерь и переносятся между шагами развёртки без изменений.</w:t>
+        <w:t xml:space="preserve">Функция потерь равна среднеквадратической ошибке в стандартизованных переменных по всем узлам расчётной сетки. Мы пробовали считать потери только по области интереса. Поля за её пределами тогда деградировали и через авторегрессию ухудшали прогноз внутри области. Рельеф и маска суши и моря в функцию потерь не входят и переносятся между шагами развёртки без изменений.</w:t>
       </w:r>
     </w:p>
     <w:p>
@@ -4023,7 +4023,7 @@
         <w:pStyle w:val="FirstParagraph"/>
       </w:pPr>
       <w:r>
-        <w:t xml:space="preserve">Все оценки получены на едином окне верификации и при единственном определении истинного поля (разд. 2): реанализ ERA5 с шагом 0,25° в узлах региональной вставки. Показатели — ошибка (1), успешность относительно эталона (2), агрегатная успешность (3) и аномальная корреляция (4). Табл. 1 посчитана с широтными весами, табл. 3–5 — с равными: это внутренние сравнения конфигураций, а вес смещает ошибку не более чем на 0,02 °C и агрегат на 0,2 п.п. одинаково у всех строк.</w:t>
+        <w:t xml:space="preserve">Все оценки получены на одном окне верификации и с одним определением истинного поля (разд. 2): это реанализ ERA5 с шагом 0,25° в узлах региональной вставки. Показатели: ошибка (1), успешность относительно эталона (2), агрегатная успешность (3) и аномальная корреляция (4). Табл. 1 посчитана с широтными весами, табл. 3–5 с равными. В табл. 3–5 конфигурации сравниваются между собой, а вес меняет ошибку не более чем на 0,02 °C и агрегат на 0,2 п.п., одинаково у всех строк.</w:t>
       </w:r>
     </w:p>
     <w:p>
@@ -4031,23 +4031,7 @@
         <w:pStyle w:val="BodyText"/>
       </w:pPr>
       <w:r>
-        <w:t xml:space="preserve">Объём выборки в таблицах различается. Табл. 1, 3 и 4 посчитаны на полной тестовой выборке из 1607 сроков (25.11.2019–30.12.2020, все четыре сезона), табл. 2 и 5 — на подвыборке из</w:t>
-      </w:r>
-      <w:r>
-        <w:t xml:space="preserve"> </w:t>
-      </w:r>
-      <w:r>
-        <w:rPr>
-          <w:b/>
-          <w:bCs/>
-        </w:rPr>
-        <w:t xml:space="preserve">первых</w:t>
-      </w:r>
-      <w:r>
-        <w:t xml:space="preserve"> </w:t>
-      </w:r>
-      <w:r>
-        <w:t xml:space="preserve">100 сроков периода (по 19.12.2019). Подвыборка представляет холодное полугодие и систематически труднее полной: ошибка приземной температуры на суточном сроке равна 1,47 °C на 1607 сроках и 2,05 °C на 100. Числа из разных таблиц между собой несопоставимы; внутри таблицы все конфигурации посчитаны на одних сроках.</w:t>
+        <w:t xml:space="preserve">Объём выборки в таблицах разный. Табл. 1, 3 и 4 посчитаны на полной тестовой выборке из 1607 сроков (25.11.2019–30.12.2020, все четыре сезона). Табл. 2 и 5 посчитаны на первых 100 сроках периода (по 19.12.2019). Эта подвыборка приходится на холодное полугодие и труднее полной: ошибка приземной температуры на суточном сроке равна 1,47 °C на 1607 сроках и 2,05 °C на 100. Числа из разных таблиц сравнивать нельзя. Внутри одной таблицы все конфигурации посчитаны на одних сроках.</w:t>
       </w:r>
     </w:p>
     <w:bookmarkEnd w:id="22"/>
@@ -4065,7 +4049,7 @@
         <w:pStyle w:val="FirstParagraph"/>
       </w:pPr>
       <w:r>
-        <w:t xml:space="preserve">Ошибка приземной температуры на суточном сроке — 1,47 °C по области [1,39; 1,53] и 1,31 °C во внутренней зоне [1,21; 1,40]. Аномальная корреляция приведена в п. 4.7 вместе со сравнением с глобальной моделью, чтобы обе величины были отнесены к одной климатологии. По остальным полям на том же сроке (регион): ветер 0,70 и 0,68 м/с, давление на уровне моря 1,03 гПа, T850 0,94 °C, Z500 8,7 гпм.</w:t>
+        <w:t xml:space="preserve">На суточном сроке ошибка приземной температуры равна 1,47 °C по области [1,39; 1,53] и 1,31 °C во внутренней зоне [1,21; 1,40]. По остальным полям региона на том же сроке: ветер 0,70 и 0,68 м/с, давление на уровне моря 1,03 гПа, T850 0,94 °C, Z500 8,7 гпм. Аномальную корреляцию мы приводим в п. 4.7 вместе со сравнением с глобальной моделью, чтобы обе модели оценивались по одной климатологии.</w:t>
       </w:r>
     </w:p>
     <w:p>
@@ -4073,7 +4057,7 @@
         <w:pStyle w:val="BodyText"/>
       </w:pPr>
       <w:r>
-        <w:t xml:space="preserve">Расширение состава полей с 19 до 33 каналов (уровни 250 и 1000 гПа, временной форсинг) даёт выигрыш на всех горизонтах: 0,076 / 0,121 / 0,149 / 0,174 °C с интервалами [0,063; 0,088], [0,104; 0,138], [0,125; 0,171] и [0,141; 0,210]. Отнести весь выигрыш к добавленным уровням нельзя: 33-канальная конфигурация дообучалась от иной глобальной модели, которая и сама точнее. Переход от базовой 33-канальной конфигурации к взвешенной — предмет п. 4.4; он снижает ошибку приземной температуры ещё на 11,6 % (1,548 против 1,368 °C в среднем по горизонтам) при равном объёме обучения и неизменной архитектуре, а агрегатную успешность повышает на 1,17 п.п. с интервалом [+1,09; +1,24].</w:t>
+        <w:t xml:space="preserve">Переход с 19 на 33 канала (уровни 250 и 1000 гПа, временной форсинг) уменьшает ошибку на всех горизонтах: на 0,076 / 0,121 / 0,149 / 0,174 °C с интервалами [0,063; 0,088], [0,104; 0,138], [0,125; 0,171] и [0,141; 0,210]. Весь выигрыш нельзя приписать новым уровням: 33-канальную конфигурацию дообучали от другой глобальной модели, которая сама точнее. Взвешенная конфигурация снижает ошибку приземной температуры относительно базовой 33-канальной ещё на 11,6 % (1,548 против 1,368 °C в среднем по горизонтам), а агрегатную успешность повышает на 1,17 п.п. с интервалом [+1,09; +1,24]. Часть этого выигрыша дают восемь эпох дополнительного обучения; при равном объёме обучения выигрыш равен 10,2 % (п. 4.4).</w:t>
       </w:r>
     </w:p>
     <w:bookmarkEnd w:id="23"/>
@@ -4091,7 +4075,7 @@
         <w:pStyle w:val="FirstParagraph"/>
       </w:pPr>
       <w:r>
-        <w:t xml:space="preserve">Чтобы оценить вклад собственно мультимасштабной конструкции, прогноз глобальной модели с шагом 0,703° интерполирован билинейно в те же 2501 узел и оценён против той же истины. Все строки табл. 2 посчитаны на одних и тех же 100 сроках тестовой выборки.</w:t>
+        <w:t xml:space="preserve">Чтобы оценить вклад самой мультимасштабной конструкции, мы билинейно интерполировали прогноз глобальной модели с шагом 0,703° в те же 2501 узел и оценили его по той же истине. Все строки табл. 2 посчитаны на одних и тех же 100 сроках тестовой выборки.</w:t>
       </w:r>
     </w:p>
     <w:p>
@@ -4099,7 +4083,7 @@
         <w:pStyle w:val="BodyText"/>
       </w:pPr>
       <w:r>
-        <w:t xml:space="preserve">Единый граф превосходит интерполяцию по всем полям. Выигрыш умеренный по приземной температуре (11 %) и существенный по ветру и геопотенциалу (37–40 %). Это согласуется с устройством приёма: обмен сообщениями уточняет поле как целое, тогда как приземная температура в конкретном узле сильнее определяется подсеточными факторами, которых не разрешает ни одна из сравниваемых конфигураций.</w:t>
+        <w:t xml:space="preserve">Единый граф точнее интерполяции по всем полям. По приземной температуре выигрыш умеренный (11 %), по ветру и геопотенциалу больше (37–40 %). Вероятная причина в том, что обмен сообщениями уточняет поле в целом. Приземную температуру в конкретном узле сильнее определяют подсеточные факторы, которых не разрешает ни одна из сравниваемых конфигураций.</w:t>
       </w:r>
     </w:p>
     <w:bookmarkEnd w:id="24"/>
@@ -4117,7 +4101,7 @@
         <w:pStyle w:val="FirstParagraph"/>
       </w:pPr>
       <w:r>
-        <w:t xml:space="preserve">Функция потерь при обучении — среднеквадратическая ошибка по нормированным каналам, усреднённая по узлам графа и шагам развёртки. Такое усреднение задаёт распределение обучающего сигнала неявно, и оно оказывается далёким от постановки задачи в двух отношениях.</w:t>
+        <w:t xml:space="preserve">При обучении функция потерь равна среднеквадратической ошибке по нормированным каналам, усреднённой по узлам графа и шагам развёртки. Такое усреднение неявно задаёт, какие части задачи получают обучающий сигнал. В двух отношениях это распределение далеко от постановки задачи.</w:t>
       </w:r>
     </w:p>
     <w:p>
@@ -4125,7 +4109,7 @@
         <w:pStyle w:val="BodyText"/>
       </w:pPr>
       <w:r>
-        <w:t xml:space="preserve">Первая диспропорция пространственная: узлов региональной вставки 2501 из 133 279, то есть 1,9 %, и почти весь обучающий сигнал приходится на глобальную часть графа, тогда как публикуемые показатели относятся к вставке.</w:t>
+        <w:t xml:space="preserve">Первая диспропорция пространственная. Узлов региональной вставки 2501 из 133 279, то есть 1,9 %. Почти весь обучающий сигнал приходится на глобальную часть графа, хотя публикуемые показатели относятся к вставке.</w:t>
       </w:r>
     </w:p>
     <w:p>
@@ -4133,7 +4117,7 @@
         <w:pStyle w:val="BodyText"/>
       </w:pPr>
       <w:r>
-        <w:t xml:space="preserve">Вторая поканальная: нормировка выполнена на разброс самого поля, тогда как модель предсказывает приращение за шаг, а разбросы приращений различаются у каналов на порядки. Замер по обучающей выборке: осадки дают 25,0 % функции потерь, приземная температура — 0,46 %, геопотенциал на 500 гПа — 0,15 %, приземное давление — 0,02 %; отношение крайних равно 1218. Вклад канала определяется не значимостью, а масштабом его изменчивости.</w:t>
+        <w:t xml:space="preserve">Вторая диспропорция поканальная. Каждый канал нормирован на разброс самого поля, а модель предсказывает приращение за шаг, и разбросы приращений у каналов различаются на порядки. По обучающей выборке осадки дают 25,0 % функции потерь, приземная температура 0,46 %, геопотенциал на 500 гПа 0,15 %, приземное давление 0,02 %. Крайние доли различаются в 1218 раз. Вклад канала определяется масштабом его изменчивости, а не значимостью.</w:t>
       </w:r>
     </w:p>
     <w:p>
@@ -4141,7 +4125,7 @@
         <w:pStyle w:val="BodyText"/>
       </w:pPr>
       <w:r>
-        <w:t xml:space="preserve">Обе диспропорции устраняются весами: узлам вставки — вес</w:t>
+        <w:t xml:space="preserve">Обе диспропорции мы устранили весами. Узлы вставки получают вес</w:t>
       </w:r>
       <w:r>
         <w:t xml:space="preserve"> </w:t>
@@ -4152,10 +4136,7 @@
         </m:r>
       </m:oMath>
       <w:r>
-        <w:t xml:space="preserve"> </w:t>
-      </w:r>
-      <w:r>
-        <w:t xml:space="preserve">при единичном весе остальных, каналам — веса, обратные квадрату разброса шестичасовой невязки по обучающей выборке. Все конфигурации табл. 3 получены одинаковым дожигом одной исходной модели (восемь эпох на полной развёртке с косинусным снижением темпа до нуля) и различаются только весами. Первая строка табл. 3 (1,503 °C) не совпадает со строкой «33 канала, базовая» табл. 1 (1,525 °C) потому, что дожиг в неё уже включён: выигрыш взвешивания при равном объёме обучения равен 10,2 %, а разность с табл. 1 (11,5 %) включает и восемь эпох дожига.</w:t>
+        <w:t xml:space="preserve">, остальные узлы единичный вес. Каналы получают веса, обратные квадрату разброса шестичасовой невязки по обучающей выборке. Все конфигурации табл. 3 получены одинаковым дожигом одной исходной модели: восемь эпох на полной развёртке с косинусным снижением темпа до нуля. Различаются они только весами. Первая строка табл. 3 (1,503 °C) не совпадает со строкой «33 канала, базовая» табл. 1 (1,525 °C без широтных весов), потому что в неё уже включён дожиг. При равном объёме обучения взвешивание даёт выигрыш 10,2 %, а разность с табл. 1 (11,5 %) включает ещё и восемь эпох дожига.</w:t>
       </w:r>
     </w:p>
     <w:p>
@@ -4163,7 +4144,7 @@
         <w:pStyle w:val="BodyText"/>
       </w:pPr>
       <w:r>
-        <w:t xml:space="preserve">У веса вставки обнаруживается внутренний максимум по агрегату: рост доли вставки с 1,7 до 34,1 % улучшает и агрегат, и приземную температуру, дальнейший рост до 63,3 % агрегат ухудшает. Парный блочный бутстреп по общим срокам даёт для разности агрегатов при</w:t>
+        <w:t xml:space="preserve">У веса вставки есть внутренний максимум по агрегату. Когда доля вставки растёт с 1,7 до 34,1 %, улучшаются и агрегат, и приземная температура. Дальнейший рост до 63,3 % агрегат ухудшает. Парный блочный бутстреп по общим срокам даёт для разности агрегатов при</w:t>
       </w:r>
       <w:r>
         <w:t xml:space="preserve"> </w:t>
@@ -4209,7 +4190,7 @@
         <w:t xml:space="preserve"> </w:t>
       </w:r>
       <w:r>
-        <w:t xml:space="preserve">величину −0,05 п.п. с интервалом [−0,07; −0,03], не накрывающим ноль. Интервал учитывает изменчивость по срокам, но не по повторным обучениям, а та оценена в 0,03 п.п. и сравнима с самой разностью. По приземной температуре максимума нет, она убывает монотонно (1,503 → 1,445 → 1,415 → 1,407). Внутренний максимум по агрегату установлен поэтому как свойство выборки, а не метода.</w:t>
+        <w:t xml:space="preserve">величину −0,05 п.п. с интервалом [−0,07; −0,03], который не накрывает ноль. Этот интервал учитывает изменчивость по срокам, но не по повторным обучениям. Изменчивость по обучениям оценена в 0,03 п.п. и сравнима с самой разностью. По приземной температуре максимума нет, ошибка убывает монотонно (1,503 → 1,445 → 1,415 → 1,407). Внутренний максимум по агрегату мы считаем свойством этой выборки, а не метода.</w:t>
       </w:r>
     </w:p>
     <w:p>
@@ -4217,7 +4198,7 @@
         <w:pStyle w:val="BodyText"/>
       </w:pPr>
       <w:r>
-        <w:t xml:space="preserve">Механизм виден в последнем столбце: платой служит точность на глобальной части графа, и её приращение при</w:t>
+        <w:t xml:space="preserve">Механизм виден в последнем столбце. За выигрыш во вставке модель платит точностью на глобальной части графа. При</w:t>
       </w:r>
       <w:r>
         <w:t xml:space="preserve"> </w:t>
@@ -4240,7 +4221,7 @@
         <w:t xml:space="preserve"> </w:t>
       </w:r>
       <w:r>
-        <w:t xml:space="preserve">втрое больше, чем при</w:t>
+        <w:t xml:space="preserve">ошибка по сетке растёт втрое сильнее, чем при</w:t>
       </w:r>
       <w:r>
         <w:t xml:space="preserve"> </w:t>
@@ -4263,7 +4244,7 @@
         <w:t xml:space="preserve"> </w:t>
       </w:r>
       <w:r>
-        <w:t xml:space="preserve">(0,0021 против 0,0007). Прогноз внутри вставки за сутки зависит от притока извне, деградация окружающего поля возвращается в область через развёртку, и оптимум определяется балансом между областью и её окружением.</w:t>
+        <w:t xml:space="preserve">(0,0021 против 0,0007). Суточный прогноз внутри вставки зависит от притока извне. Ухудшение окружающего поля возвращается в область через развёртку, и оптимум определяется балансом между областью и её окружением.</w:t>
       </w:r>
     </w:p>
     <w:p>
@@ -4271,7 +4252,7 @@
         <w:pStyle w:val="BodyText"/>
       </w:pPr>
       <w:r>
-        <w:t xml:space="preserve">Веса каналов действуют как регулятор, а не как исправление ошибки: агрегат при их введении снижается на 0,30 п.п. (интервал [−0,32; −0,28]), тогда как приземная температура улучшается на 4,6 % (все четыре интервала не накрывают ноль). Агрегат (3) сам есть среднее по каналам с равными весами, то есть равномерное взвешивание для него оптимально по построению, и выравнивание вкладов смещает точность к каналам с малой собственной изменчивостью за счёт каналов с большой. Выигрыш канала описывается логарифмом его веса (корреляция 0,98 по 12 каналам), но за пределы измеренного диапазона не переносится. Механизм тот же, что у веса вставки: усиленные каналы отбирают ресурс у полей, которые их и определяют.</w:t>
+        <w:t xml:space="preserve">Веса каналов работают как регулятор, а не как исправление ошибки. С ними агрегат снижается на 0,30 п.п. (интервал [−0,32; −0,28]), а приземная температура улучшается на 4,6 %, и все четыре интервала не накрывают ноль. Агрегат (3) сам равен среднему по каналам с равными весами, так что для него равномерное взвешивание оптимально по построению. Выравнивание вкладов переносит точность с каналов с большой собственной изменчивостью на каналы с малой. Выигрыш канала описывается логарифмом его веса (корреляция 0,98 по 12 каналам), но за пределы измеренного диапазона эту зависимость переносить нельзя. Механизм тот же, что у веса вставки: усиленные каналы отбирают ресурс у полей, от которых сами зависят.</w:t>
       </w:r>
     </w:p>
     <w:p>
@@ -4302,7 +4283,7 @@
         <w:t xml:space="preserve"> </w:t>
       </w:r>
       <w:r>
-        <w:t xml:space="preserve">и выравнивающие веса каналов. Веса каналов вычислены по обучающей выборке и не подбирались по тестовой; целевые каналы для усиления не выделялись.</w:t>
+        <w:t xml:space="preserve">и выравнивающие веса каналов. Веса каналов вычислены по обучающей выборке и по тестовой не подбирались. Целевые каналы для усиления отдельно не выбирали.</w:t>
       </w:r>
     </w:p>
     <w:bookmarkEnd w:id="25"/>
@@ -4320,7 +4301,7 @@
         <w:pStyle w:val="FirstParagraph"/>
       </w:pPr>
       <w:r>
-        <w:t xml:space="preserve">Стратегия дообучения исследована на отдельной 19-канальной линии моделей: заморозка процессора на первые 6 эпох против обучения всех параметров с первой эпохи, при одной сборке данных, одном начальном значении генератора и одинаковом расписании. Эта линия использует прямое предсказание поля, а не остаточную формулировку, поэтому её агрегатная успешность (около 60 %) ниже, чем у 19-канальной строки табл. 1 (69,4 %), при близких значениях приземной температуры: числа табл. 1 и 4 относятся к разным моделям и между собой не сравниваются.</w:t>
+        <w:t xml:space="preserve">Стратегию дообучения мы исследовали на отдельной линии 19-канальных моделей. Сравнивались два варианта: заморозка процессора на первые 6 эпох и обучение всех параметров с первой эпохи. Сборка данных, начальное значение генератора и расписание у вариантов одинаковые. Эта линия предсказывает само поле, а не приращение. Её агрегатная успешность (около 60 %) поэтому ниже, чем у 19-канальной строки табл. 1 (69,2 %), хотя ошибки приземной температуры близки. Числа табл. 1 и 4 относятся к разным моделям, и сравнивать их между собой нельзя.</w:t>
       </w:r>
     </w:p>
     <w:p>
@@ -4328,7 +4309,7 @@
         <w:pStyle w:val="BodyText"/>
       </w:pPr>
       <w:r>
-        <w:t xml:space="preserve">Сравнение по лучшим контрольным точкам даёт выигрыш заморозки до 0,14 °C на +24 ч, но точки достигаются на разных эпохах, 16-й и 7-й, то есть сопоставляются не только стратегии, но и объёмы обучения. При равном бюджете разность по приземной температуре исчезает: обе конфигурации дают 1,82 °C на сутки.</w:t>
+        <w:t xml:space="preserve">Если сравнивать лучшие контрольные точки, заморозка выигрывает до 0,14 °C на +24 ч. Но лучшие точки достигнуты на разных эпохах, 16-й и 7-й, и сравниваются не только стратегии, но и объёмы обучения. При равном бюджете разность по приземной температуре исчезает: обе конфигурации дают 1,82 °C на сутки.</w:t>
       </w:r>
     </w:p>
     <w:p>
@@ -4336,7 +4317,7 @@
         <w:pStyle w:val="BodyText"/>
       </w:pPr>
       <w:r>
-        <w:t xml:space="preserve">Более того, контрольная точка эпохи 7, «лучшая» по одношаговой ошибке, в авторегрессионной развёртке уступает собственной же точке эпохи 16 (1,96 против 1,82 °C). Тот же эффект воспроизводится на базовой 33-канальной конфигурации: состояние, отобранное по минимуму ошибки на проверочной выборке, точнее на +6 ч (1,30 против 1,32 °C), но уступает на +18 и +24 ч, и смена знака значима с обеих сторон.</w:t>
+        <w:t xml:space="preserve">Контрольная точка эпохи 7, «лучшая» по одношаговой ошибке, в авторегрессионной развёртке проигрывает точке эпохи 16 той же конфигурации (1,96 против 1,82 °C). Тот же эффект есть у базовой 33-канальной конфигурации. Состояние с минимальной ошибкой на проверочной выборке точнее на +6 ч (1,30 против 1,32 °C), но проигрывает на +18 и +24 ч, и смена знака значима с обеих сторон.</w:t>
       </w:r>
     </w:p>
     <w:p>
@@ -4344,7 +4325,7 @@
         <w:pStyle w:val="BodyText"/>
       </w:pPr>
       <w:r>
-        <w:t xml:space="preserve">Отсюда методический вывод: минимум одношаговой ошибки на проверочной выборке отбирает модель, оптимальную ровно на измеряемом горизонте, и для многошагового прогноза ненадёжен. Отбор следует вести по метрике при полной развёртке, а сравнения стратегий — при равном бюджете.</w:t>
+        <w:t xml:space="preserve">Отсюда методический вывод. Минимум одношаговой ошибки на проверочной выборке выбирает модель, лучшую ровно на измеряемом горизонте, и для многошагового прогноза этот критерий ненадёжен. Отбирать модель следует по метрике на полной развёртке, а стратегии сравнивать при равном бюджете.</w:t>
       </w:r>
     </w:p>
     <w:p>
@@ -4352,7 +4333,23 @@
         <w:pStyle w:val="BodyText"/>
       </w:pPr>
       <w:r>
-        <w:t xml:space="preserve">Роль самой заморозки формулируется сдержанно: по приземной температуре при равном бюджете расписание на итог не влияет (1,82 против 1,82 °C, интервалы [1,72; 1,90] и [1,71; 1,90] совпадают), тогда как по агрегату заморозка выигрывает 1,30 п.п. с интервалом [+1,06; +1,59], не накрывающим ноль (60,8 против 59,5 %). Это второй после п. 4.4 случай расхождения агрегата и поканальных значений, и причина та же: агрегат усредняет нормированные ошибки по всем каналам, вклад каждого определяется отношением его ошибки к разбросу поля, а не значимостью канала для практики. Ранжирование конфигураций поэтому зависит от того, какое поле объявлено целевым, и в отчётности следует приводить и агрегат, и поканальные значения по целевым полям на одной маске узлов. Однако адаптация процессора под регион необходима: при заморозке на всё обучение ошибка на проверочной выборке выше на 7,5 %, обучение выходит на плато к восьмой эпохе, и растёт также ошибка на обучающей выборке — модели не хватает свободы подстроить динамику, а не данных. Величина измерена одношаговой метрикой и привлекается как признак недообучения, а не для отбора состояния.</w:t>
+        <w:t xml:space="preserve">О роли самой заморозки можно сказать немного. По приземной температуре при равном бюджете расписание на итог не влияет: 1,82 против 1,82 °C, интервалы [1,72; 1,90] и [1,71; 1,90] совпадают. По агрегату заморозка выигрывает 1,30 п.п. с интервалом [+1,06; +1,59], который не накрывает ноль (60,8 против 59,5 %).</w:t>
+      </w:r>
+    </w:p>
+    <w:p>
+      <w:pPr>
+        <w:pStyle w:val="BodyText"/>
+      </w:pPr>
+      <w:r>
+        <w:t xml:space="preserve">Это второй после п. 4.4 случай, когда агрегат и поканальные значения расходятся, и причина та же. Агрегат усредняет нормированные ошибки по всем каналам. Вклад каждого канала определяется отношением его ошибки к разбросу поля, а не значимостью канала для практики. Ранжирование конфигураций поэтому зависит от того, какое поле выбрано целевым. В отчёте нужно приводить и агрегат, и поканальные значения целевых полей на одной маске узлов.</w:t>
+      </w:r>
+    </w:p>
+    <w:p>
+      <w:pPr>
+        <w:pStyle w:val="BodyText"/>
+      </w:pPr>
+      <w:r>
+        <w:t xml:space="preserve">Адаптировать процессор под регион всё же необходимо. Если заморозить его на всё обучение, ошибка на проверочной выборке выше на 7,5 %. Обучение выходит на плато к восьмой эпохе, и ошибка на обучающей выборке тоже выше. Значит, модели не хватает свободы подстроить динамику, а не данных. Эту величину измерили одношаговой метрикой, и мы используем её как признак недообучения, а не для отбора состояния.</w:t>
       </w:r>
     </w:p>
     <w:bookmarkEnd w:id="26"/>
@@ -4370,7 +4367,7 @@
         <w:pStyle w:val="FirstParagraph"/>
       </w:pPr>
       <w:r>
-        <w:t xml:space="preserve">Утверждение о том, что жёсткая склейка узлов не требует отдельной процедуры сшивания, проверено прямо: ошибка приземной температуры вычислена по полосам расстояния до границы региональной вставки (табл. 5). Оценка выполнена на 100 сроках тестовой выборки.</w:t>
+        <w:t xml:space="preserve">Мы утверждаем, что жёсткая склейка узлов не требует отдельной процедуры сшивания. Чтобы проверить это напрямую, ошибку приземной температуры посчитали по полосам расстояния до границы региональной вставки (табл. 5).</w:t>
       </w:r>
     </w:p>
     <w:p>
@@ -4378,7 +4375,7 @@
         <w:pStyle w:val="BodyText"/>
       </w:pPr>
       <w:r>
-        <w:t xml:space="preserve">Переходный слой существует: на горизонте +6 ч ошибка убывает монотонно по мере удаления от границы, 1,58 °C в полосе шириной 25 км против 1,40 °C в глубине области, то есть у стыка она выше на 13 %; эффект прослеживается примерно на 100–200 км. Утверждать полную бесшовность неправомерно.</w:t>
+        <w:t xml:space="preserve">Переходный слой существует. На горизонте +6 ч ошибка монотонно убывает с удалением от границы: 1,58 °C в полосе шириной 25 км против 1,40 °C в глубине области, то есть у стыка она выше на 13 %. Эффект прослеживается примерно на 100–200 км. Значит, о полной бесшовности говорить нельзя.</w:t>
       </w:r>
     </w:p>
     <w:p>
@@ -4386,7 +4383,7 @@
         <w:pStyle w:val="BodyText"/>
       </w:pPr>
       <w:r>
-        <w:t xml:space="preserve">Однако в авторегрессии он не усиливается. Относительно минимума по полосам превышение у стыка составляет 6,0 / 8,8 / 7,9 / 6,5 % по четырём горизонтам, то есть держится на уровне 6–9 %. Убывание относительно дальней полосы отражает рост ошибки в глубине области, а не рассасывание переходного слоя: на дальних сроках там преобладает другой источник ошибки — рельеф, в глубине области лежат горные районы. Это важно, поскольку неограниченный рост приграничной ошибки и составляет основную трудность региональных моделей с внешними граничными условиями.</w:t>
+        <w:t xml:space="preserve">В авторегрессии переходный слой не усиливается. Превышение у стыка над минимумом по полосам составляет 6,0 / 8,8 / 7,9 / 6,5 % по четырём горизонтам и держится в пределах 6–9 %. Относительно дальней полосы превышение со временем уменьшается, но причина в росте ошибки в глубине области, а не в рассасывании переходного слоя. В глубине области лежат горные районы, и на дальних сроках там преобладает ошибка из-за рельефа. Неограниченный рост ошибки у границы составляет главную трудность региональных моделей с внешними граничными условиями, и у нашей модели его нет.</w:t>
       </w:r>
     </w:p>
     <w:p>
@@ -4394,7 +4391,7 @@
         <w:pStyle w:val="BodyText"/>
       </w:pPr>
       <w:r>
-        <w:t xml:space="preserve">Глобальная часть не страдает: непосредственно за границей вставки ошибка (1,87 °C на +24 ч) не превышает значений вдали от неё (1,95 и 2,05 °C). Склейка порождает контролируемый переходный слой и не требует отдельной процедуры сшивания полей.</w:t>
+        <w:t xml:space="preserve">Глобальная часть не страдает. Сразу за границей вставки ошибка (1,87 °C на +24 ч) не больше, чем вдали от неё (1,95 и 2,05 °C). Склейка создаёт переходный слой ограниченной величины и не требует отдельной процедуры сшивания полей.</w:t>
       </w:r>
     </w:p>
     <w:bookmarkEnd w:id="27"/>
@@ -4412,7 +4409,7 @@
         <w:pStyle w:val="FirstParagraph"/>
       </w:pPr>
       <w:r>
-        <w:t xml:space="preserve">Публикуемые метрики GraphCast [8] относятся ко всему земному шару, тогда как приводимые здесь — к вставке над Красноярским краем; напрямую они несопоставимы, поскольку больше половины площади шара занимает океан, где прогноз точнее. Поэтому прогнозы GraphCast, реанализ и климатология взяты из архива WeatherBench 2 [12] в разрешении 0,25° и обрезаны по тем же 2501 узлу, а метрики вычислены тем же кодом и с теми же широтными весами.</w:t>
+        <w:t xml:space="preserve">Публикуемые метрики GraphCast [8] относятся ко всему земному шару, а наши к вставке над Красноярским краем. Напрямую их сравнивать нельзя: больше половины площади шара занимает океан, где прогноз точнее. Мы взяли прогнозы GraphCast, реанализ и климатологию из архива WeatherBench 2 [12] в разрешении 0,25°, вырезали те же 2501 узел и посчитали метрики тем же кодом и с теми же широтными весами.</w:t>
       </w:r>
     </w:p>
     <w:p>
@@ -4420,7 +4417,7 @@
         <w:pStyle w:val="BodyText"/>
       </w:pPr>
       <w:r>
-        <w:t xml:space="preserve">Архив GraphCast содержит инициализации 00 и 12 UTC, поэтому сравнение ведётся на 803 сроках тестового окна, общих для обеих моделей. Корректность сопоставления проверена инерционным прогнозом: вычисленный из архива, он даёт 6,71 / 6,90 / 4,02 / 4,45 °C по приземной температуре, а вычисленный нашим кодом на тех же сроках — 6,71 / 6,90 / 4,03 / 4,45 °C. Сравнение ограничено приземными полями: уровни хранятся в архиве неделимым блоком, и выборка одного стоит как выборка всех.</w:t>
+        <w:t xml:space="preserve">В архиве GraphCast есть только инициализации 00 и 12 UTC, и сравнение идёт на 803 сроках тестового окна, общих для обеих моделей. Правильность сопоставления мы проверили на инерционном прогнозе. Посчитанный по архиву, он даёт по приземной температуре 6,71 / 6,90 / 4,02 / 4,45 °C, а посчитанный нашим кодом на тех же сроках 6,71 / 6,90 / 4,03 / 4,45 °C. Сравнение ограничено приземными полями. Уровни лежат в архиве одним блоком, и скачать один уровень стоит столько же, сколько все.</w:t>
       </w:r>
     </w:p>
     <w:p>
@@ -4428,7 +4425,7 @@
         <w:pStyle w:val="BodyText"/>
       </w:pPr>
       <w:r>
-        <w:t xml:space="preserve">GraphCast точнее по всем полям: на треть по температуре и ветру, на три четверти по давлению. Соотношение ожидаемое — 36,7 млн параметров против 5,9, полное разрешение 0,25° по всему шару против грубой глобальной сетки со вставкой, 37 уровней против четырёх, многоузловое обучение против одной видеокарты. Отставание следует читать как цену перехода к вычислительной среде регионального подразделения, а не как предел подхода.</w:t>
+        <w:t xml:space="preserve">GraphCast точнее по всем полям, сильнее всего по давлению на уровне моря. Такое соотношение ожидаемо. У GraphCast 36,7 млн параметров против 5,9 млн, разрешение 0,25° по всему шару против грубой глобальной сетки со вставкой, 37 уровней против четырёх и обучение на многих ускорителях против одного. Отставание показывает цену перехода к вычислительной среде регионального подразделения. Предел самого подхода это сравнение не определяет.</w:t>
       </w:r>
     </w:p>
     <w:p>
@@ -4436,7 +4433,7 @@
         <w:pStyle w:val="BodyText"/>
       </w:pPr>
       <w:r>
-        <w:t xml:space="preserve">Аномальная корреляция нашей модели относительно той же климатологии равна 0,973 [0,968; 0,978] по области и 0,983 [0,977; 0,986] во внутренней зоне; по остальным полям области — 0,946 и 0,927 по составляющим ветра, 0,995 по давлению, 0,988 по T850 и 0,998 по Z500.</w:t>
+        <w:t xml:space="preserve">Аномальная корреляция нашей модели относительно той же климатологии равна 0,973 [0,968; 0,978] по области и 0,983 [0,977; 0,986] во внутренней зоне. По остальным полям области она равна 0,946 и 0,927 для составляющих ветра, 0,995 для давления, 0,988 для T850 и 0,998 для Z500.</w:t>
       </w:r>
     </w:p>
     <w:bookmarkEnd w:id="28"/>
@@ -4454,7 +4451,7 @@
         <w:pStyle w:val="FirstParagraph"/>
       </w:pPr>
       <w:r>
-        <w:t xml:space="preserve">Качество полученной модели определялось не архитектурой, а распределением обучающего сигнала: ни одно из проверенных вмешательств не касалось устройства сети. У обоих введённых весов обнаруживается внутренний максимум, и по одной причине: усиленная часть задачи отбирает ресурс у той, от которой сама зависит, — для целевой области это приток извне, для приземных каналов поля, формирующие приземную погоду.</w:t>
+        <w:t xml:space="preserve">Все улучшения, описанные в работе, получены без изменения архитектуры: менялось только распределение обучающего сигнала. Оба веса улучшают целевую часть задачи за счёт остальной. Большой вес вставки ухудшает прогноз на глобальной части графа, а от него через приток извне зависит и сама вставка. Веса каналов улучшают приземную температуру и снижают агрегат по всем каналам.</w:t>
       </w:r>
     </w:p>
     <w:bookmarkEnd w:id="29"/>
@@ -4472,7 +4469,7 @@
         <w:pStyle w:val="FirstParagraph"/>
       </w:pPr>
       <w:r>
-        <w:t xml:space="preserve">Межзапусковая изменчивость оценена одной парой прогонов с разными начальными значениями генератора: расхождение по сводному показателю 0,03 процентного пункта (73,41 против 73,40 %), то есть различия осмысленны начиная с десятых долей пункта. Вес целевой области</w:t>
+        <w:t xml:space="preserve">Изменчивость между запусками оценена одной парой прогонов с разными начальными значениями генератора. Агрегат у них расходится на 0,03 п.п. (73,41 против 73,40 %), и различия имеют смысл начиная с десятых долей пункта. Вес целевой области</w:t>
       </w:r>
       <w:r>
         <w:t xml:space="preserve"> </w:t>
@@ -4495,23 +4492,7 @@
         <w:t xml:space="preserve"> </w:t>
       </w:r>
       <w:r>
-        <w:t xml:space="preserve">и стратегия дообучения выбраны по табл. 3 и 4, посчитанным на</w:t>
-      </w:r>
-      <w:r>
-        <w:t xml:space="preserve"> </w:t>
-      </w:r>
-      <w:r>
-        <w:rPr>
-          <w:b/>
-          <w:bCs/>
-        </w:rPr>
-        <w:t xml:space="preserve">тестовой</w:t>
-      </w:r>
-      <w:r>
-        <w:t xml:space="preserve"> </w:t>
-      </w:r>
-      <w:r>
-        <w:t xml:space="preserve">выборке, а не на проверочной: отбор одного гиперпараметра из четырёх значений — слабая форма переиспользования, но величины для</w:t>
+        <w:t xml:space="preserve">и стратегию дообучения выбрали по табл. 3 и 4, которые посчитаны на тестовой выборке, а не на проверочной. Выбор одного гиперпараметра из четырёх значений слабо переиспользует тестовую выборку, но величины для</w:t>
       </w:r>
       <w:r>
         <w:t xml:space="preserve"> </w:t>
@@ -4534,7 +4515,7 @@
         <w:t xml:space="preserve"> </w:t>
       </w:r>
       <w:r>
-        <w:t xml:space="preserve">следует считать слегка оптимистичными. Веса каналов вычислены по обучающей выборке и оговорки не требуют.</w:t>
+        <w:t xml:space="preserve">следует считать слегка оптимистичными. К весам каналов эта оговорка не относится: их вычислили по обучающей выборке.</w:t>
       </w:r>
     </w:p>
     <w:p>
@@ -4542,7 +4523,7 @@
         <w:pStyle w:val="BodyText"/>
       </w:pPr>
       <w:r>
-        <w:t xml:space="preserve">Три приёма, ожидавшихся полезными, проверены и отвергнуты: внесение шума в авторегрессию (хуже на 5–15 %), ансамблирование дообученных состояний одной модели (корреляция ошибок 0,993, независимого разнообразия нет) и обучение на развёртке в двенадцать шагов вместо четырёх (разность 0,11 п.п., интервал накрывает ноль). Разбор вынесен в методическую работу.</w:t>
+        <w:t xml:space="preserve">Три приёма, от которых мы ждали пользы, не помогли. Шум в авторегрессии ухудшил прогноз на 5–15 %. Ансамбль дообученных состояний одной модели не дал выигрыша: ошибки состояний коррелируют с коэффициентом 0,993. Обучение на развёртке в двенадцать шагов вместо четырёх изменило агрегат на 0,11 п.п., и интервал накрывает ноль. Подробный разбор вынесен в отдельную методическую работу.</w:t>
       </w:r>
     </w:p>
     <w:p>
@@ -4550,7 +4531,7 @@
         <w:pStyle w:val="BodyText"/>
       </w:pPr>
       <w:r>
-        <w:t xml:space="preserve">Истиной служит реанализ, а не станционные наблюдения; он сглаживает подсеточные эффекты, включая городской остров тепла, поэтому оценки не переносятся на прогноз в точке станции без постобработки. Сопоставление с оперативной моделью не проводилось; при нём придётся учесть, что модель, обученная на реанализе, против реанализа и оценивается, то есть находится в благоприятном положении [12]. Результаты получены для одной территории и одного тестового окна, а прямое сравнение с региональной моделью с граничным форсингом [10] не выполнялось.</w:t>
+        <w:t xml:space="preserve">Истинным полем служит реанализ, а не станционные наблюдения. Реанализ сглаживает подсеточные эффекты, в том числе городской остров тепла, и наши оценки нельзя перенести на прогноз в точке станции без постобработки. С оперативной моделью мы не сравнивались. При таком сравнении нужно учесть, что модель, обученная на реанализе, оценивается против того же реанализа и находится в выгодном положении [12]. Результаты получены для одной территории и одного тестового окна. Прямого сравнения с региональной моделью с граничным форсингом [10] мы не проводили.</w:t>
       </w:r>
     </w:p>
     <w:bookmarkEnd w:id="30"/>
@@ -4568,7 +4549,7 @@
         <w:pStyle w:val="FirstParagraph"/>
       </w:pPr>
       <w:r>
-        <w:t xml:space="preserve">Уплотнение мультимасштабного графа за счёт слияния всех уровней икосаэдрической мозаики, а не двух, — приём, дающий дальние связи без роста числа параметров; расширение состава прогностических полей и переход к прогнозу с оценкой неопределённости через ансамбль возмущённых начальных состояний либо порождающие вероятностные модели; верификация по данным сети станций как условие принятия схемы оперативной практикой; наконец, включение циклического усвоения поступающих наблюдений в автоматический цикл выпуска прогноза.</w:t>
+        <w:t xml:space="preserve">Граф можно уплотнить, если объединить все уровни икосаэдрической мозаики, а не два. Это даёт дальние связи без роста числа параметров. Следующие шаги: больше прогностических полей и прогноз с оценкой неопределённости через ансамбль возмущённых начальных состояний или порождающие вероятностные модели. Чтобы схему приняли в оперативную практику, её нужно проверить по данным сети станций. Отдельная задача состоит в том, чтобы включить циклическое усвоение наблюдений в автоматический цикл выпуска прогноза.</w:t>
       </w:r>
     </w:p>
     <w:bookmarkEnd w:id="31"/>
@@ -4590,7 +4571,7 @@
         </w:numPr>
       </w:pPr>
       <w:r>
-        <w:t xml:space="preserve">Построена и проверена мультимасштабная графовая нейронная сеть регионального прогноза погоды, где глобальная и региональная части соединены без отдельной процедуры сшивания полей: диагностика стыка даёт переходный слой шириной около 100 км, который с ростом горизонта затухает. Обучение и расчёт умещаются в одну видеокарту, что делает воспроизведение схемы посильным для регионального подразделения гидрометслужбы.</w:t>
+        <w:t xml:space="preserve">Построена и проверена мультимасштабная графовая нейронная сеть для регионального прогноза погоды. Глобальная и региональная части в ней соединены без отдельной процедуры сшивания полей. Диагностика стыка показывает переходный слой шириной 100–200 км, где ошибка выше на 6–9 %, и с ростом горизонта этот слой не усиливается. Для обучения и расчёта хватает одного графического ускорителя.</w:t>
       </w:r>
     </w:p>
     <w:p>
@@ -4602,7 +4583,7 @@
         </w:numPr>
       </w:pPr>
       <w:r>
-        <w:t xml:space="preserve">Единый граф превосходит интерполяцию прогноза глобальной модели в узлы области по всем полям: выигрыш от 11 % по приземной температуре до 37–40 % по ветру и геопотенциалу.</w:t>
+        <w:t xml:space="preserve">Единый граф точнее интерполяции прогноза глобальной модели в узлы области по всем полям: выигрыш составляет 11 % по приземной температуре и 37–40 % по ветру и геопотенциалу.</w:t>
       </w:r>
     </w:p>
     <w:p>
@@ -4614,7 +4595,7 @@
         </w:numPr>
       </w:pPr>
       <w:r>
-        <w:t xml:space="preserve">Отбор обученного состояния по ошибке одношагового прогноза ненадёжен для многошагового; расписание заморозки процессора на итог не влияет, тогда как сама его адаптация необходима и даёт около 7,5 % по ошибке на проверочной выборке.</w:t>
+        <w:t xml:space="preserve">Отбор состояния модели по ошибке одношагового прогноза ненадёжен для многошагового прогноза. Расписание заморозки процессора на итоговую ошибку приземной температуры не влияет, но адаптировать процессор необходимо: без неё ошибка на проверочной выборке выше на 7,5 %.</w:t>
       </w:r>
     </w:p>
     <w:p>
@@ -4626,7 +4607,7 @@
         </w:numPr>
       </w:pPr>
       <w:r>
-        <w:t xml:space="preserve">Единственный агрегатный показатель скрывает различное поведение модели по отдельным полям, поэтому верификацию следует отчитывать покомпонентно.</w:t>
+        <w:t xml:space="preserve">Один агрегатный показатель скрывает разное поведение модели по отдельным полям. Результаты верификации нужно приводить по каждому целевому полю отдельно.</w:t>
       </w:r>
     </w:p>
     <w:p>
@@ -4638,7 +4619,7 @@
         </w:numPr>
       </w:pPr>
       <w:r>
-        <w:t xml:space="preserve">Распределение обучающего сигнала при равномерном усреднении функции потерь далеко от постановки задачи: узлы целевой области получают 1,7 % сигнала, приземная температура — 0,46 %. Явное взвешивание снижает ошибку приземной температуры на 10,2 % без изменения архитектуры и объёма обучения, причём у веса целевой области есть внутренний максимум, определяемый зависимостью прогноза внутри области от притока извне.</w:t>
+        <w:t xml:space="preserve">При равномерном усреднении функции потерь узлы целевой области получают 1,7 % обучающего сигнала, приземная температура 0,46 %. Явные веса снижают ошибку приземной температуры на 10,2 % без изменения архитектуры и объёма обучения. При слишком большом весе целевой области ухудшается прогноз на глобальной части графа, а от него через приток извне зависит и сама область.</w:t>
       </w:r>
     </w:p>
     <w:bookmarkEnd w:id="32"/>
@@ -5491,7 +5472,7 @@
         <w:t xml:space="preserve"> </w:t>
       </w:r>
       <w:r>
-        <w:t xml:space="preserve">(%) согласно (3). Тестовая выборка 1607 сроков; регион — 2501 узел, внутренняя зона — 45 узлов.</w:t>
+        <w:t xml:space="preserve">(%) согласно (3). Тестовая выборка 1607 сроков. Регион содержит 2501 узел, внутренняя зона 45 узлов.</w:t>
       </w:r>
     </w:p>
     <w:tbl>
@@ -6522,7 +6503,7 @@
         <w:t xml:space="preserve"> </w:t>
       </w:r>
       <w:r>
-        <w:t xml:space="preserve">Влияние весов в функции потерь. Регион, 1607 сроков; t2m усреднена по четырём горизонтам, последний столбец — ошибка по всей сетке графа.</w:t>
+        <w:t xml:space="preserve">Влияние весов в функции потерь. Регион, 1607 сроков. Ошибка t2m усреднена по четырём горизонтам. Последний столбец показывает ошибку по всей сетке графа.</w:t>
       </w:r>
     </w:p>
     <w:tbl>
@@ -7414,7 +7395,7 @@
         <w:t xml:space="preserve"> </w:t>
       </w:r>
       <w:r>
-        <w:t xml:space="preserve">Ошибка приземной температуры (°C) по расстоянию до границы вставки. Положительное расстояние — внутри вставки (шаг 0,25°), отрицательное — снаружи, на глобальной части графа (шаг 0,703°).</w:t>
+        <w:t xml:space="preserve">Ошибка приземной температуры (°C) по расстоянию до границы вставки. Положительное расстояние отсчитывается внутрь вставки (шаг 0,25°), отрицательное наружу, на глобальную часть графа (шаг 0,703°).</w:t>
       </w:r>
     </w:p>
     <w:tbl>
@@ -8571,7 +8552,7 @@
         <w:pStyle w:val="BodyText"/>
       </w:pPr>
       <w:r>
-        <w:t xml:space="preserve">Рис. 1. Прогноз приземной температуры на +24 ч в окрестности границы региональной вставки. Размер ячейки соответствует шагу сетки — 0,25° внутри вставки и 0,703° снаружи; штриховая линия — граница вставки.</w:t>
+        <w:t xml:space="preserve">Рис. 1. Прогноз приземной температуры на +24 ч в окрестности границы региональной вставки. Размер ячейки равен шагу сетки: 0,25° внутри вставки и 0,703° снаружи. Штриховой линией показана граница вставки.</w:t>
       </w:r>
     </w:p>
     <w:p>

--- a/docs/paper/article_gip.docx
+++ b/docs/paper/article_gip.docx
@@ -114,7 +114,7 @@
         <w:pStyle w:val="BodyText"/>
       </w:pPr>
       <w:r>
-        <w:t xml:space="preserve">Статья описывает графовую нейросетевую модель регионального прогноза погоды над югом Красноярского края. Глобальная сетка с шагом 0,703° и региональная вставка с шагом 0,25° образуют одну расчётную сетку из 133 279 узлов. Внешние граничные условия модели не нужны: поля на стыке двух разрешений согласует обмен сообщениями по графу, и этому модель учится вместе со всем остальным. У модели 5,9 млн обучаемых параметров, для обучения и прогноза хватает одного графического ускорителя. На независимой выборке из 1607 сроков, которая охватывает все сезоны, среднеквадратическая ошибка прогноза приземной температуры на сутки равна 1,47 °C. Агрегатная успешность относительно инерционного прогноза составляет 74,4 %, аномальная корреляция относительно климатологии равна 0,973. На общих узлах и сроках ошибка по приземной температуре в 1,33 раза больше, чем у глобальной модели GraphCast, у которой в шесть раз больше параметров. При равномерном усреднении функции потерь целевые узлы и приземные каналы получают малую долю обучающего сигнала. Явные веса по узлам и каналам снижают ошибку приземной температуры на 10,2 % в среднем по горизонтам и на 12,0 % на суточном сроке, а архитектура и объём обучения остаются прежними. Опыт с равным бюджетом обучения показал, что ошибка одношагового прогноза на проверочной выборке плохо подходит для отбора модели, которая строит многошаговый прогноз.</w:t>
+        <w:t xml:space="preserve">Статья описывает графовую нейросетевую модель регионального прогноза погоды над югом Красноярского края. Глобальная сетка с шагом 0,703° и региональная вставка с шагом 0,25° образуют одну расчётную сетку из 133 279 узлов. Внешние граничные условия модели не нужны: поля на стыке двух разрешений согласует обмен сообщениями по графу, и этому модель учится вместе со всем остальным. У модели 6,0 млн обучаемых параметров, для обучения и прогноза хватает одного графического ускорителя. На независимой выборке из 1607 сроков, которая охватывает все сезоны, среднеквадратическая ошибка прогноза приземной температуры на сутки равна 1,47 °C. Агрегатная успешность относительно инерционного прогноза составляет 74,4 %, аномальная корреляция относительно климатологии равна 0,973. На общих узлах и сроках ошибка по приземной температуре в 1,33 раза больше, чем у глобальной модели GraphCast, у которой в шесть раз больше параметров. При равномерном усреднении функции потерь целевые узлы и приземные каналы получают малую долю обучающего сигнала. Явные веса по узлам и каналам снижают ошибку приземной температуры на 10,2 % в среднем по горизонтам и на 12,0 % на суточном сроке, а архитектура и объём обучения остаются прежними. Опыт с равным бюджетом обучения показал, что ошибка одношагового прогноза на проверочной выборке плохо подходит для отбора модели, которая строит многошаговый прогноз.</w:t>
       </w:r>
     </w:p>
     <w:p>
@@ -230,7 +230,7 @@
         <w:pStyle w:val="BodyText"/>
       </w:pPr>
       <w:r>
-        <w:t xml:space="preserve">A regional neural network weather forecasting model for the south of Krasnoyarsk Krai is presented, built on a graph representation of the atmospheric state. A global mesh of 0.703° and a regional insert of 0.25° form a single graph of 133,279 nodes, removing the need for external lateral boundary conditions: the resolutions are reconciled at the interface by message passing during training. The model has 5.9 million trainable parameters and runs on a single GPU. On 1607 independent initial times covering all seasons the 2-m temperature error is 1.47 °C at the 24-h lead time, the aggregate skill score 74.4 % against persistence and the anomaly correlation 0.973 against climatology. On shared nodes and initial times it trails the global GraphCast by a factor of 1.33 with six times fewer parameters. The distribution of the training signal over nodes and channels arising from uniform averaging of the loss is far from the task: explicit weighting cuts the 2-m temperature error by 10.2 % at an equal budget and unchanged architecture. At an equal training budget the single-step validation error proves an unreliable criterion for selecting a model for multi-step forecasting.</w:t>
+        <w:t xml:space="preserve">A regional neural network weather forecasting model for the south of Krasnoyarsk Krai is presented, built on a graph representation of the atmospheric state. A global mesh of 0.703° and a regional insert of 0.25° form a single graph of 133,279 nodes, removing the need for external lateral boundary conditions: the resolutions are reconciled at the interface by message passing during training. The model has 6.0 million trainable parameters and runs on a single GPU. On 1607 independent initial times covering all seasons the 2-m temperature error is 1.47 °C at the 24-h lead time, the aggregate skill score 74.4 % against persistence and the anomaly correlation 0.973 against climatology. On shared nodes and initial times it trails the global GraphCast by a factor of 1.33 with six times fewer parameters. The distribution of the training signal over nodes and channels arising from uniform averaging of the loss is far from the task: explicit weighting cuts the 2-m temperature error by 10.2 % at an equal budget and unchanged architecture. At an equal training budget the single-step validation error proves an unreliable criterion for selecting a model for multi-step forecasting.</w:t>
       </w:r>
     </w:p>
     <w:p>
@@ -309,7 +309,7 @@
         </w:numPr>
       </w:pPr>
       <w:r>
-        <w:t xml:space="preserve">Модель намеренно сделана лёгкой: у неё 5,9 млн параметров, у моделей [3, 8, 9] от десятков до сотен миллионов. Для обучения и выпуска прогноза хватает одного графического ускорителя, и схему можно воспроизвести в вычислительной среде регионального управления гидрометслужбы.</w:t>
+        <w:t xml:space="preserve">Модель намеренно сделана лёгкой: у неё 6,0 млн параметров, у моделей [3, 8, 9] от десятков до сотен миллионов. Для обучения и выпуска прогноза хватает одного графического ускорителя, и схему можно воспроизвести в вычислительной среде регионального управления гидрометслужбы.</w:t>
       </w:r>
     </w:p>
     <w:p>
@@ -491,7 +491,7 @@
         <w:pStyle w:val="FirstParagraph"/>
       </w:pPr>
       <w:r>
-        <w:t xml:space="preserve">Региональное дообучение начинается с глобальной модели. Её обучили на тех же 19 полях на широтно-долготной сетке 512 × 256 узлов с шагом около 0,703°. Модель устроена по схеме «кодировщик–процессор–декодировщик» на графе. Кодировщик переносит признаки узлов расчётной сетки на вершины икосаэдрической мозаики (уровни детализации 4 и 6). Процессор выполняет 12 раундов обмена сообщениями блоком Interaction Network [2]. Декодировщик возвращает результат в узлы сетки. У модели 5,9 млн обучаемых параметров, в шесть раз меньше, чем у GraphCast [8], и для обучения и оперативного выпуска прогноза хватает одного графического ускорителя.</w:t>
+        <w:t xml:space="preserve">Региональное дообучение начинается с глобальной модели. Её обучили на тех же 19 полях на широтно-долготной сетке 512 × 256 узлов с шагом около 0,703°. Модель устроена по схеме «кодировщик–процессор–декодировщик» на графе. Кодировщик переносит признаки узлов расчётной сетки на вершины икосаэдрической мозаики (уровни детализации 4 и 6). Процессор выполняет 12 раундов обмена сообщениями блоком Interaction Network [2]. Декодировщик возвращает результат в узлы сетки. У модели 6,0 млн обучаемых параметров, в шесть раз меньше, чем у GraphCast [8], и для обучения и оперативного выпуска прогноза хватает одного графического ускорителя.</w:t>
       </w:r>
     </w:p>
     <w:p>
@@ -3658,7 +3658,7 @@
         <w:t xml:space="preserve"> </w:t>
       </w:r>
       <w:r>
-        <w:t xml:space="preserve">на вход идут два среза анализа. Конфигурации на 19 и 33 канала различаются только входным слоем кодировщика и выходным слоем декодировщика. Разница составляет около 11 тыс. параметров (0,2 %), и после округления число параметров у них одинаково.</w:t>
+        <w:t xml:space="preserve">на вход идут два среза анализа. Конфигурации на 19 и 33 канала различаются только входным слоем кодировщика и выходным слоем декодировщика. Разница составляет около 9 тыс. параметров (0,15 %), и после округления число параметров у них одинаково.</w:t>
       </w:r>
     </w:p>
     <w:bookmarkEnd w:id="18"/>
@@ -4425,7 +4425,7 @@
         <w:pStyle w:val="BodyText"/>
       </w:pPr>
       <w:r>
-        <w:t xml:space="preserve">GraphCast точнее по всем полям, сильнее всего по давлению на уровне моря. Такое соотношение ожидаемо. У GraphCast 36,7 млн параметров против 5,9 млн, разрешение 0,25° по всему шару против грубой глобальной сетки со вставкой, 37 уровней против четырёх и обучение на многих ускорителях против одного. Отставание показывает цену перехода к вычислительной среде регионального подразделения. Предел самого подхода это сравнение не определяет.</w:t>
+        <w:t xml:space="preserve">GraphCast точнее по всем полям, сильнее всего по давлению на уровне моря. Такое соотношение ожидаемо. У GraphCast 36,7 млн параметров против 6,0 млн, разрешение 0,25° по всему шару против грубой глобальной сетки со вставкой, 37 уровней против четырёх и обучение на многих ускорителях против одного. Отставание показывает цену перехода к вычислительной среде регионального подразделения. Предел самого подхода это сравнение не определяет.</w:t>
       </w:r>
     </w:p>
     <w:p>

--- a/docs/paper/article_gip.docx
+++ b/docs/paper/article_gip.docx
@@ -579,343 +579,385 @@
         <w:t xml:space="preserve">среднеквадратическая ошибка считается в физических единицах канала:</w:t>
       </w:r>
     </w:p>
-    <w:p>
-      <w:pPr>
-        <w:pStyle w:val="BodyText"/>
-      </w:pPr>
-      <m:oMathPara>
-        <m:oMathParaPr>
-          <m:jc m:val="center"/>
-        </m:oMathParaPr>
-        <m:oMath>
-          <m:sSub>
-            <m:e>
-              <m:r>
-                <m:rPr>
-                  <m:sty m:val="p"/>
-                </m:rPr>
-                <m:t>R</m:t>
-              </m:r>
-              <m:r>
-                <m:rPr>
-                  <m:sty m:val="p"/>
-                </m:rPr>
-                <m:t>M</m:t>
-              </m:r>
-              <m:r>
-                <m:rPr>
-                  <m:sty m:val="p"/>
-                </m:rPr>
-                <m:t>S</m:t>
-              </m:r>
-              <m:r>
-                <m:rPr>
-                  <m:sty m:val="p"/>
-                </m:rPr>
-                <m:t>E</m:t>
-              </m:r>
-            </m:e>
-            <m:sub>
-              <m:r>
-                <m:t>c</m:t>
-              </m:r>
-            </m:sub>
-          </m:sSub>
-          <m:r>
-            <m:rPr>
-              <m:sty m:val="p"/>
-            </m:rPr>
-            <m:t>(</m:t>
-          </m:r>
-          <m:r>
-            <m:t>τ</m:t>
-          </m:r>
-          <m:r>
-            <m:rPr>
-              <m:sty m:val="p"/>
-            </m:rPr>
-            <m:t>)</m:t>
-          </m:r>
-          <m:r>
-            <m:rPr>
-              <m:sty m:val="p"/>
-            </m:rPr>
-            <m:t>=</m:t>
-          </m:r>
-          <m:sSup>
-            <m:e>
-              <m:d>
-                <m:dPr>
-                  <m:begChr m:val="["/>
-                  <m:sepChr m:val=""/>
-                  <m:endChr m:val="]"/>
-                  <m:grow/>
-                </m:dPr>
-                <m:e>
-                  <m:f>
-                    <m:fPr>
-                      <m:type m:val="bar"/>
-                    </m:fPr>
-                    <m:num>
-                      <m:r>
-                        <m:t>1</m:t>
-                      </m:r>
-                    </m:num>
-                    <m:den>
-                      <m:r>
-                        <m:t>N</m:t>
-                      </m:r>
-                      <m:r>
-                        <m:t> </m:t>
-                      </m:r>
-                      <m:r>
-                        <m:rPr>
-                          <m:sty m:val="p"/>
-                        </m:rPr>
-                        <m:t>|</m:t>
-                      </m:r>
-                      <m:r>
-                        <m:rPr>
-                          <m:scr m:val="script"/>
-                          <m:sty m:val="p"/>
-                        </m:rPr>
-                        <m:t>G</m:t>
-                      </m:r>
-                      <m:r>
-                        <m:rPr>
-                          <m:sty m:val="p"/>
-                        </m:rPr>
-                        <m:t>|</m:t>
-                      </m:r>
-                    </m:den>
-                  </m:f>
-                  <m:nary>
-                    <m:naryPr>
-                      <m:chr m:val="∑"/>
-                      <m:limLoc m:val="undOvr"/>
-                      <m:subHide m:val="off"/>
-                      <m:supHide m:val="off"/>
-                    </m:naryPr>
-                    <m:sub>
-                      <m:r>
-                        <m:t>n</m:t>
-                      </m:r>
-                      <m:r>
-                        <m:rPr>
-                          <m:sty m:val="p"/>
-                        </m:rPr>
-                        <m:t>=</m:t>
-                      </m:r>
-                      <m:r>
-                        <m:t>1</m:t>
-                      </m:r>
-                    </m:sub>
-                    <m:sup>
-                      <m:r>
-                        <m:t>N</m:t>
-                      </m:r>
-                    </m:sup>
-                    <m:e>
-                      <m:nary>
-                        <m:naryPr>
-                          <m:chr m:val="∑"/>
-                          <m:limLoc m:val="undOvr"/>
-                          <m:subHide m:val="off"/>
-                          <m:supHide m:val="on"/>
-                        </m:naryPr>
-                        <m:sub>
-                          <m:r>
-                            <m:t>g</m:t>
-                          </m:r>
-                          <m:r>
-                            <m:rPr>
-                              <m:sty m:val="p"/>
-                            </m:rPr>
-                            <m:t>∈</m:t>
-                          </m:r>
-                          <m:r>
-                            <m:rPr>
-                              <m:scr m:val="script"/>
-                              <m:sty m:val="p"/>
-                            </m:rPr>
-                            <m:t>G</m:t>
-                          </m:r>
-                        </m:sub>
-                        <m:sup>
-                          <m:r>
-                            <m:t>​</m:t>
-                          </m:r>
-                        </m:sup>
-                        <m:e>
-                          <m:sSup>
-                            <m:e>
-                              <m:d>
-                                <m:dPr>
-                                  <m:begChr m:val="("/>
-                                  <m:sepChr m:val=""/>
-                                  <m:endChr m:val=")"/>
-                                  <m:grow/>
-                                </m:dPr>
-                                <m:e>
-                                  <m:sSubSup>
-                                    <m:e>
-                                      <m:acc>
-                                        <m:accPr>
-                                          <m:chr m:val="̂"/>
-                                        </m:accPr>
-                                        <m:e>
-                                          <m:r>
-                                            <m:t>x</m:t>
-                                          </m:r>
-                                        </m:e>
-                                      </m:acc>
-                                    </m:e>
-                                    <m:sub>
-                                      <m:r>
-                                        <m:t>c</m:t>
-                                      </m:r>
-                                      <m:r>
-                                        <m:rPr>
-                                          <m:sty m:val="p"/>
-                                        </m:rPr>
-                                        <m:t>,</m:t>
-                                      </m:r>
-                                      <m:r>
-                                        <m:t>g</m:t>
-                                      </m:r>
-                                    </m:sub>
-                                    <m:sup>
-                                      <m:r>
-                                        <m:rPr>
-                                          <m:sty m:val="p"/>
-                                        </m:rPr>
-                                        <m:t>(</m:t>
-                                      </m:r>
-                                      <m:r>
-                                        <m:t>n</m:t>
-                                      </m:r>
-                                      <m:r>
-                                        <m:rPr>
-                                          <m:sty m:val="p"/>
-                                        </m:rPr>
-                                        <m:t>)</m:t>
-                                      </m:r>
-                                    </m:sup>
-                                  </m:sSubSup>
-                                  <m:r>
-                                    <m:rPr>
-                                      <m:sty m:val="p"/>
-                                    </m:rPr>
-                                    <m:t>(</m:t>
-                                  </m:r>
-                                  <m:r>
-                                    <m:t>τ</m:t>
-                                  </m:r>
-                                  <m:r>
-                                    <m:rPr>
-                                      <m:sty m:val="p"/>
-                                    </m:rPr>
-                                    <m:t>)</m:t>
-                                  </m:r>
-                                  <m:r>
-                                    <m:rPr>
-                                      <m:sty m:val="p"/>
-                                    </m:rPr>
-                                    <m:t>−</m:t>
-                                  </m:r>
-                                  <m:sSubSup>
-                                    <m:e>
-                                      <m:r>
-                                        <m:t>x</m:t>
-                                      </m:r>
-                                    </m:e>
-                                    <m:sub>
-                                      <m:r>
-                                        <m:t>c</m:t>
-                                      </m:r>
-                                      <m:r>
-                                        <m:rPr>
-                                          <m:sty m:val="p"/>
-                                        </m:rPr>
-                                        <m:t>,</m:t>
-                                      </m:r>
-                                      <m:r>
-                                        <m:t>g</m:t>
-                                      </m:r>
-                                    </m:sub>
-                                    <m:sup>
-                                      <m:r>
-                                        <m:rPr>
-                                          <m:sty m:val="p"/>
-                                        </m:rPr>
-                                        <m:t>(</m:t>
-                                      </m:r>
-                                      <m:r>
-                                        <m:t>n</m:t>
-                                      </m:r>
-                                      <m:r>
-                                        <m:rPr>
-                                          <m:sty m:val="p"/>
-                                        </m:rPr>
-                                        <m:t>)</m:t>
-                                      </m:r>
-                                    </m:sup>
-                                  </m:sSubSup>
-                                  <m:r>
-                                    <m:rPr>
-                                      <m:sty m:val="p"/>
-                                    </m:rPr>
-                                    <m:t>(</m:t>
-                                  </m:r>
-                                  <m:r>
-                                    <m:t>τ</m:t>
-                                  </m:r>
-                                  <m:r>
-                                    <m:rPr>
-                                      <m:sty m:val="p"/>
-                                    </m:rPr>
-                                    <m:t>)</m:t>
-                                  </m:r>
-                                </m:e>
-                              </m:d>
-                            </m:e>
-                            <m:sup>
-                              <m:r>
-                                <m:t>2</m:t>
-                              </m:r>
-                            </m:sup>
-                          </m:sSup>
-                        </m:e>
-                      </m:nary>
-                    </m:e>
-                  </m:nary>
-                </m:e>
-              </m:d>
-            </m:e>
-            <m:sup>
-              <m:r>
-                <m:t>1</m:t>
-              </m:r>
-              <m:r>
-                <m:rPr>
-                  <m:sty m:val="p"/>
-                </m:rPr>
-                <m:t>/</m:t>
-              </m:r>
-              <m:r>
-                <m:t>2</m:t>
-              </m:r>
-            </m:sup>
-          </m:sSup>
-          <m:r>
-            <m:rPr>
-              <m:sty m:val="p"/>
-            </m:rPr>
-            <m:t>,</m:t>
-          </m:r>
-        </m:oMath>
-      </m:oMathPara>
-    </w:p>
+    <w:tbl>
+      <w:tblPr>
+        <w:tblW w:w="9639" w:type="dxa"/>
+        <w:tblBorders>
+          <w:top w:val="nil"/>
+          <w:left w:val="nil"/>
+          <w:bottom w:val="nil"/>
+          <w:right w:val="nil"/>
+          <w:insideH w:val="nil"/>
+          <w:insideV w:val="nil"/>
+        </w:tblBorders>
+        <w:tblLayout w:type="fixed"/>
+      </w:tblPr>
+      <w:tblGrid>
+        <w:gridCol w:w="8789"/>
+        <w:gridCol w:w="850"/>
+      </w:tblGrid>
+      <w:tr>
+        <w:tc>
+          <w:tcPr>
+            <w:tcW w:w="8789" w:type="dxa"/>
+            <w:vAlign w:val="center"/>
+          </w:tcPr>
+          <w:p>
+            <w:pPr>
+              <w:ind w:firstLine="0"/>
+              <w:jc w:val="center"/>
+            </w:pPr>
+            <m:oMathPara>
+              <m:oMathParaPr>
+                <m:jc m:val="center"/>
+              </m:oMathParaPr>
+              <m:oMath>
+                <m:sSub>
+                  <m:e>
+                    <m:r>
+                      <m:rPr>
+                        <m:sty m:val="p"/>
+                      </m:rPr>
+                      <m:t>R</m:t>
+                    </m:r>
+                    <m:r>
+                      <m:rPr>
+                        <m:sty m:val="p"/>
+                      </m:rPr>
+                      <m:t>M</m:t>
+                    </m:r>
+                    <m:r>
+                      <m:rPr>
+                        <m:sty m:val="p"/>
+                      </m:rPr>
+                      <m:t>S</m:t>
+                    </m:r>
+                    <m:r>
+                      <m:rPr>
+                        <m:sty m:val="p"/>
+                      </m:rPr>
+                      <m:t>E</m:t>
+                    </m:r>
+                  </m:e>
+                  <m:sub>
+                    <m:r>
+                      <m:t>c</m:t>
+                    </m:r>
+                  </m:sub>
+                </m:sSub>
+                <m:r>
+                  <m:rPr>
+                    <m:sty m:val="p"/>
+                  </m:rPr>
+                  <m:t>(</m:t>
+                </m:r>
+                <m:r>
+                  <m:t>τ</m:t>
+                </m:r>
+                <m:r>
+                  <m:rPr>
+                    <m:sty m:val="p"/>
+                  </m:rPr>
+                  <m:t>)</m:t>
+                </m:r>
+                <m:r>
+                  <m:rPr>
+                    <m:sty m:val="p"/>
+                  </m:rPr>
+                  <m:t>=</m:t>
+                </m:r>
+                <m:sSup>
+                  <m:e>
+                    <m:d>
+                      <m:dPr>
+                        <m:begChr m:val="["/>
+                        <m:sepChr m:val=""/>
+                        <m:endChr m:val="]"/>
+                        <m:grow/>
+                      </m:dPr>
+                      <m:e>
+                        <m:f>
+                          <m:fPr>
+                            <m:type m:val="bar"/>
+                          </m:fPr>
+                          <m:num>
+                            <m:r>
+                              <m:t>1</m:t>
+                            </m:r>
+                          </m:num>
+                          <m:den>
+                            <m:r>
+                              <m:t>N</m:t>
+                            </m:r>
+                            <m:r>
+                              <m:t> </m:t>
+                            </m:r>
+                            <m:r>
+                              <m:rPr>
+                                <m:sty m:val="p"/>
+                              </m:rPr>
+                              <m:t>|</m:t>
+                            </m:r>
+                            <m:r>
+                              <m:rPr>
+                                <m:scr m:val="script"/>
+                                <m:sty m:val="p"/>
+                              </m:rPr>
+                              <m:t>G</m:t>
+                            </m:r>
+                            <m:r>
+                              <m:rPr>
+                                <m:sty m:val="p"/>
+                              </m:rPr>
+                              <m:t>|</m:t>
+                            </m:r>
+                          </m:den>
+                        </m:f>
+                        <m:nary>
+                          <m:naryPr>
+                            <m:chr m:val="∑"/>
+                            <m:limLoc m:val="undOvr"/>
+                            <m:subHide m:val="off"/>
+                            <m:supHide m:val="off"/>
+                          </m:naryPr>
+                          <m:sub>
+                            <m:r>
+                              <m:t>n</m:t>
+                            </m:r>
+                            <m:r>
+                              <m:rPr>
+                                <m:sty m:val="p"/>
+                              </m:rPr>
+                              <m:t>=</m:t>
+                            </m:r>
+                            <m:r>
+                              <m:t>1</m:t>
+                            </m:r>
+                          </m:sub>
+                          <m:sup>
+                            <m:r>
+                              <m:t>N</m:t>
+                            </m:r>
+                          </m:sup>
+                          <m:e>
+                            <m:nary>
+                              <m:naryPr>
+                                <m:chr m:val="∑"/>
+                                <m:limLoc m:val="undOvr"/>
+                                <m:subHide m:val="off"/>
+                                <m:supHide m:val="on"/>
+                              </m:naryPr>
+                              <m:sub>
+                                <m:r>
+                                  <m:t>g</m:t>
+                                </m:r>
+                                <m:r>
+                                  <m:rPr>
+                                    <m:sty m:val="p"/>
+                                  </m:rPr>
+                                  <m:t>∈</m:t>
+                                </m:r>
+                                <m:r>
+                                  <m:rPr>
+                                    <m:scr m:val="script"/>
+                                    <m:sty m:val="p"/>
+                                  </m:rPr>
+                                  <m:t>G</m:t>
+                                </m:r>
+                              </m:sub>
+                              <m:sup>
+                                <m:r>
+                                  <m:t>​</m:t>
+                                </m:r>
+                              </m:sup>
+                              <m:e>
+                                <m:sSup>
+                                  <m:e>
+                                    <m:d>
+                                      <m:dPr>
+                                        <m:begChr m:val="("/>
+                                        <m:sepChr m:val=""/>
+                                        <m:endChr m:val=")"/>
+                                        <m:grow/>
+                                      </m:dPr>
+                                      <m:e>
+                                        <m:sSubSup>
+                                          <m:e>
+                                            <m:acc>
+                                              <m:accPr>
+                                                <m:chr m:val="̂"/>
+                                              </m:accPr>
+                                              <m:e>
+                                                <m:r>
+                                                  <m:t>x</m:t>
+                                                </m:r>
+                                              </m:e>
+                                            </m:acc>
+                                          </m:e>
+                                          <m:sub>
+                                            <m:r>
+                                              <m:t>c</m:t>
+                                            </m:r>
+                                            <m:r>
+                                              <m:rPr>
+                                                <m:sty m:val="p"/>
+                                              </m:rPr>
+                                              <m:t>,</m:t>
+                                            </m:r>
+                                            <m:r>
+                                              <m:t>g</m:t>
+                                            </m:r>
+                                          </m:sub>
+                                          <m:sup>
+                                            <m:r>
+                                              <m:rPr>
+                                                <m:sty m:val="p"/>
+                                              </m:rPr>
+                                              <m:t>(</m:t>
+                                            </m:r>
+                                            <m:r>
+                                              <m:t>n</m:t>
+                                            </m:r>
+                                            <m:r>
+                                              <m:rPr>
+                                                <m:sty m:val="p"/>
+                                              </m:rPr>
+                                              <m:t>)</m:t>
+                                            </m:r>
+                                          </m:sup>
+                                        </m:sSubSup>
+                                        <m:r>
+                                          <m:rPr>
+                                            <m:sty m:val="p"/>
+                                          </m:rPr>
+                                          <m:t>(</m:t>
+                                        </m:r>
+                                        <m:r>
+                                          <m:t>τ</m:t>
+                                        </m:r>
+                                        <m:r>
+                                          <m:rPr>
+                                            <m:sty m:val="p"/>
+                                          </m:rPr>
+                                          <m:t>)</m:t>
+                                        </m:r>
+                                        <m:r>
+                                          <m:rPr>
+                                            <m:sty m:val="p"/>
+                                          </m:rPr>
+                                          <m:t>−</m:t>
+                                        </m:r>
+                                        <m:sSubSup>
+                                          <m:e>
+                                            <m:r>
+                                              <m:t>x</m:t>
+                                            </m:r>
+                                          </m:e>
+                                          <m:sub>
+                                            <m:r>
+                                              <m:t>c</m:t>
+                                            </m:r>
+                                            <m:r>
+                                              <m:rPr>
+                                                <m:sty m:val="p"/>
+                                              </m:rPr>
+                                              <m:t>,</m:t>
+                                            </m:r>
+                                            <m:r>
+                                              <m:t>g</m:t>
+                                            </m:r>
+                                          </m:sub>
+                                          <m:sup>
+                                            <m:r>
+                                              <m:rPr>
+                                                <m:sty m:val="p"/>
+                                              </m:rPr>
+                                              <m:t>(</m:t>
+                                            </m:r>
+                                            <m:r>
+                                              <m:t>n</m:t>
+                                            </m:r>
+                                            <m:r>
+                                              <m:rPr>
+                                                <m:sty m:val="p"/>
+                                              </m:rPr>
+                                              <m:t>)</m:t>
+                                            </m:r>
+                                          </m:sup>
+                                        </m:sSubSup>
+                                        <m:r>
+                                          <m:rPr>
+                                            <m:sty m:val="p"/>
+                                          </m:rPr>
+                                          <m:t>(</m:t>
+                                        </m:r>
+                                        <m:r>
+                                          <m:t>τ</m:t>
+                                        </m:r>
+                                        <m:r>
+                                          <m:rPr>
+                                            <m:sty m:val="p"/>
+                                          </m:rPr>
+                                          <m:t>)</m:t>
+                                        </m:r>
+                                      </m:e>
+                                    </m:d>
+                                  </m:e>
+                                  <m:sup>
+                                    <m:r>
+                                      <m:t>2</m:t>
+                                    </m:r>
+                                  </m:sup>
+                                </m:sSup>
+                              </m:e>
+                            </m:nary>
+                          </m:e>
+                        </m:nary>
+                      </m:e>
+                    </m:d>
+                  </m:e>
+                  <m:sup>
+                    <m:r>
+                      <m:t>1</m:t>
+                    </m:r>
+                    <m:r>
+                      <m:rPr>
+                        <m:sty m:val="p"/>
+                      </m:rPr>
+                      <m:t>/</m:t>
+                    </m:r>
+                    <m:r>
+                      <m:t>2</m:t>
+                    </m:r>
+                  </m:sup>
+                </m:sSup>
+                <m:r>
+                  <m:rPr>
+                    <m:sty m:val="p"/>
+                  </m:rPr>
+                  <m:t>,</m:t>
+                </m:r>
+              </m:oMath>
+            </m:oMathPara>
+          </w:p>
+        </w:tc>
+        <w:tc>
+          <w:tcPr>
+            <w:tcW w:w="850" w:type="dxa"/>
+            <w:vAlign w:val="center"/>
+          </w:tcPr>
+          <w:p>
+            <w:pPr>
+              <w:ind w:firstLine="0"/>
+              <w:jc w:val="right"/>
+            </w:pPr>
+            <w:r>
+              <w:t>(1)</w:t>
+            </w:r>
+          </w:p>
+        </w:tc>
+      </w:tr>
+    </w:tbl>
     <w:p>
       <w:pPr>
         <w:pStyle w:val="FirstParagraph"/>
@@ -1059,208 +1101,250 @@
         <w:t xml:space="preserve">на все горизонты без изменений, климатический описан ниже. Успешность относительно эталона вычисляется так:</w:t>
       </w:r>
     </w:p>
-    <w:p>
-      <w:pPr>
-        <w:pStyle w:val="BodyText"/>
-      </w:pPr>
-      <m:oMathPara>
-        <m:oMathParaPr>
-          <m:jc m:val="center"/>
-        </m:oMathParaPr>
-        <m:oMath>
-          <m:sSub>
-            <m:e>
-              <m:r>
-                <m:t>S</m:t>
-              </m:r>
-            </m:e>
-            <m:sub>
-              <m:r>
-                <m:t>c</m:t>
-              </m:r>
-            </m:sub>
-          </m:sSub>
-          <m:r>
-            <m:rPr>
-              <m:sty m:val="p"/>
-            </m:rPr>
-            <m:t>(</m:t>
-          </m:r>
-          <m:r>
-            <m:t>τ</m:t>
-          </m:r>
-          <m:r>
-            <m:rPr>
-              <m:sty m:val="p"/>
-            </m:rPr>
-            <m:t>)</m:t>
-          </m:r>
-          <m:r>
-            <m:rPr>
-              <m:sty m:val="p"/>
-            </m:rPr>
-            <m:t>=</m:t>
-          </m:r>
-          <m:d>
-            <m:dPr>
-              <m:begChr m:val="("/>
-              <m:sepChr m:val=""/>
-              <m:endChr m:val=")"/>
-              <m:grow/>
-            </m:dPr>
-            <m:e>
-              <m:r>
-                <m:t>1</m:t>
-              </m:r>
-              <m:r>
-                <m:rPr>
-                  <m:sty m:val="p"/>
-                </m:rPr>
-                <m:t>−</m:t>
-              </m:r>
-              <m:f>
-                <m:fPr>
-                  <m:type m:val="bar"/>
-                </m:fPr>
-                <m:num>
-                  <m:sSub>
-                    <m:e>
-                      <m:r>
-                        <m:rPr>
-                          <m:sty m:val="p"/>
-                        </m:rPr>
-                        <m:t>R</m:t>
-                      </m:r>
-                      <m:r>
-                        <m:rPr>
-                          <m:sty m:val="p"/>
-                        </m:rPr>
-                        <m:t>M</m:t>
-                      </m:r>
-                      <m:r>
-                        <m:rPr>
-                          <m:sty m:val="p"/>
-                        </m:rPr>
-                        <m:t>S</m:t>
-                      </m:r>
-                      <m:r>
-                        <m:rPr>
-                          <m:sty m:val="p"/>
-                        </m:rPr>
-                        <m:t>E</m:t>
-                      </m:r>
-                    </m:e>
-                    <m:sub>
-                      <m:r>
-                        <m:t>c</m:t>
-                      </m:r>
-                    </m:sub>
-                  </m:sSub>
-                  <m:r>
-                    <m:rPr>
-                      <m:sty m:val="p"/>
-                    </m:rPr>
-                    <m:t>(</m:t>
-                  </m:r>
-                  <m:r>
-                    <m:t>τ</m:t>
-                  </m:r>
-                  <m:r>
-                    <m:rPr>
-                      <m:sty m:val="p"/>
-                    </m:rPr>
-                    <m:t>)</m:t>
-                  </m:r>
-                </m:num>
-                <m:den>
-                  <m:sSubSup>
-                    <m:e>
-                      <m:r>
-                        <m:rPr>
-                          <m:sty m:val="p"/>
-                        </m:rPr>
-                        <m:t>R</m:t>
-                      </m:r>
-                      <m:r>
-                        <m:rPr>
-                          <m:sty m:val="p"/>
-                        </m:rPr>
-                        <m:t>M</m:t>
-                      </m:r>
-                      <m:r>
-                        <m:rPr>
-                          <m:sty m:val="p"/>
-                        </m:rPr>
-                        <m:t>S</m:t>
-                      </m:r>
-                      <m:r>
-                        <m:rPr>
-                          <m:sty m:val="p"/>
-                        </m:rPr>
-                        <m:t>E</m:t>
-                      </m:r>
-                    </m:e>
-                    <m:sub>
-                      <m:r>
-                        <m:t>c</m:t>
-                      </m:r>
-                    </m:sub>
-                    <m:sup>
-                      <m:r>
-                        <m:rPr>
-                          <m:nor/>
-                          <m:sty m:val="p"/>
-                        </m:rPr>
-                        <m:t>эт</m:t>
-                      </m:r>
-                    </m:sup>
-                  </m:sSubSup>
-                  <m:r>
-                    <m:rPr>
-                      <m:sty m:val="p"/>
-                    </m:rPr>
-                    <m:t>(</m:t>
-                  </m:r>
-                  <m:r>
-                    <m:t>τ</m:t>
-                  </m:r>
-                  <m:r>
-                    <m:rPr>
-                      <m:sty m:val="p"/>
-                    </m:rPr>
-                    <m:t>)</m:t>
-                  </m:r>
-                </m:den>
-              </m:f>
-            </m:e>
-          </m:d>
-          <m:r>
-            <m:rPr>
-              <m:sty m:val="p"/>
-            </m:rPr>
-            <m:t>⋅</m:t>
-          </m:r>
-          <m:r>
-            <m:t>100</m:t>
-          </m:r>
-          <m:r>
-            <m:t> </m:t>
-          </m:r>
-          <m:r>
-            <m:rPr>
-              <m:sty m:val="p"/>
-            </m:rPr>
-            <m:t>%</m:t>
-          </m:r>
-          <m:r>
-            <m:rPr>
-              <m:sty m:val="p"/>
-            </m:rPr>
-            <m:t>,</m:t>
-          </m:r>
-        </m:oMath>
-      </m:oMathPara>
-    </w:p>
+    <w:tbl>
+      <w:tblPr>
+        <w:tblW w:w="9639" w:type="dxa"/>
+        <w:tblBorders>
+          <w:top w:val="nil"/>
+          <w:left w:val="nil"/>
+          <w:bottom w:val="nil"/>
+          <w:right w:val="nil"/>
+          <w:insideH w:val="nil"/>
+          <w:insideV w:val="nil"/>
+        </w:tblBorders>
+        <w:tblLayout w:type="fixed"/>
+      </w:tblPr>
+      <w:tblGrid>
+        <w:gridCol w:w="8789"/>
+        <w:gridCol w:w="850"/>
+      </w:tblGrid>
+      <w:tr>
+        <w:tc>
+          <w:tcPr>
+            <w:tcW w:w="8789" w:type="dxa"/>
+            <w:vAlign w:val="center"/>
+          </w:tcPr>
+          <w:p>
+            <w:pPr>
+              <w:ind w:firstLine="0"/>
+              <w:jc w:val="center"/>
+            </w:pPr>
+            <m:oMathPara>
+              <m:oMathParaPr>
+                <m:jc m:val="center"/>
+              </m:oMathParaPr>
+              <m:oMath>
+                <m:sSub>
+                  <m:e>
+                    <m:r>
+                      <m:t>S</m:t>
+                    </m:r>
+                  </m:e>
+                  <m:sub>
+                    <m:r>
+                      <m:t>c</m:t>
+                    </m:r>
+                  </m:sub>
+                </m:sSub>
+                <m:r>
+                  <m:rPr>
+                    <m:sty m:val="p"/>
+                  </m:rPr>
+                  <m:t>(</m:t>
+                </m:r>
+                <m:r>
+                  <m:t>τ</m:t>
+                </m:r>
+                <m:r>
+                  <m:rPr>
+                    <m:sty m:val="p"/>
+                  </m:rPr>
+                  <m:t>)</m:t>
+                </m:r>
+                <m:r>
+                  <m:rPr>
+                    <m:sty m:val="p"/>
+                  </m:rPr>
+                  <m:t>=</m:t>
+                </m:r>
+                <m:d>
+                  <m:dPr>
+                    <m:begChr m:val="("/>
+                    <m:sepChr m:val=""/>
+                    <m:endChr m:val=")"/>
+                    <m:grow/>
+                  </m:dPr>
+                  <m:e>
+                    <m:r>
+                      <m:t>1</m:t>
+                    </m:r>
+                    <m:r>
+                      <m:rPr>
+                        <m:sty m:val="p"/>
+                      </m:rPr>
+                      <m:t>−</m:t>
+                    </m:r>
+                    <m:f>
+                      <m:fPr>
+                        <m:type m:val="bar"/>
+                      </m:fPr>
+                      <m:num>
+                        <m:sSub>
+                          <m:e>
+                            <m:r>
+                              <m:rPr>
+                                <m:sty m:val="p"/>
+                              </m:rPr>
+                              <m:t>R</m:t>
+                            </m:r>
+                            <m:r>
+                              <m:rPr>
+                                <m:sty m:val="p"/>
+                              </m:rPr>
+                              <m:t>M</m:t>
+                            </m:r>
+                            <m:r>
+                              <m:rPr>
+                                <m:sty m:val="p"/>
+                              </m:rPr>
+                              <m:t>S</m:t>
+                            </m:r>
+                            <m:r>
+                              <m:rPr>
+                                <m:sty m:val="p"/>
+                              </m:rPr>
+                              <m:t>E</m:t>
+                            </m:r>
+                          </m:e>
+                          <m:sub>
+                            <m:r>
+                              <m:t>c</m:t>
+                            </m:r>
+                          </m:sub>
+                        </m:sSub>
+                        <m:r>
+                          <m:rPr>
+                            <m:sty m:val="p"/>
+                          </m:rPr>
+                          <m:t>(</m:t>
+                        </m:r>
+                        <m:r>
+                          <m:t>τ</m:t>
+                        </m:r>
+                        <m:r>
+                          <m:rPr>
+                            <m:sty m:val="p"/>
+                          </m:rPr>
+                          <m:t>)</m:t>
+                        </m:r>
+                      </m:num>
+                      <m:den>
+                        <m:sSubSup>
+                          <m:e>
+                            <m:r>
+                              <m:rPr>
+                                <m:sty m:val="p"/>
+                              </m:rPr>
+                              <m:t>R</m:t>
+                            </m:r>
+                            <m:r>
+                              <m:rPr>
+                                <m:sty m:val="p"/>
+                              </m:rPr>
+                              <m:t>M</m:t>
+                            </m:r>
+                            <m:r>
+                              <m:rPr>
+                                <m:sty m:val="p"/>
+                              </m:rPr>
+                              <m:t>S</m:t>
+                            </m:r>
+                            <m:r>
+                              <m:rPr>
+                                <m:sty m:val="p"/>
+                              </m:rPr>
+                              <m:t>E</m:t>
+                            </m:r>
+                          </m:e>
+                          <m:sub>
+                            <m:r>
+                              <m:t>c</m:t>
+                            </m:r>
+                          </m:sub>
+                          <m:sup>
+                            <m:r>
+                              <m:rPr>
+                                <m:nor/>
+                                <m:sty m:val="p"/>
+                              </m:rPr>
+                              <m:t>эт</m:t>
+                            </m:r>
+                          </m:sup>
+                        </m:sSubSup>
+                        <m:r>
+                          <m:rPr>
+                            <m:sty m:val="p"/>
+                          </m:rPr>
+                          <m:t>(</m:t>
+                        </m:r>
+                        <m:r>
+                          <m:t>τ</m:t>
+                        </m:r>
+                        <m:r>
+                          <m:rPr>
+                            <m:sty m:val="p"/>
+                          </m:rPr>
+                          <m:t>)</m:t>
+                        </m:r>
+                      </m:den>
+                    </m:f>
+                  </m:e>
+                </m:d>
+                <m:r>
+                  <m:rPr>
+                    <m:sty m:val="p"/>
+                  </m:rPr>
+                  <m:t>⋅</m:t>
+                </m:r>
+                <m:r>
+                  <m:t>100</m:t>
+                </m:r>
+                <m:r>
+                  <m:t> </m:t>
+                </m:r>
+                <m:r>
+                  <m:rPr>
+                    <m:sty m:val="p"/>
+                  </m:rPr>
+                  <m:t>%</m:t>
+                </m:r>
+                <m:r>
+                  <m:rPr>
+                    <m:sty m:val="p"/>
+                  </m:rPr>
+                  <m:t>,</m:t>
+                </m:r>
+              </m:oMath>
+            </m:oMathPara>
+          </w:p>
+        </w:tc>
+        <w:tc>
+          <w:tcPr>
+            <w:tcW w:w="850" w:type="dxa"/>
+            <w:vAlign w:val="center"/>
+          </w:tcPr>
+          <w:p>
+            <w:pPr>
+              <w:ind w:firstLine="0"/>
+              <w:jc w:val="right"/>
+            </w:pPr>
+            <w:r>
+              <w:t>(2)</w:t>
+            </w:r>
+          </w:p>
+        </w:tc>
+      </w:tr>
+    </w:tbl>
     <w:p>
       <w:pPr>
         <w:pStyle w:val="FirstParagraph"/>
@@ -1341,545 +1425,587 @@
         <w:t xml:space="preserve">Для сводной оценки служит агрегатный показатель. Каналы имеют разные единицы, и агрегат считается в стандартизованных переменных:</w:t>
       </w:r>
     </w:p>
-    <w:p>
-      <w:pPr>
-        <w:pStyle w:val="BodyText"/>
-      </w:pPr>
-      <m:oMathPara>
-        <m:oMathParaPr>
-          <m:jc m:val="center"/>
-        </m:oMathParaPr>
-        <m:oMath>
-          <m:bar>
-            <m:barPr>
-              <m:pos m:val="top"/>
-            </m:barPr>
-            <m:e>
-              <m:r>
-                <m:rPr>
-                  <m:sty m:val="p"/>
-                </m:rPr>
-                <m:t>R</m:t>
-              </m:r>
-              <m:r>
-                <m:rPr>
-                  <m:sty m:val="p"/>
-                </m:rPr>
-                <m:t>M</m:t>
-              </m:r>
-              <m:r>
-                <m:rPr>
-                  <m:sty m:val="p"/>
-                </m:rPr>
-                <m:t>S</m:t>
-              </m:r>
-              <m:r>
-                <m:rPr>
-                  <m:sty m:val="p"/>
-                </m:rPr>
-                <m:t>E</m:t>
-              </m:r>
-            </m:e>
-          </m:bar>
-          <m:r>
-            <m:rPr>
-              <m:sty m:val="p"/>
-            </m:rPr>
-            <m:t>=</m:t>
-          </m:r>
-          <m:sSup>
-            <m:e>
-              <m:d>
-                <m:dPr>
-                  <m:begChr m:val="["/>
-                  <m:sepChr m:val=""/>
-                  <m:endChr m:val="]"/>
-                  <m:grow/>
-                </m:dPr>
-                <m:e>
-                  <m:f>
-                    <m:fPr>
-                      <m:type m:val="bar"/>
-                    </m:fPr>
-                    <m:num>
-                      <m:r>
-                        <m:t>1</m:t>
-                      </m:r>
-                    </m:num>
-                    <m:den>
-                      <m:r>
-                        <m:t>N</m:t>
-                      </m:r>
-                      <m:r>
-                        <m:t> </m:t>
-                      </m:r>
-                      <m:r>
-                        <m:rPr>
-                          <m:sty m:val="p"/>
-                        </m:rPr>
-                        <m:t>|</m:t>
-                      </m:r>
-                      <m:r>
-                        <m:rPr>
-                          <m:scr m:val="script"/>
-                          <m:sty m:val="p"/>
-                        </m:rPr>
-                        <m:t>G</m:t>
-                      </m:r>
-                      <m:r>
-                        <m:rPr>
-                          <m:sty m:val="p"/>
-                        </m:rPr>
-                        <m:t>|</m:t>
-                      </m:r>
-                      <m:r>
-                        <m:t> </m:t>
-                      </m:r>
-                      <m:r>
-                        <m:t>C</m:t>
-                      </m:r>
-                      <m:r>
-                        <m:t> </m:t>
-                      </m:r>
-                      <m:r>
-                        <m:t>H</m:t>
-                      </m:r>
-                    </m:den>
-                  </m:f>
-                  <m:nary>
-                    <m:naryPr>
-                      <m:chr m:val="∑"/>
-                      <m:limLoc m:val="undOvr"/>
-                      <m:subHide m:val="off"/>
-                      <m:supHide m:val="on"/>
-                    </m:naryPr>
-                    <m:sub>
-                      <m:r>
-                        <m:t>n</m:t>
-                      </m:r>
-                    </m:sub>
-                    <m:sup>
-                      <m:r>
-                        <m:t>​</m:t>
-                      </m:r>
-                    </m:sup>
-                    <m:e>
-                      <m:nary>
-                        <m:naryPr>
-                          <m:chr m:val="∑"/>
-                          <m:limLoc m:val="undOvr"/>
-                          <m:subHide m:val="off"/>
-                          <m:supHide m:val="on"/>
-                        </m:naryPr>
-                        <m:sub>
-                          <m:r>
-                            <m:t>g</m:t>
-                          </m:r>
-                          <m:r>
-                            <m:rPr>
-                              <m:sty m:val="p"/>
-                            </m:rPr>
-                            <m:t>∈</m:t>
-                          </m:r>
-                          <m:r>
-                            <m:rPr>
-                              <m:scr m:val="script"/>
-                              <m:sty m:val="p"/>
-                            </m:rPr>
-                            <m:t>G</m:t>
-                          </m:r>
-                        </m:sub>
-                        <m:sup>
-                          <m:r>
-                            <m:t>​</m:t>
-                          </m:r>
-                        </m:sup>
-                        <m:e>
-                          <m:nary>
-                            <m:naryPr>
-                              <m:chr m:val="∑"/>
-                              <m:limLoc m:val="undOvr"/>
-                              <m:subHide m:val="off"/>
-                              <m:supHide m:val="off"/>
-                            </m:naryPr>
-                            <m:sub>
-                              <m:r>
-                                <m:t>c</m:t>
-                              </m:r>
-                              <m:r>
-                                <m:rPr>
-                                  <m:sty m:val="p"/>
-                                </m:rPr>
-                                <m:t>=</m:t>
-                              </m:r>
-                              <m:r>
-                                <m:t>1</m:t>
-                              </m:r>
-                            </m:sub>
-                            <m:sup>
-                              <m:r>
-                                <m:t>C</m:t>
-                              </m:r>
-                            </m:sup>
-                            <m:e>
-                              <m:nary>
-                                <m:naryPr>
-                                  <m:chr m:val="∑"/>
-                                  <m:limLoc m:val="undOvr"/>
-                                  <m:subHide m:val="off"/>
-                                  <m:supHide m:val="on"/>
-                                </m:naryPr>
-                                <m:sub>
-                                  <m:r>
-                                    <m:t>τ</m:t>
-                                  </m:r>
-                                </m:sub>
-                                <m:sup>
-                                  <m:r>
-                                    <m:t>​</m:t>
-                                  </m:r>
-                                </m:sup>
-                                <m:e>
-                                  <m:sSup>
-                                    <m:e>
-                                      <m:d>
-                                        <m:dPr>
-                                          <m:begChr m:val="("/>
-                                          <m:sepChr m:val=""/>
-                                          <m:endChr m:val=")"/>
-                                          <m:grow/>
-                                        </m:dPr>
-                                        <m:e>
-                                          <m:f>
-                                            <m:fPr>
-                                              <m:type m:val="bar"/>
-                                            </m:fPr>
-                                            <m:num>
-                                              <m:sSubSup>
-                                                <m:e>
-                                                  <m:acc>
-                                                    <m:accPr>
-                                                      <m:chr m:val="̂"/>
-                                                    </m:accPr>
-                                                    <m:e>
-                                                      <m:r>
-                                                        <m:t>x</m:t>
-                                                      </m:r>
-                                                    </m:e>
-                                                  </m:acc>
-                                                </m:e>
-                                                <m:sub>
-                                                  <m:r>
-                                                    <m:t>c</m:t>
-                                                  </m:r>
-                                                  <m:r>
-                                                    <m:rPr>
-                                                      <m:sty m:val="p"/>
-                                                    </m:rPr>
-                                                    <m:t>,</m:t>
-                                                  </m:r>
-                                                  <m:r>
-                                                    <m:t>g</m:t>
-                                                  </m:r>
-                                                </m:sub>
-                                                <m:sup>
-                                                  <m:r>
-                                                    <m:rPr>
-                                                      <m:sty m:val="p"/>
-                                                    </m:rPr>
-                                                    <m:t>(</m:t>
-                                                  </m:r>
-                                                  <m:r>
-                                                    <m:t>n</m:t>
-                                                  </m:r>
-                                                  <m:r>
-                                                    <m:rPr>
-                                                      <m:sty m:val="p"/>
-                                                    </m:rPr>
-                                                    <m:t>)</m:t>
-                                                  </m:r>
-                                                </m:sup>
-                                              </m:sSubSup>
-                                              <m:r>
-                                                <m:rPr>
-                                                  <m:sty m:val="p"/>
-                                                </m:rPr>
-                                                <m:t>(</m:t>
-                                              </m:r>
-                                              <m:r>
-                                                <m:t>τ</m:t>
-                                              </m:r>
-                                              <m:r>
-                                                <m:rPr>
-                                                  <m:sty m:val="p"/>
-                                                </m:rPr>
-                                                <m:t>)</m:t>
-                                              </m:r>
-                                              <m:r>
-                                                <m:rPr>
-                                                  <m:sty m:val="p"/>
-                                                </m:rPr>
-                                                <m:t>−</m:t>
-                                              </m:r>
-                                              <m:sSubSup>
-                                                <m:e>
-                                                  <m:r>
-                                                    <m:t>x</m:t>
-                                                  </m:r>
-                                                </m:e>
-                                                <m:sub>
-                                                  <m:r>
-                                                    <m:t>c</m:t>
-                                                  </m:r>
-                                                  <m:r>
-                                                    <m:rPr>
-                                                      <m:sty m:val="p"/>
-                                                    </m:rPr>
-                                                    <m:t>,</m:t>
-                                                  </m:r>
-                                                  <m:r>
-                                                    <m:t>g</m:t>
-                                                  </m:r>
-                                                </m:sub>
-                                                <m:sup>
-                                                  <m:r>
-                                                    <m:rPr>
-                                                      <m:sty m:val="p"/>
-                                                    </m:rPr>
-                                                    <m:t>(</m:t>
-                                                  </m:r>
-                                                  <m:r>
-                                                    <m:t>n</m:t>
-                                                  </m:r>
-                                                  <m:r>
-                                                    <m:rPr>
-                                                      <m:sty m:val="p"/>
-                                                    </m:rPr>
-                                                    <m:t>)</m:t>
-                                                  </m:r>
-                                                </m:sup>
-                                              </m:sSubSup>
-                                              <m:r>
-                                                <m:rPr>
-                                                  <m:sty m:val="p"/>
-                                                </m:rPr>
-                                                <m:t>(</m:t>
-                                              </m:r>
-                                              <m:r>
-                                                <m:t>τ</m:t>
-                                              </m:r>
-                                              <m:r>
-                                                <m:rPr>
-                                                  <m:sty m:val="p"/>
-                                                </m:rPr>
-                                                <m:t>)</m:t>
-                                              </m:r>
-                                            </m:num>
-                                            <m:den>
-                                              <m:sSub>
-                                                <m:e>
-                                                  <m:r>
-                                                    <m:t>σ</m:t>
-                                                  </m:r>
-                                                </m:e>
-                                                <m:sub>
-                                                  <m:r>
-                                                    <m:t>c</m:t>
-                                                  </m:r>
-                                                </m:sub>
-                                              </m:sSub>
-                                            </m:den>
-                                          </m:f>
-                                        </m:e>
-                                      </m:d>
-                                    </m:e>
-                                    <m:sup>
-                                      <m:r>
-                                        <m:t>2</m:t>
-                                      </m:r>
-                                    </m:sup>
-                                  </m:sSup>
-                                </m:e>
-                              </m:nary>
-                            </m:e>
-                          </m:nary>
-                        </m:e>
-                      </m:nary>
-                    </m:e>
-                  </m:nary>
-                </m:e>
-              </m:d>
-            </m:e>
-            <m:sup>
-              <m:r>
-                <m:t>1</m:t>
-              </m:r>
-              <m:r>
-                <m:rPr>
-                  <m:sty m:val="p"/>
-                </m:rPr>
-                <m:t>/</m:t>
-              </m:r>
-              <m:r>
-                <m:t>2</m:t>
-              </m:r>
-            </m:sup>
-          </m:sSup>
-          <m:r>
-            <m:rPr>
-              <m:sty m:val="p"/>
-            </m:rPr>
-            <m:t>,</m:t>
-          </m:r>
-          <m:r>
-            <m:t>  </m:t>
-          </m:r>
-          <m:acc>
-            <m:accPr>
-              <m:chr m:val="‾"/>
-            </m:accPr>
-            <m:e>
-              <m:r>
-                <m:t>S</m:t>
-              </m:r>
-            </m:e>
-          </m:acc>
-          <m:r>
-            <m:rPr>
-              <m:sty m:val="p"/>
-            </m:rPr>
-            <m:t>=</m:t>
-          </m:r>
-          <m:d>
-            <m:dPr>
-              <m:begChr m:val="("/>
-              <m:sepChr m:val=""/>
-              <m:endChr m:val=")"/>
-              <m:grow/>
-            </m:dPr>
-            <m:e>
-              <m:r>
-                <m:t>1</m:t>
-              </m:r>
-              <m:r>
-                <m:rPr>
-                  <m:sty m:val="p"/>
-                </m:rPr>
-                <m:t>−</m:t>
-              </m:r>
-              <m:f>
-                <m:fPr>
-                  <m:type m:val="bar"/>
-                </m:fPr>
-                <m:num>
-                  <m:bar>
-                    <m:barPr>
-                      <m:pos m:val="top"/>
-                    </m:barPr>
-                    <m:e>
-                      <m:r>
-                        <m:rPr>
-                          <m:sty m:val="p"/>
-                        </m:rPr>
-                        <m:t>R</m:t>
-                      </m:r>
-                      <m:r>
-                        <m:rPr>
-                          <m:sty m:val="p"/>
-                        </m:rPr>
-                        <m:t>M</m:t>
-                      </m:r>
-                      <m:r>
-                        <m:rPr>
-                          <m:sty m:val="p"/>
-                        </m:rPr>
-                        <m:t>S</m:t>
-                      </m:r>
-                      <m:r>
-                        <m:rPr>
-                          <m:sty m:val="p"/>
-                        </m:rPr>
-                        <m:t>E</m:t>
-                      </m:r>
-                    </m:e>
-                  </m:bar>
-                </m:num>
-                <m:den>
-                  <m:sSup>
-                    <m:e>
-                      <m:bar>
-                        <m:barPr>
-                          <m:pos m:val="top"/>
-                        </m:barPr>
-                        <m:e>
-                          <m:r>
-                            <m:rPr>
-                              <m:sty m:val="p"/>
-                            </m:rPr>
-                            <m:t>R</m:t>
-                          </m:r>
-                          <m:r>
-                            <m:rPr>
-                              <m:sty m:val="p"/>
-                            </m:rPr>
-                            <m:t>M</m:t>
-                          </m:r>
-                          <m:r>
-                            <m:rPr>
-                              <m:sty m:val="p"/>
-                            </m:rPr>
-                            <m:t>S</m:t>
-                          </m:r>
-                          <m:r>
-                            <m:rPr>
-                              <m:sty m:val="p"/>
-                            </m:rPr>
-                            <m:t>E</m:t>
-                          </m:r>
-                        </m:e>
-                      </m:bar>
-                    </m:e>
-                    <m:sup>
-                      <m:r>
-                        <m:rPr>
-                          <m:nor/>
-                          <m:sty m:val="p"/>
-                        </m:rPr>
-                        <m:t>эт</m:t>
-                      </m:r>
-                    </m:sup>
-                  </m:sSup>
-                </m:den>
-              </m:f>
-            </m:e>
-          </m:d>
-          <m:r>
-            <m:rPr>
-              <m:sty m:val="p"/>
-            </m:rPr>
-            <m:t>⋅</m:t>
-          </m:r>
-          <m:r>
-            <m:t>100</m:t>
-          </m:r>
-          <m:r>
-            <m:t> </m:t>
-          </m:r>
-          <m:r>
-            <m:rPr>
-              <m:sty m:val="p"/>
-            </m:rPr>
-            <m:t>%</m:t>
-          </m:r>
-          <m:r>
-            <m:rPr>
-              <m:sty m:val="p"/>
-            </m:rPr>
-            <m:t>,</m:t>
-          </m:r>
-        </m:oMath>
-      </m:oMathPara>
-    </w:p>
+    <w:tbl>
+      <w:tblPr>
+        <w:tblW w:w="9639" w:type="dxa"/>
+        <w:tblBorders>
+          <w:top w:val="nil"/>
+          <w:left w:val="nil"/>
+          <w:bottom w:val="nil"/>
+          <w:right w:val="nil"/>
+          <w:insideH w:val="nil"/>
+          <w:insideV w:val="nil"/>
+        </w:tblBorders>
+        <w:tblLayout w:type="fixed"/>
+      </w:tblPr>
+      <w:tblGrid>
+        <w:gridCol w:w="8789"/>
+        <w:gridCol w:w="850"/>
+      </w:tblGrid>
+      <w:tr>
+        <w:tc>
+          <w:tcPr>
+            <w:tcW w:w="8789" w:type="dxa"/>
+            <w:vAlign w:val="center"/>
+          </w:tcPr>
+          <w:p>
+            <w:pPr>
+              <w:ind w:firstLine="0"/>
+              <w:jc w:val="center"/>
+            </w:pPr>
+            <m:oMathPara>
+              <m:oMathParaPr>
+                <m:jc m:val="center"/>
+              </m:oMathParaPr>
+              <m:oMath>
+                <m:bar>
+                  <m:barPr>
+                    <m:pos m:val="top"/>
+                  </m:barPr>
+                  <m:e>
+                    <m:r>
+                      <m:rPr>
+                        <m:sty m:val="p"/>
+                      </m:rPr>
+                      <m:t>R</m:t>
+                    </m:r>
+                    <m:r>
+                      <m:rPr>
+                        <m:sty m:val="p"/>
+                      </m:rPr>
+                      <m:t>M</m:t>
+                    </m:r>
+                    <m:r>
+                      <m:rPr>
+                        <m:sty m:val="p"/>
+                      </m:rPr>
+                      <m:t>S</m:t>
+                    </m:r>
+                    <m:r>
+                      <m:rPr>
+                        <m:sty m:val="p"/>
+                      </m:rPr>
+                      <m:t>E</m:t>
+                    </m:r>
+                  </m:e>
+                </m:bar>
+                <m:r>
+                  <m:rPr>
+                    <m:sty m:val="p"/>
+                  </m:rPr>
+                  <m:t>=</m:t>
+                </m:r>
+                <m:sSup>
+                  <m:e>
+                    <m:d>
+                      <m:dPr>
+                        <m:begChr m:val="["/>
+                        <m:sepChr m:val=""/>
+                        <m:endChr m:val="]"/>
+                        <m:grow/>
+                      </m:dPr>
+                      <m:e>
+                        <m:f>
+                          <m:fPr>
+                            <m:type m:val="bar"/>
+                          </m:fPr>
+                          <m:num>
+                            <m:r>
+                              <m:t>1</m:t>
+                            </m:r>
+                          </m:num>
+                          <m:den>
+                            <m:r>
+                              <m:t>N</m:t>
+                            </m:r>
+                            <m:r>
+                              <m:t> </m:t>
+                            </m:r>
+                            <m:r>
+                              <m:rPr>
+                                <m:sty m:val="p"/>
+                              </m:rPr>
+                              <m:t>|</m:t>
+                            </m:r>
+                            <m:r>
+                              <m:rPr>
+                                <m:scr m:val="script"/>
+                                <m:sty m:val="p"/>
+                              </m:rPr>
+                              <m:t>G</m:t>
+                            </m:r>
+                            <m:r>
+                              <m:rPr>
+                                <m:sty m:val="p"/>
+                              </m:rPr>
+                              <m:t>|</m:t>
+                            </m:r>
+                            <m:r>
+                              <m:t> </m:t>
+                            </m:r>
+                            <m:r>
+                              <m:t>C</m:t>
+                            </m:r>
+                            <m:r>
+                              <m:t> </m:t>
+                            </m:r>
+                            <m:r>
+                              <m:t>H</m:t>
+                            </m:r>
+                          </m:den>
+                        </m:f>
+                        <m:nary>
+                          <m:naryPr>
+                            <m:chr m:val="∑"/>
+                            <m:limLoc m:val="undOvr"/>
+                            <m:subHide m:val="off"/>
+                            <m:supHide m:val="on"/>
+                          </m:naryPr>
+                          <m:sub>
+                            <m:r>
+                              <m:t>n</m:t>
+                            </m:r>
+                          </m:sub>
+                          <m:sup>
+                            <m:r>
+                              <m:t>​</m:t>
+                            </m:r>
+                          </m:sup>
+                          <m:e>
+                            <m:nary>
+                              <m:naryPr>
+                                <m:chr m:val="∑"/>
+                                <m:limLoc m:val="undOvr"/>
+                                <m:subHide m:val="off"/>
+                                <m:supHide m:val="on"/>
+                              </m:naryPr>
+                              <m:sub>
+                                <m:r>
+                                  <m:t>g</m:t>
+                                </m:r>
+                                <m:r>
+                                  <m:rPr>
+                                    <m:sty m:val="p"/>
+                                  </m:rPr>
+                                  <m:t>∈</m:t>
+                                </m:r>
+                                <m:r>
+                                  <m:rPr>
+                                    <m:scr m:val="script"/>
+                                    <m:sty m:val="p"/>
+                                  </m:rPr>
+                                  <m:t>G</m:t>
+                                </m:r>
+                              </m:sub>
+                              <m:sup>
+                                <m:r>
+                                  <m:t>​</m:t>
+                                </m:r>
+                              </m:sup>
+                              <m:e>
+                                <m:nary>
+                                  <m:naryPr>
+                                    <m:chr m:val="∑"/>
+                                    <m:limLoc m:val="undOvr"/>
+                                    <m:subHide m:val="off"/>
+                                    <m:supHide m:val="off"/>
+                                  </m:naryPr>
+                                  <m:sub>
+                                    <m:r>
+                                      <m:t>c</m:t>
+                                    </m:r>
+                                    <m:r>
+                                      <m:rPr>
+                                        <m:sty m:val="p"/>
+                                      </m:rPr>
+                                      <m:t>=</m:t>
+                                    </m:r>
+                                    <m:r>
+                                      <m:t>1</m:t>
+                                    </m:r>
+                                  </m:sub>
+                                  <m:sup>
+                                    <m:r>
+                                      <m:t>C</m:t>
+                                    </m:r>
+                                  </m:sup>
+                                  <m:e>
+                                    <m:nary>
+                                      <m:naryPr>
+                                        <m:chr m:val="∑"/>
+                                        <m:limLoc m:val="undOvr"/>
+                                        <m:subHide m:val="off"/>
+                                        <m:supHide m:val="on"/>
+                                      </m:naryPr>
+                                      <m:sub>
+                                        <m:r>
+                                          <m:t>τ</m:t>
+                                        </m:r>
+                                      </m:sub>
+                                      <m:sup>
+                                        <m:r>
+                                          <m:t>​</m:t>
+                                        </m:r>
+                                      </m:sup>
+                                      <m:e>
+                                        <m:sSup>
+                                          <m:e>
+                                            <m:d>
+                                              <m:dPr>
+                                                <m:begChr m:val="("/>
+                                                <m:sepChr m:val=""/>
+                                                <m:endChr m:val=")"/>
+                                                <m:grow/>
+                                              </m:dPr>
+                                              <m:e>
+                                                <m:f>
+                                                  <m:fPr>
+                                                    <m:type m:val="bar"/>
+                                                  </m:fPr>
+                                                  <m:num>
+                                                    <m:sSubSup>
+                                                      <m:e>
+                                                        <m:acc>
+                                                          <m:accPr>
+                                                            <m:chr m:val="̂"/>
+                                                          </m:accPr>
+                                                          <m:e>
+                                                            <m:r>
+                                                              <m:t>x</m:t>
+                                                            </m:r>
+                                                          </m:e>
+                                                        </m:acc>
+                                                      </m:e>
+                                                      <m:sub>
+                                                        <m:r>
+                                                          <m:t>c</m:t>
+                                                        </m:r>
+                                                        <m:r>
+                                                          <m:rPr>
+                                                            <m:sty m:val="p"/>
+                                                          </m:rPr>
+                                                          <m:t>,</m:t>
+                                                        </m:r>
+                                                        <m:r>
+                                                          <m:t>g</m:t>
+                                                        </m:r>
+                                                      </m:sub>
+                                                      <m:sup>
+                                                        <m:r>
+                                                          <m:rPr>
+                                                            <m:sty m:val="p"/>
+                                                          </m:rPr>
+                                                          <m:t>(</m:t>
+                                                        </m:r>
+                                                        <m:r>
+                                                          <m:t>n</m:t>
+                                                        </m:r>
+                                                        <m:r>
+                                                          <m:rPr>
+                                                            <m:sty m:val="p"/>
+                                                          </m:rPr>
+                                                          <m:t>)</m:t>
+                                                        </m:r>
+                                                      </m:sup>
+                                                    </m:sSubSup>
+                                                    <m:r>
+                                                      <m:rPr>
+                                                        <m:sty m:val="p"/>
+                                                      </m:rPr>
+                                                      <m:t>(</m:t>
+                                                    </m:r>
+                                                    <m:r>
+                                                      <m:t>τ</m:t>
+                                                    </m:r>
+                                                    <m:r>
+                                                      <m:rPr>
+                                                        <m:sty m:val="p"/>
+                                                      </m:rPr>
+                                                      <m:t>)</m:t>
+                                                    </m:r>
+                                                    <m:r>
+                                                      <m:rPr>
+                                                        <m:sty m:val="p"/>
+                                                      </m:rPr>
+                                                      <m:t>−</m:t>
+                                                    </m:r>
+                                                    <m:sSubSup>
+                                                      <m:e>
+                                                        <m:r>
+                                                          <m:t>x</m:t>
+                                                        </m:r>
+                                                      </m:e>
+                                                      <m:sub>
+                                                        <m:r>
+                                                          <m:t>c</m:t>
+                                                        </m:r>
+                                                        <m:r>
+                                                          <m:rPr>
+                                                            <m:sty m:val="p"/>
+                                                          </m:rPr>
+                                                          <m:t>,</m:t>
+                                                        </m:r>
+                                                        <m:r>
+                                                          <m:t>g</m:t>
+                                                        </m:r>
+                                                      </m:sub>
+                                                      <m:sup>
+                                                        <m:r>
+                                                          <m:rPr>
+                                                            <m:sty m:val="p"/>
+                                                          </m:rPr>
+                                                          <m:t>(</m:t>
+                                                        </m:r>
+                                                        <m:r>
+                                                          <m:t>n</m:t>
+                                                        </m:r>
+                                                        <m:r>
+                                                          <m:rPr>
+                                                            <m:sty m:val="p"/>
+                                                          </m:rPr>
+                                                          <m:t>)</m:t>
+                                                        </m:r>
+                                                      </m:sup>
+                                                    </m:sSubSup>
+                                                    <m:r>
+                                                      <m:rPr>
+                                                        <m:sty m:val="p"/>
+                                                      </m:rPr>
+                                                      <m:t>(</m:t>
+                                                    </m:r>
+                                                    <m:r>
+                                                      <m:t>τ</m:t>
+                                                    </m:r>
+                                                    <m:r>
+                                                      <m:rPr>
+                                                        <m:sty m:val="p"/>
+                                                      </m:rPr>
+                                                      <m:t>)</m:t>
+                                                    </m:r>
+                                                  </m:num>
+                                                  <m:den>
+                                                    <m:sSub>
+                                                      <m:e>
+                                                        <m:r>
+                                                          <m:t>σ</m:t>
+                                                        </m:r>
+                                                      </m:e>
+                                                      <m:sub>
+                                                        <m:r>
+                                                          <m:t>c</m:t>
+                                                        </m:r>
+                                                      </m:sub>
+                                                    </m:sSub>
+                                                  </m:den>
+                                                </m:f>
+                                              </m:e>
+                                            </m:d>
+                                          </m:e>
+                                          <m:sup>
+                                            <m:r>
+                                              <m:t>2</m:t>
+                                            </m:r>
+                                          </m:sup>
+                                        </m:sSup>
+                                      </m:e>
+                                    </m:nary>
+                                  </m:e>
+                                </m:nary>
+                              </m:e>
+                            </m:nary>
+                          </m:e>
+                        </m:nary>
+                      </m:e>
+                    </m:d>
+                  </m:e>
+                  <m:sup>
+                    <m:r>
+                      <m:t>1</m:t>
+                    </m:r>
+                    <m:r>
+                      <m:rPr>
+                        <m:sty m:val="p"/>
+                      </m:rPr>
+                      <m:t>/</m:t>
+                    </m:r>
+                    <m:r>
+                      <m:t>2</m:t>
+                    </m:r>
+                  </m:sup>
+                </m:sSup>
+                <m:r>
+                  <m:rPr>
+                    <m:sty m:val="p"/>
+                  </m:rPr>
+                  <m:t>,</m:t>
+                </m:r>
+                <m:r>
+                  <m:t>  </m:t>
+                </m:r>
+                <m:acc>
+                  <m:accPr>
+                    <m:chr m:val="‾"/>
+                  </m:accPr>
+                  <m:e>
+                    <m:r>
+                      <m:t>S</m:t>
+                    </m:r>
+                  </m:e>
+                </m:acc>
+                <m:r>
+                  <m:rPr>
+                    <m:sty m:val="p"/>
+                  </m:rPr>
+                  <m:t>=</m:t>
+                </m:r>
+                <m:d>
+                  <m:dPr>
+                    <m:begChr m:val="("/>
+                    <m:sepChr m:val=""/>
+                    <m:endChr m:val=")"/>
+                    <m:grow/>
+                  </m:dPr>
+                  <m:e>
+                    <m:r>
+                      <m:t>1</m:t>
+                    </m:r>
+                    <m:r>
+                      <m:rPr>
+                        <m:sty m:val="p"/>
+                      </m:rPr>
+                      <m:t>−</m:t>
+                    </m:r>
+                    <m:f>
+                      <m:fPr>
+                        <m:type m:val="bar"/>
+                      </m:fPr>
+                      <m:num>
+                        <m:bar>
+                          <m:barPr>
+                            <m:pos m:val="top"/>
+                          </m:barPr>
+                          <m:e>
+                            <m:r>
+                              <m:rPr>
+                                <m:sty m:val="p"/>
+                              </m:rPr>
+                              <m:t>R</m:t>
+                            </m:r>
+                            <m:r>
+                              <m:rPr>
+                                <m:sty m:val="p"/>
+                              </m:rPr>
+                              <m:t>M</m:t>
+                            </m:r>
+                            <m:r>
+                              <m:rPr>
+                                <m:sty m:val="p"/>
+                              </m:rPr>
+                              <m:t>S</m:t>
+                            </m:r>
+                            <m:r>
+                              <m:rPr>
+                                <m:sty m:val="p"/>
+                              </m:rPr>
+                              <m:t>E</m:t>
+                            </m:r>
+                          </m:e>
+                        </m:bar>
+                      </m:num>
+                      <m:den>
+                        <m:sSup>
+                          <m:e>
+                            <m:bar>
+                              <m:barPr>
+                                <m:pos m:val="top"/>
+                              </m:barPr>
+                              <m:e>
+                                <m:r>
+                                  <m:rPr>
+                                    <m:sty m:val="p"/>
+                                  </m:rPr>
+                                  <m:t>R</m:t>
+                                </m:r>
+                                <m:r>
+                                  <m:rPr>
+                                    <m:sty m:val="p"/>
+                                  </m:rPr>
+                                  <m:t>M</m:t>
+                                </m:r>
+                                <m:r>
+                                  <m:rPr>
+                                    <m:sty m:val="p"/>
+                                  </m:rPr>
+                                  <m:t>S</m:t>
+                                </m:r>
+                                <m:r>
+                                  <m:rPr>
+                                    <m:sty m:val="p"/>
+                                  </m:rPr>
+                                  <m:t>E</m:t>
+                                </m:r>
+                              </m:e>
+                            </m:bar>
+                          </m:e>
+                          <m:sup>
+                            <m:r>
+                              <m:rPr>
+                                <m:nor/>
+                                <m:sty m:val="p"/>
+                              </m:rPr>
+                              <m:t>эт</m:t>
+                            </m:r>
+                          </m:sup>
+                        </m:sSup>
+                      </m:den>
+                    </m:f>
+                  </m:e>
+                </m:d>
+                <m:r>
+                  <m:rPr>
+                    <m:sty m:val="p"/>
+                  </m:rPr>
+                  <m:t>⋅</m:t>
+                </m:r>
+                <m:r>
+                  <m:t>100</m:t>
+                </m:r>
+                <m:r>
+                  <m:t> </m:t>
+                </m:r>
+                <m:r>
+                  <m:rPr>
+                    <m:sty m:val="p"/>
+                  </m:rPr>
+                  <m:t>%</m:t>
+                </m:r>
+                <m:r>
+                  <m:rPr>
+                    <m:sty m:val="p"/>
+                  </m:rPr>
+                  <m:t>,</m:t>
+                </m:r>
+              </m:oMath>
+            </m:oMathPara>
+          </w:p>
+        </w:tc>
+        <w:tc>
+          <w:tcPr>
+            <w:tcW w:w="850" w:type="dxa"/>
+            <w:vAlign w:val="center"/>
+          </w:tcPr>
+          <w:p>
+            <w:pPr>
+              <w:ind w:firstLine="0"/>
+              <w:jc w:val="right"/>
+            </w:pPr>
+            <w:r>
+              <w:t>(3)</w:t>
+            </w:r>
+          </w:p>
+        </w:tc>
+      </w:tr>
+    </w:tbl>
     <w:p>
       <w:pPr>
         <w:pStyle w:val="FirstParagraph"/>
@@ -1974,469 +2100,511 @@
         <w:t xml:space="preserve">Кроме ошибки, мы приводим аномальную корреляцию. Она показывает, насколько прогноз воспроизводит отклонение от обычного состояния:</w:t>
       </w:r>
     </w:p>
-    <w:p>
-      <w:pPr>
-        <w:pStyle w:val="BodyText"/>
-      </w:pPr>
-      <m:oMathPara>
-        <m:oMathParaPr>
-          <m:jc m:val="center"/>
-        </m:oMathParaPr>
-        <m:oMath>
-          <m:sSub>
-            <m:e>
-              <m:r>
-                <m:rPr>
-                  <m:sty m:val="p"/>
-                </m:rPr>
-                <m:t>A</m:t>
-              </m:r>
-              <m:r>
-                <m:rPr>
-                  <m:sty m:val="p"/>
-                </m:rPr>
-                <m:t>C</m:t>
-              </m:r>
-              <m:r>
-                <m:rPr>
-                  <m:sty m:val="p"/>
-                </m:rPr>
-                <m:t>C</m:t>
-              </m:r>
-            </m:e>
-            <m:sub>
-              <m:r>
-                <m:t>c</m:t>
-              </m:r>
-            </m:sub>
-          </m:sSub>
-          <m:r>
-            <m:rPr>
-              <m:sty m:val="p"/>
-            </m:rPr>
-            <m:t>(</m:t>
-          </m:r>
-          <m:r>
-            <m:t>τ</m:t>
-          </m:r>
-          <m:r>
-            <m:rPr>
-              <m:sty m:val="p"/>
-            </m:rPr>
-            <m:t>)</m:t>
-          </m:r>
-          <m:r>
-            <m:rPr>
-              <m:sty m:val="p"/>
-            </m:rPr>
-            <m:t>=</m:t>
-          </m:r>
-          <m:f>
-            <m:fPr>
-              <m:type m:val="bar"/>
-            </m:fPr>
-            <m:num>
-              <m:r>
-                <m:rPr>
-                  <m:sty m:val="p"/>
-                </m:rPr>
-                <m:t>∑</m:t>
-              </m:r>
-              <m:sSub>
-                <m:e>
-                  <m:r>
-                    <m:t>w</m:t>
-                  </m:r>
-                </m:e>
-                <m:sub>
-                  <m:r>
-                    <m:t>g</m:t>
-                  </m:r>
-                </m:sub>
-              </m:sSub>
-              <m:r>
-                <m:t> </m:t>
-              </m:r>
-              <m:r>
-                <m:rPr>
-                  <m:sty m:val="p"/>
-                </m:rPr>
-                <m:t>(</m:t>
-              </m:r>
-              <m:sSub>
-                <m:e>
-                  <m:acc>
-                    <m:accPr>
-                      <m:chr m:val="̂"/>
-                    </m:accPr>
-                    <m:e>
-                      <m:r>
-                        <m:t>x</m:t>
-                      </m:r>
-                    </m:e>
-                  </m:acc>
-                </m:e>
-                <m:sub>
-                  <m:r>
-                    <m:t>c</m:t>
-                  </m:r>
-                  <m:r>
-                    <m:rPr>
-                      <m:sty m:val="p"/>
-                    </m:rPr>
-                    <m:t>,</m:t>
-                  </m:r>
-                  <m:r>
-                    <m:t>g</m:t>
-                  </m:r>
-                </m:sub>
-              </m:sSub>
-              <m:r>
-                <m:rPr>
-                  <m:sty m:val="p"/>
-                </m:rPr>
-                <m:t>−</m:t>
-              </m:r>
-              <m:sSub>
-                <m:e>
-                  <m:acc>
-                    <m:accPr>
-                      <m:chr m:val="‾"/>
-                    </m:accPr>
-                    <m:e>
-                      <m:r>
-                        <m:t>x</m:t>
-                      </m:r>
-                    </m:e>
-                  </m:acc>
-                </m:e>
-                <m:sub>
-                  <m:r>
-                    <m:t>c</m:t>
-                  </m:r>
-                  <m:r>
-                    <m:rPr>
-                      <m:sty m:val="p"/>
-                    </m:rPr>
-                    <m:t>,</m:t>
-                  </m:r>
-                  <m:r>
-                    <m:t>g</m:t>
-                  </m:r>
-                </m:sub>
-              </m:sSub>
-              <m:r>
-                <m:rPr>
-                  <m:sty m:val="p"/>
-                </m:rPr>
-                <m:t>)</m:t>
-              </m:r>
-              <m:r>
-                <m:rPr>
-                  <m:sty m:val="p"/>
-                </m:rPr>
-                <m:t>(</m:t>
-              </m:r>
-              <m:sSub>
-                <m:e>
-                  <m:r>
-                    <m:t>x</m:t>
-                  </m:r>
-                </m:e>
-                <m:sub>
-                  <m:r>
-                    <m:t>c</m:t>
-                  </m:r>
-                  <m:r>
-                    <m:rPr>
-                      <m:sty m:val="p"/>
-                    </m:rPr>
-                    <m:t>,</m:t>
-                  </m:r>
-                  <m:r>
-                    <m:t>g</m:t>
-                  </m:r>
-                </m:sub>
-              </m:sSub>
-              <m:r>
-                <m:rPr>
-                  <m:sty m:val="p"/>
-                </m:rPr>
-                <m:t>−</m:t>
-              </m:r>
-              <m:sSub>
-                <m:e>
-                  <m:acc>
-                    <m:accPr>
-                      <m:chr m:val="‾"/>
-                    </m:accPr>
-                    <m:e>
-                      <m:r>
-                        <m:t>x</m:t>
-                      </m:r>
-                    </m:e>
-                  </m:acc>
-                </m:e>
-                <m:sub>
-                  <m:r>
-                    <m:t>c</m:t>
-                  </m:r>
-                  <m:r>
-                    <m:rPr>
-                      <m:sty m:val="p"/>
-                    </m:rPr>
-                    <m:t>,</m:t>
-                  </m:r>
-                  <m:r>
-                    <m:t>g</m:t>
-                  </m:r>
-                </m:sub>
-              </m:sSub>
-              <m:r>
-                <m:rPr>
-                  <m:sty m:val="p"/>
-                </m:rPr>
-                <m:t>)</m:t>
-              </m:r>
-            </m:num>
-            <m:den>
-              <m:sSup>
-                <m:e>
-                  <m:d>
-                    <m:dPr>
-                      <m:begChr m:val="["/>
-                      <m:sepChr m:val=""/>
-                      <m:endChr m:val="]"/>
-                      <m:grow/>
-                    </m:dPr>
-                    <m:e>
-                      <m:r>
-                        <m:rPr>
-                          <m:sty m:val="p"/>
-                        </m:rPr>
-                        <m:t>∑</m:t>
-                      </m:r>
-                      <m:sSub>
-                        <m:e>
-                          <m:r>
-                            <m:t>w</m:t>
-                          </m:r>
-                        </m:e>
-                        <m:sub>
-                          <m:r>
-                            <m:t>g</m:t>
-                          </m:r>
-                        </m:sub>
-                      </m:sSub>
-                      <m:r>
-                        <m:rPr>
-                          <m:sty m:val="p"/>
-                        </m:rPr>
-                        <m:t>(</m:t>
-                      </m:r>
-                      <m:sSub>
-                        <m:e>
-                          <m:acc>
-                            <m:accPr>
-                              <m:chr m:val="̂"/>
-                            </m:accPr>
-                            <m:e>
-                              <m:r>
-                                <m:t>x</m:t>
-                              </m:r>
-                            </m:e>
-                          </m:acc>
-                        </m:e>
-                        <m:sub>
-                          <m:r>
-                            <m:t>c</m:t>
-                          </m:r>
-                          <m:r>
-                            <m:rPr>
-                              <m:sty m:val="p"/>
-                            </m:rPr>
-                            <m:t>,</m:t>
-                          </m:r>
-                          <m:r>
-                            <m:t>g</m:t>
-                          </m:r>
-                        </m:sub>
-                      </m:sSub>
-                      <m:r>
-                        <m:rPr>
-                          <m:sty m:val="p"/>
-                        </m:rPr>
-                        <m:t>−</m:t>
-                      </m:r>
-                      <m:sSub>
-                        <m:e>
-                          <m:acc>
-                            <m:accPr>
-                              <m:chr m:val="‾"/>
-                            </m:accPr>
-                            <m:e>
-                              <m:r>
-                                <m:t>x</m:t>
-                              </m:r>
-                            </m:e>
-                          </m:acc>
-                        </m:e>
-                        <m:sub>
-                          <m:r>
-                            <m:t>c</m:t>
-                          </m:r>
-                          <m:r>
-                            <m:rPr>
-                              <m:sty m:val="p"/>
-                            </m:rPr>
-                            <m:t>,</m:t>
-                          </m:r>
-                          <m:r>
-                            <m:t>g</m:t>
-                          </m:r>
-                        </m:sub>
-                      </m:sSub>
-                      <m:sSup>
-                        <m:e>
-                          <m:r>
-                            <m:rPr>
-                              <m:sty m:val="p"/>
-                            </m:rPr>
-                            <m:t>)</m:t>
-                          </m:r>
-                        </m:e>
-                        <m:sup>
-                          <m:r>
-                            <m:t>2</m:t>
-                          </m:r>
-                        </m:sup>
-                      </m:sSup>
-                      <m:r>
-                        <m:t> </m:t>
-                      </m:r>
-                      <m:r>
-                        <m:rPr>
-                          <m:sty m:val="p"/>
-                        </m:rPr>
-                        <m:t>∑</m:t>
-                      </m:r>
-                      <m:sSub>
-                        <m:e>
-                          <m:r>
-                            <m:t>w</m:t>
-                          </m:r>
-                        </m:e>
-                        <m:sub>
-                          <m:r>
-                            <m:t>g</m:t>
-                          </m:r>
-                        </m:sub>
-                      </m:sSub>
-                      <m:r>
-                        <m:rPr>
-                          <m:sty m:val="p"/>
-                        </m:rPr>
-                        <m:t>(</m:t>
-                      </m:r>
-                      <m:sSub>
-                        <m:e>
-                          <m:r>
-                            <m:t>x</m:t>
-                          </m:r>
-                        </m:e>
-                        <m:sub>
-                          <m:r>
-                            <m:t>c</m:t>
-                          </m:r>
-                          <m:r>
-                            <m:rPr>
-                              <m:sty m:val="p"/>
-                            </m:rPr>
-                            <m:t>,</m:t>
-                          </m:r>
-                          <m:r>
-                            <m:t>g</m:t>
-                          </m:r>
-                        </m:sub>
-                      </m:sSub>
-                      <m:r>
-                        <m:rPr>
-                          <m:sty m:val="p"/>
-                        </m:rPr>
-                        <m:t>−</m:t>
-                      </m:r>
-                      <m:sSub>
-                        <m:e>
-                          <m:acc>
-                            <m:accPr>
-                              <m:chr m:val="‾"/>
-                            </m:accPr>
-                            <m:e>
-                              <m:r>
-                                <m:t>x</m:t>
-                              </m:r>
-                            </m:e>
-                          </m:acc>
-                        </m:e>
-                        <m:sub>
-                          <m:r>
-                            <m:t>c</m:t>
-                          </m:r>
-                          <m:r>
-                            <m:rPr>
-                              <m:sty m:val="p"/>
-                            </m:rPr>
-                            <m:t>,</m:t>
-                          </m:r>
-                          <m:r>
-                            <m:t>g</m:t>
-                          </m:r>
-                        </m:sub>
-                      </m:sSub>
-                      <m:sSup>
-                        <m:e>
-                          <m:r>
-                            <m:rPr>
-                              <m:sty m:val="p"/>
-                            </m:rPr>
-                            <m:t>)</m:t>
-                          </m:r>
-                        </m:e>
-                        <m:sup>
-                          <m:r>
-                            <m:t>2</m:t>
-                          </m:r>
-                        </m:sup>
-                      </m:sSup>
-                    </m:e>
-                  </m:d>
-                </m:e>
-                <m:sup>
-                  <m:r>
-                    <m:t>1</m:t>
-                  </m:r>
-                  <m:r>
-                    <m:rPr>
-                      <m:sty m:val="p"/>
-                    </m:rPr>
-                    <m:t>/</m:t>
-                  </m:r>
-                  <m:r>
-                    <m:t>2</m:t>
-                  </m:r>
-                </m:sup>
-              </m:sSup>
-            </m:den>
-          </m:f>
-          <m:r>
-            <m:rPr>
-              <m:sty m:val="p"/>
-            </m:rPr>
-            <m:t>,</m:t>
-          </m:r>
-        </m:oMath>
-      </m:oMathPara>
-    </w:p>
+    <w:tbl>
+      <w:tblPr>
+        <w:tblW w:w="9639" w:type="dxa"/>
+        <w:tblBorders>
+          <w:top w:val="nil"/>
+          <w:left w:val="nil"/>
+          <w:bottom w:val="nil"/>
+          <w:right w:val="nil"/>
+          <w:insideH w:val="nil"/>
+          <w:insideV w:val="nil"/>
+        </w:tblBorders>
+        <w:tblLayout w:type="fixed"/>
+      </w:tblPr>
+      <w:tblGrid>
+        <w:gridCol w:w="8789"/>
+        <w:gridCol w:w="850"/>
+      </w:tblGrid>
+      <w:tr>
+        <w:tc>
+          <w:tcPr>
+            <w:tcW w:w="8789" w:type="dxa"/>
+            <w:vAlign w:val="center"/>
+          </w:tcPr>
+          <w:p>
+            <w:pPr>
+              <w:ind w:firstLine="0"/>
+              <w:jc w:val="center"/>
+            </w:pPr>
+            <m:oMathPara>
+              <m:oMathParaPr>
+                <m:jc m:val="center"/>
+              </m:oMathParaPr>
+              <m:oMath>
+                <m:sSub>
+                  <m:e>
+                    <m:r>
+                      <m:rPr>
+                        <m:sty m:val="p"/>
+                      </m:rPr>
+                      <m:t>A</m:t>
+                    </m:r>
+                    <m:r>
+                      <m:rPr>
+                        <m:sty m:val="p"/>
+                      </m:rPr>
+                      <m:t>C</m:t>
+                    </m:r>
+                    <m:r>
+                      <m:rPr>
+                        <m:sty m:val="p"/>
+                      </m:rPr>
+                      <m:t>C</m:t>
+                    </m:r>
+                  </m:e>
+                  <m:sub>
+                    <m:r>
+                      <m:t>c</m:t>
+                    </m:r>
+                  </m:sub>
+                </m:sSub>
+                <m:r>
+                  <m:rPr>
+                    <m:sty m:val="p"/>
+                  </m:rPr>
+                  <m:t>(</m:t>
+                </m:r>
+                <m:r>
+                  <m:t>τ</m:t>
+                </m:r>
+                <m:r>
+                  <m:rPr>
+                    <m:sty m:val="p"/>
+                  </m:rPr>
+                  <m:t>)</m:t>
+                </m:r>
+                <m:r>
+                  <m:rPr>
+                    <m:sty m:val="p"/>
+                  </m:rPr>
+                  <m:t>=</m:t>
+                </m:r>
+                <m:f>
+                  <m:fPr>
+                    <m:type m:val="bar"/>
+                  </m:fPr>
+                  <m:num>
+                    <m:r>
+                      <m:rPr>
+                        <m:sty m:val="p"/>
+                      </m:rPr>
+                      <m:t>∑</m:t>
+                    </m:r>
+                    <m:sSub>
+                      <m:e>
+                        <m:r>
+                          <m:t>w</m:t>
+                        </m:r>
+                      </m:e>
+                      <m:sub>
+                        <m:r>
+                          <m:t>g</m:t>
+                        </m:r>
+                      </m:sub>
+                    </m:sSub>
+                    <m:r>
+                      <m:t> </m:t>
+                    </m:r>
+                    <m:r>
+                      <m:rPr>
+                        <m:sty m:val="p"/>
+                      </m:rPr>
+                      <m:t>(</m:t>
+                    </m:r>
+                    <m:sSub>
+                      <m:e>
+                        <m:acc>
+                          <m:accPr>
+                            <m:chr m:val="̂"/>
+                          </m:accPr>
+                          <m:e>
+                            <m:r>
+                              <m:t>x</m:t>
+                            </m:r>
+                          </m:e>
+                        </m:acc>
+                      </m:e>
+                      <m:sub>
+                        <m:r>
+                          <m:t>c</m:t>
+                        </m:r>
+                        <m:r>
+                          <m:rPr>
+                            <m:sty m:val="p"/>
+                          </m:rPr>
+                          <m:t>,</m:t>
+                        </m:r>
+                        <m:r>
+                          <m:t>g</m:t>
+                        </m:r>
+                      </m:sub>
+                    </m:sSub>
+                    <m:r>
+                      <m:rPr>
+                        <m:sty m:val="p"/>
+                      </m:rPr>
+                      <m:t>−</m:t>
+                    </m:r>
+                    <m:sSub>
+                      <m:e>
+                        <m:acc>
+                          <m:accPr>
+                            <m:chr m:val="‾"/>
+                          </m:accPr>
+                          <m:e>
+                            <m:r>
+                              <m:t>x</m:t>
+                            </m:r>
+                          </m:e>
+                        </m:acc>
+                      </m:e>
+                      <m:sub>
+                        <m:r>
+                          <m:t>c</m:t>
+                        </m:r>
+                        <m:r>
+                          <m:rPr>
+                            <m:sty m:val="p"/>
+                          </m:rPr>
+                          <m:t>,</m:t>
+                        </m:r>
+                        <m:r>
+                          <m:t>g</m:t>
+                        </m:r>
+                      </m:sub>
+                    </m:sSub>
+                    <m:r>
+                      <m:rPr>
+                        <m:sty m:val="p"/>
+                      </m:rPr>
+                      <m:t>)</m:t>
+                    </m:r>
+                    <m:r>
+                      <m:rPr>
+                        <m:sty m:val="p"/>
+                      </m:rPr>
+                      <m:t>(</m:t>
+                    </m:r>
+                    <m:sSub>
+                      <m:e>
+                        <m:r>
+                          <m:t>x</m:t>
+                        </m:r>
+                      </m:e>
+                      <m:sub>
+                        <m:r>
+                          <m:t>c</m:t>
+                        </m:r>
+                        <m:r>
+                          <m:rPr>
+                            <m:sty m:val="p"/>
+                          </m:rPr>
+                          <m:t>,</m:t>
+                        </m:r>
+                        <m:r>
+                          <m:t>g</m:t>
+                        </m:r>
+                      </m:sub>
+                    </m:sSub>
+                    <m:r>
+                      <m:rPr>
+                        <m:sty m:val="p"/>
+                      </m:rPr>
+                      <m:t>−</m:t>
+                    </m:r>
+                    <m:sSub>
+                      <m:e>
+                        <m:acc>
+                          <m:accPr>
+                            <m:chr m:val="‾"/>
+                          </m:accPr>
+                          <m:e>
+                            <m:r>
+                              <m:t>x</m:t>
+                            </m:r>
+                          </m:e>
+                        </m:acc>
+                      </m:e>
+                      <m:sub>
+                        <m:r>
+                          <m:t>c</m:t>
+                        </m:r>
+                        <m:r>
+                          <m:rPr>
+                            <m:sty m:val="p"/>
+                          </m:rPr>
+                          <m:t>,</m:t>
+                        </m:r>
+                        <m:r>
+                          <m:t>g</m:t>
+                        </m:r>
+                      </m:sub>
+                    </m:sSub>
+                    <m:r>
+                      <m:rPr>
+                        <m:sty m:val="p"/>
+                      </m:rPr>
+                      <m:t>)</m:t>
+                    </m:r>
+                  </m:num>
+                  <m:den>
+                    <m:sSup>
+                      <m:e>
+                        <m:d>
+                          <m:dPr>
+                            <m:begChr m:val="["/>
+                            <m:sepChr m:val=""/>
+                            <m:endChr m:val="]"/>
+                            <m:grow/>
+                          </m:dPr>
+                          <m:e>
+                            <m:r>
+                              <m:rPr>
+                                <m:sty m:val="p"/>
+                              </m:rPr>
+                              <m:t>∑</m:t>
+                            </m:r>
+                            <m:sSub>
+                              <m:e>
+                                <m:r>
+                                  <m:t>w</m:t>
+                                </m:r>
+                              </m:e>
+                              <m:sub>
+                                <m:r>
+                                  <m:t>g</m:t>
+                                </m:r>
+                              </m:sub>
+                            </m:sSub>
+                            <m:r>
+                              <m:rPr>
+                                <m:sty m:val="p"/>
+                              </m:rPr>
+                              <m:t>(</m:t>
+                            </m:r>
+                            <m:sSub>
+                              <m:e>
+                                <m:acc>
+                                  <m:accPr>
+                                    <m:chr m:val="̂"/>
+                                  </m:accPr>
+                                  <m:e>
+                                    <m:r>
+                                      <m:t>x</m:t>
+                                    </m:r>
+                                  </m:e>
+                                </m:acc>
+                              </m:e>
+                              <m:sub>
+                                <m:r>
+                                  <m:t>c</m:t>
+                                </m:r>
+                                <m:r>
+                                  <m:rPr>
+                                    <m:sty m:val="p"/>
+                                  </m:rPr>
+                                  <m:t>,</m:t>
+                                </m:r>
+                                <m:r>
+                                  <m:t>g</m:t>
+                                </m:r>
+                              </m:sub>
+                            </m:sSub>
+                            <m:r>
+                              <m:rPr>
+                                <m:sty m:val="p"/>
+                              </m:rPr>
+                              <m:t>−</m:t>
+                            </m:r>
+                            <m:sSub>
+                              <m:e>
+                                <m:acc>
+                                  <m:accPr>
+                                    <m:chr m:val="‾"/>
+                                  </m:accPr>
+                                  <m:e>
+                                    <m:r>
+                                      <m:t>x</m:t>
+                                    </m:r>
+                                  </m:e>
+                                </m:acc>
+                              </m:e>
+                              <m:sub>
+                                <m:r>
+                                  <m:t>c</m:t>
+                                </m:r>
+                                <m:r>
+                                  <m:rPr>
+                                    <m:sty m:val="p"/>
+                                  </m:rPr>
+                                  <m:t>,</m:t>
+                                </m:r>
+                                <m:r>
+                                  <m:t>g</m:t>
+                                </m:r>
+                              </m:sub>
+                            </m:sSub>
+                            <m:sSup>
+                              <m:e>
+                                <m:r>
+                                  <m:rPr>
+                                    <m:sty m:val="p"/>
+                                  </m:rPr>
+                                  <m:t>)</m:t>
+                                </m:r>
+                              </m:e>
+                              <m:sup>
+                                <m:r>
+                                  <m:t>2</m:t>
+                                </m:r>
+                              </m:sup>
+                            </m:sSup>
+                            <m:r>
+                              <m:t> </m:t>
+                            </m:r>
+                            <m:r>
+                              <m:rPr>
+                                <m:sty m:val="p"/>
+                              </m:rPr>
+                              <m:t>∑</m:t>
+                            </m:r>
+                            <m:sSub>
+                              <m:e>
+                                <m:r>
+                                  <m:t>w</m:t>
+                                </m:r>
+                              </m:e>
+                              <m:sub>
+                                <m:r>
+                                  <m:t>g</m:t>
+                                </m:r>
+                              </m:sub>
+                            </m:sSub>
+                            <m:r>
+                              <m:rPr>
+                                <m:sty m:val="p"/>
+                              </m:rPr>
+                              <m:t>(</m:t>
+                            </m:r>
+                            <m:sSub>
+                              <m:e>
+                                <m:r>
+                                  <m:t>x</m:t>
+                                </m:r>
+                              </m:e>
+                              <m:sub>
+                                <m:r>
+                                  <m:t>c</m:t>
+                                </m:r>
+                                <m:r>
+                                  <m:rPr>
+                                    <m:sty m:val="p"/>
+                                  </m:rPr>
+                                  <m:t>,</m:t>
+                                </m:r>
+                                <m:r>
+                                  <m:t>g</m:t>
+                                </m:r>
+                              </m:sub>
+                            </m:sSub>
+                            <m:r>
+                              <m:rPr>
+                                <m:sty m:val="p"/>
+                              </m:rPr>
+                              <m:t>−</m:t>
+                            </m:r>
+                            <m:sSub>
+                              <m:e>
+                                <m:acc>
+                                  <m:accPr>
+                                    <m:chr m:val="‾"/>
+                                  </m:accPr>
+                                  <m:e>
+                                    <m:r>
+                                      <m:t>x</m:t>
+                                    </m:r>
+                                  </m:e>
+                                </m:acc>
+                              </m:e>
+                              <m:sub>
+                                <m:r>
+                                  <m:t>c</m:t>
+                                </m:r>
+                                <m:r>
+                                  <m:rPr>
+                                    <m:sty m:val="p"/>
+                                  </m:rPr>
+                                  <m:t>,</m:t>
+                                </m:r>
+                                <m:r>
+                                  <m:t>g</m:t>
+                                </m:r>
+                              </m:sub>
+                            </m:sSub>
+                            <m:sSup>
+                              <m:e>
+                                <m:r>
+                                  <m:rPr>
+                                    <m:sty m:val="p"/>
+                                  </m:rPr>
+                                  <m:t>)</m:t>
+                                </m:r>
+                              </m:e>
+                              <m:sup>
+                                <m:r>
+                                  <m:t>2</m:t>
+                                </m:r>
+                              </m:sup>
+                            </m:sSup>
+                          </m:e>
+                        </m:d>
+                      </m:e>
+                      <m:sup>
+                        <m:r>
+                          <m:t>1</m:t>
+                        </m:r>
+                        <m:r>
+                          <m:rPr>
+                            <m:sty m:val="p"/>
+                          </m:rPr>
+                          <m:t>/</m:t>
+                        </m:r>
+                        <m:r>
+                          <m:t>2</m:t>
+                        </m:r>
+                      </m:sup>
+                    </m:sSup>
+                  </m:den>
+                </m:f>
+                <m:r>
+                  <m:rPr>
+                    <m:sty m:val="p"/>
+                  </m:rPr>
+                  <m:t>,</m:t>
+                </m:r>
+              </m:oMath>
+            </m:oMathPara>
+          </w:p>
+        </w:tc>
+        <w:tc>
+          <w:tcPr>
+            <w:tcW w:w="850" w:type="dxa"/>
+            <w:vAlign w:val="center"/>
+          </w:tcPr>
+          <w:p>
+            <w:pPr>
+              <w:ind w:firstLine="0"/>
+              <w:jc w:val="right"/>
+            </w:pPr>
+            <w:r>
+              <w:t>(4)</w:t>
+            </w:r>
+          </w:p>
+        </w:tc>
+      </w:tr>
+    </w:tbl>
     <w:p>
       <w:pPr>
         <w:pStyle w:val="FirstParagraph"/>
@@ -2632,208 +2800,250 @@
         <w:t xml:space="preserve">вычисляется сообщение</w:t>
       </w:r>
     </w:p>
-    <w:p>
-      <w:pPr>
-        <w:pStyle w:val="BodyText"/>
-      </w:pPr>
-      <m:oMathPara>
-        <m:oMathParaPr>
-          <m:jc m:val="center"/>
-        </m:oMathParaPr>
-        <m:oMath>
-          <m:sSubSup>
-            <m:e>
-              <m:r>
-                <m:t>m</m:t>
-              </m:r>
-            </m:e>
-            <m:sub>
-              <m:r>
-                <m:t>i</m:t>
-              </m:r>
-              <m:r>
-                <m:t>j</m:t>
-              </m:r>
-            </m:sub>
-            <m:sup>
-              <m:r>
-                <m:rPr>
-                  <m:sty m:val="p"/>
-                </m:rPr>
-                <m:t>(</m:t>
-              </m:r>
-              <m:r>
-                <m:t>r</m:t>
-              </m:r>
-              <m:r>
-                <m:rPr>
-                  <m:sty m:val="p"/>
-                </m:rPr>
-                <m:t>)</m:t>
-              </m:r>
-            </m:sup>
-          </m:sSubSup>
-          <m:r>
-            <m:t> </m:t>
-          </m:r>
-          <m:r>
-            <m:rPr>
-              <m:sty m:val="p"/>
-            </m:rPr>
-            <m:t>=</m:t>
-          </m:r>
-          <m:r>
-            <m:t> </m:t>
-          </m:r>
-          <m:sSub>
-            <m:e>
-              <m:r>
-                <m:t>ϕ</m:t>
-              </m:r>
-            </m:e>
-            <m:sub>
-              <m:r>
-                <m:t>e</m:t>
-              </m:r>
-            </m:sub>
-          </m:sSub>
-          <m:r>
-            <m:t>​</m:t>
-          </m:r>
-          <m:d>
-            <m:dPr>
-              <m:begChr m:val="("/>
-              <m:sepChr m:val=""/>
-              <m:endChr m:val=")"/>
-              <m:grow/>
-            </m:dPr>
-            <m:e>
-              <m:r>
-                <m:t> </m:t>
-              </m:r>
-              <m:sSubSup>
-                <m:e>
-                  <m:r>
-                    <m:t>h</m:t>
-                  </m:r>
-                </m:e>
-                <m:sub>
-                  <m:r>
-                    <m:t>i</m:t>
-                  </m:r>
-                </m:sub>
-                <m:sup>
-                  <m:r>
-                    <m:rPr>
-                      <m:sty m:val="p"/>
-                    </m:rPr>
-                    <m:t>(</m:t>
-                  </m:r>
-                  <m:r>
-                    <m:t>r</m:t>
-                  </m:r>
-                  <m:r>
-                    <m:rPr>
-                      <m:sty m:val="p"/>
-                    </m:rPr>
-                    <m:t>−</m:t>
-                  </m:r>
-                  <m:r>
-                    <m:t>1</m:t>
-                  </m:r>
-                  <m:r>
-                    <m:rPr>
-                      <m:sty m:val="p"/>
-                    </m:rPr>
-                    <m:t>)</m:t>
-                  </m:r>
-                </m:sup>
-              </m:sSubSup>
-              <m:r>
-                <m:rPr>
-                  <m:sty m:val="p"/>
-                </m:rPr>
-                <m:t>,</m:t>
-              </m:r>
-              <m:r>
-                <m:t> </m:t>
-              </m:r>
-              <m:sSubSup>
-                <m:e>
-                  <m:r>
-                    <m:t>h</m:t>
-                  </m:r>
-                </m:e>
-                <m:sub>
-                  <m:r>
-                    <m:t>j</m:t>
-                  </m:r>
-                </m:sub>
-                <m:sup>
-                  <m:r>
-                    <m:rPr>
-                      <m:sty m:val="p"/>
-                    </m:rPr>
-                    <m:t>(</m:t>
-                  </m:r>
-                  <m:r>
-                    <m:t>r</m:t>
-                  </m:r>
-                  <m:r>
-                    <m:rPr>
-                      <m:sty m:val="p"/>
-                    </m:rPr>
-                    <m:t>−</m:t>
-                  </m:r>
-                  <m:r>
-                    <m:t>1</m:t>
-                  </m:r>
-                  <m:r>
-                    <m:rPr>
-                      <m:sty m:val="p"/>
-                    </m:rPr>
-                    <m:t>)</m:t>
-                  </m:r>
-                </m:sup>
-              </m:sSubSup>
-              <m:r>
-                <m:rPr>
-                  <m:sty m:val="p"/>
-                </m:rPr>
-                <m:t>,</m:t>
-              </m:r>
-              <m:r>
-                <m:t> </m:t>
-              </m:r>
-              <m:sSub>
-                <m:e>
-                  <m:r>
-                    <m:t>e</m:t>
-                  </m:r>
-                </m:e>
-                <m:sub>
-                  <m:r>
-                    <m:t>i</m:t>
-                  </m:r>
-                  <m:r>
-                    <m:t>j</m:t>
-                  </m:r>
-                </m:sub>
-              </m:sSub>
-              <m:r>
-                <m:t> </m:t>
-              </m:r>
-            </m:e>
-          </m:d>
-          <m:r>
-            <m:rPr>
-              <m:sty m:val="p"/>
-            </m:rPr>
-            <m:t>,</m:t>
-          </m:r>
-        </m:oMath>
-      </m:oMathPara>
-    </w:p>
+    <w:tbl>
+      <w:tblPr>
+        <w:tblW w:w="9639" w:type="dxa"/>
+        <w:tblBorders>
+          <w:top w:val="nil"/>
+          <w:left w:val="nil"/>
+          <w:bottom w:val="nil"/>
+          <w:right w:val="nil"/>
+          <w:insideH w:val="nil"/>
+          <w:insideV w:val="nil"/>
+        </w:tblBorders>
+        <w:tblLayout w:type="fixed"/>
+      </w:tblPr>
+      <w:tblGrid>
+        <w:gridCol w:w="8789"/>
+        <w:gridCol w:w="850"/>
+      </w:tblGrid>
+      <w:tr>
+        <w:tc>
+          <w:tcPr>
+            <w:tcW w:w="8789" w:type="dxa"/>
+            <w:vAlign w:val="center"/>
+          </w:tcPr>
+          <w:p>
+            <w:pPr>
+              <w:ind w:firstLine="0"/>
+              <w:jc w:val="center"/>
+            </w:pPr>
+            <m:oMathPara>
+              <m:oMathParaPr>
+                <m:jc m:val="center"/>
+              </m:oMathParaPr>
+              <m:oMath>
+                <m:sSubSup>
+                  <m:e>
+                    <m:r>
+                      <m:t>m</m:t>
+                    </m:r>
+                  </m:e>
+                  <m:sub>
+                    <m:r>
+                      <m:t>i</m:t>
+                    </m:r>
+                    <m:r>
+                      <m:t>j</m:t>
+                    </m:r>
+                  </m:sub>
+                  <m:sup>
+                    <m:r>
+                      <m:rPr>
+                        <m:sty m:val="p"/>
+                      </m:rPr>
+                      <m:t>(</m:t>
+                    </m:r>
+                    <m:r>
+                      <m:t>r</m:t>
+                    </m:r>
+                    <m:r>
+                      <m:rPr>
+                        <m:sty m:val="p"/>
+                      </m:rPr>
+                      <m:t>)</m:t>
+                    </m:r>
+                  </m:sup>
+                </m:sSubSup>
+                <m:r>
+                  <m:t> </m:t>
+                </m:r>
+                <m:r>
+                  <m:rPr>
+                    <m:sty m:val="p"/>
+                  </m:rPr>
+                  <m:t>=</m:t>
+                </m:r>
+                <m:r>
+                  <m:t> </m:t>
+                </m:r>
+                <m:sSub>
+                  <m:e>
+                    <m:r>
+                      <m:t>ϕ</m:t>
+                    </m:r>
+                  </m:e>
+                  <m:sub>
+                    <m:r>
+                      <m:t>e</m:t>
+                    </m:r>
+                  </m:sub>
+                </m:sSub>
+                <m:r>
+                  <m:t>​</m:t>
+                </m:r>
+                <m:d>
+                  <m:dPr>
+                    <m:begChr m:val="("/>
+                    <m:sepChr m:val=""/>
+                    <m:endChr m:val=")"/>
+                    <m:grow/>
+                  </m:dPr>
+                  <m:e>
+                    <m:r>
+                      <m:t> </m:t>
+                    </m:r>
+                    <m:sSubSup>
+                      <m:e>
+                        <m:r>
+                          <m:t>h</m:t>
+                        </m:r>
+                      </m:e>
+                      <m:sub>
+                        <m:r>
+                          <m:t>i</m:t>
+                        </m:r>
+                      </m:sub>
+                      <m:sup>
+                        <m:r>
+                          <m:rPr>
+                            <m:sty m:val="p"/>
+                          </m:rPr>
+                          <m:t>(</m:t>
+                        </m:r>
+                        <m:r>
+                          <m:t>r</m:t>
+                        </m:r>
+                        <m:r>
+                          <m:rPr>
+                            <m:sty m:val="p"/>
+                          </m:rPr>
+                          <m:t>−</m:t>
+                        </m:r>
+                        <m:r>
+                          <m:t>1</m:t>
+                        </m:r>
+                        <m:r>
+                          <m:rPr>
+                            <m:sty m:val="p"/>
+                          </m:rPr>
+                          <m:t>)</m:t>
+                        </m:r>
+                      </m:sup>
+                    </m:sSubSup>
+                    <m:r>
+                      <m:rPr>
+                        <m:sty m:val="p"/>
+                      </m:rPr>
+                      <m:t>,</m:t>
+                    </m:r>
+                    <m:r>
+                      <m:t> </m:t>
+                    </m:r>
+                    <m:sSubSup>
+                      <m:e>
+                        <m:r>
+                          <m:t>h</m:t>
+                        </m:r>
+                      </m:e>
+                      <m:sub>
+                        <m:r>
+                          <m:t>j</m:t>
+                        </m:r>
+                      </m:sub>
+                      <m:sup>
+                        <m:r>
+                          <m:rPr>
+                            <m:sty m:val="p"/>
+                          </m:rPr>
+                          <m:t>(</m:t>
+                        </m:r>
+                        <m:r>
+                          <m:t>r</m:t>
+                        </m:r>
+                        <m:r>
+                          <m:rPr>
+                            <m:sty m:val="p"/>
+                          </m:rPr>
+                          <m:t>−</m:t>
+                        </m:r>
+                        <m:r>
+                          <m:t>1</m:t>
+                        </m:r>
+                        <m:r>
+                          <m:rPr>
+                            <m:sty m:val="p"/>
+                          </m:rPr>
+                          <m:t>)</m:t>
+                        </m:r>
+                      </m:sup>
+                    </m:sSubSup>
+                    <m:r>
+                      <m:rPr>
+                        <m:sty m:val="p"/>
+                      </m:rPr>
+                      <m:t>,</m:t>
+                    </m:r>
+                    <m:r>
+                      <m:t> </m:t>
+                    </m:r>
+                    <m:sSub>
+                      <m:e>
+                        <m:r>
+                          <m:t>e</m:t>
+                        </m:r>
+                      </m:e>
+                      <m:sub>
+                        <m:r>
+                          <m:t>i</m:t>
+                        </m:r>
+                        <m:r>
+                          <m:t>j</m:t>
+                        </m:r>
+                      </m:sub>
+                    </m:sSub>
+                    <m:r>
+                      <m:t> </m:t>
+                    </m:r>
+                  </m:e>
+                </m:d>
+                <m:r>
+                  <m:rPr>
+                    <m:sty m:val="p"/>
+                  </m:rPr>
+                  <m:t>,</m:t>
+                </m:r>
+              </m:oMath>
+            </m:oMathPara>
+          </w:p>
+        </w:tc>
+        <w:tc>
+          <w:tcPr>
+            <w:tcW w:w="850" w:type="dxa"/>
+            <w:vAlign w:val="center"/>
+          </w:tcPr>
+          <w:p>
+            <w:pPr>
+              <w:ind w:firstLine="0"/>
+              <w:jc w:val="right"/>
+            </w:pPr>
+            <w:r>
+              <w:t>(5)</w:t>
+            </w:r>
+          </w:p>
+        </w:tc>
+      </w:tr>
+    </w:tbl>
     <w:p>
       <w:pPr>
         <w:pStyle w:val="FirstParagraph"/>
@@ -2842,269 +3052,311 @@
         <w:t xml:space="preserve">затем состояние вершины обновляется по среднему входящих сообщений:</w:t>
       </w:r>
     </w:p>
-    <w:p>
-      <w:pPr>
-        <w:pStyle w:val="BodyText"/>
-      </w:pPr>
-      <m:oMathPara>
-        <m:oMathParaPr>
-          <m:jc m:val="center"/>
-        </m:oMathParaPr>
-        <m:oMath>
-          <m:sSubSup>
-            <m:e>
-              <m:r>
-                <m:t>h</m:t>
-              </m:r>
-            </m:e>
-            <m:sub>
-              <m:r>
-                <m:t>j</m:t>
-              </m:r>
-            </m:sub>
-            <m:sup>
-              <m:r>
-                <m:rPr>
-                  <m:sty m:val="p"/>
-                </m:rPr>
-                <m:t>(</m:t>
-              </m:r>
-              <m:r>
-                <m:t>r</m:t>
-              </m:r>
-              <m:r>
-                <m:rPr>
-                  <m:sty m:val="p"/>
-                </m:rPr>
-                <m:t>)</m:t>
-              </m:r>
-            </m:sup>
-          </m:sSubSup>
-          <m:r>
-            <m:t> </m:t>
-          </m:r>
-          <m:r>
-            <m:rPr>
-              <m:sty m:val="p"/>
-            </m:rPr>
-            <m:t>=</m:t>
-          </m:r>
-          <m:r>
-            <m:t> </m:t>
-          </m:r>
-          <m:sSub>
-            <m:e>
-              <m:r>
-                <m:t>ϕ</m:t>
-              </m:r>
-            </m:e>
-            <m:sub>
-              <m:r>
-                <m:t>v</m:t>
-              </m:r>
-            </m:sub>
-          </m:sSub>
-          <m:r>
-            <m:t>​</m:t>
-          </m:r>
-          <m:d>
-            <m:dPr>
-              <m:begChr m:val="("/>
-              <m:sepChr m:val=""/>
-              <m:endChr m:val=")"/>
-              <m:grow/>
-            </m:dPr>
-            <m:e>
-              <m:r>
-                <m:t> </m:t>
-              </m:r>
-              <m:sSubSup>
-                <m:e>
-                  <m:r>
-                    <m:t>h</m:t>
-                  </m:r>
-                </m:e>
-                <m:sub>
-                  <m:r>
-                    <m:t>j</m:t>
-                  </m:r>
-                </m:sub>
-                <m:sup>
-                  <m:r>
-                    <m:rPr>
-                      <m:sty m:val="p"/>
-                    </m:rPr>
-                    <m:t>(</m:t>
-                  </m:r>
-                  <m:r>
-                    <m:t>r</m:t>
-                  </m:r>
-                  <m:r>
-                    <m:rPr>
-                      <m:sty m:val="p"/>
-                    </m:rPr>
-                    <m:t>−</m:t>
-                  </m:r>
-                  <m:r>
-                    <m:t>1</m:t>
-                  </m:r>
-                  <m:r>
-                    <m:rPr>
-                      <m:sty m:val="p"/>
-                    </m:rPr>
-                    <m:t>)</m:t>
-                  </m:r>
-                </m:sup>
-              </m:sSubSup>
-              <m:r>
-                <m:rPr>
-                  <m:sty m:val="p"/>
-                </m:rPr>
-                <m:t>,</m:t>
-              </m:r>
-              <m:r>
-                <m:t> </m:t>
-              </m:r>
-              <m:f>
-                <m:fPr>
-                  <m:type m:val="bar"/>
-                </m:fPr>
-                <m:num>
-                  <m:r>
-                    <m:t>1</m:t>
-                  </m:r>
-                </m:num>
-                <m:den>
-                  <m:r>
-                    <m:rPr>
-                      <m:sty m:val="p"/>
-                    </m:rPr>
-                    <m:t>|</m:t>
-                  </m:r>
-                  <m:r>
-                    <m:rPr>
-                      <m:scr m:val="script"/>
-                      <m:sty m:val="p"/>
-                    </m:rPr>
-                    <m:t>N</m:t>
-                  </m:r>
-                  <m:r>
-                    <m:rPr>
-                      <m:sty m:val="p"/>
-                    </m:rPr>
-                    <m:t>(</m:t>
-                  </m:r>
-                  <m:r>
-                    <m:t>j</m:t>
-                  </m:r>
-                  <m:r>
-                    <m:rPr>
-                      <m:sty m:val="p"/>
-                    </m:rPr>
-                    <m:t>)</m:t>
-                  </m:r>
-                  <m:r>
-                    <m:rPr>
-                      <m:sty m:val="p"/>
-                    </m:rPr>
-                    <m:t>|</m:t>
-                  </m:r>
-                </m:den>
-              </m:f>
-              <m:nary>
-                <m:naryPr>
-                  <m:chr m:val="∑"/>
-                  <m:limLoc m:val="undOvr"/>
-                  <m:subHide m:val="off"/>
-                  <m:supHide m:val="on"/>
-                </m:naryPr>
-                <m:sub>
-                  <m:r>
-                    <m:t>i</m:t>
-                  </m:r>
-                  <m:r>
-                    <m:rPr>
-                      <m:sty m:val="p"/>
-                    </m:rPr>
-                    <m:t>∈</m:t>
-                  </m:r>
-                  <m:r>
-                    <m:rPr>
-                      <m:scr m:val="script"/>
-                      <m:sty m:val="p"/>
-                    </m:rPr>
-                    <m:t>N</m:t>
-                  </m:r>
-                  <m:r>
-                    <m:rPr>
-                      <m:sty m:val="p"/>
-                    </m:rPr>
-                    <m:t>(</m:t>
-                  </m:r>
-                  <m:r>
-                    <m:t>j</m:t>
-                  </m:r>
-                  <m:r>
-                    <m:rPr>
-                      <m:sty m:val="p"/>
-                    </m:rPr>
-                    <m:t>)</m:t>
-                  </m:r>
-                </m:sub>
-                <m:sup>
-                  <m:r>
-                    <m:t>​</m:t>
-                  </m:r>
-                </m:sup>
-                <m:e>
-                  <m:sSubSup>
-                    <m:e>
-                      <m:r>
-                        <m:t>m</m:t>
-                      </m:r>
-                    </m:e>
-                    <m:sub>
-                      <m:r>
-                        <m:t>i</m:t>
-                      </m:r>
-                      <m:r>
-                        <m:t>j</m:t>
-                      </m:r>
-                    </m:sub>
-                    <m:sup>
-                      <m:r>
-                        <m:rPr>
-                          <m:sty m:val="p"/>
-                        </m:rPr>
-                        <m:t>(</m:t>
-                      </m:r>
-                      <m:r>
-                        <m:t>r</m:t>
-                      </m:r>
-                      <m:r>
-                        <m:rPr>
-                          <m:sty m:val="p"/>
-                        </m:rPr>
-                        <m:t>)</m:t>
-                      </m:r>
-                    </m:sup>
-                  </m:sSubSup>
-                </m:e>
-              </m:nary>
-              <m:r>
-                <m:t> </m:t>
-              </m:r>
-            </m:e>
-          </m:d>
-          <m:r>
-            <m:rPr>
-              <m:sty m:val="p"/>
-            </m:rPr>
-            <m:t>,</m:t>
-          </m:r>
-        </m:oMath>
-      </m:oMathPara>
-    </w:p>
+    <w:tbl>
+      <w:tblPr>
+        <w:tblW w:w="9639" w:type="dxa"/>
+        <w:tblBorders>
+          <w:top w:val="nil"/>
+          <w:left w:val="nil"/>
+          <w:bottom w:val="nil"/>
+          <w:right w:val="nil"/>
+          <w:insideH w:val="nil"/>
+          <w:insideV w:val="nil"/>
+        </w:tblBorders>
+        <w:tblLayout w:type="fixed"/>
+      </w:tblPr>
+      <w:tblGrid>
+        <w:gridCol w:w="8789"/>
+        <w:gridCol w:w="850"/>
+      </w:tblGrid>
+      <w:tr>
+        <w:tc>
+          <w:tcPr>
+            <w:tcW w:w="8789" w:type="dxa"/>
+            <w:vAlign w:val="center"/>
+          </w:tcPr>
+          <w:p>
+            <w:pPr>
+              <w:ind w:firstLine="0"/>
+              <w:jc w:val="center"/>
+            </w:pPr>
+            <m:oMathPara>
+              <m:oMathParaPr>
+                <m:jc m:val="center"/>
+              </m:oMathParaPr>
+              <m:oMath>
+                <m:sSubSup>
+                  <m:e>
+                    <m:r>
+                      <m:t>h</m:t>
+                    </m:r>
+                  </m:e>
+                  <m:sub>
+                    <m:r>
+                      <m:t>j</m:t>
+                    </m:r>
+                  </m:sub>
+                  <m:sup>
+                    <m:r>
+                      <m:rPr>
+                        <m:sty m:val="p"/>
+                      </m:rPr>
+                      <m:t>(</m:t>
+                    </m:r>
+                    <m:r>
+                      <m:t>r</m:t>
+                    </m:r>
+                    <m:r>
+                      <m:rPr>
+                        <m:sty m:val="p"/>
+                      </m:rPr>
+                      <m:t>)</m:t>
+                    </m:r>
+                  </m:sup>
+                </m:sSubSup>
+                <m:r>
+                  <m:t> </m:t>
+                </m:r>
+                <m:r>
+                  <m:rPr>
+                    <m:sty m:val="p"/>
+                  </m:rPr>
+                  <m:t>=</m:t>
+                </m:r>
+                <m:r>
+                  <m:t> </m:t>
+                </m:r>
+                <m:sSub>
+                  <m:e>
+                    <m:r>
+                      <m:t>ϕ</m:t>
+                    </m:r>
+                  </m:e>
+                  <m:sub>
+                    <m:r>
+                      <m:t>v</m:t>
+                    </m:r>
+                  </m:sub>
+                </m:sSub>
+                <m:r>
+                  <m:t>​</m:t>
+                </m:r>
+                <m:d>
+                  <m:dPr>
+                    <m:begChr m:val="("/>
+                    <m:sepChr m:val=""/>
+                    <m:endChr m:val=")"/>
+                    <m:grow/>
+                  </m:dPr>
+                  <m:e>
+                    <m:r>
+                      <m:t> </m:t>
+                    </m:r>
+                    <m:sSubSup>
+                      <m:e>
+                        <m:r>
+                          <m:t>h</m:t>
+                        </m:r>
+                      </m:e>
+                      <m:sub>
+                        <m:r>
+                          <m:t>j</m:t>
+                        </m:r>
+                      </m:sub>
+                      <m:sup>
+                        <m:r>
+                          <m:rPr>
+                            <m:sty m:val="p"/>
+                          </m:rPr>
+                          <m:t>(</m:t>
+                        </m:r>
+                        <m:r>
+                          <m:t>r</m:t>
+                        </m:r>
+                        <m:r>
+                          <m:rPr>
+                            <m:sty m:val="p"/>
+                          </m:rPr>
+                          <m:t>−</m:t>
+                        </m:r>
+                        <m:r>
+                          <m:t>1</m:t>
+                        </m:r>
+                        <m:r>
+                          <m:rPr>
+                            <m:sty m:val="p"/>
+                          </m:rPr>
+                          <m:t>)</m:t>
+                        </m:r>
+                      </m:sup>
+                    </m:sSubSup>
+                    <m:r>
+                      <m:rPr>
+                        <m:sty m:val="p"/>
+                      </m:rPr>
+                      <m:t>,</m:t>
+                    </m:r>
+                    <m:r>
+                      <m:t> </m:t>
+                    </m:r>
+                    <m:f>
+                      <m:fPr>
+                        <m:type m:val="bar"/>
+                      </m:fPr>
+                      <m:num>
+                        <m:r>
+                          <m:t>1</m:t>
+                        </m:r>
+                      </m:num>
+                      <m:den>
+                        <m:r>
+                          <m:rPr>
+                            <m:sty m:val="p"/>
+                          </m:rPr>
+                          <m:t>|</m:t>
+                        </m:r>
+                        <m:r>
+                          <m:rPr>
+                            <m:scr m:val="script"/>
+                            <m:sty m:val="p"/>
+                          </m:rPr>
+                          <m:t>N</m:t>
+                        </m:r>
+                        <m:r>
+                          <m:rPr>
+                            <m:sty m:val="p"/>
+                          </m:rPr>
+                          <m:t>(</m:t>
+                        </m:r>
+                        <m:r>
+                          <m:t>j</m:t>
+                        </m:r>
+                        <m:r>
+                          <m:rPr>
+                            <m:sty m:val="p"/>
+                          </m:rPr>
+                          <m:t>)</m:t>
+                        </m:r>
+                        <m:r>
+                          <m:rPr>
+                            <m:sty m:val="p"/>
+                          </m:rPr>
+                          <m:t>|</m:t>
+                        </m:r>
+                      </m:den>
+                    </m:f>
+                    <m:nary>
+                      <m:naryPr>
+                        <m:chr m:val="∑"/>
+                        <m:limLoc m:val="undOvr"/>
+                        <m:subHide m:val="off"/>
+                        <m:supHide m:val="on"/>
+                      </m:naryPr>
+                      <m:sub>
+                        <m:r>
+                          <m:t>i</m:t>
+                        </m:r>
+                        <m:r>
+                          <m:rPr>
+                            <m:sty m:val="p"/>
+                          </m:rPr>
+                          <m:t>∈</m:t>
+                        </m:r>
+                        <m:r>
+                          <m:rPr>
+                            <m:scr m:val="script"/>
+                            <m:sty m:val="p"/>
+                          </m:rPr>
+                          <m:t>N</m:t>
+                        </m:r>
+                        <m:r>
+                          <m:rPr>
+                            <m:sty m:val="p"/>
+                          </m:rPr>
+                          <m:t>(</m:t>
+                        </m:r>
+                        <m:r>
+                          <m:t>j</m:t>
+                        </m:r>
+                        <m:r>
+                          <m:rPr>
+                            <m:sty m:val="p"/>
+                          </m:rPr>
+                          <m:t>)</m:t>
+                        </m:r>
+                      </m:sub>
+                      <m:sup>
+                        <m:r>
+                          <m:t>​</m:t>
+                        </m:r>
+                      </m:sup>
+                      <m:e>
+                        <m:sSubSup>
+                          <m:e>
+                            <m:r>
+                              <m:t>m</m:t>
+                            </m:r>
+                          </m:e>
+                          <m:sub>
+                            <m:r>
+                              <m:t>i</m:t>
+                            </m:r>
+                            <m:r>
+                              <m:t>j</m:t>
+                            </m:r>
+                          </m:sub>
+                          <m:sup>
+                            <m:r>
+                              <m:rPr>
+                                <m:sty m:val="p"/>
+                              </m:rPr>
+                              <m:t>(</m:t>
+                            </m:r>
+                            <m:r>
+                              <m:t>r</m:t>
+                            </m:r>
+                            <m:r>
+                              <m:rPr>
+                                <m:sty m:val="p"/>
+                              </m:rPr>
+                              <m:t>)</m:t>
+                            </m:r>
+                          </m:sup>
+                        </m:sSubSup>
+                      </m:e>
+                    </m:nary>
+                    <m:r>
+                      <m:t> </m:t>
+                    </m:r>
+                  </m:e>
+                </m:d>
+                <m:r>
+                  <m:rPr>
+                    <m:sty m:val="p"/>
+                  </m:rPr>
+                  <m:t>,</m:t>
+                </m:r>
+              </m:oMath>
+            </m:oMathPara>
+          </w:p>
+        </w:tc>
+        <w:tc>
+          <w:tcPr>
+            <w:tcW w:w="850" w:type="dxa"/>
+            <w:vAlign w:val="center"/>
+          </w:tcPr>
+          <w:p>
+            <w:pPr>
+              <w:ind w:firstLine="0"/>
+              <w:jc w:val="right"/>
+            </w:pPr>
+            <w:r>
+              <w:t>(6)</w:t>
+            </w:r>
+          </w:p>
+        </w:tc>
+      </w:tr>
+    </w:tbl>
     <w:p>
       <w:pPr>
         <w:pStyle w:val="FirstParagraph"/>
@@ -3313,305 +3565,347 @@
         <w:t xml:space="preserve">Прогноз строится авторегрессионно с шагом 6 ч. Выход модели снова подаётся на её вход и даёт следующий срок:</w:t>
       </w:r>
     </w:p>
-    <w:p>
-      <w:pPr>
-        <w:pStyle w:val="BodyText"/>
-      </w:pPr>
-      <m:oMathPara>
-        <m:oMathParaPr>
-          <m:jc m:val="center"/>
-        </m:oMathParaPr>
-        <m:oMath>
-          <m:acc>
-            <m:accPr>
-              <m:chr m:val="̂"/>
-            </m:accPr>
-            <m:e>
-              <m:r>
-                <m:t>x</m:t>
-              </m:r>
-            </m:e>
-          </m:acc>
-          <m:r>
-            <m:rPr>
-              <m:sty m:val="p"/>
-            </m:rPr>
-            <m:t>(</m:t>
-          </m:r>
-          <m:sSub>
-            <m:e>
-              <m:r>
-                <m:t>t</m:t>
-              </m:r>
-            </m:e>
-            <m:sub>
-              <m:r>
-                <m:t>0</m:t>
-              </m:r>
-            </m:sub>
-          </m:sSub>
-          <m:r>
-            <m:rPr>
-              <m:sty m:val="p"/>
-            </m:rPr>
-            <m:t>+</m:t>
-          </m:r>
-          <m:r>
-            <m:t>6</m:t>
-          </m:r>
-          <m:r>
-            <m:rPr>
-              <m:sty m:val="p"/>
-            </m:rPr>
-            <m:t>(</m:t>
-          </m:r>
-          <m:r>
-            <m:t>k</m:t>
-          </m:r>
-          <m:r>
-            <m:rPr>
-              <m:sty m:val="p"/>
-            </m:rPr>
-            <m:t>+</m:t>
-          </m:r>
-          <m:r>
-            <m:t>1</m:t>
-          </m:r>
-          <m:r>
-            <m:rPr>
-              <m:sty m:val="p"/>
-            </m:rPr>
-            <m:t>)</m:t>
-          </m:r>
-          <m:r>
-            <m:rPr>
-              <m:sty m:val="p"/>
-            </m:rPr>
-            <m:t>)</m:t>
-          </m:r>
-          <m:r>
-            <m:t> </m:t>
-          </m:r>
-          <m:r>
-            <m:rPr>
-              <m:sty m:val="p"/>
-            </m:rPr>
-            <m:t>=</m:t>
-          </m:r>
-          <m:r>
-            <m:t> </m:t>
-          </m:r>
-          <m:r>
-            <m:rPr>
-              <m:scr m:val="script"/>
-              <m:sty m:val="p"/>
-            </m:rPr>
-            <m:t>F</m:t>
-          </m:r>
-          <m:r>
-            <m:t>​</m:t>
-          </m:r>
-          <m:d>
-            <m:dPr>
-              <m:begChr m:val="("/>
-              <m:sepChr m:val=""/>
-              <m:endChr m:val=")"/>
-              <m:grow/>
-            </m:dPr>
-            <m:e>
-              <m:acc>
-                <m:accPr>
-                  <m:chr m:val="̂"/>
-                </m:accPr>
-                <m:e>
-                  <m:r>
-                    <m:t>x</m:t>
-                  </m:r>
-                </m:e>
-              </m:acc>
-              <m:r>
-                <m:rPr>
-                  <m:sty m:val="p"/>
-                </m:rPr>
-                <m:t>(</m:t>
-              </m:r>
-              <m:sSub>
-                <m:e>
-                  <m:r>
-                    <m:t>t</m:t>
-                  </m:r>
-                </m:e>
-                <m:sub>
-                  <m:r>
-                    <m:t>0</m:t>
-                  </m:r>
-                </m:sub>
-              </m:sSub>
-              <m:r>
-                <m:rPr>
-                  <m:sty m:val="p"/>
-                </m:rPr>
-                <m:t>+</m:t>
-              </m:r>
-              <m:r>
-                <m:t>6</m:t>
-              </m:r>
-              <m:r>
-                <m:t>k</m:t>
-              </m:r>
-              <m:r>
-                <m:rPr>
-                  <m:sty m:val="p"/>
-                </m:rPr>
-                <m:t>)</m:t>
-              </m:r>
-              <m:r>
-                <m:rPr>
-                  <m:sty m:val="p"/>
-                </m:rPr>
-                <m:t>,</m:t>
-              </m:r>
-              <m:r>
-                <m:t> </m:t>
-              </m:r>
-              <m:acc>
-                <m:accPr>
-                  <m:chr m:val="̂"/>
-                </m:accPr>
-                <m:e>
-                  <m:r>
-                    <m:t>x</m:t>
-                  </m:r>
-                </m:e>
-              </m:acc>
-              <m:r>
-                <m:rPr>
-                  <m:sty m:val="p"/>
-                </m:rPr>
-                <m:t>(</m:t>
-              </m:r>
-              <m:sSub>
-                <m:e>
-                  <m:r>
-                    <m:t>t</m:t>
-                  </m:r>
-                </m:e>
-                <m:sub>
-                  <m:r>
-                    <m:t>0</m:t>
-                  </m:r>
-                </m:sub>
-              </m:sSub>
-              <m:r>
-                <m:rPr>
-                  <m:sty m:val="p"/>
-                </m:rPr>
-                <m:t>+</m:t>
-              </m:r>
-              <m:r>
-                <m:t>6</m:t>
-              </m:r>
-              <m:r>
-                <m:rPr>
-                  <m:sty m:val="p"/>
-                </m:rPr>
-                <m:t>(</m:t>
-              </m:r>
-              <m:r>
-                <m:t>k</m:t>
-              </m:r>
-              <m:r>
-                <m:rPr>
-                  <m:sty m:val="p"/>
-                </m:rPr>
-                <m:t>−</m:t>
-              </m:r>
-              <m:r>
-                <m:t>1</m:t>
-              </m:r>
-              <m:r>
-                <m:rPr>
-                  <m:sty m:val="p"/>
-                </m:rPr>
-                <m:t>)</m:t>
-              </m:r>
-              <m:r>
-                <m:rPr>
-                  <m:sty m:val="p"/>
-                </m:rPr>
-                <m:t>)</m:t>
-              </m:r>
-            </m:e>
-          </m:d>
-          <m:r>
-            <m:rPr>
-              <m:sty m:val="p"/>
-            </m:rPr>
-            <m:t>,</m:t>
-          </m:r>
-          <m:r>
-            <m:t>  </m:t>
-          </m:r>
-          <m:r>
-            <m:t>k</m:t>
-          </m:r>
-          <m:r>
-            <m:rPr>
-              <m:sty m:val="p"/>
-            </m:rPr>
-            <m:t>=</m:t>
-          </m:r>
-          <m:r>
-            <m:t>0</m:t>
-          </m:r>
-          <m:r>
-            <m:rPr>
-              <m:sty m:val="p"/>
-            </m:rPr>
-            <m:t>,</m:t>
-          </m:r>
-          <m:r>
-            <m:t>1</m:t>
-          </m:r>
-          <m:r>
-            <m:rPr>
-              <m:sty m:val="p"/>
-            </m:rPr>
-            <m:t>,</m:t>
-          </m:r>
-          <m:r>
-            <m:rPr>
-              <m:sty m:val="p"/>
-            </m:rPr>
-            <m:t>…</m:t>
-          </m:r>
-          <m:r>
-            <m:rPr>
-              <m:sty m:val="p"/>
-            </m:rPr>
-            <m:t>,</m:t>
-          </m:r>
-          <m:r>
-            <m:t>K</m:t>
-          </m:r>
-          <m:r>
-            <m:rPr>
-              <m:sty m:val="p"/>
-            </m:rPr>
-            <m:t>−</m:t>
-          </m:r>
-          <m:r>
-            <m:t>1</m:t>
-          </m:r>
-          <m:r>
-            <m:rPr>
-              <m:sty m:val="p"/>
-            </m:rPr>
-            <m:t>,</m:t>
-          </m:r>
-        </m:oMath>
-      </m:oMathPara>
-    </w:p>
+    <w:tbl>
+      <w:tblPr>
+        <w:tblW w:w="9639" w:type="dxa"/>
+        <w:tblBorders>
+          <w:top w:val="nil"/>
+          <w:left w:val="nil"/>
+          <w:bottom w:val="nil"/>
+          <w:right w:val="nil"/>
+          <w:insideH w:val="nil"/>
+          <w:insideV w:val="nil"/>
+        </w:tblBorders>
+        <w:tblLayout w:type="fixed"/>
+      </w:tblPr>
+      <w:tblGrid>
+        <w:gridCol w:w="8789"/>
+        <w:gridCol w:w="850"/>
+      </w:tblGrid>
+      <w:tr>
+        <w:tc>
+          <w:tcPr>
+            <w:tcW w:w="8789" w:type="dxa"/>
+            <w:vAlign w:val="center"/>
+          </w:tcPr>
+          <w:p>
+            <w:pPr>
+              <w:ind w:firstLine="0"/>
+              <w:jc w:val="center"/>
+            </w:pPr>
+            <m:oMathPara>
+              <m:oMathParaPr>
+                <m:jc m:val="center"/>
+              </m:oMathParaPr>
+              <m:oMath>
+                <m:acc>
+                  <m:accPr>
+                    <m:chr m:val="̂"/>
+                  </m:accPr>
+                  <m:e>
+                    <m:r>
+                      <m:t>x</m:t>
+                    </m:r>
+                  </m:e>
+                </m:acc>
+                <m:r>
+                  <m:rPr>
+                    <m:sty m:val="p"/>
+                  </m:rPr>
+                  <m:t>(</m:t>
+                </m:r>
+                <m:sSub>
+                  <m:e>
+                    <m:r>
+                      <m:t>t</m:t>
+                    </m:r>
+                  </m:e>
+                  <m:sub>
+                    <m:r>
+                      <m:t>0</m:t>
+                    </m:r>
+                  </m:sub>
+                </m:sSub>
+                <m:r>
+                  <m:rPr>
+                    <m:sty m:val="p"/>
+                  </m:rPr>
+                  <m:t>+</m:t>
+                </m:r>
+                <m:r>
+                  <m:t>6</m:t>
+                </m:r>
+                <m:r>
+                  <m:rPr>
+                    <m:sty m:val="p"/>
+                  </m:rPr>
+                  <m:t>(</m:t>
+                </m:r>
+                <m:r>
+                  <m:t>k</m:t>
+                </m:r>
+                <m:r>
+                  <m:rPr>
+                    <m:sty m:val="p"/>
+                  </m:rPr>
+                  <m:t>+</m:t>
+                </m:r>
+                <m:r>
+                  <m:t>1</m:t>
+                </m:r>
+                <m:r>
+                  <m:rPr>
+                    <m:sty m:val="p"/>
+                  </m:rPr>
+                  <m:t>)</m:t>
+                </m:r>
+                <m:r>
+                  <m:rPr>
+                    <m:sty m:val="p"/>
+                  </m:rPr>
+                  <m:t>)</m:t>
+                </m:r>
+                <m:r>
+                  <m:t> </m:t>
+                </m:r>
+                <m:r>
+                  <m:rPr>
+                    <m:sty m:val="p"/>
+                  </m:rPr>
+                  <m:t>=</m:t>
+                </m:r>
+                <m:r>
+                  <m:t> </m:t>
+                </m:r>
+                <m:r>
+                  <m:rPr>
+                    <m:scr m:val="script"/>
+                    <m:sty m:val="p"/>
+                  </m:rPr>
+                  <m:t>F</m:t>
+                </m:r>
+                <m:r>
+                  <m:t>​</m:t>
+                </m:r>
+                <m:d>
+                  <m:dPr>
+                    <m:begChr m:val="("/>
+                    <m:sepChr m:val=""/>
+                    <m:endChr m:val=")"/>
+                    <m:grow/>
+                  </m:dPr>
+                  <m:e>
+                    <m:acc>
+                      <m:accPr>
+                        <m:chr m:val="̂"/>
+                      </m:accPr>
+                      <m:e>
+                        <m:r>
+                          <m:t>x</m:t>
+                        </m:r>
+                      </m:e>
+                    </m:acc>
+                    <m:r>
+                      <m:rPr>
+                        <m:sty m:val="p"/>
+                      </m:rPr>
+                      <m:t>(</m:t>
+                    </m:r>
+                    <m:sSub>
+                      <m:e>
+                        <m:r>
+                          <m:t>t</m:t>
+                        </m:r>
+                      </m:e>
+                      <m:sub>
+                        <m:r>
+                          <m:t>0</m:t>
+                        </m:r>
+                      </m:sub>
+                    </m:sSub>
+                    <m:r>
+                      <m:rPr>
+                        <m:sty m:val="p"/>
+                      </m:rPr>
+                      <m:t>+</m:t>
+                    </m:r>
+                    <m:r>
+                      <m:t>6</m:t>
+                    </m:r>
+                    <m:r>
+                      <m:t>k</m:t>
+                    </m:r>
+                    <m:r>
+                      <m:rPr>
+                        <m:sty m:val="p"/>
+                      </m:rPr>
+                      <m:t>)</m:t>
+                    </m:r>
+                    <m:r>
+                      <m:rPr>
+                        <m:sty m:val="p"/>
+                      </m:rPr>
+                      <m:t>,</m:t>
+                    </m:r>
+                    <m:r>
+                      <m:t> </m:t>
+                    </m:r>
+                    <m:acc>
+                      <m:accPr>
+                        <m:chr m:val="̂"/>
+                      </m:accPr>
+                      <m:e>
+                        <m:r>
+                          <m:t>x</m:t>
+                        </m:r>
+                      </m:e>
+                    </m:acc>
+                    <m:r>
+                      <m:rPr>
+                        <m:sty m:val="p"/>
+                      </m:rPr>
+                      <m:t>(</m:t>
+                    </m:r>
+                    <m:sSub>
+                      <m:e>
+                        <m:r>
+                          <m:t>t</m:t>
+                        </m:r>
+                      </m:e>
+                      <m:sub>
+                        <m:r>
+                          <m:t>0</m:t>
+                        </m:r>
+                      </m:sub>
+                    </m:sSub>
+                    <m:r>
+                      <m:rPr>
+                        <m:sty m:val="p"/>
+                      </m:rPr>
+                      <m:t>+</m:t>
+                    </m:r>
+                    <m:r>
+                      <m:t>6</m:t>
+                    </m:r>
+                    <m:r>
+                      <m:rPr>
+                        <m:sty m:val="p"/>
+                      </m:rPr>
+                      <m:t>(</m:t>
+                    </m:r>
+                    <m:r>
+                      <m:t>k</m:t>
+                    </m:r>
+                    <m:r>
+                      <m:rPr>
+                        <m:sty m:val="p"/>
+                      </m:rPr>
+                      <m:t>−</m:t>
+                    </m:r>
+                    <m:r>
+                      <m:t>1</m:t>
+                    </m:r>
+                    <m:r>
+                      <m:rPr>
+                        <m:sty m:val="p"/>
+                      </m:rPr>
+                      <m:t>)</m:t>
+                    </m:r>
+                    <m:r>
+                      <m:rPr>
+                        <m:sty m:val="p"/>
+                      </m:rPr>
+                      <m:t>)</m:t>
+                    </m:r>
+                  </m:e>
+                </m:d>
+                <m:r>
+                  <m:rPr>
+                    <m:sty m:val="p"/>
+                  </m:rPr>
+                  <m:t>,</m:t>
+                </m:r>
+                <m:r>
+                  <m:t>  </m:t>
+                </m:r>
+                <m:r>
+                  <m:t>k</m:t>
+                </m:r>
+                <m:r>
+                  <m:rPr>
+                    <m:sty m:val="p"/>
+                  </m:rPr>
+                  <m:t>=</m:t>
+                </m:r>
+                <m:r>
+                  <m:t>0</m:t>
+                </m:r>
+                <m:r>
+                  <m:rPr>
+                    <m:sty m:val="p"/>
+                  </m:rPr>
+                  <m:t>,</m:t>
+                </m:r>
+                <m:r>
+                  <m:t>1</m:t>
+                </m:r>
+                <m:r>
+                  <m:rPr>
+                    <m:sty m:val="p"/>
+                  </m:rPr>
+                  <m:t>,</m:t>
+                </m:r>
+                <m:r>
+                  <m:rPr>
+                    <m:sty m:val="p"/>
+                  </m:rPr>
+                  <m:t>…</m:t>
+                </m:r>
+                <m:r>
+                  <m:rPr>
+                    <m:sty m:val="p"/>
+                  </m:rPr>
+                  <m:t>,</m:t>
+                </m:r>
+                <m:r>
+                  <m:t>K</m:t>
+                </m:r>
+                <m:r>
+                  <m:rPr>
+                    <m:sty m:val="p"/>
+                  </m:rPr>
+                  <m:t>−</m:t>
+                </m:r>
+                <m:r>
+                  <m:t>1</m:t>
+                </m:r>
+                <m:r>
+                  <m:rPr>
+                    <m:sty m:val="p"/>
+                  </m:rPr>
+                  <m:t>,</m:t>
+                </m:r>
+              </m:oMath>
+            </m:oMathPara>
+          </w:p>
+        </w:tc>
+        <w:tc>
+          <w:tcPr>
+            <w:tcW w:w="850" w:type="dxa"/>
+            <w:vAlign w:val="center"/>
+          </w:tcPr>
+          <w:p>
+            <w:pPr>
+              <w:ind w:firstLine="0"/>
+              <w:jc w:val="right"/>
+            </w:pPr>
+            <w:r>
+              <w:t>(7)</w:t>
+            </w:r>
+          </w:p>
+        </w:tc>
+      </w:tr>
+    </w:tbl>
     <w:p>
       <w:pPr>
         <w:pStyle w:val="FirstParagraph"/>

--- a/docs/paper/article_gip.docx
+++ b/docs/paper/article_gip.docx
@@ -114,7 +114,7 @@
         <w:pStyle w:val="BodyText"/>
       </w:pPr>
       <w:r>
-        <w:t xml:space="preserve">Статья описывает графовую нейросетевую модель регионального прогноза погоды над югом Красноярского края. Глобальная сетка с шагом 0,703° и региональная вставка с шагом 0,25° образуют одну расчётную сетку из 133 279 узлов. Внешние граничные условия модели не нужны: поля на стыке двух разрешений согласует обмен сообщениями по графу, и этому модель учится вместе со всем остальным. У модели 6,0 млн обучаемых параметров, для обучения и прогноза хватает одного графического ускорителя. На независимой выборке из 1607 сроков, которая охватывает все сезоны, среднеквадратическая ошибка прогноза приземной температуры на сутки равна 1,47 °C. Агрегатная успешность относительно инерционного прогноза составляет 74,4 %, аномальная корреляция относительно климатологии равна 0,973. На общих узлах и сроках ошибка по приземной температуре в 1,33 раза больше, чем у глобальной модели GraphCast, у которой в шесть раз больше параметров. При равномерном усреднении функции потерь целевые узлы и приземные каналы получают малую долю обучающего сигнала. Явные веса по узлам и каналам снижают ошибку приземной температуры на 10,2 % в среднем по горизонтам и на 12,0 % на суточном сроке, а архитектура и объём обучения остаются прежними. Опыт с равным бюджетом обучения показал, что ошибка одношагового прогноза на проверочной выборке плохо подходит для отбора модели, которая строит многошаговый прогноз.</w:t>
+        <w:t xml:space="preserve">Статья описывает графовую нейросетевую модель регионального прогноза погоды над югом Красноярского края. Глобальная сетка с шагом 0,703° и региональная вставка с шагом 0,25° образуют одну расчётную сетку из 133 279 узлов. Внешние граничные условия модели не нужны: поля на стыке двух разрешений согласует обмен сообщениями по графу. У модели 6,7 млн обучаемых параметров, для обучения и прогноза хватает одного графического ускорителя. На независимой выборке из 1607 сроков за все сезоны среднеквадратическая ошибка прогноза приземной температуры на сутки равна 1,39 °C, агрегатная успешность относительно инерционного прогноза 76,0 %, аномальная корреляция 0,976. На общих узлах и сроках ошибка по приземной температуре в 1,25 раза больше, чем у глобальной модели GraphCast, у которой в 5,5 раза больше параметров. Разложение ошибки по масштабам показало, что кодировщик и декодировщик на свёрточных слоях графа отпечатывают в прогнозе треугольники графа. Передача сообщений с признаками рёбер убирает отпечаток и вместе с более долгим обучением снижает ошибку относительно исходной модели на 7–9 % по давлению и на 5–6 % по температуре. При равномерном усреднении функции потерь целевые узлы и приземные каналы получают малую долю обучающего сигнала, а явные веса снижают ошибку приземной температуры на 10,2 %. Ошибка одношагового прогноза на проверочной выборке плохо подходит для отбора модели многошагового прогноза.</w:t>
       </w:r>
     </w:p>
     <w:p>
@@ -126,7 +126,7 @@
       </w:r>
     </w:p>
     <w:bookmarkEnd w:id="9"/>
-    <w:bookmarkStart w:id="38" w:name="X18962f304fe062523d27d89f54b7781ab791a26"/>
+    <w:bookmarkStart w:id="39" w:name="X18962f304fe062523d27d89f54b7781ab791a26"/>
     <w:p>
       <w:pPr>
         <w:pStyle w:val="Heading1"/>
@@ -230,7 +230,7 @@
         <w:pStyle w:val="BodyText"/>
       </w:pPr>
       <w:r>
-        <w:t xml:space="preserve">A regional neural network weather forecasting model for the south of Krasnoyarsk Krai is presented, built on a graph representation of the atmospheric state. A global mesh of 0.703° and a regional insert of 0.25° form a single graph of 133,279 nodes, removing the need for external lateral boundary conditions: the resolutions are reconciled at the interface by message passing during training. The model has 6.0 million trainable parameters and runs on a single GPU. On 1607 independent initial times covering all seasons the 2-m temperature error is 1.47 °C at the 24-h lead time, the aggregate skill score 74.4 % against persistence and the anomaly correlation 0.973 against climatology. On shared nodes and initial times it trails the global GraphCast by a factor of 1.33 with six times fewer parameters. The distribution of the training signal over nodes and channels arising from uniform averaging of the loss is far from the task: explicit weighting cuts the 2-m temperature error by 10.2 % at an equal budget and unchanged architecture. At an equal training budget the single-step validation error proves an unreliable criterion for selecting a model for multi-step forecasting.</w:t>
+        <w:t xml:space="preserve">A graph neural network model for regional weather forecasting over the south of Krasnoyarsk Krai is presented. A global mesh of 0.703° and a regional insert of 0.25° form a single graph of 133,279 nodes, so no lateral boundary conditions are needed: message passing reconciles the resolutions at the interface. The model has 6.7 million trainable parameters and runs on a single GPU. On 1607 independent initial times the 2-m temperature error is 1.39 °C at the 24-h lead time, the aggregate skill score 76.0 % against persistence and the anomaly correlation 0.976. On shared nodes and initial times it trails the global GraphCast by a factor of 1.25 with 5.5 times fewer parameters. A scale decomposition of the error showed that an encoder and decoder built on graph convolutions imprint the mesh triangles on the forecast; message passing with edge features removes the imprint and, together with longer training, cuts the pressure error by 7–9 % and the temperature error by 5–6 %. Explicit loss weighting of the target nodes and channels cuts the 2-m temperature error by 10.2 %. The single-step validation error proves an unreliable criterion for selecting a model for multi-step forecasting.</w:t>
       </w:r>
     </w:p>
     <w:p>
@@ -263,7 +263,7 @@
         <w:pStyle w:val="BodyText"/>
       </w:pPr>
       <w:r>
-        <w:t xml:space="preserve">В 2022–2023 годах нейросетевые модели, обученные на архиве реанализа, догнали по точности оперативные системы ведущих метеоцентров, а вычислений на выпуск прогноза им нужно во много раз меньше. Модель GraphCast [8] работает на графовом представлении атмосферы. На сроках от трёх до десяти суток она превзошла оперативную систему Европейского центра по большинству переменных. Сопоставимые результаты получили модели Pangu-Weather [3] и FourCastNet [11]. В основе GraphCast лежит граф, узлы которого почти равномерно покрывают сферу (п. 3.1).</w:t>
+        <w:t xml:space="preserve">В 2022–2023 годах нейросетевые модели, обученные на архиве реанализа, догнали по точности оперативные системы ведущих метеоцентров при во много раз меньших вычислениях. GraphCast [8] на сроках от трёх до десяти суток превзошла оперативную систему Европейского центра по большинству переменных, сопоставимых результатов достигли Pangu-Weather [3] и FourCastNet [11]. В основе GraphCast лежит граф, узлы которого почти равномерно покрывают сферу (п. 3.1).</w:t>
       </w:r>
     </w:p>
     <w:p>
@@ -309,7 +309,7 @@
         </w:numPr>
       </w:pPr>
       <w:r>
-        <w:t xml:space="preserve">Модель намеренно сделана лёгкой: у неё 6,0 млн параметров, у моделей [3, 8, 9] от десятков до сотен миллионов. Для обучения и выпуска прогноза хватает одного графического ускорителя, и схему можно воспроизвести в вычислительной среде регионального управления гидрометслужбы.</w:t>
+        <w:t xml:space="preserve">Модель намеренно сделана лёгкой: у неё 6,7 млн параметров, у моделей [3, 8, 9] от десятков до сотен миллионов. Для обучения и выпуска прогноза хватает одного графического ускорителя, и схему можно воспроизвести в вычислительной среде регионального управления гидрометслужбы.</w:t>
       </w:r>
     </w:p>
     <w:p>
@@ -335,6 +335,17 @@
       </w:r>
     </w:p>
     <w:p>
+      <w:pPr>
+        <w:numPr>
+          <w:ilvl w:val="0"/>
+          <w:numId w:val="1001"/>
+        </w:numPr>
+      </w:pPr>
+      <w:r>
+        <w:t xml:space="preserve">Сравнение с GraphCast по масштабам показало, где модель теряет точность. Кодировщик и декодировщик на свёрточных слоях графа не учитывают положение узла сетки относительно вершин графа, и в прогнозе проступают границы треугольников. Передача сообщений с признаками рёбер, как в GraphCast, убирает этот отпечаток. Вместе с более долгим обучением это снижает ошибку давления на 7–9 %.</w:t>
+      </w:r>
+    </w:p>
+    <w:p>
       <w:r>
         <w:pict>
           <v:rect style="width:0;height:1.5pt" o:hralign="center" o:hrstd="t" o:hr="t"/>
@@ -382,7 +393,7 @@
         <w:pStyle w:val="BodyText"/>
       </w:pPr>
       <w:r>
-        <w:t xml:space="preserve">Поля хранятся в физических единицах. Геопотенциал ERA5 один раз поделили на</w:t>
+        <w:t xml:space="preserve">Поля хранятся в физических единицах, геопотенциал ERA5 поделён на</w:t>
       </w:r>
       <w:r>
         <w:t xml:space="preserve"> </w:t>
@@ -431,7 +442,7 @@
         </m:sSup>
       </m:oMath>
       <w:r>
-        <w:t xml:space="preserve">. Перед подачей в сеть каждый канал стандартизуется. Среднее и стандартное отклонение считали по всему периоду 2010–2020 гг., включая проверочную и тестовую части. Эти два числа на канал влияют на результат пренебрежимо мало, но мы сообщаем об этом явно.</w:t>
+        <w:t xml:space="preserve">. Перед подачей в сеть каждый канал стандартизуется по среднему и разбросу за 2010–2020 гг., включая проверочную и тестовую части; влияние этих двух чисел на канал пренебрежимо мало.</w:t>
       </w:r>
     </w:p>
     <w:p>
@@ -473,7 +484,7 @@
         <w:pStyle w:val="FirstParagraph"/>
       </w:pPr>
       <w:r>
-        <w:t xml:space="preserve">Выборку разбили строго по времени, без перемешивания сроков. Обучающая выборка целиком предшествует проверочной, а проверочная предшествует тестовой, так что будущие состояния в обучение не попадают. Пример занимает окно из 2 входных срезов и 4 прогностических шагов, и из 16 072 сроков получается 16 067 примеров. Их разделили в отношении 80/10/10: 12 853 для обучения, 1607 в проверочную выборку и 1607 в тестовую. По проверочной выборке подбирали гиперпараметры и отбирали состояние модели. Все публикуемые числа получены на тестовой выборке. Она охватывает конец 2019 г. и весь 2020 г., то есть полный годовой цикл и все четыре сезона. Сроки начала прогноза в обучающей выборке идут с 01.01.2010 06 UTC по 19.10.2018 06 UTC, в проверочной с 19.10.2018 12 UTC по 25.11.2019 00 UTC, в тестовой с 25.11.2019 06 UTC по 30.12.2020 18 UTC.</w:t>
+        <w:t xml:space="preserve">Выборку разбили строго по времени, без перемешивания: обучающая часть целиком предшествует проверочной, а та тестовой. Окно примера включает 2 входных среза и 4 прогностических шага, и из 16 072 сроков получается 16 067 примеров. Их разделили в отношении 80/10/10: 12 853 для обучения, 1607 для подбора гиперпараметров и отбора состояния модели, 1607 для тестов. Все публикуемые числа получены на тестовой выборке, она охватывает полный годовой цикл. Сроки начала прогноза в обучающей выборке идут с 01.01.2010 06 UTC по 19.10.2018 06 UTC, в проверочной с 19.10.2018 12 UTC по 25.11.2019 00 UTC, в тестовой с 25.11.2019 06 UTC по 30.12.2020 18 UTC.</w:t>
       </w:r>
     </w:p>
     <w:bookmarkEnd w:id="13"/>
@@ -491,7 +502,7 @@
         <w:pStyle w:val="FirstParagraph"/>
       </w:pPr>
       <w:r>
-        <w:t xml:space="preserve">Региональное дообучение начинается с глобальной модели. Её обучили на тех же 19 полях на широтно-долготной сетке 512 × 256 узлов с шагом около 0,703°. Модель устроена по схеме «кодировщик–процессор–декодировщик» на графе. Кодировщик переносит признаки узлов расчётной сетки на вершины икосаэдрической мозаики (уровни детализации 4 и 6). Процессор выполняет 12 раундов обмена сообщениями блоком Interaction Network [2]. Декодировщик возвращает результат в узлы сетки. У модели 6,0 млн обучаемых параметров, в шесть раз меньше, чем у GraphCast [8], и для обучения и оперативного выпуска прогноза хватает одного графического ускорителя.</w:t>
+        <w:t xml:space="preserve">Региональное дообучение начинается с глобальной модели. Её обучили на тех же 19 полях на широтно-долготной сетке 512 × 256 узлов с шагом около 0,703°. Устроена она так же, как региональная (п. 3.2), но без слоёв с признаками рёбер в кодировщике и декодировщике. Меш объединяет уровни детализации 4 и 6. У глобальной модели 6,0 млн обучаемых параметров, в шесть раз меньше, чем у GraphCast [8], и для обучения и оперативного выпуска прогноза хватает одного графического ускорителя.</w:t>
       </w:r>
     </w:p>
     <w:p>
@@ -1406,7 +1417,7 @@
         <w:pStyle w:val="BodyText"/>
       </w:pPr>
       <w:r>
-        <w:t xml:space="preserve">Инерционный эталон подходит не для всех полей. По приземной температуре его ошибка равна 4,99 / 6,88 / 5,88 / 4,42 °C на горизонтах +6…+24 ч. На суточном сроке он точнее, чем на шестичасовом, потому что поле возвращается к тому же часу местного времени. Успешность относительно него меняется немонотонно (76,4 / 80,2 / 76,2 / 67,0 %) и говорит об эталоне не меньше, чем о модели.</w:t>
+        <w:t xml:space="preserve">Инерционный эталон подходит не для всех полей. По приземной температуре его ошибка равна 4,99 / 6,88 / 5,88 / 4,42 °C на горизонтах +6…+24 ч: к суткам поле возвращается к тому же часу местного времени. Успешность относительно него немонотонна (76,4 / 80,2 / 76,2 / 67,0 %) и говорит об эталоне не меньше, чем о модели.</w:t>
       </w:r>
     </w:p>
     <w:p>
@@ -1414,7 +1425,7 @@
         <w:pStyle w:val="BodyText"/>
       </w:pPr>
       <w:r>
-        <w:t xml:space="preserve">У климатического эталона такого недостатка нет. Его построили по обучающей части выборки разложением по гармоникам (три годовые и суточный ход), тестовые сроки в подгонку не входили. Его ошибка почти не зависит от горизонта: 6,25 °C по приземной температуре на всех сроках, 5,42 °C по температуре на 850 гПа, 9,19 гПа по давлению на уровне моря, 2,05 и 1,74 м/с по составляющим ветра. На суточном сроке успешность основной модели относительно климатологии равна 76,6 % по приземной температуре, 82,7 % по T850, 88,8 % по давлению, 65,9 и 60,9 % по ветру. Постоянная ошибка эталона показывает, до какого срока прогноз полезен. Ошибка модели по приземной температуре равна 4,33 °C на +120 ч и 6,19 °C на +168 ч, то есть сравнивается с климатологией после седьмых суток.</w:t>
+        <w:t xml:space="preserve">У климатического эталона такого недостатка нет. Его построили по обучающей части выборки разложением по гармоникам (три годовые и суточный ход), тестовые сроки в подгонку не входили. Его ошибка почти не зависит от горизонта: 6,25 °C по приземной температуре на всех сроках, 5,42 °C по температуре на 850 гПа, 9,19 гПа по давлению на уровне моря, 2,05 и 1,74 м/с по составляющим ветра. На суточном сроке успешность итоговой модели относительно климатологии равна 77,7 % по приземной температуре, 84,2 % по T850, 89,4 % по давлению, 67,1 и 62,0 % по ветру.</w:t>
       </w:r>
     </w:p>
     <w:p>
@@ -2697,7 +2708,7 @@
         <w:pStyle w:val="FirstParagraph"/>
       </w:pPr>
       <w:r>
-        <w:t xml:space="preserve">Значение переменной в узле через шесть часов определяется состоянием его окрестности. Чтобы модель могла выучить эту зависимость, окрестность узла должна везде иметь примерно один физический размер. На регулярной сетке в координатах широта–долгота это условие не выполняется. При шаге 0,703° расстояние между соседними узлами вдоль параллели убывает пропорционально косинусу широты: около 78 км на экваторе, 50 км на 50° с. ш. и 14 км на 80° с. ш. Вблизи полюсов сетка вырождается. Модели приходится либо усреднять эту неоднородность, либо тратить ёмкость на её запоминание.</w:t>
+        <w:t xml:space="preserve">Значение переменной в узле через шесть часов определяется состоянием его окрестности, и чтобы модель могла выучить эту зависимость, окрестность должна везде иметь примерно один физический размер. На регулярной сетке это не так: при шаге 0,703° расстояние между узлами вдоль параллели равно около 78 км на экваторе, 50 км на 50° с. ш. и 14 км на 80° с. ш., а у полюсов сетка вырождается.</w:t>
       </w:r>
     </w:p>
     <w:p>
@@ -2705,7 +2716,7 @@
         <w:pStyle w:val="BodyText"/>
       </w:pPr>
       <w:r>
-        <w:t xml:space="preserve">Узлы почти равномерно распределяет по сфере икосаэдрическая триангуляция. Икосаэдр из 20 равных граней рекурсивно измельчают: каждый треугольник делят на четыре, а новые вершины проецируют на сферу. На любом уровне измельчения у каждой вершины пять или шесть соседей, и длины рёбер различаются мало. Благодаря этому окрестность узла везде отвечает близкому физическому масштабу.</w:t>
+        <w:t xml:space="preserve">Узлы почти равномерно распределяет по сфере икосаэдрическая триангуляция. Икосаэдр рекурсивно измельчают, деля каждый треугольник на четыре и проецируя новые вершины на сферу. У каждой вершины пять или шесть соседей, длины рёбер различаются мало, и окрестность узла везде отвечает близкому физическому масштабу.</w:t>
       </w:r>
     </w:p>
     <w:bookmarkEnd w:id="17"/>
@@ -2731,7 +2742,7 @@
         <w:pStyle w:val="BodyText"/>
       </w:pPr>
       <w:r>
-        <w:t xml:space="preserve">Кодировщик переносит значения из узлов сетки в вершины графа. Каждая вершина собирает сообщение от узлов, которые попали в её окрестность (радиус связи 0,6 в единицах длины ребра графа). Многослойный персептрон переводит это сообщение в скрытое представление размерности 256.</w:t>
+        <w:t xml:space="preserve">Кодировщик переносит значения из узлов сетки в вершины графа. Каждая вершина собирает признаки узлов, которые попали в её окрестность (радиус связи 0,6 в единицах длины ребра графа). Сначала это делают свёрточные слои графа, которые смешивают узлы с весами, зависящими только от числа связей. Затем слой передачи сообщений с признаками рёбер, как в GraphCast [8], добавляет поправку, которая зависит от смещения узла относительно вершины. На выходе получается скрытое представление размерности 256.</w:t>
       </w:r>
     </w:p>
     <w:p>
@@ -3554,7 +3565,7 @@
         <w:pStyle w:val="BodyText"/>
       </w:pPr>
       <w:r>
-        <w:t xml:space="preserve">Декодировщик переносит скрытые представления вершин обратно в узлы регулярной сетки и выдаёт приращения полей.</w:t>
+        <w:t xml:space="preserve">Декодировщик переносит скрытые представления вершин обратно в узлы регулярной сетки и выдаёт приращения полей. Каждый узел сетки получает сообщения от трёх вершин треугольника графа, в который он попадает. Сообщение строится по формуле (5), где признаками ребра служит смещение узла относительно вершины, так что вклад вершины зависит от положения узла внутри треугольника. Зачем это нужно, показано в п. 4.8.</w:t>
       </w:r>
     </w:p>
     <w:p>
@@ -3952,7 +3963,7 @@
         <w:t xml:space="preserve"> </w:t>
       </w:r>
       <w:r>
-        <w:t xml:space="preserve">на вход идут два среза анализа. Конфигурации на 19 и 33 канала различаются только входным слоем кодировщика и выходным слоем декодировщика. Разница составляет около 9 тыс. параметров (0,15 %), и после округления число параметров у них одинаково.</w:t>
+        <w:t xml:space="preserve">на вход идут два среза анализа. Конфигурации на 19 и 33 канала различаются только входным слоем кодировщика и выходным слоем декодировщика. Разница составляет около 9 тыс. параметров (0,15 %), и после округления число параметров у них одинаково. Слои с признаками рёбер в кодировщике и декодировщике добавляют 0,6 млн, всего у итоговой модели 6,7 млн параметров.</w:t>
       </w:r>
     </w:p>
     <w:bookmarkEnd w:id="18"/>
@@ -3970,7 +3981,7 @@
         <w:pStyle w:val="FirstParagraph"/>
       </w:pPr>
       <w:r>
-        <w:t xml:space="preserve">Классическая региональная модель вырезает область из глобальной сетки и задаёт на её краю внешние граничные условия. У граничных узлов нет корректного окружения, у края накапливаются искажения, и для их подавления нужна отдельная процедура сшивания с внешним полем [4].</w:t>
+        <w:t xml:space="preserve">Мы используем другой приём: глобальная и региональная сетки объединены в один граф, и внешней границы у модели нет. Из глобальной сетки 512 × 256 (шаг 0,703°) удалены узлы внутри области интереса. На их место поставлена регулярная решётка с шагом 0,25° (61 × 41 = 2501 узел) в границах 50–60° с. ш., 83–98° в. д. Итоговая расчётная сетка содержит 130 778 глобальных узлов и 2501 узел вставки, всего 133 279.</w:t>
       </w:r>
     </w:p>
     <w:p>
@@ -3978,7 +3989,7 @@
         <w:pStyle w:val="BodyText"/>
       </w:pPr>
       <w:r>
-        <w:t xml:space="preserve">Мы используем другой приём: глобальная и региональная сетки объединены в один граф, и внешней границы у модели нет. Из глобальной сетки 512 × 256 (шаг 0,703°) удалены узлы внутри области интереса. На их место поставлена регулярная решётка с шагом 0,25° (61 × 41 = 2501 узел) в границах 50–60° с. ш., 83–98° в. д. Итоговая расчётная сетка содержит 130 778 глобальных узлов и 2501 узел вставки, всего 133 279.</w:t>
+        <w:t xml:space="preserve">Рёбра между узлами и вершинами графа строятся поиском ближайших соседей по геоцентрическим координатам. Для узлов обоих разрешений процедура одна и та же, и переходную зону при построении связности никак не выделяют.</w:t>
       </w:r>
     </w:p>
     <w:p>
@@ -3986,7 +3997,7 @@
         <w:pStyle w:val="BodyText"/>
       </w:pPr>
       <w:r>
-        <w:t xml:space="preserve">Рёбра между узлами и вершинами графа строятся поиском ближайших соседей по геоцентрическим координатам. Для узлов обоих разрешений процедура одна и та же, и переходную зону при построении связности никак не выделяют.</w:t>
+        <w:t xml:space="preserve">Соединение жёсткое: множества узлов не пересекаются, и значения собираются в один вектор состояния без весовой функции и сглаживания на стыке. Разрешения согласуются в ходе обмена сообщениями. Узлы по обе стороны стыка связаны рёбрами и обмениваются признаками на каждом из 12 раундов, так что переходный слой модель формирует сама при обучении.</w:t>
       </w:r>
     </w:p>
     <w:p>
@@ -3994,7 +4005,7 @@
         <w:pStyle w:val="BodyText"/>
       </w:pPr>
       <w:r>
-        <w:t xml:space="preserve">Соединение жёсткое: множества узлов не пересекаются, и значения собираются в один вектор состояния без весовой функции и сглаживания на стыке. Разрешения согласуются в ходе обмена сообщениями. Узлы по обе стороны стыка связаны рёбрами и обмениваются признаками на каждом из 12 раундов, так что переходный слой модель формирует сама при обучении.</w:t>
+        <w:t xml:space="preserve">В методе Дэвиса [4] внутреннее решение в ходе интегрирования релаксируется к заданному извне полю, то есть внешняя граница и внешнее поле остаются необходимыми. В нашей схеме их нет. Прямая проверка бесшовности приведена на рис. 1: смена разрешения видна по размеру ячеек, а разрыва поля на склейке нет. Количественная диагностика по горизонтам дана в п. 4.6.</w:t>
       </w:r>
     </w:p>
     <w:p>
@@ -4002,15 +4013,7 @@
         <w:pStyle w:val="BodyText"/>
       </w:pPr>
       <w:r>
-        <w:t xml:space="preserve">В методе Дэвиса [4] внутреннее решение в ходе интегрирования релаксируется к заданному извне полю, то есть внешняя граница и внешнее поле остаются необходимыми. В нашей схеме их нет. Прямая проверка бесшовности приведена на рис. 1: смена разрешения видна по размеру ячеек, а разрыва поля на склейке нет. Количественная диагностика по горизонтам дана в п. 4.6.</w:t>
-      </w:r>
-    </w:p>
-    <w:p>
-      <w:pPr>
-        <w:pStyle w:val="BodyText"/>
-      </w:pPr>
-      <w:r>
-        <w:t xml:space="preserve">У подхода есть ограничение. Вставка задана прямоугольником в координатах широта–долгота и сохраняет ту же неоднородность шага по долготе, что обсуждалась в п. 3.1. Для полосы в 10° по широте отношение</w:t>
+        <w:t xml:space="preserve">Вставка задана прямоугольником в координатах широта–долгота и сохраняет неоднородность шага по долготе (п. 3.1). Для 10° по широте отношение</w:t>
       </w:r>
       <w:r>
         <w:t xml:space="preserve"> </w:t>
@@ -4087,7 +4090,7 @@
         <w:t xml:space="preserve"> </w:t>
       </w:r>
       <w:r>
-        <w:t xml:space="preserve">невелико, но для области с большей протяжённостью по широте его придётся учитывать.</w:t>
+        <w:t xml:space="preserve">невелико, но для более протяжённой области его придётся учитывать.</w:t>
       </w:r>
     </w:p>
     <w:bookmarkEnd w:id="19"/>
@@ -4282,7 +4285,7 @@
         <w:pStyle w:val="BodyText"/>
       </w:pPr>
       <w:r>
-        <w:t xml:space="preserve">Функция потерь равна среднеквадратической ошибке в стандартизованных переменных по всем узлам расчётной сетки. Мы пробовали считать потери только по области интереса. Поля за её пределами тогда деградировали и через авторегрессию ухудшали прогноз внутри области. Рельеф и маска суши и моря в функцию потерь не входят и переносятся между шагами развёртки без изменений.</w:t>
+        <w:t xml:space="preserve">Функция потерь считается по всем узлам расчётной сетки: потери только по области интереса портили поля за её пределами и через авторегрессию прогноз внутри неё. Рельеф и маска суши и моря в функцию потерь не входят.</w:t>
       </w:r>
     </w:p>
     <w:p>
@@ -4317,7 +4320,7 @@
         <w:pStyle w:val="FirstParagraph"/>
       </w:pPr>
       <w:r>
-        <w:t xml:space="preserve">Все оценки получены на одном окне верификации и с одним определением истинного поля (разд. 2): это реанализ ERA5 с шагом 0,25° в узлах региональной вставки. Показатели: ошибка (1), успешность относительно эталона (2), агрегатная успешность (3) и аномальная корреляция (4). Табл. 1 посчитана с широтными весами, табл. 3–5 с равными. В табл. 3–5 конфигурации сравниваются между собой, а вес меняет ошибку не более чем на 0,02 °C и агрегат на 0,2 п.п., одинаково у всех строк.</w:t>
+        <w:t xml:space="preserve">Все оценки получены на одном окне верификации относительно реанализа ERA5 с шагом 0,25° в узлах региональной вставки. Табл. 1 посчитана с широтными весами, табл. 3–5 с равными: там конфигурации сравниваются между собой, а вес меняет ошибку не более чем на 0,02 °C, одинаково у всех строк.</w:t>
       </w:r>
     </w:p>
     <w:p>
@@ -4325,17 +4328,17 @@
         <w:pStyle w:val="BodyText"/>
       </w:pPr>
       <w:r>
-        <w:t xml:space="preserve">Объём выборки в таблицах разный. Табл. 1, 3 и 4 посчитаны на полной тестовой выборке из 1607 сроков (25.11.2019–30.12.2020, все четыре сезона). Табл. 2 и 5 посчитаны на первых 100 сроках периода (по 19.12.2019). Эта подвыборка приходится на холодное полугодие и труднее полной: ошибка приземной температуры на суточном сроке равна 1,47 °C на 1607 сроках и 2,05 °C на 100. Числа из разных таблиц сравнивать нельзя. Внутри одной таблицы все конфигурации посчитаны на одних сроках.</w:t>
+        <w:t xml:space="preserve">Объём выборки в таблицах разный. Табл. 1, 3 и 4 посчитаны на полной тестовой выборке из 1607 сроков (25.11.2019–30.12.2020, все четыре сезона). Табл. 2 и 5 посчитаны на первых 100 сроках периода (по 19.12.2019). Эта подвыборка приходится на холодное полугодие и труднее полной: у итоговой модели ошибка приземной температуры на суточном сроке равна 1,39 °C на 1607 сроках и 1,57 °C на 100. Табл. 2 к тому же получена на 19-канальной линии моделей (п. 4.3). Числа из разных таблиц сравнивать нельзя. Внутри одной таблицы все конфигурации посчитаны на одних сроках.</w:t>
       </w:r>
     </w:p>
     <w:bookmarkEnd w:id="22"/>
-    <w:bookmarkStart w:id="23" w:name="качество-основной-модели"/>
+    <w:bookmarkStart w:id="23" w:name="качество-итоговой-модели"/>
     <w:p>
       <w:pPr>
         <w:pStyle w:val="Heading2"/>
       </w:pPr>
       <w:r>
-        <w:t xml:space="preserve">Качество основной модели</w:t>
+        <w:t xml:space="preserve">Качество итоговой модели</w:t>
       </w:r>
     </w:p>
     <w:p>
@@ -4343,7 +4346,7 @@
         <w:pStyle w:val="FirstParagraph"/>
       </w:pPr>
       <w:r>
-        <w:t xml:space="preserve">На суточном сроке ошибка приземной температуры равна 1,47 °C по области [1,39; 1,53] и 1,31 °C во внутренней зоне [1,21; 1,40]. По остальным полям региона на том же сроке: ветер 0,70 и 0,68 м/с, давление на уровне моря 1,03 гПа, T850 0,94 °C, Z500 8,7 гпм. Аномальную корреляцию мы приводим в п. 4.7 вместе со сравнением с глобальной моделью, чтобы обе модели оценивались по одной климатологии.</w:t>
+        <w:t xml:space="preserve">На суточном сроке ошибка приземной температуры у итоговой модели равна 1,39 °C по области [1,31; 1,45] и 1,25 °C во внутренней зоне [1,15; 1,35]. По остальным полям региона на том же сроке: ветер 0,68 и 0,66 м/с, давление на уровне моря 0,97 гПа, T850 0,85 °C, Z500 8,1 гпм. Аномальную корреляцию мы приводим в п. 4.7 вместе со сравнением с глобальной моделью, чтобы обе модели оценивались по одной климатологии.</w:t>
       </w:r>
     </w:p>
     <w:p>
@@ -4352,6 +4355,14 @@
       </w:pPr>
       <w:r>
         <w:t xml:space="preserve">Переход с 19 на 33 канала (уровни 250 и 1000 гПа, временной форсинг) уменьшает ошибку на всех горизонтах: на 0,076 / 0,121 / 0,149 / 0,174 °C с интервалами [0,063; 0,088], [0,104; 0,138], [0,125; 0,171] и [0,141; 0,210]. Весь выигрыш нельзя приписать новым уровням: 33-канальную конфигурацию дообучали от другой глобальной модели, которая сама точнее. Взвешенная конфигурация снижает ошибку приземной температуры относительно базовой 33-канальной ещё на 11,6 % (1,548 против 1,368 °C в среднем по горизонтам), а агрегатную успешность повышает на 1,17 п.п. с интервалом [+1,09; +1,24]. Часть этого выигрыша дают восемь эпох дополнительного обучения; при равном объёме обучения выигрыш равен 10,2 % (п. 4.4).</w:t>
+      </w:r>
+    </w:p>
+    <w:p>
+      <w:pPr>
+        <w:pStyle w:val="BodyText"/>
+      </w:pPr>
+      <w:r>
+        <w:t xml:space="preserve">Итоговая модель получена из взвешенной конфигурации в три шага, показанных в табл. 1. Обучение вдвое дольше (16 эпох вместо 8) снижает ошибку приземной температуры на 1,2–1,8 %: прежняя модель была недообучена. Новые декодировщик и кодировщик (п. 3.2 и 4.8), по 8 эпох каждый, снижают её ещё на 4,2–4,5 %, давления на 5,6–7,6 %, ветра на 1,4–3,6 %. Все разности значимы на всех горизонтах.</w:t>
       </w:r>
     </w:p>
     <w:bookmarkEnd w:id="23"/>
@@ -4369,7 +4380,7 @@
         <w:pStyle w:val="FirstParagraph"/>
       </w:pPr>
       <w:r>
-        <w:t xml:space="preserve">Чтобы оценить вклад самой мультимасштабной конструкции, мы билинейно интерполировали прогноз глобальной модели с шагом 0,703° в те же 2501 узел и оценили его по той же истине. Все строки табл. 2 посчитаны на одних и тех же 100 сроках тестовой выборки.</w:t>
+        <w:t xml:space="preserve">Чтобы оценить вклад самой мультимасштабной конструкции, мы билинейно интерполировали прогноз глобальной модели с шагом 0,703° в те же 2501 узел и оценили его по той же истине. Опыт поставлен на 19-канальной линии моделей, и все строки табл. 2 посчитаны на одних и тех же 100 сроках тестовой выборки.</w:t>
       </w:r>
     </w:p>
     <w:p>
@@ -4492,7 +4503,7 @@
         <w:pStyle w:val="BodyText"/>
       </w:pPr>
       <w:r>
-        <w:t xml:space="preserve">Механизм виден в последнем столбце. За выигрыш во вставке модель платит точностью на глобальной части графа. При</w:t>
+        <w:t xml:space="preserve">Механизм виден в последнем столбце: за выигрыш во вставке модель платит точностью на глобальной части графа, при</w:t>
       </w:r>
       <w:r>
         <w:t xml:space="preserve"> </w:t>
@@ -4515,7 +4526,7 @@
         <w:t xml:space="preserve"> </w:t>
       </w:r>
       <w:r>
-        <w:t xml:space="preserve">ошибка по сетке растёт втрое сильнее, чем при</w:t>
+        <w:t xml:space="preserve">втрое большей, чем при</w:t>
       </w:r>
       <w:r>
         <w:t xml:space="preserve"> </w:t>
@@ -4538,7 +4549,7 @@
         <w:t xml:space="preserve"> </w:t>
       </w:r>
       <w:r>
-        <w:t xml:space="preserve">(0,0021 против 0,0007). Суточный прогноз внутри вставки зависит от притока извне. Ухудшение окружающего поля возвращается в область через развёртку, и оптимум определяется балансом между областью и её окружением.</w:t>
+        <w:t xml:space="preserve">(0,0021 против 0,0007). Суточный прогноз внутри вставки зависит от притока извне, и оптимум определяется балансом между областью и её окружением.</w:t>
       </w:r>
     </w:p>
     <w:p>
@@ -4546,7 +4557,7 @@
         <w:pStyle w:val="BodyText"/>
       </w:pPr>
       <w:r>
-        <w:t xml:space="preserve">Веса каналов работают как регулятор, а не как исправление ошибки. С ними агрегат снижается на 0,30 п.п. (интервал [−0,32; −0,28]), а приземная температура улучшается на 4,6 %, и все четыре интервала не накрывают ноль. Агрегат (3) сам равен среднему по каналам с равными весами, так что для него равномерное взвешивание оптимально по построению. Выравнивание вкладов переносит точность с каналов с большой собственной изменчивостью на каналы с малой. Выигрыш канала описывается логарифмом его веса (корреляция 0,98 по 12 каналам), но за пределы измеренного диапазона эту зависимость переносить нельзя. Механизм тот же, что у веса вставки: усиленные каналы отбирают ресурс у полей, от которых сами зависят.</w:t>
+        <w:t xml:space="preserve">Веса каналов работают как регулятор, а не как исправление ошибки. С ними агрегат снижается на 0,30 п.п. (интервал [−0,32; −0,28]), а приземная температура улучшается на 4,6 %, и все четыре интервала не накрывают ноль. Агрегат (3) сам равен среднему по каналам с равными весами, и для него равномерное взвешивание оптимально по построению. Механизм тот же, что у веса вставки: усиленные каналы отбирают ресурс у полей, от которых сами зависят.</w:t>
       </w:r>
     </w:p>
     <w:p>
@@ -4554,7 +4565,7 @@
         <w:pStyle w:val="BodyText"/>
       </w:pPr>
       <w:r>
-        <w:t xml:space="preserve">Основная конфигурация статьи использует</w:t>
+        <w:t xml:space="preserve">Все следующие конфигурации, включая итоговую, используют</w:t>
       </w:r>
       <w:r>
         <w:t xml:space="preserve"> </w:t>
@@ -4635,7 +4646,7 @@
         <w:pStyle w:val="BodyText"/>
       </w:pPr>
       <w:r>
-        <w:t xml:space="preserve">Это второй после п. 4.4 случай, когда агрегат и поканальные значения расходятся, и причина та же. Агрегат усредняет нормированные ошибки по всем каналам. Вклад каждого канала определяется отношением его ошибки к разбросу поля, а не значимостью канала для практики. Ранжирование конфигураций поэтому зависит от того, какое поле выбрано целевым. В отчёте нужно приводить и агрегат, и поканальные значения целевых полей на одной маске узлов.</w:t>
+        <w:t xml:space="preserve">Агрегат и поканальные значения расходятся второй раз после п. 4.4, и причина та же: вклад канала в агрегат определяется отношением его ошибки к разбросу поля, а не его значимостью. В отчёте нужно приводить и агрегат, и поканальные значения целевых полей.</w:t>
       </w:r>
     </w:p>
     <w:p>
@@ -4643,7 +4654,7 @@
         <w:pStyle w:val="BodyText"/>
       </w:pPr>
       <w:r>
-        <w:t xml:space="preserve">Адаптировать процессор под регион всё же необходимо. Если заморозить его на всё обучение, ошибка на проверочной выборке выше на 7,5 %. Обучение выходит на плато к восьмой эпохе, и ошибка на обучающей выборке тоже выше. Значит, модели не хватает свободы подстроить динамику, а не данных. Эту величину измерили одношаговой метрикой, и мы используем её как признак недообучения, а не для отбора состояния.</w:t>
+        <w:t xml:space="preserve">Адаптировать процессор под регион всё же необходимо: при заморозке на всё обучение ошибка на проверочной и на обучающей выборках выше на 7,5 %, модели не хватает свободы подстроить динамику.</w:t>
       </w:r>
     </w:p>
     <w:bookmarkEnd w:id="26"/>
@@ -4661,7 +4672,7 @@
         <w:pStyle w:val="FirstParagraph"/>
       </w:pPr>
       <w:r>
-        <w:t xml:space="preserve">Мы утверждаем, что жёсткая склейка узлов не требует отдельной процедуры сшивания. Чтобы проверить это напрямую, ошибку приземной температуры посчитали по полосам расстояния до границы региональной вставки (табл. 5).</w:t>
+        <w:t xml:space="preserve">Мы утверждаем, что жёсткая склейка узлов не требует отдельной процедуры сшивания. Чтобы проверить это напрямую, ошибку приземной температуры итоговой модели посчитали по полосам расстояния до границы региональной вставки (табл. 5).</w:t>
       </w:r>
     </w:p>
     <w:p>
@@ -4669,7 +4680,7 @@
         <w:pStyle w:val="BodyText"/>
       </w:pPr>
       <w:r>
-        <w:t xml:space="preserve">Переходный слой существует. На горизонте +6 ч ошибка монотонно убывает с удалением от границы: 1,58 °C в полосе шириной 25 км против 1,40 °C в глубине области, то есть у стыка она выше на 13 %. Эффект прослеживается примерно на 100–200 км. Значит, о полной бесшовности говорить нельзя.</w:t>
+        <w:t xml:space="preserve">Переходный слой существует, но он слабый. У самой границы ошибка на 3–4 % выше, чем в полосе 100–200 км, на всех горизонтах (1,24 против 1,20 °C на +6 ч, 1,62 против 1,56 °C на +24 ч), и о полной бесшовности говорить нельзя. Превышение над глубиной области составляет 10 / 8 / 6 / 6 % по четырём горизонтам, то есть с горизонтом не растёт. Неограниченный рост ошибки у границы составляет главную трудность региональных моделей с внешними граничными условиями, и у нашей модели его нет.</w:t>
       </w:r>
     </w:p>
     <w:p>
@@ -4677,15 +4688,7 @@
         <w:pStyle w:val="BodyText"/>
       </w:pPr>
       <w:r>
-        <w:t xml:space="preserve">В авторегрессии переходный слой не усиливается. Превышение у стыка над минимумом по полосам составляет 6,0 / 8,8 / 7,9 / 6,5 % по четырём горизонтам и держится в пределах 6–9 %. Относительно дальней полосы превышение со временем уменьшается, но причина в росте ошибки в глубине области, а не в рассасывании переходного слоя. В глубине области лежат горные районы, и на дальних сроках там преобладает ошибка из-за рельефа. Неограниченный рост ошибки у границы составляет главную трудность региональных моделей с внешними граничными условиями, и у нашей модели его нет.</w:t>
-      </w:r>
-    </w:p>
-    <w:p>
-      <w:pPr>
-        <w:pStyle w:val="BodyText"/>
-      </w:pPr>
-      <w:r>
-        <w:t xml:space="preserve">Глобальная часть не страдает. Сразу за границей вставки ошибка (1,87 °C на +24 ч) не больше, чем вдали от неё (1,95 и 2,05 °C). Склейка создаёт переходный слой ограниченной величины и не требует отдельной процедуры сшивания полей.</w:t>
+        <w:t xml:space="preserve">Глобальная часть не страдает. Сразу за границей вставки ошибка (1,64 °C на +24 ч) меньше, чем вдали от неё (1,75 и 1,76 °C). Склейка создаёт переходный слой ограниченной величины и не требует отдельной процедуры сшивания полей.</w:t>
       </w:r>
     </w:p>
     <w:bookmarkEnd w:id="27"/>
@@ -4703,7 +4706,7 @@
         <w:pStyle w:val="FirstParagraph"/>
       </w:pPr>
       <w:r>
-        <w:t xml:space="preserve">Публикуемые метрики GraphCast [8] относятся ко всему земному шару, а наши к вставке над Красноярским краем. Напрямую их сравнивать нельзя: больше половины площади шара занимает океан, где прогноз точнее. Мы взяли прогнозы GraphCast, реанализ и климатологию из архива WeatherBench 2 [12] в разрешении 0,25°, вырезали те же 2501 узел и посчитали метрики тем же кодом и с теми же широтными весами.</w:t>
+        <w:t xml:space="preserve">Публикуемые метрики GraphCast [8] относятся ко всему шару, где больше половины площади занимает океан с более точным прогнозом, и с нашими напрямую несопоставимы. Мы взяли прогнозы GraphCast, реанализ и климатологию из архива WeatherBench 2 [12] в разрешении 0,25°, вырезали те же 2501 узел и посчитали метрики тем же кодом и с теми же широтными весами.</w:t>
       </w:r>
     </w:p>
     <w:p>
@@ -4711,7 +4714,7 @@
         <w:pStyle w:val="BodyText"/>
       </w:pPr>
       <w:r>
-        <w:t xml:space="preserve">В архиве GraphCast есть только инициализации 00 и 12 UTC, и сравнение идёт на 803 сроках тестового окна, общих для обеих моделей. Правильность сопоставления мы проверили на инерционном прогнозе. Посчитанный по архиву, он даёт по приземной температуре 6,71 / 6,90 / 4,02 / 4,45 °C, а посчитанный нашим кодом на тех же сроках 6,71 / 6,90 / 4,03 / 4,45 °C. Сравнение ограничено приземными полями. Уровни лежат в архиве одним блоком, и скачать один уровень стоит столько же, сколько все.</w:t>
+        <w:t xml:space="preserve">В архиве GraphCast есть только инициализации 00 и 12 UTC, и сравнение идёт на 803 общих сроках тестового окна. Правильность сопоставления проверена на инерционном прогнозе: по архиву он даёт по приземной температуре 6,71 / 6,90 / 4,02 / 4,45 °C, нашим кодом 6,71 / 6,90 / 4,03 / 4,45 °C. Сравнение ограничено приземными полями: уровни лежат в архиве одним блоком.</w:t>
       </w:r>
     </w:p>
     <w:p>
@@ -4719,7 +4722,7 @@
         <w:pStyle w:val="BodyText"/>
       </w:pPr>
       <w:r>
-        <w:t xml:space="preserve">GraphCast точнее по всем полям, сильнее всего по давлению на уровне моря. Такое соотношение ожидаемо. У GraphCast 36,7 млн параметров против 6,0 млн, разрешение 0,25° по всему шару против грубой глобальной сетки со вставкой, 37 уровней против четырёх и обучение на многих ускорителях против одного. Отставание показывает цену перехода к вычислительной среде регионального подразделения. Предел самого подхода это сравнение не определяет.</w:t>
+        <w:t xml:space="preserve">GraphCast точнее по всем полям, сильнее всего по давлению на уровне моря. Такое соотношение ожидаемо. У GraphCast 36,7 млн параметров против 6,7 млн, разрешение 0,25° по всему шару против грубой глобальной сетки со вставкой, 37 уровней против четырёх и обучение на многих ускорителях против одного. Отставание показывает цену перехода к вычислительной среде регионального подразделения. Предел самого подхода это сравнение не определяет.</w:t>
       </w:r>
     </w:p>
     <w:p>
@@ -4727,16 +4730,50 @@
         <w:pStyle w:val="BodyText"/>
       </w:pPr>
       <w:r>
-        <w:t xml:space="preserve">Аномальная корреляция нашей модели относительно той же климатологии равна 0,973 [0,968; 0,978] по области и 0,983 [0,977; 0,986] во внутренней зоне. По остальным полям области она равна 0,946 и 0,927 для составляющих ветра, 0,995 для давления, 0,988 для T850 и 0,998 для Z500.</w:t>
+        <w:t xml:space="preserve">Аномальная корреляция нашей модели относительно той же климатологии равна 0,976 [0,971; 0,980] по области и 0,984 [0,979; 0,988] во внутренней зоне. По остальным полям области она равна 0,950 и 0,931 для составляющих ветра, 0,996 для давления, 0,991 для T850 и 0,998 для Z500.</w:t>
       </w:r>
     </w:p>
     <w:bookmarkEnd w:id="28"/>
-    <w:bookmarkStart w:id="29" w:name="Xd314fc7688ddb232237405ca9eb3f7836e9e19e"/>
+    <w:bookmarkStart w:id="29" w:name="отпечаток-сетки-графа-в-прогнозе"/>
     <w:p>
       <w:pPr>
         <w:pStyle w:val="Heading2"/>
       </w:pPr>
       <w:r>
+        <w:t xml:space="preserve">Отпечаток сетки графа в прогнозе</w:t>
+      </w:r>
+    </w:p>
+    <w:p>
+      <w:pPr>
+        <w:pStyle w:val="FirstParagraph"/>
+      </w:pPr>
+      <w:r>
+        <w:t xml:space="preserve">Чтобы найти, где мы отстаём от GraphCast, мы разложили поле ошибки на каждом сроке по масштабам (косинусное преобразование в окне вставки). У модели со свёрточными кодировщиком и декодировщиком отставание сосредоточено на масштабах 100–500 км, а в давлении она рисовала ложную рябь короче 100 км вдвое сильнее реанализа. Шаг графа около 110 км, такие масштабы процессор не передаёт, их строят кодировщик и декодировщик.</w:t>
+      </w:r>
+    </w:p>
+    <w:p>
+      <w:pPr>
+        <w:pStyle w:val="BodyText"/>
+      </w:pPr>
+      <w:r>
+        <w:t xml:space="preserve">Свёрточный слой смешивает вершины треугольника с весами, не зависящими от положения узла сетки, и вклад процессора скачет на сторонах треугольников. Это видно в данных: средний квадрат разности ошибок у соседних узлов по разные стороны от ребра треугольника больше, чем внутри треугольника, в 1,79 раза по приземной температуре и в 2,80 раза по давлению. У GraphCast и у самого реанализа это отношение 1,1–1,2.</w:t>
+      </w:r>
+    </w:p>
+    <w:p>
+      <w:pPr>
+        <w:pStyle w:val="BodyText"/>
+      </w:pPr>
+      <w:r>
+        <w:t xml:space="preserve">Новый декодировщик и поправка кодировщика (п. 3.2) снижают это отношение до 1,21 и 1,25. При равном объёме обучения новый декодировщик уменьшает ошибку приземной температуры на 1,8–2,0 % и давления на 3,0–4,4 %, но меридиональный ветер ухудшает на 1–2 %. Поправка кодировщика это исправляет: при равном объёме обучения она уменьшает ошибку ветра на 2,1–2,9 %, давления на 1,7–2,6 % и температуры на 0,5–0,7 %. Отставание от GraphCast по приземной температуре сократилось с 1,33 до 1,25 раза, по давлению с 1,79 до 1,64.</w:t>
+      </w:r>
+    </w:p>
+    <w:bookmarkEnd w:id="29"/>
+    <w:bookmarkStart w:id="30" w:name="Xd314fc7688ddb232237405ca9eb3f7836e9e19e"/>
+    <w:p>
+      <w:pPr>
+        <w:pStyle w:val="Heading2"/>
+      </w:pPr>
+      <w:r>
         <w:t xml:space="preserve">Обсуждение, выводы и направления дальнейшей работы</w:t>
       </w:r>
     </w:p>
@@ -4745,11 +4782,11 @@
         <w:pStyle w:val="FirstParagraph"/>
       </w:pPr>
       <w:r>
-        <w:t xml:space="preserve">Все улучшения, описанные в работе, получены без изменения архитектуры: менялось только распределение обучающего сигнала. Оба веса улучшают целевую часть задачи за счёт остальной. Большой вес вставки ухудшает прогноз на глобальной части графа, а от него через приток извне зависит и сама вставка. Веса каналов улучшают приземную температуру и снижают агрегат по всем каналам.</w:t>
-      </w:r>
-    </w:p>
-    <w:bookmarkEnd w:id="29"/>
-    <w:bookmarkStart w:id="30" w:name="ограничения"/>
+        <w:t xml:space="preserve">Модель улучшали двумя путями. Первый не трогает архитектуру: веса функции потерь перераспределяют обучающий сигнал. Оба веса улучшают целевую часть задачи за счёт остальной. Большой вес вставки ухудшает прогноз на глобальной части графа, а от него через приток извне зависит и сама вставка. Веса каналов улучшают приземную температуру и снижают агрегат по всем каналам. Второй путь меняет перенос полей между сеткой и графом, и найти его помогло сравнение с GraphCast по масштабам.</w:t>
+      </w:r>
+    </w:p>
+    <w:bookmarkEnd w:id="30"/>
+    <w:bookmarkStart w:id="31" w:name="ограничения"/>
     <w:p>
       <w:pPr>
         <w:pStyle w:val="Heading2"/>
@@ -4783,33 +4820,7 @@
         </m:r>
       </m:oMath>
       <w:r>
-        <w:t xml:space="preserve"> </w:t>
-      </w:r>
-      <w:r>
-        <w:t xml:space="preserve">и стратегию дообучения выбрали по табл. 3 и 4, которые посчитаны на тестовой выборке, а не на проверочной. Выбор одного гиперпараметра из четырёх значений слабо переиспользует тестовую выборку, но величины для</w:t>
-      </w:r>
-      <w:r>
-        <w:t xml:space="preserve"> </w:t>
-      </w:r>
-      <m:oMath>
-        <m:r>
-          <m:t>W</m:t>
-        </m:r>
-        <m:r>
-          <m:rPr>
-            <m:sty m:val="p"/>
-          </m:rPr>
-          <m:t>=</m:t>
-        </m:r>
-        <m:r>
-          <m:t>30</m:t>
-        </m:r>
-      </m:oMath>
-      <w:r>
-        <w:t xml:space="preserve"> </w:t>
-      </w:r>
-      <w:r>
-        <w:t xml:space="preserve">следует считать слегка оптимистичными. К весам каналов эта оговорка не относится: их вычислили по обучающей выборке.</w:t>
+        <w:t xml:space="preserve">, стратегию дообучения и итоговую конфигурацию выбрали по табл. 1, 3 и 4, которые посчитаны на тестовой выборке, а не на проверочной. Величины для итоговой модели поэтому следует считать слегка оптимистичными, хотя выигрыши между шагами табл. 1 (0,2–0,9 п.п.) намного больше межзапусковой изменчивости. К весам каналов эта оговорка не относится: их вычислили по обучающей выборке.</w:t>
       </w:r>
     </w:p>
     <w:p>
@@ -4817,7 +4828,7 @@
         <w:pStyle w:val="BodyText"/>
       </w:pPr>
       <w:r>
-        <w:t xml:space="preserve">Три приёма, от которых мы ждали пользы, не помогли. Шум в авторегрессии ухудшил прогноз на 5–15 %. Ансамбль дообученных состояний одной модели не дал выигрыша: ошибки состояний коррелируют с коэффициентом 0,993. Обучение на развёртке в двенадцать шагов вместо четырёх изменило агрегат на 0,11 п.п., и интервал накрывает ноль. Подробный разбор вынесен в отдельную методическую работу.</w:t>
+        <w:t xml:space="preserve">Не помогли шум в авторегрессии, ансамбль дообученных состояний одной модели и развёртка в двенадцать шагов вместо четырёх.</w:t>
       </w:r>
     </w:p>
     <w:p>
@@ -4828,8 +4839,8 @@
         <w:t xml:space="preserve">Истинным полем служит реанализ, а не станционные наблюдения. Реанализ сглаживает подсеточные эффекты, в том числе городской остров тепла, и наши оценки нельзя перенести на прогноз в точке станции без постобработки. С оперативной моделью мы не сравнивались. При таком сравнении нужно учесть, что модель, обученная на реанализе, оценивается против того же реанализа и находится в выгодном положении [12]. Результаты получены для одной территории и одного тестового окна. Прямого сравнения с региональной моделью с граничным форсингом [10] мы не проводили.</w:t>
       </w:r>
     </w:p>
-    <w:bookmarkEnd w:id="30"/>
-    <w:bookmarkStart w:id="31" w:name="направления-дальнейшей-работы"/>
+    <w:bookmarkEnd w:id="31"/>
+    <w:bookmarkStart w:id="32" w:name="направления-дальнейшей-работы"/>
     <w:p>
       <w:pPr>
         <w:pStyle w:val="Heading2"/>
@@ -4843,11 +4854,11 @@
         <w:pStyle w:val="FirstParagraph"/>
       </w:pPr>
       <w:r>
-        <w:t xml:space="preserve">Граф можно уплотнить, если объединить все уровни икосаэдрической мозаики, а не два. Это даёт дальние связи без роста числа параметров. Следующие шаги: больше прогностических полей и прогноз с оценкой неопределённости через ансамбль возмущённых начальных состояний или порождающие вероятностные модели. Чтобы схему приняли в оперативную практику, её нужно проверить по данным сети станций. Отдельная задача состоит в том, чтобы включить циклическое усвоение наблюдений в автоматический цикл выпуска прогноза.</w:t>
-      </w:r>
-    </w:p>
-    <w:bookmarkEnd w:id="31"/>
-    <w:bookmarkStart w:id="32" w:name="выводы"/>
+        <w:t xml:space="preserve">Оставшееся отставание от GraphCast по-прежнему сосредоточено на масштабах 100–220 км. Их можно отдать процессору, если сгустить граф над регионом до шага около 55 км. Второе направление связано с данными: модель видела 9 лет реанализа, GraphCast около 40. Можно расширить обучающую выборку или начать дообучение от опубликованной модели GraphCast с шагом 1°. Чтобы схему приняли в оперативную практику, её нужно проверить по данным сети станций и включить в цикл выпуска прогноза усвоение наблюдений.</w:t>
+      </w:r>
+    </w:p>
+    <w:bookmarkEnd w:id="32"/>
+    <w:bookmarkStart w:id="33" w:name="выводы"/>
     <w:p>
       <w:pPr>
         <w:pStyle w:val="Heading2"/>
@@ -4865,7 +4876,7 @@
         </w:numPr>
       </w:pPr>
       <w:r>
-        <w:t xml:space="preserve">Построена и проверена мультимасштабная графовая нейронная сеть для регионального прогноза погоды. Глобальная и региональная части в ней соединены без отдельной процедуры сшивания полей. Диагностика стыка показывает переходный слой шириной 100–200 км, где ошибка выше на 6–9 %, и с ростом горизонта этот слой не усиливается. Для обучения и расчёта хватает одного графического ускорителя.</w:t>
+        <w:t xml:space="preserve">Построена и проверена мультимасштабная графовая нейронная сеть для регионального прогноза погоды. Глобальная и региональная части в ней соединены без отдельной процедуры сшивания полей. Диагностика стыка показывает слабый переходный слой: у границы ошибка на 3–4 % выше, чем в 100–200 км от неё, и с ростом горизонта превышение не растёт. Для обучения и расчёта хватает одного графического ускорителя.</w:t>
       </w:r>
     </w:p>
     <w:p>
@@ -4877,7 +4888,7 @@
         </w:numPr>
       </w:pPr>
       <w:r>
-        <w:t xml:space="preserve">Единый граф точнее интерполяции прогноза глобальной модели в узлы области по всем полям: выигрыш составляет 11 % по приземной температуре и 37–40 % по ветру и геопотенциалу.</w:t>
+        <w:t xml:space="preserve">Кодировщик и декодировщик на свёрточных слоях графа отпечатывают в прогнозе треугольники графа. Передача сообщений с признаками рёбер убирает отпечаток. Вместе с более долгим обучением она снижает ошибку относительно исходной модели на 5,4–6,2 % по приземной температуре, на 6,7–8,9 % по давлению и на 2,3–4,7 % по ветру.</w:t>
       </w:r>
     </w:p>
     <w:p>
@@ -4889,7 +4900,7 @@
         </w:numPr>
       </w:pPr>
       <w:r>
-        <w:t xml:space="preserve">Отбор состояния модели по ошибке одношагового прогноза ненадёжен для многошагового прогноза. Расписание заморозки процессора на итоговую ошибку приземной температуры не влияет, но адаптировать процессор необходимо: без неё ошибка на проверочной выборке выше на 7,5 %.</w:t>
+        <w:t xml:space="preserve">Единый граф точнее интерполяции прогноза глобальной модели в узлы области по всем полям: выигрыш составляет 11 % по приземной температуре и 37–40 % по ветру и геопотенциалу.</w:t>
       </w:r>
     </w:p>
     <w:p>
@@ -4901,7 +4912,7 @@
         </w:numPr>
       </w:pPr>
       <w:r>
-        <w:t xml:space="preserve">Один агрегатный показатель скрывает разное поведение модели по отдельным полям. Результаты верификации нужно приводить по каждому целевому полю отдельно.</w:t>
+        <w:t xml:space="preserve">Отбор состояния модели по ошибке одношагового прогноза ненадёжен для многошагового прогноза. Расписание заморозки процессора на итоговую ошибку приземной температуры не влияет, но адаптировать процессор необходимо: без неё ошибка на проверочной выборке выше на 7,5 %.</w:t>
       </w:r>
     </w:p>
     <w:p>
@@ -4913,11 +4924,23 @@
         </w:numPr>
       </w:pPr>
       <w:r>
+        <w:t xml:space="preserve">Один агрегатный показатель скрывает разное поведение модели по отдельным полям. Результаты верификации нужно приводить по каждому целевому полю отдельно.</w:t>
+      </w:r>
+    </w:p>
+    <w:p>
+      <w:pPr>
+        <w:pStyle w:val="Compact"/>
+        <w:numPr>
+          <w:ilvl w:val="0"/>
+          <w:numId w:val="1003"/>
+        </w:numPr>
+      </w:pPr>
+      <w:r>
         <w:t xml:space="preserve">При равномерном усреднении функции потерь узлы целевой области получают 1,7 % обучающего сигнала, приземная температура 0,46 %. Явные веса снижают ошибку приземной температуры на 10,2 % без изменения архитектуры и объёма обучения. При слишком большом весе целевой области ухудшается прогноз на глобальной части графа, а от него через приток извне зависит и сама область.</w:t>
       </w:r>
     </w:p>
-    <w:bookmarkEnd w:id="32"/>
-    <w:bookmarkStart w:id="33" w:name="список-литературы"/>
+    <w:bookmarkEnd w:id="33"/>
+    <w:bookmarkStart w:id="34" w:name="список-литературы"/>
     <w:p>
       <w:pPr>
         <w:pStyle w:val="Heading2"/>
@@ -5564,8 +5587,8 @@
         <w:t xml:space="preserve">B. et al. Data-driven regional weather forecasting: A comparison of stretched-grid and limited-area modelling // Machine Learning with Applications. 2026. Vol. 24. Art. 100887. DOI: 10.1016/j.mlwa.2026.100887.</w:t>
       </w:r>
     </w:p>
-    <w:bookmarkEnd w:id="33"/>
-    <w:bookmarkStart w:id="37" w:name="references"/>
+    <w:bookmarkEnd w:id="34"/>
+    <w:bookmarkStart w:id="38" w:name="references"/>
     <w:p>
       <w:pPr>
         <w:pStyle w:val="Heading2"/>
@@ -6065,11 +6088,556 @@
               <w:pStyle w:val="Compact"/>
             </w:pPr>
             <w:r>
+              <w:t xml:space="preserve">33 канала, взвешенная</w:t>
+            </w:r>
+          </w:p>
+        </w:tc>
+        <w:tc>
+          <w:tcPr/>
+          <w:p>
+            <w:pPr>
+              <w:pStyle w:val="Compact"/>
+              <w:jc w:val="right"/>
+            </w:pPr>
+            <w:r>
+              <w:t xml:space="preserve">1,19</w:t>
+            </w:r>
+          </w:p>
+        </w:tc>
+        <w:tc>
+          <w:tcPr/>
+          <w:p>
+            <w:pPr>
+              <w:pStyle w:val="Compact"/>
+              <w:jc w:val="right"/>
+            </w:pPr>
+            <w:r>
+              <w:t xml:space="preserve">1,38</w:t>
+            </w:r>
+          </w:p>
+        </w:tc>
+        <w:tc>
+          <w:tcPr/>
+          <w:p>
+            <w:pPr>
+              <w:pStyle w:val="Compact"/>
+              <w:jc w:val="right"/>
+            </w:pPr>
+            <w:r>
+              <w:t xml:space="preserve">1,41</w:t>
+            </w:r>
+          </w:p>
+        </w:tc>
+        <w:tc>
+          <w:tcPr/>
+          <w:p>
+            <w:pPr>
+              <w:pStyle w:val="Compact"/>
+              <w:jc w:val="right"/>
+            </w:pPr>
+            <w:r>
+              <w:t xml:space="preserve">1,47</w:t>
+            </w:r>
+          </w:p>
+        </w:tc>
+        <w:tc>
+          <w:tcPr/>
+          <w:p>
+            <w:pPr>
+              <w:pStyle w:val="Compact"/>
+              <w:jc w:val="right"/>
+            </w:pPr>
+            <w:r>
+              <w:t xml:space="preserve">74,4</w:t>
+            </w:r>
+          </w:p>
+        </w:tc>
+      </w:tr>
+      <w:tr>
+        <w:tc>
+          <w:tcPr/>
+          <w:p>
+            <w:pPr>
+              <w:pStyle w:val="Compact"/>
+            </w:pPr>
+          </w:p>
+        </w:tc>
+        <w:tc>
+          <w:tcPr/>
+          <w:p>
+            <w:pPr>
+              <w:pStyle w:val="Compact"/>
+            </w:pPr>
+            <w:r>
+              <w:t xml:space="preserve">+ обучение 16 эпох</w:t>
+            </w:r>
+          </w:p>
+        </w:tc>
+        <w:tc>
+          <w:tcPr/>
+          <w:p>
+            <w:pPr>
+              <w:pStyle w:val="Compact"/>
+              <w:jc w:val="right"/>
+            </w:pPr>
+            <w:r>
+              <w:t xml:space="preserve">1,17</w:t>
+            </w:r>
+          </w:p>
+        </w:tc>
+        <w:tc>
+          <w:tcPr/>
+          <w:p>
+            <w:pPr>
+              <w:pStyle w:val="Compact"/>
+              <w:jc w:val="right"/>
+            </w:pPr>
+            <w:r>
+              <w:t xml:space="preserve">1,35</w:t>
+            </w:r>
+          </w:p>
+        </w:tc>
+        <w:tc>
+          <w:tcPr/>
+          <w:p>
+            <w:pPr>
+              <w:pStyle w:val="Compact"/>
+              <w:jc w:val="right"/>
+            </w:pPr>
+            <w:r>
+              <w:t xml:space="preserve">1,39</w:t>
+            </w:r>
+          </w:p>
+        </w:tc>
+        <w:tc>
+          <w:tcPr/>
+          <w:p>
+            <w:pPr>
+              <w:pStyle w:val="Compact"/>
+              <w:jc w:val="right"/>
+            </w:pPr>
+            <w:r>
+              <w:t xml:space="preserve">1,45</w:t>
+            </w:r>
+          </w:p>
+        </w:tc>
+        <w:tc>
+          <w:tcPr/>
+          <w:p>
+            <w:pPr>
+              <w:pStyle w:val="Compact"/>
+              <w:jc w:val="right"/>
+            </w:pPr>
+            <w:r>
+              <w:t xml:space="preserve">74,6</w:t>
+            </w:r>
+          </w:p>
+        </w:tc>
+      </w:tr>
+      <w:tr>
+        <w:tc>
+          <w:tcPr/>
+          <w:p>
+            <w:pPr>
+              <w:pStyle w:val="Compact"/>
+            </w:pPr>
+          </w:p>
+        </w:tc>
+        <w:tc>
+          <w:tcPr/>
+          <w:p>
+            <w:pPr>
+              <w:pStyle w:val="Compact"/>
+            </w:pPr>
+            <w:r>
+              <w:t xml:space="preserve">+ декодировщик с признаками рёбер</w:t>
+            </w:r>
+          </w:p>
+        </w:tc>
+        <w:tc>
+          <w:tcPr/>
+          <w:p>
+            <w:pPr>
+              <w:pStyle w:val="Compact"/>
+              <w:jc w:val="right"/>
+            </w:pPr>
+            <w:r>
+              <w:t xml:space="preserve">1,14</w:t>
+            </w:r>
+          </w:p>
+        </w:tc>
+        <w:tc>
+          <w:tcPr/>
+          <w:p>
+            <w:pPr>
+              <w:pStyle w:val="Compact"/>
+              <w:jc w:val="right"/>
+            </w:pPr>
+            <w:r>
+              <w:t xml:space="preserve">1,31</w:t>
+            </w:r>
+          </w:p>
+        </w:tc>
+        <w:tc>
+          <w:tcPr/>
+          <w:p>
+            <w:pPr>
+              <w:pStyle w:val="Compact"/>
+              <w:jc w:val="right"/>
+            </w:pPr>
+            <w:r>
+              <w:t xml:space="preserve">1,35</w:t>
+            </w:r>
+          </w:p>
+        </w:tc>
+        <w:tc>
+          <w:tcPr/>
+          <w:p>
+            <w:pPr>
+              <w:pStyle w:val="Compact"/>
+              <w:jc w:val="right"/>
+            </w:pPr>
+            <w:r>
+              <w:t xml:space="preserve">1,41</w:t>
+            </w:r>
+          </w:p>
+        </w:tc>
+        <w:tc>
+          <w:tcPr/>
+          <w:p>
+            <w:pPr>
+              <w:pStyle w:val="Compact"/>
+              <w:jc w:val="right"/>
+            </w:pPr>
+            <w:r>
+              <w:t xml:space="preserve">75,5</w:t>
+            </w:r>
+          </w:p>
+        </w:tc>
+      </w:tr>
+      <w:tr>
+        <w:tc>
+          <w:tcPr/>
+          <w:p>
+            <w:pPr>
+              <w:pStyle w:val="Compact"/>
+            </w:pPr>
+          </w:p>
+        </w:tc>
+        <w:tc>
+          <w:tcPr/>
+          <w:p>
+            <w:pPr>
+              <w:pStyle w:val="Compact"/>
+            </w:pPr>
+            <w:r>
               <w:rPr>
                 <w:b/>
                 <w:bCs/>
               </w:rPr>
-              <w:t xml:space="preserve">33 канала, взвешенная (основная)</w:t>
+              <w:t xml:space="preserve">+ поправка кодировщика (итоговая)</w:t>
+            </w:r>
+          </w:p>
+        </w:tc>
+        <w:tc>
+          <w:tcPr/>
+          <w:p>
+            <w:pPr>
+              <w:pStyle w:val="Compact"/>
+              <w:jc w:val="right"/>
+            </w:pPr>
+            <w:r>
+              <w:rPr>
+                <w:b/>
+                <w:bCs/>
+              </w:rPr>
+              <w:t xml:space="preserve">1,13</w:t>
+            </w:r>
+          </w:p>
+        </w:tc>
+        <w:tc>
+          <w:tcPr/>
+          <w:p>
+            <w:pPr>
+              <w:pStyle w:val="Compact"/>
+              <w:jc w:val="right"/>
+            </w:pPr>
+            <w:r>
+              <w:rPr>
+                <w:b/>
+                <w:bCs/>
+              </w:rPr>
+              <w:t xml:space="preserve">1,29</w:t>
+            </w:r>
+          </w:p>
+        </w:tc>
+        <w:tc>
+          <w:tcPr/>
+          <w:p>
+            <w:pPr>
+              <w:pStyle w:val="Compact"/>
+              <w:jc w:val="right"/>
+            </w:pPr>
+            <w:r>
+              <w:rPr>
+                <w:b/>
+                <w:bCs/>
+              </w:rPr>
+              <w:t xml:space="preserve">1,33</w:t>
+            </w:r>
+          </w:p>
+        </w:tc>
+        <w:tc>
+          <w:tcPr/>
+          <w:p>
+            <w:pPr>
+              <w:pStyle w:val="Compact"/>
+              <w:jc w:val="right"/>
+            </w:pPr>
+            <w:r>
+              <w:rPr>
+                <w:b/>
+                <w:bCs/>
+              </w:rPr>
+              <w:t xml:space="preserve">1,39</w:t>
+            </w:r>
+          </w:p>
+        </w:tc>
+        <w:tc>
+          <w:tcPr/>
+          <w:p>
+            <w:pPr>
+              <w:pStyle w:val="Compact"/>
+              <w:jc w:val="right"/>
+            </w:pPr>
+            <w:r>
+              <w:rPr>
+                <w:b/>
+                <w:bCs/>
+              </w:rPr>
+              <w:t xml:space="preserve">76,0</w:t>
+            </w:r>
+          </w:p>
+        </w:tc>
+      </w:tr>
+      <w:tr>
+        <w:tc>
+          <w:tcPr/>
+          <w:p>
+            <w:pPr>
+              <w:pStyle w:val="Compact"/>
+            </w:pPr>
+            <w:r>
+              <w:t xml:space="preserve">Внутренняя зона</w:t>
+            </w:r>
+          </w:p>
+        </w:tc>
+        <w:tc>
+          <w:tcPr/>
+          <w:p>
+            <w:pPr>
+              <w:pStyle w:val="Compact"/>
+            </w:pPr>
+            <w:r>
+              <w:t xml:space="preserve">33 канала, базовая</w:t>
+            </w:r>
+          </w:p>
+        </w:tc>
+        <w:tc>
+          <w:tcPr/>
+          <w:p>
+            <w:pPr>
+              <w:pStyle w:val="Compact"/>
+              <w:jc w:val="right"/>
+            </w:pPr>
+            <w:r>
+              <w:t xml:space="preserve">1,21</w:t>
+            </w:r>
+          </w:p>
+        </w:tc>
+        <w:tc>
+          <w:tcPr/>
+          <w:p>
+            <w:pPr>
+              <w:pStyle w:val="Compact"/>
+              <w:jc w:val="right"/>
+            </w:pPr>
+            <w:r>
+              <w:t xml:space="preserve">1,41</w:t>
+            </w:r>
+          </w:p>
+        </w:tc>
+        <w:tc>
+          <w:tcPr/>
+          <w:p>
+            <w:pPr>
+              <w:pStyle w:val="Compact"/>
+              <w:jc w:val="right"/>
+            </w:pPr>
+            <w:r>
+              <w:t xml:space="preserve">1,47</w:t>
+            </w:r>
+          </w:p>
+        </w:tc>
+        <w:tc>
+          <w:tcPr/>
+          <w:p>
+            <w:pPr>
+              <w:pStyle w:val="Compact"/>
+              <w:jc w:val="right"/>
+            </w:pPr>
+            <w:r>
+              <w:t xml:space="preserve">1,53</w:t>
+            </w:r>
+          </w:p>
+        </w:tc>
+        <w:tc>
+          <w:tcPr/>
+          <w:p>
+            <w:pPr>
+              <w:pStyle w:val="Compact"/>
+              <w:jc w:val="right"/>
+            </w:pPr>
+            <w:r>
+              <w:t xml:space="preserve">74,5</w:t>
+            </w:r>
+          </w:p>
+        </w:tc>
+      </w:tr>
+      <w:tr>
+        <w:tc>
+          <w:tcPr/>
+          <w:p>
+            <w:pPr>
+              <w:pStyle w:val="Compact"/>
+            </w:pPr>
+          </w:p>
+        </w:tc>
+        <w:tc>
+          <w:tcPr/>
+          <w:p>
+            <w:pPr>
+              <w:pStyle w:val="Compact"/>
+            </w:pPr>
+            <w:r>
+              <w:t xml:space="preserve">33 канала, взвешенная</w:t>
+            </w:r>
+          </w:p>
+        </w:tc>
+        <w:tc>
+          <w:tcPr/>
+          <w:p>
+            <w:pPr>
+              <w:pStyle w:val="Compact"/>
+              <w:jc w:val="right"/>
+            </w:pPr>
+            <w:r>
+              <w:t xml:space="preserve">1,06</w:t>
+            </w:r>
+          </w:p>
+        </w:tc>
+        <w:tc>
+          <w:tcPr/>
+          <w:p>
+            <w:pPr>
+              <w:pStyle w:val="Compact"/>
+              <w:jc w:val="right"/>
+            </w:pPr>
+            <w:r>
+              <w:t xml:space="preserve">1,23</w:t>
+            </w:r>
+          </w:p>
+        </w:tc>
+        <w:tc>
+          <w:tcPr/>
+          <w:p>
+            <w:pPr>
+              <w:pStyle w:val="Compact"/>
+              <w:jc w:val="right"/>
+            </w:pPr>
+            <w:r>
+              <w:t xml:space="preserve">1,26</w:t>
+            </w:r>
+          </w:p>
+        </w:tc>
+        <w:tc>
+          <w:tcPr/>
+          <w:p>
+            <w:pPr>
+              <w:pStyle w:val="Compact"/>
+              <w:jc w:val="right"/>
+            </w:pPr>
+            <w:r>
+              <w:t xml:space="preserve">1,31</w:t>
+            </w:r>
+          </w:p>
+        </w:tc>
+        <w:tc>
+          <w:tcPr/>
+          <w:p>
+            <w:pPr>
+              <w:pStyle w:val="Compact"/>
+              <w:jc w:val="right"/>
+            </w:pPr>
+            <w:r>
+              <w:t xml:space="preserve">75,4</w:t>
+            </w:r>
+          </w:p>
+        </w:tc>
+      </w:tr>
+      <w:tr>
+        <w:tc>
+          <w:tcPr/>
+          <w:p>
+            <w:pPr>
+              <w:pStyle w:val="Compact"/>
+            </w:pPr>
+          </w:p>
+        </w:tc>
+        <w:tc>
+          <w:tcPr/>
+          <w:p>
+            <w:pPr>
+              <w:pStyle w:val="Compact"/>
+            </w:pPr>
+            <w:r>
+              <w:rPr>
+                <w:b/>
+                <w:bCs/>
+              </w:rPr>
+              <w:t xml:space="preserve">итоговая</w:t>
+            </w:r>
+          </w:p>
+        </w:tc>
+        <w:tc>
+          <w:tcPr/>
+          <w:p>
+            <w:pPr>
+              <w:pStyle w:val="Compact"/>
+              <w:jc w:val="right"/>
+            </w:pPr>
+            <w:r>
+              <w:rPr>
+                <w:b/>
+                <w:bCs/>
+              </w:rPr>
+              <w:t xml:space="preserve">1,00</w:t>
+            </w:r>
+          </w:p>
+        </w:tc>
+        <w:tc>
+          <w:tcPr/>
+          <w:p>
+            <w:pPr>
+              <w:pStyle w:val="Compact"/>
+              <w:jc w:val="right"/>
+            </w:pPr>
+            <w:r>
+              <w:rPr>
+                <w:b/>
+                <w:bCs/>
+              </w:rPr>
+              <w:t xml:space="preserve">1,16</w:t>
             </w:r>
           </w:p>
         </w:tc>
@@ -6101,7 +6669,7 @@
                 <w:b/>
                 <w:bCs/>
               </w:rPr>
-              <w:t xml:space="preserve">1,38</w:t>
+              <w:t xml:space="preserve">1,25</w:t>
             </w:r>
           </w:p>
         </w:tc>
@@ -6117,228 +6685,7 @@
                 <w:b/>
                 <w:bCs/>
               </w:rPr>
-              <w:t xml:space="preserve">1,41</w:t>
-            </w:r>
-          </w:p>
-        </w:tc>
-        <w:tc>
-          <w:tcPr/>
-          <w:p>
-            <w:pPr>
-              <w:pStyle w:val="Compact"/>
-              <w:jc w:val="right"/>
-            </w:pPr>
-            <w:r>
-              <w:rPr>
-                <w:b/>
-                <w:bCs/>
-              </w:rPr>
-              <w:t xml:space="preserve">1,47</w:t>
-            </w:r>
-          </w:p>
-        </w:tc>
-        <w:tc>
-          <w:tcPr/>
-          <w:p>
-            <w:pPr>
-              <w:pStyle w:val="Compact"/>
-              <w:jc w:val="right"/>
-            </w:pPr>
-            <w:r>
-              <w:rPr>
-                <w:b/>
-                <w:bCs/>
-              </w:rPr>
-              <w:t xml:space="preserve">74,4</w:t>
-            </w:r>
-          </w:p>
-        </w:tc>
-      </w:tr>
-      <w:tr>
-        <w:tc>
-          <w:tcPr/>
-          <w:p>
-            <w:pPr>
-              <w:pStyle w:val="Compact"/>
-            </w:pPr>
-            <w:r>
-              <w:t xml:space="preserve">Внутренняя зона</w:t>
-            </w:r>
-          </w:p>
-        </w:tc>
-        <w:tc>
-          <w:tcPr/>
-          <w:p>
-            <w:pPr>
-              <w:pStyle w:val="Compact"/>
-            </w:pPr>
-            <w:r>
-              <w:t xml:space="preserve">33 канала, базовая</w:t>
-            </w:r>
-          </w:p>
-        </w:tc>
-        <w:tc>
-          <w:tcPr/>
-          <w:p>
-            <w:pPr>
-              <w:pStyle w:val="Compact"/>
-              <w:jc w:val="right"/>
-            </w:pPr>
-            <w:r>
-              <w:t xml:space="preserve">1,21</w:t>
-            </w:r>
-          </w:p>
-        </w:tc>
-        <w:tc>
-          <w:tcPr/>
-          <w:p>
-            <w:pPr>
-              <w:pStyle w:val="Compact"/>
-              <w:jc w:val="right"/>
-            </w:pPr>
-            <w:r>
-              <w:t xml:space="preserve">1,41</w:t>
-            </w:r>
-          </w:p>
-        </w:tc>
-        <w:tc>
-          <w:tcPr/>
-          <w:p>
-            <w:pPr>
-              <w:pStyle w:val="Compact"/>
-              <w:jc w:val="right"/>
-            </w:pPr>
-            <w:r>
-              <w:t xml:space="preserve">1,47</w:t>
-            </w:r>
-          </w:p>
-        </w:tc>
-        <w:tc>
-          <w:tcPr/>
-          <w:p>
-            <w:pPr>
-              <w:pStyle w:val="Compact"/>
-              <w:jc w:val="right"/>
-            </w:pPr>
-            <w:r>
-              <w:t xml:space="preserve">1,53</w:t>
-            </w:r>
-          </w:p>
-        </w:tc>
-        <w:tc>
-          <w:tcPr/>
-          <w:p>
-            <w:pPr>
-              <w:pStyle w:val="Compact"/>
-              <w:jc w:val="right"/>
-            </w:pPr>
-            <w:r>
-              <w:t xml:space="preserve">74,5</w:t>
-            </w:r>
-          </w:p>
-        </w:tc>
-      </w:tr>
-      <w:tr>
-        <w:tc>
-          <w:tcPr/>
-          <w:p>
-            <w:pPr>
-              <w:pStyle w:val="Compact"/>
-            </w:pPr>
-          </w:p>
-        </w:tc>
-        <w:tc>
-          <w:tcPr/>
-          <w:p>
-            <w:pPr>
-              <w:pStyle w:val="Compact"/>
-            </w:pPr>
-            <w:r>
-              <w:rPr>
-                <w:b/>
-                <w:bCs/>
-              </w:rPr>
-              <w:t xml:space="preserve">33 канала, взвешенная (основная)</w:t>
-            </w:r>
-          </w:p>
-        </w:tc>
-        <w:tc>
-          <w:tcPr/>
-          <w:p>
-            <w:pPr>
-              <w:pStyle w:val="Compact"/>
-              <w:jc w:val="right"/>
-            </w:pPr>
-            <w:r>
-              <w:rPr>
-                <w:b/>
-                <w:bCs/>
-              </w:rPr>
-              <w:t xml:space="preserve">1,06</w:t>
-            </w:r>
-          </w:p>
-        </w:tc>
-        <w:tc>
-          <w:tcPr/>
-          <w:p>
-            <w:pPr>
-              <w:pStyle w:val="Compact"/>
-              <w:jc w:val="right"/>
-            </w:pPr>
-            <w:r>
-              <w:rPr>
-                <w:b/>
-                <w:bCs/>
-              </w:rPr>
-              <w:t xml:space="preserve">1,23</w:t>
-            </w:r>
-          </w:p>
-        </w:tc>
-        <w:tc>
-          <w:tcPr/>
-          <w:p>
-            <w:pPr>
-              <w:pStyle w:val="Compact"/>
-              <w:jc w:val="right"/>
-            </w:pPr>
-            <w:r>
-              <w:rPr>
-                <w:b/>
-                <w:bCs/>
-              </w:rPr>
-              <w:t xml:space="preserve">1,26</w:t>
-            </w:r>
-          </w:p>
-        </w:tc>
-        <w:tc>
-          <w:tcPr/>
-          <w:p>
-            <w:pPr>
-              <w:pStyle w:val="Compact"/>
-              <w:jc w:val="right"/>
-            </w:pPr>
-            <w:r>
-              <w:rPr>
-                <w:b/>
-                <w:bCs/>
-              </w:rPr>
-              <w:t xml:space="preserve">1,31</w:t>
-            </w:r>
-          </w:p>
-        </w:tc>
-        <w:tc>
-          <w:tcPr/>
-          <w:p>
-            <w:pPr>
-              <w:pStyle w:val="Compact"/>
-              <w:jc w:val="right"/>
-            </w:pPr>
-            <w:r>
-              <w:rPr>
-                <w:b/>
-                <w:bCs/>
-              </w:rPr>
-              <w:t xml:space="preserve">75,4</w:t>
+              <w:t xml:space="preserve">77,2</w:t>
             </w:r>
           </w:p>
         </w:tc>
@@ -6367,7 +6714,7 @@
         <w:t xml:space="preserve"> </w:t>
       </w:r>
       <w:r>
-        <w:t xml:space="preserve">Ошибка прогноза на горизонте +24 ч в узлах региональной вставки: инерционный прогноз, интерполяция прогноза глобальной модели и мультимасштабная модель.</w:t>
+        <w:t xml:space="preserve">Ошибка прогноза на горизонте +24 ч в узлах региональной вставки: инерционный прогноз, интерполяция прогноза глобальной модели и мультимасштабная модель. 19-канальная линия моделей, первые 100 сроков.</w:t>
       </w:r>
     </w:p>
     <w:tbl>
@@ -6779,7 +7126,7 @@
         <w:pStyle w:val="BodyText"/>
       </w:pPr>
       <w:r>
-        <w:t xml:space="preserve">Table 2. Error at +24 h at the insert nodes: persistence, interpolated global forecast, multiscale model.</w:t>
+        <w:t xml:space="preserve">Table 2. Error at +24 h at the insert nodes: persistence, interpolated global forecast, multiscale model. 19-channel model line, first 100 initial times.</w:t>
       </w:r>
     </w:p>
     <w:p>
@@ -7838,43 +8185,43 @@
               <w:jc w:val="right"/>
             </w:pPr>
             <w:r>
-              <w:t xml:space="preserve">1,58</w:t>
-            </w:r>
-          </w:p>
-        </w:tc>
-        <w:tc>
-          <w:tcPr/>
-          <w:p>
-            <w:pPr>
-              <w:pStyle w:val="Compact"/>
-              <w:jc w:val="right"/>
-            </w:pPr>
-            <w:r>
-              <w:t xml:space="preserve">1,97</w:t>
-            </w:r>
-          </w:p>
-        </w:tc>
-        <w:tc>
-          <w:tcPr/>
-          <w:p>
-            <w:pPr>
-              <w:pStyle w:val="Compact"/>
-              <w:jc w:val="right"/>
-            </w:pPr>
-            <w:r>
-              <w:t xml:space="preserve">2,06</w:t>
-            </w:r>
-          </w:p>
-        </w:tc>
-        <w:tc>
-          <w:tcPr/>
-          <w:p>
-            <w:pPr>
-              <w:pStyle w:val="Compact"/>
-              <w:jc w:val="right"/>
-            </w:pPr>
-            <w:r>
-              <w:t xml:space="preserve">2,12</w:t>
+              <w:t xml:space="preserve">1,24</w:t>
+            </w:r>
+          </w:p>
+        </w:tc>
+        <w:tc>
+          <w:tcPr/>
+          <w:p>
+            <w:pPr>
+              <w:pStyle w:val="Compact"/>
+              <w:jc w:val="right"/>
+            </w:pPr>
+            <w:r>
+              <w:t xml:space="preserve">1,48</w:t>
+            </w:r>
+          </w:p>
+        </w:tc>
+        <w:tc>
+          <w:tcPr/>
+          <w:p>
+            <w:pPr>
+              <w:pStyle w:val="Compact"/>
+              <w:jc w:val="right"/>
+            </w:pPr>
+            <w:r>
+              <w:t xml:space="preserve">1,56</w:t>
+            </w:r>
+          </w:p>
+        </w:tc>
+        <w:tc>
+          <w:tcPr/>
+          <w:p>
+            <w:pPr>
+              <w:pStyle w:val="Compact"/>
+              <w:jc w:val="right"/>
+            </w:pPr>
+            <w:r>
+              <w:t xml:space="preserve">1,62</w:t>
             </w:r>
           </w:p>
         </w:tc>
@@ -7919,43 +8266,43 @@
               <w:jc w:val="right"/>
             </w:pPr>
             <w:r>
-              <w:t xml:space="preserve">1,54</w:t>
-            </w:r>
-          </w:p>
-        </w:tc>
-        <w:tc>
-          <w:tcPr/>
-          <w:p>
-            <w:pPr>
-              <w:pStyle w:val="Compact"/>
-              <w:jc w:val="right"/>
-            </w:pPr>
-            <w:r>
-              <w:t xml:space="preserve">1,92</w:t>
-            </w:r>
-          </w:p>
-        </w:tc>
-        <w:tc>
-          <w:tcPr/>
-          <w:p>
-            <w:pPr>
-              <w:pStyle w:val="Compact"/>
-              <w:jc w:val="right"/>
-            </w:pPr>
-            <w:r>
-              <w:t xml:space="preserve">2,00</w:t>
-            </w:r>
-          </w:p>
-        </w:tc>
-        <w:tc>
-          <w:tcPr/>
-          <w:p>
-            <w:pPr>
-              <w:pStyle w:val="Compact"/>
-              <w:jc w:val="right"/>
-            </w:pPr>
-            <w:r>
-              <w:t xml:space="preserve">2,08</w:t>
+              <w:t xml:space="preserve">1,21</w:t>
+            </w:r>
+          </w:p>
+        </w:tc>
+        <w:tc>
+          <w:tcPr/>
+          <w:p>
+            <w:pPr>
+              <w:pStyle w:val="Compact"/>
+              <w:jc w:val="right"/>
+            </w:pPr>
+            <w:r>
+              <w:t xml:space="preserve">1,44</w:t>
+            </w:r>
+          </w:p>
+        </w:tc>
+        <w:tc>
+          <w:tcPr/>
+          <w:p>
+            <w:pPr>
+              <w:pStyle w:val="Compact"/>
+              <w:jc w:val="right"/>
+            </w:pPr>
+            <w:r>
+              <w:t xml:space="preserve">1,52</w:t>
+            </w:r>
+          </w:p>
+        </w:tc>
+        <w:tc>
+          <w:tcPr/>
+          <w:p>
+            <w:pPr>
+              <w:pStyle w:val="Compact"/>
+              <w:jc w:val="right"/>
+            </w:pPr>
+            <w:r>
+              <w:t xml:space="preserve">1,58</w:t>
             </w:r>
           </w:p>
         </w:tc>
@@ -8000,43 +8347,43 @@
               <w:jc w:val="right"/>
             </w:pPr>
             <w:r>
-              <w:t xml:space="preserve">1,51</w:t>
-            </w:r>
-          </w:p>
-        </w:tc>
-        <w:tc>
-          <w:tcPr/>
-          <w:p>
-            <w:pPr>
-              <w:pStyle w:val="Compact"/>
-              <w:jc w:val="right"/>
-            </w:pPr>
-            <w:r>
-              <w:t xml:space="preserve">1,85</w:t>
-            </w:r>
-          </w:p>
-        </w:tc>
-        <w:tc>
-          <w:tcPr/>
-          <w:p>
-            <w:pPr>
-              <w:pStyle w:val="Compact"/>
-              <w:jc w:val="right"/>
-            </w:pPr>
-            <w:r>
-              <w:t xml:space="preserve">1,94</w:t>
-            </w:r>
-          </w:p>
-        </w:tc>
-        <w:tc>
-          <w:tcPr/>
-          <w:p>
-            <w:pPr>
-              <w:pStyle w:val="Compact"/>
-              <w:jc w:val="right"/>
-            </w:pPr>
-            <w:r>
-              <w:t xml:space="preserve">2,02</w:t>
+              <w:t xml:space="preserve">1,23</w:t>
+            </w:r>
+          </w:p>
+        </w:tc>
+        <w:tc>
+          <w:tcPr/>
+          <w:p>
+            <w:pPr>
+              <w:pStyle w:val="Compact"/>
+              <w:jc w:val="right"/>
+            </w:pPr>
+            <w:r>
+              <w:t xml:space="preserve">1,46</w:t>
+            </w:r>
+          </w:p>
+        </w:tc>
+        <w:tc>
+          <w:tcPr/>
+          <w:p>
+            <w:pPr>
+              <w:pStyle w:val="Compact"/>
+              <w:jc w:val="right"/>
+            </w:pPr>
+            <w:r>
+              <w:t xml:space="preserve">1,54</w:t>
+            </w:r>
+          </w:p>
+        </w:tc>
+        <w:tc>
+          <w:tcPr/>
+          <w:p>
+            <w:pPr>
+              <w:pStyle w:val="Compact"/>
+              <w:jc w:val="right"/>
+            </w:pPr>
+            <w:r>
+              <w:t xml:space="preserve">1,61</w:t>
             </w:r>
           </w:p>
         </w:tc>
@@ -8081,43 +8428,43 @@
               <w:jc w:val="right"/>
             </w:pPr>
             <w:r>
-              <w:t xml:space="preserve">1,49</w:t>
-            </w:r>
-          </w:p>
-        </w:tc>
-        <w:tc>
-          <w:tcPr/>
-          <w:p>
-            <w:pPr>
-              <w:pStyle w:val="Compact"/>
-              <w:jc w:val="right"/>
-            </w:pPr>
-            <w:r>
-              <w:t xml:space="preserve">1,81</w:t>
-            </w:r>
-          </w:p>
-        </w:tc>
-        <w:tc>
-          <w:tcPr/>
-          <w:p>
-            <w:pPr>
-              <w:pStyle w:val="Compact"/>
-              <w:jc w:val="right"/>
-            </w:pPr>
-            <w:r>
-              <w:t xml:space="preserve">1,91</w:t>
-            </w:r>
-          </w:p>
-        </w:tc>
-        <w:tc>
-          <w:tcPr/>
-          <w:p>
-            <w:pPr>
-              <w:pStyle w:val="Compact"/>
-              <w:jc w:val="right"/>
-            </w:pPr>
-            <w:r>
-              <w:t xml:space="preserve">1,99</w:t>
+              <w:t xml:space="preserve">1,20</w:t>
+            </w:r>
+          </w:p>
+        </w:tc>
+        <w:tc>
+          <w:tcPr/>
+          <w:p>
+            <w:pPr>
+              <w:pStyle w:val="Compact"/>
+              <w:jc w:val="right"/>
+            </w:pPr>
+            <w:r>
+              <w:t xml:space="preserve">1,43</w:t>
+            </w:r>
+          </w:p>
+        </w:tc>
+        <w:tc>
+          <w:tcPr/>
+          <w:p>
+            <w:pPr>
+              <w:pStyle w:val="Compact"/>
+              <w:jc w:val="right"/>
+            </w:pPr>
+            <w:r>
+              <w:t xml:space="preserve">1,50</w:t>
+            </w:r>
+          </w:p>
+        </w:tc>
+        <w:tc>
+          <w:tcPr/>
+          <w:p>
+            <w:pPr>
+              <w:pStyle w:val="Compact"/>
+              <w:jc w:val="right"/>
+            </w:pPr>
+            <w:r>
+              <w:t xml:space="preserve">1,56</w:t>
             </w:r>
           </w:p>
         </w:tc>
@@ -8162,43 +8509,43 @@
               <w:jc w:val="right"/>
             </w:pPr>
             <w:r>
-              <w:t xml:space="preserve">1,40</w:t>
-            </w:r>
-          </w:p>
-        </w:tc>
-        <w:tc>
-          <w:tcPr/>
-          <w:p>
-            <w:pPr>
-              <w:pStyle w:val="Compact"/>
-              <w:jc w:val="right"/>
-            </w:pPr>
-            <w:r>
-              <w:t xml:space="preserve">1,80</w:t>
-            </w:r>
-          </w:p>
-        </w:tc>
-        <w:tc>
-          <w:tcPr/>
-          <w:p>
-            <w:pPr>
-              <w:pStyle w:val="Compact"/>
-              <w:jc w:val="right"/>
-            </w:pPr>
-            <w:r>
-              <w:t xml:space="preserve">1,97</w:t>
-            </w:r>
-          </w:p>
-        </w:tc>
-        <w:tc>
-          <w:tcPr/>
-          <w:p>
-            <w:pPr>
-              <w:pStyle w:val="Compact"/>
-              <w:jc w:val="right"/>
-            </w:pPr>
-            <w:r>
-              <w:t xml:space="preserve">2,07</w:t>
+              <w:t xml:space="preserve">1,13</w:t>
+            </w:r>
+          </w:p>
+        </w:tc>
+        <w:tc>
+          <w:tcPr/>
+          <w:p>
+            <w:pPr>
+              <w:pStyle w:val="Compact"/>
+              <w:jc w:val="right"/>
+            </w:pPr>
+            <w:r>
+              <w:t xml:space="preserve">1,37</w:t>
+            </w:r>
+          </w:p>
+        </w:tc>
+        <w:tc>
+          <w:tcPr/>
+          <w:p>
+            <w:pPr>
+              <w:pStyle w:val="Compact"/>
+              <w:jc w:val="right"/>
+            </w:pPr>
+            <w:r>
+              <w:t xml:space="preserve">1,47</w:t>
+            </w:r>
+          </w:p>
+        </w:tc>
+        <w:tc>
+          <w:tcPr/>
+          <w:p>
+            <w:pPr>
+              <w:pStyle w:val="Compact"/>
+              <w:jc w:val="right"/>
+            </w:pPr>
+            <w:r>
+              <w:t xml:space="preserve">1,53</w:t>
             </w:r>
           </w:p>
         </w:tc>
@@ -8246,43 +8593,43 @@
               <w:jc w:val="right"/>
             </w:pPr>
             <w:r>
-              <w:t xml:space="preserve">1,37</w:t>
-            </w:r>
-          </w:p>
-        </w:tc>
-        <w:tc>
-          <w:tcPr/>
-          <w:p>
-            <w:pPr>
-              <w:pStyle w:val="Compact"/>
-              <w:jc w:val="right"/>
-            </w:pPr>
-            <w:r>
-              <w:t xml:space="preserve">1,74</w:t>
-            </w:r>
-          </w:p>
-        </w:tc>
-        <w:tc>
-          <w:tcPr/>
-          <w:p>
-            <w:pPr>
-              <w:pStyle w:val="Compact"/>
-              <w:jc w:val="right"/>
-            </w:pPr>
-            <w:r>
-              <w:t xml:space="preserve">1,82</w:t>
-            </w:r>
-          </w:p>
-        </w:tc>
-        <w:tc>
-          <w:tcPr/>
-          <w:p>
-            <w:pPr>
-              <w:pStyle w:val="Compact"/>
-              <w:jc w:val="right"/>
-            </w:pPr>
-            <w:r>
-              <w:t xml:space="preserve">1,87</w:t>
+              <w:t xml:space="preserve">1,13</w:t>
+            </w:r>
+          </w:p>
+        </w:tc>
+        <w:tc>
+          <w:tcPr/>
+          <w:p>
+            <w:pPr>
+              <w:pStyle w:val="Compact"/>
+              <w:jc w:val="right"/>
+            </w:pPr>
+            <w:r>
+              <w:t xml:space="preserve">1,41</w:t>
+            </w:r>
+          </w:p>
+        </w:tc>
+        <w:tc>
+          <w:tcPr/>
+          <w:p>
+            <w:pPr>
+              <w:pStyle w:val="Compact"/>
+              <w:jc w:val="right"/>
+            </w:pPr>
+            <w:r>
+              <w:t xml:space="preserve">1,54</w:t>
+            </w:r>
+          </w:p>
+        </w:tc>
+        <w:tc>
+          <w:tcPr/>
+          <w:p>
+            <w:pPr>
+              <w:pStyle w:val="Compact"/>
+              <w:jc w:val="right"/>
+            </w:pPr>
+            <w:r>
+              <w:t xml:space="preserve">1,64</w:t>
             </w:r>
           </w:p>
         </w:tc>
@@ -8327,43 +8674,43 @@
               <w:jc w:val="right"/>
             </w:pPr>
             <w:r>
-              <w:t xml:space="preserve">1,42</w:t>
-            </w:r>
-          </w:p>
-        </w:tc>
-        <w:tc>
-          <w:tcPr/>
-          <w:p>
-            <w:pPr>
-              <w:pStyle w:val="Compact"/>
-              <w:jc w:val="right"/>
-            </w:pPr>
-            <w:r>
-              <w:t xml:space="preserve">1,76</w:t>
-            </w:r>
-          </w:p>
-        </w:tc>
-        <w:tc>
-          <w:tcPr/>
-          <w:p>
-            <w:pPr>
-              <w:pStyle w:val="Compact"/>
-              <w:jc w:val="right"/>
-            </w:pPr>
-            <w:r>
-              <w:t xml:space="preserve">1,88</w:t>
-            </w:r>
-          </w:p>
-        </w:tc>
-        <w:tc>
-          <w:tcPr/>
-          <w:p>
-            <w:pPr>
-              <w:pStyle w:val="Compact"/>
-              <w:jc w:val="right"/>
-            </w:pPr>
-            <w:r>
-              <w:t xml:space="preserve">1,95</w:t>
+              <w:t xml:space="preserve">1,23</w:t>
+            </w:r>
+          </w:p>
+        </w:tc>
+        <w:tc>
+          <w:tcPr/>
+          <w:p>
+            <w:pPr>
+              <w:pStyle w:val="Compact"/>
+              <w:jc w:val="right"/>
+            </w:pPr>
+            <w:r>
+              <w:t xml:space="preserve">1,51</w:t>
+            </w:r>
+          </w:p>
+        </w:tc>
+        <w:tc>
+          <w:tcPr/>
+          <w:p>
+            <w:pPr>
+              <w:pStyle w:val="Compact"/>
+              <w:jc w:val="right"/>
+            </w:pPr>
+            <w:r>
+              <w:t xml:space="preserve">1,66</w:t>
+            </w:r>
+          </w:p>
+        </w:tc>
+        <w:tc>
+          <w:tcPr/>
+          <w:p>
+            <w:pPr>
+              <w:pStyle w:val="Compact"/>
+              <w:jc w:val="right"/>
+            </w:pPr>
+            <w:r>
+              <w:t xml:space="preserve">1,75</w:t>
             </w:r>
           </w:p>
         </w:tc>
@@ -8408,43 +8755,43 @@
               <w:jc w:val="right"/>
             </w:pPr>
             <w:r>
-              <w:t xml:space="preserve">1,36</w:t>
-            </w:r>
-          </w:p>
-        </w:tc>
-        <w:tc>
-          <w:tcPr/>
-          <w:p>
-            <w:pPr>
-              <w:pStyle w:val="Compact"/>
-              <w:jc w:val="right"/>
-            </w:pPr>
-            <w:r>
-              <w:t xml:space="preserve">1,73</w:t>
-            </w:r>
-          </w:p>
-        </w:tc>
-        <w:tc>
-          <w:tcPr/>
-          <w:p>
-            <w:pPr>
-              <w:pStyle w:val="Compact"/>
-              <w:jc w:val="right"/>
-            </w:pPr>
-            <w:r>
-              <w:t xml:space="preserve">1,91</w:t>
-            </w:r>
-          </w:p>
-        </w:tc>
-        <w:tc>
-          <w:tcPr/>
-          <w:p>
-            <w:pPr>
-              <w:pStyle w:val="Compact"/>
-              <w:jc w:val="right"/>
-            </w:pPr>
-            <w:r>
-              <w:t xml:space="preserve">2,05</w:t>
+              <w:t xml:space="preserve">1,22</w:t>
+            </w:r>
+          </w:p>
+        </w:tc>
+        <w:tc>
+          <w:tcPr/>
+          <w:p>
+            <w:pPr>
+              <w:pStyle w:val="Compact"/>
+              <w:jc w:val="right"/>
+            </w:pPr>
+            <w:r>
+              <w:t xml:space="preserve">1,51</w:t>
+            </w:r>
+          </w:p>
+        </w:tc>
+        <w:tc>
+          <w:tcPr/>
+          <w:p>
+            <w:pPr>
+              <w:pStyle w:val="Compact"/>
+              <w:jc w:val="right"/>
+            </w:pPr>
+            <w:r>
+              <w:t xml:space="preserve">1,66</w:t>
+            </w:r>
+          </w:p>
+        </w:tc>
+        <w:tc>
+          <w:tcPr/>
+          <w:p>
+            <w:pPr>
+              <w:pStyle w:val="Compact"/>
+              <w:jc w:val="right"/>
+            </w:pPr>
+            <w:r>
+              <w:t xml:space="preserve">1,76</w:t>
             </w:r>
           </w:p>
         </w:tc>
@@ -8572,19 +8919,19 @@
               <w:jc w:val="right"/>
             </w:pPr>
             <w:r>
-              <w:t xml:space="preserve">1,38</w:t>
-            </w:r>
-          </w:p>
-        </w:tc>
-        <w:tc>
-          <w:tcPr/>
-          <w:p>
-            <w:pPr>
-              <w:pStyle w:val="Compact"/>
-              <w:jc w:val="right"/>
-            </w:pPr>
-            <w:r>
-              <w:t xml:space="preserve">1,33</w:t>
+              <w:t xml:space="preserve">1,30</w:t>
+            </w:r>
+          </w:p>
+        </w:tc>
+        <w:tc>
+          <w:tcPr/>
+          <w:p>
+            <w:pPr>
+              <w:pStyle w:val="Compact"/>
+              <w:jc w:val="right"/>
+            </w:pPr>
+            <w:r>
+              <w:t xml:space="preserve">1,25</w:t>
             </w:r>
           </w:p>
         </w:tc>
@@ -8621,19 +8968,19 @@
               <w:jc w:val="right"/>
             </w:pPr>
             <w:r>
-              <w:t xml:space="preserve">0,64</w:t>
-            </w:r>
-          </w:p>
-        </w:tc>
-        <w:tc>
-          <w:tcPr/>
-          <w:p>
-            <w:pPr>
-              <w:pStyle w:val="Compact"/>
-              <w:jc w:val="right"/>
-            </w:pPr>
-            <w:r>
-              <w:t xml:space="preserve">1,43</w:t>
+              <w:t xml:space="preserve">0,62</w:t>
+            </w:r>
+          </w:p>
+        </w:tc>
+        <w:tc>
+          <w:tcPr/>
+          <w:p>
+            <w:pPr>
+              <w:pStyle w:val="Compact"/>
+              <w:jc w:val="right"/>
+            </w:pPr>
+            <w:r>
+              <w:t xml:space="preserve">1,37</w:t>
             </w:r>
           </w:p>
         </w:tc>
@@ -8670,19 +9017,19 @@
               <w:jc w:val="right"/>
             </w:pPr>
             <w:r>
-              <w:t xml:space="preserve">0,63</w:t>
-            </w:r>
-          </w:p>
-        </w:tc>
-        <w:tc>
-          <w:tcPr/>
-          <w:p>
-            <w:pPr>
-              <w:pStyle w:val="Compact"/>
-              <w:jc w:val="right"/>
-            </w:pPr>
-            <w:r>
-              <w:t xml:space="preserve">1,44</w:t>
+              <w:t xml:space="preserve">0,61</w:t>
+            </w:r>
+          </w:p>
+        </w:tc>
+        <w:tc>
+          <w:tcPr/>
+          <w:p>
+            <w:pPr>
+              <w:pStyle w:val="Compact"/>
+              <w:jc w:val="right"/>
+            </w:pPr>
+            <w:r>
+              <w:t xml:space="preserve">1,39</w:t>
             </w:r>
           </w:p>
         </w:tc>
@@ -8719,19 +9066,19 @@
               <w:jc w:val="right"/>
             </w:pPr>
             <w:r>
-              <w:t xml:space="preserve">0,84</w:t>
-            </w:r>
-          </w:p>
-        </w:tc>
-        <w:tc>
-          <w:tcPr/>
-          <w:p>
-            <w:pPr>
-              <w:pStyle w:val="Compact"/>
-              <w:jc w:val="right"/>
-            </w:pPr>
-            <w:r>
-              <w:t xml:space="preserve">1,79</w:t>
+              <w:t xml:space="preserve">0,77</w:t>
+            </w:r>
+          </w:p>
+        </w:tc>
+        <w:tc>
+          <w:tcPr/>
+          <w:p>
+            <w:pPr>
+              <w:pStyle w:val="Compact"/>
+              <w:jc w:val="right"/>
+            </w:pPr>
+            <w:r>
+              <w:t xml:space="preserve">1,64</w:t>
             </w:r>
           </w:p>
         </w:tc>
@@ -8768,7 +9115,7 @@
               <w:jc w:val="right"/>
             </w:pPr>
             <w:r>
-              <w:t xml:space="preserve">0,973</w:t>
+              <w:t xml:space="preserve">0,976</w:t>
             </w:r>
           </w:p>
         </w:tc>
@@ -8801,20 +9148,20 @@
       <w:r>
         <w:drawing>
           <wp:inline>
-            <wp:extent cx="5779986" cy="4890052"/>
+            <wp:extent cx="5770337" cy="4881888"/>
             <wp:effectExtent b="0" l="0" r="0" t="0"/>
-            <wp:docPr descr="" title="" id="35" name="Picture"/>
+            <wp:docPr descr="" title="" id="36" name="Picture"/>
             <a:graphic>
               <a:graphicData uri="http://schemas.openxmlformats.org/drawingml/2006/picture">
                 <pic:pic>
                   <pic:nvPicPr>
-                    <pic:cNvPr descr="/root/projects/graphcast-lite/docs/paper/figures/submission/fig1.png" id="36" name="Picture"/>
+                    <pic:cNvPr descr="/root/projects/graphcast-lite/docs/paper/figures/submission/fig1.png" id="37" name="Picture"/>
                     <pic:cNvPicPr>
                       <a:picLocks noChangeArrowheads="1" noChangeAspect="1"/>
                     </pic:cNvPicPr>
                   </pic:nvPicPr>
                   <pic:blipFill>
-                    <a:blip r:embed="rId34"/>
+                    <a:blip r:embed="rId35"/>
                     <a:stretch>
                       <a:fillRect/>
                     </a:stretch>
@@ -8822,7 +9169,7 @@
                   <pic:spPr bwMode="auto">
                     <a:xfrm>
                       <a:off x="0" y="0"/>
-                      <a:ext cx="5779986" cy="4890052"/>
+                      <a:ext cx="5770337" cy="4881888"/>
                     </a:xfrm>
                     <a:prstGeom prst="rect">
                       <a:avLst/>
@@ -8857,8 +9204,8 @@
         <w:t xml:space="preserve">Fig. 1. 2 m temperature forecast at +24 h near the insert boundary. Cell size follows the grid spacing, 0.25° inside and 0.703° outside; dashed line — the boundary.</w:t>
       </w:r>
     </w:p>
-    <w:bookmarkEnd w:id="37"/>
     <w:bookmarkEnd w:id="38"/>
+    <w:bookmarkEnd w:id="39"/>
     <w:sectPr>
       <w:pgSz w:h="16840" w:w="11907"/>
       <w:pgMar w:bottom="1418" w:footer="708" w:gutter="0" w:header="708" w:left="1418" w:right="850" w:top="1418"/>

--- a/docs/paper/article_gip.docx
+++ b/docs/paper/article_gip.docx
@@ -263,7 +263,7 @@
         <w:pStyle w:val="BodyText"/>
       </w:pPr>
       <w:r>
-        <w:t xml:space="preserve">В 2022–2023 годах нейросетевые модели, обученные на архиве реанализа, догнали по точности оперативные системы ведущих метеоцентров при во много раз меньших вычислениях. GraphCast [8] на сроках от трёх до десяти суток превзошла оперативную систему Европейского центра по большинству переменных, сопоставимых результатов достигли Pangu-Weather [3] и FourCastNet [11]. В основе GraphCast лежит граф, узлы которого почти равномерно покрывают сферу (п. 3.1).</w:t>
+        <w:t xml:space="preserve">В 2022–2023 годах нейросетевые модели, обученные на архиве реанализа, догнали по точности оперативные модели крупнейших прогностических центров, а считают во много раз быстрее. GraphCast [8] на сроках от трёх до десяти суток превзошла оперативную систему Европейского центра по большинству переменных, сопоставимых результатов достигли Pangu-Weather [3] и FourCastNet [11]. В основе GraphCast лежит граф, узлы которого почти равномерно покрывают сферу (п. 3.1).</w:t>
       </w:r>
     </w:p>
     <w:p>
@@ -271,7 +271,7 @@
         <w:pStyle w:val="BodyText"/>
       </w:pPr>
       <w:r>
-        <w:t xml:space="preserve">Большинство таких систем решает глобальную задачу, а на практике часто нужен более детальный прогноз над ограниченной территорией. Главная трудность такого перехода связана с граничными условиями: у краевых узлов вырезанной области нет корректного окружения. В классическом прогнозе поле в буферной зоне релаксируют к внешнему полю [4]. Для этого нужна отдельная процедура, и она вносит свои погрешности.</w:t>
+        <w:t xml:space="preserve">Большинство таких систем решает глобальную задачу, а на практике часто нужен более детальный прогноз над ограниченной территорией. Главная трудность такого перехода связана с граничными условиями: у краевых узлов вырезанной области нет корректного окружения. В классическом прогнозе поле в буферной зоне релаксируют к внешнему полю [4]. Для этого нужна отдельная процедура, которая вносит собственные погрешности.</w:t>
       </w:r>
     </w:p>
     <w:p>
@@ -287,7 +287,7 @@
         <w:pStyle w:val="BodyText"/>
       </w:pPr>
       <w:r>
-        <w:t xml:space="preserve">Наша работа посвящена региональной модели прогноза над югом Красноярского края. Её вклад состоит в следующем.</w:t>
+        <w:t xml:space="preserve">Наша работа посвящена региональной модели прогноза над югом Красноярского края. Вклад работы состоит в следующем.</w:t>
       </w:r>
     </w:p>
     <w:p>
@@ -458,7 +458,7 @@
         <w:pStyle w:val="BodyText"/>
       </w:pPr>
       <w:r>
-        <w:t xml:space="preserve">Целевая область (регион) ограничена координатами 50–60° с. ш., 83–98° в. д. Её покрывает решётка с шагом 0,25° размером 61 × 41 = 2501 узел. Внутри региона выделена зона 55,5–56,5° с. ш., 92–94° в. д. (45 узлов) с Красноярском и окрестностями. Метрики считаются относительно полей ERA5 с шагом 0,25° в этих узлах, без интерполяции с более грубой сетки.</w:t>
+        <w:t xml:space="preserve">Целевая область (регион) ограничена координатами 50–60° с. ш., 83–98° в. д. Область покрывает решётка с шагом 0,25° размером 61 × 41 = 2501 узел. Внутри региона выделена зона 55,5–56,5° с. ш., 92–94° в. д. (45 узлов) с Красноярском и окрестностями. Метрики считаются относительно полей ERA5 с шагом 0,25° в этих узлах, без интерполяции с более грубой сетки.</w:t>
       </w:r>
     </w:p>
     <w:p>
@@ -484,7 +484,7 @@
         <w:pStyle w:val="FirstParagraph"/>
       </w:pPr>
       <w:r>
-        <w:t xml:space="preserve">Выборку разбили строго по времени, без перемешивания: обучающая часть целиком предшествует проверочной, а та тестовой. Окно примера включает 2 входных среза и 4 прогностических шага, и из 16 072 сроков получается 16 067 примеров. Их разделили в отношении 80/10/10: 12 853 для обучения, 1607 для подбора гиперпараметров и отбора состояния модели, 1607 для тестов. Все публикуемые числа получены на тестовой выборке, она охватывает полный годовой цикл. Сроки начала прогноза в обучающей выборке идут с 01.01.2010 06 UTC по 19.10.2018 06 UTC, в проверочной с 19.10.2018 12 UTC по 25.11.2019 00 UTC, в тестовой с 25.11.2019 06 UTC по 30.12.2020 18 UTC.</w:t>
+        <w:t xml:space="preserve">Выборку разбили по времени, без перемешивания: обучающая часть предшествует проверочной, а та тестовой. Окно примера включает 2 входных среза и 4 прогностических шага, и из 16 072 сроков получается 16 067 примеров. Примеры разделили в долях 80, 10 и 10 %: 12 853 для обучения, 1607 для подбора гиперпараметров и отбора состояния модели, 1607 для тестов. Все публикуемые числа получены на тестовой выборке, она охватывает полный годовой цикл. Сроки начала прогноза в обучающей выборке идут с 01.01.2010 06 UTC по 19.10.2018 06 UTC, в проверочной с 19.10.2018 12 UTC по 25.11.2019 00 UTC, в тестовой с 25.11.2019 06 UTC по 30.12.2020 18 UTC.</w:t>
       </w:r>
     </w:p>
     <w:bookmarkEnd w:id="13"/>
@@ -502,7 +502,7 @@
         <w:pStyle w:val="FirstParagraph"/>
       </w:pPr>
       <w:r>
-        <w:t xml:space="preserve">Региональное дообучение начинается с глобальной модели. Её обучили на тех же 19 полях на широтно-долготной сетке 512 × 256 узлов с шагом около 0,703°. Устроена она так же, как региональная (п. 3.2), но без слоёв с признаками рёбер в кодировщике и декодировщике. Меш объединяет уровни детализации 4 и 6. У глобальной модели 6,0 млн обучаемых параметров, в шесть раз меньше, чем у GraphCast [8], и для обучения и оперативного выпуска прогноза хватает одного графического ускорителя.</w:t>
+        <w:t xml:space="preserve">Региональное дообучение начинается с глобальной модели. Глобальную модель обучили на тех же 19 полях на широтно-долготной сетке 512 × 256 узлов с шагом около 0,703°. Устроена она так же, как региональная (п. 3.2), но без слоёв с признаками рёбер в кодировщике и декодировщике. Меш объединяет уровни детализации 4 и 6. У глобальной модели 6,0 млн обучаемых параметров, в шесть раз меньше, чем у GraphCast [8], и для обучения и оперативного выпуска прогноза хватает одного графического ускорителя.</w:t>
       </w:r>
     </w:p>
     <w:p>
@@ -510,7 +510,7 @@
         <w:pStyle w:val="BodyText"/>
       </w:pPr>
       <w:r>
-        <w:t xml:space="preserve">Функция потерь равна среднеквадратической ошибке в стандартизованных переменных, осреднённой по узлам, каналам и горизонтам. Длина авторегрессионной развёртки при обучении растёт поэтапно. При подготовке работы мы нашли особенность реализации. При глобальном предобучении широтные веса узлов были почти равномерными, а при региональном дообучении (п. 3.4) применялись веса</w:t>
+        <w:t xml:space="preserve">Функция потерь равна среднеквадратической ошибке в стандартизованных переменных, осреднённой по узлам, каналам и горизонтам. Длина авторегрессионной развёртки при обучении растёт поэтапно. При подготовке работы мы нашли особенность реализации. При глобальном предобучении широтные веса узлов оказались почти равномерными, а при региональном дообучении (п. 3.4) применялись веса</w:t>
       </w:r>
       <w:r>
         <w:t xml:space="preserve"> </w:t>
@@ -541,7 +541,7 @@
         <w:t xml:space="preserve"> </w:t>
       </w:r>
       <w:r>
-        <w:t xml:space="preserve">обозначает широту узла. Региональное дообучение стартовало с промежуточного состояния глобальной модели, лучшего по проверочной выборке (эпоха 30 из 36 пройденных). На собственной сетке базовая модель даёт агрегатную успешность 65,4 % и ошибку приземной температуры 1,07 °C в среднем по горизонтам +6…+24 ч (200 сроков). С региональными числами работы эти значения сравнивать нельзя. Их считали по всему шару на грубой сетке 0,703°, где истинное поле сглажено, и на другой подвыборке сроков.</w:t>
+        <w:t xml:space="preserve">обозначает широту узла. Региональное дообучение стартовало с промежуточного состояния глобальной модели, лучшего по проверочной выборке (эпоха 30 из 36 пройденных). На собственной сетке базовая модель даёт агрегатную успешность 65,4 % и ошибку приземной температуры 1,07 °C в среднем по горизонтам +6…+24 ч (200 сроков). С региональными числами работы эти значения сравнивать нельзя. Эти значения посчитаны по всему шару на грубой сетке 0,703°, где истинное поле сглажено, и на другой подвыборке сроков.</w:t>
       </w:r>
     </w:p>
     <w:bookmarkEnd w:id="14"/>
@@ -1417,7 +1417,7 @@
         <w:pStyle w:val="BodyText"/>
       </w:pPr>
       <w:r>
-        <w:t xml:space="preserve">Инерционный эталон подходит не для всех полей. По приземной температуре его ошибка равна 4,99 / 6,88 / 5,88 / 4,42 °C на горизонтах +6…+24 ч: к суткам поле возвращается к тому же часу местного времени. Успешность относительно него немонотонна (76,4 / 80,2 / 76,2 / 67,0 %) и говорит об эталоне не меньше, чем о модели.</w:t>
+        <w:t xml:space="preserve">Инерционный эталон подходит не для всех полей. По приземной температуре его ошибка на горизонтах +6…+24 ч равна 4,99; 6,88; 5,88 и 4,42 °C: к суткам поле возвращается к тому же часу местного времени. Успешность относительно него немонотонна (76,4; 80,2; 76,2 и 67,0 %) и говорит об эталоне не меньше, чем о модели.</w:t>
       </w:r>
     </w:p>
     <w:p>
@@ -1425,7 +1425,7 @@
         <w:pStyle w:val="BodyText"/>
       </w:pPr>
       <w:r>
-        <w:t xml:space="preserve">У климатического эталона такого недостатка нет. Его построили по обучающей части выборки разложением по гармоникам (три годовые и суточный ход), тестовые сроки в подгонку не входили. Его ошибка почти не зависит от горизонта: 6,25 °C по приземной температуре на всех сроках, 5,42 °C по температуре на 850 гПа, 9,19 гПа по давлению на уровне моря, 2,05 и 1,74 м/с по составляющим ветра. На суточном сроке успешность итоговой модели относительно климатологии равна 77,7 % по приземной температуре, 84,2 % по T850, 89,4 % по давлению, 67,1 и 62,0 % по ветру.</w:t>
+        <w:t xml:space="preserve">У климатического эталона такого недостатка нет. Климатологию построили по обучающей части выборки разложением по гармоникам (три годовые и суточный ход), тестовые сроки в подгонку не входили. Ошибка климатического эталона почти не зависит от горизонта: 6,25 °C по приземной температуре на всех сроках, 5,42 °C по температуре на 850 гПа, 9,19 гПа по давлению на уровне моря, 2,05 и 1,74 м/с по составляющим ветра. На суточном сроке успешность итоговой модели относительно климатологии равна 77,7 % по приземной температуре, 84,2 % по T850, 89,4 % по давлению, 67,1 и 62,0 % по ветру.</w:t>
       </w:r>
     </w:p>
     <w:p>
@@ -1433,7 +1433,7 @@
         <w:pStyle w:val="BodyText"/>
       </w:pPr>
       <w:r>
-        <w:t xml:space="preserve">Для сводной оценки служит агрегатный показатель. Каналы имеют разные единицы, и агрегат считается в стандартизованных переменных:</w:t>
+        <w:t xml:space="preserve">Сводную оценку даёт агрегатный показатель. Единицы у каналов разные, и агрегат считается в стандартизованных переменных:</w:t>
       </w:r>
     </w:p>
     <w:tbl>
@@ -2108,7 +2108,7 @@
         <w:pStyle w:val="BodyText"/>
       </w:pPr>
       <w:r>
-        <w:t xml:space="preserve">Кроме ошибки, мы приводим аномальную корреляцию. Она показывает, насколько прогноз воспроизводит отклонение от обычного состояния:</w:t>
+        <w:t xml:space="preserve">Кроме ошибки, приводится аномальная корреляция. Эта мера показывает, насколько прогноз воспроизводит отклонение от обычного состояния:</w:t>
       </w:r>
     </w:p>
     <w:tbl>
@@ -2708,7 +2708,7 @@
         <w:pStyle w:val="FirstParagraph"/>
       </w:pPr>
       <w:r>
-        <w:t xml:space="preserve">Значение переменной в узле через шесть часов определяется состоянием его окрестности, и чтобы модель могла выучить эту зависимость, окрестность должна везде иметь примерно один физический размер. На регулярной сетке это не так: при шаге 0,703° расстояние между узлами вдоль параллели равно около 78 км на экваторе, 50 км на 50° с. ш. и 14 км на 80° с. ш., а у полюсов сетка вырождается.</w:t>
+        <w:t xml:space="preserve">Значение переменной в узле через шесть часов определяется состоянием его окрестности, и чтобы модель выучила эту зависимость, окрестность должна везде быть примерно одного физического размера. На регулярной сетке это не так: при шаге 0,703° расстояние между узлами вдоль параллели равно около 78 км на экваторе, 50 км на 50° с. ш. и 14 км на 80° с. ш., а у полюсов сетка вырождается.</w:t>
       </w:r>
     </w:p>
     <w:p>
@@ -2742,7 +2742,7 @@
         <w:pStyle w:val="BodyText"/>
       </w:pPr>
       <w:r>
-        <w:t xml:space="preserve">Кодировщик переносит значения из узлов сетки в вершины графа. Каждая вершина собирает признаки узлов, которые попали в её окрестность (радиус связи 0,6 в единицах длины ребра графа). Сначала это делают свёрточные слои графа, которые смешивают узлы с весами, зависящими только от числа связей. Затем слой передачи сообщений с признаками рёбер, как в GraphCast [8], добавляет поправку, которая зависит от смещения узла относительно вершины. На выходе получается скрытое представление размерности 256.</w:t>
+        <w:t xml:space="preserve">Кодировщик переносит значения из узлов сетки в вершины графа. Каждая вершина собирает признаки узлов, которые попали в её окрестность (радиус связи 0,6 в единицах длины ребра графа). Сначала это делают свёрточные слои графа, которые смешивают узлы с весами, зависящими только от числа связей. Затем слой передачи сообщений с признаками рёбер, как в GraphCast [8], добавляет поправку, которая зависит от смещения узла относительно вершины. Скрытое представление вершины имеет размерность 256.</w:t>
       </w:r>
     </w:p>
     <w:p>
@@ -3565,7 +3565,7 @@
         <w:pStyle w:val="BodyText"/>
       </w:pPr>
       <w:r>
-        <w:t xml:space="preserve">Декодировщик переносит скрытые представления вершин обратно в узлы регулярной сетки и выдаёт приращения полей. Каждый узел сетки получает сообщения от трёх вершин треугольника графа, в который он попадает. Сообщение строится по формуле (5), где признаками ребра служит смещение узла относительно вершины, так что вклад вершины зависит от положения узла внутри треугольника. Зачем это нужно, показано в п. 4.8.</w:t>
+        <w:t xml:space="preserve">Декодировщик переносит скрытые представления вершин обратно в узлы регулярной сетки и выдаёт приращения полей. Каждый узел сетки получает сообщения от трёх вершин треугольника графа, в который он попадает. Сообщение строится по формуле (5), где признаки ребра задают смещение узла относительно вершины, так что вклад вершины зависит от положения узла внутри треугольника. Зачем это нужно, показано в п. 4.8.</w:t>
       </w:r>
     </w:p>
     <w:p>
@@ -4108,7 +4108,7 @@
         <w:pStyle w:val="FirstParagraph"/>
       </w:pPr>
       <w:r>
-        <w:t xml:space="preserve">Региональную модель получают дообучением глобальной, которую обучили на той же выборке ERA5 в конфигурации 512 × 256. После смены геометрии сетки веса кодировщика и декодировщика не согласованы с новой связностью, а процессор хранит динамику, выученную на глобальной задаче. Если сразу дообучать все параметры, большие градиенты от неадаптированных кодировщика и декодировщика могут разрушить эту динамику. Такой эффект называют катастрофическим забыванием.</w:t>
+        <w:t xml:space="preserve">Региональную модель получают дообучением глобальной, которую обучили на той же выборке ERA5 в конфигурации 512 × 256. После смены геометрии сетки веса кодировщика и декодировщика не согласованы с новой связностью, а процессор хранит динамику, выученную на глобальной задаче. Если сразу дообучать все параметры, большие градиенты от неадаптированных кодировщика и декодировщика разрушают эту динамику. Такой эффект называют катастрофическим забыванием.</w:t>
       </w:r>
     </w:p>
     <w:p>
@@ -4151,7 +4151,7 @@
         <w:t xml:space="preserve"> </w:t>
       </w:r>
       <w:r>
-        <w:t xml:space="preserve">эпох): параметры процессора заморожены, обучаются только кодировщик и декодировщик. Они подстраиваются под новую геометрию и статистику региона.</w:t>
+        <w:t xml:space="preserve">эпох): параметры процессора заморожены, обучаются только кодировщик и декодировщик. Эти блоки подстраиваются под новую геометрию и статистику региона.</w:t>
       </w:r>
     </w:p>
     <w:p>
@@ -4200,7 +4200,7 @@
         </m:r>
       </m:oMath>
       <w:r>
-        <w:t xml:space="preserve">, в конфигурациях для проверки самой стратегии (п. 4.5)</w:t>
+        <w:t xml:space="preserve">, в конфигурациях для проверки стратегии (п. 4.5)</w:t>
       </w:r>
       <w:r>
         <w:t xml:space="preserve"> </w:t>
@@ -4320,7 +4320,7 @@
         <w:pStyle w:val="FirstParagraph"/>
       </w:pPr>
       <w:r>
-        <w:t xml:space="preserve">Все оценки получены на одном окне верификации относительно реанализа ERA5 с шагом 0,25° в узлах региональной вставки. Табл. 1 посчитана с широтными весами, табл. 3–5 с равными: там конфигурации сравниваются между собой, а вес меняет ошибку не более чем на 0,02 °C, одинаково у всех строк.</w:t>
+        <w:t xml:space="preserve">Все оценки получены на одном окне верификации относительно реанализа ERA5 с шагом 0,25° в узлах региональной вставки. Табл. 1 посчитана с широтными весами, табл. 3–5 с равными: там конфигурации сравниваются между собой, а вес меняет ошибку не больше чем на 0,02 °C, одинаково у всех строк.</w:t>
       </w:r>
     </w:p>
     <w:p>
@@ -4346,7 +4346,7 @@
         <w:pStyle w:val="FirstParagraph"/>
       </w:pPr>
       <w:r>
-        <w:t xml:space="preserve">На суточном сроке ошибка приземной температуры у итоговой модели равна 1,39 °C по области [1,31; 1,45] и 1,25 °C во внутренней зоне [1,15; 1,35]. По остальным полям региона на том же сроке: ветер 0,68 и 0,66 м/с, давление на уровне моря 0,97 гПа, T850 0,85 °C, Z500 8,1 гпм. Аномальную корреляцию мы приводим в п. 4.7 вместе со сравнением с глобальной моделью, чтобы обе модели оценивались по одной климатологии.</w:t>
+        <w:t xml:space="preserve">На суточном сроке ошибка приземной температуры у итоговой модели равна 1,39 °C по области [1,31; 1,45] и 1,25 °C во внутренней зоне [1,15; 1,35]. По остальным полям региона на том же сроке: ветер 0,68 и 0,66 м/с, давление на уровне моря 0,97 гПа, T850 0,85 °C, Z500 8,1 гпм. Аномальная корреляция приведена в п. 4.7 вместе со сравнением с глобальной моделью, чтобы обе модели оценивались по одной климатологии.</w:t>
       </w:r>
     </w:p>
     <w:p>
@@ -4354,7 +4354,7 @@
         <w:pStyle w:val="BodyText"/>
       </w:pPr>
       <w:r>
-        <w:t xml:space="preserve">Переход с 19 на 33 канала (уровни 250 и 1000 гПа, временной форсинг) уменьшает ошибку на всех горизонтах: на 0,076 / 0,121 / 0,149 / 0,174 °C с интервалами [0,063; 0,088], [0,104; 0,138], [0,125; 0,171] и [0,141; 0,210]. Весь выигрыш нельзя приписать новым уровням: 33-канальную конфигурацию дообучали от другой глобальной модели, которая сама точнее. Взвешенная конфигурация снижает ошибку приземной температуры относительно базовой 33-канальной ещё на 11,6 % (1,548 против 1,368 °C в среднем по горизонтам), а агрегатную успешность повышает на 1,17 п.п. с интервалом [+1,09; +1,24]. Часть этого выигрыша дают восемь эпох дополнительного обучения; при равном объёме обучения выигрыш равен 10,2 % (п. 4.4).</w:t>
+        <w:t xml:space="preserve">Переход с 19 на 33 канала (уровни 250 и 1000 гПа, временной форсинг) уменьшает ошибку на всех горизонтах: на 0,076; 0,121; 0,149 и 0,174 °C с интервалами [0,063; 0,088], [0,104; 0,138], [0,125; 0,171] и [0,141; 0,210]. Весь выигрыш нельзя приписать новым уровням: 33-канальную конфигурацию дообучали от другой глобальной модели, которая сама точнее. Взвешенная конфигурация снижает ошибку приземной температуры относительно базовой 33-канальной ещё на 11,6 % (1,548 против 1,368 °C в среднем по горизонтам), а агрегатную успешность повышает на 1,17 п.п. с интервалом [+1,09; +1,24]. Часть этого выигрыша дают восемь эпох дополнительного обучения; при равном объёме обучения выигрыш равен 10,2 % (п. 4.4).</w:t>
       </w:r>
     </w:p>
     <w:p>
@@ -4362,7 +4362,7 @@
         <w:pStyle w:val="BodyText"/>
       </w:pPr>
       <w:r>
-        <w:t xml:space="preserve">Итоговая модель получена из взвешенной конфигурации в три шага, показанных в табл. 1. Обучение вдвое дольше (16 эпох вместо 8) снижает ошибку приземной температуры на 1,2–1,8 %: прежняя модель была недообучена. Новые декодировщик и кодировщик (п. 3.2 и 4.8), по 8 эпох каждый, снижают её ещё на 4,2–4,5 %, давления на 5,6–7,6 %, ветра на 1,4–3,6 %. Все разности значимы на всех горизонтах.</w:t>
+        <w:t xml:space="preserve">Итоговая модель получена из взвешенной конфигурации в три шага, показанных в табл. 1. Обучение вдвое дольше (16 эпох вместо 8) снижает ошибку приземной температуры на 1,2–1,8 %: прежнюю модель недоучили. Новые декодировщик и кодировщик (п. 3.2 и 4.8), по 8 эпох каждый, снижают её ещё на 4,2–4,5 %, давления на 5,6–7,6 %, ветра на 1,4–3,6 %. Все разности значимы на всех горизонтах.</w:t>
       </w:r>
     </w:p>
     <w:bookmarkEnd w:id="23"/>
@@ -4380,7 +4380,7 @@
         <w:pStyle w:val="FirstParagraph"/>
       </w:pPr>
       <w:r>
-        <w:t xml:space="preserve">Чтобы оценить вклад самой мультимасштабной конструкции, мы билинейно интерполировали прогноз глобальной модели с шагом 0,703° в те же 2501 узел и оценили его по той же истине. Опыт поставлен на 19-канальной линии моделей, и все строки табл. 2 посчитаны на одних и тех же 100 сроках тестовой выборки.</w:t>
+        <w:t xml:space="preserve">Чтобы оценить вклад мультимасштабной конструкции, прогноз глобальной модели с шагом 0,703° билинейно интерполировали в те же 2501 узел и оценили по той же истине. Опыт поставлен на 19-канальной линии моделей, и все строки табл. 2 посчитаны на одних и тех же 100 сроках тестовой выборки.</w:t>
       </w:r>
     </w:p>
     <w:p>
@@ -4430,7 +4430,7 @@
         <w:pStyle w:val="BodyText"/>
       </w:pPr>
       <w:r>
-        <w:t xml:space="preserve">Обе диспропорции мы устранили весами. Узлы вставки получают вес</w:t>
+        <w:t xml:space="preserve">Обе диспропорции убирают веса. Узлы вставки получают вес</w:t>
       </w:r>
       <w:r>
         <w:t xml:space="preserve"> </w:t>
@@ -4495,7 +4495,7 @@
         <w:t xml:space="preserve"> </w:t>
       </w:r>
       <w:r>
-        <w:t xml:space="preserve">величину −0,05 п.п. с интервалом [−0,07; −0,03], который не накрывает ноль. Этот интервал учитывает изменчивость по срокам, но не по повторным обучениям. Изменчивость по обучениям оценена в 0,03 п.п. и сравнима с самой разностью. По приземной температуре максимума нет, ошибка убывает монотонно (1,503 → 1,445 → 1,415 → 1,407). Внутренний максимум по агрегату мы считаем свойством этой выборки, а не метода.</w:t>
+        <w:t xml:space="preserve">величину −0,05 п.п. с интервалом [−0,07; −0,03], который не накрывает ноль. Этот интервал учитывает изменчивость по срокам, но не по повторным обучениям. Изменчивость по обучениям оценена в 0,03 п.п. и сравнима с разностью. По приземной температуре максимума нет, ошибка убывает монотонно (1,503 → 1,445 → 1,415 → 1,407). Внутренний максимум по агрегату мы считаем свойством этой выборки, а не метода.</w:t>
       </w:r>
     </w:p>
     <w:p>
@@ -4606,7 +4606,7 @@
         <w:pStyle w:val="FirstParagraph"/>
       </w:pPr>
       <w:r>
-        <w:t xml:space="preserve">Стратегию дообучения мы исследовали на отдельной линии 19-канальных моделей. Сравнивались два варианта: заморозка процессора на первые 6 эпох и обучение всех параметров с первой эпохи. Сборка данных, начальное значение генератора и расписание у вариантов одинаковые. Эта линия предсказывает само поле, а не приращение. Её агрегатная успешность (около 60 %) поэтому ниже, чем у 19-канальной строки табл. 1 (69,2 %), хотя ошибки приземной температуры близки. Числа табл. 1 и 4 относятся к разным моделям, и сравнивать их между собой нельзя.</w:t>
+        <w:t xml:space="preserve">Стратегию дообучения исследовали на отдельной линии 19-канальных моделей. Сравнивались два варианта: заморозка процессора на первые 6 эпох и обучение всех параметров с первой эпохи. Сборка данных, начальное значение генератора и расписание у вариантов одинаковые. Эта линия предсказывает само поле, а не приращение. Агрегатная успешность этой линии (около 60 %) поэтому ниже, чем у 19-канальной строки табл. 1 (69,2 %), хотя ошибки приземной температуры близки. Числа табл. 1 и 4 относятся к разным моделям, и сравнивать их между собой нельзя.</w:t>
       </w:r>
     </w:p>
     <w:p>
@@ -4638,7 +4638,7 @@
         <w:pStyle w:val="BodyText"/>
       </w:pPr>
       <w:r>
-        <w:t xml:space="preserve">О роли самой заморозки можно сказать немного. По приземной температуре при равном бюджете расписание на итог не влияет: 1,82 против 1,82 °C, интервалы [1,72; 1,90] и [1,71; 1,90] совпадают. По агрегату заморозка выигрывает 1,30 п.п. с интервалом [+1,06; +1,59], который не накрывает ноль (60,8 против 59,5 %).</w:t>
+        <w:t xml:space="preserve">Роль заморозки скромнее. По приземной температуре при равном бюджете расписание на итог не влияет: 1,82 против 1,82 °C, интервалы [1,72; 1,90] и [1,71; 1,90] совпадают. По агрегату заморозка выигрывает 1,30 п.п. с интервалом [+1,06; +1,59], который не накрывает ноль (60,8 против 59,5 %).</w:t>
       </w:r>
     </w:p>
     <w:p>
@@ -4680,7 +4680,7 @@
         <w:pStyle w:val="BodyText"/>
       </w:pPr>
       <w:r>
-        <w:t xml:space="preserve">Переходный слой существует, но он слабый. У самой границы ошибка на 3–4 % выше, чем в полосе 100–200 км, на всех горизонтах (1,24 против 1,20 °C на +6 ч, 1,62 против 1,56 °C на +24 ч), и о полной бесшовности говорить нельзя. Превышение над глубиной области составляет 10 / 8 / 6 / 6 % по четырём горизонтам, то есть с горизонтом не растёт. Неограниченный рост ошибки у границы составляет главную трудность региональных моделей с внешними граничными условиями, и у нашей модели его нет.</w:t>
+        <w:t xml:space="preserve">Переходный слой есть, но слабый. У границы ошибка на 3–4 % выше, чем в полосе 100–200 км, на всех горизонтах (1,24 против 1,20 °C на +6 ч, 1,62 против 1,56 °C на +24 ч), и о полной бесшовности говорить нельзя. Превышение над глубиной области составляет 10, 8, 6 и 6 % по четырём горизонтам, то есть с горизонтом не растёт. Неограниченный рост ошибки у границы составляет главную трудность региональных моделей с внешними граничными условиями, и у нашей модели его нет.</w:t>
       </w:r>
     </w:p>
     <w:p>
@@ -4714,7 +4714,7 @@
         <w:pStyle w:val="BodyText"/>
       </w:pPr>
       <w:r>
-        <w:t xml:space="preserve">В архиве GraphCast есть только инициализации 00 и 12 UTC, и сравнение идёт на 803 общих сроках тестового окна. Правильность сопоставления проверена на инерционном прогнозе: по архиву он даёт по приземной температуре 6,71 / 6,90 / 4,02 / 4,45 °C, нашим кодом 6,71 / 6,90 / 4,03 / 4,45 °C. Сравнение ограничено приземными полями: уровни лежат в архиве одним блоком.</w:t>
+        <w:t xml:space="preserve">В архиве GraphCast есть только инициализации 00 и 12 UTC, и сравнение идёт на 803 общих сроках тестового окна. Правильность сопоставления проверена на инерционном прогнозе: по архиву он даёт по приземной температуре 6,71; 6,90; 4,02 и 4,45 °C, нашим кодом 6,71; 6,90; 4,03 и 4,45 °C. Сравнение ограничено приземными полями: уровни лежат в архиве одним блоком.</w:t>
       </w:r>
     </w:p>
     <w:p>
@@ -4748,7 +4748,7 @@
         <w:pStyle w:val="FirstParagraph"/>
       </w:pPr>
       <w:r>
-        <w:t xml:space="preserve">Чтобы найти, где мы отстаём от GraphCast, мы разложили поле ошибки на каждом сроке по масштабам (косинусное преобразование в окне вставки). У модели со свёрточными кодировщиком и декодировщиком отставание сосредоточено на масштабах 100–500 км, а в давлении она рисовала ложную рябь короче 100 км вдвое сильнее реанализа. Шаг графа около 110 км, такие масштабы процессор не передаёт, их строят кодировщик и декодировщик.</w:t>
+        <w:t xml:space="preserve">Чтобы найти, где модель отстаёт от GraphCast, мы разложили поле ошибки на каждом сроке по масштабам (косинусное преобразование в окне вставки). У модели со свёрточными кодировщиком и декодировщиком отставание сосредоточено на масштабах 100–500 км, а в давлении модель рисовала ложную рябь короче 100 км вдвое сильнее реанализа. Шаг графа около 110 км, такие масштабы процессор не передаёт, их строят кодировщик и декодировщик.</w:t>
       </w:r>
     </w:p>
     <w:p>
@@ -4800,7 +4800,7 @@
         <w:pStyle w:val="FirstParagraph"/>
       </w:pPr>
       <w:r>
-        <w:t xml:space="preserve">Изменчивость между запусками оценена одной парой прогонов с разными начальными значениями генератора. Агрегат у них расходится на 0,03 п.п. (73,41 против 73,40 %), и различия имеют смысл начиная с десятых долей пункта. Вес целевой области</w:t>
+        <w:t xml:space="preserve">Изменчивость между запусками оценена одной парой прогонов с разными начальными значениями генератора. Агрегат у них расходится на 0,03 п.п. (73,41 против 73,40 %), и различия осмысленны начиная с десятых долей пункта. Вес целевой области</w:t>
       </w:r>
       <w:r>
         <w:t xml:space="preserve"> </w:t>
@@ -4836,7 +4836,7 @@
         <w:pStyle w:val="BodyText"/>
       </w:pPr>
       <w:r>
-        <w:t xml:space="preserve">Истинным полем служит реанализ, а не станционные наблюдения. Реанализ сглаживает подсеточные эффекты, в том числе городской остров тепла, и наши оценки нельзя перенести на прогноз в точке станции без постобработки. С оперативной моделью мы не сравнивались. При таком сравнении нужно учесть, что модель, обученная на реанализе, оценивается против того же реанализа и находится в выгодном положении [12]. Результаты получены для одной территории и одного тестового окна. Прямого сравнения с региональной моделью с граничным форсингом [10] мы не проводили.</w:t>
+        <w:t xml:space="preserve">Истинное поле здесь даёт реанализ, а не станционные наблюдения. Реанализ сглаживает подсеточные эффекты, в том числе городской остров тепла, и наши оценки нельзя перенести на прогноз в точке станции без постобработки. С оперативной моделью мы не сравнивались. При таком сравнении нужно учесть, что модель, обученная на реанализе, оценивается против того же реанализа и находится в выгодном положении [12]. Результаты получены для одной территории и одного тестового окна. Прямого сравнения с региональной моделью с граничным форсингом [10] в работе нет.</w:t>
       </w:r>
     </w:p>
     <w:bookmarkEnd w:id="31"/>
@@ -4854,7 +4854,7 @@
         <w:pStyle w:val="FirstParagraph"/>
       </w:pPr>
       <w:r>
-        <w:t xml:space="preserve">Оставшееся отставание от GraphCast по-прежнему сосредоточено на масштабах 100–220 км. Их можно отдать процессору, если сгустить граф над регионом до шага около 55 км. Второе направление связано с данными: модель видела 9 лет реанализа, GraphCast около 40. Можно расширить обучающую выборку или начать дообучение от опубликованной модели GraphCast с шагом 1°. Чтобы схему приняли в оперативную практику, её нужно проверить по данным сети станций и включить в цикл выпуска прогноза усвоение наблюдений.</w:t>
+        <w:t xml:space="preserve">Оставшееся отставание от GraphCast по-прежнему сосредоточено на масштабах 100–220 км. Процессор увидит эти масштабы, если сгустить граф над регионом до шага около 55 км. Второе направление связано с данными: модель видела 9 лет реанализа, GraphCast около 40. Можно расширить обучающую выборку или начать дообучение от опубликованной модели GraphCast с шагом 1°. Чтобы схему приняли в оперативную практику, её нужно проверить по данным сети станций и включить в цикл выпуска прогноза усвоение наблюдений.</w:t>
       </w:r>
     </w:p>
     <w:bookmarkEnd w:id="32"/>

--- a/docs/paper/article_gip.docx
+++ b/docs/paper/article_gip.docx
@@ -309,7 +309,7 @@
         </w:numPr>
       </w:pPr>
       <w:r>
-        <w:t xml:space="preserve">Модель намеренно сделана лёгкой: у неё 6,7 млн параметров, у моделей [3, 8, 9] от десятков до сотен миллионов. Для обучения и выпуска прогноза хватает одного графического ускорителя, и схему можно воспроизвести в вычислительной среде регионального управления гидрометслужбы.</w:t>
+        <w:t xml:space="preserve">Модель намеренно сделана лёгкой: у неё 6,7 млн параметров, у моделей [3, 8, 9] от десятков до сотен миллионов. Для обучения и выпуска прогноза хватает одного графического ускорителя, и схема по силам вычислительной среде регионального управления гидрометслужбы.</w:t>
       </w:r>
     </w:p>
     <w:p>
@@ -320,7 +320,7 @@
         </w:numPr>
       </w:pPr>
       <w:r>
-        <w:t xml:space="preserve">Мы исследовали стратегию дообучения глобальной модели под региональную сетку. Отдельный методический результат касается отбора модели. Ошибка одношагового прогноза на проверочной выборке ненадёжна как критерий отбора, если модель должна строить многошаговый прогноз.</w:t>
+        <w:t xml:space="preserve">Мы исследовали стратегию дообучения глобальной модели под региональную сетку. Отдельный методический результат касается отбора модели. Ошибка одношагового прогноза на проверочной выборке ненадёжна как критерий отбора, если модель строит многошаговый прогноз.</w:t>
       </w:r>
     </w:p>
     <w:p>
@@ -385,7 +385,7 @@
         <w:pStyle w:val="BodyText"/>
       </w:pPr>
       <w:r>
-        <w:t xml:space="preserve">Состояние атмосферы описывают 19 полей. Семь из них приземные: температура воздуха на высоте 2 м, зональная и меридиональная составляющие ветра на высоте 10 м, давление на уровне моря, приземное давление, суммарные осадки за 6 ч и общее содержание водяного пара в столбе атмосферы. Два поля статические: геопотенциал поверхности и маска суши и моря. Модель получает их на вход, но не прогнозирует, и в оценках они не участвуют. На уровнях 850 и 500 гПа заданы по пять полей: температура, две составляющие ветра, геопотенциал и удельная влажность. Вертикальную структуру описывает набор признаков узла, отдельных узлов по высоте нет.</w:t>
+        <w:t xml:space="preserve">Состояние атмосферы описывают 19 полей. Семь из них приземные: температура воздуха на высоте 2 м, зональная и меридиональная составляющие ветра на высоте 10 м, давление на уровне моря, приземное давление, суммарные осадки за 6 ч и общее содержание водяного пара в столбе атмосферы. Два поля статические: геопотенциал поверхности и маска суши и моря. Модель получает статические поля на вход, но не прогнозирует, и в оценках они не участвуют. На уровнях 850 и 500 гПа заданы по пять полей: температура, две составляющие ветра, геопотенциал и удельная влажность. Вертикальную структуру описывает набор признаков узла, отдельных узлов по высоте нет.</w:t>
       </w:r>
     </w:p>
     <w:p>
@@ -484,7 +484,7 @@
         <w:pStyle w:val="FirstParagraph"/>
       </w:pPr>
       <w:r>
-        <w:t xml:space="preserve">Выборку разбили по времени, без перемешивания: обучающая часть предшествует проверочной, а та тестовой. Окно примера включает 2 входных среза и 4 прогностических шага, и из 16 072 сроков получается 16 067 примеров. Примеры разделили в долях 80, 10 и 10 %: 12 853 для обучения, 1607 для подбора гиперпараметров и отбора состояния модели, 1607 для тестов. Все публикуемые числа получены на тестовой выборке, она охватывает полный годовой цикл. Сроки начала прогноза в обучающей выборке идут с 01.01.2010 06 UTC по 19.10.2018 06 UTC, в проверочной с 19.10.2018 12 UTC по 25.11.2019 00 UTC, в тестовой с 25.11.2019 06 UTC по 30.12.2020 18 UTC.</w:t>
+        <w:t xml:space="preserve">Выборку разбили по времени, без перемешивания: обучающая часть предшествует проверочной, а та тестовой. Окно примера включает 2 входных среза и 4 прогностических шага, и из 16 072 сроков получается 16 067 примеров. Примеры разделили в долях 80, 10 и 10 %: 12 853 для обучения, 1607 для подбора гиперпараметров и отбора состояния модели, 1607 для тестов. Все публикуемые числа получены на тестовой выборке, которая охватывает полный годовой цикл. Сроки начала прогноза в обучающей выборке идут с 01.01.2010 06 UTC по 19.10.2018 06 UTC, в проверочной с 19.10.2018 12 UTC по 25.11.2019 00 UTC, в тестовой с 25.11.2019 06 UTC по 30.12.2020 18 UTC.</w:t>
       </w:r>
     </w:p>
     <w:bookmarkEnd w:id="13"/>
@@ -1061,7 +1061,7 @@
         <w:t xml:space="preserve"> </w:t>
       </w:r>
       <w:r>
-        <w:t xml:space="preserve">— значение реанализа, которое принимается за истинное. Ошибка приводится в единицах переменной: °C, м/с, гПа, гпм. Узлы входят в сумму с весами</w:t>
+        <w:t xml:space="preserve">— значение реанализа, то есть истинное поле. Ошибка приводится в единицах переменной: °C, м/с, гПа, гпм. Узлы входят в сумму с весами</w:t>
       </w:r>
       <w:r>
         <w:t xml:space="preserve"> </w:t>
@@ -1078,7 +1078,7 @@
         </m:r>
       </m:oMath>
       <w:r>
-        <w:t xml:space="preserve">, нормированными на единичное среднее, как принято в протоколе верификации нейросетевых моделей прогноза [12]. Ячейка широтно-долготной сетки на 60° с. ш. вдвое у́же экваториальной, и при равных весах высокие широты получили бы завышенный вклад. Для полосы 50–60° с. ш. отношение крайних весов равно 1,29.</w:t>
+        <w:t xml:space="preserve">, нормированными на единичное среднее, как принято в протоколе верификации нейросетевых моделей прогноза [12]. Ячейка широтно-долготной сетки на 60° с. ш. вдвое у́же экваториальной, и при равных весах высокие широты получили бы завышенный вклад. Для полосы 50–60° с. ш. наибольший вес больше наименьшего в 1,29 раза.</w:t>
       </w:r>
     </w:p>
     <w:p>
@@ -4362,7 +4362,7 @@
         <w:pStyle w:val="BodyText"/>
       </w:pPr>
       <w:r>
-        <w:t xml:space="preserve">Итоговая модель получена из взвешенной конфигурации в три шага, показанных в табл. 1. Обучение вдвое дольше (16 эпох вместо 8) снижает ошибку приземной температуры на 1,2–1,8 %: прежнюю модель недоучили. Новые декодировщик и кодировщик (п. 3.2 и 4.8), по 8 эпох каждый, снижают её ещё на 4,2–4,5 %, давления на 5,6–7,6 %, ветра на 1,4–3,6 %. Все разности значимы на всех горизонтах.</w:t>
+        <w:t xml:space="preserve">Итоговая модель получена из взвешенной конфигурации в три шага, показанных в табл. 1. Обучение вдвое дольше (16 эпох вместо 8) снижает ошибку приземной температуры на 1,2–1,8 %: прежнюю модель недоучили. Новые декодировщик и кодировщик (п. 3.2 и 4.8), по 8 эпох каждый, снижают ошибку температуры ещё на 4,2–4,5 %, давления на 5,6–7,6 %, ветра на 1,4–3,6 %. Все разности значимы на всех горизонтах.</w:t>
       </w:r>
     </w:p>
     <w:bookmarkEnd w:id="23"/>
@@ -4388,7 +4388,7 @@
         <w:pStyle w:val="BodyText"/>
       </w:pPr>
       <w:r>
-        <w:t xml:space="preserve">Единый граф точнее интерполяции по всем полям. По приземной температуре выигрыш умеренный (11 %), по ветру и геопотенциалу больше (37–40 %). Вероятная причина в том, что обмен сообщениями уточняет поле в целом. Приземную температуру в конкретном узле сильнее определяют подсеточные факторы, которых не разрешает ни одна из сравниваемых конфигураций.</w:t>
+        <w:t xml:space="preserve">Единый граф точнее интерполяции по всем полям. По приземной температуре выигрыш умеренный (11 %), по ветру и геопотенциалу больше (37–40 %). Вероятная причина в том, что обмен сообщениями уточняет всё поле сразу. Приземную температуру в конкретном узле сильнее определяют подсеточные факторы, которых не разрешает ни одна из сравниваемых конфигураций.</w:t>
       </w:r>
     </w:p>
     <w:bookmarkEnd w:id="24"/>
@@ -4646,7 +4646,7 @@
         <w:pStyle w:val="BodyText"/>
       </w:pPr>
       <w:r>
-        <w:t xml:space="preserve">Агрегат и поканальные значения расходятся второй раз после п. 4.4, и причина та же: вклад канала в агрегат определяется отношением его ошибки к разбросу поля, а не его значимостью. В отчёте нужно приводить и агрегат, и поканальные значения целевых полей.</w:t>
+        <w:t xml:space="preserve">Агрегат и поканальные значения расходятся второй раз после п. 4.4, и причина та же: вклад канала в агрегат определяется отношением его ошибки к разбросу поля, а не его значимостью. Полный отчёт о верификации содержит и агрегат, и поканальные значения целевых полей.</w:t>
       </w:r>
     </w:p>
     <w:p>
@@ -4782,7 +4782,7 @@
         <w:pStyle w:val="FirstParagraph"/>
       </w:pPr>
       <w:r>
-        <w:t xml:space="preserve">Модель улучшали двумя путями. Первый не трогает архитектуру: веса функции потерь перераспределяют обучающий сигнал. Оба веса улучшают целевую часть задачи за счёт остальной. Большой вес вставки ухудшает прогноз на глобальной части графа, а от него через приток извне зависит и сама вставка. Веса каналов улучшают приземную температуру и снижают агрегат по всем каналам. Второй путь меняет перенос полей между сеткой и графом, и найти его помогло сравнение с GraphCast по масштабам.</w:t>
+        <w:t xml:space="preserve">Модель улучшали двумя путями. Первый не трогает архитектуру: веса функции потерь перераспределяют обучающий сигнал. Оба веса улучшают целевую часть задачи за счёт остальной. Большой вес вставки ухудшает прогноз на глобальной части графа, а через приток извне от этого прогноза зависит и сама вставка. Веса каналов улучшают приземную температуру и снижают агрегат по всем каналам. Второй путь меняет перенос полей между сеткой и графом, и найти его помогло сравнение с GraphCast по масштабам.</w:t>
       </w:r>
     </w:p>
     <w:bookmarkEnd w:id="30"/>
@@ -4820,7 +4820,7 @@
         </m:r>
       </m:oMath>
       <w:r>
-        <w:t xml:space="preserve">, стратегию дообучения и итоговую конфигурацию выбрали по табл. 1, 3 и 4, которые посчитаны на тестовой выборке, а не на проверочной. Величины для итоговой модели поэтому следует считать слегка оптимистичными, хотя выигрыши между шагами табл. 1 (0,2–0,9 п.п.) намного больше межзапусковой изменчивости. К весам каналов эта оговорка не относится: их вычислили по обучающей выборке.</w:t>
+        <w:t xml:space="preserve">, стратегию дообучения и итоговую конфигурацию выбрали по табл. 1, 3 и 4, которые посчитаны на тестовой выборке, а не на проверочной. Величины для итоговой модели поэтому слегка оптимистичны, хотя выигрыши между шагами табл. 1 (0,2–0,9 п.п.) намного больше межзапусковой изменчивости. К весам каналов эта оговорка не относится: их вычислили по обучающей выборке.</w:t>
       </w:r>
     </w:p>
     <w:p>
@@ -4836,7 +4836,7 @@
         <w:pStyle w:val="BodyText"/>
       </w:pPr>
       <w:r>
-        <w:t xml:space="preserve">Истинное поле здесь даёт реанализ, а не станционные наблюдения. Реанализ сглаживает подсеточные эффекты, в том числе городской остров тепла, и наши оценки нельзя перенести на прогноз в точке станции без постобработки. С оперативной моделью мы не сравнивались. При таком сравнении нужно учесть, что модель, обученная на реанализе, оценивается против того же реанализа и находится в выгодном положении [12]. Результаты получены для одной территории и одного тестового окна. Прямого сравнения с региональной моделью с граничным форсингом [10] в работе нет.</w:t>
+        <w:t xml:space="preserve">Истинное поле здесь даёт реанализ, а не станционные наблюдения. Реанализ сглаживает подсеточные эффекты, в том числе городской остров тепла, и наши оценки нельзя перенести на прогноз в точке станции без постобработки. С оперативной моделью мы не сравнивались. В таком сравнении модель, обученная на реанализе и оцениваемая против него же, находится в выгодном положении [12]. Результаты получены для одной территории и одного тестового окна. Прямого сравнения с региональной моделью с граничным форсингом [10] в работе нет.</w:t>
       </w:r>
     </w:p>
     <w:bookmarkEnd w:id="31"/>
@@ -4854,7 +4854,7 @@
         <w:pStyle w:val="FirstParagraph"/>
       </w:pPr>
       <w:r>
-        <w:t xml:space="preserve">Оставшееся отставание от GraphCast по-прежнему сосредоточено на масштабах 100–220 км. Процессор увидит эти масштабы, если сгустить граф над регионом до шага около 55 км. Второе направление связано с данными: модель видела 9 лет реанализа, GraphCast около 40. Можно расширить обучающую выборку или начать дообучение от опубликованной модели GraphCast с шагом 1°. Чтобы схему приняли в оперативную практику, её нужно проверить по данным сети станций и включить в цикл выпуска прогноза усвоение наблюдений.</w:t>
+        <w:t xml:space="preserve">Оставшееся отставание от GraphCast по-прежнему сосредоточено на масштабах 100–220 км. Процессор увидит эти масштабы, если сгустить граф над регионом до шага около 55 км. Второе направление связано с данными: модель видела 9 лет реанализа, GraphCast около 40. Вероятно, разрыв сократят более длинная обучающая выборка или дообучение от опубликованной модели GraphCast с шагом 1°. Для оперативной практики схему осталось проверить по данным сети станций и дополнить усвоением наблюдений в цикле выпуска прогноза.</w:t>
       </w:r>
     </w:p>
     <w:bookmarkEnd w:id="32"/>
@@ -4924,7 +4924,7 @@
         </w:numPr>
       </w:pPr>
       <w:r>
-        <w:t xml:space="preserve">Один агрегатный показатель скрывает разное поведение модели по отдельным полям. Результаты верификации нужно приводить по каждому целевому полю отдельно.</w:t>
+        <w:t xml:space="preserve">Один агрегатный показатель скрывает разное поведение модели по отдельным полям. Полные результаты верификации приводятся по каждому целевому полю отдельно.</w:t>
       </w:r>
     </w:p>
     <w:p>
@@ -4936,7 +4936,7 @@
         </w:numPr>
       </w:pPr>
       <w:r>
-        <w:t xml:space="preserve">При равномерном усреднении функции потерь узлы целевой области получают 1,7 % обучающего сигнала, приземная температура 0,46 %. Явные веса снижают ошибку приземной температуры на 10,2 % без изменения архитектуры и объёма обучения. При слишком большом весе целевой области ухудшается прогноз на глобальной части графа, а от него через приток извне зависит и сама область.</w:t>
+        <w:t xml:space="preserve">При равномерном усреднении функции потерь узлы целевой области получают 1,7 % обучающего сигнала, приземная температура 0,46 %. Явные веса снижают ошибку приземной температуры на 10,2 % без изменения архитектуры и объёма обучения. При слишком большом весе целевой области ухудшается прогноз на глобальной части графа, а через приток извне от этого прогноза зависит и сама область.</w:t>
       </w:r>
     </w:p>
     <w:bookmarkEnd w:id="33"/>

--- a/docs/paper/article_gip.docx
+++ b/docs/paper/article_gip.docx
@@ -114,7 +114,7 @@
         <w:pStyle w:val="BodyText"/>
       </w:pPr>
       <w:r>
-        <w:t xml:space="preserve">Статья описывает графовую нейросетевую модель регионального прогноза погоды над югом Красноярского края. Глобальная сетка с шагом 0,703° и региональная вставка с шагом 0,25° образуют одну расчётную сетку из 133 279 узлов. Внешние граничные условия модели не нужны: поля на стыке двух разрешений согласует обмен сообщениями по графу. У модели 6,7 млн обучаемых параметров, для обучения и прогноза хватает одного графического ускорителя. На независимой выборке из 1607 сроков за все сезоны среднеквадратическая ошибка прогноза приземной температуры на сутки равна 1,39 °C, агрегатная успешность относительно инерционного прогноза 76,0 %, аномальная корреляция 0,976. На общих узлах и сроках ошибка по приземной температуре в 1,25 раза больше, чем у глобальной модели GraphCast, у которой в 5,5 раза больше параметров. Разложение ошибки по масштабам показало, что кодировщик и декодировщик на свёрточных слоях графа отпечатывают в прогнозе треугольники графа. Передача сообщений с признаками рёбер убирает отпечаток и вместе с более долгим обучением снижает ошибку относительно исходной модели на 7–9 % по давлению и на 5–6 % по температуре. При равномерном усреднении функции потерь целевые узлы и приземные каналы получают малую долю обучающего сигнала, а явные веса снижают ошибку приземной температуры на 10,2 %. Ошибка одношагового прогноза на проверочной выборке плохо подходит для отбора модели многошагового прогноза.</w:t>
+        <w:t xml:space="preserve">Статья описывает графовую нейросетевую модель регионального прогноза погоды над югом Красноярского края. Глобальная сетка с шагом 0,703° и региональная вставка с шагом 0,25° образуют одну расчётную сетку из 133 279 узлов. Внешние граничные условия модели не нужны: поля на стыке двух разрешений согласует обмен сообщениями по графу. У модели 6,7 млн обучаемых параметров, для обучения и прогноза хватает одного графического ускорителя. На независимой выборке из 1607 сроков за все сезоны среднеквадратическая ошибка прогноза приземной температуры на сутки равна 1,39 °C, агрегатная успешность относительно инерционного прогноза 76,0 %, аномальная корреляция 0,976. На общих узлах и сроках ошибка по приземной температуре в 1,25 раза больше, чем у глобальной модели GraphCast, у которой в 5,5 раза больше параметров. Разложение ошибки по масштабам показало, что кодировщик и декодировщик на свёрточных слоях графа отпечатывают в прогнозе треугольники графа. Передача сообщений с признаками рёбер убирает отпечаток и вместе с более долгим обучением снижает ошибку относительно исходной модели на 7–9 % по давлению и на 5–6 % по температуре. При равномерном усреднении функции потерь целевые узлы и приземные каналы получают малую долю обучающего сигнала, а явные веса снижают ошибку приземной температуры на 10,2 %. Ошибка одношагового прогноза на проверочной выборке ненадёжна как критерий отбора модели многошагового прогноза.</w:t>
       </w:r>
     </w:p>
     <w:p>
@@ -320,7 +320,7 @@
         </w:numPr>
       </w:pPr>
       <w:r>
-        <w:t xml:space="preserve">Мы исследовали стратегию дообучения глобальной модели под региональную сетку. Отдельный методический результат касается отбора модели. Ошибка одношагового прогноза на проверочной выборке ненадёжна как критерий отбора, если модель строит многошаговый прогноз.</w:t>
+        <w:t xml:space="preserve">Мы исследовали стратегию дообучения глобальной модели под региональную сетку и нашли методическую ловушку при отборе модели. Ошибка одношагового прогноза на проверочной выборке ненадёжна как критерий отбора, если модель строит многошаговый прогноз.</w:t>
       </w:r>
     </w:p>
     <w:p>
@@ -342,7 +342,7 @@
         </w:numPr>
       </w:pPr>
       <w:r>
-        <w:t xml:space="preserve">Сравнение с GraphCast по масштабам показало, где модель теряет точность. Кодировщик и декодировщик на свёрточных слоях графа не учитывают положение узла сетки относительно вершин графа, и в прогнозе проступают границы треугольников. Передача сообщений с признаками рёбер, как в GraphCast, убирает этот отпечаток. Вместе с более долгим обучением это снижает ошибку давления на 7–9 %.</w:t>
+        <w:t xml:space="preserve">Сравнение с GraphCast по масштабам показало, где модель теряет точность. Кодировщик и декодировщик на свёрточных слоях графа не учитывают положение узла сетки относительно вершин графа, и в прогнозе проступают границы треугольников. Передача сообщений с признаками рёбер, как в GraphCast, убирает этот отпечаток (п. 4.8).</w:t>
       </w:r>
     </w:p>
     <w:p>
@@ -466,7 +466,7 @@
         <w:pStyle w:val="BodyText"/>
       </w:pPr>
       <w:r>
-        <w:t xml:space="preserve">Основная модель использует 33-канальную конфигурацию. К 19 полям в ней добавлены по пять полей на уровнях 250 и 1000 гПа (температура, обе составляющие ветра, геопотенциал, удельная влажность) и четыре канала временного форсинга: синусы и косинусы часа суток и дня года. При развёртке форсинг и статические поля заменяются известными значениями и в число прогностических каналов не входят.</w:t>
+        <w:t xml:space="preserve">Итоговая модель использует 33 канала. К 19 полям в ней добавлены температура, обе составляющие ветра, геопотенциал и удельная влажность на уровнях 250 и 1000 гПа, а также четыре канала временного форсинга, синусы и косинусы часа суток и дня года. При развёртке форсинг и статические поля берутся из данных и в число прогностических каналов не входят.</w:t>
       </w:r>
     </w:p>
     <w:bookmarkEnd w:id="12"/>
@@ -541,7 +541,7 @@
         <w:t xml:space="preserve"> </w:t>
       </w:r>
       <w:r>
-        <w:t xml:space="preserve">обозначает широту узла. Региональное дообучение стартовало с промежуточного состояния глобальной модели, лучшего по проверочной выборке (эпоха 30 из 36 пройденных). На собственной сетке базовая модель даёт агрегатную успешность 65,4 % и ошибку приземной температуры 1,07 °C в среднем по горизонтам +6…+24 ч (200 сроков). С региональными числами работы эти значения сравнивать нельзя. Эти значения посчитаны по всему шару на грубой сетке 0,703°, где истинное поле сглажено, и на другой подвыборке сроков.</w:t>
+        <w:t xml:space="preserve">обозначает широту узла. Региональное дообучение стартовало с промежуточного состояния глобальной модели с наименьшей ошибкой на проверочной выборке (эпоха 30 из 36 пройденных). На собственной сетке базовая модель даёт агрегатную успешность 65,4 % и ошибку приземной температуры 1,07 °C в среднем по горизонтам +6…+24 ч (200 сроков). С региональными числами работы эти значения сравнивать нельзя. Эти значения посчитаны по всему шару на грубой сетке 0,703°, где истинное поле сглажено, и на другой подвыборке сроков.</w:t>
       </w:r>
     </w:p>
     <w:bookmarkEnd w:id="14"/>
@@ -1425,7 +1425,7 @@
         <w:pStyle w:val="BodyText"/>
       </w:pPr>
       <w:r>
-        <w:t xml:space="preserve">У климатического эталона такого недостатка нет. Климатологию построили по обучающей части выборки разложением по гармоникам (три годовые и суточный ход), тестовые сроки в подгонку не входили. Ошибка климатического эталона почти не зависит от горизонта: 6,25 °C по приземной температуре на всех сроках, 5,42 °C по температуре на 850 гПа, 9,19 гПа по давлению на уровне моря, 2,05 и 1,74 м/с по составляющим ветра. На суточном сроке успешность итоговой модели относительно климатологии равна 77,7 % по приземной температуре, 84,2 % по T850, 89,4 % по давлению, 67,1 и 62,0 % по ветру.</w:t>
+        <w:t xml:space="preserve">Климатический эталон от часа суток не зависит. Климатологию построили по обучающей части выборки разложением по гармоникам (три годовые и суточный ход), тестовые сроки в подгонку не входили. Ошибка этого эталона почти не меняется с горизонтом и равна 6,25 °C по приземной температуре, 5,42 °C по температуре на 850 гПа, 9,19 гПа по давлению на уровне моря, 2,05 и 1,74 м/с по составляющим ветра. На суточном сроке успешность итоговой модели относительно климатологии равна 77,7 % по приземной температуре, 84,2 % по T850, 89,4 % по давлению, 67,1 и 62,0 % по ветру.</w:t>
       </w:r>
     </w:p>
     <w:p>
@@ -2742,7 +2742,7 @@
         <w:pStyle w:val="BodyText"/>
       </w:pPr>
       <w:r>
-        <w:t xml:space="preserve">Кодировщик переносит значения из узлов сетки в вершины графа. Каждая вершина собирает признаки узлов, которые попали в её окрестность (радиус связи 0,6 в единицах длины ребра графа). Сначала это делают свёрточные слои графа, которые смешивают узлы с весами, зависящими только от числа связей. Затем слой передачи сообщений с признаками рёбер, как в GraphCast [8], добавляет поправку, которая зависит от смещения узла относительно вершины. Скрытое представление вершины имеет размерность 256.</w:t>
+        <w:t xml:space="preserve">Кодировщик переносит значения из узлов сетки в вершины графа. Каждая вершина собирает признаки узлов, которые попали в её окрестность (радиус связи 0,6 в единицах длины ребра графа). Сначала это делают свёрточные слои графа, которые смешивают узлы с весами, зависящими только от числа связей. Затем слой передачи сообщений с признаками рёбер, как в GraphCast [8], добавляет поправку, которая зависит от смещения узла относительно вершины. Размерность скрытого представления вершины равна 256.</w:t>
       </w:r>
     </w:p>
     <w:p>
@@ -4005,7 +4005,7 @@
         <w:pStyle w:val="BodyText"/>
       </w:pPr>
       <w:r>
-        <w:t xml:space="preserve">В методе Дэвиса [4] внутреннее решение в ходе интегрирования релаксируется к заданному извне полю, то есть внешняя граница и внешнее поле остаются необходимыми. В нашей схеме их нет. Прямая проверка бесшовности приведена на рис. 1: смена разрешения видна по размеру ячеек, а разрыва поля на склейке нет. Количественная диагностика по горизонтам дана в п. 4.6.</w:t>
+        <w:t xml:space="preserve">В методе Дэвиса [4] внутреннее решение в ходе интегрирования релаксируется к заданному извне полю, и без внешней границы и внешнего поля метод не работает. В нашей схеме нет ни того, ни другого. Прямая проверка бесшовности приведена на рис. 1: смена разрешения видна по размеру ячеек, а разрыва поля на склейке нет. Количественная диагностика по горизонтам дана в п. 4.6.</w:t>
       </w:r>
     </w:p>
     <w:p>
@@ -4414,7 +4414,7 @@
         <w:pStyle w:val="BodyText"/>
       </w:pPr>
       <w:r>
-        <w:t xml:space="preserve">Первая диспропорция пространственная. Узлов региональной вставки 2501 из 133 279, то есть 1,9 %. Почти весь обучающий сигнал приходится на глобальную часть графа, хотя публикуемые показатели относятся к вставке.</w:t>
+        <w:t xml:space="preserve">Первая диспропорция касается узлов. Узлов региональной вставки 2501 из 133 279, то есть 1,9 %, и почти весь обучающий сигнал приходится на глобальную часть графа, хотя публикуемые показатели относятся к вставке.</w:t>
       </w:r>
     </w:p>
     <w:p>
@@ -4422,7 +4422,7 @@
         <w:pStyle w:val="BodyText"/>
       </w:pPr>
       <w:r>
-        <w:t xml:space="preserve">Вторая диспропорция поканальная. Каждый канал нормирован на разброс самого поля, а модель предсказывает приращение за шаг, и разбросы приращений у каналов различаются на порядки. По обучающей выборке осадки дают 25,0 % функции потерь, приземная температура 0,46 %, геопотенциал на 500 гПа 0,15 %, приземное давление 0,02 %. Крайние доли различаются в 1218 раз. Вклад канала определяется масштабом его изменчивости, а не значимостью.</w:t>
+        <w:t xml:space="preserve">Вторая диспропорция касается каналов. Каждый канал нормирован на разброс самого поля, а модель предсказывает приращение за шаг, и разбросы приращений у каналов различаются на порядки. По обучающей выборке осадки дают 25,0 % функции потерь, приземная температура 0,46 %, геопотенциал на 500 гПа 0,15 %, приземное давление 0,02 %. Наибольшая доля больше наименьшей в 1218 раз, и вклад канала задаёт масштаб его изменчивости, а не значимость для прогноза.</w:t>
       </w:r>
     </w:p>
     <w:p>
@@ -4430,7 +4430,7 @@
         <w:pStyle w:val="BodyText"/>
       </w:pPr>
       <w:r>
-        <w:t xml:space="preserve">Обе диспропорции убирают веса. Узлы вставки получают вес</w:t>
+        <w:t xml:space="preserve">Мы ввели два веса. Узлы вставки получают вес</w:t>
       </w:r>
       <w:r>
         <w:t xml:space="preserve"> </w:t>
@@ -4441,7 +4441,7 @@
         </m:r>
       </m:oMath>
       <w:r>
-        <w:t xml:space="preserve">, остальные узлы единичный вес. Каналы получают веса, обратные квадрату разброса шестичасовой невязки по обучающей выборке. Все конфигурации табл. 3 получены одинаковым дожигом одной исходной модели: восемь эпох на полной развёртке с косинусным снижением темпа до нуля. Различаются они только весами. Первая строка табл. 3 (1,503 °C) не совпадает со строкой «33 канала, базовая» табл. 1 (1,525 °C без широтных весов), потому что в неё уже включён дожиг. При равном объёме обучения взвешивание даёт выигрыш 10,2 %, а разность с табл. 1 (11,5 %) включает ещё и восемь эпох дожига.</w:t>
+        <w:t xml:space="preserve">, остальные узлы единичный вес. Каналы получают веса, обратные квадрату разброса шестичасовой невязки по обучающей выборке. Все конфигурации табл. 3 получены одинаковым дожигом одной исходной модели, восемь эпох на полной развёртке с косинусным снижением темпа до нуля, и различаются только весами. Первая строка табл. 3 (1,503 °C) не совпадает со строкой «33 канала, базовая» табл. 1 (1,525 °C без широтных весов), потому что в неё уже включён дожиг. При равном объёме обучения взвешивание даёт выигрыш 10,2 %, а разность с табл. 1 (11,5 %) включает ещё и восемь эпох дожига.</w:t>
       </w:r>
     </w:p>
     <w:p>
@@ -4449,7 +4449,7 @@
         <w:pStyle w:val="BodyText"/>
       </w:pPr>
       <w:r>
-        <w:t xml:space="preserve">У веса вставки есть внутренний максимум по агрегату. Когда доля вставки растёт с 1,7 до 34,1 %, улучшаются и агрегат, и приземная температура. Дальнейший рост до 63,3 % агрегат ухудшает. Парный блочный бутстреп по общим срокам даёт для разности агрегатов при</w:t>
+        <w:t xml:space="preserve">Агрегат достигает максимума при промежуточном весе вставки. Когда доля вставки растёт с 1,7 до 34,1 %, улучшаются и агрегат, и приземная температура, а дальнейший рост до 63,3 % агрегат ухудшает. Парный блочный бутстреп по общим срокам даёт для разности агрегатов при</w:t>
       </w:r>
       <w:r>
         <w:t xml:space="preserve"> </w:t>
@@ -4495,7 +4495,7 @@
         <w:t xml:space="preserve"> </w:t>
       </w:r>
       <w:r>
-        <w:t xml:space="preserve">величину −0,05 п.п. с интервалом [−0,07; −0,03], который не накрывает ноль. Этот интервал учитывает изменчивость по срокам, но не по повторным обучениям. Изменчивость по обучениям оценена в 0,03 п.п. и сравнима с разностью. По приземной температуре максимума нет, ошибка убывает монотонно (1,503 → 1,445 → 1,415 → 1,407). Внутренний максимум по агрегату мы считаем свойством этой выборки, а не метода.</w:t>
+        <w:t xml:space="preserve">величину −0,05 п.п. с интервалом [−0,07; −0,03], который не накрывает ноль. Этот интервал учитывает изменчивость по срокам, но не по повторным обучениям, а изменчивость по обучениям оценена в 0,03 п.п. и сравнима с разностью. По приземной температуре максимума нет, ошибка убывает монотонно (1,503 → 1,445 → 1,415 → 1,407). Максимум по агрегату мы поэтому относим к этой выборке и на метод не обобщаем.</w:t>
       </w:r>
     </w:p>
     <w:p>
@@ -4503,7 +4503,7 @@
         <w:pStyle w:val="BodyText"/>
       </w:pPr>
       <w:r>
-        <w:t xml:space="preserve">Механизм виден в последнем столбце: за выигрыш во вставке модель платит точностью на глобальной части графа, при</w:t>
+        <w:t xml:space="preserve">Последний столбец табл. 3 показывает цену выигрыша во вставке. Точность на глобальной части графа падает, и при</w:t>
       </w:r>
       <w:r>
         <w:t xml:space="preserve"> </w:t>
@@ -4526,7 +4526,7 @@
         <w:t xml:space="preserve"> </w:t>
       </w:r>
       <w:r>
-        <w:t xml:space="preserve">втрое большей, чем при</w:t>
+        <w:t xml:space="preserve">втрое сильнее, чем при</w:t>
       </w:r>
       <w:r>
         <w:t xml:space="preserve"> </w:t>
@@ -4557,7 +4557,7 @@
         <w:pStyle w:val="BodyText"/>
       </w:pPr>
       <w:r>
-        <w:t xml:space="preserve">Веса каналов работают как регулятор, а не как исправление ошибки. С ними агрегат снижается на 0,30 п.п. (интервал [−0,32; −0,28]), а приземная температура улучшается на 4,6 %, и все четыре интервала не накрывают ноль. Агрегат (3) сам равен среднему по каналам с равными весами, и для него равномерное взвешивание оптимально по построению. Механизм тот же, что у веса вставки: усиленные каналы отбирают ресурс у полей, от которых сами зависят.</w:t>
+        <w:t xml:space="preserve">С весами каналов агрегат снижается на 0,30 п.п. (интервал [−0,32; −0,28]), а приземная температура улучшается на 4,6 %, и все четыре интервала не накрывают ноль. Агрегат (3) сам равен среднему по каналам с равными весами, и для него равномерное взвешивание оптимально по построению. Как и в случае веса вставки, усиленные каналы отбирают ресурс у полей, от которых сами зависят.</w:t>
       </w:r>
     </w:p>
     <w:p>
@@ -4614,7 +4614,7 @@
         <w:pStyle w:val="BodyText"/>
       </w:pPr>
       <w:r>
-        <w:t xml:space="preserve">Если сравнивать лучшие контрольные точки, заморозка выигрывает до 0,14 °C на +24 ч. Но лучшие точки достигнуты на разных эпохах, 16-й и 7-й, и сравниваются не только стратегии, но и объёмы обучения. При равном бюджете разность по приземной температуре исчезает: обе конфигурации дают 1,82 °C на сутки.</w:t>
+        <w:t xml:space="preserve">Если сравнивать контрольные точки с наименьшей ошибкой на проверочной выборке, заморозка выигрывает до 0,14 °C на +24 ч. Но эти точки достигнуты на разных эпохах, 16-й и 7-й, и вместе со стратегиями сравниваются объёмы обучения. При равном бюджете разность по приземной температуре исчезает, обе конфигурации дают 1,82 °C на сутки.</w:t>
       </w:r>
     </w:p>
     <w:p>
@@ -4622,7 +4622,7 @@
         <w:pStyle w:val="BodyText"/>
       </w:pPr>
       <w:r>
-        <w:t xml:space="preserve">Контрольная точка эпохи 7, «лучшая» по одношаговой ошибке, в авторегрессионной развёртке проигрывает точке эпохи 16 той же конфигурации (1,96 против 1,82 °C). Тот же эффект есть у базовой 33-канальной конфигурации. Состояние с минимальной ошибкой на проверочной выборке точнее на +6 ч (1,30 против 1,32 °C), но проигрывает на +18 и +24 ч, и смена знака значима с обеих сторон.</w:t>
+        <w:t xml:space="preserve">Контрольная точка эпохи 7, «лучшая» по одношаговой ошибке, в авторегрессионной развёртке проигрывает точке эпохи 16 той же конфигурации (1,96 против 1,82 °C). Базовая 33-канальная конфигурация ведёт себя так же. Состояние с минимальной ошибкой на проверочной выборке точнее на +6 ч (1,30 против 1,32 °C), но проигрывает на +18 и +24 ч, и смена знака значима с обеих сторон.</w:t>
       </w:r>
     </w:p>
     <w:p>
@@ -4630,7 +4630,7 @@
         <w:pStyle w:val="BodyText"/>
       </w:pPr>
       <w:r>
-        <w:t xml:space="preserve">Отсюда методический вывод. Минимум одношаговой ошибки на проверочной выборке выбирает модель, лучшую ровно на измеряемом горизонте, и для многошагового прогноза этот критерий ненадёжен. Отбирать модель следует по метрике на полной развёртке, а стратегии сравнивать при равном бюджете.</w:t>
+        <w:t xml:space="preserve">Минимум одношаговой ошибки на проверочной выборке выбирает модель, точную на измеряемом горизонте, и для многошагового прогноза этот критерий ненадёжен. Отбирать модель следует по метрике на полной развёртке, а стратегии сравнивать при равном бюджете.</w:t>
       </w:r>
     </w:p>
     <w:p>
@@ -4638,7 +4638,7 @@
         <w:pStyle w:val="BodyText"/>
       </w:pPr>
       <w:r>
-        <w:t xml:space="preserve">Роль заморозки скромнее. По приземной температуре при равном бюджете расписание на итог не влияет: 1,82 против 1,82 °C, интервалы [1,72; 1,90] и [1,71; 1,90] совпадают. По агрегату заморозка выигрывает 1,30 п.п. с интервалом [+1,06; +1,59], который не накрывает ноль (60,8 против 59,5 %).</w:t>
+        <w:t xml:space="preserve">По приземной температуре при равном бюджете расписание заморозки на итог не влияет, 1,82 против 1,82 °C, интервалы [1,72; 1,90] и [1,71; 1,90] совпадают. По агрегату заморозка выигрывает 1,30 п.п. с интервалом [+1,06; +1,59], который не накрывает ноль (60,8 против 59,5 %).</w:t>
       </w:r>
     </w:p>
     <w:p>
@@ -4654,7 +4654,7 @@
         <w:pStyle w:val="BodyText"/>
       </w:pPr>
       <w:r>
-        <w:t xml:space="preserve">Адаптировать процессор под регион всё же необходимо: при заморозке на всё обучение ошибка на проверочной и на обучающей выборках выше на 7,5 %, модели не хватает свободы подстроить динамику.</w:t>
+        <w:t xml:space="preserve">Адаптация процессора под регион всё же нужна. При заморозке на всё обучение ошибка на проверочной и на обучающей выборках выше на 7,5 %, то есть модели не хватает свободы подстроить динамику.</w:t>
       </w:r>
     </w:p>
     <w:bookmarkEnd w:id="26"/>
@@ -4672,7 +4672,7 @@
         <w:pStyle w:val="FirstParagraph"/>
       </w:pPr>
       <w:r>
-        <w:t xml:space="preserve">Мы утверждаем, что жёсткая склейка узлов не требует отдельной процедуры сшивания. Чтобы проверить это напрямую, ошибку приземной температуры итоговой модели посчитали по полосам расстояния до границы региональной вставки (табл. 5).</w:t>
+        <w:t xml:space="preserve">Главное утверждение работы состоит в том, что жёсткая склейка узлов не требует отдельной процедуры сшивания. Чтобы проверить его напрямую, ошибку приземной температуры итоговой модели посчитали по полосам расстояния до границы региональной вставки (табл. 5).</w:t>
       </w:r>
     </w:p>
     <w:p>
@@ -4680,7 +4680,7 @@
         <w:pStyle w:val="BodyText"/>
       </w:pPr>
       <w:r>
-        <w:t xml:space="preserve">Переходный слой есть, но слабый. У границы ошибка на 3–4 % выше, чем в полосе 100–200 км, на всех горизонтах (1,24 против 1,20 °C на +6 ч, 1,62 против 1,56 °C на +24 ч), и о полной бесшовности говорить нельзя. Превышение над глубиной области составляет 10, 8, 6 и 6 % по четырём горизонтам, то есть с горизонтом не растёт. Неограниченный рост ошибки у границы составляет главную трудность региональных моделей с внешними граничными условиями, и у нашей модели его нет.</w:t>
+        <w:t xml:space="preserve">У границы остаётся слабый переходный слой. Ошибка там на 3–4 % выше, чем в полосе 100–200 км, на всех горизонтах (1,24 против 1,20 °C на +6 ч, 1,62 против 1,56 °C на +24 ч), и о полной бесшовности говорить нельзя. Превышение над глубиной области составляет 10, 8, 6 и 6 % по четырём горизонтам и с горизонтом не растёт. Неограниченный рост ошибки у границы составляет главную трудность региональных моделей с внешними граничными условиями, и у нашей модели его нет.</w:t>
       </w:r>
     </w:p>
     <w:p>
@@ -4688,7 +4688,7 @@
         <w:pStyle w:val="BodyText"/>
       </w:pPr>
       <w:r>
-        <w:t xml:space="preserve">Глобальная часть не страдает. Сразу за границей вставки ошибка (1,64 °C на +24 ч) меньше, чем вдали от неё (1,75 и 1,76 °C). Склейка создаёт переходный слой ограниченной величины и не требует отдельной процедуры сшивания полей.</w:t>
+        <w:t xml:space="preserve">Сразу за границей вставки, на глобальной части графа, ошибка на +24 ч равна 1,64 °C, а вдали от границы 1,75 и 1,76 °C. Склейка создаёт переходный слой ограниченной величины и не требует отдельной процедуры сшивания полей.</w:t>
       </w:r>
     </w:p>
     <w:bookmarkEnd w:id="27"/>
@@ -4714,7 +4714,7 @@
         <w:pStyle w:val="BodyText"/>
       </w:pPr>
       <w:r>
-        <w:t xml:space="preserve">В архиве GraphCast есть только инициализации 00 и 12 UTC, и сравнение идёт на 803 общих сроках тестового окна. Правильность сопоставления проверена на инерционном прогнозе: по архиву он даёт по приземной температуре 6,71; 6,90; 4,02 и 4,45 °C, нашим кодом 6,71; 6,90; 4,03 и 4,45 °C. Сравнение ограничено приземными полями: уровни лежат в архиве одним блоком.</w:t>
+        <w:t xml:space="preserve">Архив GraphCast содержит только инициализации 00 и 12 UTC, и сравнение идёт на 803 общих сроках тестового окна. Правильность сопоставления проверена на инерционном прогнозе: по архиву он даёт по приземной температуре 6,71; 6,90; 4,02 и 4,45 °C, нашим кодом 6,71; 6,90; 4,03 и 4,45 °C. Сравнение ограничено приземными полями: уровни лежат в архиве одним блоком.</w:t>
       </w:r>
     </w:p>
     <w:p>
@@ -4722,7 +4722,7 @@
         <w:pStyle w:val="BodyText"/>
       </w:pPr>
       <w:r>
-        <w:t xml:space="preserve">GraphCast точнее по всем полям, сильнее всего по давлению на уровне моря. Такое соотношение ожидаемо. У GraphCast 36,7 млн параметров против 6,7 млн, разрешение 0,25° по всему шару против грубой глобальной сетки со вставкой, 37 уровней против четырёх и обучение на многих ускорителях против одного. Отставание показывает цену перехода к вычислительной среде регионального подразделения. Предел самого подхода это сравнение не определяет.</w:t>
+        <w:t xml:space="preserve">GraphCast точнее по всем полям, сильнее всего по давлению на уровне моря. У GraphCast 36,7 млн параметров против 6,7 млн, разрешение 0,25° по всему шару против грубой глобальной сетки со вставкой, 37 уровней против четырёх и обучение на многих ускорителях против одного, так что разрыв ожидаем. Он показывает цену перехода к вычислительной среде регионального подразделения, но предела самого подхода не определяет.</w:t>
       </w:r>
     </w:p>
     <w:p>
@@ -4756,7 +4756,7 @@
         <w:pStyle w:val="BodyText"/>
       </w:pPr>
       <w:r>
-        <w:t xml:space="preserve">Свёрточный слой смешивает вершины треугольника с весами, не зависящими от положения узла сетки, и вклад процессора скачет на сторонах треугольников. Это видно в данных: средний квадрат разности ошибок у соседних узлов по разные стороны от ребра треугольника больше, чем внутри треугольника, в 1,79 раза по приземной температуре и в 2,80 раза по давлению. У GraphCast и у самого реанализа это отношение 1,1–1,2.</w:t>
+        <w:t xml:space="preserve">Свёрточный слой смешивает вершины треугольника с весами, не зависящими от положения узла сетки, и вклад процессора скачет на сторонах треугольников. Мы сравнили средний квадрат разности ошибок у соседних узлов по разные стороны от ребра треугольника и внутри треугольника. Первый больше второго в 1,79 раза по приземной температуре и в 2,80 раза по давлению, а у GraphCast и у самого реанализа это отношение равно 1,1–1,2.</w:t>
       </w:r>
     </w:p>
     <w:p>
@@ -4836,7 +4836,7 @@
         <w:pStyle w:val="BodyText"/>
       </w:pPr>
       <w:r>
-        <w:t xml:space="preserve">Истинное поле здесь даёт реанализ, а не станционные наблюдения. Реанализ сглаживает подсеточные эффекты, в том числе городской остров тепла, и наши оценки нельзя перенести на прогноз в точке станции без постобработки. С оперативной моделью мы не сравнивались. В таком сравнении модель, обученная на реанализе и оцениваемая против него же, находится в выгодном положении [12]. Результаты получены для одной территории и одного тестового окна. Прямого сравнения с региональной моделью с граничным форсингом [10] в работе нет.</w:t>
+        <w:t xml:space="preserve">Истинное поле здесь даёт реанализ, а не станционные наблюдения. Реанализ сглаживает подсеточные эффекты, в том числе городской остров тепла, и наши оценки нельзя перенести на прогноз в точке станции без постобработки. С оперативной моделью мы не сравнивались, а в таком сравнении модель, обученная на реанализе и оцениваемая против него же, получает преимущество [12]. Результаты получены для одной территории и одного тестового окна. Прямого сравнения с региональной моделью с граничным форсингом [10] в работе нет.</w:t>
       </w:r>
     </w:p>
     <w:bookmarkEnd w:id="31"/>
@@ -4912,7 +4912,7 @@
         </w:numPr>
       </w:pPr>
       <w:r>
-        <w:t xml:space="preserve">Отбор состояния модели по ошибке одношагового прогноза ненадёжен для многошагового прогноза. Расписание заморозки процессора на итоговую ошибку приземной температуры не влияет, но адаптировать процессор необходимо: без неё ошибка на проверочной выборке выше на 7,5 %.</w:t>
+        <w:t xml:space="preserve">Отбор состояния модели по ошибке одношагового прогноза ненадёжен для многошагового прогноза. Расписание заморозки процессора на итоговую ошибку приземной температуры не влияет, но адаптация процессора нужна: без неё ошибка на проверочной выборке выше на 7,5 %.</w:t>
       </w:r>
     </w:p>
     <w:p>

--- a/docs/paper/article_gip.docx
+++ b/docs/paper/article_gip.docx
@@ -48,7 +48,7 @@
         <w:rPr>
           <w:vertAlign w:val="superscript"/>
         </w:rPr>
-        <w:t xml:space="preserve">3,4</w:t>
+        <w:t xml:space="preserve">3</w:t>
       </w:r>
     </w:p>
     <w:p>
@@ -86,18 +86,6 @@
         <w:t xml:space="preserve">3</w:t>
       </w:r>
       <w:r>
-        <w:t xml:space="preserve">Сибирский региональный научно-исследовательский гидрометеорологический институт, г. Новосибирск, Россия;</w:t>
-      </w:r>
-      <w:r>
-        <w:t xml:space="preserve"> </w:t>
-      </w:r>
-      <w:r>
-        <w:rPr>
-          <w:vertAlign w:val="superscript"/>
-        </w:rPr>
-        <w:t xml:space="preserve">4</w:t>
-      </w:r>
-      <w:r>
         <w:t xml:space="preserve">Новосибирский государственный технический университет, г. Новосибирск, Россия</w:t>
       </w:r>
     </w:p>
@@ -114,7 +102,7 @@
         <w:pStyle w:val="BodyText"/>
       </w:pPr>
       <w:r>
-        <w:t xml:space="preserve">Статья описывает графовую нейросетевую модель регионального прогноза погоды над югом Красноярского края. Глобальная сетка с шагом 0,703° и региональная вставка с шагом 0,25° образуют одну расчётную сетку из 133 279 узлов. Внешние граничные условия модели не нужны: поля на стыке двух разрешений согласует обмен сообщениями по графу. У модели 6,7 млн обучаемых параметров, для обучения и прогноза хватает одного графического ускорителя. На независимой выборке из 1607 сроков за все сезоны среднеквадратическая ошибка прогноза приземной температуры на сутки равна 1,39 °C, агрегатная успешность относительно инерционного прогноза 76,0 %, аномальная корреляция 0,976. На общих узлах и сроках ошибка по приземной температуре в 1,25 раза больше, чем у глобальной модели GraphCast, у которой в 5,5 раза больше параметров. Разложение ошибки по масштабам показало, что кодировщик и декодировщик на свёрточных слоях графа отпечатывают в прогнозе треугольники графа. Передача сообщений с признаками рёбер убирает отпечаток и вместе с более долгим обучением снижает ошибку относительно исходной модели на 7–9 % по давлению и на 5–6 % по температуре. При равномерном усреднении функции потерь целевые узлы и приземные каналы получают малую долю обучающего сигнала, а явные веса снижают ошибку приземной температуры на 10,2 %. Ошибка одношагового прогноза на проверочной выборке ненадёжна как критерий отбора модели многошагового прогноза.</w:t>
+        <w:t xml:space="preserve">Работа проверяет, может ли графовая нейросеть давать региональный прогноз погоды высокого разрешения, если граничные условия для области задаёт не внешняя модель, а глобальная часть той же сети. Глобальная сетка с шагом 0,703° и региональная вставка с шагом 0,25° объединены в один граф из 133 279 узлов. Глобальная часть графа прогнозируется одновременно со вставкой и через обмен сообщениями передаёт в неё информацию извне, поэтому граничные данные от другой модели не нужны. На независимой выборке ERA5 из 1607 сроков над областью 50–60° с. ш., 83–98° в. д. ошибка прогноза приземной температуры на сутки равна 1,39 °C. У границы вставки она на 3–4 % выше, чем в глубине, и с ростом срока прогноза превышение не растёт. Ошибка в 1,25 раза больше, чем у глобальной модели GraphCast, у которой в 5,5 раза больше параметров. Модель с 6,7 млн параметров обучается на одном графическом ускорителе. Веса узлов и каналов в функции потерь снизили ошибку приземной температуры на 10 %. Передача сообщений с признаками рёбер в кодировщике и декодировщике убрала из прогноза отпечаток треугольников графа. Ошибка одношагового прогноза на проверочной выборке оказалась ненадёжным критерием отбора модели для многошагового прогноза.</w:t>
       </w:r>
     </w:p>
     <w:p>
@@ -164,7 +152,7 @@
         <w:rPr>
           <w:vertAlign w:val="superscript"/>
         </w:rPr>
-        <w:t xml:space="preserve">3,4</w:t>
+        <w:t xml:space="preserve">3</w:t>
       </w:r>
     </w:p>
     <w:p>
@@ -202,18 +190,6 @@
         <w:t xml:space="preserve">3</w:t>
       </w:r>
       <w:r>
-        <w:t xml:space="preserve">Siberian Regional Research Hydrometeorological Institute, Novosibirsk, Russia;</w:t>
-      </w:r>
-      <w:r>
-        <w:t xml:space="preserve"> </w:t>
-      </w:r>
-      <w:r>
-        <w:rPr>
-          <w:vertAlign w:val="superscript"/>
-        </w:rPr>
-        <w:t xml:space="preserve">4</w:t>
-      </w:r>
-      <w:r>
         <w:t xml:space="preserve">Novosibirsk State Technical University, Novosibirsk, Russia</w:t>
       </w:r>
     </w:p>
@@ -230,7 +206,7 @@
         <w:pStyle w:val="BodyText"/>
       </w:pPr>
       <w:r>
-        <w:t xml:space="preserve">A graph neural network model for regional weather forecasting over the south of Krasnoyarsk Krai is presented. A global mesh of 0.703° and a regional insert of 0.25° form a single graph of 133,279 nodes, so no lateral boundary conditions are needed: message passing reconciles the resolutions at the interface. The model has 6.7 million trainable parameters and runs on a single GPU. On 1607 independent initial times the 2-m temperature error is 1.39 °C at the 24-h lead time, the aggregate skill score 76.0 % against persistence and the anomaly correlation 0.976. On shared nodes and initial times it trails the global GraphCast by a factor of 1.25 with 5.5 times fewer parameters. A scale decomposition of the error showed that an encoder and decoder built on graph convolutions imprint the mesh triangles on the forecast; message passing with edge features removes the imprint and, together with longer training, cuts the pressure error by 7–9 % and the temperature error by 5–6 %. Explicit loss weighting of the target nodes and channels cuts the 2-m temperature error by 10.2 %. The single-step validation error proves an unreliable criterion for selecting a model for multi-step forecasting.</w:t>
+        <w:t xml:space="preserve">The work tests whether a graph neural network can give a high-resolution regional weather forecast when the boundary conditions for the area come from the global part of the same network rather than from an external model. A 0.703° global grid and a 0.25° regional insert form one graph of 133,279 nodes. The global part is forecast together with the insert and feeds it by message passing, so no boundary data from another model are needed. On 1607 independent ERA5 initial times over 50–60° N, 83–98° E the 24-h 2-m temperature error is 1.39 °C. Near the insert boundary it is 3–4 % higher than inside, and the excess does not grow with lead time. The error is 1.25 times that of GraphCast, which has 5.5 times more parameters. The model has 6.7 million parameters and trains on one GPU. Loss weights for nodes and channels cut the 2-m temperature error by 10 %. Message passing with edge features in the encoder and decoder removes the imprint of mesh triangles. The single-step validation error proves an unreliable criterion for selecting a multi-step forecast model.</w:t>
       </w:r>
     </w:p>
     <w:p>
@@ -255,7 +231,7 @@
         <w:pStyle w:val="FirstParagraph"/>
       </w:pPr>
       <w:r>
-        <w:t xml:space="preserve">Численный прогноз погоды интегрирует уравнения гидротермодинамики атмосферы на сетке высокого разрешения. В России такой прогноз оперативно выпускают по полулагранжевой модели ПЛАВ [1]. Подход точен, но один глобальный прогноз на средние сроки занимает часы работы суперкомпьютера. Это ограничивает частоту обновления прогноза и размер ансамбля.</w:t>
+        <w:t xml:space="preserve">Численный прогноз погоды получают интегрированием уравнений гидротермодинамики атмосферы (уравнений Навье–Стокса на вращающейся Земле) на глобальных и более подробных региональных сетках. В России глобальный прогноз оперативно выпускают по полулагранжевой модели ПЛАВ [1]. Такие модели составляют основу оперативного прогноза, но один глобальный прогноз на средние сроки занимает часы работы суперкомпьютера. Это ограничивает частоту обновления прогноза и размер ансамбля.</w:t>
       </w:r>
     </w:p>
     <w:p>
@@ -263,7 +239,7 @@
         <w:pStyle w:val="BodyText"/>
       </w:pPr>
       <w:r>
-        <w:t xml:space="preserve">В 2022–2023 годах нейросетевые модели, обученные на архиве реанализа, догнали по точности оперативные модели крупнейших прогностических центров, а считают во много раз быстрее. GraphCast [8] на сроках от трёх до десяти суток превзошла оперативную систему Европейского центра по большинству переменных, сопоставимых результатов достигли Pangu-Weather [3] и FourCastNet [11]. В основе GraphCast лежит граф, узлы которого почти равномерно покрывают сферу (п. 3.1).</w:t>
+        <w:t xml:space="preserve">В 2022–2023 годах нейросетевые модели, обученные на архиве реанализа, сравнялись по точности с оперативными моделями крупнейших прогностических центров на ограниченном наборе переменных, а считают во много раз быстрее. GraphCast [8] прогнозирует пять приземных полей и шесть переменных на 37 уровнях. На сроках до десяти суток она превзошла оперативную систему Европейского центра на 90 % из 1380 проверенных сочетаний переменной, уровня и срока. Сопоставимых результатов достигли Pangu-Weather [3] и FourCastNet [11]. В основе GraphCast лежит граф, узлы которого покрывают сферу с близким шагом (п. 3.1).</w:t>
       </w:r>
     </w:p>
     <w:p>
@@ -271,7 +247,7 @@
         <w:pStyle w:val="BodyText"/>
       </w:pPr>
       <w:r>
-        <w:t xml:space="preserve">Большинство таких систем решает глобальную задачу, а на практике часто нужен более детальный прогноз над ограниченной территорией. Главная трудность такого перехода связана с граничными условиями: у краевых узлов вырезанной области нет корректного окружения. В классическом прогнозе поле в буферной зоне релаксируют к внешнему полю [4]. Для этого нужна отдельная процедура, которая вносит собственные погрешности.</w:t>
+        <w:t xml:space="preserve">Перечисленные модели глобальные. Региональный прогноз решает другую задачу: он даёт более подробные поля над ограниченной территорией и нужен наряду с глобальным. Главная трудность нейросетевого регионального прогноза связана с граничными условиями: у краевых узлов вырезанной области нет корректного окружения. В классическом прогнозе поле в буферной зоне релаксируют к внешнему полю [4]. Для этого нужна отдельная процедура, которая вносит собственные погрешности.</w:t>
       </w:r>
     </w:p>
     <w:p>
@@ -287,7 +263,7 @@
         <w:pStyle w:val="BodyText"/>
       </w:pPr>
       <w:r>
-        <w:t xml:space="preserve">Наша работа посвящена региональной модели прогноза над югом Красноярского края. Вклад работы состоит в следующем.</w:t>
+        <w:t xml:space="preserve">Цель работы состоит в проверке того, можно ли получить региональный прогноз высокого разрешения без граничных условий от внешней модели, если объединить глобальную и региональную сетки в один граф. Схема проверена на области 50–60° с. ш., 83–98° в. д. Основные положения работы следующие.</w:t>
       </w:r>
     </w:p>
     <w:p>
@@ -298,7 +274,7 @@
         </w:numPr>
       </w:pPr>
       <w:r>
-        <w:t xml:space="preserve">Мы построили единую мультимасштабную сетку. Глобальная сетка с шагом 0,703° и региональная вставка с шагом 0,25° соединены в один граф без внешних границ. Разрешения согласует обмен сообщениями, отдельная процедура сшивания не нужна. Сама идея мультимасштабного представления известна [5, 9]. Наш вариант отличается способом построения: узлы глобальной решётки внутри области заменены узлами вставки, и связность для всех узлов строится одинаково. Такая конструкция точнее интерполяции прогноза глобальной модели в те же узлы.</w:t>
+        <w:t xml:space="preserve">Глобальная сетка с шагом 0,703° и региональная вставка с шагом 0,25° соединены жёстко в один граф без внешних границ, и отдельная процедура сшивания полей не нужна. Граничные условия для вставки задаёт глобальная часть того же графа, которая прогнозируется одновременно со вставкой. У границы вставки ошибка приземной температуры на 3–4 % выше, чем в 100–200 км от неё, и с ростом срока прогноза это превышение не растёт (п. 4.6). Сама идея мультимасштабного представления известна [5, 9]. Предложенный вариант отличается способом построения: узлы глобальной решётки внутри области заменены узлами вставки, и связность для всех узлов строится одинаково. Такая конструкция точнее интерполяции прогноза глобальной модели в те же узлы.</w:t>
       </w:r>
     </w:p>
     <w:p>
@@ -309,7 +285,7 @@
         </w:numPr>
       </w:pPr>
       <w:r>
-        <w:t xml:space="preserve">Модель намеренно сделана лёгкой: у неё 6,7 млн параметров, у моделей [3, 8, 9] от десятков до сотен миллионов. Для обучения и выпуска прогноза хватает одного графического ускорителя, и схема по силам вычислительной среде регионального управления гидрометслужбы.</w:t>
+        <w:t xml:space="preserve">Модель намеренно сделана лёгкой: у неё 6,7 млн параметров, у моделей [3, 8, 9] от десятков до сотен миллионов. Обучение и прогноз выполняются на одном ускорителе NVIDIA H100 с памятью 80 ГБ. Эпоха дообучения занимает около 2,8 ч, суточный прогноз вместе с чтением данных меньше 5 с. Такие ресурсы доступны вычислительной среде регионального управления гидрометслужбы.</w:t>
       </w:r>
     </w:p>
     <w:p>
@@ -320,7 +296,7 @@
         </w:numPr>
       </w:pPr>
       <w:r>
-        <w:t xml:space="preserve">Мы исследовали стратегию дообучения глобальной модели под региональную сетку и нашли методическую ловушку при отборе модели. Ошибка одношагового прогноза на проверочной выборке ненадёжна как критерий отбора, если модель строит многошаговый прогноз.</w:t>
+        <w:t xml:space="preserve">Исследована стратегия дообучения глобальной модели под региональную сетку. Ошибка одношагового прогноза на проверочной выборке оказалась ненадёжным критерием отбора, если модель строит многошаговый прогноз.</w:t>
       </w:r>
     </w:p>
     <w:p>
@@ -385,7 +361,7 @@
         <w:pStyle w:val="BodyText"/>
       </w:pPr>
       <w:r>
-        <w:t xml:space="preserve">Состояние атмосферы описывают 19 полей. Семь из них приземные: температура воздуха на высоте 2 м, зональная и меридиональная составляющие ветра на высоте 10 м, давление на уровне моря, приземное давление, суммарные осадки за 6 ч и общее содержание водяного пара в столбе атмосферы. Два поля статические: геопотенциал поверхности и маска суши и моря. Модель получает статические поля на вход, но не прогнозирует, и в оценках они не участвуют. На уровнях 850 и 500 гПа заданы по пять полей: температура, две составляющие ветра, геопотенциал и удельная влажность. Вертикальную структуру описывает набор признаков узла, отдельных узлов по высоте нет.</w:t>
+        <w:t xml:space="preserve">Состояние атмосферы описывают 19 полей. Семь из них приземные: температура воздуха на высоте 2 м, зональная и меридиональная составляющие ветра на высоте 10 м, давление на уровне моря, приземное давление, суммарные осадки за 6 ч и общее содержание водяного пара в столбе атмосферы. Два поля статические: геопотенциал поверхности и маска суши и моря. Модель получает статические поля на вход, но не прогнозирует. На уровнях 850 и 500 гПа заданы по пять полей: температура, две составляющие ветра, геопотенциал и удельная влажность. Граф двумерный: значения на уровнях 850 и 500 гПа входят в вектор признаков того же узла, что и приземные поля.</w:t>
       </w:r>
     </w:p>
     <w:p>
@@ -393,7 +369,7 @@
         <w:pStyle w:val="BodyText"/>
       </w:pPr>
       <w:r>
-        <w:t xml:space="preserve">Поля хранятся в физических единицах, геопотенциал ERA5 поделён на</w:t>
+        <w:t xml:space="preserve">Поля хранятся в размерном виде, геопотенциал ERA5 поделён на</w:t>
       </w:r>
       <w:r>
         <w:t xml:space="preserve"> </w:t>
@@ -442,7 +418,7 @@
         </m:sSup>
       </m:oMath>
       <w:r>
-        <w:t xml:space="preserve">. Перед подачей в сеть каждый канал стандартизуется по среднему и разбросу за 2010–2020 гг., включая проверочную и тестовую части; влияние этих двух чисел на канал пренебрежимо мало.</w:t>
+        <w:t xml:space="preserve">. Перед подачей в сеть каждый канал нормируется: из него вычитают среднее и делят на стандартное отклонение за 2010–2020 гг., включая проверочную и тестовую части. Влияние этих двух чисел на канал пренебрежимо мало.</w:t>
       </w:r>
     </w:p>
     <w:p>
@@ -458,7 +434,7 @@
         <w:pStyle w:val="BodyText"/>
       </w:pPr>
       <w:r>
-        <w:t xml:space="preserve">Целевая область (регион) ограничена координатами 50–60° с. ш., 83–98° в. д. Область покрывает решётка с шагом 0,25° размером 61 × 41 = 2501 узел. Внутри региона выделена зона 55,5–56,5° с. ш., 92–94° в. д. (45 узлов) с Красноярском и окрестностями. Метрики считаются относительно полей ERA5 с шагом 0,25° в этих узлах, без интерполяции с более грубой сетки.</w:t>
+        <w:t xml:space="preserve">Целевая область (регион) ограничена координатами 50–60° с. ш., 83–98° в. д. Область покрывает решётка с шагом 0,25° размером 61 × 41 = 2501 узел. Внутри региона выделена зона 55,5–56,5° с. ш., 92–94° в. д. (45 узлов), удалённая от границы вставки не меньше чем на 250 км. Метрики считаются относительно полей ERA5 с шагом 0,25° в этих узлах, без интерполяции с более грубой сетки.</w:t>
       </w:r>
     </w:p>
     <w:p>
@@ -502,7 +478,7 @@
         <w:pStyle w:val="FirstParagraph"/>
       </w:pPr>
       <w:r>
-        <w:t xml:space="preserve">Региональное дообучение начинается с глобальной модели. Глобальную модель обучили на тех же 19 полях на широтно-долготной сетке 512 × 256 узлов с шагом около 0,703°. Устроена она так же, как региональная (п. 3.2), но без слоёв с признаками рёбер в кодировщике и декодировщике. Меш объединяет уровни детализации 4 и 6. У глобальной модели 6,0 млн обучаемых параметров, в шесть раз меньше, чем у GraphCast [8], и для обучения и оперативного выпуска прогноза хватает одного графического ускорителя.</w:t>
+        <w:t xml:space="preserve">Региональное дообучение начинается с глобальной модели. Глобальную модель обучили на тех же 19 полях на широтно-долготной сетке 512 × 256 узлов с шагом около 0,703°. Устроена она так же, как региональная (п. 3.2), но без слоёв с признаками рёбер в кодировщике и декодировщике. Меш объединяет уровни детализации 4 и 6. У глобальной модели 6,0 млн обучаемых параметров, в шесть раз меньше, чем у GraphCast [8].</w:t>
       </w:r>
     </w:p>
     <w:p>
@@ -510,7 +486,7 @@
         <w:pStyle w:val="BodyText"/>
       </w:pPr>
       <w:r>
-        <w:t xml:space="preserve">Функция потерь равна среднеквадратической ошибке в стандартизованных переменных, осреднённой по узлам, каналам и горизонтам. Длина авторегрессионной развёртки при обучении растёт поэтапно. При подготовке работы мы нашли особенность реализации. При глобальном предобучении широтные веса узлов оказались почти равномерными, а при региональном дообучении (п. 3.4) применялись веса</w:t>
+        <w:t xml:space="preserve">Функция потерь равна среднеквадратической ошибке в стандартизованных переменных, осреднённой по узлам, каналам и горизонтам. Длина авторегрессионной развёртки при обучении растёт поэтапно. При подготовке работы обнаружилась особенность реализации. При глобальном предобучении широтные веса узлов оказались почти равномерными, а при региональном дообучении (п. 3.4) применялись веса</w:t>
       </w:r>
       <w:r>
         <w:t xml:space="preserve"> </w:t>
@@ -541,7 +517,7 @@
         <w:t xml:space="preserve"> </w:t>
       </w:r>
       <w:r>
-        <w:t xml:space="preserve">обозначает широту узла. Региональное дообучение стартовало с промежуточного состояния глобальной модели с наименьшей ошибкой на проверочной выборке (эпоха 30 из 36 пройденных). На собственной сетке базовая модель даёт агрегатную успешность 65,4 % и ошибку приземной температуры 1,07 °C в среднем по горизонтам +6…+24 ч (200 сроков). С региональными числами работы эти значения сравнивать нельзя. Эти значения посчитаны по всему шару на грубой сетке 0,703°, где истинное поле сглажено, и на другой подвыборке сроков.</w:t>
+        <w:t xml:space="preserve">обозначает широту узла. Региональное дообучение стартовало с промежуточного состояния глобальной модели с наименьшей ошибкой на проверочной выборке (эпоха 30 из 36 пройденных). На собственной сетке базовая модель даёт агрегатную успешность около 65 % и ошибку приземной температуры 1,07 °C в среднем по горизонтам +6…+24 ч (200 сроков). С региональными числами работы эти значения сравнивать нельзя. Эти значения посчитаны по всему шару на грубой сетке 0,703°, где истинное поле сглажено, и на другой подвыборке сроков.</w:t>
       </w:r>
     </w:p>
     <w:bookmarkEnd w:id="14"/>
@@ -1086,7 +1062,7 @@
         <w:pStyle w:val="BodyText"/>
       </w:pPr>
       <w:r>
-        <w:t xml:space="preserve">Прогноз сравнивается с двумя эталонами. Инерционный эталон переносит поля последнего входного среза</w:t>
+        <w:t xml:space="preserve">Успешность считается относительно двух опорных прогнозов. Первый сохраняет поля последнего входного среза</w:t>
       </w:r>
       <w:r>
         <w:t xml:space="preserve"> </w:t>
@@ -1109,7 +1085,7 @@
         <w:t xml:space="preserve"> </w:t>
       </w:r>
       <w:r>
-        <w:t xml:space="preserve">на все горизонты без изменений, климатический описан ниже. Успешность относительно эталона вычисляется так:</w:t>
+        <w:t xml:space="preserve">на всех горизонтах без изменений (прогноз сохранения, в англоязычной литературе persistence). Второй равен климатологии и описан ниже. Успешность относительно опорного прогноза вычисляется так:</w:t>
       </w:r>
     </w:p>
     <w:tbl>
@@ -1288,7 +1264,7 @@
                                 <m:nor/>
                                 <m:sty m:val="p"/>
                               </m:rPr>
-                              <m:t>эт</m:t>
+                              <m:t>оп</m:t>
                             </m:r>
                           </m:sup>
                         </m:sSubSup>
@@ -1400,7 +1376,7 @@
                 <m:nor/>
                 <m:sty m:val="p"/>
               </m:rPr>
-              <m:t>эт</m:t>
+              <m:t>оп</m:t>
             </m:r>
           </m:sup>
         </m:sSup>
@@ -1409,7 +1385,7 @@
         <w:t xml:space="preserve"> </w:t>
       </w:r>
       <w:r>
-        <w:t xml:space="preserve">— ошибка (1) для эталона на том же окне и той же маске узлов.</w:t>
+        <w:t xml:space="preserve">— ошибка (1) для опорного прогноза на том же окне и той же маске узлов.</w:t>
       </w:r>
     </w:p>
     <w:p>
@@ -1417,7 +1393,7 @@
         <w:pStyle w:val="BodyText"/>
       </w:pPr>
       <w:r>
-        <w:t xml:space="preserve">Инерционный эталон подходит не для всех полей. По приземной температуре его ошибка на горизонтах +6…+24 ч равна 4,99; 6,88; 5,88 и 4,42 °C: к суткам поле возвращается к тому же часу местного времени. Успешность относительно него немонотонна (76,4; 80,2; 76,2 и 67,0 %) и говорит об эталоне не меньше, чем о модели.</w:t>
+        <w:t xml:space="preserve">Прогноз сохранения подходит для сравнения не по всем полям. По приземной температуре его ошибка на горизонтах +6…+24 ч равна 4,99; 6,88; 5,88 и 4,42 °C: к суткам поле возвращается к тому же часу местного времени. Успешность относительно него немонотонна (76,4; 80,2; 76,2 и 67,0 %) и зависит от опорного прогноза не меньше, чем от модели.</w:t>
       </w:r>
     </w:p>
     <w:p>
@@ -1425,7 +1401,7 @@
         <w:pStyle w:val="BodyText"/>
       </w:pPr>
       <w:r>
-        <w:t xml:space="preserve">Климатический эталон от часа суток не зависит. Климатологию построили по обучающей части выборки разложением по гармоникам (три годовые и суточный ход), тестовые сроки в подгонку не входили. Ошибка этого эталона почти не меняется с горизонтом и равна 6,25 °C по приземной температуре, 5,42 °C по температуре на 850 гПа, 9,19 гПа по давлению на уровне моря, 2,05 и 1,74 м/с по составляющим ветра. На суточном сроке успешность итоговой модели относительно климатологии равна 77,7 % по приземной температуре, 84,2 % по T850, 89,4 % по давлению, 67,1 и 62,0 % по ветру.</w:t>
+        <w:t xml:space="preserve">Климатология от часа суток не зависит. Климатологию построили по обучающей части выборки разложением по гармоникам (три годовые и суточный ход), тестовые сроки в подгонку не входили. Ошибка климатологии почти не меняется с горизонтом и равна 6,25 °C по приземной температуре, 5,42 °C по температуре на 850 гПа, 9,19 гПа по давлению на уровне моря, 2,05 и 1,74 м/с по составляющим ветра. На суточном сроке успешность итоговой модели относительно климатологии равна 77,7 % по приземной температуре, 84,2 % по T850, 89,4 % по давлению, 67,1 и 62,0 % по ветру.</w:t>
       </w:r>
     </w:p>
     <w:p>
@@ -1433,7 +1409,7 @@
         <w:pStyle w:val="BodyText"/>
       </w:pPr>
       <w:r>
-        <w:t xml:space="preserve">Сводную оценку даёт агрегатный показатель. Единицы у каналов разные, и агрегат считается в стандартизованных переменных:</w:t>
+        <w:t xml:space="preserve">Сводную оценку даёт агрегатный показатель относительно прогноза сохранения. Единицы у каналов разные, и агрегат считается в нормированных переменных:</w:t>
       </w:r>
     </w:p>
     <w:tbl>
@@ -1964,7 +1940,7 @@
                                 <m:nor/>
                                 <m:sty m:val="p"/>
                               </m:rPr>
-                              <m:t>эт</m:t>
+                              <m:t>оп</m:t>
                             </m:r>
                           </m:sup>
                         </m:sSup>
@@ -2045,7 +2021,7 @@
         <w:t xml:space="preserve"> </w:t>
       </w:r>
       <w:r>
-        <w:t xml:space="preserve">— стандартное отклонение канала при стандартизации;</w:t>
+        <w:t xml:space="preserve">— стандартное отклонение канала при нормировке;</w:t>
       </w:r>
       <w:r>
         <w:t xml:space="preserve"> </w:t>
@@ -2708,7 +2684,7 @@
         <w:pStyle w:val="FirstParagraph"/>
       </w:pPr>
       <w:r>
-        <w:t xml:space="preserve">Значение переменной в узле через шесть часов определяется состоянием его окрестности, и чтобы модель выучила эту зависимость, окрестность должна везде быть примерно одного физического размера. На регулярной сетке это не так: при шаге 0,703° расстояние между узлами вдоль параллели равно около 78 км на экваторе, 50 км на 50° с. ш. и 14 км на 80° с. ш., а у полюсов сетка вырождается.</w:t>
+        <w:t xml:space="preserve">Значение переменной в узле через шесть часов определяется состоянием его окрестности, и чтобы модель выучила эту зависимость, окрестность должна везде охватывать примерно одно и то же расстояние в километрах. На регулярной сетке это не так: при шаге 0,703° расстояние между узлами вдоль параллели равно около 78 км на экваторе, 50 км на 50° с. ш. и 14 км на 80° с. ш., а у полюсов сетка вырождается.</w:t>
       </w:r>
     </w:p>
     <w:p>
@@ -2716,7 +2692,7 @@
         <w:pStyle w:val="BodyText"/>
       </w:pPr>
       <w:r>
-        <w:t xml:space="preserve">Узлы почти равномерно распределяет по сфере икосаэдрическая триангуляция. Икосаэдр рекурсивно измельчают, деля каждый треугольник на четыре и проецируя новые вершины на сферу. У каждой вершины пять или шесть соседей, длины рёбер различаются мало, и окрестность узла везде отвечает близкому физическому масштабу.</w:t>
+        <w:t xml:space="preserve">Узлы с близким шагом по всей сфере даёт икосаэдрическая триангуляция. Икосаэдр рекурсивно измельчают, деля каждый треугольник на четыре и проецируя новые вершины на сферу. У каждой вершины пять или шесть соседей. На самом подробном уровне графа длины рёбер лежат в пределах 110–132 км, поэтому окрестность вершины везде охватывает близкое расстояние.</w:t>
       </w:r>
     </w:p>
     <w:bookmarkEnd w:id="17"/>
@@ -3981,7 +3957,7 @@
         <w:pStyle w:val="FirstParagraph"/>
       </w:pPr>
       <w:r>
-        <w:t xml:space="preserve">Мы используем другой приём: глобальная и региональная сетки объединены в один граф, и внешней границы у модели нет. Из глобальной сетки 512 × 256 (шаг 0,703°) удалены узлы внутри области интереса. На их место поставлена регулярная решётка с шагом 0,25° (61 × 41 = 2501 узел) в границах 50–60° с. ш., 83–98° в. д. Итоговая расчётная сетка содержит 130 778 глобальных узлов и 2501 узел вставки, всего 133 279.</w:t>
+        <w:t xml:space="preserve">В предложенной схеме глобальная и региональная сетки объединены в один граф, и внешней границы у модели нет. Из глобальной сетки 512 × 256 (шаг 0,703°) удалены узлы внутри области интереса. На их место поставлена регулярная решётка с шагом 0,25° (61 × 41 = 2501 узел) в границах 50–60° с. ш., 83–98° в. д. Итоговая расчётная сетка содержит 130 778 глобальных узлов и 2501 узел вставки, всего 133 279.</w:t>
       </w:r>
     </w:p>
     <w:p>
@@ -4005,7 +3981,7 @@
         <w:pStyle w:val="BodyText"/>
       </w:pPr>
       <w:r>
-        <w:t xml:space="preserve">В методе Дэвиса [4] внутреннее решение в ходе интегрирования релаксируется к заданному извне полю, и без внешней границы и внешнего поля метод не работает. В нашей схеме нет ни того, ни другого. Прямая проверка бесшовности приведена на рис. 1: смена разрешения видна по размеру ячеек, а разрыва поля на склейке нет. Количественная диагностика по горизонтам дана в п. 4.6.</w:t>
+        <w:t xml:space="preserve">В методе Дэвиса [4] внутреннее решение в ходе интегрирования релаксируется к заданному извне полю, и без внешней границы и внешнего поля метод не работает. В предложенной схеме нет ни того, ни другого. Прямая проверка бесшовности приведена на рис. 1: смена разрешения видна по размеру ячеек, а разрыва поля на склейке нет. Количественная диагностика по горизонтам дана в п. 4.6.</w:t>
       </w:r>
     </w:p>
     <w:p>
@@ -4090,7 +4066,7 @@
         <w:t xml:space="preserve"> </w:t>
       </w:r>
       <w:r>
-        <w:t xml:space="preserve">невелико, но для более протяжённой области его придётся учитывать.</w:t>
+        <w:t xml:space="preserve">невелико, но для более протяжённой области его придётся учитывать. Положение и размер вставки задаются четырьмя координатами, и остальная схема от выбора территории не зависит.</w:t>
       </w:r>
     </w:p>
     <w:bookmarkEnd w:id="19"/>
@@ -4388,7 +4364,7 @@
         <w:pStyle w:val="BodyText"/>
       </w:pPr>
       <w:r>
-        <w:t xml:space="preserve">Единый граф точнее интерполяции по всем полям. По приземной температуре выигрыш умеренный (11 %), по ветру и геопотенциалу больше (37–40 %). Вероятная причина в том, что обмен сообщениями уточняет всё поле сразу. Приземную температуру в конкретном узле сильнее определяют подсеточные факторы, которых не разрешает ни одна из сравниваемых конфигураций.</w:t>
+        <w:t xml:space="preserve">Единый граф точнее интерполяции по всем полям. По приземной температуре выигрыш умеренный (11 %), по зональному ветру и геопотенциалу на 500 гПа больше (40 и 37 %). Вероятная причина в том, что обмен сообщениями уточняет всё поле сразу. Приземную температуру в конкретном узле сильнее определяют подсеточные факторы, которых не разрешает ни одна из сравниваемых конфигураций.</w:t>
       </w:r>
     </w:p>
     <w:bookmarkEnd w:id="24"/>
@@ -4430,7 +4406,7 @@
         <w:pStyle w:val="BodyText"/>
       </w:pPr>
       <w:r>
-        <w:t xml:space="preserve">Мы ввели два веса. Узлы вставки получают вес</w:t>
+        <w:t xml:space="preserve">В функцию потерь введены два веса. Узлы вставки получают вес</w:t>
       </w:r>
       <w:r>
         <w:t xml:space="preserve"> </w:t>
@@ -4495,7 +4471,7 @@
         <w:t xml:space="preserve"> </w:t>
       </w:r>
       <w:r>
-        <w:t xml:space="preserve">величину −0,05 п.п. с интервалом [−0,07; −0,03], который не накрывает ноль. Этот интервал учитывает изменчивость по срокам, но не по повторным обучениям, а изменчивость по обучениям оценена в 0,03 п.п. и сравнима с разностью. По приземной температуре максимума нет, ошибка убывает монотонно (1,503 → 1,445 → 1,415 → 1,407). Максимум по агрегату мы поэтому относим к этой выборке и на метод не обобщаем.</w:t>
+        <w:t xml:space="preserve">величину −0,05 п.п. с интервалом [−0,07; −0,03], который не накрывает ноль. Этот интервал учитывает изменчивость по срокам, но не по повторным обучениям, а изменчивость по обучениям оценена в 0,03 п.п. и сравнима с разностью. По приземной температуре максимума нет, ошибка убывает монотонно (1,503 → 1,445 → 1,415 → 1,407). Поэтому максимум по агрегату относится к этой выборке и на метод не обобщается.</w:t>
       </w:r>
     </w:p>
     <w:p>
@@ -4672,7 +4648,7 @@
         <w:pStyle w:val="FirstParagraph"/>
       </w:pPr>
       <w:r>
-        <w:t xml:space="preserve">Главное утверждение работы состоит в том, что жёсткая склейка узлов не требует отдельной процедуры сшивания. Чтобы проверить его напрямую, ошибку приземной температуры итоговой модели посчитали по полосам расстояния до границы региональной вставки (табл. 5).</w:t>
+        <w:t xml:space="preserve">Первое положение работы касается стыка. Чтобы проверить его напрямую, ошибку приземной температуры итоговой модели посчитали по полосам расстояния до границы региональной вставки (табл. 5).</w:t>
       </w:r>
     </w:p>
     <w:p>
@@ -4680,7 +4656,7 @@
         <w:pStyle w:val="BodyText"/>
       </w:pPr>
       <w:r>
-        <w:t xml:space="preserve">У границы остаётся слабый переходный слой. Ошибка там на 3–4 % выше, чем в полосе 100–200 км, на всех горизонтах (1,24 против 1,20 °C на +6 ч, 1,62 против 1,56 °C на +24 ч), и о полной бесшовности говорить нельзя. Превышение над глубиной области составляет 10, 8, 6 и 6 % по четырём горизонтам и с горизонтом не растёт. Неограниченный рост ошибки у границы составляет главную трудность региональных моделей с внешними граничными условиями, и у нашей модели его нет.</w:t>
+        <w:t xml:space="preserve">У границы остаётся слабый переходный слой. Ошибка там на 3–4 % выше, чем в полосе 100–200 км, на всех горизонтах (1,24 против 1,20 °C на +6 ч, 1,62 против 1,56 °C на +24 ч), и о полной бесшовности говорить нельзя. Превышение над глубиной области составляет 10, 8, 6 и 6 % по четырём горизонтам и с горизонтом не растёт. Неограниченный рост ошибки у границы составляет главную трудность региональных моделей с внешними граничными условиями, и у предложенной модели его нет.</w:t>
       </w:r>
     </w:p>
     <w:p>
@@ -4688,7 +4664,7 @@
         <w:pStyle w:val="BodyText"/>
       </w:pPr>
       <w:r>
-        <w:t xml:space="preserve">Сразу за границей вставки, на глобальной части графа, ошибка на +24 ч равна 1,64 °C, а вдали от границы 1,75 и 1,76 °C. Склейка создаёт переходный слой ограниченной величины и не требует отдельной процедуры сшивания полей.</w:t>
+        <w:t xml:space="preserve">Сразу за границей вставки, на глобальной части графа, ошибка на +24 ч равна 1,64 °C, а вдали от границы 1,75 и 1,76 °C.</w:t>
       </w:r>
     </w:p>
     <w:bookmarkEnd w:id="27"/>
@@ -4706,7 +4682,7 @@
         <w:pStyle w:val="FirstParagraph"/>
       </w:pPr>
       <w:r>
-        <w:t xml:space="preserve">Публикуемые метрики GraphCast [8] относятся ко всему шару, где больше половины площади занимает океан с более точным прогнозом, и с нашими напрямую несопоставимы. Мы взяли прогнозы GraphCast, реанализ и климатологию из архива WeatherBench 2 [12] в разрешении 0,25°, вырезали те же 2501 узел и посчитали метрики тем же кодом и с теми же широтными весами.</w:t>
+        <w:t xml:space="preserve">Публикуемые метрики GraphCast [8] относятся ко всему шару, где больше половины площади занимает океан с более точным прогнозом, и с региональными метриками этой работы напрямую несопоставимы. Для сравнения прогнозы GraphCast, реанализ и климатология взяты из архива WeatherBench 2 [12] в разрешении 0,25°. Из них вырезаны те же 2501 узел, и метрики посчитаны тем же кодом и с теми же широтными весами.</w:t>
       </w:r>
     </w:p>
     <w:p>
@@ -4714,7 +4690,7 @@
         <w:pStyle w:val="BodyText"/>
       </w:pPr>
       <w:r>
-        <w:t xml:space="preserve">Архив GraphCast содержит только инициализации 00 и 12 UTC, и сравнение идёт на 803 общих сроках тестового окна. Правильность сопоставления проверена на инерционном прогнозе: по архиву он даёт по приземной температуре 6,71; 6,90; 4,02 и 4,45 °C, нашим кодом 6,71; 6,90; 4,03 и 4,45 °C. Сравнение ограничено приземными полями: уровни лежат в архиве одним блоком.</w:t>
+        <w:t xml:space="preserve">Архив GraphCast содержит только инициализации 00 и 12 UTC, и сравнение идёт на 803 общих сроках тестового окна. Правильность сопоставления проверена на прогнозе сохранения: по архиву он даёт по приземной температуре 6,71; 6,90; 4,02 и 4,45 °C, по полям этой работы 6,71; 6,90; 4,03 и 4,45 °C. Сравнение ограничено приземными полями: уровни лежат в архиве одним блоком.</w:t>
       </w:r>
     </w:p>
     <w:p>
@@ -4730,7 +4706,7 @@
         <w:pStyle w:val="BodyText"/>
       </w:pPr>
       <w:r>
-        <w:t xml:space="preserve">Аномальная корреляция нашей модели относительно той же климатологии равна 0,976 [0,971; 0,980] по области и 0,984 [0,979; 0,988] во внутренней зоне. По остальным полям области она равна 0,950 и 0,931 для составляющих ветра, 0,996 для давления, 0,991 для T850 и 0,998 для Z500.</w:t>
+        <w:t xml:space="preserve">Аномальная корреляция мультимасштабной модели относительно той же климатологии равна 0,976 [0,971; 0,980] по области и 0,984 [0,979; 0,988] во внутренней зоне. По остальным полям области она равна 0,950 и 0,931 для составляющих ветра, 0,996 для давления, 0,991 для T850 и 0,998 для Z500.</w:t>
       </w:r>
     </w:p>
     <w:bookmarkEnd w:id="28"/>
@@ -4748,7 +4724,7 @@
         <w:pStyle w:val="FirstParagraph"/>
       </w:pPr>
       <w:r>
-        <w:t xml:space="preserve">Чтобы найти, где модель отстаёт от GraphCast, мы разложили поле ошибки на каждом сроке по масштабам (косинусное преобразование в окне вставки). У модели со свёрточными кодировщиком и декодировщиком отставание сосредоточено на масштабах 100–500 км, а в давлении модель рисовала ложную рябь короче 100 км вдвое сильнее реанализа. Шаг графа около 110 км, такие масштабы процессор не передаёт, их строят кодировщик и декодировщик.</w:t>
+        <w:t xml:space="preserve">Чтобы найти, где модель отстаёт от GraphCast, поле ошибки на каждом сроке разложили по масштабам (косинусное преобразование в окне вставки). У модели со свёрточными кодировщиком и декодировщиком отставание сосредоточено на масштабах 100–500 км, а в давлении модель рисовала ложную рябь короче 100 км вдвое сильнее реанализа. Шаг графа 110–130 км, такие масштабы процессор не передаёт, их строят кодировщик и декодировщик.</w:t>
       </w:r>
     </w:p>
     <w:p>
@@ -4756,7 +4732,7 @@
         <w:pStyle w:val="BodyText"/>
       </w:pPr>
       <w:r>
-        <w:t xml:space="preserve">Свёрточный слой смешивает вершины треугольника с весами, не зависящими от положения узла сетки, и вклад процессора скачет на сторонах треугольников. Мы сравнили средний квадрат разности ошибок у соседних узлов по разные стороны от ребра треугольника и внутри треугольника. Первый больше второго в 1,79 раза по приземной температуре и в 2,80 раза по давлению, а у GraphCast и у самого реанализа это отношение равно 1,1–1,2.</w:t>
+        <w:t xml:space="preserve">Свёрточный слой смешивает вершины треугольника с весами, не зависящими от положения узла сетки, и вклад процессора скачет на сторонах треугольников. Для проверки сравнили средний квадрат разности ошибок у соседних узлов по разные стороны от ребра треугольника и внутри треугольника. Первый больше второго в 1,79 раза по приземной температуре и в 2,80 раза по давлению, а у GraphCast и у самого реанализа это отношение равно 1,1–1,2.</w:t>
       </w:r>
     </w:p>
     <w:p>
@@ -4775,14 +4751,6 @@
       </w:pPr>
       <w:r>
         <w:t xml:space="preserve">Обсуждение, выводы и направления дальнейшей работы</w:t>
-      </w:r>
-    </w:p>
-    <w:p>
-      <w:pPr>
-        <w:pStyle w:val="FirstParagraph"/>
-      </w:pPr>
-      <w:r>
-        <w:t xml:space="preserve">Модель улучшали двумя путями. Первый не трогает архитектуру: веса функции потерь перераспределяют обучающий сигнал. Оба веса улучшают целевую часть задачи за счёт остальной. Большой вес вставки ухудшает прогноз на глобальной части графа, а через приток извне от этого прогноза зависит и сама вставка. Веса каналов улучшают приземную температуру и снижают агрегат по всем каналам. Второй путь меняет перенос полей между сеткой и графом, и найти его помогло сравнение с GraphCast по масштабам.</w:t>
       </w:r>
     </w:p>
     <w:bookmarkEnd w:id="30"/>
@@ -4836,7 +4804,7 @@
         <w:pStyle w:val="BodyText"/>
       </w:pPr>
       <w:r>
-        <w:t xml:space="preserve">Истинное поле здесь даёт реанализ, а не станционные наблюдения. Реанализ сглаживает подсеточные эффекты, в том числе городской остров тепла, и наши оценки нельзя перенести на прогноз в точке станции без постобработки. С оперативной моделью мы не сравнивались, а в таком сравнении модель, обученная на реанализе и оцениваемая против него же, получает преимущество [12]. Результаты получены для одной территории и одного тестового окна. Прямого сравнения с региональной моделью с граничным форсингом [10] в работе нет.</w:t>
+        <w:t xml:space="preserve">Истинное поле здесь даёт реанализ, а не станционные наблюдения. Реанализ сглаживает подсеточные эффекты, в том числе городской остров тепла, и оценки этой работы нельзя перенести на прогноз в точке станции без постобработки. Сравнения с оперативной моделью в работе нет, а в таком сравнении модель, обученная на реанализе и оцениваемая против него же, получает преимущество [12]. Результаты получены для одной территории и одного тестового окна. Прямого сравнения с региональной моделью с граничным форсингом [10] в работе нет.</w:t>
       </w:r>
     </w:p>
     <w:bookmarkEnd w:id="31"/>
@@ -4876,7 +4844,7 @@
         </w:numPr>
       </w:pPr>
       <w:r>
-        <w:t xml:space="preserve">Построена и проверена мультимасштабная графовая нейронная сеть для регионального прогноза погоды. Глобальная и региональная части в ней соединены без отдельной процедуры сшивания полей. Диагностика стыка показывает слабый переходный слой: у границы ошибка на 3–4 % выше, чем в 100–200 км от неё, и с ростом горизонта превышение не растёт. Для обучения и расчёта хватает одного графического ускорителя.</w:t>
+        <w:t xml:space="preserve">Построена и проверена мультимасштабная графовая нейронная сеть для регионального прогноза погоды. Глобальная и региональная части в ней соединены без отдельной процедуры сшивания полей. Диагностика стыка показывает слабый переходный слой: у границы ошибка на 3–4 % выше, чем в 100–200 км от неё, и с ростом горизонта превышение не растёт. Обучение и прогноз выполняются на одном ускорителе NVIDIA H100 80 ГБ: эпоха дообучения занимает около 2,8 ч, суточный прогноз меньше 5 с.</w:t>
       </w:r>
     </w:p>
     <w:p>
@@ -4900,7 +4868,7 @@
         </w:numPr>
       </w:pPr>
       <w:r>
-        <w:t xml:space="preserve">Единый граф точнее интерполяции прогноза глобальной модели в узлы области по всем полям: выигрыш составляет 11 % по приземной температуре и 37–40 % по ветру и геопотенциалу.</w:t>
+        <w:t xml:space="preserve">Единый граф точнее интерполяции прогноза глобальной модели в узлы области по всем полям: на суточном сроке выигрыш составляет 11 % по приземной температуре, 26 % по давлению на уровне моря, 37 % по геопотенциалу на 500 гПа и 40 % по зональному ветру.</w:t>
       </w:r>
     </w:p>
     <w:p>
@@ -4936,7 +4904,50 @@
         </w:numPr>
       </w:pPr>
       <w:r>
-        <w:t xml:space="preserve">При равномерном усреднении функции потерь узлы целевой области получают 1,7 % обучающего сигнала, приземная температура 0,46 %. Явные веса снижают ошибку приземной температуры на 10,2 % без изменения архитектуры и объёма обучения. При слишком большом весе целевой области ухудшается прогноз на глобальной части графа, а через приток извне от этого прогноза зависит и сама область.</w:t>
+        <w:t xml:space="preserve">При равномерном усреднении функции потерь узлы целевой области получают 1,7 % обучающего сигнала, приземная температура 0,46 %. Явные веса снижают ошибку приземной температуры на 10,2 % без изменения архитектуры и объёма обучения. При весе целевой области</w:t>
+      </w:r>
+      <w:r>
+        <w:t xml:space="preserve"> </w:t>
+      </w:r>
+      <m:oMath>
+        <m:r>
+          <m:t>W</m:t>
+        </m:r>
+        <m:r>
+          <m:rPr>
+            <m:sty m:val="p"/>
+          </m:rPr>
+          <m:t>=</m:t>
+        </m:r>
+        <m:r>
+          <m:t>100</m:t>
+        </m:r>
+      </m:oMath>
+      <w:r>
+        <w:t xml:space="preserve"> </w:t>
+      </w:r>
+      <w:r>
+        <w:t xml:space="preserve">(63 % функции потерь) ошибка на глобальной части графа растёт втрое сильнее, чем при</w:t>
+      </w:r>
+      <w:r>
+        <w:t xml:space="preserve"> </w:t>
+      </w:r>
+      <m:oMath>
+        <m:r>
+          <m:t>W</m:t>
+        </m:r>
+        <m:r>
+          <m:rPr>
+            <m:sty m:val="p"/>
+          </m:rPr>
+          <m:t>=</m:t>
+        </m:r>
+        <m:r>
+          <m:t>30</m:t>
+        </m:r>
+      </m:oMath>
+      <w:r>
+        <w:t xml:space="preserve">, а через приток извне от этого прогноза зависит и сама область.</w:t>
       </w:r>
     </w:p>
     <w:bookmarkEnd w:id="33"/>
@@ -5789,7 +5800,7 @@
         <w:t xml:space="preserve"> </w:t>
       </w:r>
       <w:r>
-        <w:t xml:space="preserve">(%) согласно (3). Тестовая выборка 1607 сроков. Регион содержит 2501 узел, внутренняя зона 45 узлов.</w:t>
+        <w:t xml:space="preserve">(%) относительно прогноза сохранения согласно (3). Тестовая выборка 1607 сроков. Регион содержит 2501 узел, внутренняя зона 45 узлов.</w:t>
       </w:r>
     </w:p>
     <w:tbl>
@@ -6714,7 +6725,7 @@
         <w:t xml:space="preserve"> </w:t>
       </w:r>
       <w:r>
-        <w:t xml:space="preserve">Ошибка прогноза на горизонте +24 ч в узлах региональной вставки: инерционный прогноз, интерполяция прогноза глобальной модели и мультимасштабная модель. 19-канальная линия моделей, первые 100 сроков.</w:t>
+        <w:t xml:space="preserve">Ошибка прогноза на горизонте +24 ч в узлах региональной вставки: прогноз сохранения, интерполяция прогноза глобальной модели и мультимасштабная модель. 19-канальная линия моделей, первые 100 сроков.</w:t>
       </w:r>
     </w:p>
     <w:tbl>
@@ -6754,7 +6765,7 @@
               <w:jc w:val="right"/>
             </w:pPr>
             <w:r>
-              <w:t xml:space="preserve">Инерционный прогноз</w:t>
+              <w:t xml:space="preserve">Прогноз сохранения</w:t>
             </w:r>
           </w:p>
         </w:tc>
@@ -8870,7 +8881,7 @@
               <w:jc w:val="right"/>
             </w:pPr>
             <w:r>
-              <w:t xml:space="preserve">Наша модель</w:t>
+              <w:t xml:space="preserve">Мультимасштабная модель</w:t>
             </w:r>
           </w:p>
         </w:tc>

--- a/docs/paper/article_gip.docx
+++ b/docs/paper/article_gip.docx
@@ -442,7 +442,7 @@
         <w:pStyle w:val="BodyText"/>
       </w:pPr>
       <w:r>
-        <w:t xml:space="preserve">Итоговая модель использует 33 канала. К 19 полям в ней добавлены температура, обе составляющие ветра, геопотенциал и удельная влажность на уровнях 250 и 1000 гПа, а также четыре канала временного форсинга, синусы и косинусы часа суток и дня года. При развёртке форсинг и статические поля берутся из данных и в число прогностических каналов не входят.</w:t>
+        <w:t xml:space="preserve">Итоговая модель использует 33 канала. К 19 полям в ней добавлены температура, обе составляющие ветра, геопотенциал и удельная влажность на уровнях 250 и 1000 гПа и четыре канала временного форсинга, синусы и косинусы часа суток и дня года. При развёртке форсинг и статические поля берутся из данных и в число прогностических каналов не входят.</w:t>
       </w:r>
     </w:p>
     <w:bookmarkEnd w:id="12"/>
@@ -478,7 +478,7 @@
         <w:pStyle w:val="FirstParagraph"/>
       </w:pPr>
       <w:r>
-        <w:t xml:space="preserve">Региональное дообучение начинается с глобальной модели. Глобальную модель обучили на тех же 19 полях на широтно-долготной сетке 512 × 256 узлов с шагом около 0,703°. Устроена она так же, как региональная (п. 3.2), но без слоёв с признаками рёбер в кодировщике и декодировщике. Меш объединяет уровни детализации 4 и 6. У глобальной модели 6,0 млн обучаемых параметров, в шесть раз меньше, чем у GraphCast [8].</w:t>
+        <w:t xml:space="preserve">Региональное дообучение начинается с глобальной модели. Глобальную модель обучили на тех же 19 полях на широтно-долготной сетке 512 × 256 узлов с шагом около 0,703°. Архитектура у неё та же, что у региональной (п. 3.2), но без слоёв с признаками рёбер в кодировщике и декодировщике. Меш объединяет уровни детализации 4 и 6. У глобальной модели 6,0 млн обучаемых параметров, в шесть раз меньше, чем у GraphCast [8].</w:t>
       </w:r>
     </w:p>
     <w:p>
@@ -486,7 +486,7 @@
         <w:pStyle w:val="BodyText"/>
       </w:pPr>
       <w:r>
-        <w:t xml:space="preserve">Функция потерь равна среднеквадратической ошибке в стандартизованных переменных, осреднённой по узлам, каналам и горизонтам. Длина авторегрессионной развёртки при обучении растёт поэтапно. При подготовке работы обнаружилась особенность реализации. При глобальном предобучении широтные веса узлов оказались почти равномерными, а при региональном дообучении (п. 3.4) применялись веса</w:t>
+        <w:t xml:space="preserve">Функция потерь равна среднеквадратической ошибке в стандартизованных переменных, осреднённой по узлам, каналам и горизонтам. Длина авторегрессионной развёртки при обучении растёт поэтапно. Из-за особенности реализации широтные веса узлов при глобальном предобучении были почти равномерными, а при региональном дообучении (п. 3.4) применялись веса</w:t>
       </w:r>
       <w:r>
         <w:t xml:space="preserve"> </w:t>
@@ -1037,7 +1037,7 @@
         <w:t xml:space="preserve"> </w:t>
       </w:r>
       <w:r>
-        <w:t xml:space="preserve">— значение реанализа, то есть истинное поле. Ошибка приводится в единицах переменной: °C, м/с, гПа, гпм. Узлы входят в сумму с весами</w:t>
+        <w:t xml:space="preserve">— значение реанализа, принятое за истинное. Ошибка приводится в единицах переменной: °C, м/с, гПа, гпм. Узлы входят в сумму с весами</w:t>
       </w:r>
       <w:r>
         <w:t xml:space="preserve"> </w:t>
@@ -2692,7 +2692,7 @@
         <w:pStyle w:val="BodyText"/>
       </w:pPr>
       <w:r>
-        <w:t xml:space="preserve">Узлы с близким шагом по всей сфере даёт икосаэдрическая триангуляция. Икосаэдр рекурсивно измельчают, деля каждый треугольник на четыре и проецируя новые вершины на сферу. У каждой вершины пять или шесть соседей. На самом подробном уровне графа длины рёбер лежат в пределах 110–132 км, поэтому окрестность вершины везде охватывает близкое расстояние.</w:t>
+        <w:t xml:space="preserve">Узлы с близким шагом по всей сфере даёт икосаэдрическая триангуляция. Каждый треугольник икосаэдра рекурсивно делят на четыре, а новые вершины проецируют на сферу. У каждой вершины пять или шесть соседей. На самом подробном уровне графа длины рёбер лежат в пределах 110–132 км, поэтому окрестность вершины везде охватывает близкое расстояние.</w:t>
       </w:r>
     </w:p>
     <w:bookmarkEnd w:id="17"/>
@@ -2718,7 +2718,7 @@
         <w:pStyle w:val="BodyText"/>
       </w:pPr>
       <w:r>
-        <w:t xml:space="preserve">Кодировщик переносит значения из узлов сетки в вершины графа. Каждая вершина собирает признаки узлов, которые попали в её окрестность (радиус связи 0,6 в единицах длины ребра графа). Сначала это делают свёрточные слои графа, которые смешивают узлы с весами, зависящими только от числа связей. Затем слой передачи сообщений с признаками рёбер, как в GraphCast [8], добавляет поправку, которая зависит от смещения узла относительно вершины. Размерность скрытого представления вершины равна 256.</w:t>
+        <w:t xml:space="preserve">Кодировщик переносит значения из узлов сетки в вершины графа. Каждая вершина собирает признаки узлов, которые попали в её окрестность (радиус связи 0,6 в единицах длины ребра графа). Сначала признаки смешивают свёрточные слои графа с весами, которые зависят только от числа связей. Затем слой передачи сообщений с признаками рёбер, как в GraphCast [8], добавляет поправку, которая зависит от смещения узла относительно вершины. Размерность скрытого представления вершины равна 256.</w:t>
       </w:r>
     </w:p>
     <w:p>
@@ -4590,7 +4590,7 @@
         <w:pStyle w:val="BodyText"/>
       </w:pPr>
       <w:r>
-        <w:t xml:space="preserve">Если сравнивать контрольные точки с наименьшей ошибкой на проверочной выборке, заморозка выигрывает до 0,14 °C на +24 ч. Но эти точки достигнуты на разных эпохах, 16-й и 7-й, и вместе со стратегиями сравниваются объёмы обучения. При равном бюджете разность по приземной температуре исчезает, обе конфигурации дают 1,82 °C на сутки.</w:t>
+        <w:t xml:space="preserve">Если сравнивать контрольные точки с наименьшей ошибкой на проверочной выборке, заморозка выигрывает до 0,14 °C на +24 ч. Эти точки достигнуты на разных эпохах, 16-й и 7-й, поэтому вместе со стратегиями сравниваются и объёмы обучения. При равном бюджете разность по приземной температуре исчезает, обе конфигурации дают 1,82 °C на сутки.</w:t>
       </w:r>
     </w:p>
     <w:p>
@@ -4606,7 +4606,7 @@
         <w:pStyle w:val="BodyText"/>
       </w:pPr>
       <w:r>
-        <w:t xml:space="preserve">Минимум одношаговой ошибки на проверочной выборке выбирает модель, точную на измеряемом горизонте, и для многошагового прогноза этот критерий ненадёжен. Отбирать модель следует по метрике на полной развёртке, а стратегии сравнивать при равном бюджете.</w:t>
+        <w:t xml:space="preserve">Минимум одношаговой ошибки на проверочной выборке выбирает модель, точную на измеряемом горизонте, и для многошагового прогноза этот критерий ненадёжен. Для многошагового прогноза надёжнее отбор по метрике на полной развёртке и сравнение стратегий при равном бюджете.</w:t>
       </w:r>
     </w:p>
     <w:p>
@@ -4630,7 +4630,7 @@
         <w:pStyle w:val="BodyText"/>
       </w:pPr>
       <w:r>
-        <w:t xml:space="preserve">Адаптация процессора под регион всё же нужна. При заморозке на всё обучение ошибка на проверочной и на обучающей выборках выше на 7,5 %, то есть модели не хватает свободы подстроить динамику.</w:t>
+        <w:t xml:space="preserve">Адаптация процессора под регион всё же нужна. При заморозке на всё обучение ошибка на проверочной и на обучающей выборках выше на 7,5 %: модели не хватает свободы подстроить динамику.</w:t>
       </w:r>
     </w:p>
     <w:bookmarkEnd w:id="26"/>
@@ -4698,7 +4698,7 @@
         <w:pStyle w:val="BodyText"/>
       </w:pPr>
       <w:r>
-        <w:t xml:space="preserve">GraphCast точнее по всем полям, сильнее всего по давлению на уровне моря. У GraphCast 36,7 млн параметров против 6,7 млн, разрешение 0,25° по всему шару против грубой глобальной сетки со вставкой, 37 уровней против четырёх и обучение на многих ускорителях против одного, так что разрыв ожидаем. Он показывает цену перехода к вычислительной среде регионального подразделения, но предела самого подхода не определяет.</w:t>
+        <w:t xml:space="preserve">GraphCast точнее по всем полям, сильнее всего по давлению на уровне моря. У GraphCast 36,7 млн параметров против 6,7 млн, разрешение 0,25° по всему шару против грубой глобальной сетки со вставкой, 37 уровней против четырёх и обучение на многих ускорителях против одного, так что разрыв ожидаем. Разрыв показывает цену перехода к вычислительной среде регионального подразделения, но предела самого подхода не определяет.</w:t>
       </w:r>
     </w:p>
     <w:p>
@@ -4706,7 +4706,7 @@
         <w:pStyle w:val="BodyText"/>
       </w:pPr>
       <w:r>
-        <w:t xml:space="preserve">Аномальная корреляция мультимасштабной модели относительно той же климатологии равна 0,976 [0,971; 0,980] по области и 0,984 [0,979; 0,988] во внутренней зоне. По остальным полям области она равна 0,950 и 0,931 для составляющих ветра, 0,996 для давления, 0,991 для T850 и 0,998 для Z500.</w:t>
+        <w:t xml:space="preserve">Аномальная корреляция мультимасштабной модели относительно той же климатологии равна 0,976 [0,971; 0,980] по области и 0,984 [0,979; 0,988] во внутренней зоне. По остальным полям области ACC равна 0,950 и 0,931 для составляющих ветра, 0,996 для давления, 0,991 для T850 и 0,998 для Z500.</w:t>
       </w:r>
     </w:p>
     <w:bookmarkEnd w:id="28"/>
@@ -4768,7 +4768,7 @@
         <w:pStyle w:val="FirstParagraph"/>
       </w:pPr>
       <w:r>
-        <w:t xml:space="preserve">Изменчивость между запусками оценена одной парой прогонов с разными начальными значениями генератора. Агрегат у них расходится на 0,03 п.п. (73,41 против 73,40 %), и различия осмысленны начиная с десятых долей пункта. Вес целевой области</w:t>
+        <w:t xml:space="preserve">Изменчивость между запусками оценена одной парой прогонов с разными начальными значениями генератора. Агрегат у них расходится на 0,03 п.п. (73,41 против 73,40 %), и осмысленны различия от десятых долей пункта. Вес целевой области</w:t>
       </w:r>
       <w:r>
         <w:t xml:space="preserve"> </w:t>

--- a/docs/paper/article_gip.docx
+++ b/docs/paper/article_gip.docx
@@ -102,7 +102,7 @@
         <w:pStyle w:val="BodyText"/>
       </w:pPr>
       <w:r>
-        <w:t xml:space="preserve">Работа проверяет, может ли графовая нейросеть давать региональный прогноз погоды высокого разрешения, если граничные условия для области задаёт не внешняя модель, а глобальная часть той же сети. Глобальная сетка с шагом 0,703° и региональная вставка с шагом 0,25° объединены в один граф из 133 279 узлов. Глобальная часть графа прогнозируется одновременно со вставкой и через обмен сообщениями передаёт в неё информацию извне, поэтому граничные данные от другой модели не нужны. На независимой выборке ERA5 из 1607 сроков над областью 50–60° с. ш., 83–98° в. д. ошибка прогноза приземной температуры на сутки равна 1,39 °C. У границы вставки она на 3–4 % выше, чем в глубине, и с ростом срока прогноза превышение не растёт. Ошибка в 1,25 раза больше, чем у глобальной модели GraphCast, у которой в 5,5 раза больше параметров. Модель с 6,7 млн параметров обучается на одном графическом ускорителе. Веса узлов и каналов в функции потерь снизили ошибку приземной температуры на 10 %. Передача сообщений с признаками рёбер в кодировщике и декодировщике убрала из прогноза отпечаток треугольников графа. Ошибка одношагового прогноза на проверочной выборке оказалась ненадёжным критерием отбора модели для многошагового прогноза.</w:t>
+        <w:t xml:space="preserve">Работа проверяет, может ли графовая нейросеть давать региональный прогноз погоды высокого разрешения, если граничные условия для области задаёт не внешняя модель, а глобальная часть той же сети. Глобальная сетка с шагом 0,703° и региональная вставка с шагом 0,25° объединены в один граф из 133 279 узлов. Глобальная часть графа прогнозируется одновременно со вставкой и передаёт в неё информацию извне, поэтому граничные данные от другой модели не нужны. На независимой выборке ERA5 из 1607 сроков над областью 50–60° с. ш., 83–98° в. д. ошибка прогноза приземной температуры на сутки равна 1,37 °C. У границы вставки она на 3–5 % выше, чем в 100–200 км от неё, и с ростом срока прогноза превышение не растёт. Ошибка в 1,21 раза больше, чем у глобальной модели GraphCast, у которой в 5,5 раза больше параметров. Модель с 6,7 млн параметров обучается на одном графическом ускорителе. Веса узлов и каналов в функции потерь снизили ошибку приземной температуры на 10 %. Передача сообщений с признаками рёбер в кодировщике и декодировщике убрала из прогноза отпечаток треугольников графа. Сгущение графа над областью до шага около 55 км снизило ошибку ветра на 5–8 %. Ошибка одношагового прогноза на проверочной выборке оказалась ненадёжным критерием отбора модели для многошагового прогноза.</w:t>
       </w:r>
     </w:p>
     <w:p>
@@ -206,7 +206,7 @@
         <w:pStyle w:val="BodyText"/>
       </w:pPr>
       <w:r>
-        <w:t xml:space="preserve">The work tests whether a graph neural network can give a high-resolution regional weather forecast when the boundary conditions for the area come from the global part of the same network rather than from an external model. A 0.703° global grid and a 0.25° regional insert form one graph of 133,279 nodes. The global part is forecast together with the insert and feeds it by message passing, so no boundary data from another model are needed. On 1607 independent ERA5 initial times over 50–60° N, 83–98° E the 24-h 2-m temperature error is 1.39 °C. Near the insert boundary it is 3–4 % higher than inside, and the excess does not grow with lead time. The error is 1.25 times that of GraphCast, which has 5.5 times more parameters. The model has 6.7 million parameters and trains on one GPU. Loss weights for nodes and channels cut the 2-m temperature error by 10 %. Message passing with edge features in the encoder and decoder removes the imprint of mesh triangles. The single-step validation error proves an unreliable criterion for selecting a multi-step forecast model.</w:t>
+        <w:t xml:space="preserve">The work tests whether a graph neural network can give a high-resolution regional weather forecast when the boundary conditions for the area come from the global part of the same network rather than from an external model. A 0.703° global grid and a 0.25° regional insert form one graph of 133,279 nodes. The global part is forecast together with the insert and feeds it, so no boundary data from another model are needed. On 1607 independent ERA5 initial times over 50–60° N, 83–98° E the 24-h 2-m temperature error is 1.37 °C. Near the insert boundary it is 3–5 % higher than 100–200 km inside, and the excess does not grow with lead time. The error is 1.21 times that of GraphCast, which has 5.5 times more parameters. The model has 6.7 million parameters and trains on one GPU. Loss weights for nodes and channels cut the 2-m temperature error by 10 %. Message passing with edge features in the encoder and decoder removes the imprint of mesh triangles. Refining the graph over the area to about 55 km cuts the wind error by 5–8 %. The single-step validation error proves an unreliable criterion for selecting a multi-step forecast model.</w:t>
       </w:r>
     </w:p>
     <w:p>
@@ -274,7 +274,7 @@
         </w:numPr>
       </w:pPr>
       <w:r>
-        <w:t xml:space="preserve">Глобальная сетка с шагом 0,703° и региональная вставка с шагом 0,25° соединены жёстко в один граф без внешних границ, и отдельная процедура сшивания полей не нужна. Граничные условия для вставки задаёт глобальная часть того же графа, которая прогнозируется одновременно со вставкой. У границы вставки ошибка приземной температуры на 3–4 % выше, чем в 100–200 км от неё, и с ростом срока прогноза это превышение не растёт (п. 4.6). Сама идея мультимасштабного представления известна [5, 9]. Предложенный вариант отличается способом построения: узлы глобальной решётки внутри области заменены узлами вставки, и связность для всех узлов строится одинаково. Такая конструкция точнее интерполяции прогноза глобальной модели в те же узлы.</w:t>
+        <w:t xml:space="preserve">Глобальная сетка с шагом 0,703° и региональная вставка с шагом 0,25° соединены жёстко в один граф без внешних границ, и отдельная процедура сшивания полей не нужна. Граничные условия для вставки задаёт глобальная часть того же графа, которая прогнозируется одновременно со вставкой. У границы вставки ошибка приземной температуры на 3–5 % выше, чем в 100–200 км от неё, и с ростом срока прогноза это превышение не растёт (п. 4.6). Сама идея мультимасштабного представления известна [5, 9]. Предложенный вариант отличается способом построения: узлы глобальной решётки внутри области заменены узлами вставки, и связность для всех узлов строится одинаково. Такая конструкция точнее интерполяции прогноза глобальной модели в те же узлы.</w:t>
       </w:r>
     </w:p>
     <w:p>
@@ -318,7 +318,7 @@
         </w:numPr>
       </w:pPr>
       <w:r>
-        <w:t xml:space="preserve">Сравнение с GraphCast по масштабам показало, где модель теряет точность. Кодировщик и декодировщик на свёрточных слоях графа не учитывают положение узла сетки относительно вершин графа, и в прогнозе проступают границы треугольников. Передача сообщений с признаками рёбер, как в GraphCast, убирает этот отпечаток (п. 4.8).</w:t>
+        <w:t xml:space="preserve">Сравнение с GraphCast по масштабам показало, где модель теряет точность. Кодировщик и декодировщик на свёрточных слоях графа не учитывают положение узла сетки относительно вершин графа, и в прогнозе проступают границы треугольников. Передача сообщений с признаками рёбер, как в GraphCast, убирает этот отпечаток, а сгущение графа над областью закрывает отставание на масштабах 100–220 км (п. 4.8).</w:t>
       </w:r>
     </w:p>
     <w:p>
@@ -486,7 +486,7 @@
         <w:pStyle w:val="BodyText"/>
       </w:pPr>
       <w:r>
-        <w:t xml:space="preserve">Функция потерь равна среднеквадратической ошибке в стандартизованных переменных, осреднённой по узлам, каналам и горизонтам. Длина авторегрессионной развёртки при обучении растёт поэтапно. Из-за особенности реализации широтные веса узлов при глобальном предобучении были почти равномерными, а при региональном дообучении (п. 3.4) применялись веса</w:t>
+        <w:t xml:space="preserve">Функция потерь равна среднеквадратической ошибке в стандартизованных переменных, осреднённой по узлам, каналам и горизонтам. Из-за особенности реализации широтные веса узлов при глобальном предобучении были почти равномерными, а при региональном дообучении (п. 3.4) применялись веса</w:t>
       </w:r>
       <w:r>
         <w:t xml:space="preserve"> </w:t>
@@ -517,7 +517,7 @@
         <w:t xml:space="preserve"> </w:t>
       </w:r>
       <w:r>
-        <w:t xml:space="preserve">обозначает широту узла. Региональное дообучение стартовало с промежуточного состояния глобальной модели с наименьшей ошибкой на проверочной выборке (эпоха 30 из 36 пройденных). На собственной сетке базовая модель даёт агрегатную успешность около 65 % и ошибку приземной температуры 1,07 °C в среднем по горизонтам +6…+24 ч (200 сроков). С региональными числами работы эти значения сравнивать нельзя. Эти значения посчитаны по всему шару на грубой сетке 0,703°, где истинное поле сглажено, и на другой подвыборке сроков.</w:t>
+        <w:t xml:space="preserve">обозначает широту узла. Региональное дообучение стартовало с промежуточного состояния глобальной модели с наименьшей ошибкой на проверочной выборке (эпоха 30 из 36 пройденных). На собственной сетке базовая модель даёт агрегатную успешность около 65 % и ошибку приземной температуры 1,07 °C в среднем по горизонтам +6…+24 ч (200 сроков). Эти значения посчитаны по всему шару на сетке 0,703° и на другой подвыборке сроков, и с региональными числами они несопоставимы.</w:t>
       </w:r>
     </w:p>
     <w:bookmarkEnd w:id="14"/>
@@ -1054,7 +1054,7 @@
         </m:r>
       </m:oMath>
       <w:r>
-        <w:t xml:space="preserve">, нормированными на единичное среднее, как принято в протоколе верификации нейросетевых моделей прогноза [12]. Ячейка широтно-долготной сетки на 60° с. ш. вдвое у́же экваториальной, и при равных весах высокие широты получили бы завышенный вклад. Для полосы 50–60° с. ш. наибольший вес больше наименьшего в 1,29 раза.</w:t>
+        <w:t xml:space="preserve">, нормированными на единичное среднее, как принято в протоколе верификации нейросетевых моделей прогноза [12]. Ячейка широтно-долготной сетки на 60° с. ш. вдвое у́же экваториальной, и при равных весах высокие широты получили бы завышенный вклад.</w:t>
       </w:r>
     </w:p>
     <w:p>
@@ -1401,7 +1401,7 @@
         <w:pStyle w:val="BodyText"/>
       </w:pPr>
       <w:r>
-        <w:t xml:space="preserve">Климатология от часа суток не зависит. Климатологию построили по обучающей части выборки разложением по гармоникам (три годовые и суточный ход), тестовые сроки в подгонку не входили. Ошибка климатологии почти не меняется с горизонтом и равна 6,25 °C по приземной температуре, 5,42 °C по температуре на 850 гПа, 9,19 гПа по давлению на уровне моря, 2,05 и 1,74 м/с по составляющим ветра. На суточном сроке успешность итоговой модели относительно климатологии равна 77,7 % по приземной температуре, 84,2 % по T850, 89,4 % по давлению, 67,1 и 62,0 % по ветру.</w:t>
+        <w:t xml:space="preserve">Климатология от часа суток не зависит. Климатологию построили по обучающей части выборки разложением по гармоникам (три годовые и суточный ход), тестовые сроки в подгонку не входили. Ошибка климатологии почти не меняется с горизонтом и равна 6,25 °C по приземной температуре, 5,42 °C по температуре на 850 гПа, 9,19 гПа по давлению на уровне моря, 2,05 и 1,74 м/с по составляющим ветра. На суточном сроке успешность итоговой модели относительно климатологии равна 78,1 % по приземной температуре, 84,8 % по T850, 89,5 % по давлению, 69,3 и 64,9 % по ветру.</w:t>
       </w:r>
     </w:p>
     <w:p>
@@ -2641,7 +2641,7 @@
         <w:t xml:space="preserve"> </w:t>
       </w:r>
       <w:r>
-        <w:t xml:space="preserve">— тот же широтный вес. Суммирование идёт сразу по узлам и срокам, то есть ACC равна отношению сумм, а не среднему посрочных корреляций. Из прогноза и истины вычитается климатология, а не среднее поля, чтобы убрать из обоих общий сезонный ход.</w:t>
+        <w:t xml:space="preserve">— тот же широтный вес. Суммирование идёт сразу по узлам и срокам, то есть ACC равна отношению сумм, а не среднему посрочных корреляций.</w:t>
       </w:r>
     </w:p>
     <w:p>
@@ -3939,7 +3939,7 @@
         <w:t xml:space="preserve"> </w:t>
       </w:r>
       <w:r>
-        <w:t xml:space="preserve">на вход идут два среза анализа. Конфигурации на 19 и 33 канала различаются только входным слоем кодировщика и выходным слоем декодировщика. Разница составляет около 9 тыс. параметров (0,15 %), и после округления число параметров у них одинаково. Слои с признаками рёбер в кодировщике и декодировщике добавляют 0,6 млн, всего у итоговой модели 6,7 млн параметров.</w:t>
+        <w:t xml:space="preserve">на вход идут два среза анализа. Конфигурации на 19 и 33 канала различаются только входным и выходным слоями, это около 9 тыс. параметров. Слои с признаками рёбер в кодировщике и декодировщике добавляют 0,6 млн, всего у итоговой модели 6,7 млн параметров.</w:t>
       </w:r>
     </w:p>
     <w:bookmarkEnd w:id="18"/>
@@ -3974,6 +3974,14 @@
       </w:pPr>
       <w:r>
         <w:t xml:space="preserve">Соединение жёсткое: множества узлов не пересекаются, и значения собираются в один вектор состояния без весовой функции и сглаживания на стыке. Разрешения согласуются в ходе обмена сообщениями. Узлы по обе стороны стыка связаны рёбрами и обмениваются признаками на каждом из 12 раундов, так что переходный слой модель формирует сама при обучении.</w:t>
+      </w:r>
+    </w:p>
+    <w:p>
+      <w:pPr>
+        <w:pStyle w:val="BodyText"/>
+      </w:pPr>
+      <w:r>
+        <w:t xml:space="preserve">Шаг графа 110–130 км, и детали мельче 200 км процессор не передаёт. Поэтому над вставкой с запасом 2° треугольники самого подробного уровня поделены на четыре, шаг там около 55 км. Добавляются 492 вершины, прежние рёбра сохраняются, а новые короткие рёбра образуют ещё один уровень графа. Обучаемых параметров сгущение не добавляет.</w:t>
       </w:r>
     </w:p>
     <w:p>
@@ -4304,7 +4312,7 @@
         <w:pStyle w:val="BodyText"/>
       </w:pPr>
       <w:r>
-        <w:t xml:space="preserve">Объём выборки в таблицах разный. Табл. 1, 3 и 4 посчитаны на полной тестовой выборке из 1607 сроков (25.11.2019–30.12.2020, все четыре сезона). Табл. 2 и 5 посчитаны на первых 100 сроках периода (по 19.12.2019). Эта подвыборка приходится на холодное полугодие и труднее полной: у итоговой модели ошибка приземной температуры на суточном сроке равна 1,39 °C на 1607 сроках и 1,57 °C на 100. Табл. 2 к тому же получена на 19-канальной линии моделей (п. 4.3). Числа из разных таблиц сравнивать нельзя. Внутри одной таблицы все конфигурации посчитаны на одних сроках.</w:t>
+        <w:t xml:space="preserve">Объём выборки в таблицах разный. Табл. 1, 3 и 4 посчитаны на полной тестовой выборке из 1607 сроков (25.11.2019–30.12.2020, все четыре сезона). Табл. 2 и 5 посчитаны на первых 100 сроках периода (по 19.12.2019). Эта подвыборка приходится на холодное полугодие и труднее полной: у итоговой модели ошибка приземной температуры на суточном сроке равна 1,37 °C на 1607 сроках и 1,52 °C на 100. Табл. 2 к тому же получена на 19-канальной линии моделей (п. 4.3). Числа из разных таблиц сравнивать нельзя. Внутри одной таблицы все конфигурации посчитаны на одних сроках.</w:t>
       </w:r>
     </w:p>
     <w:bookmarkEnd w:id="22"/>
@@ -4322,7 +4330,7 @@
         <w:pStyle w:val="FirstParagraph"/>
       </w:pPr>
       <w:r>
-        <w:t xml:space="preserve">На суточном сроке ошибка приземной температуры у итоговой модели равна 1,39 °C по области [1,31; 1,45] и 1,25 °C во внутренней зоне [1,15; 1,35]. По остальным полям региона на том же сроке: ветер 0,68 и 0,66 м/с, давление на уровне моря 0,97 гПа, T850 0,85 °C, Z500 8,1 гпм. Аномальная корреляция приведена в п. 4.7 вместе со сравнением с глобальной моделью, чтобы обе модели оценивались по одной климатологии.</w:t>
+        <w:t xml:space="preserve">На суточном сроке ошибка приземной температуры у итоговой модели равна 1,37 °C по области [1,29; 1,43] и 1,24 °C во внутренней зоне [1,15; 1,33]. По остальным полям региона на том же сроке: ветер 0,63 и 0,61 м/с, давление на уровне моря 0,96 гПа, T850 0,82 °C, Z500 8,2 гпм. Аномальная корреляция приведена в п. 4.7, вместе с GraphCast и по той же климатологии.</w:t>
       </w:r>
     </w:p>
     <w:p>
@@ -4330,7 +4338,7 @@
         <w:pStyle w:val="BodyText"/>
       </w:pPr>
       <w:r>
-        <w:t xml:space="preserve">Переход с 19 на 33 канала (уровни 250 и 1000 гПа, временной форсинг) уменьшает ошибку на всех горизонтах: на 0,076; 0,121; 0,149 и 0,174 °C с интервалами [0,063; 0,088], [0,104; 0,138], [0,125; 0,171] и [0,141; 0,210]. Весь выигрыш нельзя приписать новым уровням: 33-канальную конфигурацию дообучали от другой глобальной модели, которая сама точнее. Взвешенная конфигурация снижает ошибку приземной температуры относительно базовой 33-канальной ещё на 11,6 % (1,548 против 1,368 °C в среднем по горизонтам), а агрегатную успешность повышает на 1,17 п.п. с интервалом [+1,09; +1,24]. Часть этого выигрыша дают восемь эпох дополнительного обучения; при равном объёме обучения выигрыш равен 10,2 % (п. 4.4).</w:t>
+        <w:t xml:space="preserve">Переход с 19 на 33 канала (уровни 250 и 1000 гПа, временной форсинг) уменьшает ошибку на 0,076 °C [0,063; 0,088] на +6 ч и на 0,174 °C [0,141; 0,210] на +24 ч. Весь выигрыш нельзя приписать новым уровням: 33-канальную конфигурацию дообучали от другой глобальной модели, которая сама точнее. Взвешенная конфигурация снижает ошибку приземной температуры относительно базовой 33-канальной ещё на 11,6 % (1,548 против 1,368 °C в среднем по горизонтам), а агрегатную успешность повышает на 1,17 п.п. с интервалом [+1,09; +1,24]. Часть этого выигрыша дают восемь эпох дополнительного обучения; при равном объёме обучения выигрыш равен 10,2 % (п. 4.4).</w:t>
       </w:r>
     </w:p>
     <w:p>
@@ -4338,7 +4346,7 @@
         <w:pStyle w:val="BodyText"/>
       </w:pPr>
       <w:r>
-        <w:t xml:space="preserve">Итоговая модель получена из взвешенной конфигурации в три шага, показанных в табл. 1. Обучение вдвое дольше (16 эпох вместо 8) снижает ошибку приземной температуры на 1,2–1,8 %: прежнюю модель недоучили. Новые декодировщик и кодировщик (п. 3.2 и 4.8), по 8 эпох каждый, снижают ошибку температуры ещё на 4,2–4,5 %, давления на 5,6–7,6 %, ветра на 1,4–3,6 %. Все разности значимы на всех горизонтах.</w:t>
+        <w:t xml:space="preserve">Итоговая модель получена из взвешенной конфигурации в четыре шага, показанных в табл. 1. Обучение вдвое дольше (16 эпох вместо 8) снижает ошибку приземной температуры на 1,2–1,8 %. Новые декодировщик и кодировщик (п. 3.2 и 4.8), по 8 эпох каждый, снижают ошибку температуры ещё на 4,2–4,5 %, давления на 5,6–7,6 %, ветра на 1,4–3,6 %. Все разности значимы на всех горизонтах. Сгущение графа (п. 3.3) сравнивали с дообучением той же длины без сгущения. Оно снижает ошибку ветра на 4,9–8,1 %, T850 на 2,8–4,9 % и приземной температуры на 1,3–2,3 %, агрегат растёт на 0,46 п.п. [+0,41; +0,51]. Геопотенциал на 500 гПа на +6 ч хуже на 1,2 %, на остальных горизонтах разница незначима. На проверочной выборке выигрыш тот же, и сгущение приняли только после этой проверки.</w:t>
       </w:r>
     </w:p>
     <w:bookmarkEnd w:id="23"/>
@@ -4364,7 +4372,7 @@
         <w:pStyle w:val="BodyText"/>
       </w:pPr>
       <w:r>
-        <w:t xml:space="preserve">Единый граф точнее интерполяции по всем полям. По приземной температуре выигрыш умеренный (11 %), по зональному ветру и геопотенциалу на 500 гПа больше (40 и 37 %). Вероятная причина в том, что обмен сообщениями уточняет всё поле сразу. Приземную температуру в конкретном узле сильнее определяют подсеточные факторы, которых не разрешает ни одна из сравниваемых конфигураций.</w:t>
+        <w:t xml:space="preserve">Единый граф точнее интерполяции по всем полям. По приземной температуре выигрыш умеренный (11 %), по зональному ветру и геопотенциалу на 500 гПа больше (40 и 37 %). Приземную температуру в узле сильнее определяют подсеточные факторы, которых не разрешает ни одна из сравниваемых конфигураций.</w:t>
       </w:r>
     </w:p>
     <w:bookmarkEnd w:id="24"/>
@@ -4417,7 +4425,7 @@
         </m:r>
       </m:oMath>
       <w:r>
-        <w:t xml:space="preserve">, остальные узлы единичный вес. Каналы получают веса, обратные квадрату разброса шестичасовой невязки по обучающей выборке. Все конфигурации табл. 3 получены одинаковым дожигом одной исходной модели, восемь эпох на полной развёртке с косинусным снижением темпа до нуля, и различаются только весами. Первая строка табл. 3 (1,503 °C) не совпадает со строкой «33 канала, базовая» табл. 1 (1,525 °C без широтных весов), потому что в неё уже включён дожиг. При равном объёме обучения взвешивание даёт выигрыш 10,2 %, а разность с табл. 1 (11,5 %) включает ещё и восемь эпох дожига.</w:t>
+        <w:t xml:space="preserve">, остальные узлы единичный вес. Каналы получают веса, обратные квадрату разброса шестичасовой невязки по обучающей выборке. Все конфигурации табл. 3 получены одинаковым дожигом одной исходной модели, восемь эпох на полной развёртке с косинусным снижением темпа до нуля, и различаются только весами. Первая строка табл. 3 уже включает дожиг и поэтому не совпадает с базовой строкой табл. 1. При равном объёме обучения взвешивание даёт выигрыш 10,2 %, а разность в табл. 1 включает ещё и восемь эпох дожига.</w:t>
       </w:r>
     </w:p>
     <w:p>
@@ -4564,7 +4572,7 @@
         <w:t xml:space="preserve"> </w:t>
       </w:r>
       <w:r>
-        <w:t xml:space="preserve">и выравнивающие веса каналов. Веса каналов вычислены по обучающей выборке и по тестовой не подбирались. Целевые каналы для усиления отдельно не выбирали.</w:t>
+        <w:t xml:space="preserve">и выравнивающие веса каналов. Веса каналов вычислены по обучающей выборке и по тестовой не подбирались.</w:t>
       </w:r>
     </w:p>
     <w:bookmarkEnd w:id="25"/>
@@ -4622,14 +4630,6 @@
         <w:pStyle w:val="BodyText"/>
       </w:pPr>
       <w:r>
-        <w:t xml:space="preserve">Агрегат и поканальные значения расходятся второй раз после п. 4.4, и причина та же: вклад канала в агрегат определяется отношением его ошибки к разбросу поля, а не его значимостью. Полный отчёт о верификации содержит и агрегат, и поканальные значения целевых полей.</w:t>
-      </w:r>
-    </w:p>
-    <w:p>
-      <w:pPr>
-        <w:pStyle w:val="BodyText"/>
-      </w:pPr>
-      <w:r>
         <w:t xml:space="preserve">Адаптация процессора под регион всё же нужна. При заморозке на всё обучение ошибка на проверочной и на обучающей выборках выше на 7,5 %: модели не хватает свободы подстроить динамику.</w:t>
       </w:r>
     </w:p>
@@ -4656,7 +4656,7 @@
         <w:pStyle w:val="BodyText"/>
       </w:pPr>
       <w:r>
-        <w:t xml:space="preserve">У границы остаётся слабый переходный слой. Ошибка там на 3–4 % выше, чем в полосе 100–200 км, на всех горизонтах (1,24 против 1,20 °C на +6 ч, 1,62 против 1,56 °C на +24 ч), и о полной бесшовности говорить нельзя. Превышение над глубиной области составляет 10, 8, 6 и 6 % по четырём горизонтам и с горизонтом не растёт. Неограниченный рост ошибки у границы составляет главную трудность региональных моделей с внешними граничными условиями, и у предложенной модели его нет.</w:t>
+        <w:t xml:space="preserve">У границы остаётся слабый переходный слой. Ошибка там на 3–5 % выше, чем в полосе 100–200 км, на всех горизонтах (1,21 против 1,17 °C на +6 ч, 1,58 против 1,51 °C на +24 ч), и о полной бесшовности говорить нельзя. Превышение над глубиной области составляет 10, 9, 7 и 7 % по четырём горизонтам и с горизонтом не растёт. Неограниченный рост ошибки у границы составляет главную трудность региональных моделей с внешними граничными условиями, и у предложенной модели его нет.</w:t>
       </w:r>
     </w:p>
     <w:p>
@@ -4664,7 +4664,7 @@
         <w:pStyle w:val="BodyText"/>
       </w:pPr>
       <w:r>
-        <w:t xml:space="preserve">Сразу за границей вставки, на глобальной части графа, ошибка на +24 ч равна 1,64 °C, а вдали от границы 1,75 и 1,76 °C.</w:t>
+        <w:t xml:space="preserve">Сразу за границей вставки, на глобальной части графа, ошибка на +24 ч равна 1,63 °C, а вдали от границы 1,72 и 1,77 °C.</w:t>
       </w:r>
     </w:p>
     <w:bookmarkEnd w:id="27"/>
@@ -4682,7 +4682,7 @@
         <w:pStyle w:val="FirstParagraph"/>
       </w:pPr>
       <w:r>
-        <w:t xml:space="preserve">Публикуемые метрики GraphCast [8] относятся ко всему шару, где больше половины площади занимает океан с более точным прогнозом, и с региональными метриками этой работы напрямую несопоставимы. Для сравнения прогнозы GraphCast, реанализ и климатология взяты из архива WeatherBench 2 [12] в разрешении 0,25°. Из них вырезаны те же 2501 узел, и метрики посчитаны тем же кодом и с теми же широтными весами.</w:t>
+        <w:t xml:space="preserve">Публикуемые метрики GraphCast [8] посчитаны по всему шару, больше половины которого занимает океан, и с региональными метриками напрямую несопоставимы. Для сравнения прогнозы GraphCast, реанализ и климатология взяты из архива WeatherBench 2 [12] в разрешении 0,25°. Из них вырезаны те же 2501 узел, и метрики посчитаны тем же кодом и с теми же широтными весами.</w:t>
       </w:r>
     </w:p>
     <w:p>
@@ -4690,7 +4690,7 @@
         <w:pStyle w:val="BodyText"/>
       </w:pPr>
       <w:r>
-        <w:t xml:space="preserve">Архив GraphCast содержит только инициализации 00 и 12 UTC, и сравнение идёт на 803 общих сроках тестового окна. Правильность сопоставления проверена на прогнозе сохранения: по архиву он даёт по приземной температуре 6,71; 6,90; 4,02 и 4,45 °C, по полям этой работы 6,71; 6,90; 4,03 и 4,45 °C. Сравнение ограничено приземными полями: уровни лежат в архиве одним блоком.</w:t>
+        <w:t xml:space="preserve">Архив GraphCast содержит только инициализации 00 и 12 UTC, и сравнение идёт на 802 общих сроках тестового окна. Правильность сопоставления проверена на прогнозе сохранения: по архиву он даёт по приземной температуре 6,71; 6,90; 4,02 и 4,45 °C, по полям этой работы 6,71; 6,90; 4,03 и 4,45 °C. Сравнение ограничено приземными полями: уровни лежат в архиве одним блоком.</w:t>
       </w:r>
     </w:p>
     <w:p>
@@ -4706,7 +4706,7 @@
         <w:pStyle w:val="BodyText"/>
       </w:pPr>
       <w:r>
-        <w:t xml:space="preserve">Аномальная корреляция мультимасштабной модели относительно той же климатологии равна 0,976 [0,971; 0,980] по области и 0,984 [0,979; 0,988] во внутренней зоне. По остальным полям области ACC равна 0,950 и 0,931 для составляющих ветра, 0,996 для давления, 0,991 для T850 и 0,998 для Z500.</w:t>
+        <w:t xml:space="preserve">Аномальная корреляция мультимасштабной модели относительно той же климатологии равна 0,978 [0,972; 0,981] по области и 0,985 [0,980; 0,988] во внутренней зоне. По остальным полям области ACC равна 0,958 и 0,943 для составляющих ветра, 0,996 для давления, 0,992 для T850 и 0,998 для Z500.</w:t>
       </w:r>
     </w:p>
     <w:bookmarkEnd w:id="28"/>
@@ -4741,6 +4741,14 @@
       </w:pPr>
       <w:r>
         <w:t xml:space="preserve">Новый декодировщик и поправка кодировщика (п. 3.2) снижают это отношение до 1,21 и 1,25. При равном объёме обучения новый декодировщик уменьшает ошибку приземной температуры на 1,8–2,0 % и давления на 3,0–4,4 %, но меридиональный ветер ухудшает на 1–2 %. Поправка кодировщика это исправляет: при равном объёме обучения она уменьшает ошибку ветра на 2,1–2,9 %, давления на 1,7–2,6 % и температуры на 0,5–0,7 %. Отставание от GraphCast по приземной температуре сократилось с 1,33 до 1,25 раза, по давлению с 1,79 до 1,64.</w:t>
+      </w:r>
+    </w:p>
+    <w:p>
+      <w:pPr>
+        <w:pStyle w:val="BodyText"/>
+      </w:pPr>
+      <w:r>
+        <w:t xml:space="preserve">После этого основной разрыв оставался на масштабах 100–220 км. Сгущение графа над областью (п. 3.3) уменьшило отношение ошибок к GraphCast в этой полосе с 1,33 до 1,19 по приземной температуре и с 1,51 до 1,19 по меридиональному ветру. Теперь отставание по температуре и ветру почти одинаково на всех масштабах, 1,2–1,3 раза. По давлению половина оставшегося разрыва приходится на среднее давление над областью (п. 5.2).</w:t>
       </w:r>
     </w:p>
     <w:bookmarkEnd w:id="29"/>
@@ -4788,15 +4796,7 @@
         </m:r>
       </m:oMath>
       <w:r>
-        <w:t xml:space="preserve">, стратегию дообучения и итоговую конфигурацию выбрали по табл. 1, 3 и 4, которые посчитаны на тестовой выборке, а не на проверочной. Величины для итоговой модели поэтому слегка оптимистичны, хотя выигрыши между шагами табл. 1 (0,2–0,9 п.п.) намного больше межзапусковой изменчивости. К весам каналов эта оговорка не относится: их вычислили по обучающей выборке.</w:t>
-      </w:r>
-    </w:p>
-    <w:p>
-      <w:pPr>
-        <w:pStyle w:val="BodyText"/>
-      </w:pPr>
-      <w:r>
-        <w:t xml:space="preserve">Не помогли шум в авторегрессии, ансамбль дообученных состояний одной модели и развёртка в двенадцать шагов вместо четырёх.</w:t>
+        <w:t xml:space="preserve">, стратегию дообучения и итоговую конфигурацию выбрали по табл. 1, 3 и 4, которые посчитаны на тестовой выборке, а не на проверочной. Величины для итоговой модели поэтому слегка оптимистичны, хотя выигрыши между шагами табл. 1 (0,2–0,9 п.п.) намного больше межзапусковой изменчивости. Не помогли шум в авторегрессии, ансамбль дообученных состояний одной модели и развёртка в двенадцать шагов вместо четырёх.</w:t>
       </w:r>
     </w:p>
     <w:p>
@@ -4822,7 +4822,7 @@
         <w:pStyle w:val="FirstParagraph"/>
       </w:pPr>
       <w:r>
-        <w:t xml:space="preserve">Оставшееся отставание от GraphCast по-прежнему сосредоточено на масштабах 100–220 км. Процессор увидит эти масштабы, если сгустить граф над регионом до шага около 55 км. Второе направление связано с данными: модель видела 9 лет реанализа, GraphCast около 40. Вероятно, разрыв сократят более длинная обучающая выборка или дообучение от опубликованной модели GraphCast с шагом 1°. Для оперативной практики схему осталось проверить по данным сети станций и дополнить усвоением наблюдений в цикле выпуска прогноза.</w:t>
+        <w:t xml:space="preserve">Крупномасштабную ошибку давления определяет глобальная часть модели: четыре уровня по вертикали и 9 лет обучения против 37 уровней и около 40 лет у GraphCast. Вероятно, разрыв сократят более длинная обучающая выборка или дообучение от опубликованной модели GraphCast с шагом 1°. Для оперативной практики схему осталось проверить по данным сети станций и дополнить усвоением наблюдений в цикле выпуска прогноза.</w:t>
       </w:r>
     </w:p>
     <w:bookmarkEnd w:id="32"/>
@@ -4844,7 +4844,7 @@
         </w:numPr>
       </w:pPr>
       <w:r>
-        <w:t xml:space="preserve">Построена и проверена мультимасштабная графовая нейронная сеть для регионального прогноза погоды. Глобальная и региональная части в ней соединены без отдельной процедуры сшивания полей. Диагностика стыка показывает слабый переходный слой: у границы ошибка на 3–4 % выше, чем в 100–200 км от неё, и с ростом горизонта превышение не растёт. Обучение и прогноз выполняются на одном ускорителе NVIDIA H100 80 ГБ: эпоха дообучения занимает около 2,8 ч, суточный прогноз меньше 5 с.</w:t>
+        <w:t xml:space="preserve">Построена и проверена мультимасштабная графовая нейронная сеть для регионального прогноза погоды. Глобальная и региональная части в ней соединены без отдельной процедуры сшивания полей. Диагностика стыка показывает слабый переходный слой: у границы ошибка на 3–5 % выше, чем в 100–200 км от неё, и с ростом горизонта превышение не растёт. Обучение и прогноз выполняются на одном ускорителе NVIDIA H100 80 ГБ: эпоха дообучения занимает около 2,8 ч, суточный прогноз меньше 5 с.</w:t>
       </w:r>
     </w:p>
     <w:p>
@@ -4856,7 +4856,7 @@
         </w:numPr>
       </w:pPr>
       <w:r>
-        <w:t xml:space="preserve">Кодировщик и декодировщик на свёрточных слоях графа отпечатывают в прогнозе треугольники графа. Передача сообщений с признаками рёбер убирает отпечаток. Вместе с более долгим обучением она снижает ошибку относительно исходной модели на 5,4–6,2 % по приземной температуре, на 6,7–8,9 % по давлению и на 2,3–4,7 % по ветру.</w:t>
+        <w:t xml:space="preserve">Кодировщик и декодировщик на свёрточных слоях графа отпечатывают в прогнозе треугольники графа. Передача сообщений с признаками рёбер убирает отпечаток. Вместе с более долгим обучением она снижает ошибку относительно исходной модели на 5,4–6,2 % по приземной температуре, на 6,7–8,9 % по давлению и на 2,3–4,7 % по ветру. Сгущение графа над областью до шага около 55 км снижает ошибку ветра ещё на 4,9–8,1 % и приземной температуры на 1,3–2,3 %.</w:t>
       </w:r>
     </w:p>
     <w:p>
@@ -4881,18 +4881,6 @@
       </w:pPr>
       <w:r>
         <w:t xml:space="preserve">Отбор состояния модели по ошибке одношагового прогноза ненадёжен для многошагового прогноза. Расписание заморозки процессора на итоговую ошибку приземной температуры не влияет, но адаптация процессора нужна: без неё ошибка на проверочной выборке выше на 7,5 %.</w:t>
-      </w:r>
-    </w:p>
-    <w:p>
-      <w:pPr>
-        <w:pStyle w:val="Compact"/>
-        <w:numPr>
-          <w:ilvl w:val="0"/>
-          <w:numId w:val="1003"/>
-        </w:numPr>
-      </w:pPr>
-      <w:r>
-        <w:t xml:space="preserve">Один агрегатный показатель скрывает разное поведение модели по отдельным полям. Полные результаты верификации приводятся по каждому целевому полю отдельно.</w:t>
       </w:r>
     </w:p>
     <w:p>
@@ -6342,11 +6330,92 @@
               <w:pStyle w:val="Compact"/>
             </w:pPr>
             <w:r>
+              <w:t xml:space="preserve">+ поправка кодировщика</w:t>
+            </w:r>
+          </w:p>
+        </w:tc>
+        <w:tc>
+          <w:tcPr/>
+          <w:p>
+            <w:pPr>
+              <w:pStyle w:val="Compact"/>
+              <w:jc w:val="right"/>
+            </w:pPr>
+            <w:r>
+              <w:t xml:space="preserve">1,13</w:t>
+            </w:r>
+          </w:p>
+        </w:tc>
+        <w:tc>
+          <w:tcPr/>
+          <w:p>
+            <w:pPr>
+              <w:pStyle w:val="Compact"/>
+              <w:jc w:val="right"/>
+            </w:pPr>
+            <w:r>
+              <w:t xml:space="preserve">1,29</w:t>
+            </w:r>
+          </w:p>
+        </w:tc>
+        <w:tc>
+          <w:tcPr/>
+          <w:p>
+            <w:pPr>
+              <w:pStyle w:val="Compact"/>
+              <w:jc w:val="right"/>
+            </w:pPr>
+            <w:r>
+              <w:t xml:space="preserve">1,33</w:t>
+            </w:r>
+          </w:p>
+        </w:tc>
+        <w:tc>
+          <w:tcPr/>
+          <w:p>
+            <w:pPr>
+              <w:pStyle w:val="Compact"/>
+              <w:jc w:val="right"/>
+            </w:pPr>
+            <w:r>
+              <w:t xml:space="preserve">1,39</w:t>
+            </w:r>
+          </w:p>
+        </w:tc>
+        <w:tc>
+          <w:tcPr/>
+          <w:p>
+            <w:pPr>
+              <w:pStyle w:val="Compact"/>
+              <w:jc w:val="right"/>
+            </w:pPr>
+            <w:r>
+              <w:t xml:space="preserve">76,0</w:t>
+            </w:r>
+          </w:p>
+        </w:tc>
+      </w:tr>
+      <w:tr>
+        <w:tc>
+          <w:tcPr/>
+          <w:p>
+            <w:pPr>
+              <w:pStyle w:val="Compact"/>
+            </w:pPr>
+          </w:p>
+        </w:tc>
+        <w:tc>
+          <w:tcPr/>
+          <w:p>
+            <w:pPr>
+              <w:pStyle w:val="Compact"/>
+            </w:pPr>
+            <w:r>
               <w:rPr>
                 <w:b/>
                 <w:bCs/>
               </w:rPr>
-              <w:t xml:space="preserve">+ поправка кодировщика (итоговая)</w:t>
+              <w:t xml:space="preserve">+ сгущение графа (итоговая)</w:t>
             </w:r>
           </w:p>
         </w:tc>
@@ -6362,7 +6431,7 @@
                 <w:b/>
                 <w:bCs/>
               </w:rPr>
-              <w:t xml:space="preserve">1,13</w:t>
+              <w:t xml:space="preserve">1,09</w:t>
             </w:r>
           </w:p>
         </w:tc>
@@ -6378,7 +6447,7 @@
                 <w:b/>
                 <w:bCs/>
               </w:rPr>
-              <w:t xml:space="preserve">1,29</w:t>
+              <w:t xml:space="preserve">1,25</w:t>
             </w:r>
           </w:p>
         </w:tc>
@@ -6394,7 +6463,7 @@
                 <w:b/>
                 <w:bCs/>
               </w:rPr>
-              <w:t xml:space="preserve">1,33</w:t>
+              <w:t xml:space="preserve">1,30</w:t>
             </w:r>
           </w:p>
         </w:tc>
@@ -6410,7 +6479,7 @@
                 <w:b/>
                 <w:bCs/>
               </w:rPr>
-              <w:t xml:space="preserve">1,39</w:t>
+              <w:t xml:space="preserve">1,37</w:t>
             </w:r>
           </w:p>
         </w:tc>
@@ -6426,7 +6495,7 @@
                 <w:b/>
                 <w:bCs/>
               </w:rPr>
-              <w:t xml:space="preserve">76,0</w:t>
+              <w:t xml:space="preserve">76,6</w:t>
             </w:r>
           </w:p>
         </w:tc>
@@ -6632,7 +6701,7 @@
                 <w:b/>
                 <w:bCs/>
               </w:rPr>
-              <w:t xml:space="preserve">1,00</w:t>
+              <w:t xml:space="preserve">0,99</w:t>
             </w:r>
           </w:p>
         </w:tc>
@@ -6648,7 +6717,7 @@
                 <w:b/>
                 <w:bCs/>
               </w:rPr>
-              <w:t xml:space="preserve">1,16</w:t>
+              <w:t xml:space="preserve">1,15</w:t>
             </w:r>
           </w:p>
         </w:tc>
@@ -6664,7 +6733,7 @@
                 <w:b/>
                 <w:bCs/>
               </w:rPr>
-              <w:t xml:space="preserve">1,19</w:t>
+              <w:t xml:space="preserve">1,18</w:t>
             </w:r>
           </w:p>
         </w:tc>
@@ -6680,7 +6749,7 @@
                 <w:b/>
                 <w:bCs/>
               </w:rPr>
-              <w:t xml:space="preserve">1,25</w:t>
+              <w:t xml:space="preserve">1,24</w:t>
             </w:r>
           </w:p>
         </w:tc>
@@ -6696,7 +6765,7 @@
                 <w:b/>
                 <w:bCs/>
               </w:rPr>
-              <w:t xml:space="preserve">77,2</w:t>
+              <w:t xml:space="preserve">77,3</w:t>
             </w:r>
           </w:p>
         </w:tc>
@@ -8196,43 +8265,43 @@
               <w:jc w:val="right"/>
             </w:pPr>
             <w:r>
-              <w:t xml:space="preserve">1,24</w:t>
-            </w:r>
-          </w:p>
-        </w:tc>
-        <w:tc>
-          <w:tcPr/>
-          <w:p>
-            <w:pPr>
-              <w:pStyle w:val="Compact"/>
-              <w:jc w:val="right"/>
-            </w:pPr>
-            <w:r>
-              <w:t xml:space="preserve">1,48</w:t>
-            </w:r>
-          </w:p>
-        </w:tc>
-        <w:tc>
-          <w:tcPr/>
-          <w:p>
-            <w:pPr>
-              <w:pStyle w:val="Compact"/>
-              <w:jc w:val="right"/>
-            </w:pPr>
-            <w:r>
-              <w:t xml:space="preserve">1,56</w:t>
-            </w:r>
-          </w:p>
-        </w:tc>
-        <w:tc>
-          <w:tcPr/>
-          <w:p>
-            <w:pPr>
-              <w:pStyle w:val="Compact"/>
-              <w:jc w:val="right"/>
-            </w:pPr>
-            <w:r>
-              <w:t xml:space="preserve">1,62</w:t>
+              <w:t xml:space="preserve">1,21</w:t>
+            </w:r>
+          </w:p>
+        </w:tc>
+        <w:tc>
+          <w:tcPr/>
+          <w:p>
+            <w:pPr>
+              <w:pStyle w:val="Compact"/>
+              <w:jc w:val="right"/>
+            </w:pPr>
+            <w:r>
+              <w:t xml:space="preserve">1,44</w:t>
+            </w:r>
+          </w:p>
+        </w:tc>
+        <w:tc>
+          <w:tcPr/>
+          <w:p>
+            <w:pPr>
+              <w:pStyle w:val="Compact"/>
+              <w:jc w:val="right"/>
+            </w:pPr>
+            <w:r>
+              <w:t xml:space="preserve">1,52</w:t>
+            </w:r>
+          </w:p>
+        </w:tc>
+        <w:tc>
+          <w:tcPr/>
+          <w:p>
+            <w:pPr>
+              <w:pStyle w:val="Compact"/>
+              <w:jc w:val="right"/>
+            </w:pPr>
+            <w:r>
+              <w:t xml:space="preserve">1,58</w:t>
             </w:r>
           </w:p>
         </w:tc>
@@ -8277,43 +8346,43 @@
               <w:jc w:val="right"/>
             </w:pPr>
             <w:r>
-              <w:t xml:space="preserve">1,21</w:t>
-            </w:r>
-          </w:p>
-        </w:tc>
-        <w:tc>
-          <w:tcPr/>
-          <w:p>
-            <w:pPr>
-              <w:pStyle w:val="Compact"/>
-              <w:jc w:val="right"/>
-            </w:pPr>
-            <w:r>
-              <w:t xml:space="preserve">1,44</w:t>
-            </w:r>
-          </w:p>
-        </w:tc>
-        <w:tc>
-          <w:tcPr/>
-          <w:p>
-            <w:pPr>
-              <w:pStyle w:val="Compact"/>
-              <w:jc w:val="right"/>
-            </w:pPr>
-            <w:r>
-              <w:t xml:space="preserve">1,52</w:t>
-            </w:r>
-          </w:p>
-        </w:tc>
-        <w:tc>
-          <w:tcPr/>
-          <w:p>
-            <w:pPr>
-              <w:pStyle w:val="Compact"/>
-              <w:jc w:val="right"/>
-            </w:pPr>
-            <w:r>
-              <w:t xml:space="preserve">1,58</w:t>
+              <w:t xml:space="preserve">1,18</w:t>
+            </w:r>
+          </w:p>
+        </w:tc>
+        <w:tc>
+          <w:tcPr/>
+          <w:p>
+            <w:pPr>
+              <w:pStyle w:val="Compact"/>
+              <w:jc w:val="right"/>
+            </w:pPr>
+            <w:r>
+              <w:t xml:space="preserve">1,40</w:t>
+            </w:r>
+          </w:p>
+        </w:tc>
+        <w:tc>
+          <w:tcPr/>
+          <w:p>
+            <w:pPr>
+              <w:pStyle w:val="Compact"/>
+              <w:jc w:val="right"/>
+            </w:pPr>
+            <w:r>
+              <w:t xml:space="preserve">1,48</w:t>
+            </w:r>
+          </w:p>
+        </w:tc>
+        <w:tc>
+          <w:tcPr/>
+          <w:p>
+            <w:pPr>
+              <w:pStyle w:val="Compact"/>
+              <w:jc w:val="right"/>
+            </w:pPr>
+            <w:r>
+              <w:t xml:space="preserve">1,54</w:t>
             </w:r>
           </w:p>
         </w:tc>
@@ -8358,43 +8427,43 @@
               <w:jc w:val="right"/>
             </w:pPr>
             <w:r>
-              <w:t xml:space="preserve">1,23</w:t>
-            </w:r>
-          </w:p>
-        </w:tc>
-        <w:tc>
-          <w:tcPr/>
-          <w:p>
-            <w:pPr>
-              <w:pStyle w:val="Compact"/>
-              <w:jc w:val="right"/>
-            </w:pPr>
-            <w:r>
-              <w:t xml:space="preserve">1,46</w:t>
-            </w:r>
-          </w:p>
-        </w:tc>
-        <w:tc>
-          <w:tcPr/>
-          <w:p>
-            <w:pPr>
-              <w:pStyle w:val="Compact"/>
-              <w:jc w:val="right"/>
-            </w:pPr>
-            <w:r>
-              <w:t xml:space="preserve">1,54</w:t>
-            </w:r>
-          </w:p>
-        </w:tc>
-        <w:tc>
-          <w:tcPr/>
-          <w:p>
-            <w:pPr>
-              <w:pStyle w:val="Compact"/>
-              <w:jc w:val="right"/>
-            </w:pPr>
-            <w:r>
-              <w:t xml:space="preserve">1,61</w:t>
+              <w:t xml:space="preserve">1,19</w:t>
+            </w:r>
+          </w:p>
+        </w:tc>
+        <w:tc>
+          <w:tcPr/>
+          <w:p>
+            <w:pPr>
+              <w:pStyle w:val="Compact"/>
+              <w:jc w:val="right"/>
+            </w:pPr>
+            <w:r>
+              <w:t xml:space="preserve">1,41</w:t>
+            </w:r>
+          </w:p>
+        </w:tc>
+        <w:tc>
+          <w:tcPr/>
+          <w:p>
+            <w:pPr>
+              <w:pStyle w:val="Compact"/>
+              <w:jc w:val="right"/>
+            </w:pPr>
+            <w:r>
+              <w:t xml:space="preserve">1,49</w:t>
+            </w:r>
+          </w:p>
+        </w:tc>
+        <w:tc>
+          <w:tcPr/>
+          <w:p>
+            <w:pPr>
+              <w:pStyle w:val="Compact"/>
+              <w:jc w:val="right"/>
+            </w:pPr>
+            <w:r>
+              <w:t xml:space="preserve">1,56</w:t>
             </w:r>
           </w:p>
         </w:tc>
@@ -8439,43 +8508,43 @@
               <w:jc w:val="right"/>
             </w:pPr>
             <w:r>
-              <w:t xml:space="preserve">1,20</w:t>
-            </w:r>
-          </w:p>
-        </w:tc>
-        <w:tc>
-          <w:tcPr/>
-          <w:p>
-            <w:pPr>
-              <w:pStyle w:val="Compact"/>
-              <w:jc w:val="right"/>
-            </w:pPr>
-            <w:r>
-              <w:t xml:space="preserve">1,43</w:t>
-            </w:r>
-          </w:p>
-        </w:tc>
-        <w:tc>
-          <w:tcPr/>
-          <w:p>
-            <w:pPr>
-              <w:pStyle w:val="Compact"/>
-              <w:jc w:val="right"/>
-            </w:pPr>
-            <w:r>
-              <w:t xml:space="preserve">1,50</w:t>
-            </w:r>
-          </w:p>
-        </w:tc>
-        <w:tc>
-          <w:tcPr/>
-          <w:p>
-            <w:pPr>
-              <w:pStyle w:val="Compact"/>
-              <w:jc w:val="right"/>
-            </w:pPr>
-            <w:r>
-              <w:t xml:space="preserve">1,56</w:t>
+              <w:t xml:space="preserve">1,17</w:t>
+            </w:r>
+          </w:p>
+        </w:tc>
+        <w:tc>
+          <w:tcPr/>
+          <w:p>
+            <w:pPr>
+              <w:pStyle w:val="Compact"/>
+              <w:jc w:val="right"/>
+            </w:pPr>
+            <w:r>
+              <w:t xml:space="preserve">1,38</w:t>
+            </w:r>
+          </w:p>
+        </w:tc>
+        <w:tc>
+          <w:tcPr/>
+          <w:p>
+            <w:pPr>
+              <w:pStyle w:val="Compact"/>
+              <w:jc w:val="right"/>
+            </w:pPr>
+            <w:r>
+              <w:t xml:space="preserve">1,45</w:t>
+            </w:r>
+          </w:p>
+        </w:tc>
+        <w:tc>
+          <w:tcPr/>
+          <w:p>
+            <w:pPr>
+              <w:pStyle w:val="Compact"/>
+              <w:jc w:val="right"/>
+            </w:pPr>
+            <w:r>
+              <w:t xml:space="preserve">1,51</w:t>
             </w:r>
           </w:p>
         </w:tc>
@@ -8520,43 +8589,43 @@
               <w:jc w:val="right"/>
             </w:pPr>
             <w:r>
-              <w:t xml:space="preserve">1,13</w:t>
-            </w:r>
-          </w:p>
-        </w:tc>
-        <w:tc>
-          <w:tcPr/>
-          <w:p>
-            <w:pPr>
-              <w:pStyle w:val="Compact"/>
-              <w:jc w:val="right"/>
-            </w:pPr>
-            <w:r>
-              <w:t xml:space="preserve">1,37</w:t>
-            </w:r>
-          </w:p>
-        </w:tc>
-        <w:tc>
-          <w:tcPr/>
-          <w:p>
-            <w:pPr>
-              <w:pStyle w:val="Compact"/>
-              <w:jc w:val="right"/>
-            </w:pPr>
-            <w:r>
-              <w:t xml:space="preserve">1,47</w:t>
-            </w:r>
-          </w:p>
-        </w:tc>
-        <w:tc>
-          <w:tcPr/>
-          <w:p>
-            <w:pPr>
-              <w:pStyle w:val="Compact"/>
-              <w:jc w:val="right"/>
-            </w:pPr>
-            <w:r>
-              <w:t xml:space="preserve">1,53</w:t>
+              <w:t xml:space="preserve">1,10</w:t>
+            </w:r>
+          </w:p>
+        </w:tc>
+        <w:tc>
+          <w:tcPr/>
+          <w:p>
+            <w:pPr>
+              <w:pStyle w:val="Compact"/>
+              <w:jc w:val="right"/>
+            </w:pPr>
+            <w:r>
+              <w:t xml:space="preserve">1,32</w:t>
+            </w:r>
+          </w:p>
+        </w:tc>
+        <w:tc>
+          <w:tcPr/>
+          <w:p>
+            <w:pPr>
+              <w:pStyle w:val="Compact"/>
+              <w:jc w:val="right"/>
+            </w:pPr>
+            <w:r>
+              <w:t xml:space="preserve">1,42</w:t>
+            </w:r>
+          </w:p>
+        </w:tc>
+        <w:tc>
+          <w:tcPr/>
+          <w:p>
+            <w:pPr>
+              <w:pStyle w:val="Compact"/>
+              <w:jc w:val="right"/>
+            </w:pPr>
+            <w:r>
+              <w:t xml:space="preserve">1,48</w:t>
             </w:r>
           </w:p>
         </w:tc>
@@ -8604,43 +8673,43 @@
               <w:jc w:val="right"/>
             </w:pPr>
             <w:r>
-              <w:t xml:space="preserve">1,13</w:t>
-            </w:r>
-          </w:p>
-        </w:tc>
-        <w:tc>
-          <w:tcPr/>
-          <w:p>
-            <w:pPr>
-              <w:pStyle w:val="Compact"/>
-              <w:jc w:val="right"/>
-            </w:pPr>
-            <w:r>
-              <w:t xml:space="preserve">1,41</w:t>
-            </w:r>
-          </w:p>
-        </w:tc>
-        <w:tc>
-          <w:tcPr/>
-          <w:p>
-            <w:pPr>
-              <w:pStyle w:val="Compact"/>
-              <w:jc w:val="right"/>
-            </w:pPr>
-            <w:r>
-              <w:t xml:space="preserve">1,54</w:t>
-            </w:r>
-          </w:p>
-        </w:tc>
-        <w:tc>
-          <w:tcPr/>
-          <w:p>
-            <w:pPr>
-              <w:pStyle w:val="Compact"/>
-              <w:jc w:val="right"/>
-            </w:pPr>
-            <w:r>
-              <w:t xml:space="preserve">1,64</w:t>
+              <w:t xml:space="preserve">1,12</w:t>
+            </w:r>
+          </w:p>
+        </w:tc>
+        <w:tc>
+          <w:tcPr/>
+          <w:p>
+            <w:pPr>
+              <w:pStyle w:val="Compact"/>
+              <w:jc w:val="right"/>
+            </w:pPr>
+            <w:r>
+              <w:t xml:space="preserve">1,39</w:t>
+            </w:r>
+          </w:p>
+        </w:tc>
+        <w:tc>
+          <w:tcPr/>
+          <w:p>
+            <w:pPr>
+              <w:pStyle w:val="Compact"/>
+              <w:jc w:val="right"/>
+            </w:pPr>
+            <w:r>
+              <w:t xml:space="preserve">1,53</w:t>
+            </w:r>
+          </w:p>
+        </w:tc>
+        <w:tc>
+          <w:tcPr/>
+          <w:p>
+            <w:pPr>
+              <w:pStyle w:val="Compact"/>
+              <w:jc w:val="right"/>
+            </w:pPr>
+            <w:r>
+              <w:t xml:space="preserve">1,63</w:t>
             </w:r>
           </w:p>
         </w:tc>
@@ -8697,31 +8766,31 @@
               <w:jc w:val="right"/>
             </w:pPr>
             <w:r>
-              <w:t xml:space="preserve">1,51</w:t>
-            </w:r>
-          </w:p>
-        </w:tc>
-        <w:tc>
-          <w:tcPr/>
-          <w:p>
-            <w:pPr>
-              <w:pStyle w:val="Compact"/>
-              <w:jc w:val="right"/>
-            </w:pPr>
-            <w:r>
-              <w:t xml:space="preserve">1,66</w:t>
-            </w:r>
-          </w:p>
-        </w:tc>
-        <w:tc>
-          <w:tcPr/>
-          <w:p>
-            <w:pPr>
-              <w:pStyle w:val="Compact"/>
-              <w:jc w:val="right"/>
-            </w:pPr>
-            <w:r>
-              <w:t xml:space="preserve">1,75</w:t>
+              <w:t xml:space="preserve">1,50</w:t>
+            </w:r>
+          </w:p>
+        </w:tc>
+        <w:tc>
+          <w:tcPr/>
+          <w:p>
+            <w:pPr>
+              <w:pStyle w:val="Compact"/>
+              <w:jc w:val="right"/>
+            </w:pPr>
+            <w:r>
+              <w:t xml:space="preserve">1,64</w:t>
+            </w:r>
+          </w:p>
+        </w:tc>
+        <w:tc>
+          <w:tcPr/>
+          <w:p>
+            <w:pPr>
+              <w:pStyle w:val="Compact"/>
+              <w:jc w:val="right"/>
+            </w:pPr>
+            <w:r>
+              <w:t xml:space="preserve">1,72</w:t>
             </w:r>
           </w:p>
         </w:tc>
@@ -8778,31 +8847,31 @@
               <w:jc w:val="right"/>
             </w:pPr>
             <w:r>
-              <w:t xml:space="preserve">1,51</w:t>
-            </w:r>
-          </w:p>
-        </w:tc>
-        <w:tc>
-          <w:tcPr/>
-          <w:p>
-            <w:pPr>
-              <w:pStyle w:val="Compact"/>
-              <w:jc w:val="right"/>
-            </w:pPr>
-            <w:r>
-              <w:t xml:space="preserve">1,66</w:t>
-            </w:r>
-          </w:p>
-        </w:tc>
-        <w:tc>
-          <w:tcPr/>
-          <w:p>
-            <w:pPr>
-              <w:pStyle w:val="Compact"/>
-              <w:jc w:val="right"/>
-            </w:pPr>
-            <w:r>
-              <w:t xml:space="preserve">1,76</w:t>
+              <w:t xml:space="preserve">1,52</w:t>
+            </w:r>
+          </w:p>
+        </w:tc>
+        <w:tc>
+          <w:tcPr/>
+          <w:p>
+            <w:pPr>
+              <w:pStyle w:val="Compact"/>
+              <w:jc w:val="right"/>
+            </w:pPr>
+            <w:r>
+              <w:t xml:space="preserve">1,67</w:t>
+            </w:r>
+          </w:p>
+        </w:tc>
+        <w:tc>
+          <w:tcPr/>
+          <w:p>
+            <w:pPr>
+              <w:pStyle w:val="Compact"/>
+              <w:jc w:val="right"/>
+            </w:pPr>
+            <w:r>
+              <w:t xml:space="preserve">1,77</w:t>
             </w:r>
           </w:p>
         </w:tc>
@@ -8831,7 +8900,7 @@
         <w:t xml:space="preserve"> </w:t>
       </w:r>
       <w:r>
-        <w:t xml:space="preserve">Сравнение с GraphCast на одних узлах и сроках: 803 инициализации, 2501 узел, широтные веса. Ошибка осреднена по горизонтам +6…+24 ч, аномальная корреляция вычислена относительно климатологии WeatherBench 2 за 1990–2019 гг.</w:t>
+        <w:t xml:space="preserve">Сравнение с GraphCast на одних узлах и сроках: 802 инициализации, 2501 узел, широтные веса. Ошибка осреднена по горизонтам +6…+24 ч, аномальная корреляция вычислена относительно климатологии WeatherBench 2 за 1990–2019 гг.</w:t>
       </w:r>
     </w:p>
     <w:tbl>
@@ -8930,19 +8999,19 @@
               <w:jc w:val="right"/>
             </w:pPr>
             <w:r>
-              <w:t xml:space="preserve">1,30</w:t>
-            </w:r>
-          </w:p>
-        </w:tc>
-        <w:tc>
-          <w:tcPr/>
-          <w:p>
-            <w:pPr>
-              <w:pStyle w:val="Compact"/>
-              <w:jc w:val="right"/>
-            </w:pPr>
-            <w:r>
-              <w:t xml:space="preserve">1,25</w:t>
+              <w:t xml:space="preserve">1,26</w:t>
+            </w:r>
+          </w:p>
+        </w:tc>
+        <w:tc>
+          <w:tcPr/>
+          <w:p>
+            <w:pPr>
+              <w:pStyle w:val="Compact"/>
+              <w:jc w:val="right"/>
+            </w:pPr>
+            <w:r>
+              <w:t xml:space="preserve">1,21</w:t>
             </w:r>
           </w:p>
         </w:tc>
@@ -8979,19 +9048,19 @@
               <w:jc w:val="right"/>
             </w:pPr>
             <w:r>
-              <w:t xml:space="preserve">0,62</w:t>
-            </w:r>
-          </w:p>
-        </w:tc>
-        <w:tc>
-          <w:tcPr/>
-          <w:p>
-            <w:pPr>
-              <w:pStyle w:val="Compact"/>
-              <w:jc w:val="right"/>
-            </w:pPr>
-            <w:r>
-              <w:t xml:space="preserve">1,37</w:t>
+              <w:t xml:space="preserve">0,57</w:t>
+            </w:r>
+          </w:p>
+        </w:tc>
+        <w:tc>
+          <w:tcPr/>
+          <w:p>
+            <w:pPr>
+              <w:pStyle w:val="Compact"/>
+              <w:jc w:val="right"/>
+            </w:pPr>
+            <w:r>
+              <w:t xml:space="preserve">1,26</w:t>
             </w:r>
           </w:p>
         </w:tc>
@@ -9028,19 +9097,19 @@
               <w:jc w:val="right"/>
             </w:pPr>
             <w:r>
-              <w:t xml:space="preserve">0,61</w:t>
-            </w:r>
-          </w:p>
-        </w:tc>
-        <w:tc>
-          <w:tcPr/>
-          <w:p>
-            <w:pPr>
-              <w:pStyle w:val="Compact"/>
-              <w:jc w:val="right"/>
-            </w:pPr>
-            <w:r>
-              <w:t xml:space="preserve">1,39</w:t>
+              <w:t xml:space="preserve">0,56</w:t>
+            </w:r>
+          </w:p>
+        </w:tc>
+        <w:tc>
+          <w:tcPr/>
+          <w:p>
+            <w:pPr>
+              <w:pStyle w:val="Compact"/>
+              <w:jc w:val="right"/>
+            </w:pPr>
+            <w:r>
+              <w:t xml:space="preserve">1,26</w:t>
             </w:r>
           </w:p>
         </w:tc>
@@ -9077,19 +9146,19 @@
               <w:jc w:val="right"/>
             </w:pPr>
             <w:r>
-              <w:t xml:space="preserve">0,77</w:t>
-            </w:r>
-          </w:p>
-        </w:tc>
-        <w:tc>
-          <w:tcPr/>
-          <w:p>
-            <w:pPr>
-              <w:pStyle w:val="Compact"/>
-              <w:jc w:val="right"/>
-            </w:pPr>
-            <w:r>
-              <w:t xml:space="preserve">1,64</w:t>
+              <w:t xml:space="preserve">0,75</w:t>
+            </w:r>
+          </w:p>
+        </w:tc>
+        <w:tc>
+          <w:tcPr/>
+          <w:p>
+            <w:pPr>
+              <w:pStyle w:val="Compact"/>
+              <w:jc w:val="right"/>
+            </w:pPr>
+            <w:r>
+              <w:t xml:space="preserve">1,61</w:t>
             </w:r>
           </w:p>
         </w:tc>
@@ -9126,7 +9195,7 @@
               <w:jc w:val="right"/>
             </w:pPr>
             <w:r>
-              <w:t xml:space="preserve">0,976</w:t>
+              <w:t xml:space="preserve">0,978</w:t>
             </w:r>
           </w:p>
         </w:tc>
@@ -9149,7 +9218,7 @@
         <w:pStyle w:val="BodyText"/>
       </w:pPr>
       <w:r>
-        <w:t xml:space="preserve">Table 6. Comparison with GraphCast on shared nodes and times: 803 initialisations, 2501 nodes, latitude weights. RMSE averaged over +6…+24 h; ACC against the WeatherBench 2 1990–2019 climatology.</w:t>
+        <w:t xml:space="preserve">Table 6. Comparison with GraphCast on shared nodes and times: 802 initialisations, 2501 nodes, latitude weights. RMSE averaged over +6…+24 h; ACC against the WeatherBench 2 1990–2019 climatology.</w:t>
       </w:r>
     </w:p>
     <w:p>

--- a/docs/paper/article_gip.docx
+++ b/docs/paper/article_gip.docx
@@ -4479,7 +4479,7 @@
         <w:t xml:space="preserve"> </w:t>
       </w:r>
       <w:r>
-        <w:t xml:space="preserve">величину −0,05 п.п. с интервалом [−0,07; −0,03], который не накрывает ноль. Этот интервал учитывает изменчивость по срокам, но не по повторным обучениям, а изменчивость по обучениям оценена в 0,03 п.п. и сравнима с разностью. По приземной температуре максимума нет, ошибка убывает монотонно (1,503 → 1,445 → 1,415 → 1,407). Поэтому максимум по агрегату относится к этой выборке и на метод не обобщается.</w:t>
+        <w:t xml:space="preserve">величину −0,05 п.п. с интервалом [−0,07; −0,03], который не накрывает ноль. Этот интервал учитывает изменчивость по срокам, но не по повторным обучениям, а изменчивость по обучениям, 0,02–0,03 п.п., сравнима с разностью. По приземной температуре максимума нет, ошибка убывает монотонно (1,503 → 1,445 → 1,415 → 1,407). Поэтому максимум по агрегату относится к этой выборке и на метод не обобщается.</w:t>
       </w:r>
     </w:p>
     <w:p>
@@ -4776,7 +4776,7 @@
         <w:pStyle w:val="FirstParagraph"/>
       </w:pPr>
       <w:r>
-        <w:t xml:space="preserve">Изменчивость между запусками оценена одной парой прогонов с разными начальными значениями генератора. Агрегат у них расходится на 0,03 п.п. (73,41 против 73,40 %), и осмысленны различия от десятых долей пункта. Вес целевой области</w:t>
+        <w:t xml:space="preserve">Изменчивость между запусками оценена двумя парами прогонов с разными начальными значениями генератора. Агрегат у них расходится на 0,03 и 0,02 п.п., ошибка по отдельным полям у итоговой модели на 0,1–0,5 % (по осадкам на 0,6–0,8 %). Бутстреп по срокам такую разницу считает значимой, поэтому меньшие различия интерпретировать нельзя. Вес целевой области</w:t>
       </w:r>
       <w:r>
         <w:t xml:space="preserve"> </w:t>
@@ -4796,7 +4796,7 @@
         </m:r>
       </m:oMath>
       <w:r>
-        <w:t xml:space="preserve">, стратегию дообучения и итоговую конфигурацию выбрали по табл. 1, 3 и 4, которые посчитаны на тестовой выборке, а не на проверочной. Величины для итоговой модели поэтому слегка оптимистичны, хотя выигрыши между шагами табл. 1 (0,2–0,9 п.п.) намного больше межзапусковой изменчивости. Не помогли шум в авторегрессии, ансамбль дообученных состояний одной модели и развёртка в двенадцать шагов вместо четырёх.</w:t>
+        <w:t xml:space="preserve">, стратегию дообучения и итоговую конфигурацию выбрали по табл. 1, 3 и 4, которые посчитаны на тестовой выборке, а не на проверочной. Величины для итоговой модели поэтому слегка оптимистичны, хотя выигрыши между шагами табл. 1 (0,2–0,9 п.п.) намного больше межзапусковой изменчивости. Не помогли шум в авторегрессии, ансамбль дообученных состояний одной модели, развёртка в двенадцать шагов вместо четырёх и второе сгущение графа до шага около 27 км: оно ухудшило все поля на 0,6–3 % и на тестовой, и на проверочной выборке.</w:t>
       </w:r>
     </w:p>
     <w:p>
